--- a/taniguchi/api/Fix/API設計書_認証／認可.docx
+++ b/taniguchi/api/Fix/API設計書_認証／認可.docx
@@ -226,14 +226,14 @@
 <file path=docProps\app.xml><?xml version="1.0" encoding="utf-8"?>
 <Properties xmlns="http://schemas.openxmlformats.org/officeDocument/2006/extended-properties" xmlns:vt="http://schemas.openxmlformats.org/officeDocument/2006/docPropsVTypes">
   <Template>Normal.dotm</Template>
-  <TotalTime>96</TotalTime>
+  <TotalTime>97</TotalTime>
   <Pages>21</Pages>
-  <Words>2573</Words>
-  <Characters>14669</Characters>
+  <Words>2687</Words>
+  <Characters>15320</Characters>
   <Application>Microsoft Office Word</Application>
   <DocSecurity>0</DocSecurity>
-  <Lines>122</Lines>
-  <Paragraphs>34</Paragraphs>
+  <Lines>127</Lines>
+  <Paragraphs>35</Paragraphs>
   <ScaleCrop>false</ScaleCrop>
   <HeadingPairs>
     <vt:vector size="2" baseType="variant">
@@ -252,7 +252,7 @@
   </TitlesOfParts>
   <Company/>
   <LinksUpToDate>false</LinksUpToDate>
-  <CharactersWithSpaces>17208</CharactersWithSpaces>
+  <CharactersWithSpaces>17972</CharactersWithSpaces>
   <SharedDoc>false</SharedDoc>
   <HyperlinksChanged>false</HyperlinksChanged>
   <AppVersion>16.0000</AppVersion>
@@ -264,9 +264,9 @@
   <dc:title>API設計書　　　　　　　認証／認可</dc:title>
   <dc:subject>対象システム：医療機器管理システム</dc:subject>
   <cp:lastModifiedBy>緑 谷口</cp:lastModifiedBy>
-  <cp:revision>53</cp:revision>
+  <cp:revision>54</cp:revision>
   <dcterms:created xsi:type="dcterms:W3CDTF">2026-03-01T00:24:00Z</dcterms:created>
-  <dcterms:modified xsi:type="dcterms:W3CDTF">2026-04-17T09:36:00Z</dcterms:modified>
+  <dcterms:modified xsi:type="dcterms:W3CDTF">2026-04-22T20:53:00Z</dcterms:modified>
 </cp:coreProperties>
 </file>
 
@@ -1330,7 +1330,7 @@
         <w:rPr>
           <w:noProof/>
         </w:rPr>
-        <w:instrText xml:space="preserve"> PAGEREF _Toc227343473 \h </w:instrText>
+        <w:instrText xml:space="preserve"> PAGEREF _Toc227816065 \h </w:instrText>
       </w:r>
       <w:r>
         <w:rPr>
@@ -1395,7 +1395,7 @@
         <w:rPr>
           <w:noProof/>
         </w:rPr>
-        <w:instrText xml:space="preserve"> PAGEREF _Toc227343474 \h </w:instrText>
+        <w:instrText xml:space="preserve"> PAGEREF _Toc227816066 \h </w:instrText>
       </w:r>
       <w:r>
         <w:rPr>
@@ -1460,7 +1460,7 @@
         <w:rPr>
           <w:noProof/>
         </w:rPr>
-        <w:instrText xml:space="preserve"> PAGEREF _Toc227343475 \h </w:instrText>
+        <w:instrText xml:space="preserve"> PAGEREF _Toc227816067 \h </w:instrText>
       </w:r>
       <w:r>
         <w:rPr>
@@ -1525,7 +1525,7 @@
         <w:rPr>
           <w:noProof/>
         </w:rPr>
-        <w:instrText xml:space="preserve"> PAGEREF _Toc227343476 \h </w:instrText>
+        <w:instrText xml:space="preserve"> PAGEREF _Toc227816068 \h </w:instrText>
       </w:r>
       <w:r>
         <w:rPr>
@@ -1590,7 +1590,7 @@
         <w:rPr>
           <w:noProof/>
         </w:rPr>
-        <w:instrText xml:space="preserve"> PAGEREF _Toc227343477 \h </w:instrText>
+        <w:instrText xml:space="preserve"> PAGEREF _Toc227816069 \h </w:instrText>
       </w:r>
       <w:r>
         <w:rPr>
@@ -1656,7 +1656,7 @@
         <w:rPr>
           <w:noProof/>
         </w:rPr>
-        <w:instrText xml:space="preserve"> PAGEREF _Toc227343478 \h </w:instrText>
+        <w:instrText xml:space="preserve"> PAGEREF _Toc227816070 \h </w:instrText>
       </w:r>
       <w:r>
         <w:rPr>
@@ -1721,7 +1721,7 @@
         <w:rPr>
           <w:noProof/>
         </w:rPr>
-        <w:instrText xml:space="preserve"> PAGEREF _Toc227343479 \h </w:instrText>
+        <w:instrText xml:space="preserve"> PAGEREF _Toc227816071 \h </w:instrText>
       </w:r>
       <w:r>
         <w:rPr>
@@ -1786,7 +1786,7 @@
         <w:rPr>
           <w:noProof/>
         </w:rPr>
-        <w:instrText xml:space="preserve"> PAGEREF _Toc227343480 \h </w:instrText>
+        <w:instrText xml:space="preserve"> PAGEREF _Toc227816072 \h </w:instrText>
       </w:r>
       <w:r>
         <w:rPr>
@@ -1851,7 +1851,7 @@
         <w:rPr>
           <w:noProof/>
         </w:rPr>
-        <w:instrText xml:space="preserve"> PAGEREF _Toc227343481 \h </w:instrText>
+        <w:instrText xml:space="preserve"> PAGEREF _Toc227816073 \h </w:instrText>
       </w:r>
       <w:r>
         <w:rPr>
@@ -1917,7 +1917,7 @@
         <w:rPr>
           <w:noProof/>
         </w:rPr>
-        <w:instrText xml:space="preserve"> PAGEREF _Toc227343482 \h </w:instrText>
+        <w:instrText xml:space="preserve"> PAGEREF _Toc227816074 \h </w:instrText>
       </w:r>
       <w:r>
         <w:rPr>
@@ -1982,7 +1982,7 @@
         <w:rPr>
           <w:noProof/>
         </w:rPr>
-        <w:instrText xml:space="preserve"> PAGEREF _Toc227343483 \h </w:instrText>
+        <w:instrText xml:space="preserve"> PAGEREF _Toc227816075 \h </w:instrText>
       </w:r>
       <w:r>
         <w:rPr>
@@ -2047,7 +2047,7 @@
         <w:rPr>
           <w:noProof/>
         </w:rPr>
-        <w:instrText xml:space="preserve"> PAGEREF _Toc227343484 \h </w:instrText>
+        <w:instrText xml:space="preserve"> PAGEREF _Toc227816076 \h </w:instrText>
       </w:r>
       <w:r>
         <w:rPr>
@@ -2112,7 +2112,7 @@
         <w:rPr>
           <w:noProof/>
         </w:rPr>
-        <w:instrText xml:space="preserve"> PAGEREF _Toc227343485 \h </w:instrText>
+        <w:instrText xml:space="preserve"> PAGEREF _Toc227816077 \h </w:instrText>
       </w:r>
       <w:r>
         <w:rPr>
@@ -2177,7 +2177,7 @@
         <w:rPr>
           <w:noProof/>
         </w:rPr>
-        <w:instrText xml:space="preserve"> PAGEREF _Toc227343486 \h </w:instrText>
+        <w:instrText xml:space="preserve"> PAGEREF _Toc227816078 \h </w:instrText>
       </w:r>
       <w:r>
         <w:rPr>
@@ -2194,7 +2194,7 @@
         <w:rPr>
           <w:noProof/>
         </w:rPr>
-        <w:t>8</w:t>
+        <w:t>9</w:t>
       </w:r>
       <w:r>
         <w:rPr>
@@ -2240,7 +2240,7 @@
         <w:rPr>
           <w:noProof/>
         </w:rPr>
-        <w:instrText xml:space="preserve"> PAGEREF _Toc227343487 \h </w:instrText>
+        <w:instrText xml:space="preserve"> PAGEREF _Toc227816079 \h </w:instrText>
       </w:r>
       <w:r>
         <w:rPr>
@@ -2257,7 +2257,7 @@
         <w:rPr>
           <w:noProof/>
         </w:rPr>
-        <w:t>8</w:t>
+        <w:t>9</w:t>
       </w:r>
       <w:r>
         <w:rPr>
@@ -2306,7 +2306,7 @@
         <w:rPr>
           <w:noProof/>
         </w:rPr>
-        <w:instrText xml:space="preserve"> PAGEREF _Toc227343488 \h </w:instrText>
+        <w:instrText xml:space="preserve"> PAGEREF _Toc227816080 \h </w:instrText>
       </w:r>
       <w:r>
         <w:rPr>
@@ -2323,7 +2323,7 @@
         <w:rPr>
           <w:noProof/>
         </w:rPr>
-        <w:t>8</w:t>
+        <w:t>9</w:t>
       </w:r>
       <w:r>
         <w:rPr>
@@ -2372,7 +2372,7 @@
         <w:rPr>
           <w:noProof/>
         </w:rPr>
-        <w:instrText xml:space="preserve"> PAGEREF _Toc227343489 \h </w:instrText>
+        <w:instrText xml:space="preserve"> PAGEREF _Toc227816081 \h </w:instrText>
       </w:r>
       <w:r>
         <w:rPr>
@@ -2389,7 +2389,7 @@
         <w:rPr>
           <w:noProof/>
         </w:rPr>
-        <w:t>9</w:t>
+        <w:t>10</w:t>
       </w:r>
       <w:r>
         <w:rPr>
@@ -2437,7 +2437,7 @@
         <w:rPr>
           <w:noProof/>
         </w:rPr>
-        <w:instrText xml:space="preserve"> PAGEREF _Toc227343490 \h </w:instrText>
+        <w:instrText xml:space="preserve"> PAGEREF _Toc227816082 \h </w:instrText>
       </w:r>
       <w:r>
         <w:rPr>
@@ -2454,7 +2454,7 @@
         <w:rPr>
           <w:noProof/>
         </w:rPr>
-        <w:t>9</w:t>
+        <w:t>10</w:t>
       </w:r>
       <w:r>
         <w:rPr>
@@ -2500,7 +2500,7 @@
         <w:rPr>
           <w:noProof/>
         </w:rPr>
-        <w:instrText xml:space="preserve"> PAGEREF _Toc227343491 \h </w:instrText>
+        <w:instrText xml:space="preserve"> PAGEREF _Toc227816083 \h </w:instrText>
       </w:r>
       <w:r>
         <w:rPr>
@@ -2517,7 +2517,7 @@
         <w:rPr>
           <w:noProof/>
         </w:rPr>
-        <w:t>9</w:t>
+        <w:t>10</w:t>
       </w:r>
       <w:r>
         <w:rPr>
@@ -2563,7 +2563,7 @@
         <w:rPr>
           <w:noProof/>
         </w:rPr>
-        <w:instrText xml:space="preserve"> PAGEREF _Toc227343492 \h </w:instrText>
+        <w:instrText xml:space="preserve"> PAGEREF _Toc227816084 \h </w:instrText>
       </w:r>
       <w:r>
         <w:rPr>
@@ -2580,7 +2580,7 @@
         <w:rPr>
           <w:noProof/>
         </w:rPr>
-        <w:t>10</w:t>
+        <w:t>11</w:t>
       </w:r>
       <w:r>
         <w:rPr>
@@ -2626,7 +2626,7 @@
         <w:rPr>
           <w:noProof/>
         </w:rPr>
-        <w:instrText xml:space="preserve"> PAGEREF _Toc227343493 \h </w:instrText>
+        <w:instrText xml:space="preserve"> PAGEREF _Toc227816085 \h </w:instrText>
       </w:r>
       <w:r>
         <w:rPr>
@@ -2643,7 +2643,7 @@
         <w:rPr>
           <w:noProof/>
         </w:rPr>
-        <w:t>10</w:t>
+        <w:t>11</w:t>
       </w:r>
       <w:r>
         <w:rPr>
@@ -2691,7 +2691,7 @@
         <w:rPr>
           <w:noProof/>
         </w:rPr>
-        <w:instrText xml:space="preserve"> PAGEREF _Toc227343494 \h </w:instrText>
+        <w:instrText xml:space="preserve"> PAGEREF _Toc227816086 \h </w:instrText>
       </w:r>
       <w:r>
         <w:rPr>
@@ -2754,7 +2754,7 @@
         <w:rPr>
           <w:noProof/>
         </w:rPr>
-        <w:instrText xml:space="preserve"> PAGEREF _Toc227343495 \h </w:instrText>
+        <w:instrText xml:space="preserve"> PAGEREF _Toc227816087 \h </w:instrText>
       </w:r>
       <w:r>
         <w:rPr>
@@ -2771,7 +2771,7 @@
         <w:rPr>
           <w:noProof/>
         </w:rPr>
-        <w:t>11</w:t>
+        <w:t>12</w:t>
       </w:r>
       <w:r>
         <w:rPr>
@@ -2817,7 +2817,7 @@
         <w:rPr>
           <w:noProof/>
         </w:rPr>
-        <w:instrText xml:space="preserve"> PAGEREF _Toc227343496 \h </w:instrText>
+        <w:instrText xml:space="preserve"> PAGEREF _Toc227816088 \h </w:instrText>
       </w:r>
       <w:r>
         <w:rPr>
@@ -2834,7 +2834,7 @@
         <w:rPr>
           <w:noProof/>
         </w:rPr>
-        <w:t>11</w:t>
+        <w:t>12</w:t>
       </w:r>
       <w:r>
         <w:rPr>
@@ -2882,7 +2882,7 @@
         <w:rPr>
           <w:noProof/>
         </w:rPr>
-        <w:instrText xml:space="preserve"> PAGEREF _Toc227343497 \h </w:instrText>
+        <w:instrText xml:space="preserve"> PAGEREF _Toc227816089 \h </w:instrText>
       </w:r>
       <w:r>
         <w:rPr>
@@ -2899,7 +2899,7 @@
         <w:rPr>
           <w:noProof/>
         </w:rPr>
-        <w:t>11</w:t>
+        <w:t>12</w:t>
       </w:r>
       <w:r>
         <w:rPr>
@@ -2945,7 +2945,7 @@
         <w:rPr>
           <w:noProof/>
         </w:rPr>
-        <w:instrText xml:space="preserve"> PAGEREF _Toc227343498 \h </w:instrText>
+        <w:instrText xml:space="preserve"> PAGEREF _Toc227816090 \h </w:instrText>
       </w:r>
       <w:r>
         <w:rPr>
@@ -2962,7 +2962,7 @@
         <w:rPr>
           <w:noProof/>
         </w:rPr>
-        <w:t>11</w:t>
+        <w:t>12</w:t>
       </w:r>
       <w:r>
         <w:rPr>
@@ -3008,7 +3008,7 @@
         <w:rPr>
           <w:noProof/>
         </w:rPr>
-        <w:instrText xml:space="preserve"> PAGEREF _Toc227343499 \h </w:instrText>
+        <w:instrText xml:space="preserve"> PAGEREF _Toc227816091 \h </w:instrText>
       </w:r>
       <w:r>
         <w:rPr>
@@ -3025,7 +3025,7 @@
         <w:rPr>
           <w:noProof/>
         </w:rPr>
-        <w:t>12</w:t>
+        <w:t>13</w:t>
       </w:r>
       <w:r>
         <w:rPr>
@@ -3071,7 +3071,7 @@
         <w:rPr>
           <w:noProof/>
         </w:rPr>
-        <w:instrText xml:space="preserve"> PAGEREF _Toc227343500 \h </w:instrText>
+        <w:instrText xml:space="preserve"> PAGEREF _Toc227816092 \h </w:instrText>
       </w:r>
       <w:r>
         <w:rPr>
@@ -3088,7 +3088,7 @@
         <w:rPr>
           <w:noProof/>
         </w:rPr>
-        <w:t>12</w:t>
+        <w:t>13</w:t>
       </w:r>
       <w:r>
         <w:rPr>
@@ -3136,7 +3136,7 @@
         <w:rPr>
           <w:noProof/>
         </w:rPr>
-        <w:instrText xml:space="preserve"> PAGEREF _Toc227343501 \h </w:instrText>
+        <w:instrText xml:space="preserve"> PAGEREF _Toc227816093 \h </w:instrText>
       </w:r>
       <w:r>
         <w:rPr>
@@ -3153,7 +3153,7 @@
         <w:rPr>
           <w:noProof/>
         </w:rPr>
-        <w:t>12</w:t>
+        <w:t>13</w:t>
       </w:r>
       <w:r>
         <w:rPr>
@@ -3199,7 +3199,7 @@
         <w:rPr>
           <w:noProof/>
         </w:rPr>
-        <w:instrText xml:space="preserve"> PAGEREF _Toc227343502 \h </w:instrText>
+        <w:instrText xml:space="preserve"> PAGEREF _Toc227816094 \h </w:instrText>
       </w:r>
       <w:r>
         <w:rPr>
@@ -3216,7 +3216,7 @@
         <w:rPr>
           <w:noProof/>
         </w:rPr>
-        <w:t>13</w:t>
+        <w:t>14</w:t>
       </w:r>
       <w:r>
         <w:rPr>
@@ -3262,7 +3262,7 @@
         <w:rPr>
           <w:noProof/>
         </w:rPr>
-        <w:instrText xml:space="preserve"> PAGEREF _Toc227343503 \h </w:instrText>
+        <w:instrText xml:space="preserve"> PAGEREF _Toc227816095 \h </w:instrText>
       </w:r>
       <w:r>
         <w:rPr>
@@ -3327,7 +3327,7 @@
         <w:rPr>
           <w:noProof/>
         </w:rPr>
-        <w:instrText xml:space="preserve"> PAGEREF _Toc227343504 \h </w:instrText>
+        <w:instrText xml:space="preserve"> PAGEREF _Toc227816096 \h </w:instrText>
       </w:r>
       <w:r>
         <w:rPr>
@@ -3390,7 +3390,7 @@
         <w:rPr>
           <w:noProof/>
         </w:rPr>
-        <w:instrText xml:space="preserve"> PAGEREF _Toc227343505 \h </w:instrText>
+        <w:instrText xml:space="preserve"> PAGEREF _Toc227816097 \h </w:instrText>
       </w:r>
       <w:r>
         <w:rPr>
@@ -3407,7 +3407,7 @@
         <w:rPr>
           <w:noProof/>
         </w:rPr>
-        <w:t>14</w:t>
+        <w:t>15</w:t>
       </w:r>
       <w:r>
         <w:rPr>
@@ -3453,7 +3453,7 @@
         <w:rPr>
           <w:noProof/>
         </w:rPr>
-        <w:instrText xml:space="preserve"> PAGEREF _Toc227343506 \h </w:instrText>
+        <w:instrText xml:space="preserve"> PAGEREF _Toc227816098 \h </w:instrText>
       </w:r>
       <w:r>
         <w:rPr>
@@ -3517,7 +3517,7 @@
         <w:rPr>
           <w:noProof/>
         </w:rPr>
-        <w:instrText xml:space="preserve"> PAGEREF _Toc227343507 \h </w:instrText>
+        <w:instrText xml:space="preserve"> PAGEREF _Toc227816099 \h </w:instrText>
       </w:r>
       <w:r>
         <w:rPr>
@@ -3534,7 +3534,7 @@
         <w:rPr>
           <w:noProof/>
         </w:rPr>
-        <w:t>15</w:t>
+        <w:t>16</w:t>
       </w:r>
       <w:r>
         <w:rPr>
@@ -3582,7 +3582,7 @@
         <w:rPr>
           <w:noProof/>
         </w:rPr>
-        <w:instrText xml:space="preserve"> PAGEREF _Toc227343508 \h </w:instrText>
+        <w:instrText xml:space="preserve"> PAGEREF _Toc227816100 \h </w:instrText>
       </w:r>
       <w:r>
         <w:rPr>
@@ -3599,7 +3599,7 @@
         <w:rPr>
           <w:noProof/>
         </w:rPr>
-        <w:t>15</w:t>
+        <w:t>16</w:t>
       </w:r>
       <w:r>
         <w:rPr>
@@ -3645,7 +3645,7 @@
         <w:rPr>
           <w:noProof/>
         </w:rPr>
-        <w:instrText xml:space="preserve"> PAGEREF _Toc227343509 \h </w:instrText>
+        <w:instrText xml:space="preserve"> PAGEREF _Toc227816101 \h </w:instrText>
       </w:r>
       <w:r>
         <w:rPr>
@@ -3662,7 +3662,7 @@
         <w:rPr>
           <w:noProof/>
         </w:rPr>
-        <w:t>15</w:t>
+        <w:t>16</w:t>
       </w:r>
       <w:r>
         <w:rPr>
@@ -3708,7 +3708,7 @@
         <w:rPr>
           <w:noProof/>
         </w:rPr>
-        <w:instrText xml:space="preserve"> PAGEREF _Toc227343510 \h </w:instrText>
+        <w:instrText xml:space="preserve"> PAGEREF _Toc227816102 \h </w:instrText>
       </w:r>
       <w:r>
         <w:rPr>
@@ -3725,7 +3725,7 @@
         <w:rPr>
           <w:noProof/>
         </w:rPr>
-        <w:t>16</w:t>
+        <w:t>17</w:t>
       </w:r>
       <w:r>
         <w:rPr>
@@ -3771,7 +3771,7 @@
         <w:rPr>
           <w:noProof/>
         </w:rPr>
-        <w:instrText xml:space="preserve"> PAGEREF _Toc227343511 \h </w:instrText>
+        <w:instrText xml:space="preserve"> PAGEREF _Toc227816103 \h </w:instrText>
       </w:r>
       <w:r>
         <w:rPr>
@@ -3788,7 +3788,7 @@
         <w:rPr>
           <w:noProof/>
         </w:rPr>
-        <w:t>16</w:t>
+        <w:t>17</w:t>
       </w:r>
       <w:r>
         <w:rPr>
@@ -3836,7 +3836,7 @@
         <w:rPr>
           <w:noProof/>
         </w:rPr>
-        <w:instrText xml:space="preserve"> PAGEREF _Toc227343512 \h </w:instrText>
+        <w:instrText xml:space="preserve"> PAGEREF _Toc227816104 \h </w:instrText>
       </w:r>
       <w:r>
         <w:rPr>
@@ -3853,7 +3853,7 @@
         <w:rPr>
           <w:noProof/>
         </w:rPr>
-        <w:t>16</w:t>
+        <w:t>17</w:t>
       </w:r>
       <w:r>
         <w:rPr>
@@ -3899,7 +3899,7 @@
         <w:rPr>
           <w:noProof/>
         </w:rPr>
-        <w:instrText xml:space="preserve"> PAGEREF _Toc227343513 \h </w:instrText>
+        <w:instrText xml:space="preserve"> PAGEREF _Toc227816105 \h </w:instrText>
       </w:r>
       <w:r>
         <w:rPr>
@@ -3916,7 +3916,7 @@
         <w:rPr>
           <w:noProof/>
         </w:rPr>
-        <w:t>16</w:t>
+        <w:t>17</w:t>
       </w:r>
       <w:r>
         <w:rPr>
@@ -3962,7 +3962,7 @@
         <w:rPr>
           <w:noProof/>
         </w:rPr>
-        <w:instrText xml:space="preserve"> PAGEREF _Toc227343514 \h </w:instrText>
+        <w:instrText xml:space="preserve"> PAGEREF _Toc227816106 \h </w:instrText>
       </w:r>
       <w:r>
         <w:rPr>
@@ -3979,7 +3979,7 @@
         <w:rPr>
           <w:noProof/>
         </w:rPr>
-        <w:t>17</w:t>
+        <w:t>18</w:t>
       </w:r>
       <w:r>
         <w:rPr>
@@ -4025,7 +4025,7 @@
         <w:rPr>
           <w:noProof/>
         </w:rPr>
-        <w:instrText xml:space="preserve"> PAGEREF _Toc227343515 \h </w:instrText>
+        <w:instrText xml:space="preserve"> PAGEREF _Toc227816107 \h </w:instrText>
       </w:r>
       <w:r>
         <w:rPr>
@@ -4042,7 +4042,7 @@
         <w:rPr>
           <w:noProof/>
         </w:rPr>
-        <w:t>17</w:t>
+        <w:t>18</w:t>
       </w:r>
       <w:r>
         <w:rPr>
@@ -4090,7 +4090,7 @@
         <w:rPr>
           <w:noProof/>
         </w:rPr>
-        <w:instrText xml:space="preserve"> PAGEREF _Toc227343516 \h </w:instrText>
+        <w:instrText xml:space="preserve"> PAGEREF _Toc227816108 \h </w:instrText>
       </w:r>
       <w:r>
         <w:rPr>
@@ -4107,7 +4107,7 @@
         <w:rPr>
           <w:noProof/>
         </w:rPr>
-        <w:t>17</w:t>
+        <w:t>18</w:t>
       </w:r>
       <w:r>
         <w:rPr>
@@ -4153,7 +4153,7 @@
         <w:rPr>
           <w:noProof/>
         </w:rPr>
-        <w:instrText xml:space="preserve"> PAGEREF _Toc227343517 \h </w:instrText>
+        <w:instrText xml:space="preserve"> PAGEREF _Toc227816109 \h </w:instrText>
       </w:r>
       <w:r>
         <w:rPr>
@@ -4170,7 +4170,7 @@
         <w:rPr>
           <w:noProof/>
         </w:rPr>
-        <w:t>17</w:t>
+        <w:t>18</w:t>
       </w:r>
       <w:r>
         <w:rPr>
@@ -4216,7 +4216,7 @@
         <w:rPr>
           <w:noProof/>
         </w:rPr>
-        <w:instrText xml:space="preserve"> PAGEREF _Toc227343518 \h </w:instrText>
+        <w:instrText xml:space="preserve"> PAGEREF _Toc227816110 \h </w:instrText>
       </w:r>
       <w:r>
         <w:rPr>
@@ -4233,7 +4233,7 @@
         <w:rPr>
           <w:noProof/>
         </w:rPr>
-        <w:t>18</w:t>
+        <w:t>19</w:t>
       </w:r>
       <w:r>
         <w:rPr>
@@ -4279,7 +4279,7 @@
         <w:rPr>
           <w:noProof/>
         </w:rPr>
-        <w:instrText xml:space="preserve"> PAGEREF _Toc227343519 \h </w:instrText>
+        <w:instrText xml:space="preserve"> PAGEREF _Toc227816111 \h </w:instrText>
       </w:r>
       <w:r>
         <w:rPr>
@@ -4296,7 +4296,7 @@
         <w:rPr>
           <w:noProof/>
         </w:rPr>
-        <w:t>18</w:t>
+        <w:t>19</w:t>
       </w:r>
       <w:r>
         <w:rPr>
@@ -4345,7 +4345,7 @@
         <w:rPr>
           <w:noProof/>
         </w:rPr>
-        <w:instrText xml:space="preserve"> PAGEREF _Toc227343520 \h </w:instrText>
+        <w:instrText xml:space="preserve"> PAGEREF _Toc227816112 \h </w:instrText>
       </w:r>
       <w:r>
         <w:rPr>
@@ -4362,7 +4362,7 @@
         <w:rPr>
           <w:noProof/>
         </w:rPr>
-        <w:t>19</w:t>
+        <w:t>20</w:t>
       </w:r>
       <w:r>
         <w:rPr>
@@ -4410,7 +4410,7 @@
         <w:rPr>
           <w:noProof/>
         </w:rPr>
-        <w:instrText xml:space="preserve"> PAGEREF _Toc227343521 \h </w:instrText>
+        <w:instrText xml:space="preserve"> PAGEREF _Toc227816113 \h </w:instrText>
       </w:r>
       <w:r>
         <w:rPr>
@@ -4427,7 +4427,7 @@
         <w:rPr>
           <w:noProof/>
         </w:rPr>
-        <w:t>19</w:t>
+        <w:t>20</w:t>
       </w:r>
       <w:r>
         <w:rPr>
@@ -4475,7 +4475,7 @@
         <w:rPr>
           <w:noProof/>
         </w:rPr>
-        <w:instrText xml:space="preserve"> PAGEREF _Toc227343522 \h </w:instrText>
+        <w:instrText xml:space="preserve"> PAGEREF _Toc227816114 \h </w:instrText>
       </w:r>
       <w:r>
         <w:rPr>
@@ -4492,7 +4492,7 @@
         <w:rPr>
           <w:noProof/>
         </w:rPr>
-        <w:t>19</w:t>
+        <w:t>20</w:t>
       </w:r>
       <w:r>
         <w:rPr>
@@ -4541,7 +4541,7 @@
         <w:rPr>
           <w:noProof/>
         </w:rPr>
-        <w:instrText xml:space="preserve"> PAGEREF _Toc227343523 \h </w:instrText>
+        <w:instrText xml:space="preserve"> PAGEREF _Toc227816115 \h </w:instrText>
       </w:r>
       <w:r>
         <w:rPr>
@@ -4558,7 +4558,7 @@
         <w:rPr>
           <w:noProof/>
         </w:rPr>
-        <w:t>19</w:t>
+        <w:t>20</w:t>
       </w:r>
       <w:r>
         <w:rPr>
@@ -4577,7 +4577,7 @@
       <w:r>
         <w:fldChar w:fldCharType="end"/>
       </w:r>
-      <w:bookmarkStart w:id="1" w:name="_Toc227343473"/>
+      <w:bookmarkStart w:id="1" w:name="_Toc227816065"/>
       <w:r>
         <w:rPr>
           <w:rFonts w:hint="eastAsia"/>
@@ -4593,7 +4593,7 @@
           <w:rFonts w:hint="eastAsia"/>
         </w:rPr>
       </w:pPr>
-      <w:bookmarkStart w:id="2" w:name="_Toc227343474"/>
+      <w:bookmarkStart w:id="2" w:name="_Toc227816066"/>
       <w:r>
         <w:rPr>
           <w:rFonts w:hint="eastAsia"/>
@@ -4711,7 +4711,7 @@
           <w:rFonts w:hint="eastAsia"/>
         </w:rPr>
       </w:pPr>
-      <w:bookmarkStart w:id="3" w:name="_Toc227343475"/>
+      <w:bookmarkStart w:id="3" w:name="_Toc227816067"/>
       <w:r>
         <w:rPr>
           <w:rFonts w:hint="eastAsia"/>
@@ -4757,7 +4757,7 @@
         <w:rPr>
           <w:rFonts w:hint="eastAsia"/>
         </w:rPr>
-        <w:t>権限管理画面の管理単位は `taniguchi/docs/ロール整理.xlsx` の `権限管理単位一覧` シート A列を正本とし、1つの管理単位に対して1つの `feature_code` または `column_code` を割り当てる。</w:t>
+        <w:t>権限管理で扱う `feature_code` / `column_code` は `feature_catalogs` / `column_catalogs` に登録したコードを正本とし、本API群で固定的に使用するコードと判定ルールは本設計書内で定義する。1つの管理単位に対して1つの `feature_code` または `column_code` を割り当てる。</w:t>
       </w:r>
     </w:p>
     <w:p>
@@ -4767,7 +4767,7 @@
           <w:rFonts w:hint="eastAsia"/>
         </w:rPr>
       </w:pPr>
-      <w:bookmarkStart w:id="4" w:name="_Toc227343476"/>
+      <w:bookmarkStart w:id="4" w:name="_Toc227816068"/>
       <w:r>
         <w:rPr>
           <w:rFonts w:hint="eastAsia"/>
@@ -4985,7 +4985,7 @@
           <w:rFonts w:hint="eastAsia"/>
         </w:rPr>
       </w:pPr>
-      <w:bookmarkStart w:id="5" w:name="_Toc227343477"/>
+      <w:bookmarkStart w:id="5" w:name="_Toc227816069"/>
       <w:r>
         <w:rPr>
           <w:rFonts w:hint="eastAsia"/>
@@ -5236,7 +5236,7 @@
           <w:rFonts w:hint="eastAsia"/>
         </w:rPr>
       </w:pPr>
-      <w:bookmarkStart w:id="6" w:name="_Toc227343478"/>
+      <w:bookmarkStart w:id="6" w:name="_Toc227816070"/>
       <w:r>
         <w:rPr>
           <w:rFonts w:hint="eastAsia"/>
@@ -5253,7 +5253,7 @@
           <w:rFonts w:hint="eastAsia"/>
         </w:rPr>
       </w:pPr>
-      <w:bookmarkStart w:id="7" w:name="_Toc227343479"/>
+      <w:bookmarkStart w:id="7" w:name="_Toc227816071"/>
       <w:r>
         <w:rPr>
           <w:rFonts w:hint="eastAsia"/>
@@ -5295,7 +5295,7 @@
           <w:rFonts w:hint="eastAsia"/>
         </w:rPr>
       </w:pPr>
-      <w:bookmarkStart w:id="8" w:name="_Toc227343480"/>
+      <w:bookmarkStart w:id="8" w:name="_Toc227816072"/>
       <w:r>
         <w:rPr>
           <w:rFonts w:hint="eastAsia"/>
@@ -5376,7 +5376,7 @@
           <w:rFonts w:hint="eastAsia"/>
         </w:rPr>
       </w:pPr>
-      <w:bookmarkStart w:id="9" w:name="_Toc227343481"/>
+      <w:bookmarkStart w:id="9" w:name="_Toc227816073"/>
       <w:r>
         <w:rPr>
           <w:rFonts w:hint="eastAsia"/>
@@ -5556,7 +5556,7 @@
               <w:rPr>
                 <w:rFonts w:hint="eastAsia"/>
               </w:rPr>
-              <w:t>パスワード再設定トークンの発行・使用済み管理</w:t>
+              <w:t>パスワード再設定トークンの発行・使用済み管理、管理者起点の初回設定案内送信時の内部利用</w:t>
             </w:r>
           </w:p>
         </w:tc>
@@ -5601,7 +5601,11 @@
           </w:tcPr>
           <w:p>
             <w:r>
-              <w:t>user_facility_assignment_id, user_id, facility_id, is_default, is_active, valid_from, valid_to</w:t>
+              <w:t>user_facility_assignment_id, user_id, facility_id, is</w:t>
+            </w:r>
+            <w:r>
+              <w:lastRenderedPageBreak/>
+              <w:t>_default, is_active, valid_from, valid_to</w:t>
             </w:r>
           </w:p>
         </w:tc>
@@ -6017,22 +6021,41 @@
         <w:rPr>
           <w:rFonts w:hint="eastAsia"/>
         </w:rPr>
-        <w:t>`facilities.deleted_at` が設定された施設は、担当施設一覧、施設選択、認可判定、業務 API の対象外とする。一方で `user_facility_assignments` や各種 `*_feature_settings` / `*_column_settings` は削除せず保持し、再契約等で `deleted_at` を解除した場合は既存設定を再利用する。</w:t>
+        <w:t>管理者がユーザー管理画面から初回設定案内を送信・再送する場合も、公開契約はユーザー管理 API 側に置き、旧トークン無効化・新規トークン発行・メール送信は認証基盤内部処理として本 API 群と同じ責務で扱う。</w:t>
       </w:r>
     </w:p>
     <w:p>
       <w:pPr>
+        <w:rPr>
+          <w:rFonts w:hint="eastAsia"/>
+        </w:rPr>
+      </w:pPr>
+      <w:r>
+        <w:rPr>
+          <w:rFonts w:hint="eastAsia"/>
+        </w:rPr>
+        <w:t xml:space="preserve">`facilities.deleted_at` が設定された施設は、担当施設一覧、施設選択、認可判定、業務 API の対象外とする。一方で `user_facility_assignments` や各種 `*_feature_settings` </w:t>
+      </w:r>
+      <w:r>
+        <w:rPr>
+          <w:rFonts w:hint="eastAsia"/>
+        </w:rPr>
+        <w:lastRenderedPageBreak/>
+        <w:t>/ `*_column_settings` は削除せず保持し、再契約等で `deleted_at` を解除した場合は既存設定を再利用する。</w:t>
+      </w:r>
+    </w:p>
+    <w:p>
+      <w:pPr>
         <w:pStyle w:val="10"/>
         <w:rPr>
           <w:rFonts w:hint="eastAsia"/>
         </w:rPr>
       </w:pPr>
-      <w:bookmarkStart w:id="10" w:name="_Toc227343482"/>
-      <w:r>
-        <w:rPr>
-          <w:rFonts w:hint="eastAsia"/>
-        </w:rPr>
-        <w:lastRenderedPageBreak/>
+      <w:bookmarkStart w:id="10" w:name="_Toc227816074"/>
+      <w:r>
+        <w:rPr>
+          <w:rFonts w:hint="eastAsia"/>
+        </w:rPr>
         <w:t>第3章 共通仕様</w:t>
       </w:r>
       <w:bookmarkEnd w:id="10"/>
@@ -6044,7 +6067,7 @@
           <w:rFonts w:hint="eastAsia"/>
         </w:rPr>
       </w:pPr>
-      <w:bookmarkStart w:id="11" w:name="_Toc227343483"/>
+      <w:bookmarkStart w:id="11" w:name="_Toc227816075"/>
       <w:r>
         <w:rPr>
           <w:rFonts w:hint="eastAsia"/>
@@ -6212,7 +6235,7 @@
           <w:rFonts w:hint="eastAsia"/>
         </w:rPr>
       </w:pPr>
-      <w:bookmarkStart w:id="12" w:name="_Toc227343484"/>
+      <w:bookmarkStart w:id="12" w:name="_Toc227816076"/>
       <w:r>
         <w:rPr>
           <w:rFonts w:hint="eastAsia"/>
@@ -6241,7 +6264,7 @@
           <w:rFonts w:hint="eastAsia"/>
         </w:rPr>
       </w:pPr>
-      <w:bookmarkStart w:id="13" w:name="_Toc227343485"/>
+      <w:bookmarkStart w:id="13" w:name="_Toc227816077"/>
       <w:r>
         <w:rPr>
           <w:rFonts w:hint="eastAsia"/>
@@ -6261,6 +6284,227 @@
           <w:rFonts w:hint="eastAsia"/>
         </w:rPr>
         <w:t>認可判定は `feature_code` / `column_code` を正本とし、施設単位設定とユーザー施設別設定の両方が有効な場合に成立する。`auth_login` と `facility_select` は `config_scope='SYSTEM_FIXED'` のため、施設・ユーザー単位の ON/OFF 対象に含めない。`棚卸し（事務）` や `DataLINK / SHIP表示列` のように、管理単位がボタン群や列群を含む場合も、当該管理単位に対応する1つの `feature_code` / `column_code` で扱う。</w:t>
+      </w:r>
+    </w:p>
+    <w:tbl>
+      <w:tblPr>
+        <w:tblStyle w:val="afffffff7"/>
+        <w:tblW w:w="5000" w:type="pct"/>
+        <w:tblBorders>
+          <w:top w:val="single" w:sz="4" w:space="0" w:color="000000"/>
+          <w:left w:val="single" w:sz="4" w:space="0" w:color="000000"/>
+          <w:bottom w:val="single" w:sz="4" w:space="0" w:color="000000"/>
+          <w:right w:val="single" w:sz="4" w:space="0" w:color="000000"/>
+          <w:insideH w:val="single" w:sz="4" w:space="0" w:color="000000"/>
+          <w:insideV w:val="single" w:sz="4" w:space="0" w:color="000000"/>
+        </w:tblBorders>
+        <w:tblLook w:val="04A0" w:firstRow="1" w:lastRow="0" w:firstColumn="1" w:lastColumn="0" w:noHBand="0" w:noVBand="1"/>
+      </w:tblPr>
+      <w:tblGrid>
+        <w:gridCol w:w="2254"/>
+        <w:gridCol w:w="2255"/>
+        <w:gridCol w:w="2255"/>
+        <w:gridCol w:w="2255"/>
+      </w:tblGrid>
+      <w:tr>
+        <w:tc>
+          <w:tcPr>
+            <w:tcW w:w="1250" w:type="pct"/>
+            <w:shd w:val="clear" w:color="auto" w:fill="DBE5F1" w:themeFill="accent1" w:themeFillTint="33"/>
+          </w:tcPr>
+          <w:p>
+            <w:pPr>
+              <w:rPr>
+                <w:b/>
+              </w:rPr>
+            </w:pPr>
+            <w:r>
+              <w:rPr>
+                <w:rFonts w:hint="eastAsia"/>
+                <w:b/>
+              </w:rPr>
+              <w:t>管理単位名</w:t>
+            </w:r>
+          </w:p>
+        </w:tc>
+        <w:tc>
+          <w:tcPr>
+            <w:tcW w:w="1250" w:type="pct"/>
+            <w:shd w:val="clear" w:color="auto" w:fill="DBE5F1" w:themeFill="accent1" w:themeFillTint="33"/>
+          </w:tcPr>
+          <w:p>
+            <w:pPr>
+              <w:rPr>
+                <w:b/>
+              </w:rPr>
+            </w:pPr>
+            <w:r>
+              <w:rPr>
+                <w:rFonts w:hint="eastAsia"/>
+                <w:b/>
+              </w:rPr>
+              <w:t>種別</w:t>
+            </w:r>
+          </w:p>
+        </w:tc>
+        <w:tc>
+          <w:tcPr>
+            <w:tcW w:w="1250" w:type="pct"/>
+            <w:shd w:val="clear" w:color="auto" w:fill="DBE5F1" w:themeFill="accent1" w:themeFillTint="33"/>
+          </w:tcPr>
+          <w:p>
+            <w:pPr>
+              <w:rPr>
+                <w:b/>
+              </w:rPr>
+            </w:pPr>
+            <w:r>
+              <w:rPr>
+                <w:rFonts w:hint="eastAsia"/>
+                <w:b/>
+              </w:rPr>
+              <w:t>コード</w:t>
+            </w:r>
+          </w:p>
+        </w:tc>
+        <w:tc>
+          <w:tcPr>
+            <w:tcW w:w="1250" w:type="pct"/>
+            <w:shd w:val="clear" w:color="auto" w:fill="DBE5F1" w:themeFill="accent1" w:themeFillTint="33"/>
+          </w:tcPr>
+          <w:p>
+            <w:pPr>
+              <w:rPr>
+                <w:b/>
+              </w:rPr>
+            </w:pPr>
+            <w:r>
+              <w:rPr>
+                <w:rFonts w:hint="eastAsia"/>
+                <w:b/>
+              </w:rPr>
+              <w:t>対象処理</w:t>
+            </w:r>
+          </w:p>
+        </w:tc>
+      </w:tr>
+      <w:tr>
+        <w:tc>
+          <w:tcPr>
+            <w:tcW w:w="1250" w:type="pct"/>
+          </w:tcPr>
+          <w:p>
+            <w:r>
+              <w:rPr>
+                <w:rFonts w:hint="eastAsia"/>
+              </w:rPr>
+              <w:t>ログイン・パスワード再設定（固定導線）</w:t>
+            </w:r>
+          </w:p>
+        </w:tc>
+        <w:tc>
+          <w:tcPr>
+            <w:tcW w:w="1250" w:type="pct"/>
+          </w:tcPr>
+          <w:p>
+            <w:r>
+              <w:t>feature_code</w:t>
+            </w:r>
+          </w:p>
+        </w:tc>
+        <w:tc>
+          <w:tcPr>
+            <w:tcW w:w="1250" w:type="pct"/>
+          </w:tcPr>
+          <w:p>
+            <w:r>
+              <w:t>`auth_login`</w:t>
+            </w:r>
+          </w:p>
+        </w:tc>
+        <w:tc>
+          <w:tcPr>
+            <w:tcW w:w="1250" w:type="pct"/>
+          </w:tcPr>
+          <w:p>
+            <w:r>
+              <w:rPr>
+                <w:rFonts w:hint="eastAsia"/>
+              </w:rPr>
+              <w:t>`POST /auth/login`、`POST /auth/password/forgot`、`POST /auth/password/reset` の固定導線を扱う。`config_</w:t>
+            </w:r>
+            <w:r>
+              <w:rPr>
+                <w:rFonts w:hint="eastAsia"/>
+              </w:rPr>
+              <w:lastRenderedPageBreak/>
+              <w:t>scope='SYSTEM_FIXED'` として固定扱いにする</w:t>
+            </w:r>
+          </w:p>
+        </w:tc>
+      </w:tr>
+      <w:tr>
+        <w:tc>
+          <w:tcPr>
+            <w:tcW w:w="1250" w:type="pct"/>
+          </w:tcPr>
+          <w:p>
+            <w:r>
+              <w:rPr>
+                <w:rFonts w:hint="eastAsia"/>
+              </w:rPr>
+              <w:lastRenderedPageBreak/>
+              <w:t>施設選択（固定導線）</w:t>
+            </w:r>
+          </w:p>
+        </w:tc>
+        <w:tc>
+          <w:tcPr>
+            <w:tcW w:w="1250" w:type="pct"/>
+          </w:tcPr>
+          <w:p>
+            <w:r>
+              <w:t>feature_code</w:t>
+            </w:r>
+          </w:p>
+        </w:tc>
+        <w:tc>
+          <w:tcPr>
+            <w:tcW w:w="1250" w:type="pct"/>
+          </w:tcPr>
+          <w:p>
+            <w:r>
+              <w:t>`facility_select`</w:t>
+            </w:r>
+          </w:p>
+        </w:tc>
+        <w:tc>
+          <w:tcPr>
+            <w:tcW w:w="1250" w:type="pct"/>
+          </w:tcPr>
+          <w:p>
+            <w:r>
+              <w:rPr>
+                <w:rFonts w:hint="eastAsia"/>
+              </w:rPr>
+              <w:t>`GET /auth/me` の担当施設選択導線と `GET /auth/context` の `actingFacilityId` 確定に用いる。`config_scope='SYSTEM_FIXED'` として固定扱いにする</w:t>
+            </w:r>
+          </w:p>
+        </w:tc>
+      </w:tr>
+    </w:tbl>
+    <w:p/>
+    <w:p>
+      <w:pPr>
+        <w:rPr>
+          <w:rFonts w:hint="eastAsia"/>
+        </w:rPr>
+      </w:pPr>
+      <w:r>
+        <w:rPr>
+          <w:rFonts w:hint="eastAsia"/>
+        </w:rPr>
+        <w:t>上記以外の業務 `feature_code` / `column_code` は各業務 API 設計書で採用単位を定義し、本 API 群の `/auth/context` と `/authorization/check` では `feature_catalogs` / `column_catalogs` に登録されたコードを汎用的に評価する。</w:t>
       </w:r>
     </w:p>
     <w:tbl>
@@ -6468,7 +6712,6 @@
               <w:rPr>
                 <w:rFonts w:hint="eastAsia"/>
               </w:rPr>
-              <w:lastRenderedPageBreak/>
               <w:t>自施設カラム判定</w:t>
             </w:r>
           </w:p>
@@ -6547,11 +6790,12 @@
           <w:rFonts w:hint="eastAsia"/>
         </w:rPr>
       </w:pPr>
-      <w:bookmarkStart w:id="14" w:name="_Toc227343486"/>
-      <w:r>
-        <w:rPr>
-          <w:rFonts w:hint="eastAsia"/>
-        </w:rPr>
+      <w:bookmarkStart w:id="14" w:name="_Toc227816078"/>
+      <w:r>
+        <w:rPr>
+          <w:rFonts w:hint="eastAsia"/>
+        </w:rPr>
+        <w:lastRenderedPageBreak/>
         <w:t>エラーレスポンス仕様</w:t>
       </w:r>
       <w:bookmarkEnd w:id="14"/>
@@ -6563,7 +6807,7 @@
           <w:rFonts w:hint="eastAsia"/>
         </w:rPr>
       </w:pPr>
-      <w:bookmarkStart w:id="15" w:name="_Toc227343487"/>
+      <w:bookmarkStart w:id="15" w:name="_Toc227816079"/>
       <w:r>
         <w:rPr>
           <w:rFonts w:hint="eastAsia"/>
@@ -6818,7 +7062,7 @@
           <w:rFonts w:hint="eastAsia"/>
         </w:rPr>
       </w:pPr>
-      <w:bookmarkStart w:id="16" w:name="_Toc227343488"/>
+      <w:bookmarkStart w:id="16" w:name="_Toc227816080"/>
       <w:r>
         <w:rPr>
           <w:rFonts w:hint="eastAsia"/>
@@ -7174,27 +7418,19 @@
               <w:rPr>
                 <w:rFonts w:hint="eastAsia"/>
               </w:rPr>
-              <w:t>ログインユーザー、担当施設一覧、</w:t>
-            </w:r>
+              <w:t>ログインユーザー、担当施設一覧、既定施設を取得する</w:t>
+            </w:r>
+          </w:p>
+        </w:tc>
+        <w:tc>
+          <w:tcPr>
+            <w:tcW w:w="1000" w:type="pct"/>
+          </w:tcPr>
+          <w:p>
             <w:r>
               <w:rPr>
                 <w:rFonts w:hint="eastAsia"/>
               </w:rPr>
-              <w:lastRenderedPageBreak/>
-              <w:t>既定施設を取得する</w:t>
-            </w:r>
-          </w:p>
-        </w:tc>
-        <w:tc>
-          <w:tcPr>
-            <w:tcW w:w="1000" w:type="pct"/>
-          </w:tcPr>
-          <w:p>
-            <w:r>
-              <w:rPr>
-                <w:rFonts w:hint="eastAsia"/>
-              </w:rPr>
-              <w:lastRenderedPageBreak/>
               <w:t>要</w:t>
             </w:r>
           </w:p>
@@ -7393,6 +7629,7 @@
               <w:rPr>
                 <w:rFonts w:hint="eastAsia"/>
               </w:rPr>
+              <w:lastRenderedPageBreak/>
               <w:t>認可可否判定</w:t>
             </w:r>
           </w:p>
@@ -7453,7 +7690,7 @@
           <w:rFonts w:hint="eastAsia"/>
         </w:rPr>
       </w:pPr>
-      <w:bookmarkStart w:id="17" w:name="_Toc227343489"/>
+      <w:bookmarkStart w:id="17" w:name="_Toc227816081"/>
       <w:r>
         <w:rPr>
           <w:rFonts w:hint="eastAsia"/>
@@ -7469,7 +7706,7 @@
           <w:rFonts w:hint="eastAsia"/>
         </w:rPr>
       </w:pPr>
-      <w:bookmarkStart w:id="18" w:name="_Toc227343490"/>
+      <w:bookmarkStart w:id="18" w:name="_Toc227816082"/>
       <w:r>
         <w:rPr>
           <w:rFonts w:hint="eastAsia"/>
@@ -7535,7 +7772,7 @@
           <w:rFonts w:hint="eastAsia"/>
         </w:rPr>
       </w:pPr>
-      <w:bookmarkStart w:id="19" w:name="_Toc227343491"/>
+      <w:bookmarkStart w:id="19" w:name="_Toc227816083"/>
       <w:r>
         <w:rPr>
           <w:rFonts w:hint="eastAsia"/>
@@ -7794,7 +8031,6 @@
         <w:rPr>
           <w:rFonts w:hint="eastAsia"/>
         </w:rPr>
-        <w:lastRenderedPageBreak/>
         <w:t>権限チェック</w:t>
       </w:r>
     </w:p>
@@ -7887,6 +8123,7 @@
         <w:rPr>
           <w:rFonts w:hint="eastAsia"/>
         </w:rPr>
+        <w:lastRenderedPageBreak/>
         <w:t>remember token は平文を保持せず、ハッシュ化した値を `user_remember_tokens` へ保存する</w:t>
       </w:r>
     </w:p>
@@ -7949,7 +8186,7 @@
           <w:rFonts w:hint="eastAsia"/>
         </w:rPr>
       </w:pPr>
-      <w:bookmarkStart w:id="20" w:name="_Toc227343492"/>
+      <w:bookmarkStart w:id="20" w:name="_Toc227816084"/>
       <w:r>
         <w:rPr>
           <w:rFonts w:hint="eastAsia"/>
@@ -8204,7 +8441,7 @@
           <w:rFonts w:hint="eastAsia"/>
         </w:rPr>
       </w:pPr>
-      <w:bookmarkStart w:id="21" w:name="_Toc227343493"/>
+      <w:bookmarkStart w:id="21" w:name="_Toc227816085"/>
       <w:r>
         <w:rPr>
           <w:rFonts w:hint="eastAsia"/>
@@ -8477,12 +8714,11 @@
           <w:rFonts w:hint="eastAsia"/>
         </w:rPr>
       </w:pPr>
-      <w:bookmarkStart w:id="22" w:name="_Toc227343494"/>
-      <w:r>
-        <w:rPr>
-          <w:rFonts w:hint="eastAsia"/>
-        </w:rPr>
-        <w:lastRenderedPageBreak/>
+      <w:bookmarkStart w:id="22" w:name="_Toc227816086"/>
+      <w:r>
+        <w:rPr>
+          <w:rFonts w:hint="eastAsia"/>
+        </w:rPr>
         <w:t>ログアウト（/auth/logout）</w:t>
       </w:r>
       <w:bookmarkEnd w:id="22"/>
@@ -8575,6 +8811,7 @@
         <w:rPr>
           <w:rFonts w:hint="eastAsia"/>
         </w:rPr>
+        <w:lastRenderedPageBreak/>
         <w:t>処理仕様</w:t>
       </w:r>
     </w:p>
@@ -8637,7 +8874,7 @@
           <w:rFonts w:hint="eastAsia"/>
         </w:rPr>
       </w:pPr>
-      <w:bookmarkStart w:id="23" w:name="_Toc227343495"/>
+      <w:bookmarkStart w:id="23" w:name="_Toc227816087"/>
       <w:r>
         <w:rPr>
           <w:rFonts w:hint="eastAsia"/>
@@ -8666,7 +8903,7 @@
           <w:rFonts w:hint="eastAsia"/>
         </w:rPr>
       </w:pPr>
-      <w:bookmarkStart w:id="24" w:name="_Toc227343496"/>
+      <w:bookmarkStart w:id="24" w:name="_Toc227816088"/>
       <w:r>
         <w:rPr>
           <w:rFonts w:hint="eastAsia"/>
@@ -8869,7 +9106,7 @@
           <w:rFonts w:hint="eastAsia"/>
         </w:rPr>
       </w:pPr>
-      <w:bookmarkStart w:id="25" w:name="_Toc227343497"/>
+      <w:bookmarkStart w:id="25" w:name="_Toc227816089"/>
       <w:r>
         <w:rPr>
           <w:rFonts w:hint="eastAsia"/>
@@ -8935,7 +9172,7 @@
           <w:rFonts w:hint="eastAsia"/>
         </w:rPr>
       </w:pPr>
-      <w:bookmarkStart w:id="26" w:name="_Toc227343498"/>
+      <w:bookmarkStart w:id="26" w:name="_Toc227816090"/>
       <w:r>
         <w:rPr>
           <w:rFonts w:hint="eastAsia"/>
@@ -9053,7 +9290,6 @@
           </w:tcPr>
           <w:p>
             <w:r>
-              <w:lastRenderedPageBreak/>
               <w:t>refreshToken</w:t>
             </w:r>
           </w:p>
@@ -9167,11 +9403,12 @@
           <w:rFonts w:hint="eastAsia"/>
         </w:rPr>
       </w:pPr>
-      <w:bookmarkStart w:id="27" w:name="_Toc227343499"/>
-      <w:r>
-        <w:rPr>
-          <w:rFonts w:hint="eastAsia"/>
-        </w:rPr>
+      <w:bookmarkStart w:id="27" w:name="_Toc227816091"/>
+      <w:r>
+        <w:rPr>
+          <w:rFonts w:hint="eastAsia"/>
+        </w:rPr>
+        <w:lastRenderedPageBreak/>
         <w:t>レスポンス（200：AuthRefreshResponse）</w:t>
       </w:r>
       <w:bookmarkEnd w:id="27"/>
@@ -9422,7 +9659,7 @@
           <w:rFonts w:hint="eastAsia"/>
         </w:rPr>
       </w:pPr>
-      <w:bookmarkStart w:id="28" w:name="_Toc227343500"/>
+      <w:bookmarkStart w:id="28" w:name="_Toc227816092"/>
       <w:r>
         <w:rPr>
           <w:rFonts w:hint="eastAsia"/>
@@ -9660,7 +9897,7 @@
           <w:rFonts w:hint="eastAsia"/>
         </w:rPr>
       </w:pPr>
-      <w:bookmarkStart w:id="29" w:name="_Toc227343501"/>
+      <w:bookmarkStart w:id="29" w:name="_Toc227816093"/>
       <w:r>
         <w:rPr>
           <w:rFonts w:hint="eastAsia"/>
@@ -9730,7 +9967,6 @@
         <w:rPr>
           <w:rFonts w:hint="eastAsia"/>
         </w:rPr>
-        <w:lastRenderedPageBreak/>
         <w:t>権限チェック</w:t>
       </w:r>
     </w:p>
@@ -9846,11 +10082,12 @@
           <w:rFonts w:hint="eastAsia"/>
         </w:rPr>
       </w:pPr>
-      <w:bookmarkStart w:id="30" w:name="_Toc227343502"/>
-      <w:r>
-        <w:rPr>
-          <w:rFonts w:hint="eastAsia"/>
-        </w:rPr>
+      <w:bookmarkStart w:id="30" w:name="_Toc227816094"/>
+      <w:r>
+        <w:rPr>
+          <w:rFonts w:hint="eastAsia"/>
+        </w:rPr>
+        <w:lastRenderedPageBreak/>
         <w:t>レスポンス（200：AuthMeResponse）</w:t>
       </w:r>
       <w:bookmarkEnd w:id="30"/>
@@ -10756,12 +10993,11 @@
           <w:rFonts w:hint="eastAsia"/>
         </w:rPr>
       </w:pPr>
-      <w:bookmarkStart w:id="31" w:name="_Toc227343503"/>
-      <w:r>
-        <w:rPr>
-          <w:rFonts w:hint="eastAsia"/>
-        </w:rPr>
-        <w:lastRenderedPageBreak/>
+      <w:bookmarkStart w:id="31" w:name="_Toc227816095"/>
+      <w:r>
+        <w:rPr>
+          <w:rFonts w:hint="eastAsia"/>
+        </w:rPr>
         <w:t>ステータスコード</w:t>
       </w:r>
       <w:bookmarkEnd w:id="31"/>
@@ -10960,7 +11196,7 @@
           <w:rFonts w:hint="eastAsia"/>
         </w:rPr>
       </w:pPr>
-      <w:bookmarkStart w:id="32" w:name="_Toc227343504"/>
+      <w:bookmarkStart w:id="32" w:name="_Toc227816096"/>
       <w:r>
         <w:rPr>
           <w:rFonts w:hint="eastAsia"/>
@@ -11003,6 +11239,7 @@
     </w:p>
     <w:p>
       <w:r>
+        <w:lastRenderedPageBreak/>
         <w:t>Path: /auth/context</w:t>
       </w:r>
     </w:p>
@@ -11026,7 +11263,7 @@
           <w:rFonts w:hint="eastAsia"/>
         </w:rPr>
       </w:pPr>
-      <w:bookmarkStart w:id="33" w:name="_Toc227343505"/>
+      <w:bookmarkStart w:id="33" w:name="_Toc227816097"/>
       <w:r>
         <w:rPr>
           <w:rFonts w:hint="eastAsia"/>
@@ -11369,7 +11606,6 @@
         <w:rPr>
           <w:rFonts w:hint="eastAsia"/>
         </w:rPr>
-        <w:lastRenderedPageBreak/>
         <w:t>他施設閲覧の具体的な対象施設可否は本 API では解決せず、協業グループ、対象施設契約状態、公開設定を `/authorization/check` または業務 API 側で再判定する</w:t>
       </w:r>
     </w:p>
@@ -11393,7 +11629,7 @@
           <w:rFonts w:hint="eastAsia"/>
         </w:rPr>
       </w:pPr>
-      <w:bookmarkStart w:id="34" w:name="_Toc227343506"/>
+      <w:bookmarkStart w:id="34" w:name="_Toc227816098"/>
       <w:r>
         <w:rPr>
           <w:rFonts w:hint="eastAsia"/>
@@ -11646,6 +11882,7 @@
           </w:tcPr>
           <w:p>
             <w:r>
+              <w:lastRenderedPageBreak/>
               <w:t>columnCodes</w:t>
             </w:r>
           </w:p>
@@ -11693,7 +11930,7 @@
           <w:rFonts w:hint="eastAsia"/>
         </w:rPr>
       </w:pPr>
-      <w:bookmarkStart w:id="35" w:name="_Toc227343507"/>
+      <w:bookmarkStart w:id="35" w:name="_Toc227816099"/>
       <w:r>
         <w:rPr>
           <w:rFonts w:hint="eastAsia"/>
@@ -12001,7 +12238,7 @@
           <w:rFonts w:hint="eastAsia"/>
         </w:rPr>
       </w:pPr>
-      <w:bookmarkStart w:id="36" w:name="_Toc227343508"/>
+      <w:bookmarkStart w:id="36" w:name="_Toc227816100"/>
       <w:r>
         <w:rPr>
           <w:rFonts w:hint="eastAsia"/>
@@ -12067,7 +12304,7 @@
           <w:rFonts w:hint="eastAsia"/>
         </w:rPr>
       </w:pPr>
-      <w:bookmarkStart w:id="37" w:name="_Toc227343509"/>
+      <w:bookmarkStart w:id="37" w:name="_Toc227816101"/>
       <w:r>
         <w:rPr>
           <w:rFonts w:hint="eastAsia"/>
@@ -12185,7 +12422,6 @@
           </w:tcPr>
           <w:p>
             <w:r>
-              <w:lastRenderedPageBreak/>
               <w:t>emailAddress</w:t>
             </w:r>
           </w:p>
@@ -12302,7 +12538,7 @@
         <w:rPr>
           <w:rFonts w:hint="eastAsia"/>
         </w:rPr>
-        <w:t>存在有無や有効性にかかわらず、画面上では共通応答を返す</w:t>
+        <w:t>管理者起点の初回設定案内再送でも、同一のトークン発行・旧トークン無効化ロジックを内部利用してよい</w:t>
       </w:r>
     </w:p>
     <w:p>
@@ -12315,17 +12551,31 @@
         <w:rPr>
           <w:rFonts w:hint="eastAsia"/>
         </w:rPr>
-        <w:t>メール送信は非同期ジョブまたはメール基盤側責務としてよい</w:t>
+        <w:lastRenderedPageBreak/>
+        <w:t>存在有無や有効性にかかわらず、画面上では共通応答を返す</w:t>
       </w:r>
     </w:p>
     <w:p>
       <w:pPr>
+        <w:rPr>
+          <w:rFonts w:hint="eastAsia"/>
+        </w:rPr>
+      </w:pPr>
+      <w:r>
+        <w:rPr>
+          <w:rFonts w:hint="eastAsia"/>
+        </w:rPr>
+        <w:t>メール送信は非同期ジョブまたはメール基盤側責務としてよい</w:t>
+      </w:r>
+    </w:p>
+    <w:p>
+      <w:pPr>
         <w:pStyle w:val="3"/>
         <w:rPr>
           <w:rFonts w:hint="eastAsia"/>
         </w:rPr>
       </w:pPr>
-      <w:bookmarkStart w:id="38" w:name="_Toc227343510"/>
+      <w:bookmarkStart w:id="38" w:name="_Toc227816102"/>
       <w:r>
         <w:rPr>
           <w:rFonts w:hint="eastAsia"/>
@@ -12535,7 +12785,7 @@
           <w:rFonts w:hint="eastAsia"/>
         </w:rPr>
       </w:pPr>
-      <w:bookmarkStart w:id="39" w:name="_Toc227343511"/>
+      <w:bookmarkStart w:id="39" w:name="_Toc227816103"/>
       <w:r>
         <w:rPr>
           <w:rFonts w:hint="eastAsia"/>
@@ -12738,7 +12988,7 @@
           <w:rFonts w:hint="eastAsia"/>
         </w:rPr>
       </w:pPr>
-      <w:bookmarkStart w:id="40" w:name="_Toc227343512"/>
+      <w:bookmarkStart w:id="40" w:name="_Toc227816104"/>
       <w:r>
         <w:rPr>
           <w:rFonts w:hint="eastAsia"/>
@@ -12804,7 +13054,7 @@
           <w:rFonts w:hint="eastAsia"/>
         </w:rPr>
       </w:pPr>
-      <w:bookmarkStart w:id="41" w:name="_Toc227343513"/>
+      <w:bookmarkStart w:id="41" w:name="_Toc227816105"/>
       <w:r>
         <w:rPr>
           <w:rFonts w:hint="eastAsia"/>
@@ -12922,7 +13172,6 @@
           </w:tcPr>
           <w:p>
             <w:r>
-              <w:lastRenderedPageBreak/>
               <w:t>token</w:t>
             </w:r>
           </w:p>
@@ -13084,6 +13333,7 @@
         <w:rPr>
           <w:rFonts w:hint="eastAsia"/>
         </w:rPr>
+        <w:lastRenderedPageBreak/>
         <w:t>既存の認証セッション、リフレッシュトークン、ログイン情報記憶トークンを失効対象とする</w:t>
       </w:r>
     </w:p>
@@ -13094,7 +13344,7 @@
           <w:rFonts w:hint="eastAsia"/>
         </w:rPr>
       </w:pPr>
-      <w:bookmarkStart w:id="42" w:name="_Toc227343514"/>
+      <w:bookmarkStart w:id="42" w:name="_Toc227816106"/>
       <w:r>
         <w:rPr>
           <w:rFonts w:hint="eastAsia"/>
@@ -13123,7 +13373,7 @@
           <w:rFonts w:hint="eastAsia"/>
         </w:rPr>
       </w:pPr>
-      <w:bookmarkStart w:id="43" w:name="_Toc227343515"/>
+      <w:bookmarkStart w:id="43" w:name="_Toc227816107"/>
       <w:r>
         <w:rPr>
           <w:rFonts w:hint="eastAsia"/>
@@ -13396,7 +13646,7 @@
           <w:rFonts w:hint="eastAsia"/>
         </w:rPr>
       </w:pPr>
-      <w:bookmarkStart w:id="44" w:name="_Toc227343516"/>
+      <w:bookmarkStart w:id="44" w:name="_Toc227816108"/>
       <w:r>
         <w:rPr>
           <w:rFonts w:hint="eastAsia"/>
@@ -13462,7 +13712,7 @@
           <w:rFonts w:hint="eastAsia"/>
         </w:rPr>
       </w:pPr>
-      <w:bookmarkStart w:id="45" w:name="_Toc227343517"/>
+      <w:bookmarkStart w:id="45" w:name="_Toc227816109"/>
       <w:r>
         <w:rPr>
           <w:rFonts w:hint="eastAsia"/>
@@ -13625,7 +13875,6 @@
           </w:tcPr>
           <w:p>
             <w:r>
-              <w:lastRenderedPageBreak/>
               <w:t>targetFacilityId</w:t>
             </w:r>
           </w:p>
@@ -13806,6 +14055,7 @@
         <w:rPr>
           <w:rFonts w:hint="eastAsia"/>
         </w:rPr>
+        <w:lastRenderedPageBreak/>
         <w:t>指定 `actingFacilityId` が担当施設であること</w:t>
       </w:r>
     </w:p>
@@ -13908,7 +14158,7 @@
           <w:rFonts w:hint="eastAsia"/>
         </w:rPr>
       </w:pPr>
-      <w:bookmarkStart w:id="46" w:name="_Toc227343518"/>
+      <w:bookmarkStart w:id="46" w:name="_Toc227816110"/>
       <w:r>
         <w:rPr>
           <w:rFonts w:hint="eastAsia"/>
@@ -14208,7 +14458,7 @@
           <w:rFonts w:hint="eastAsia"/>
         </w:rPr>
       </w:pPr>
-      <w:bookmarkStart w:id="47" w:name="_Toc227343519"/>
+      <w:bookmarkStart w:id="47" w:name="_Toc227816111"/>
       <w:r>
         <w:rPr>
           <w:rFonts w:hint="eastAsia"/>
@@ -14304,7 +14554,6 @@
           </w:tcPr>
           <w:p>
             <w:r>
-              <w:lastRenderedPageBreak/>
               <w:t>200</w:t>
             </w:r>
           </w:p>
@@ -14517,11 +14766,12 @@
           <w:rFonts w:hint="eastAsia"/>
         </w:rPr>
       </w:pPr>
-      <w:bookmarkStart w:id="48" w:name="_Toc227343520"/>
-      <w:r>
-        <w:rPr>
-          <w:rFonts w:hint="eastAsia"/>
-        </w:rPr>
+      <w:bookmarkStart w:id="48" w:name="_Toc227816112"/>
+      <w:r>
+        <w:rPr>
+          <w:rFonts w:hint="eastAsia"/>
+        </w:rPr>
+        <w:lastRenderedPageBreak/>
         <w:t>第6章 権限・業務ルール</w:t>
       </w:r>
       <w:bookmarkEnd w:id="48"/>
@@ -14533,7 +14783,7 @@
           <w:rFonts w:hint="eastAsia"/>
         </w:rPr>
       </w:pPr>
-      <w:bookmarkStart w:id="49" w:name="_Toc227343521"/>
+      <w:bookmarkStart w:id="49" w:name="_Toc227816113"/>
       <w:r>
         <w:rPr>
           <w:rFonts w:hint="eastAsia"/>
@@ -14663,7 +14913,7 @@
           <w:rFonts w:hint="eastAsia"/>
         </w:rPr>
       </w:pPr>
-      <w:bookmarkStart w:id="50" w:name="_Toc227343522"/>
+      <w:bookmarkStart w:id="50" w:name="_Toc227816114"/>
       <w:r>
         <w:rPr>
           <w:rFonts w:hint="eastAsia"/>
@@ -14736,7 +14986,7 @@
           <w:rFonts w:hint="eastAsia"/>
         </w:rPr>
       </w:pPr>
-      <w:bookmarkStart w:id="51" w:name="_Toc227343523"/>
+      <w:bookmarkStart w:id="51" w:name="_Toc227816115"/>
       <w:r>
         <w:rPr>
           <w:rFonts w:hint="eastAsia"/>
@@ -14818,7 +15068,6 @@
         <w:rPr>
           <w:rFonts w:hint="eastAsia"/>
         </w:rPr>
-        <w:lastRenderedPageBreak/>
         <w:t>認証・認可仕様の正本は `機能要件.md` と `db-schema.puml` を優先し、本設計書はそれに追従して改訂する</w:t>
       </w:r>
     </w:p>
@@ -14919,9 +15168,9 @@
     <w:family w:val="modern"/>
     <w:pitch w:val="variable"/>
     <w:sig w:usb0="E00002FF" w:usb1="6AC7FFFF" w:usb2="08000012" w:usb3="00000000" w:csb0="0002009F" w:csb1="00000000"/>
-    <w:embedRegular r:id="rId1" w:subsetted="1" w:fontKey="{13A1F23E-9689-4869-9B0C-F6FAB3CACBCD}"/>
-    <w:embedBold r:id="rId2" w:subsetted="1" w:fontKey="{4CD41186-C7DD-4767-890E-48B2ECE2F2D5}"/>
-    <w:embedItalic r:id="rId3" w:subsetted="1" w:fontKey="{0FBDB11E-D8A6-4471-B1D6-9E89B75A1B79}"/>
+    <w:embedRegular r:id="rId1" w:subsetted="1" w:fontKey="{7F63C885-9AF4-4270-BE6C-1E76E4E6A27B}"/>
+    <w:embedBold r:id="rId2" w:subsetted="1" w:fontKey="{58F19BC8-54F6-42B9-B365-1781A3AC846A}"/>
+    <w:embedItalic r:id="rId3" w:subsetted="1" w:fontKey="{3664C92D-ED38-4A93-BA81-746E858CDD92}"/>
   </w:font>
   <w:font w:name="Cambria">
     <w:panose1 w:val="02040503050406030204"/>
@@ -14929,7 +15178,7 @@
     <w:family w:val="roman"/>
     <w:pitch w:val="variable"/>
     <w:sig w:usb0="E00006FF" w:usb1="420024FF" w:usb2="02000000" w:usb3="00000000" w:csb0="0000019F" w:csb1="00000000"/>
-    <w:embedRegular r:id="rId4" w:fontKey="{B7467B90-402C-4719-AEB3-768CAE8EC901}"/>
+    <w:embedRegular r:id="rId4" w:fontKey="{EE16B974-E259-4F82-A296-B4D0A6934C21}"/>
   </w:font>
   <w:font w:name="ＭＳ Ｐゴシック">
     <w:altName w:val="MS PGothic"/>
@@ -14945,7 +15194,7 @@
     <w:family w:val="swiss"/>
     <w:pitch w:val="variable"/>
     <w:sig w:usb0="E4002EFF" w:usb1="C200247B" w:usb2="00000009" w:usb3="00000000" w:csb0="000001FF" w:csb1="00000000"/>
-    <w:embedRegular r:id="rId5" w:fontKey="{A7132E9A-3149-4828-A1B3-7FEBE767C7D0}"/>
+    <w:embedRegular r:id="rId5" w:fontKey="{F3B10F92-EF54-4EC3-A6CE-47D471FA869D}"/>
   </w:font>
 </w:fonts>
 </file>
@@ -15432,93 +15681,6 @@
     </w:lvl>
   </w:abstractNum>
   <w:abstractNum w:abstractNumId="4" w15:restartNumberingAfterBreak="0">
-    <w:nsid w:val="024C413D"/>
-    <w:multiLevelType w:val="hybridMultilevel"/>
-    <w:tmpl w:val="E7BCB7DC"/>
-    <w:name w:val="__API_DOC_SQUARE_BULLET__22"/>
-    <w:lvl w:ilvl="0" w:tplc="0409000F">
-      <w:start w:val="1"/>
-      <w:numFmt w:val="decimal"/>
-      <w:lvlText w:val="%1."/>
-      <w:lvlJc w:val="left"/>
-      <w:pPr>
-        <w:ind w:left="440" w:hanging="440"/>
-      </w:pPr>
-    </w:lvl>
-    <w:lvl w:ilvl="1" w:tplc="04090017" w:tentative="1">
-      <w:start w:val="1"/>
-      <w:numFmt w:val="aiueoFullWidth"/>
-      <w:lvlText w:val="(%2)"/>
-      <w:lvlJc w:val="left"/>
-      <w:pPr>
-        <w:ind w:left="880" w:hanging="440"/>
-      </w:pPr>
-    </w:lvl>
-    <w:lvl w:ilvl="2" w:tplc="04090011" w:tentative="1">
-      <w:start w:val="1"/>
-      <w:numFmt w:val="decimalEnclosedCircle"/>
-      <w:lvlText w:val="%3"/>
-      <w:lvlJc w:val="left"/>
-      <w:pPr>
-        <w:ind w:left="1320" w:hanging="440"/>
-      </w:pPr>
-    </w:lvl>
-    <w:lvl w:ilvl="3" w:tplc="0409000F" w:tentative="1">
-      <w:start w:val="1"/>
-      <w:numFmt w:val="decimal"/>
-      <w:lvlText w:val="%4."/>
-      <w:lvlJc w:val="left"/>
-      <w:pPr>
-        <w:ind w:left="1760" w:hanging="440"/>
-      </w:pPr>
-    </w:lvl>
-    <w:lvl w:ilvl="4" w:tplc="04090017" w:tentative="1">
-      <w:start w:val="1"/>
-      <w:numFmt w:val="aiueoFullWidth"/>
-      <w:lvlText w:val="(%5)"/>
-      <w:lvlJc w:val="left"/>
-      <w:pPr>
-        <w:ind w:left="2200" w:hanging="440"/>
-      </w:pPr>
-    </w:lvl>
-    <w:lvl w:ilvl="5" w:tplc="04090011" w:tentative="1">
-      <w:start w:val="1"/>
-      <w:numFmt w:val="decimalEnclosedCircle"/>
-      <w:lvlText w:val="%6"/>
-      <w:lvlJc w:val="left"/>
-      <w:pPr>
-        <w:ind w:left="2640" w:hanging="440"/>
-      </w:pPr>
-    </w:lvl>
-    <w:lvl w:ilvl="6" w:tplc="0409000F" w:tentative="1">
-      <w:start w:val="1"/>
-      <w:numFmt w:val="decimal"/>
-      <w:lvlText w:val="%7."/>
-      <w:lvlJc w:val="left"/>
-      <w:pPr>
-        <w:ind w:left="3080" w:hanging="440"/>
-      </w:pPr>
-    </w:lvl>
-    <w:lvl w:ilvl="7" w:tplc="04090017" w:tentative="1">
-      <w:start w:val="1"/>
-      <w:numFmt w:val="aiueoFullWidth"/>
-      <w:lvlText w:val="(%8)"/>
-      <w:lvlJc w:val="left"/>
-      <w:pPr>
-        <w:ind w:left="3520" w:hanging="440"/>
-      </w:pPr>
-    </w:lvl>
-    <w:lvl w:ilvl="8" w:tplc="04090011" w:tentative="1">
-      <w:start w:val="1"/>
-      <w:numFmt w:val="decimalEnclosedCircle"/>
-      <w:lvlText w:val="%9"/>
-      <w:lvlJc w:val="left"/>
-      <w:pPr>
-        <w:ind w:left="3960" w:hanging="440"/>
-      </w:pPr>
-    </w:lvl>
-  </w:abstractNum>
-  <w:abstractNum w:abstractNumId="5" w15:restartNumberingAfterBreak="0">
     <w:nsid w:val="037667EB"/>
     <w:multiLevelType w:val="multilevel"/>
     <w:tmpl w:val="D08C304C"/>
@@ -15631,7 +15793,7 @@
       </w:rPr>
     </w:lvl>
   </w:abstractNum>
-  <w:abstractNum w:abstractNumId="6" w15:restartNumberingAfterBreak="0">
+  <w:abstractNum w:abstractNumId="5" w15:restartNumberingAfterBreak="0">
     <w:nsid w:val="04585C50"/>
     <w:multiLevelType w:val="hybridMultilevel"/>
     <w:tmpl w:val="60A630B2"/>
@@ -15744,7 +15906,7 @@
       </w:rPr>
     </w:lvl>
   </w:abstractNum>
-  <w:abstractNum w:abstractNumId="7" w15:restartNumberingAfterBreak="0">
+  <w:abstractNum w:abstractNumId="6" w15:restartNumberingAfterBreak="0">
     <w:nsid w:val="0759189A"/>
     <w:multiLevelType w:val="multilevel"/>
     <w:tmpl w:val="263C5180"/>
@@ -15855,6 +16017,93 @@
       <w:rPr>
         <w:u w:val="none"/>
       </w:rPr>
+    </w:lvl>
+  </w:abstractNum>
+  <w:abstractNum w:abstractNumId="7" w15:restartNumberingAfterBreak="0">
+    <w:nsid w:val="091D5070"/>
+    <w:multiLevelType w:val="hybridMultilevel"/>
+    <w:tmpl w:val="31109194"/>
+    <w:name w:val="__API_DOC_SQUARE_BULLET__222"/>
+    <w:lvl w:ilvl="0" w:tplc="0409000F">
+      <w:start w:val="1"/>
+      <w:numFmt w:val="decimal"/>
+      <w:lvlText w:val="%1."/>
+      <w:lvlJc w:val="left"/>
+      <w:pPr>
+        <w:ind w:left="440" w:hanging="440"/>
+      </w:pPr>
+    </w:lvl>
+    <w:lvl w:ilvl="1" w:tplc="04090017" w:tentative="1">
+      <w:start w:val="1"/>
+      <w:numFmt w:val="aiueoFullWidth"/>
+      <w:lvlText w:val="(%2)"/>
+      <w:lvlJc w:val="left"/>
+      <w:pPr>
+        <w:ind w:left="880" w:hanging="440"/>
+      </w:pPr>
+    </w:lvl>
+    <w:lvl w:ilvl="2" w:tplc="04090011" w:tentative="1">
+      <w:start w:val="1"/>
+      <w:numFmt w:val="decimalEnclosedCircle"/>
+      <w:lvlText w:val="%3"/>
+      <w:lvlJc w:val="left"/>
+      <w:pPr>
+        <w:ind w:left="1320" w:hanging="440"/>
+      </w:pPr>
+    </w:lvl>
+    <w:lvl w:ilvl="3" w:tplc="0409000F" w:tentative="1">
+      <w:start w:val="1"/>
+      <w:numFmt w:val="decimal"/>
+      <w:lvlText w:val="%4."/>
+      <w:lvlJc w:val="left"/>
+      <w:pPr>
+        <w:ind w:left="1760" w:hanging="440"/>
+      </w:pPr>
+    </w:lvl>
+    <w:lvl w:ilvl="4" w:tplc="04090017" w:tentative="1">
+      <w:start w:val="1"/>
+      <w:numFmt w:val="aiueoFullWidth"/>
+      <w:lvlText w:val="(%5)"/>
+      <w:lvlJc w:val="left"/>
+      <w:pPr>
+        <w:ind w:left="2200" w:hanging="440"/>
+      </w:pPr>
+    </w:lvl>
+    <w:lvl w:ilvl="5" w:tplc="04090011" w:tentative="1">
+      <w:start w:val="1"/>
+      <w:numFmt w:val="decimalEnclosedCircle"/>
+      <w:lvlText w:val="%6"/>
+      <w:lvlJc w:val="left"/>
+      <w:pPr>
+        <w:ind w:left="2640" w:hanging="440"/>
+      </w:pPr>
+    </w:lvl>
+    <w:lvl w:ilvl="6" w:tplc="0409000F" w:tentative="1">
+      <w:start w:val="1"/>
+      <w:numFmt w:val="decimal"/>
+      <w:lvlText w:val="%7."/>
+      <w:lvlJc w:val="left"/>
+      <w:pPr>
+        <w:ind w:left="3080" w:hanging="440"/>
+      </w:pPr>
+    </w:lvl>
+    <w:lvl w:ilvl="7" w:tplc="04090017" w:tentative="1">
+      <w:start w:val="1"/>
+      <w:numFmt w:val="aiueoFullWidth"/>
+      <w:lvlText w:val="(%8)"/>
+      <w:lvlJc w:val="left"/>
+      <w:pPr>
+        <w:ind w:left="3520" w:hanging="440"/>
+      </w:pPr>
+    </w:lvl>
+    <w:lvl w:ilvl="8" w:tplc="04090011" w:tentative="1">
+      <w:start w:val="1"/>
+      <w:numFmt w:val="decimalEnclosedCircle"/>
+      <w:lvlText w:val="%9"/>
+      <w:lvlJc w:val="left"/>
+      <w:pPr>
+        <w:ind w:left="3960" w:hanging="440"/>
+      </w:pPr>
     </w:lvl>
   </w:abstractNum>
   <w:abstractNum w:abstractNumId="8" w15:restartNumberingAfterBreak="0">
@@ -20541,6 +20790,21 @@
     </w:lvl>
   </w:abstractNum>
   <w:abstractNum w:abstractNumId="49" w15:restartNumberingAfterBreak="0">
+    <w:nsid w:val="26802B06"/>
+    <w:multiLevelType w:val="singleLevel"/>
+    <w:tmpl w:val="0409000F"/>
+    <w:name w:val="__API_DOC_SQUARE_BULLET__"/>
+    <w:lvl w:ilvl="0">
+      <w:start w:val="1"/>
+      <w:numFmt w:val="decimal"/>
+      <w:lvlText w:val="%1."/>
+      <w:lvlJc w:val="left"/>
+      <w:pPr>
+        <w:ind w:left="440" w:hanging="440"/>
+      </w:pPr>
+    </w:lvl>
+  </w:abstractNum>
+  <w:abstractNum w:abstractNumId="50" w15:restartNumberingAfterBreak="0">
     <w:nsid w:val="29DF02CB"/>
     <w:multiLevelType w:val="hybridMultilevel"/>
     <w:tmpl w:val="CBFE8CFA"/>
@@ -20653,7 +20917,7 @@
       </w:rPr>
     </w:lvl>
   </w:abstractNum>
-  <w:abstractNum w:abstractNumId="50" w15:restartNumberingAfterBreak="0">
+  <w:abstractNum w:abstractNumId="51" w15:restartNumberingAfterBreak="0">
     <w:nsid w:val="2A386E3B"/>
     <w:multiLevelType w:val="hybridMultilevel"/>
     <w:tmpl w:val="B6FEBDD4"/>
@@ -20766,7 +21030,7 @@
       </w:rPr>
     </w:lvl>
   </w:abstractNum>
-  <w:abstractNum w:abstractNumId="51" w15:restartNumberingAfterBreak="0">
+  <w:abstractNum w:abstractNumId="52" w15:restartNumberingAfterBreak="0">
     <w:nsid w:val="2B285FF9"/>
     <w:multiLevelType w:val="multilevel"/>
     <w:tmpl w:val="BD8AF998"/>
@@ -20880,7 +21144,7 @@
       </w:rPr>
     </w:lvl>
   </w:abstractNum>
-  <w:abstractNum w:abstractNumId="52" w15:restartNumberingAfterBreak="0">
+  <w:abstractNum w:abstractNumId="53" w15:restartNumberingAfterBreak="0">
     <w:nsid w:val="2B7B3F4F"/>
     <w:multiLevelType w:val="hybridMultilevel"/>
     <w:tmpl w:val="E3C0CB1C"/>
@@ -20993,7 +21257,7 @@
       </w:rPr>
     </w:lvl>
   </w:abstractNum>
-  <w:abstractNum w:abstractNumId="53" w15:restartNumberingAfterBreak="0">
+  <w:abstractNum w:abstractNumId="54" w15:restartNumberingAfterBreak="0">
     <w:nsid w:val="2B9F1EE2"/>
     <w:multiLevelType w:val="multilevel"/>
     <w:tmpl w:val="1BF047B2"/>
@@ -21107,7 +21371,7 @@
       </w:rPr>
     </w:lvl>
   </w:abstractNum>
-  <w:abstractNum w:abstractNumId="54" w15:restartNumberingAfterBreak="0">
+  <w:abstractNum w:abstractNumId="55" w15:restartNumberingAfterBreak="0">
     <w:nsid w:val="2D861744"/>
     <w:multiLevelType w:val="multilevel"/>
     <w:tmpl w:val="FA14934C"/>
@@ -21221,7 +21485,7 @@
       </w:rPr>
     </w:lvl>
   </w:abstractNum>
-  <w:abstractNum w:abstractNumId="55" w15:restartNumberingAfterBreak="0">
+  <w:abstractNum w:abstractNumId="56" w15:restartNumberingAfterBreak="0">
     <w:nsid w:val="3403041A"/>
     <w:multiLevelType w:val="hybridMultilevel"/>
     <w:tmpl w:val="20EAF8A0"/>
@@ -21334,7 +21598,7 @@
       </w:rPr>
     </w:lvl>
   </w:abstractNum>
-  <w:abstractNum w:abstractNumId="56" w15:restartNumberingAfterBreak="0">
+  <w:abstractNum w:abstractNumId="57" w15:restartNumberingAfterBreak="0">
     <w:nsid w:val="3413029B"/>
     <w:multiLevelType w:val="multilevel"/>
     <w:tmpl w:val="BD8AF998"/>
@@ -21446,93 +21710,6 @@
       <w:rPr>
         <w:u w:val="none"/>
       </w:rPr>
-    </w:lvl>
-  </w:abstractNum>
-  <w:abstractNum w:abstractNumId="57" w15:restartNumberingAfterBreak="0">
-    <w:nsid w:val="34130982"/>
-    <w:multiLevelType w:val="hybridMultilevel"/>
-    <w:tmpl w:val="F6629FCA"/>
-    <w:name w:val="__API_DOC_SQUARE_BULLET__2"/>
-    <w:lvl w:ilvl="0" w:tplc="0409000F">
-      <w:start w:val="1"/>
-      <w:numFmt w:val="decimal"/>
-      <w:lvlText w:val="%1."/>
-      <w:lvlJc w:val="left"/>
-      <w:pPr>
-        <w:ind w:left="440" w:hanging="440"/>
-      </w:pPr>
-    </w:lvl>
-    <w:lvl w:ilvl="1" w:tplc="04090017" w:tentative="1">
-      <w:start w:val="1"/>
-      <w:numFmt w:val="aiueoFullWidth"/>
-      <w:lvlText w:val="(%2)"/>
-      <w:lvlJc w:val="left"/>
-      <w:pPr>
-        <w:ind w:left="880" w:hanging="440"/>
-      </w:pPr>
-    </w:lvl>
-    <w:lvl w:ilvl="2" w:tplc="04090011" w:tentative="1">
-      <w:start w:val="1"/>
-      <w:numFmt w:val="decimalEnclosedCircle"/>
-      <w:lvlText w:val="%3"/>
-      <w:lvlJc w:val="left"/>
-      <w:pPr>
-        <w:ind w:left="1320" w:hanging="440"/>
-      </w:pPr>
-    </w:lvl>
-    <w:lvl w:ilvl="3" w:tplc="0409000F" w:tentative="1">
-      <w:start w:val="1"/>
-      <w:numFmt w:val="decimal"/>
-      <w:lvlText w:val="%4."/>
-      <w:lvlJc w:val="left"/>
-      <w:pPr>
-        <w:ind w:left="1760" w:hanging="440"/>
-      </w:pPr>
-    </w:lvl>
-    <w:lvl w:ilvl="4" w:tplc="04090017" w:tentative="1">
-      <w:start w:val="1"/>
-      <w:numFmt w:val="aiueoFullWidth"/>
-      <w:lvlText w:val="(%5)"/>
-      <w:lvlJc w:val="left"/>
-      <w:pPr>
-        <w:ind w:left="2200" w:hanging="440"/>
-      </w:pPr>
-    </w:lvl>
-    <w:lvl w:ilvl="5" w:tplc="04090011" w:tentative="1">
-      <w:start w:val="1"/>
-      <w:numFmt w:val="decimalEnclosedCircle"/>
-      <w:lvlText w:val="%6"/>
-      <w:lvlJc w:val="left"/>
-      <w:pPr>
-        <w:ind w:left="2640" w:hanging="440"/>
-      </w:pPr>
-    </w:lvl>
-    <w:lvl w:ilvl="6" w:tplc="0409000F" w:tentative="1">
-      <w:start w:val="1"/>
-      <w:numFmt w:val="decimal"/>
-      <w:lvlText w:val="%7."/>
-      <w:lvlJc w:val="left"/>
-      <w:pPr>
-        <w:ind w:left="3080" w:hanging="440"/>
-      </w:pPr>
-    </w:lvl>
-    <w:lvl w:ilvl="7" w:tplc="04090017" w:tentative="1">
-      <w:start w:val="1"/>
-      <w:numFmt w:val="aiueoFullWidth"/>
-      <w:lvlText w:val="(%8)"/>
-      <w:lvlJc w:val="left"/>
-      <w:pPr>
-        <w:ind w:left="3520" w:hanging="440"/>
-      </w:pPr>
-    </w:lvl>
-    <w:lvl w:ilvl="8" w:tplc="04090011" w:tentative="1">
-      <w:start w:val="1"/>
-      <w:numFmt w:val="decimalEnclosedCircle"/>
-      <w:lvlText w:val="%9"/>
-      <w:lvlJc w:val="left"/>
-      <w:pPr>
-        <w:ind w:left="3960" w:hanging="440"/>
-      </w:pPr>
     </w:lvl>
   </w:abstractNum>
   <w:abstractNum w:abstractNumId="58" w15:restartNumberingAfterBreak="0">
@@ -23230,93 +23407,6 @@
     </w:lvl>
   </w:abstractNum>
   <w:abstractNum w:abstractNumId="72" w15:restartNumberingAfterBreak="0">
-    <w:nsid w:val="460F69D1"/>
-    <w:multiLevelType w:val="hybridMultilevel"/>
-    <w:tmpl w:val="6C789B26"/>
-    <w:name w:val="__API_DOC_SQUARE_BULLET__222"/>
-    <w:lvl w:ilvl="0" w:tplc="0409000F">
-      <w:start w:val="1"/>
-      <w:numFmt w:val="decimal"/>
-      <w:lvlText w:val="%1."/>
-      <w:lvlJc w:val="left"/>
-      <w:pPr>
-        <w:ind w:left="440" w:hanging="440"/>
-      </w:pPr>
-    </w:lvl>
-    <w:lvl w:ilvl="1" w:tplc="04090017" w:tentative="1">
-      <w:start w:val="1"/>
-      <w:numFmt w:val="aiueoFullWidth"/>
-      <w:lvlText w:val="(%2)"/>
-      <w:lvlJc w:val="left"/>
-      <w:pPr>
-        <w:ind w:left="880" w:hanging="440"/>
-      </w:pPr>
-    </w:lvl>
-    <w:lvl w:ilvl="2" w:tplc="04090011" w:tentative="1">
-      <w:start w:val="1"/>
-      <w:numFmt w:val="decimalEnclosedCircle"/>
-      <w:lvlText w:val="%3"/>
-      <w:lvlJc w:val="left"/>
-      <w:pPr>
-        <w:ind w:left="1320" w:hanging="440"/>
-      </w:pPr>
-    </w:lvl>
-    <w:lvl w:ilvl="3" w:tplc="0409000F" w:tentative="1">
-      <w:start w:val="1"/>
-      <w:numFmt w:val="decimal"/>
-      <w:lvlText w:val="%4."/>
-      <w:lvlJc w:val="left"/>
-      <w:pPr>
-        <w:ind w:left="1760" w:hanging="440"/>
-      </w:pPr>
-    </w:lvl>
-    <w:lvl w:ilvl="4" w:tplc="04090017" w:tentative="1">
-      <w:start w:val="1"/>
-      <w:numFmt w:val="aiueoFullWidth"/>
-      <w:lvlText w:val="(%5)"/>
-      <w:lvlJc w:val="left"/>
-      <w:pPr>
-        <w:ind w:left="2200" w:hanging="440"/>
-      </w:pPr>
-    </w:lvl>
-    <w:lvl w:ilvl="5" w:tplc="04090011" w:tentative="1">
-      <w:start w:val="1"/>
-      <w:numFmt w:val="decimalEnclosedCircle"/>
-      <w:lvlText w:val="%6"/>
-      <w:lvlJc w:val="left"/>
-      <w:pPr>
-        <w:ind w:left="2640" w:hanging="440"/>
-      </w:pPr>
-    </w:lvl>
-    <w:lvl w:ilvl="6" w:tplc="0409000F" w:tentative="1">
-      <w:start w:val="1"/>
-      <w:numFmt w:val="decimal"/>
-      <w:lvlText w:val="%7."/>
-      <w:lvlJc w:val="left"/>
-      <w:pPr>
-        <w:ind w:left="3080" w:hanging="440"/>
-      </w:pPr>
-    </w:lvl>
-    <w:lvl w:ilvl="7" w:tplc="04090017" w:tentative="1">
-      <w:start w:val="1"/>
-      <w:numFmt w:val="aiueoFullWidth"/>
-      <w:lvlText w:val="(%8)"/>
-      <w:lvlJc w:val="left"/>
-      <w:pPr>
-        <w:ind w:left="3520" w:hanging="440"/>
-      </w:pPr>
-    </w:lvl>
-    <w:lvl w:ilvl="8" w:tplc="04090011" w:tentative="1">
-      <w:start w:val="1"/>
-      <w:numFmt w:val="decimalEnclosedCircle"/>
-      <w:lvlText w:val="%9"/>
-      <w:lvlJc w:val="left"/>
-      <w:pPr>
-        <w:ind w:left="3960" w:hanging="440"/>
-      </w:pPr>
-    </w:lvl>
-  </w:abstractNum>
-  <w:abstractNum w:abstractNumId="73" w15:restartNumberingAfterBreak="0">
     <w:nsid w:val="48E1188C"/>
     <w:multiLevelType w:val="hybridMultilevel"/>
     <w:tmpl w:val="F0FEE114"/>
@@ -23408,7 +23498,7 @@
       </w:pPr>
     </w:lvl>
   </w:abstractNum>
-  <w:abstractNum w:abstractNumId="74" w15:restartNumberingAfterBreak="0">
+  <w:abstractNum w:abstractNumId="73" w15:restartNumberingAfterBreak="0">
     <w:nsid w:val="49B01F11"/>
     <w:multiLevelType w:val="multilevel"/>
     <w:tmpl w:val="14E29A24"/>
@@ -23557,7 +23647,7 @@
       </w:rPr>
     </w:lvl>
   </w:abstractNum>
-  <w:abstractNum w:abstractNumId="75" w15:restartNumberingAfterBreak="0">
+  <w:abstractNum w:abstractNumId="74" w15:restartNumberingAfterBreak="0">
     <w:nsid w:val="49D95C06"/>
     <w:multiLevelType w:val="hybridMultilevel"/>
     <w:tmpl w:val="BBC4E07A"/>
@@ -23670,7 +23760,7 @@
       </w:rPr>
     </w:lvl>
   </w:abstractNum>
-  <w:abstractNum w:abstractNumId="76" w15:restartNumberingAfterBreak="0">
+  <w:abstractNum w:abstractNumId="75" w15:restartNumberingAfterBreak="0">
     <w:nsid w:val="4ACA7AD8"/>
     <w:multiLevelType w:val="multilevel"/>
     <w:tmpl w:val="E50C8A80"/>
@@ -23783,7 +23873,7 @@
       </w:rPr>
     </w:lvl>
   </w:abstractNum>
-  <w:abstractNum w:abstractNumId="77" w15:restartNumberingAfterBreak="0">
+  <w:abstractNum w:abstractNumId="76" w15:restartNumberingAfterBreak="0">
     <w:nsid w:val="4BF95523"/>
     <w:multiLevelType w:val="multilevel"/>
     <w:tmpl w:val="BD8AF998"/>
@@ -23897,7 +23987,7 @@
       </w:rPr>
     </w:lvl>
   </w:abstractNum>
-  <w:abstractNum w:abstractNumId="78" w15:restartNumberingAfterBreak="0">
+  <w:abstractNum w:abstractNumId="77" w15:restartNumberingAfterBreak="0">
     <w:nsid w:val="4C410C97"/>
     <w:multiLevelType w:val="hybridMultilevel"/>
     <w:tmpl w:val="5FA0182E"/>
@@ -24010,7 +24100,7 @@
       </w:rPr>
     </w:lvl>
   </w:abstractNum>
-  <w:abstractNum w:abstractNumId="79" w15:restartNumberingAfterBreak="0">
+  <w:abstractNum w:abstractNumId="78" w15:restartNumberingAfterBreak="0">
     <w:nsid w:val="4C6E50A5"/>
     <w:multiLevelType w:val="multilevel"/>
     <w:tmpl w:val="4988599A"/>
@@ -24124,7 +24214,7 @@
       </w:rPr>
     </w:lvl>
   </w:abstractNum>
-  <w:abstractNum w:abstractNumId="80" w15:restartNumberingAfterBreak="0">
+  <w:abstractNum w:abstractNumId="79" w15:restartNumberingAfterBreak="0">
     <w:nsid w:val="4DD35AC5"/>
     <w:multiLevelType w:val="multilevel"/>
     <w:tmpl w:val="BD8AF998"/>
@@ -24238,7 +24328,7 @@
       </w:rPr>
     </w:lvl>
   </w:abstractNum>
-  <w:abstractNum w:abstractNumId="81" w15:restartNumberingAfterBreak="0">
+  <w:abstractNum w:abstractNumId="80" w15:restartNumberingAfterBreak="0">
     <w:nsid w:val="4E5D1EA2"/>
     <w:multiLevelType w:val="multilevel"/>
     <w:tmpl w:val="BD8AF998"/>
@@ -24352,7 +24442,7 @@
       </w:rPr>
     </w:lvl>
   </w:abstractNum>
-  <w:abstractNum w:abstractNumId="82" w15:restartNumberingAfterBreak="0">
+  <w:abstractNum w:abstractNumId="81" w15:restartNumberingAfterBreak="0">
     <w:nsid w:val="4F5E1FF6"/>
     <w:multiLevelType w:val="hybridMultilevel"/>
     <w:tmpl w:val="C15C80F2"/>
@@ -24465,7 +24555,7 @@
       </w:rPr>
     </w:lvl>
   </w:abstractNum>
-  <w:abstractNum w:abstractNumId="83" w15:restartNumberingAfterBreak="0">
+  <w:abstractNum w:abstractNumId="82" w15:restartNumberingAfterBreak="0">
     <w:nsid w:val="4FAE10FC"/>
     <w:multiLevelType w:val="multilevel"/>
     <w:tmpl w:val="AF2260C8"/>
@@ -24578,7 +24668,7 @@
       </w:rPr>
     </w:lvl>
   </w:abstractNum>
-  <w:abstractNum w:abstractNumId="84" w15:restartNumberingAfterBreak="0">
+  <w:abstractNum w:abstractNumId="83" w15:restartNumberingAfterBreak="0">
     <w:nsid w:val="50B3342D"/>
     <w:multiLevelType w:val="hybridMultilevel"/>
     <w:tmpl w:val="BCC6A66E"/>
@@ -24691,8 +24781,8 @@
       </w:rPr>
     </w:lvl>
   </w:abstractNum>
-  <w:abstractNum w:abstractNumId="85" w15:restartNumberingAfterBreak="0">
-    <w:nsid w:val="533B38CB"/>
+  <w:abstractNum w:abstractNumId="84" w15:restartNumberingAfterBreak="0">
+    <w:nsid w:val="53A36B8E"/>
     <w:multiLevelType w:val="singleLevel"/>
     <w:tmpl w:val="04090001"/>
     <w:lvl w:ilvl="0">
@@ -24708,7 +24798,7 @@
       </w:rPr>
     </w:lvl>
   </w:abstractNum>
-  <w:abstractNum w:abstractNumId="86" w15:restartNumberingAfterBreak="0">
+  <w:abstractNum w:abstractNumId="85" w15:restartNumberingAfterBreak="0">
     <w:nsid w:val="544A63CF"/>
     <w:multiLevelType w:val="hybridMultilevel"/>
     <w:tmpl w:val="7D50F8D0"/>
@@ -24744,6 +24834,93 @@
       <w:rPr>
         <w:rFonts w:ascii="Meiryo UI" w:hAnsi="Meiryo UI" w:eastAsia="Meiryo UI" w:cs="Meiryo UI" w:hint="default"/>
       </w:rPr>
+    </w:lvl>
+    <w:lvl w:ilvl="3" w:tplc="0409000F" w:tentative="1">
+      <w:start w:val="1"/>
+      <w:numFmt w:val="decimal"/>
+      <w:lvlText w:val="%4."/>
+      <w:lvlJc w:val="left"/>
+      <w:pPr>
+        <w:ind w:left="1760" w:hanging="440"/>
+      </w:pPr>
+    </w:lvl>
+    <w:lvl w:ilvl="4" w:tplc="04090017" w:tentative="1">
+      <w:start w:val="1"/>
+      <w:numFmt w:val="aiueoFullWidth"/>
+      <w:lvlText w:val="(%5)"/>
+      <w:lvlJc w:val="left"/>
+      <w:pPr>
+        <w:ind w:left="2200" w:hanging="440"/>
+      </w:pPr>
+    </w:lvl>
+    <w:lvl w:ilvl="5" w:tplc="04090011" w:tentative="1">
+      <w:start w:val="1"/>
+      <w:numFmt w:val="decimalEnclosedCircle"/>
+      <w:lvlText w:val="%6"/>
+      <w:lvlJc w:val="left"/>
+      <w:pPr>
+        <w:ind w:left="2640" w:hanging="440"/>
+      </w:pPr>
+    </w:lvl>
+    <w:lvl w:ilvl="6" w:tplc="0409000F" w:tentative="1">
+      <w:start w:val="1"/>
+      <w:numFmt w:val="decimal"/>
+      <w:lvlText w:val="%7."/>
+      <w:lvlJc w:val="left"/>
+      <w:pPr>
+        <w:ind w:left="3080" w:hanging="440"/>
+      </w:pPr>
+    </w:lvl>
+    <w:lvl w:ilvl="7" w:tplc="04090017" w:tentative="1">
+      <w:start w:val="1"/>
+      <w:numFmt w:val="aiueoFullWidth"/>
+      <w:lvlText w:val="(%8)"/>
+      <w:lvlJc w:val="left"/>
+      <w:pPr>
+        <w:ind w:left="3520" w:hanging="440"/>
+      </w:pPr>
+    </w:lvl>
+    <w:lvl w:ilvl="8" w:tplc="04090011" w:tentative="1">
+      <w:start w:val="1"/>
+      <w:numFmt w:val="decimalEnclosedCircle"/>
+      <w:lvlText w:val="%9"/>
+      <w:lvlJc w:val="left"/>
+      <w:pPr>
+        <w:ind w:left="3960" w:hanging="440"/>
+      </w:pPr>
+    </w:lvl>
+  </w:abstractNum>
+  <w:abstractNum w:abstractNumId="86" w15:restartNumberingAfterBreak="0">
+    <w:nsid w:val="54A03FC3"/>
+    <w:multiLevelType w:val="hybridMultilevel"/>
+    <w:tmpl w:val="BF42C1FC"/>
+    <w:name w:val="__API_DOC_SQUARE_BULLET__2"/>
+    <w:lvl w:ilvl="0" w:tplc="0409000F">
+      <w:start w:val="1"/>
+      <w:numFmt w:val="decimal"/>
+      <w:lvlText w:val="%1."/>
+      <w:lvlJc w:val="left"/>
+      <w:pPr>
+        <w:ind w:left="440" w:hanging="440"/>
+      </w:pPr>
+    </w:lvl>
+    <w:lvl w:ilvl="1" w:tplc="04090017" w:tentative="1">
+      <w:start w:val="1"/>
+      <w:numFmt w:val="aiueoFullWidth"/>
+      <w:lvlText w:val="(%2)"/>
+      <w:lvlJc w:val="left"/>
+      <w:pPr>
+        <w:ind w:left="880" w:hanging="440"/>
+      </w:pPr>
+    </w:lvl>
+    <w:lvl w:ilvl="2" w:tplc="04090011" w:tentative="1">
+      <w:start w:val="1"/>
+      <w:numFmt w:val="decimalEnclosedCircle"/>
+      <w:lvlText w:val="%3"/>
+      <w:lvlJc w:val="left"/>
+      <w:pPr>
+        <w:ind w:left="1320" w:hanging="440"/>
+      </w:pPr>
     </w:lvl>
     <w:lvl w:ilvl="3" w:tplc="0409000F" w:tentative="1">
       <w:start w:val="1"/>
@@ -26386,21 +26563,6 @@
     </w:lvl>
   </w:abstractNum>
   <w:abstractNum w:abstractNumId="101" w15:restartNumberingAfterBreak="0">
-    <w:nsid w:val="672705EC"/>
-    <w:multiLevelType w:val="singleLevel"/>
-    <w:tmpl w:val="0409000F"/>
-    <w:name w:val="__API_DOC_SQUARE_BULLET__"/>
-    <w:lvl w:ilvl="0">
-      <w:start w:val="1"/>
-      <w:numFmt w:val="decimal"/>
-      <w:lvlText w:val="%1."/>
-      <w:lvlJc w:val="left"/>
-      <w:pPr>
-        <w:ind w:left="440" w:hanging="440"/>
-      </w:pPr>
-    </w:lvl>
-  </w:abstractNum>
-  <w:abstractNum w:abstractNumId="102" w15:restartNumberingAfterBreak="0">
     <w:nsid w:val="688A4A43"/>
     <w:multiLevelType w:val="hybridMultilevel"/>
     <w:tmpl w:val="73B44ACC"/>
@@ -26513,7 +26675,7 @@
       </w:rPr>
     </w:lvl>
   </w:abstractNum>
-  <w:abstractNum w:abstractNumId="103" w15:restartNumberingAfterBreak="0">
+  <w:abstractNum w:abstractNumId="102" w15:restartNumberingAfterBreak="0">
     <w:nsid w:val="6901216E"/>
     <w:multiLevelType w:val="hybridMultilevel"/>
     <w:tmpl w:val="658AE33A"/>
@@ -26626,7 +26788,7 @@
       </w:rPr>
     </w:lvl>
   </w:abstractNum>
-  <w:abstractNum w:abstractNumId="104" w15:restartNumberingAfterBreak="0">
+  <w:abstractNum w:abstractNumId="103" w15:restartNumberingAfterBreak="0">
     <w:nsid w:val="6A9A5308"/>
     <w:multiLevelType w:val="multilevel"/>
     <w:tmpl w:val="BD8AF998"/>
@@ -26740,7 +26902,7 @@
       </w:rPr>
     </w:lvl>
   </w:abstractNum>
-  <w:abstractNum w:abstractNumId="105" w15:restartNumberingAfterBreak="0">
+  <w:abstractNum w:abstractNumId="104" w15:restartNumberingAfterBreak="0">
     <w:nsid w:val="6E6E5378"/>
     <w:multiLevelType w:val="hybridMultilevel"/>
     <w:tmpl w:val="7D50F8D0"/>
@@ -26832,7 +26994,7 @@
       </w:pPr>
     </w:lvl>
   </w:abstractNum>
-  <w:abstractNum w:abstractNumId="106" w15:restartNumberingAfterBreak="0">
+  <w:abstractNum w:abstractNumId="105" w15:restartNumberingAfterBreak="0">
     <w:nsid w:val="6EB97E33"/>
     <w:multiLevelType w:val="hybridMultilevel"/>
     <w:tmpl w:val="B6C8A472"/>
@@ -26945,7 +27107,7 @@
       </w:rPr>
     </w:lvl>
   </w:abstractNum>
-  <w:abstractNum w:abstractNumId="107" w15:restartNumberingAfterBreak="0">
+  <w:abstractNum w:abstractNumId="106" w15:restartNumberingAfterBreak="0">
     <w:nsid w:val="6F4D1CAB"/>
     <w:multiLevelType w:val="hybridMultilevel"/>
     <w:tmpl w:val="1012BE32"/>
@@ -27058,7 +27220,7 @@
       </w:rPr>
     </w:lvl>
   </w:abstractNum>
-  <w:abstractNum w:abstractNumId="108" w15:restartNumberingAfterBreak="0">
+  <w:abstractNum w:abstractNumId="107" w15:restartNumberingAfterBreak="0">
     <w:nsid w:val="715A55EB"/>
     <w:multiLevelType w:val="hybridMultilevel"/>
     <w:tmpl w:val="E48A019C"/>
@@ -27144,7 +27306,7 @@
       </w:pPr>
     </w:lvl>
   </w:abstractNum>
-  <w:abstractNum w:abstractNumId="109" w15:restartNumberingAfterBreak="0">
+  <w:abstractNum w:abstractNumId="108" w15:restartNumberingAfterBreak="0">
     <w:nsid w:val="71AD4B0C"/>
     <w:multiLevelType w:val="hybridMultilevel"/>
     <w:tmpl w:val="C052AAB6"/>
@@ -27257,7 +27419,7 @@
       </w:rPr>
     </w:lvl>
   </w:abstractNum>
-  <w:abstractNum w:abstractNumId="110" w15:restartNumberingAfterBreak="0">
+  <w:abstractNum w:abstractNumId="109" w15:restartNumberingAfterBreak="0">
     <w:nsid w:val="733804CA"/>
     <w:multiLevelType w:val="hybridMultilevel"/>
     <w:tmpl w:val="CA0264DE"/>
@@ -27370,7 +27532,7 @@
       </w:rPr>
     </w:lvl>
   </w:abstractNum>
-  <w:abstractNum w:abstractNumId="111" w15:restartNumberingAfterBreak="0">
+  <w:abstractNum w:abstractNumId="110" w15:restartNumberingAfterBreak="0">
     <w:nsid w:val="77E84DEC"/>
     <w:multiLevelType w:val="hybridMultilevel"/>
     <w:tmpl w:val="2D28DC4E"/>
@@ -27483,7 +27645,7 @@
       </w:rPr>
     </w:lvl>
   </w:abstractNum>
-  <w:abstractNum w:abstractNumId="112" w15:restartNumberingAfterBreak="0">
+  <w:abstractNum w:abstractNumId="111" w15:restartNumberingAfterBreak="0">
     <w:nsid w:val="79A62814"/>
     <w:multiLevelType w:val="multilevel"/>
     <w:tmpl w:val="BD8AF998"/>
@@ -27597,7 +27759,7 @@
       </w:rPr>
     </w:lvl>
   </w:abstractNum>
-  <w:abstractNum w:abstractNumId="113" w15:restartNumberingAfterBreak="0">
+  <w:abstractNum w:abstractNumId="112" w15:restartNumberingAfterBreak="0">
     <w:nsid w:val="7A8C15C5"/>
     <w:multiLevelType w:val="multilevel"/>
     <w:tmpl w:val="B8C04E82"/>
@@ -27710,7 +27872,7 @@
       </w:pPr>
     </w:lvl>
   </w:abstractNum>
-  <w:abstractNum w:abstractNumId="114" w15:restartNumberingAfterBreak="0">
+  <w:abstractNum w:abstractNumId="113" w15:restartNumberingAfterBreak="0">
     <w:nsid w:val="7AC532A8"/>
     <w:multiLevelType w:val="multilevel"/>
     <w:tmpl w:val="4E1E5628"/>
@@ -27824,7 +27986,7 @@
       </w:rPr>
     </w:lvl>
   </w:abstractNum>
-  <w:abstractNum w:abstractNumId="115" w15:restartNumberingAfterBreak="0">
+  <w:abstractNum w:abstractNumId="114" w15:restartNumberingAfterBreak="0">
     <w:nsid w:val="7ADC2728"/>
     <w:multiLevelType w:val="multilevel"/>
     <w:tmpl w:val="D3F02250"/>
@@ -27973,7 +28135,7 @@
       </w:rPr>
     </w:lvl>
   </w:abstractNum>
-  <w:abstractNum w:abstractNumId="116" w15:restartNumberingAfterBreak="0">
+  <w:abstractNum w:abstractNumId="115" w15:restartNumberingAfterBreak="0">
     <w:nsid w:val="7B31557E"/>
     <w:multiLevelType w:val="hybridMultilevel"/>
     <w:tmpl w:val="1180B02A"/>
@@ -28086,7 +28248,7 @@
       </w:rPr>
     </w:lvl>
   </w:abstractNum>
-  <w:abstractNum w:abstractNumId="117" w15:restartNumberingAfterBreak="0">
+  <w:abstractNum w:abstractNumId="116" w15:restartNumberingAfterBreak="0">
     <w:nsid w:val="7B385DC6"/>
     <w:multiLevelType w:val="multilevel"/>
     <w:tmpl w:val="8CE4A1D8"/>
@@ -28199,7 +28361,7 @@
       </w:pPr>
     </w:lvl>
   </w:abstractNum>
-  <w:abstractNum w:abstractNumId="118" w15:restartNumberingAfterBreak="0">
+  <w:abstractNum w:abstractNumId="117" w15:restartNumberingAfterBreak="0">
     <w:nsid w:val="7B6822E2"/>
     <w:multiLevelType w:val="hybridMultilevel"/>
     <w:tmpl w:val="F4E248E0"/>
@@ -28312,7 +28474,7 @@
       </w:rPr>
     </w:lvl>
   </w:abstractNum>
-  <w:abstractNum w:abstractNumId="119" w15:restartNumberingAfterBreak="0">
+  <w:abstractNum w:abstractNumId="118" w15:restartNumberingAfterBreak="0">
     <w:nsid w:val="7BD7455E"/>
     <w:multiLevelType w:val="multilevel"/>
     <w:tmpl w:val="BD8AF998"/>
@@ -28426,7 +28588,7 @@
       </w:rPr>
     </w:lvl>
   </w:abstractNum>
-  <w:abstractNum w:abstractNumId="120" w15:restartNumberingAfterBreak="0">
+  <w:abstractNum w:abstractNumId="119" w15:restartNumberingAfterBreak="0">
     <w:nsid w:val="7D2E1DAF"/>
     <w:multiLevelType w:val="multilevel"/>
     <w:tmpl w:val="55283960"/>
@@ -28540,7 +28702,7 @@
       </w:rPr>
     </w:lvl>
   </w:abstractNum>
-  <w:abstractNum w:abstractNumId="121" w15:restartNumberingAfterBreak="0">
+  <w:abstractNum w:abstractNumId="120" w15:restartNumberingAfterBreak="0">
     <w:nsid w:val="7E9621D7"/>
     <w:multiLevelType w:val="multilevel"/>
     <w:tmpl w:val="B2D63CD8"/>
@@ -28654,7 +28816,7 @@
       </w:rPr>
     </w:lvl>
   </w:abstractNum>
-  <w:abstractNum w:abstractNumId="122" w15:restartNumberingAfterBreak="0">
+  <w:abstractNum w:abstractNumId="121" w15:restartNumberingAfterBreak="0">
     <w:nsid w:val="7F8E3190"/>
     <w:multiLevelType w:val="hybridMultilevel"/>
     <w:tmpl w:val="4734FE3E"/>
@@ -28765,6 +28927,93 @@
       <w:rPr>
         <w:rFonts w:ascii="Meiryo UI" w:hAnsi="Meiryo UI" w:eastAsia="Meiryo UI" w:cs="Meiryo UI" w:hint="default"/>
       </w:rPr>
+    </w:lvl>
+  </w:abstractNum>
+  <w:abstractNum w:abstractNumId="122" w15:restartNumberingAfterBreak="0">
+    <w:nsid w:val="7F900EBD"/>
+    <w:multiLevelType w:val="hybridMultilevel"/>
+    <w:tmpl w:val="2370DC16"/>
+    <w:name w:val="__API_DOC_SQUARE_BULLET__22"/>
+    <w:lvl w:ilvl="0" w:tplc="0409000F">
+      <w:start w:val="1"/>
+      <w:numFmt w:val="decimal"/>
+      <w:lvlText w:val="%1."/>
+      <w:lvlJc w:val="left"/>
+      <w:pPr>
+        <w:ind w:left="440" w:hanging="440"/>
+      </w:pPr>
+    </w:lvl>
+    <w:lvl w:ilvl="1" w:tplc="04090017" w:tentative="1">
+      <w:start w:val="1"/>
+      <w:numFmt w:val="aiueoFullWidth"/>
+      <w:lvlText w:val="(%2)"/>
+      <w:lvlJc w:val="left"/>
+      <w:pPr>
+        <w:ind w:left="880" w:hanging="440"/>
+      </w:pPr>
+    </w:lvl>
+    <w:lvl w:ilvl="2" w:tplc="04090011" w:tentative="1">
+      <w:start w:val="1"/>
+      <w:numFmt w:val="decimalEnclosedCircle"/>
+      <w:lvlText w:val="%3"/>
+      <w:lvlJc w:val="left"/>
+      <w:pPr>
+        <w:ind w:left="1320" w:hanging="440"/>
+      </w:pPr>
+    </w:lvl>
+    <w:lvl w:ilvl="3" w:tplc="0409000F" w:tentative="1">
+      <w:start w:val="1"/>
+      <w:numFmt w:val="decimal"/>
+      <w:lvlText w:val="%4."/>
+      <w:lvlJc w:val="left"/>
+      <w:pPr>
+        <w:ind w:left="1760" w:hanging="440"/>
+      </w:pPr>
+    </w:lvl>
+    <w:lvl w:ilvl="4" w:tplc="04090017" w:tentative="1">
+      <w:start w:val="1"/>
+      <w:numFmt w:val="aiueoFullWidth"/>
+      <w:lvlText w:val="(%5)"/>
+      <w:lvlJc w:val="left"/>
+      <w:pPr>
+        <w:ind w:left="2200" w:hanging="440"/>
+      </w:pPr>
+    </w:lvl>
+    <w:lvl w:ilvl="5" w:tplc="04090011" w:tentative="1">
+      <w:start w:val="1"/>
+      <w:numFmt w:val="decimalEnclosedCircle"/>
+      <w:lvlText w:val="%6"/>
+      <w:lvlJc w:val="left"/>
+      <w:pPr>
+        <w:ind w:left="2640" w:hanging="440"/>
+      </w:pPr>
+    </w:lvl>
+    <w:lvl w:ilvl="6" w:tplc="0409000F" w:tentative="1">
+      <w:start w:val="1"/>
+      <w:numFmt w:val="decimal"/>
+      <w:lvlText w:val="%7."/>
+      <w:lvlJc w:val="left"/>
+      <w:pPr>
+        <w:ind w:left="3080" w:hanging="440"/>
+      </w:pPr>
+    </w:lvl>
+    <w:lvl w:ilvl="7" w:tplc="04090017" w:tentative="1">
+      <w:start w:val="1"/>
+      <w:numFmt w:val="aiueoFullWidth"/>
+      <w:lvlText w:val="(%8)"/>
+      <w:lvlJc w:val="left"/>
+      <w:pPr>
+        <w:ind w:left="3520" w:hanging="440"/>
+      </w:pPr>
+    </w:lvl>
+    <w:lvl w:ilvl="8" w:tplc="04090011" w:tentative="1">
+      <w:start w:val="1"/>
+      <w:numFmt w:val="decimalEnclosedCircle"/>
+      <w:lvlText w:val="%9"/>
+      <w:lvlJc w:val="left"/>
+      <w:pPr>
+        <w:ind w:left="3960" w:hanging="440"/>
+      </w:pPr>
     </w:lvl>
   </w:abstractNum>
   <w:abstractNum w:abstractNumId="123" w15:restartNumberingAfterBreak="0">
@@ -28887,7 +29136,7 @@
     <w:abstractNumId w:val="28"/>
   </w:num>
   <w:num w:numId="3" w16cid:durableId="629214803">
-    <w:abstractNumId w:val="53"/>
+    <w:abstractNumId w:val="54"/>
   </w:num>
   <w:num w:numId="4" w16cid:durableId="613826659">
     <w:abstractNumId w:val="14"/>
@@ -28899,7 +29148,7 @@
     <w:abstractNumId w:val="62"/>
   </w:num>
   <w:num w:numId="7" w16cid:durableId="1948467586">
-    <w:abstractNumId w:val="120"/>
+    <w:abstractNumId w:val="119"/>
   </w:num>
   <w:num w:numId="8" w16cid:durableId="1488398625">
     <w:abstractNumId w:val="16"/>
@@ -28908,7 +29157,7 @@
     <w:abstractNumId w:val="44"/>
   </w:num>
   <w:num w:numId="10" w16cid:durableId="567813234">
-    <w:abstractNumId w:val="83"/>
+    <w:abstractNumId w:val="82"/>
   </w:num>
   <w:num w:numId="11" w16cid:durableId="751706831">
     <w:abstractNumId w:val="34"/>
@@ -28917,10 +29166,10 @@
     <w:abstractNumId w:val="3"/>
   </w:num>
   <w:num w:numId="13" w16cid:durableId="1284925540">
-    <w:abstractNumId w:val="5"/>
+    <w:abstractNumId w:val="4"/>
   </w:num>
   <w:num w:numId="14" w16cid:durableId="1155754182">
-    <w:abstractNumId w:val="79"/>
+    <w:abstractNumId w:val="78"/>
   </w:num>
   <w:num w:numId="15" w16cid:durableId="802577955">
     <w:abstractNumId w:val="1"/>
@@ -28932,19 +29181,19 @@
     <w:abstractNumId w:val="23"/>
   </w:num>
   <w:num w:numId="18" w16cid:durableId="1367219213">
-    <w:abstractNumId w:val="7"/>
+    <w:abstractNumId w:val="6"/>
   </w:num>
   <w:num w:numId="19" w16cid:durableId="399442700">
-    <w:abstractNumId w:val="54"/>
+    <w:abstractNumId w:val="55"/>
   </w:num>
   <w:num w:numId="20" w16cid:durableId="540439852">
     <w:abstractNumId w:val="40"/>
   </w:num>
   <w:num w:numId="21" w16cid:durableId="599416316">
-    <w:abstractNumId w:val="76"/>
+    <w:abstractNumId w:val="75"/>
   </w:num>
   <w:num w:numId="22" w16cid:durableId="268123330">
-    <w:abstractNumId w:val="121"/>
+    <w:abstractNumId w:val="120"/>
   </w:num>
   <w:num w:numId="23" w16cid:durableId="2020039216">
     <w:abstractNumId w:val="9"/>
@@ -28980,7 +29229,7 @@
     <w:abstractNumId w:val="29"/>
   </w:num>
   <w:num w:numId="34" w16cid:durableId="1593858252">
-    <w:abstractNumId w:val="84"/>
+    <w:abstractNumId w:val="83"/>
   </w:num>
   <w:num w:numId="35" w16cid:durableId="1817641731">
     <w:abstractNumId w:val="48"/>
@@ -29001,10 +29250,10 @@
     <w:abstractNumId w:val="99"/>
   </w:num>
   <w:num w:numId="41" w16cid:durableId="816651955">
-    <w:abstractNumId w:val="117"/>
+    <w:abstractNumId w:val="116"/>
   </w:num>
   <w:num w:numId="42" w16cid:durableId="888810315">
-    <w:abstractNumId w:val="113"/>
+    <w:abstractNumId w:val="112"/>
   </w:num>
   <w:num w:numId="43" w16cid:durableId="1654723770">
     <w:abstractNumId w:val="10"/>
@@ -29013,10 +29262,10 @@
     <w:abstractNumId w:val="71"/>
   </w:num>
   <w:num w:numId="45" w16cid:durableId="1001473824">
-    <w:abstractNumId w:val="102"/>
+    <w:abstractNumId w:val="101"/>
   </w:num>
   <w:num w:numId="46" w16cid:durableId="296302402">
-    <w:abstractNumId w:val="114"/>
+    <w:abstractNumId w:val="113"/>
   </w:num>
   <w:num w:numId="47" w16cid:durableId="824278799">
     <w:abstractNumId w:val="39"/>
@@ -29037,19 +29286,19 @@
     <w:abstractNumId w:val="2"/>
   </w:num>
   <w:num w:numId="53" w16cid:durableId="1356689606">
-    <w:abstractNumId w:val="55"/>
+    <w:abstractNumId w:val="56"/>
   </w:num>
   <w:num w:numId="54" w16cid:durableId="1310599660">
-    <w:abstractNumId w:val="106"/>
+    <w:abstractNumId w:val="105"/>
   </w:num>
   <w:num w:numId="55" w16cid:durableId="2017686679">
     <w:abstractNumId w:val="45"/>
   </w:num>
   <w:num w:numId="56" w16cid:durableId="1792165896">
-    <w:abstractNumId w:val="52"/>
+    <w:abstractNumId w:val="53"/>
   </w:num>
   <w:num w:numId="57" w16cid:durableId="1084956861">
-    <w:abstractNumId w:val="49"/>
+    <w:abstractNumId w:val="50"/>
   </w:num>
   <w:num w:numId="58" w16cid:durableId="1192956315">
     <w:abstractNumId w:val="46"/>
@@ -29064,10 +29313,10 @@
     <w:abstractNumId w:val="41"/>
   </w:num>
   <w:num w:numId="62" w16cid:durableId="998728586">
-    <w:abstractNumId w:val="6"/>
+    <w:abstractNumId w:val="5"/>
   </w:num>
   <w:num w:numId="63" w16cid:durableId="1433746151">
-    <w:abstractNumId w:val="107"/>
+    <w:abstractNumId w:val="106"/>
   </w:num>
   <w:num w:numId="64" w16cid:durableId="1535269810">
     <w:abstractNumId w:val="19"/>
@@ -29079,7 +29328,7 @@
     <w:abstractNumId w:val="25"/>
   </w:num>
   <w:num w:numId="67" w16cid:durableId="1896162260">
-    <w:abstractNumId w:val="115"/>
+    <w:abstractNumId w:val="114"/>
   </w:num>
   <w:num w:numId="68" w16cid:durableId="1463427849">
     <w:abstractNumId w:val="70"/>
@@ -29094,43 +29343,43 @@
     <w:abstractNumId w:val="68"/>
   </w:num>
   <w:num w:numId="72" w16cid:durableId="1970089783">
-    <w:abstractNumId w:val="74"/>
+    <w:abstractNumId w:val="73"/>
   </w:num>
   <w:num w:numId="73" w16cid:durableId="429395771">
-    <w:abstractNumId w:val="50"/>
+    <w:abstractNumId w:val="51"/>
   </w:num>
   <w:num w:numId="74" w16cid:durableId="431363947">
     <w:abstractNumId w:val="17"/>
   </w:num>
   <w:num w:numId="75" w16cid:durableId="991375419">
-    <w:abstractNumId w:val="116"/>
+    <w:abstractNumId w:val="115"/>
   </w:num>
   <w:num w:numId="76" w16cid:durableId="1942831274">
-    <w:abstractNumId w:val="110"/>
+    <w:abstractNumId w:val="109"/>
   </w:num>
   <w:num w:numId="77" w16cid:durableId="1162238852">
     <w:abstractNumId w:val="22"/>
   </w:num>
   <w:num w:numId="78" w16cid:durableId="1193108439">
+    <w:abstractNumId w:val="107"/>
+  </w:num>
+  <w:num w:numId="79" w16cid:durableId="1996687129">
     <w:abstractNumId w:val="108"/>
   </w:num>
-  <w:num w:numId="79" w16cid:durableId="1996687129">
-    <w:abstractNumId w:val="109"/>
-  </w:num>
   <w:num w:numId="80" w16cid:durableId="287246247">
-    <w:abstractNumId w:val="86"/>
+    <w:abstractNumId w:val="85"/>
   </w:num>
   <w:num w:numId="81" w16cid:durableId="1582329285">
-    <w:abstractNumId w:val="73"/>
+    <w:abstractNumId w:val="72"/>
   </w:num>
   <w:num w:numId="82" w16cid:durableId="2006931237">
-    <w:abstractNumId w:val="122"/>
+    <w:abstractNumId w:val="121"/>
   </w:num>
   <w:num w:numId="83" w16cid:durableId="1081827351">
     <w:abstractNumId w:val="43"/>
   </w:num>
   <w:num w:numId="84" w16cid:durableId="1619557906">
-    <w:abstractNumId w:val="78"/>
+    <w:abstractNumId w:val="77"/>
   </w:num>
   <w:num w:numId="85" w16cid:durableId="1390687812">
     <w:abstractNumId w:val="8"/>
@@ -29139,10 +29388,10 @@
     <w:abstractNumId w:val="30"/>
   </w:num>
   <w:num w:numId="87" w16cid:durableId="1789471430">
-    <w:abstractNumId w:val="56"/>
+    <w:abstractNumId w:val="57"/>
   </w:num>
   <w:num w:numId="88" w16cid:durableId="1693263746">
-    <w:abstractNumId w:val="104"/>
+    <w:abstractNumId w:val="103"/>
   </w:num>
   <w:num w:numId="89" w16cid:durableId="1677657953">
     <w:abstractNumId w:val="59"/>
@@ -29151,7 +29400,7 @@
     <w:abstractNumId w:val="88"/>
   </w:num>
   <w:num w:numId="91" w16cid:durableId="1928297778">
-    <w:abstractNumId w:val="51"/>
+    <w:abstractNumId w:val="52"/>
   </w:num>
   <w:num w:numId="92" w16cid:durableId="1540125761">
     <w:abstractNumId w:val="60"/>
@@ -29160,22 +29409,22 @@
     <w:abstractNumId w:val="11"/>
   </w:num>
   <w:num w:numId="94" w16cid:durableId="1197696092">
-    <w:abstractNumId w:val="119"/>
+    <w:abstractNumId w:val="118"/>
   </w:num>
   <w:num w:numId="95" w16cid:durableId="304235926">
-    <w:abstractNumId w:val="81"/>
+    <w:abstractNumId w:val="80"/>
   </w:num>
   <w:num w:numId="96" w16cid:durableId="425461381">
-    <w:abstractNumId w:val="77"/>
+    <w:abstractNumId w:val="76"/>
   </w:num>
   <w:num w:numId="97" w16cid:durableId="1020933590">
     <w:abstractNumId w:val="26"/>
   </w:num>
   <w:num w:numId="98" w16cid:durableId="1860436262">
-    <w:abstractNumId w:val="80"/>
+    <w:abstractNumId w:val="79"/>
   </w:num>
   <w:num w:numId="99" w16cid:durableId="6370190">
-    <w:abstractNumId w:val="112"/>
+    <w:abstractNumId w:val="111"/>
   </w:num>
   <w:num w:numId="100" w16cid:durableId="777650189">
     <w:abstractNumId w:val="13"/>
@@ -29184,7 +29433,7 @@
     <w:abstractNumId w:val="90"/>
   </w:num>
   <w:num w:numId="102" w16cid:durableId="1850830540">
-    <w:abstractNumId w:val="105"/>
+    <w:abstractNumId w:val="104"/>
   </w:num>
   <w:num w:numId="103" w16cid:durableId="997148865">
     <w:abstractNumId w:val="94"/>
@@ -29199,13 +29448,13 @@
     <w:abstractNumId w:val="32"/>
   </w:num>
   <w:num w:numId="107" w16cid:durableId="451753529">
-    <w:abstractNumId w:val="111"/>
+    <w:abstractNumId w:val="110"/>
   </w:num>
   <w:num w:numId="108" w16cid:durableId="522593190">
-    <w:abstractNumId w:val="75"/>
+    <w:abstractNumId w:val="74"/>
   </w:num>
   <w:num w:numId="109" w16cid:durableId="156459451">
-    <w:abstractNumId w:val="118"/>
+    <w:abstractNumId w:val="117"/>
   </w:num>
   <w:num w:numId="110" w16cid:durableId="1174343616">
     <w:abstractNumId w:val="93"/>
@@ -29226,31 +29475,31 @@
     <w:abstractNumId w:val="98"/>
   </w:num>
   <w:num w:numId="116" w16cid:durableId="994721550">
-    <w:abstractNumId w:val="82"/>
+    <w:abstractNumId w:val="81"/>
   </w:num>
   <w:num w:numId="117" w16cid:durableId="1773434258">
     <w:abstractNumId w:val="58"/>
   </w:num>
   <w:num w:numId="118" w16cid:durableId="572663242">
-    <w:abstractNumId w:val="103"/>
+    <w:abstractNumId w:val="102"/>
   </w:num>
   <w:num w:numId="119" w16cid:durableId="2108308058">
     <w:abstractNumId w:val="89"/>
   </w:num>
-  <w:num w:numId="120" w16cid:durableId="1504318596">
-    <w:abstractNumId w:val="85"/>
+  <w:num w:numId="120" w16cid:durableId="574778380">
+    <w:abstractNumId w:val="84"/>
   </w:num>
-  <w:num w:numId="121" w16cid:durableId="2002537707">
-    <w:abstractNumId w:val="101"/>
+  <w:num w:numId="121" w16cid:durableId="1606032097">
+    <w:abstractNumId w:val="49"/>
   </w:num>
-  <w:num w:numId="122" w16cid:durableId="198275100">
-    <w:abstractNumId w:val="57"/>
+  <w:num w:numId="122" w16cid:durableId="1002586444">
+    <w:abstractNumId w:val="86"/>
   </w:num>
-  <w:num w:numId="123" w16cid:durableId="324011808">
-    <w:abstractNumId w:val="4"/>
+  <w:num w:numId="123" w16cid:durableId="1981642813">
+    <w:abstractNumId w:val="122"/>
   </w:num>
-  <w:num w:numId="124" w16cid:durableId="754667436">
-    <w:abstractNumId w:val="72"/>
+  <w:num w:numId="124" w16cid:durableId="1452675416">
+    <w:abstractNumId w:val="7"/>
   </w:num>
   <w:numIdMacAtCleanup w:val="66"/>
 </w:numbering>
@@ -29323,9 +29572,9 @@
     <w:rsid w:val="00387928"/>
     <w:rsid w:val="00387B9D"/>
     <w:rsid w:val="003B66BB"/>
-    <w:rsid w:val="003E47FD"/>
     <w:rsid w:val="00403538"/>
     <w:rsid w:val="00406186"/>
+    <w:rsid w:val="004076DB"/>
     <w:rsid w:val="00463172"/>
     <w:rsid w:val="00464FBC"/>
     <w:rsid w:val="004A276C"/>
@@ -29341,6 +29590,7 @@
     <w:rsid w:val="005F1376"/>
     <w:rsid w:val="005F5167"/>
     <w:rsid w:val="00600FDC"/>
+    <w:rsid w:val="006321E2"/>
     <w:rsid w:val="00637B54"/>
     <w:rsid w:val="00660086"/>
     <w:rsid w:val="00680AD0"/>
@@ -29359,6 +29609,7 @@
     <w:rsid w:val="008416F2"/>
     <w:rsid w:val="00866B73"/>
     <w:rsid w:val="00892DAB"/>
+    <w:rsid w:val="008C7DD8"/>
     <w:rsid w:val="008D0597"/>
     <w:rsid w:val="008D3254"/>
     <w:rsid w:val="008E7E41"/>
@@ -29375,6 +29626,7 @@
     <w:rsid w:val="00AD00DE"/>
     <w:rsid w:val="00AD1A6D"/>
     <w:rsid w:val="00B062DD"/>
+    <w:rsid w:val="00B154A3"/>
     <w:rsid w:val="00B4718C"/>
     <w:rsid w:val="00B61951"/>
     <w:rsid w:val="00B7032B"/>
@@ -29385,7 +29637,6 @@
     <w:rsid w:val="00BD4808"/>
     <w:rsid w:val="00BF0479"/>
     <w:rsid w:val="00BF45AA"/>
-    <w:rsid w:val="00C01238"/>
     <w:rsid w:val="00C12405"/>
     <w:rsid w:val="00C21E10"/>
     <w:rsid w:val="00C278CF"/>
@@ -29411,7 +29662,6 @@
     <w:rsid w:val="00F0429F"/>
     <w:rsid w:val="00F17DBE"/>
     <w:rsid w:val="00F432EF"/>
-    <w:rsid w:val="00F63AAE"/>
     <w:rsid w:val="00F655C9"/>
     <w:rsid w:val="00F67A06"/>
     <w:rsid w:val="00F715AE"/>

--- a/taniguchi/api/Fix/API設計書_認証／認可.docx
+++ b/taniguchi/api/Fix/API設計書_認証／認可.docx
@@ -228,12 +228,12 @@
   <Template>Normal.dotm</Template>
   <TotalTime>97</TotalTime>
   <Pages>26</Pages>
-  <Words>3525</Words>
-  <Characters>20099</Characters>
+  <Words>3632</Words>
+  <Characters>20708</Characters>
   <Application>Microsoft Office Word</Application>
   <DocSecurity>0</DocSecurity>
-  <Lines>167</Lines>
-  <Paragraphs>47</Paragraphs>
+  <Lines>172</Lines>
+  <Paragraphs>48</Paragraphs>
   <ScaleCrop>false</ScaleCrop>
   <HeadingPairs>
     <vt:vector size="2" baseType="variant">
@@ -252,7 +252,7 @@
   </TitlesOfParts>
   <Company/>
   <LinksUpToDate>false</LinksUpToDate>
-  <CharactersWithSpaces>23577</CharactersWithSpaces>
+  <CharactersWithSpaces>24292</CharactersWithSpaces>
   <SharedDoc>false</SharedDoc>
   <HyperlinksChanged>false</HyperlinksChanged>
   <AppVersion>16.0000</AppVersion>
@@ -266,7 +266,7 @@
   <cp:lastModifiedBy>緑 谷口</cp:lastModifiedBy>
   <cp:revision>54</cp:revision>
   <dcterms:created xsi:type="dcterms:W3CDTF">2026-03-01T00:24:00Z</dcterms:created>
-  <dcterms:modified xsi:type="dcterms:W3CDTF">2026-04-27T05:51:00Z</dcterms:modified>
+  <dcterms:modified xsi:type="dcterms:W3CDTF">2026-05-07T11:04:00Z</dcterms:modified>
 </cp:coreProperties>
 </file>
 
@@ -503,7 +503,7 @@
                                     <w:sz w:val="28"/>
                                     <w:szCs w:val="28"/>
                                   </w:rPr>
-                                  <w:t>2026年4月27日</w:t>
+                                  <w:t>2026年5月7日</w:t>
                                 </w:r>
                               </w:p>
                               <w:p>
@@ -701,7 +701,7 @@
                               <w:sz w:val="28"/>
                               <w:szCs w:val="28"/>
                             </w:rPr>
-                            <w:t>2026年4月27日</w:t>
+                            <w:t>2026年5月7日</w:t>
                           </w:r>
                         </w:p>
                         <w:p>
@@ -948,7 +948,7 @@
                   <w:spacing w:line="240" w:lineRule="auto"/>
                 </w:pPr>
                 <w:r>
-                  <w:t>2026/4/27</w:t>
+                  <w:t>2026/5/7</w:t>
                 </w:r>
               </w:p>
             </w:tc>
@@ -1330,7 +1330,7 @@
         <w:rPr>
           <w:noProof/>
         </w:rPr>
-        <w:instrText xml:space="preserve"> PAGEREF _Toc228193951 \h </w:instrText>
+        <w:instrText xml:space="preserve"> PAGEREF _Toc229076710 \h </w:instrText>
       </w:r>
       <w:r>
         <w:rPr>
@@ -1395,7 +1395,7 @@
         <w:rPr>
           <w:noProof/>
         </w:rPr>
-        <w:instrText xml:space="preserve"> PAGEREF _Toc228193952 \h </w:instrText>
+        <w:instrText xml:space="preserve"> PAGEREF _Toc229076711 \h </w:instrText>
       </w:r>
       <w:r>
         <w:rPr>
@@ -1460,7 +1460,7 @@
         <w:rPr>
           <w:noProof/>
         </w:rPr>
-        <w:instrText xml:space="preserve"> PAGEREF _Toc228193953 \h </w:instrText>
+        <w:instrText xml:space="preserve"> PAGEREF _Toc229076712 \h </w:instrText>
       </w:r>
       <w:r>
         <w:rPr>
@@ -1525,7 +1525,7 @@
         <w:rPr>
           <w:noProof/>
         </w:rPr>
-        <w:instrText xml:space="preserve"> PAGEREF _Toc228193954 \h </w:instrText>
+        <w:instrText xml:space="preserve"> PAGEREF _Toc229076713 \h </w:instrText>
       </w:r>
       <w:r>
         <w:rPr>
@@ -1590,7 +1590,7 @@
         <w:rPr>
           <w:noProof/>
         </w:rPr>
-        <w:instrText xml:space="preserve"> PAGEREF _Toc228193955 \h </w:instrText>
+        <w:instrText xml:space="preserve"> PAGEREF _Toc229076714 \h </w:instrText>
       </w:r>
       <w:r>
         <w:rPr>
@@ -1656,7 +1656,7 @@
         <w:rPr>
           <w:noProof/>
         </w:rPr>
-        <w:instrText xml:space="preserve"> PAGEREF _Toc228193956 \h </w:instrText>
+        <w:instrText xml:space="preserve"> PAGEREF _Toc229076715 \h </w:instrText>
       </w:r>
       <w:r>
         <w:rPr>
@@ -1721,7 +1721,7 @@
         <w:rPr>
           <w:noProof/>
         </w:rPr>
-        <w:instrText xml:space="preserve"> PAGEREF _Toc228193957 \h </w:instrText>
+        <w:instrText xml:space="preserve"> PAGEREF _Toc229076716 \h </w:instrText>
       </w:r>
       <w:r>
         <w:rPr>
@@ -1786,7 +1786,7 @@
         <w:rPr>
           <w:noProof/>
         </w:rPr>
-        <w:instrText xml:space="preserve"> PAGEREF _Toc228193958 \h </w:instrText>
+        <w:instrText xml:space="preserve"> PAGEREF _Toc229076717 \h </w:instrText>
       </w:r>
       <w:r>
         <w:rPr>
@@ -1851,7 +1851,7 @@
         <w:rPr>
           <w:noProof/>
         </w:rPr>
-        <w:instrText xml:space="preserve"> PAGEREF _Toc228193959 \h </w:instrText>
+        <w:instrText xml:space="preserve"> PAGEREF _Toc229076718 \h </w:instrText>
       </w:r>
       <w:r>
         <w:rPr>
@@ -1917,7 +1917,7 @@
         <w:rPr>
           <w:noProof/>
         </w:rPr>
-        <w:instrText xml:space="preserve"> PAGEREF _Toc228193960 \h </w:instrText>
+        <w:instrText xml:space="preserve"> PAGEREF _Toc229076719 \h </w:instrText>
       </w:r>
       <w:r>
         <w:rPr>
@@ -1982,7 +1982,7 @@
         <w:rPr>
           <w:noProof/>
         </w:rPr>
-        <w:instrText xml:space="preserve"> PAGEREF _Toc228193961 \h </w:instrText>
+        <w:instrText xml:space="preserve"> PAGEREF _Toc229076720 \h </w:instrText>
       </w:r>
       <w:r>
         <w:rPr>
@@ -2047,7 +2047,7 @@
         <w:rPr>
           <w:noProof/>
         </w:rPr>
-        <w:instrText xml:space="preserve"> PAGEREF _Toc228193962 \h </w:instrText>
+        <w:instrText xml:space="preserve"> PAGEREF _Toc229076721 \h </w:instrText>
       </w:r>
       <w:r>
         <w:rPr>
@@ -2112,7 +2112,7 @@
         <w:rPr>
           <w:noProof/>
         </w:rPr>
-        <w:instrText xml:space="preserve"> PAGEREF _Toc228193963 \h </w:instrText>
+        <w:instrText xml:space="preserve"> PAGEREF _Toc229076722 \h </w:instrText>
       </w:r>
       <w:r>
         <w:rPr>
@@ -2175,7 +2175,7 @@
         <w:rPr>
           <w:noProof/>
         </w:rPr>
-        <w:instrText xml:space="preserve"> PAGEREF _Toc228193964 \h </w:instrText>
+        <w:instrText xml:space="preserve"> PAGEREF _Toc229076723 \h </w:instrText>
       </w:r>
       <w:r>
         <w:rPr>
@@ -2238,7 +2238,7 @@
         <w:rPr>
           <w:noProof/>
         </w:rPr>
-        <w:instrText xml:space="preserve"> PAGEREF _Toc228193965 \h </w:instrText>
+        <w:instrText xml:space="preserve"> PAGEREF _Toc229076724 \h </w:instrText>
       </w:r>
       <w:r>
         <w:rPr>
@@ -2301,7 +2301,7 @@
         <w:rPr>
           <w:noProof/>
         </w:rPr>
-        <w:instrText xml:space="preserve"> PAGEREF _Toc228193966 \h </w:instrText>
+        <w:instrText xml:space="preserve"> PAGEREF _Toc229076725 \h </w:instrText>
       </w:r>
       <w:r>
         <w:rPr>
@@ -2366,7 +2366,7 @@
         <w:rPr>
           <w:noProof/>
         </w:rPr>
-        <w:instrText xml:space="preserve"> PAGEREF _Toc228193967 \h </w:instrText>
+        <w:instrText xml:space="preserve"> PAGEREF _Toc229076726 \h </w:instrText>
       </w:r>
       <w:r>
         <w:rPr>
@@ -2429,7 +2429,7 @@
         <w:rPr>
           <w:noProof/>
         </w:rPr>
-        <w:instrText xml:space="preserve"> PAGEREF _Toc228193968 \h </w:instrText>
+        <w:instrText xml:space="preserve"> PAGEREF _Toc229076727 \h </w:instrText>
       </w:r>
       <w:r>
         <w:rPr>
@@ -2495,7 +2495,7 @@
         <w:rPr>
           <w:noProof/>
         </w:rPr>
-        <w:instrText xml:space="preserve"> PAGEREF _Toc228193969 \h </w:instrText>
+        <w:instrText xml:space="preserve"> PAGEREF _Toc229076728 \h </w:instrText>
       </w:r>
       <w:r>
         <w:rPr>
@@ -2561,7 +2561,7 @@
         <w:rPr>
           <w:noProof/>
         </w:rPr>
-        <w:instrText xml:space="preserve"> PAGEREF _Toc228193970 \h </w:instrText>
+        <w:instrText xml:space="preserve"> PAGEREF _Toc229076729 \h </w:instrText>
       </w:r>
       <w:r>
         <w:rPr>
@@ -2626,7 +2626,7 @@
         <w:rPr>
           <w:noProof/>
         </w:rPr>
-        <w:instrText xml:space="preserve"> PAGEREF _Toc228193971 \h </w:instrText>
+        <w:instrText xml:space="preserve"> PAGEREF _Toc229076730 \h </w:instrText>
       </w:r>
       <w:r>
         <w:rPr>
@@ -2689,7 +2689,7 @@
         <w:rPr>
           <w:noProof/>
         </w:rPr>
-        <w:instrText xml:space="preserve"> PAGEREF _Toc228193972 \h </w:instrText>
+        <w:instrText xml:space="preserve"> PAGEREF _Toc229076731 \h </w:instrText>
       </w:r>
       <w:r>
         <w:rPr>
@@ -2752,7 +2752,7 @@
         <w:rPr>
           <w:noProof/>
         </w:rPr>
-        <w:instrText xml:space="preserve"> PAGEREF _Toc228193973 \h </w:instrText>
+        <w:instrText xml:space="preserve"> PAGEREF _Toc229076732 \h </w:instrText>
       </w:r>
       <w:r>
         <w:rPr>
@@ -2815,7 +2815,7 @@
         <w:rPr>
           <w:noProof/>
         </w:rPr>
-        <w:instrText xml:space="preserve"> PAGEREF _Toc228193974 \h </w:instrText>
+        <w:instrText xml:space="preserve"> PAGEREF _Toc229076733 \h </w:instrText>
       </w:r>
       <w:r>
         <w:rPr>
@@ -2880,7 +2880,7 @@
         <w:rPr>
           <w:noProof/>
         </w:rPr>
-        <w:instrText xml:space="preserve"> PAGEREF _Toc228193975 \h </w:instrText>
+        <w:instrText xml:space="preserve"> PAGEREF _Toc229076734 \h </w:instrText>
       </w:r>
       <w:r>
         <w:rPr>
@@ -2943,7 +2943,7 @@
         <w:rPr>
           <w:noProof/>
         </w:rPr>
-        <w:instrText xml:space="preserve"> PAGEREF _Toc228193976 \h </w:instrText>
+        <w:instrText xml:space="preserve"> PAGEREF _Toc229076735 \h </w:instrText>
       </w:r>
       <w:r>
         <w:rPr>
@@ -3006,7 +3006,7 @@
         <w:rPr>
           <w:noProof/>
         </w:rPr>
-        <w:instrText xml:space="preserve"> PAGEREF _Toc228193977 \h </w:instrText>
+        <w:instrText xml:space="preserve"> PAGEREF _Toc229076736 \h </w:instrText>
       </w:r>
       <w:r>
         <w:rPr>
@@ -3071,7 +3071,7 @@
         <w:rPr>
           <w:noProof/>
         </w:rPr>
-        <w:instrText xml:space="preserve"> PAGEREF _Toc228193978 \h </w:instrText>
+        <w:instrText xml:space="preserve"> PAGEREF _Toc229076737 \h </w:instrText>
       </w:r>
       <w:r>
         <w:rPr>
@@ -3134,7 +3134,7 @@
         <w:rPr>
           <w:noProof/>
         </w:rPr>
-        <w:instrText xml:space="preserve"> PAGEREF _Toc228193979 \h </w:instrText>
+        <w:instrText xml:space="preserve"> PAGEREF _Toc229076738 \h </w:instrText>
       </w:r>
       <w:r>
         <w:rPr>
@@ -3197,7 +3197,7 @@
         <w:rPr>
           <w:noProof/>
         </w:rPr>
-        <w:instrText xml:space="preserve"> PAGEREF _Toc228193980 \h </w:instrText>
+        <w:instrText xml:space="preserve"> PAGEREF _Toc229076739 \h </w:instrText>
       </w:r>
       <w:r>
         <w:rPr>
@@ -3260,7 +3260,7 @@
         <w:rPr>
           <w:noProof/>
         </w:rPr>
-        <w:instrText xml:space="preserve"> PAGEREF _Toc228193981 \h </w:instrText>
+        <w:instrText xml:space="preserve"> PAGEREF _Toc229076740 \h </w:instrText>
       </w:r>
       <w:r>
         <w:rPr>
@@ -3325,7 +3325,7 @@
         <w:rPr>
           <w:noProof/>
         </w:rPr>
-        <w:instrText xml:space="preserve"> PAGEREF _Toc228193982 \h </w:instrText>
+        <w:instrText xml:space="preserve"> PAGEREF _Toc229076741 \h </w:instrText>
       </w:r>
       <w:r>
         <w:rPr>
@@ -3388,7 +3388,7 @@
         <w:rPr>
           <w:noProof/>
         </w:rPr>
-        <w:instrText xml:space="preserve"> PAGEREF _Toc228193983 \h </w:instrText>
+        <w:instrText xml:space="preserve"> PAGEREF _Toc229076742 \h </w:instrText>
       </w:r>
       <w:r>
         <w:rPr>
@@ -3451,7 +3451,7 @@
         <w:rPr>
           <w:noProof/>
         </w:rPr>
-        <w:instrText xml:space="preserve"> PAGEREF _Toc228193984 \h </w:instrText>
+        <w:instrText xml:space="preserve"> PAGEREF _Toc229076743 \h </w:instrText>
       </w:r>
       <w:r>
         <w:rPr>
@@ -3517,7 +3517,7 @@
         <w:rPr>
           <w:noProof/>
         </w:rPr>
-        <w:instrText xml:space="preserve"> PAGEREF _Toc228193985 \h </w:instrText>
+        <w:instrText xml:space="preserve"> PAGEREF _Toc229076744 \h </w:instrText>
       </w:r>
       <w:r>
         <w:rPr>
@@ -3580,7 +3580,7 @@
         <w:rPr>
           <w:noProof/>
         </w:rPr>
-        <w:instrText xml:space="preserve"> PAGEREF _Toc228193986 \h </w:instrText>
+        <w:instrText xml:space="preserve"> PAGEREF _Toc229076745 \h </w:instrText>
       </w:r>
       <w:r>
         <w:rPr>
@@ -3643,7 +3643,7 @@
         <w:rPr>
           <w:noProof/>
         </w:rPr>
-        <w:instrText xml:space="preserve"> PAGEREF _Toc228193987 \h </w:instrText>
+        <w:instrText xml:space="preserve"> PAGEREF _Toc229076746 \h </w:instrText>
       </w:r>
       <w:r>
         <w:rPr>
@@ -3706,7 +3706,7 @@
         <w:rPr>
           <w:noProof/>
         </w:rPr>
-        <w:instrText xml:space="preserve"> PAGEREF _Toc228193988 \h </w:instrText>
+        <w:instrText xml:space="preserve"> PAGEREF _Toc229076747 \h </w:instrText>
       </w:r>
       <w:r>
         <w:rPr>
@@ -3771,7 +3771,7 @@
         <w:rPr>
           <w:noProof/>
         </w:rPr>
-        <w:instrText xml:space="preserve"> PAGEREF _Toc228193989 \h </w:instrText>
+        <w:instrText xml:space="preserve"> PAGEREF _Toc229076748 \h </w:instrText>
       </w:r>
       <w:r>
         <w:rPr>
@@ -3834,7 +3834,7 @@
         <w:rPr>
           <w:noProof/>
         </w:rPr>
-        <w:instrText xml:space="preserve"> PAGEREF _Toc228193990 \h </w:instrText>
+        <w:instrText xml:space="preserve"> PAGEREF _Toc229076749 \h </w:instrText>
       </w:r>
       <w:r>
         <w:rPr>
@@ -3897,7 +3897,7 @@
         <w:rPr>
           <w:noProof/>
         </w:rPr>
-        <w:instrText xml:space="preserve"> PAGEREF _Toc228193991 \h </w:instrText>
+        <w:instrText xml:space="preserve"> PAGEREF _Toc229076750 \h </w:instrText>
       </w:r>
       <w:r>
         <w:rPr>
@@ -3960,7 +3960,7 @@
         <w:rPr>
           <w:noProof/>
         </w:rPr>
-        <w:instrText xml:space="preserve"> PAGEREF _Toc228193992 \h </w:instrText>
+        <w:instrText xml:space="preserve"> PAGEREF _Toc229076751 \h </w:instrText>
       </w:r>
       <w:r>
         <w:rPr>
@@ -4025,7 +4025,7 @@
         <w:rPr>
           <w:noProof/>
         </w:rPr>
-        <w:instrText xml:space="preserve"> PAGEREF _Toc228193993 \h </w:instrText>
+        <w:instrText xml:space="preserve"> PAGEREF _Toc229076752 \h </w:instrText>
       </w:r>
       <w:r>
         <w:rPr>
@@ -4088,7 +4088,7 @@
         <w:rPr>
           <w:noProof/>
         </w:rPr>
-        <w:instrText xml:space="preserve"> PAGEREF _Toc228193994 \h </w:instrText>
+        <w:instrText xml:space="preserve"> PAGEREF _Toc229076753 \h </w:instrText>
       </w:r>
       <w:r>
         <w:rPr>
@@ -4151,7 +4151,7 @@
         <w:rPr>
           <w:noProof/>
         </w:rPr>
-        <w:instrText xml:space="preserve"> PAGEREF _Toc228193995 \h </w:instrText>
+        <w:instrText xml:space="preserve"> PAGEREF _Toc229076754 \h </w:instrText>
       </w:r>
       <w:r>
         <w:rPr>
@@ -4214,7 +4214,7 @@
         <w:rPr>
           <w:noProof/>
         </w:rPr>
-        <w:instrText xml:space="preserve"> PAGEREF _Toc228193996 \h </w:instrText>
+        <w:instrText xml:space="preserve"> PAGEREF _Toc229076755 \h </w:instrText>
       </w:r>
       <w:r>
         <w:rPr>
@@ -4279,7 +4279,7 @@
         <w:rPr>
           <w:noProof/>
         </w:rPr>
-        <w:instrText xml:space="preserve"> PAGEREF _Toc228193997 \h </w:instrText>
+        <w:instrText xml:space="preserve"> PAGEREF _Toc229076756 \h </w:instrText>
       </w:r>
       <w:r>
         <w:rPr>
@@ -4342,7 +4342,7 @@
         <w:rPr>
           <w:noProof/>
         </w:rPr>
-        <w:instrText xml:space="preserve"> PAGEREF _Toc228193998 \h </w:instrText>
+        <w:instrText xml:space="preserve"> PAGEREF _Toc229076757 \h </w:instrText>
       </w:r>
       <w:r>
         <w:rPr>
@@ -4405,7 +4405,7 @@
         <w:rPr>
           <w:noProof/>
         </w:rPr>
-        <w:instrText xml:space="preserve"> PAGEREF _Toc228193999 \h </w:instrText>
+        <w:instrText xml:space="preserve"> PAGEREF _Toc229076758 \h </w:instrText>
       </w:r>
       <w:r>
         <w:rPr>
@@ -4468,7 +4468,7 @@
         <w:rPr>
           <w:noProof/>
         </w:rPr>
-        <w:instrText xml:space="preserve"> PAGEREF _Toc228194000 \h </w:instrText>
+        <w:instrText xml:space="preserve"> PAGEREF _Toc229076759 \h </w:instrText>
       </w:r>
       <w:r>
         <w:rPr>
@@ -4534,7 +4534,7 @@
         <w:rPr>
           <w:noProof/>
         </w:rPr>
-        <w:instrText xml:space="preserve"> PAGEREF _Toc228194001 \h </w:instrText>
+        <w:instrText xml:space="preserve"> PAGEREF _Toc229076760 \h </w:instrText>
       </w:r>
       <w:r>
         <w:rPr>
@@ -4599,7 +4599,7 @@
         <w:rPr>
           <w:noProof/>
         </w:rPr>
-        <w:instrText xml:space="preserve"> PAGEREF _Toc228194002 \h </w:instrText>
+        <w:instrText xml:space="preserve"> PAGEREF _Toc229076761 \h </w:instrText>
       </w:r>
       <w:r>
         <w:rPr>
@@ -4664,7 +4664,7 @@
         <w:rPr>
           <w:noProof/>
         </w:rPr>
-        <w:instrText xml:space="preserve"> PAGEREF _Toc228194003 \h </w:instrText>
+        <w:instrText xml:space="preserve"> PAGEREF _Toc229076762 \h </w:instrText>
       </w:r>
       <w:r>
         <w:rPr>
@@ -4730,7 +4730,7 @@
         <w:rPr>
           <w:noProof/>
         </w:rPr>
-        <w:instrText xml:space="preserve"> PAGEREF _Toc228194004 \h </w:instrText>
+        <w:instrText xml:space="preserve"> PAGEREF _Toc229076763 \h </w:instrText>
       </w:r>
       <w:r>
         <w:rPr>
@@ -4766,7 +4766,7 @@
       <w:r>
         <w:fldChar w:fldCharType="end"/>
       </w:r>
-      <w:bookmarkStart w:id="1" w:name="_Toc228193951"/>
+      <w:bookmarkStart w:id="1" w:name="_Toc229076710"/>
       <w:r>
         <w:rPr>
           <w:rFonts w:hint="eastAsia"/>
@@ -4782,7 +4782,7 @@
           <w:rFonts w:hint="eastAsia"/>
         </w:rPr>
       </w:pPr>
-      <w:bookmarkStart w:id="2" w:name="_Toc228193952"/>
+      <w:bookmarkStart w:id="2" w:name="_Toc229076711"/>
       <w:r>
         <w:rPr>
           <w:rFonts w:hint="eastAsia"/>
@@ -4900,7 +4900,7 @@
           <w:rFonts w:hint="eastAsia"/>
         </w:rPr>
       </w:pPr>
-      <w:bookmarkStart w:id="3" w:name="_Toc228193953"/>
+      <w:bookmarkStart w:id="3" w:name="_Toc229076712"/>
       <w:r>
         <w:rPr>
           <w:rFonts w:hint="eastAsia"/>
@@ -4962,7 +4962,7 @@
           <w:rFonts w:hint="eastAsia"/>
         </w:rPr>
       </w:pPr>
-      <w:bookmarkStart w:id="4" w:name="_Toc228193954"/>
+      <w:bookmarkStart w:id="4" w:name="_Toc229076713"/>
       <w:r>
         <w:rPr>
           <w:rFonts w:hint="eastAsia"/>
@@ -5110,7 +5110,7 @@
               <w:rPr>
                 <w:rFonts w:hint="eastAsia"/>
               </w:rPr>
-              <w:t>`config_scope` に応じて判定済みの利用可能機能コード。`FACILITY_USER` は施設提供機能とユーザー施設別機能の両方を基本条件として判定する。`FACILITY` は施設単位のみで完結する将来用スコープだが、現行採用コードでは固定導線を除く業務機能を `FACILITY_USER` に統一する</w:t>
+              <w:t>`config_scope` に応じて判定済みの利用可能機能コード。`FACILITY_USER` は施設提供機能とユーザー施設別機能の両方を基本条件として判定する。`FACILITY` は施設単位のみで完結するスコープとし、現行採用コードでは固定導線を除く業務機能を `FACILITY_USER` に統一する</w:t>
             </w:r>
           </w:p>
         </w:tc>
@@ -5180,7 +5180,7 @@
           <w:rFonts w:hint="eastAsia"/>
         </w:rPr>
       </w:pPr>
-      <w:bookmarkStart w:id="5" w:name="_Toc228193955"/>
+      <w:bookmarkStart w:id="5" w:name="_Toc229076714"/>
       <w:r>
         <w:rPr>
           <w:rFonts w:hint="eastAsia"/>
@@ -5432,7 +5432,7 @@
           <w:rFonts w:hint="eastAsia"/>
         </w:rPr>
       </w:pPr>
-      <w:bookmarkStart w:id="6" w:name="_Toc228193956"/>
+      <w:bookmarkStart w:id="6" w:name="_Toc229076715"/>
       <w:r>
         <w:rPr>
           <w:rFonts w:hint="eastAsia"/>
@@ -5448,7 +5448,7 @@
           <w:rFonts w:hint="eastAsia"/>
         </w:rPr>
       </w:pPr>
-      <w:bookmarkStart w:id="7" w:name="_Toc228193957"/>
+      <w:bookmarkStart w:id="7" w:name="_Toc229076716"/>
       <w:r>
         <w:rPr>
           <w:rFonts w:hint="eastAsia"/>
@@ -5490,7 +5490,7 @@
           <w:rFonts w:hint="eastAsia"/>
         </w:rPr>
       </w:pPr>
-      <w:bookmarkStart w:id="8" w:name="_Toc228193958"/>
+      <w:bookmarkStart w:id="8" w:name="_Toc229076717"/>
       <w:r>
         <w:rPr>
           <w:rFonts w:hint="eastAsia"/>
@@ -5571,7 +5571,7 @@
           <w:rFonts w:hint="eastAsia"/>
         </w:rPr>
       </w:pPr>
-      <w:bookmarkStart w:id="9" w:name="_Toc228193959"/>
+      <w:bookmarkStart w:id="9" w:name="_Toc229076718"/>
       <w:r>
         <w:rPr>
           <w:rFonts w:hint="eastAsia"/>
@@ -6242,7 +6242,7 @@
           <w:rFonts w:hint="eastAsia"/>
         </w:rPr>
       </w:pPr>
-      <w:bookmarkStart w:id="10" w:name="_Toc228193960"/>
+      <w:bookmarkStart w:id="10" w:name="_Toc229076719"/>
       <w:r>
         <w:rPr>
           <w:rFonts w:hint="eastAsia"/>
@@ -6258,7 +6258,7 @@
           <w:rFonts w:hint="eastAsia"/>
         </w:rPr>
       </w:pPr>
-      <w:bookmarkStart w:id="11" w:name="_Toc228193961"/>
+      <w:bookmarkStart w:id="11" w:name="_Toc229076720"/>
       <w:r>
         <w:rPr>
           <w:rFonts w:hint="eastAsia"/>
@@ -6426,7 +6426,7 @@
           <w:rFonts w:hint="eastAsia"/>
         </w:rPr>
       </w:pPr>
-      <w:bookmarkStart w:id="12" w:name="_Toc228193962"/>
+      <w:bookmarkStart w:id="12" w:name="_Toc229076721"/>
       <w:r>
         <w:rPr>
           <w:rFonts w:hint="eastAsia"/>
@@ -6455,7 +6455,7 @@
           <w:rFonts w:hint="eastAsia"/>
         </w:rPr>
       </w:pPr>
-      <w:bookmarkStart w:id="13" w:name="_Toc228193963"/>
+      <w:bookmarkStart w:id="13" w:name="_Toc229076722"/>
       <w:r>
         <w:rPr>
           <w:rFonts w:hint="eastAsia"/>
@@ -6481,7 +6481,7 @@
           <w:rFonts w:hint="eastAsia"/>
         </w:rPr>
         <w:lastRenderedPageBreak/>
-        <w:t>や `DataLINK / SHIP表示列（リモデル）` / `DataLINK / SHIP表示列（通常）` / `資産マスタ / SHIP表示列` のように、管理単位がボタン群や列群を含む場合も、当該管理単位に対応する1つの `feature_code` / `column_code` で扱う。</w:t>
+        <w:t>や `DataLINK / SHIP表示列（リモデル）` / `DataLINK / SHIP表示列（通常）` / `資産マスタ / SHIP表示列` のように、管理単位がボタン群や列群を含む場合も、当該管理単位に対応する1つの `feature_code` / `column_code` で扱う。他施設閲覧専用の別コードは設けず、閲覧者側は既存の `original_list_view` / `original_price_column`、公開元施設側は `facility_external_view_settings` / `facility_external_column_settings` で制御する。</w:t>
       </w:r>
     </w:p>
     <w:tbl>
@@ -6694,7 +6694,7 @@
         <w:rPr>
           <w:rFonts w:hint="eastAsia"/>
         </w:rPr>
-        <w:t>固定導線を含む本システム全体の `feature_code` / `column_code` カタログは以下の通りとする。2026-04-27 時点の採用件数は、シート外固定導線2件を含む `feature_code` 48件、`column_code` 4件である。各業務 API 設計書は当該 API 群で利用するコードだけを抜粋して記載するが、コード追加・名称変更・関連付けは本表を基準に扱う。</w:t>
+        <w:t>固定導線を含む本システム全体の `feature_code` / `column_code` カタログは以下の通りとする。2026-05-07 時点の採用件数は、シート外固定導線2件を含む `feature_code` 48件、`column_code` 4件である。各業務 API 設計書は当該 API 群で利用するコードだけを抜粋して記載するが、コード追加・名称変更・関連付けは本表を基準に扱う。</w:t>
       </w:r>
     </w:p>
     <w:p>
@@ -6704,7 +6704,7 @@
           <w:rFonts w:hint="eastAsia"/>
         </w:rPr>
       </w:pPr>
-      <w:bookmarkStart w:id="14" w:name="_Toc228193964"/>
+      <w:bookmarkStart w:id="14" w:name="_Toc229076723"/>
       <w:r>
         <w:rPr>
           <w:rFonts w:hint="eastAsia"/>
@@ -6952,6 +6952,7 @@
               <w:rPr>
                 <w:rFonts w:hint="eastAsia"/>
               </w:rPr>
+              <w:lastRenderedPageBreak/>
               <w:t>担当施設 編集</w:t>
             </w:r>
           </w:p>
@@ -7007,7 +7008,6 @@
               <w:rPr>
                 <w:rFonts w:hint="eastAsia"/>
               </w:rPr>
-              <w:lastRenderedPageBreak/>
               <w:t>施設グループ 一覧</w:t>
             </w:r>
           </w:p>
@@ -7833,6 +7833,7 @@
               <w:rPr>
                 <w:rFonts w:hint="eastAsia"/>
               </w:rPr>
+              <w:lastRenderedPageBreak/>
               <w:t>現有品調査</w:t>
             </w:r>
           </w:p>
@@ -7888,7 +7889,6 @@
               <w:rPr>
                 <w:rFonts w:hint="eastAsia"/>
               </w:rPr>
-              <w:lastRenderedPageBreak/>
               <w:t>現有品調査内容修正</w:t>
             </w:r>
           </w:p>
@@ -8714,6 +8714,7 @@
               <w:rPr>
                 <w:rFonts w:hint="eastAsia"/>
               </w:rPr>
+              <w:lastRenderedPageBreak/>
               <w:t>保守契約管理</w:t>
             </w:r>
           </w:p>
@@ -8769,7 +8770,6 @@
               <w:rPr>
                 <w:rFonts w:hint="eastAsia"/>
               </w:rPr>
-              <w:lastRenderedPageBreak/>
               <w:t>点検管理</w:t>
             </w:r>
           </w:p>
@@ -9484,7 +9484,7 @@
           <w:rFonts w:hint="eastAsia"/>
         </w:rPr>
       </w:pPr>
-      <w:bookmarkStart w:id="15" w:name="_Toc228193965"/>
+      <w:bookmarkStart w:id="15" w:name="_Toc229076724"/>
       <w:r>
         <w:rPr>
           <w:rFonts w:hint="eastAsia"/>
@@ -9643,6 +9643,7 @@
           </w:tcPr>
           <w:p>
             <w:r>
+              <w:lastRenderedPageBreak/>
               <w:t>`remodel_ship_column`</w:t>
             </w:r>
           </w:p>
@@ -9688,7 +9689,6 @@
           </w:tcPr>
           <w:p>
             <w:r>
-              <w:lastRenderedPageBreak/>
               <w:t>`normal_ship_column`</w:t>
             </w:r>
           </w:p>
@@ -9781,7 +9781,7 @@
           <w:rFonts w:hint="eastAsia"/>
         </w:rPr>
       </w:pPr>
-      <w:bookmarkStart w:id="16" w:name="_Toc228193966"/>
+      <w:bookmarkStart w:id="16" w:name="_Toc229076725"/>
       <w:r>
         <w:rPr>
           <w:rFonts w:hint="eastAsia"/>
@@ -10046,6 +10046,7 @@
               <w:rPr>
                 <w:rFonts w:hint="eastAsia"/>
               </w:rPr>
+              <w:lastRenderedPageBreak/>
               <w:t>他施設閲覧判定</w:t>
             </w:r>
           </w:p>
@@ -10056,31 +10057,20 @@
           </w:tcPr>
           <w:p>
             <w:r>
+              <w:t>`original_list_view`, `original_price_column`, `facility_collaboration_groups`, `facility_collaboration_group_facilities`, `facility_external_view_settings`, `facility_external_column_settings`</w:t>
+            </w:r>
+          </w:p>
+        </w:tc>
+        <w:tc>
+          <w:tcPr>
+            <w:tcW w:w="1667" w:type="pct"/>
+          </w:tcPr>
+          <w:p>
+            <w:r>
               <w:rPr>
                 <w:rFonts w:hint="eastAsia"/>
               </w:rPr>
-              <w:t>上記に加え `facility_collaboration_groups`, `facility_</w:t>
-            </w:r>
-            <w:r>
-              <w:rPr>
-                <w:rFonts w:hint="eastAsia"/>
-              </w:rPr>
-              <w:lastRenderedPageBreak/>
-              <w:t>collaboration_group_facilities`, `facility_external_view_settings`, `facility_external_column_settings`</w:t>
-            </w:r>
-          </w:p>
-        </w:tc>
-        <w:tc>
-          <w:tcPr>
-            <w:tcW w:w="1667" w:type="pct"/>
-          </w:tcPr>
-          <w:p>
-            <w:r>
-              <w:rPr>
-                <w:rFonts w:hint="eastAsia"/>
-              </w:rPr>
-              <w:lastRenderedPageBreak/>
-              <w:t>閲覧者側権限と公開元施設設定の両方が必要</w:t>
+              <w:t>閲覧者側の既存実効権限と公開元施設設定の両方が必要</w:t>
             </w:r>
           </w:p>
         </w:tc>
@@ -10094,7 +10084,7 @@
           <w:rFonts w:hint="eastAsia"/>
         </w:rPr>
       </w:pPr>
-      <w:bookmarkStart w:id="17" w:name="_Toc228193967"/>
+      <w:bookmarkStart w:id="17" w:name="_Toc229076726"/>
       <w:r>
         <w:rPr>
           <w:rFonts w:hint="eastAsia"/>
@@ -10110,7 +10100,7 @@
           <w:rFonts w:hint="eastAsia"/>
         </w:rPr>
       </w:pPr>
-      <w:bookmarkStart w:id="18" w:name="_Toc228193968"/>
+      <w:bookmarkStart w:id="18" w:name="_Toc229076727"/>
       <w:r>
         <w:rPr>
           <w:rFonts w:hint="eastAsia"/>
@@ -10365,7 +10355,7 @@
           <w:rFonts w:hint="eastAsia"/>
         </w:rPr>
       </w:pPr>
-      <w:bookmarkStart w:id="19" w:name="_Toc228193969"/>
+      <w:bookmarkStart w:id="19" w:name="_Toc229076728"/>
       <w:r>
         <w:rPr>
           <w:rFonts w:hint="eastAsia"/>
@@ -10782,7 +10772,14 @@
               <w:rPr>
                 <w:rFonts w:hint="eastAsia"/>
               </w:rPr>
-              <w:t>選択施設に対する実効 feature / column を取得する</w:t>
+              <w:t xml:space="preserve">選択施設に対する実効 feature </w:t>
+            </w:r>
+            <w:r>
+              <w:rPr>
+                <w:rFonts w:hint="eastAsia"/>
+              </w:rPr>
+              <w:lastRenderedPageBreak/>
+              <w:t>/ column を取得する</w:t>
             </w:r>
           </w:p>
         </w:tc>
@@ -10795,6 +10792,7 @@
               <w:rPr>
                 <w:rFonts w:hint="eastAsia"/>
               </w:rPr>
+              <w:lastRenderedPageBreak/>
               <w:t>要</w:t>
             </w:r>
           </w:p>
@@ -10810,7 +10808,6 @@
               <w:rPr>
                 <w:rFonts w:hint="eastAsia"/>
               </w:rPr>
-              <w:lastRenderedPageBreak/>
               <w:t>パスワード再設定申請</w:t>
             </w:r>
           </w:p>
@@ -10993,7 +10990,7 @@
           <w:rFonts w:hint="eastAsia"/>
         </w:rPr>
       </w:pPr>
-      <w:bookmarkStart w:id="20" w:name="_Toc228193970"/>
+      <w:bookmarkStart w:id="20" w:name="_Toc229076729"/>
       <w:r>
         <w:rPr>
           <w:rFonts w:hint="eastAsia"/>
@@ -11009,7 +11006,7 @@
           <w:rFonts w:hint="eastAsia"/>
         </w:rPr>
       </w:pPr>
-      <w:bookmarkStart w:id="21" w:name="_Toc228193971"/>
+      <w:bookmarkStart w:id="21" w:name="_Toc229076730"/>
       <w:r>
         <w:rPr>
           <w:rFonts w:hint="eastAsia"/>
@@ -11075,7 +11072,7 @@
           <w:rFonts w:hint="eastAsia"/>
         </w:rPr>
       </w:pPr>
-      <w:bookmarkStart w:id="22" w:name="_Toc228193972"/>
+      <w:bookmarkStart w:id="22" w:name="_Toc229076731"/>
       <w:r>
         <w:rPr>
           <w:rFonts w:hint="eastAsia"/>
@@ -11489,7 +11486,7 @@
           <w:rFonts w:hint="eastAsia"/>
         </w:rPr>
       </w:pPr>
-      <w:bookmarkStart w:id="23" w:name="_Toc228193973"/>
+      <w:bookmarkStart w:id="23" w:name="_Toc229076732"/>
       <w:r>
         <w:rPr>
           <w:rFonts w:hint="eastAsia"/>
@@ -11744,7 +11741,7 @@
           <w:rFonts w:hint="eastAsia"/>
         </w:rPr>
       </w:pPr>
-      <w:bookmarkStart w:id="24" w:name="_Toc228193974"/>
+      <w:bookmarkStart w:id="24" w:name="_Toc229076733"/>
       <w:r>
         <w:rPr>
           <w:rFonts w:hint="eastAsia"/>
@@ -12017,7 +12014,7 @@
           <w:rFonts w:hint="eastAsia"/>
         </w:rPr>
       </w:pPr>
-      <w:bookmarkStart w:id="25" w:name="_Toc228193975"/>
+      <w:bookmarkStart w:id="25" w:name="_Toc229076734"/>
       <w:r>
         <w:rPr>
           <w:rFonts w:hint="eastAsia"/>
@@ -12177,7 +12174,7 @@
           <w:rFonts w:hint="eastAsia"/>
         </w:rPr>
       </w:pPr>
-      <w:bookmarkStart w:id="26" w:name="_Toc228193976"/>
+      <w:bookmarkStart w:id="26" w:name="_Toc229076735"/>
       <w:r>
         <w:rPr>
           <w:rFonts w:hint="eastAsia"/>
@@ -12206,7 +12203,7 @@
           <w:rFonts w:hint="eastAsia"/>
         </w:rPr>
       </w:pPr>
-      <w:bookmarkStart w:id="27" w:name="_Toc228193977"/>
+      <w:bookmarkStart w:id="27" w:name="_Toc229076736"/>
       <w:r>
         <w:rPr>
           <w:rFonts w:hint="eastAsia"/>
@@ -12409,7 +12406,7 @@
           <w:rFonts w:hint="eastAsia"/>
         </w:rPr>
       </w:pPr>
-      <w:bookmarkStart w:id="28" w:name="_Toc228193978"/>
+      <w:bookmarkStart w:id="28" w:name="_Toc229076737"/>
       <w:r>
         <w:rPr>
           <w:rFonts w:hint="eastAsia"/>
@@ -12475,7 +12472,7 @@
           <w:rFonts w:hint="eastAsia"/>
         </w:rPr>
       </w:pPr>
-      <w:bookmarkStart w:id="29" w:name="_Toc228193979"/>
+      <w:bookmarkStart w:id="29" w:name="_Toc229076738"/>
       <w:r>
         <w:rPr>
           <w:rFonts w:hint="eastAsia"/>
@@ -12707,7 +12704,7 @@
           <w:rFonts w:hint="eastAsia"/>
         </w:rPr>
       </w:pPr>
-      <w:bookmarkStart w:id="30" w:name="_Toc228193980"/>
+      <w:bookmarkStart w:id="30" w:name="_Toc229076739"/>
       <w:r>
         <w:rPr>
           <w:rFonts w:hint="eastAsia"/>
@@ -12962,7 +12959,7 @@
           <w:rFonts w:hint="eastAsia"/>
         </w:rPr>
       </w:pPr>
-      <w:bookmarkStart w:id="31" w:name="_Toc228193981"/>
+      <w:bookmarkStart w:id="31" w:name="_Toc229076740"/>
       <w:r>
         <w:rPr>
           <w:rFonts w:hint="eastAsia"/>
@@ -13200,7 +13197,7 @@
           <w:rFonts w:hint="eastAsia"/>
         </w:rPr>
       </w:pPr>
-      <w:bookmarkStart w:id="32" w:name="_Toc228193982"/>
+      <w:bookmarkStart w:id="32" w:name="_Toc229076741"/>
       <w:r>
         <w:rPr>
           <w:rFonts w:hint="eastAsia"/>
@@ -13386,7 +13383,7 @@
           <w:rFonts w:hint="eastAsia"/>
         </w:rPr>
       </w:pPr>
-      <w:bookmarkStart w:id="33" w:name="_Toc228193983"/>
+      <w:bookmarkStart w:id="33" w:name="_Toc229076742"/>
       <w:r>
         <w:rPr>
           <w:rFonts w:hint="eastAsia"/>
@@ -14296,7 +14293,7 @@
           <w:rFonts w:hint="eastAsia"/>
         </w:rPr>
       </w:pPr>
-      <w:bookmarkStart w:id="34" w:name="_Toc228193984"/>
+      <w:bookmarkStart w:id="34" w:name="_Toc229076743"/>
       <w:r>
         <w:rPr>
           <w:rFonts w:hint="eastAsia"/>
@@ -14500,7 +14497,7 @@
           <w:rFonts w:hint="eastAsia"/>
         </w:rPr>
       </w:pPr>
-      <w:bookmarkStart w:id="35" w:name="_Toc228193985"/>
+      <w:bookmarkStart w:id="35" w:name="_Toc229076744"/>
       <w:r>
         <w:rPr>
           <w:rFonts w:hint="eastAsia"/>
@@ -14566,7 +14563,7 @@
           <w:rFonts w:hint="eastAsia"/>
         </w:rPr>
       </w:pPr>
-      <w:bookmarkStart w:id="36" w:name="_Toc228193986"/>
+      <w:bookmarkStart w:id="36" w:name="_Toc229076745"/>
       <w:r>
         <w:rPr>
           <w:rFonts w:hint="eastAsia"/>
@@ -14949,7 +14946,7 @@
         <w:rPr>
           <w:rFonts w:hint="eastAsia"/>
         </w:rPr>
-        <w:t>他施設閲覧の具体的な対象施設可否は本 API では解決せず、協業グループ、対象施設契約状態、公開設定を `/authorization/check` または業務 API 側で再判定する。external 向けコードは現行カタログには未採用であり、追加時に別途拡張する</w:t>
+        <w:t>他施設閲覧の具体的な対象施設可否は本 API では解決せず、協業グループ、対象施設契約状態、公開元施設設定を `/authorization/check` または業務 API 側で再判定する。QRコードや他施設閲覧専用の別コードは返却せず、既存の `original_list_view` / `original_price_column` の実効有無を返す</w:t>
       </w:r>
     </w:p>
     <w:p>
@@ -14972,7 +14969,7 @@
           <w:rFonts w:hint="eastAsia"/>
         </w:rPr>
       </w:pPr>
-      <w:bookmarkStart w:id="37" w:name="_Toc228193987"/>
+      <w:bookmarkStart w:id="37" w:name="_Toc229076746"/>
       <w:r>
         <w:rPr>
           <w:rFonts w:hint="eastAsia"/>
@@ -15272,7 +15269,7 @@
           <w:rFonts w:hint="eastAsia"/>
         </w:rPr>
       </w:pPr>
-      <w:bookmarkStart w:id="38" w:name="_Toc228193988"/>
+      <w:bookmarkStart w:id="38" w:name="_Toc229076747"/>
       <w:r>
         <w:rPr>
           <w:rFonts w:hint="eastAsia"/>
@@ -15580,7 +15577,7 @@
           <w:rFonts w:hint="eastAsia"/>
         </w:rPr>
       </w:pPr>
-      <w:bookmarkStart w:id="39" w:name="_Toc228193989"/>
+      <w:bookmarkStart w:id="39" w:name="_Toc229076748"/>
       <w:r>
         <w:rPr>
           <w:rFonts w:hint="eastAsia"/>
@@ -15623,6 +15620,7 @@
     </w:p>
     <w:p>
       <w:r>
+        <w:lastRenderedPageBreak/>
         <w:t>Path: /auth/password/forgot</w:t>
       </w:r>
     </w:p>
@@ -15636,7 +15634,6 @@
         <w:rPr>
           <w:rFonts w:hint="eastAsia"/>
         </w:rPr>
-        <w:lastRenderedPageBreak/>
         <w:t>認証: 不要</w:t>
       </w:r>
     </w:p>
@@ -15647,7 +15644,7 @@
           <w:rFonts w:hint="eastAsia"/>
         </w:rPr>
       </w:pPr>
-      <w:bookmarkStart w:id="40" w:name="_Toc228193990"/>
+      <w:bookmarkStart w:id="40" w:name="_Toc229076749"/>
       <w:r>
         <w:rPr>
           <w:rFonts w:hint="eastAsia"/>
@@ -15917,7 +15914,7 @@
           <w:rFonts w:hint="eastAsia"/>
         </w:rPr>
       </w:pPr>
-      <w:bookmarkStart w:id="41" w:name="_Toc228193991"/>
+      <w:bookmarkStart w:id="41" w:name="_Toc229076750"/>
       <w:r>
         <w:rPr>
           <w:rFonts w:hint="eastAsia"/>
@@ -16127,7 +16124,7 @@
           <w:rFonts w:hint="eastAsia"/>
         </w:rPr>
       </w:pPr>
-      <w:bookmarkStart w:id="42" w:name="_Toc228193992"/>
+      <w:bookmarkStart w:id="42" w:name="_Toc229076751"/>
       <w:r>
         <w:rPr>
           <w:rFonts w:hint="eastAsia"/>
@@ -16330,7 +16327,7 @@
           <w:rFonts w:hint="eastAsia"/>
         </w:rPr>
       </w:pPr>
-      <w:bookmarkStart w:id="43" w:name="_Toc228193993"/>
+      <w:bookmarkStart w:id="43" w:name="_Toc229076752"/>
       <w:r>
         <w:rPr>
           <w:rFonts w:hint="eastAsia"/>
@@ -16397,7 +16394,7 @@
           <w:rFonts w:hint="eastAsia"/>
         </w:rPr>
       </w:pPr>
-      <w:bookmarkStart w:id="44" w:name="_Toc228193994"/>
+      <w:bookmarkStart w:id="44" w:name="_Toc229076753"/>
       <w:r>
         <w:rPr>
           <w:rFonts w:hint="eastAsia"/>
@@ -16686,7 +16683,7 @@
           <w:rFonts w:hint="eastAsia"/>
         </w:rPr>
       </w:pPr>
-      <w:bookmarkStart w:id="45" w:name="_Toc228193995"/>
+      <w:bookmarkStart w:id="45" w:name="_Toc229076754"/>
       <w:r>
         <w:rPr>
           <w:rFonts w:hint="eastAsia"/>
@@ -16715,7 +16712,7 @@
           <w:rFonts w:hint="eastAsia"/>
         </w:rPr>
       </w:pPr>
-      <w:bookmarkStart w:id="46" w:name="_Toc228193996"/>
+      <w:bookmarkStart w:id="46" w:name="_Toc229076755"/>
       <w:r>
         <w:rPr>
           <w:rFonts w:hint="eastAsia"/>
@@ -16988,7 +16985,7 @@
           <w:rFonts w:hint="eastAsia"/>
         </w:rPr>
       </w:pPr>
-      <w:bookmarkStart w:id="47" w:name="_Toc228193997"/>
+      <w:bookmarkStart w:id="47" w:name="_Toc229076756"/>
       <w:r>
         <w:rPr>
           <w:rFonts w:hint="eastAsia"/>
@@ -17055,7 +17052,7 @@
           <w:rFonts w:hint="eastAsia"/>
         </w:rPr>
       </w:pPr>
-      <w:bookmarkStart w:id="48" w:name="_Toc228193998"/>
+      <w:bookmarkStart w:id="48" w:name="_Toc229076757"/>
       <w:r>
         <w:rPr>
           <w:rFonts w:hint="eastAsia"/>
@@ -17251,7 +17248,7 @@
               <w:rPr>
                 <w:rFonts w:hint="eastAsia"/>
               </w:rPr>
-              <w:t>閲覧対象施設ID。external 向けコードを将来追加した際に利用する</w:t>
+              <w:t>閲覧対象施設ID。`actingFacilityId` と異なる場合は既存の閲覧権限と公開元施設設定で判定する</w:t>
             </w:r>
           </w:p>
         </w:tc>
@@ -17464,7 +17461,7 @@
         <w:rPr>
           <w:rFonts w:hint="eastAsia"/>
         </w:rPr>
-        <w:t>カラム判定では `facility_column_settings`、`user_facility_column_settings`、`column_catalogs.related_feature_code` を用いて可否を評価する</w:t>
+        <w:t>カラム判定では `facility_column_settings`、`user_facility_column_settings`、`column_catalogs.related_feature_code` を用いて可否を評価する。`original_price_column` は `related_feature_code='original_list_view'` が実効有効な場合のみ許可候補とする</w:t>
       </w:r>
     </w:p>
     <w:p>
@@ -17477,7 +17474,14 @@
         <w:rPr>
           <w:rFonts w:hint="eastAsia"/>
         </w:rPr>
-        <w:t>`targetFacilityId` が指定され、`actingFacilityId` と異なる場合は、閲覧者側施設と公開元施設の両方が `deleted_at IS NULL` かつ `system_contract_status='ACTIVE'` であること、協業グループ所属、`facility_external_view_settings`、`facility_external_column_settings` を追加で評価する。現行カタログには external 向け `feature_code` / `column_code` がないため、本分岐は将来拡張の予約仕様とする</w:t>
+        <w:t>`targetFacilityId` が指定され、`actingFacilityId` と異なる場合は、`featureCode='original_list_view'` を必須とし、閲覧者側施設と公開元施設の両方が `deleted_at IS NULL` かつ `system_contract_status='ACTIVE'` であること、双方が active な同一 `facility_collaboration_groups` に所属すること、公開元施設の `facility_external_view_settings(provider_facility_id=targetFacilityId, feature_code='original_list_view', is_enabled=true)` が存在することを追加で評価する。`columnCodes` に `original_price_column` が含まれる場合は、閲覧者側の実効カラム権限に加え、公開元施設の `facility_ext</w:t>
+      </w:r>
+      <w:r>
+        <w:rPr>
+          <w:rFonts w:hint="eastAsia"/>
+        </w:rPr>
+        <w:lastRenderedPageBreak/>
+        <w:t>ernal_column_settings(provider_facility_id=targetFacilityId, column_code='original_price_column', is_enabled=true)` が存在する場合だけ `allowedColumnCodes` へ含める</w:t>
       </w:r>
     </w:p>
     <w:p>
@@ -17500,12 +17504,11 @@
           <w:rFonts w:hint="eastAsia"/>
         </w:rPr>
       </w:pPr>
-      <w:bookmarkStart w:id="49" w:name="_Toc228193999"/>
-      <w:r>
-        <w:rPr>
-          <w:rFonts w:hint="eastAsia"/>
-        </w:rPr>
-        <w:lastRenderedPageBreak/>
+      <w:bookmarkStart w:id="49" w:name="_Toc229076758"/>
+      <w:r>
+        <w:rPr>
+          <w:rFonts w:hint="eastAsia"/>
+        </w:rPr>
         <w:t>レスポンス（200：AuthorizationCheckResponse）</w:t>
       </w:r>
       <w:bookmarkEnd w:id="49"/>
@@ -17801,7 +17804,7 @@
           <w:rFonts w:hint="eastAsia"/>
         </w:rPr>
       </w:pPr>
-      <w:bookmarkStart w:id="50" w:name="_Toc228194000"/>
+      <w:bookmarkStart w:id="50" w:name="_Toc229076759"/>
       <w:r>
         <w:rPr>
           <w:rFonts w:hint="eastAsia"/>
@@ -18109,7 +18112,7 @@
           <w:rFonts w:hint="eastAsia"/>
         </w:rPr>
       </w:pPr>
-      <w:bookmarkStart w:id="51" w:name="_Toc228194001"/>
+      <w:bookmarkStart w:id="51" w:name="_Toc229076760"/>
       <w:r>
         <w:rPr>
           <w:rFonts w:hint="eastAsia"/>
@@ -18125,7 +18128,7 @@
           <w:rFonts w:hint="eastAsia"/>
         </w:rPr>
       </w:pPr>
-      <w:bookmarkStart w:id="52" w:name="_Toc228194002"/>
+      <w:bookmarkStart w:id="52" w:name="_Toc229076761"/>
       <w:r>
         <w:rPr>
           <w:rFonts w:hint="eastAsia"/>
@@ -18226,7 +18229,8 @@
         <w:rPr>
           <w:rFonts w:hint="eastAsia"/>
         </w:rPr>
-        <w:t>現行カタログに external 向け `feature_code` / `column_code` は含めない。協業グループと公開設定を使う判定は将来コード追加時の拡張点として保持する</w:t>
+        <w:lastRenderedPageBreak/>
+        <w:t>QRコードや他施設閲覧専用の別 `feature_code` / `column_code` は採用しない。他施設閲覧は既存の `original_list_view` / `original_price_column` と公開元施設設定で判定し、施設切替候補へは展開しない</w:t>
       </w:r>
     </w:p>
     <w:p>
@@ -18255,12 +18259,11 @@
           <w:rFonts w:hint="eastAsia"/>
         </w:rPr>
       </w:pPr>
-      <w:bookmarkStart w:id="53" w:name="_Toc228194003"/>
-      <w:r>
-        <w:rPr>
-          <w:rFonts w:hint="eastAsia"/>
-        </w:rPr>
-        <w:lastRenderedPageBreak/>
+      <w:bookmarkStart w:id="53" w:name="_Toc229076762"/>
+      <w:r>
+        <w:rPr>
+          <w:rFonts w:hint="eastAsia"/>
+        </w:rPr>
         <w:t>施設選択・ホーム導線ルール</w:t>
       </w:r>
       <w:bookmarkEnd w:id="53"/>
@@ -18329,7 +18332,7 @@
           <w:rFonts w:hint="eastAsia"/>
         </w:rPr>
       </w:pPr>
-      <w:bookmarkStart w:id="54" w:name="_Toc228194004"/>
+      <w:bookmarkStart w:id="54" w:name="_Toc229076763"/>
       <w:r>
         <w:rPr>
           <w:rFonts w:hint="eastAsia"/>
@@ -18511,9 +18514,9 @@
     <w:family w:val="modern"/>
     <w:pitch w:val="variable"/>
     <w:sig w:usb0="E00002FF" w:usb1="6AC7FFFF" w:usb2="08000012" w:usb3="00000000" w:csb0="0002009F" w:csb1="00000000"/>
-    <w:embedRegular r:id="rId1" w:subsetted="1" w:fontKey="{040A80DC-FCF1-4AA8-B584-C531AC7EFBFD}"/>
-    <w:embedBold r:id="rId2" w:subsetted="1" w:fontKey="{E9B9B73C-2095-41C0-B61E-7712CB1942B0}"/>
-    <w:embedItalic r:id="rId3" w:subsetted="1" w:fontKey="{86B2EAF9-E77B-4E97-B0A0-18137502330B}"/>
+    <w:embedRegular r:id="rId1" w:subsetted="1" w:fontKey="{419ECB40-6848-4774-978D-E5F524DE6042}"/>
+    <w:embedBold r:id="rId2" w:subsetted="1" w:fontKey="{11E4829A-63C0-4B42-ABC6-43383717597A}"/>
+    <w:embedItalic r:id="rId3" w:subsetted="1" w:fontKey="{D37E5DC9-71AF-4C9B-904F-BD78442FAD43}"/>
   </w:font>
   <w:font w:name="Cambria">
     <w:panose1 w:val="02040503050406030204"/>
@@ -18521,7 +18524,7 @@
     <w:family w:val="roman"/>
     <w:pitch w:val="variable"/>
     <w:sig w:usb0="E00006FF" w:usb1="420024FF" w:usb2="02000000" w:usb3="00000000" w:csb0="0000019F" w:csb1="00000000"/>
-    <w:embedRegular r:id="rId4" w:fontKey="{C9610563-4682-4E11-B406-F4C8CF99F0FD}"/>
+    <w:embedRegular r:id="rId4" w:fontKey="{BF253893-17CD-430E-B4B6-78C0D3D45739}"/>
   </w:font>
   <w:font w:name="ＭＳ Ｐゴシック">
     <w:altName w:val="MS PGothic"/>
@@ -18537,7 +18540,7 @@
     <w:family w:val="swiss"/>
     <w:pitch w:val="variable"/>
     <w:sig w:usb0="E4002EFF" w:usb1="C200247B" w:usb2="00000009" w:usb3="00000000" w:csb0="000001FF" w:csb1="00000000"/>
-    <w:embedRegular r:id="rId5" w:fontKey="{E6B774D8-1583-4443-9335-F3902DEAD305}"/>
+    <w:embedRegular r:id="rId5" w:fontKey="{45C617AA-6F91-41CE-B9F9-4A82F06E917A}"/>
   </w:font>
 </w:fonts>
 </file>
@@ -21971,93 +21974,6 @@
     </w:lvl>
   </w:abstractNum>
   <w:abstractNum w:abstractNumId="30" w15:restartNumberingAfterBreak="0">
-    <w:nsid w:val="1ED16B3B"/>
-    <w:multiLevelType w:val="hybridMultilevel"/>
-    <w:tmpl w:val="E546645C"/>
-    <w:name w:val="__API_DOC_SQUARE_BULLET__2"/>
-    <w:lvl w:ilvl="0" w:tplc="0409000F">
-      <w:start w:val="1"/>
-      <w:numFmt w:val="decimal"/>
-      <w:lvlText w:val="%1."/>
-      <w:lvlJc w:val="left"/>
-      <w:pPr>
-        <w:ind w:left="440" w:hanging="440"/>
-      </w:pPr>
-    </w:lvl>
-    <w:lvl w:ilvl="1" w:tplc="04090017" w:tentative="1">
-      <w:start w:val="1"/>
-      <w:numFmt w:val="aiueoFullWidth"/>
-      <w:lvlText w:val="(%2)"/>
-      <w:lvlJc w:val="left"/>
-      <w:pPr>
-        <w:ind w:left="880" w:hanging="440"/>
-      </w:pPr>
-    </w:lvl>
-    <w:lvl w:ilvl="2" w:tplc="04090011" w:tentative="1">
-      <w:start w:val="1"/>
-      <w:numFmt w:val="decimalEnclosedCircle"/>
-      <w:lvlText w:val="%3"/>
-      <w:lvlJc w:val="left"/>
-      <w:pPr>
-        <w:ind w:left="1320" w:hanging="440"/>
-      </w:pPr>
-    </w:lvl>
-    <w:lvl w:ilvl="3" w:tplc="0409000F" w:tentative="1">
-      <w:start w:val="1"/>
-      <w:numFmt w:val="decimal"/>
-      <w:lvlText w:val="%4."/>
-      <w:lvlJc w:val="left"/>
-      <w:pPr>
-        <w:ind w:left="1760" w:hanging="440"/>
-      </w:pPr>
-    </w:lvl>
-    <w:lvl w:ilvl="4" w:tplc="04090017" w:tentative="1">
-      <w:start w:val="1"/>
-      <w:numFmt w:val="aiueoFullWidth"/>
-      <w:lvlText w:val="(%5)"/>
-      <w:lvlJc w:val="left"/>
-      <w:pPr>
-        <w:ind w:left="2200" w:hanging="440"/>
-      </w:pPr>
-    </w:lvl>
-    <w:lvl w:ilvl="5" w:tplc="04090011" w:tentative="1">
-      <w:start w:val="1"/>
-      <w:numFmt w:val="decimalEnclosedCircle"/>
-      <w:lvlText w:val="%6"/>
-      <w:lvlJc w:val="left"/>
-      <w:pPr>
-        <w:ind w:left="2640" w:hanging="440"/>
-      </w:pPr>
-    </w:lvl>
-    <w:lvl w:ilvl="6" w:tplc="0409000F" w:tentative="1">
-      <w:start w:val="1"/>
-      <w:numFmt w:val="decimal"/>
-      <w:lvlText w:val="%7."/>
-      <w:lvlJc w:val="left"/>
-      <w:pPr>
-        <w:ind w:left="3080" w:hanging="440"/>
-      </w:pPr>
-    </w:lvl>
-    <w:lvl w:ilvl="7" w:tplc="04090017" w:tentative="1">
-      <w:start w:val="1"/>
-      <w:numFmt w:val="aiueoFullWidth"/>
-      <w:lvlText w:val="(%8)"/>
-      <w:lvlJc w:val="left"/>
-      <w:pPr>
-        <w:ind w:left="3520" w:hanging="440"/>
-      </w:pPr>
-    </w:lvl>
-    <w:lvl w:ilvl="8" w:tplc="04090011" w:tentative="1">
-      <w:start w:val="1"/>
-      <w:numFmt w:val="decimalEnclosedCircle"/>
-      <w:lvlText w:val="%9"/>
-      <w:lvlJc w:val="left"/>
-      <w:pPr>
-        <w:ind w:left="3960" w:hanging="440"/>
-      </w:pPr>
-    </w:lvl>
-  </w:abstractNum>
-  <w:abstractNum w:abstractNumId="31" w15:restartNumberingAfterBreak="0">
     <w:nsid w:val="1F5529E3"/>
     <w:multiLevelType w:val="multilevel"/>
     <w:tmpl w:val="304E6B04"/>
@@ -22206,7 +22122,7 @@
       </w:rPr>
     </w:lvl>
   </w:abstractNum>
-  <w:abstractNum w:abstractNumId="32" w15:restartNumberingAfterBreak="0">
+  <w:abstractNum w:abstractNumId="31" w15:restartNumberingAfterBreak="0">
     <w:nsid w:val="1FB92F7A"/>
     <w:multiLevelType w:val="hybridMultilevel"/>
     <w:tmpl w:val="BAFCEED6"/>
@@ -22319,7 +22235,7 @@
       </w:rPr>
     </w:lvl>
   </w:abstractNum>
-  <w:abstractNum w:abstractNumId="33" w15:restartNumberingAfterBreak="0">
+  <w:abstractNum w:abstractNumId="32" w15:restartNumberingAfterBreak="0">
     <w:nsid w:val="207A0E23"/>
     <w:multiLevelType w:val="multilevel"/>
     <w:tmpl w:val="861C7544"/>
@@ -22432,7 +22348,7 @@
       </w:pPr>
     </w:lvl>
   </w:abstractNum>
-  <w:abstractNum w:abstractNumId="34" w15:restartNumberingAfterBreak="0">
+  <w:abstractNum w:abstractNumId="33" w15:restartNumberingAfterBreak="0">
     <w:nsid w:val="20E6427A"/>
     <w:multiLevelType w:val="multilevel"/>
     <w:tmpl w:val="680CF008"/>
@@ -22544,6 +22460,93 @@
       <w:rPr>
         <w:u w:val="none"/>
       </w:rPr>
+    </w:lvl>
+  </w:abstractNum>
+  <w:abstractNum w:abstractNumId="34" w15:restartNumberingAfterBreak="0">
+    <w:nsid w:val="213E1074"/>
+    <w:multiLevelType w:val="hybridMultilevel"/>
+    <w:tmpl w:val="E850D4E6"/>
+    <w:name w:val="__API_DOC_SQUARE_BULLET__222"/>
+    <w:lvl w:ilvl="0" w:tplc="0409000F">
+      <w:start w:val="1"/>
+      <w:numFmt w:val="decimal"/>
+      <w:lvlText w:val="%1."/>
+      <w:lvlJc w:val="left"/>
+      <w:pPr>
+        <w:ind w:left="440" w:hanging="440"/>
+      </w:pPr>
+    </w:lvl>
+    <w:lvl w:ilvl="1" w:tplc="04090017" w:tentative="1">
+      <w:start w:val="1"/>
+      <w:numFmt w:val="aiueoFullWidth"/>
+      <w:lvlText w:val="(%2)"/>
+      <w:lvlJc w:val="left"/>
+      <w:pPr>
+        <w:ind w:left="880" w:hanging="440"/>
+      </w:pPr>
+    </w:lvl>
+    <w:lvl w:ilvl="2" w:tplc="04090011" w:tentative="1">
+      <w:start w:val="1"/>
+      <w:numFmt w:val="decimalEnclosedCircle"/>
+      <w:lvlText w:val="%3"/>
+      <w:lvlJc w:val="left"/>
+      <w:pPr>
+        <w:ind w:left="1320" w:hanging="440"/>
+      </w:pPr>
+    </w:lvl>
+    <w:lvl w:ilvl="3" w:tplc="0409000F" w:tentative="1">
+      <w:start w:val="1"/>
+      <w:numFmt w:val="decimal"/>
+      <w:lvlText w:val="%4."/>
+      <w:lvlJc w:val="left"/>
+      <w:pPr>
+        <w:ind w:left="1760" w:hanging="440"/>
+      </w:pPr>
+    </w:lvl>
+    <w:lvl w:ilvl="4" w:tplc="04090017" w:tentative="1">
+      <w:start w:val="1"/>
+      <w:numFmt w:val="aiueoFullWidth"/>
+      <w:lvlText w:val="(%5)"/>
+      <w:lvlJc w:val="left"/>
+      <w:pPr>
+        <w:ind w:left="2200" w:hanging="440"/>
+      </w:pPr>
+    </w:lvl>
+    <w:lvl w:ilvl="5" w:tplc="04090011" w:tentative="1">
+      <w:start w:val="1"/>
+      <w:numFmt w:val="decimalEnclosedCircle"/>
+      <w:lvlText w:val="%6"/>
+      <w:lvlJc w:val="left"/>
+      <w:pPr>
+        <w:ind w:left="2640" w:hanging="440"/>
+      </w:pPr>
+    </w:lvl>
+    <w:lvl w:ilvl="6" w:tplc="0409000F" w:tentative="1">
+      <w:start w:val="1"/>
+      <w:numFmt w:val="decimal"/>
+      <w:lvlText w:val="%7."/>
+      <w:lvlJc w:val="left"/>
+      <w:pPr>
+        <w:ind w:left="3080" w:hanging="440"/>
+      </w:pPr>
+    </w:lvl>
+    <w:lvl w:ilvl="7" w:tplc="04090017" w:tentative="1">
+      <w:start w:val="1"/>
+      <w:numFmt w:val="aiueoFullWidth"/>
+      <w:lvlText w:val="(%8)"/>
+      <w:lvlJc w:val="left"/>
+      <w:pPr>
+        <w:ind w:left="3520" w:hanging="440"/>
+      </w:pPr>
+    </w:lvl>
+    <w:lvl w:ilvl="8" w:tplc="04090011" w:tentative="1">
+      <w:start w:val="1"/>
+      <w:numFmt w:val="decimalEnclosedCircle"/>
+      <w:lvlText w:val="%9"/>
+      <w:lvlJc w:val="left"/>
+      <w:pPr>
+        <w:ind w:left="3960" w:hanging="440"/>
+      </w:pPr>
     </w:lvl>
   </w:abstractNum>
   <w:abstractNum w:abstractNumId="35" w15:restartNumberingAfterBreak="0">
@@ -23228,6 +23231,93 @@
     </w:lvl>
   </w:abstractNum>
   <w:abstractNum w:abstractNumId="41" w15:restartNumberingAfterBreak="0">
+    <w:nsid w:val="23955493"/>
+    <w:multiLevelType w:val="hybridMultilevel"/>
+    <w:tmpl w:val="8A08F1E8"/>
+    <w:name w:val="__API_DOC_SQUARE_BULLET__22"/>
+    <w:lvl w:ilvl="0" w:tplc="0409000F">
+      <w:start w:val="1"/>
+      <w:numFmt w:val="decimal"/>
+      <w:lvlText w:val="%1."/>
+      <w:lvlJc w:val="left"/>
+      <w:pPr>
+        <w:ind w:left="440" w:hanging="440"/>
+      </w:pPr>
+    </w:lvl>
+    <w:lvl w:ilvl="1" w:tplc="04090017" w:tentative="1">
+      <w:start w:val="1"/>
+      <w:numFmt w:val="aiueoFullWidth"/>
+      <w:lvlText w:val="(%2)"/>
+      <w:lvlJc w:val="left"/>
+      <w:pPr>
+        <w:ind w:left="880" w:hanging="440"/>
+      </w:pPr>
+    </w:lvl>
+    <w:lvl w:ilvl="2" w:tplc="04090011" w:tentative="1">
+      <w:start w:val="1"/>
+      <w:numFmt w:val="decimalEnclosedCircle"/>
+      <w:lvlText w:val="%3"/>
+      <w:lvlJc w:val="left"/>
+      <w:pPr>
+        <w:ind w:left="1320" w:hanging="440"/>
+      </w:pPr>
+    </w:lvl>
+    <w:lvl w:ilvl="3" w:tplc="0409000F" w:tentative="1">
+      <w:start w:val="1"/>
+      <w:numFmt w:val="decimal"/>
+      <w:lvlText w:val="%4."/>
+      <w:lvlJc w:val="left"/>
+      <w:pPr>
+        <w:ind w:left="1760" w:hanging="440"/>
+      </w:pPr>
+    </w:lvl>
+    <w:lvl w:ilvl="4" w:tplc="04090017" w:tentative="1">
+      <w:start w:val="1"/>
+      <w:numFmt w:val="aiueoFullWidth"/>
+      <w:lvlText w:val="(%5)"/>
+      <w:lvlJc w:val="left"/>
+      <w:pPr>
+        <w:ind w:left="2200" w:hanging="440"/>
+      </w:pPr>
+    </w:lvl>
+    <w:lvl w:ilvl="5" w:tplc="04090011" w:tentative="1">
+      <w:start w:val="1"/>
+      <w:numFmt w:val="decimalEnclosedCircle"/>
+      <w:lvlText w:val="%6"/>
+      <w:lvlJc w:val="left"/>
+      <w:pPr>
+        <w:ind w:left="2640" w:hanging="440"/>
+      </w:pPr>
+    </w:lvl>
+    <w:lvl w:ilvl="6" w:tplc="0409000F" w:tentative="1">
+      <w:start w:val="1"/>
+      <w:numFmt w:val="decimal"/>
+      <w:lvlText w:val="%7."/>
+      <w:lvlJc w:val="left"/>
+      <w:pPr>
+        <w:ind w:left="3080" w:hanging="440"/>
+      </w:pPr>
+    </w:lvl>
+    <w:lvl w:ilvl="7" w:tplc="04090017" w:tentative="1">
+      <w:start w:val="1"/>
+      <w:numFmt w:val="aiueoFullWidth"/>
+      <w:lvlText w:val="(%8)"/>
+      <w:lvlJc w:val="left"/>
+      <w:pPr>
+        <w:ind w:left="3520" w:hanging="440"/>
+      </w:pPr>
+    </w:lvl>
+    <w:lvl w:ilvl="8" w:tplc="04090011" w:tentative="1">
+      <w:start w:val="1"/>
+      <w:numFmt w:val="decimalEnclosedCircle"/>
+      <w:lvlText w:val="%9"/>
+      <w:lvlJc w:val="left"/>
+      <w:pPr>
+        <w:ind w:left="3960" w:hanging="440"/>
+      </w:pPr>
+    </w:lvl>
+  </w:abstractNum>
+  <w:abstractNum w:abstractNumId="42" w15:restartNumberingAfterBreak="0">
     <w:nsid w:val="23BE74EF"/>
     <w:multiLevelType w:val="hybridMultilevel"/>
     <w:tmpl w:val="8C762C7C"/>
@@ -23340,7 +23430,7 @@
       </w:rPr>
     </w:lvl>
   </w:abstractNum>
-  <w:abstractNum w:abstractNumId="42" w15:restartNumberingAfterBreak="0">
+  <w:abstractNum w:abstractNumId="43" w15:restartNumberingAfterBreak="0">
     <w:nsid w:val="24824914"/>
     <w:multiLevelType w:val="multilevel"/>
     <w:tmpl w:val="D8225056"/>
@@ -23454,7 +23544,7 @@
       </w:rPr>
     </w:lvl>
   </w:abstractNum>
-  <w:abstractNum w:abstractNumId="43" w15:restartNumberingAfterBreak="0">
+  <w:abstractNum w:abstractNumId="44" w15:restartNumberingAfterBreak="0">
     <w:nsid w:val="24911077"/>
     <w:multiLevelType w:val="hybridMultilevel"/>
     <w:tmpl w:val="A43C43C6"/>
@@ -23567,7 +23657,7 @@
       </w:rPr>
     </w:lvl>
   </w:abstractNum>
-  <w:abstractNum w:abstractNumId="44" w15:restartNumberingAfterBreak="0">
+  <w:abstractNum w:abstractNumId="45" w15:restartNumberingAfterBreak="0">
     <w:nsid w:val="24ED5ECE"/>
     <w:multiLevelType w:val="multilevel"/>
     <w:tmpl w:val="78DCEAD8"/>
@@ -23680,7 +23770,7 @@
       </w:rPr>
     </w:lvl>
   </w:abstractNum>
-  <w:abstractNum w:abstractNumId="45" w15:restartNumberingAfterBreak="0">
+  <w:abstractNum w:abstractNumId="46" w15:restartNumberingAfterBreak="0">
     <w:nsid w:val="251371D7"/>
     <w:multiLevelType w:val="hybridMultilevel"/>
     <w:tmpl w:val="4D065978"/>
@@ -23793,7 +23883,7 @@
       </w:rPr>
     </w:lvl>
   </w:abstractNum>
-  <w:abstractNum w:abstractNumId="46" w15:restartNumberingAfterBreak="0">
+  <w:abstractNum w:abstractNumId="47" w15:restartNumberingAfterBreak="0">
     <w:nsid w:val="255448F2"/>
     <w:multiLevelType w:val="hybridMultilevel"/>
     <w:tmpl w:val="5CA47410"/>
@@ -23906,7 +23996,7 @@
       </w:rPr>
     </w:lvl>
   </w:abstractNum>
-  <w:abstractNum w:abstractNumId="47" w15:restartNumberingAfterBreak="0">
+  <w:abstractNum w:abstractNumId="48" w15:restartNumberingAfterBreak="0">
     <w:nsid w:val="25BB40D7"/>
     <w:multiLevelType w:val="hybridMultilevel"/>
     <w:tmpl w:val="836C4F26"/>
@@ -24019,7 +24109,7 @@
       </w:rPr>
     </w:lvl>
   </w:abstractNum>
-  <w:abstractNum w:abstractNumId="48" w15:restartNumberingAfterBreak="0">
+  <w:abstractNum w:abstractNumId="49" w15:restartNumberingAfterBreak="0">
     <w:nsid w:val="26390E0E"/>
     <w:multiLevelType w:val="hybridMultilevel"/>
     <w:tmpl w:val="E70A2C00"/>
@@ -24130,21 +24220,6 @@
       <w:rPr>
         <w:rFonts w:ascii="Meiryo UI" w:hAnsi="Meiryo UI" w:eastAsia="Meiryo UI" w:cs="Meiryo UI" w:hint="default"/>
       </w:rPr>
-    </w:lvl>
-  </w:abstractNum>
-  <w:abstractNum w:abstractNumId="49" w15:restartNumberingAfterBreak="0">
-    <w:nsid w:val="26886DA6"/>
-    <w:multiLevelType w:val="singleLevel"/>
-    <w:tmpl w:val="0409000F"/>
-    <w:name w:val="__API_DOC_SQUARE_BULLET__"/>
-    <w:lvl w:ilvl="0">
-      <w:start w:val="1"/>
-      <w:numFmt w:val="decimal"/>
-      <w:lvlText w:val="%1."/>
-      <w:lvlJc w:val="left"/>
-      <w:pPr>
-        <w:ind w:left="440" w:hanging="440"/>
-      </w:pPr>
     </w:lvl>
   </w:abstractNum>
   <w:abstractNum w:abstractNumId="50" w15:restartNumberingAfterBreak="0">
@@ -24829,6 +24904,93 @@
     </w:lvl>
   </w:abstractNum>
   <w:abstractNum w:abstractNumId="56" w15:restartNumberingAfterBreak="0">
+    <w:nsid w:val="30D23645"/>
+    <w:multiLevelType w:val="hybridMultilevel"/>
+    <w:tmpl w:val="8A405EAA"/>
+    <w:name w:val="__API_DOC_SQUARE_BULLET__2"/>
+    <w:lvl w:ilvl="0" w:tplc="0409000F">
+      <w:start w:val="1"/>
+      <w:numFmt w:val="decimal"/>
+      <w:lvlText w:val="%1."/>
+      <w:lvlJc w:val="left"/>
+      <w:pPr>
+        <w:ind w:left="440" w:hanging="440"/>
+      </w:pPr>
+    </w:lvl>
+    <w:lvl w:ilvl="1" w:tplc="04090017" w:tentative="1">
+      <w:start w:val="1"/>
+      <w:numFmt w:val="aiueoFullWidth"/>
+      <w:lvlText w:val="(%2)"/>
+      <w:lvlJc w:val="left"/>
+      <w:pPr>
+        <w:ind w:left="880" w:hanging="440"/>
+      </w:pPr>
+    </w:lvl>
+    <w:lvl w:ilvl="2" w:tplc="04090011" w:tentative="1">
+      <w:start w:val="1"/>
+      <w:numFmt w:val="decimalEnclosedCircle"/>
+      <w:lvlText w:val="%3"/>
+      <w:lvlJc w:val="left"/>
+      <w:pPr>
+        <w:ind w:left="1320" w:hanging="440"/>
+      </w:pPr>
+    </w:lvl>
+    <w:lvl w:ilvl="3" w:tplc="0409000F" w:tentative="1">
+      <w:start w:val="1"/>
+      <w:numFmt w:val="decimal"/>
+      <w:lvlText w:val="%4."/>
+      <w:lvlJc w:val="left"/>
+      <w:pPr>
+        <w:ind w:left="1760" w:hanging="440"/>
+      </w:pPr>
+    </w:lvl>
+    <w:lvl w:ilvl="4" w:tplc="04090017" w:tentative="1">
+      <w:start w:val="1"/>
+      <w:numFmt w:val="aiueoFullWidth"/>
+      <w:lvlText w:val="(%5)"/>
+      <w:lvlJc w:val="left"/>
+      <w:pPr>
+        <w:ind w:left="2200" w:hanging="440"/>
+      </w:pPr>
+    </w:lvl>
+    <w:lvl w:ilvl="5" w:tplc="04090011" w:tentative="1">
+      <w:start w:val="1"/>
+      <w:numFmt w:val="decimalEnclosedCircle"/>
+      <w:lvlText w:val="%6"/>
+      <w:lvlJc w:val="left"/>
+      <w:pPr>
+        <w:ind w:left="2640" w:hanging="440"/>
+      </w:pPr>
+    </w:lvl>
+    <w:lvl w:ilvl="6" w:tplc="0409000F" w:tentative="1">
+      <w:start w:val="1"/>
+      <w:numFmt w:val="decimal"/>
+      <w:lvlText w:val="%7."/>
+      <w:lvlJc w:val="left"/>
+      <w:pPr>
+        <w:ind w:left="3080" w:hanging="440"/>
+      </w:pPr>
+    </w:lvl>
+    <w:lvl w:ilvl="7" w:tplc="04090017" w:tentative="1">
+      <w:start w:val="1"/>
+      <w:numFmt w:val="aiueoFullWidth"/>
+      <w:lvlText w:val="(%8)"/>
+      <w:lvlJc w:val="left"/>
+      <w:pPr>
+        <w:ind w:left="3520" w:hanging="440"/>
+      </w:pPr>
+    </w:lvl>
+    <w:lvl w:ilvl="8" w:tplc="04090011" w:tentative="1">
+      <w:start w:val="1"/>
+      <w:numFmt w:val="decimalEnclosedCircle"/>
+      <w:lvlText w:val="%9"/>
+      <w:lvlJc w:val="left"/>
+      <w:pPr>
+        <w:ind w:left="3960" w:hanging="440"/>
+      </w:pPr>
+    </w:lvl>
+  </w:abstractNum>
+  <w:abstractNum w:abstractNumId="57" w15:restartNumberingAfterBreak="0">
     <w:nsid w:val="3403041A"/>
     <w:multiLevelType w:val="hybridMultilevel"/>
     <w:tmpl w:val="20EAF8A0"/>
@@ -24941,7 +25103,7 @@
       </w:rPr>
     </w:lvl>
   </w:abstractNum>
-  <w:abstractNum w:abstractNumId="57" w15:restartNumberingAfterBreak="0">
+  <w:abstractNum w:abstractNumId="58" w15:restartNumberingAfterBreak="0">
     <w:nsid w:val="3413029B"/>
     <w:multiLevelType w:val="multilevel"/>
     <w:tmpl w:val="BD8AF998"/>
@@ -25055,7 +25217,7 @@
       </w:rPr>
     </w:lvl>
   </w:abstractNum>
-  <w:abstractNum w:abstractNumId="58" w15:restartNumberingAfterBreak="0">
+  <w:abstractNum w:abstractNumId="59" w15:restartNumberingAfterBreak="0">
     <w:nsid w:val="34671E8B"/>
     <w:multiLevelType w:val="hybridMultilevel"/>
     <w:tmpl w:val="ECCCE8BC"/>
@@ -25168,7 +25330,7 @@
       </w:rPr>
     </w:lvl>
   </w:abstractNum>
-  <w:abstractNum w:abstractNumId="59" w15:restartNumberingAfterBreak="0">
+  <w:abstractNum w:abstractNumId="60" w15:restartNumberingAfterBreak="0">
     <w:nsid w:val="36B1707B"/>
     <w:multiLevelType w:val="multilevel"/>
     <w:tmpl w:val="BD8AF998"/>
@@ -25282,7 +25444,7 @@
       </w:rPr>
     </w:lvl>
   </w:abstractNum>
-  <w:abstractNum w:abstractNumId="60" w15:restartNumberingAfterBreak="0">
+  <w:abstractNum w:abstractNumId="61" w15:restartNumberingAfterBreak="0">
     <w:nsid w:val="373A57D1"/>
     <w:multiLevelType w:val="multilevel"/>
     <w:tmpl w:val="BD8AF998"/>
@@ -25396,7 +25558,7 @@
       </w:rPr>
     </w:lvl>
   </w:abstractNum>
-  <w:abstractNum w:abstractNumId="61" w15:restartNumberingAfterBreak="0">
+  <w:abstractNum w:abstractNumId="62" w15:restartNumberingAfterBreak="0">
     <w:nsid w:val="39024A4D"/>
     <w:multiLevelType w:val="hybridMultilevel"/>
     <w:tmpl w:val="75FA6968"/>
@@ -25509,7 +25671,7 @@
       </w:rPr>
     </w:lvl>
   </w:abstractNum>
-  <w:abstractNum w:abstractNumId="62" w15:restartNumberingAfterBreak="0">
+  <w:abstractNum w:abstractNumId="63" w15:restartNumberingAfterBreak="0">
     <w:nsid w:val="399F36E9"/>
     <w:multiLevelType w:val="multilevel"/>
     <w:tmpl w:val="F3E2A73E"/>
@@ -25621,93 +25783,6 @@
       <w:rPr>
         <w:u w:val="none"/>
       </w:rPr>
-    </w:lvl>
-  </w:abstractNum>
-  <w:abstractNum w:abstractNumId="63" w15:restartNumberingAfterBreak="0">
-    <w:nsid w:val="3A410A37"/>
-    <w:multiLevelType w:val="hybridMultilevel"/>
-    <w:tmpl w:val="0C322380"/>
-    <w:name w:val="__API_DOC_SQUARE_BULLET__222"/>
-    <w:lvl w:ilvl="0" w:tplc="0409000F">
-      <w:start w:val="1"/>
-      <w:numFmt w:val="decimal"/>
-      <w:lvlText w:val="%1."/>
-      <w:lvlJc w:val="left"/>
-      <w:pPr>
-        <w:ind w:left="440" w:hanging="440"/>
-      </w:pPr>
-    </w:lvl>
-    <w:lvl w:ilvl="1" w:tplc="04090017" w:tentative="1">
-      <w:start w:val="1"/>
-      <w:numFmt w:val="aiueoFullWidth"/>
-      <w:lvlText w:val="(%2)"/>
-      <w:lvlJc w:val="left"/>
-      <w:pPr>
-        <w:ind w:left="880" w:hanging="440"/>
-      </w:pPr>
-    </w:lvl>
-    <w:lvl w:ilvl="2" w:tplc="04090011" w:tentative="1">
-      <w:start w:val="1"/>
-      <w:numFmt w:val="decimalEnclosedCircle"/>
-      <w:lvlText w:val="%3"/>
-      <w:lvlJc w:val="left"/>
-      <w:pPr>
-        <w:ind w:left="1320" w:hanging="440"/>
-      </w:pPr>
-    </w:lvl>
-    <w:lvl w:ilvl="3" w:tplc="0409000F" w:tentative="1">
-      <w:start w:val="1"/>
-      <w:numFmt w:val="decimal"/>
-      <w:lvlText w:val="%4."/>
-      <w:lvlJc w:val="left"/>
-      <w:pPr>
-        <w:ind w:left="1760" w:hanging="440"/>
-      </w:pPr>
-    </w:lvl>
-    <w:lvl w:ilvl="4" w:tplc="04090017" w:tentative="1">
-      <w:start w:val="1"/>
-      <w:numFmt w:val="aiueoFullWidth"/>
-      <w:lvlText w:val="(%5)"/>
-      <w:lvlJc w:val="left"/>
-      <w:pPr>
-        <w:ind w:left="2200" w:hanging="440"/>
-      </w:pPr>
-    </w:lvl>
-    <w:lvl w:ilvl="5" w:tplc="04090011" w:tentative="1">
-      <w:start w:val="1"/>
-      <w:numFmt w:val="decimalEnclosedCircle"/>
-      <w:lvlText w:val="%6"/>
-      <w:lvlJc w:val="left"/>
-      <w:pPr>
-        <w:ind w:left="2640" w:hanging="440"/>
-      </w:pPr>
-    </w:lvl>
-    <w:lvl w:ilvl="6" w:tplc="0409000F" w:tentative="1">
-      <w:start w:val="1"/>
-      <w:numFmt w:val="decimal"/>
-      <w:lvlText w:val="%7."/>
-      <w:lvlJc w:val="left"/>
-      <w:pPr>
-        <w:ind w:left="3080" w:hanging="440"/>
-      </w:pPr>
-    </w:lvl>
-    <w:lvl w:ilvl="7" w:tplc="04090017" w:tentative="1">
-      <w:start w:val="1"/>
-      <w:numFmt w:val="aiueoFullWidth"/>
-      <w:lvlText w:val="(%8)"/>
-      <w:lvlJc w:val="left"/>
-      <w:pPr>
-        <w:ind w:left="3520" w:hanging="440"/>
-      </w:pPr>
-    </w:lvl>
-    <w:lvl w:ilvl="8" w:tplc="04090011" w:tentative="1">
-      <w:start w:val="1"/>
-      <w:numFmt w:val="decimalEnclosedCircle"/>
-      <w:lvlText w:val="%9"/>
-      <w:lvlJc w:val="left"/>
-      <w:pPr>
-        <w:ind w:left="3960" w:hanging="440"/>
-      </w:pPr>
     </w:lvl>
   </w:abstractNum>
   <w:abstractNum w:abstractNumId="64" w15:restartNumberingAfterBreak="0">
@@ -28212,23 +28287,6 @@
     </w:lvl>
   </w:abstractNum>
   <w:abstractNum w:abstractNumId="85" w15:restartNumberingAfterBreak="0">
-    <w:nsid w:val="51416879"/>
-    <w:multiLevelType w:val="singleLevel"/>
-    <w:tmpl w:val="04090001"/>
-    <w:lvl w:ilvl="0">
-      <w:start w:val="1"/>
-      <w:numFmt w:val="bullet"/>
-      <w:lvlText w:val="■"/>
-      <w:lvlJc w:val="left"/>
-      <w:pPr>
-        <w:ind w:left="440" w:hanging="440"/>
-      </w:pPr>
-      <w:rPr>
-        <w:rFonts w:ascii="Meiryo UI" w:hAnsi="Meiryo UI" w:eastAsia="Meiryo UI" w:cs="Meiryo UI" w:hint="default"/>
-      </w:rPr>
-    </w:lvl>
-  </w:abstractNum>
-  <w:abstractNum w:abstractNumId="86" w15:restartNumberingAfterBreak="0">
     <w:nsid w:val="544A63CF"/>
     <w:multiLevelType w:val="hybridMultilevel"/>
     <w:tmpl w:val="7D50F8D0"/>
@@ -28320,7 +28378,7 @@
       </w:pPr>
     </w:lvl>
   </w:abstractNum>
-  <w:abstractNum w:abstractNumId="87" w15:restartNumberingAfterBreak="0">
+  <w:abstractNum w:abstractNumId="86" w15:restartNumberingAfterBreak="0">
     <w:nsid w:val="54B27B66"/>
     <w:multiLevelType w:val="multilevel"/>
     <w:tmpl w:val="C188F960"/>
@@ -28434,7 +28492,7 @@
       </w:rPr>
     </w:lvl>
   </w:abstractNum>
-  <w:abstractNum w:abstractNumId="88" w15:restartNumberingAfterBreak="0">
+  <w:abstractNum w:abstractNumId="87" w15:restartNumberingAfterBreak="0">
     <w:nsid w:val="54D81CE0"/>
     <w:multiLevelType w:val="multilevel"/>
     <w:tmpl w:val="BD8AF998"/>
@@ -28548,7 +28606,7 @@
       </w:rPr>
     </w:lvl>
   </w:abstractNum>
-  <w:abstractNum w:abstractNumId="89" w15:restartNumberingAfterBreak="0">
+  <w:abstractNum w:abstractNumId="88" w15:restartNumberingAfterBreak="0">
     <w:nsid w:val="56D50314"/>
     <w:multiLevelType w:val="hybridMultilevel"/>
     <w:tmpl w:val="56207F00"/>
@@ -28661,7 +28719,7 @@
       </w:rPr>
     </w:lvl>
   </w:abstractNum>
-  <w:abstractNum w:abstractNumId="90" w15:restartNumberingAfterBreak="0">
+  <w:abstractNum w:abstractNumId="89" w15:restartNumberingAfterBreak="0">
     <w:nsid w:val="58CD00FF"/>
     <w:multiLevelType w:val="hybridMultilevel"/>
     <w:tmpl w:val="D70C9DFE"/>
@@ -28774,7 +28832,7 @@
       </w:rPr>
     </w:lvl>
   </w:abstractNum>
-  <w:abstractNum w:abstractNumId="91" w15:restartNumberingAfterBreak="0">
+  <w:abstractNum w:abstractNumId="90" w15:restartNumberingAfterBreak="0">
     <w:nsid w:val="5A5525DA"/>
     <w:multiLevelType w:val="hybridMultilevel"/>
     <w:tmpl w:val="44F01D84"/>
@@ -28887,7 +28945,7 @@
       </w:rPr>
     </w:lvl>
   </w:abstractNum>
-  <w:abstractNum w:abstractNumId="92" w15:restartNumberingAfterBreak="0">
+  <w:abstractNum w:abstractNumId="91" w15:restartNumberingAfterBreak="0">
     <w:nsid w:val="5BF57D0E"/>
     <w:multiLevelType w:val="hybridMultilevel"/>
     <w:tmpl w:val="A894E476"/>
@@ -29000,7 +29058,7 @@
       </w:rPr>
     </w:lvl>
   </w:abstractNum>
-  <w:abstractNum w:abstractNumId="93" w15:restartNumberingAfterBreak="0">
+  <w:abstractNum w:abstractNumId="92" w15:restartNumberingAfterBreak="0">
     <w:nsid w:val="5DCA614C"/>
     <w:multiLevelType w:val="hybridMultilevel"/>
     <w:tmpl w:val="0E925240"/>
@@ -29113,7 +29171,7 @@
       </w:rPr>
     </w:lvl>
   </w:abstractNum>
-  <w:abstractNum w:abstractNumId="94" w15:restartNumberingAfterBreak="0">
+  <w:abstractNum w:abstractNumId="93" w15:restartNumberingAfterBreak="0">
     <w:nsid w:val="5DF3041A"/>
     <w:multiLevelType w:val="hybridMultilevel"/>
     <w:tmpl w:val="2818AE68"/>
@@ -29226,7 +29284,7 @@
       </w:rPr>
     </w:lvl>
   </w:abstractNum>
-  <w:abstractNum w:abstractNumId="95" w15:restartNumberingAfterBreak="0">
+  <w:abstractNum w:abstractNumId="94" w15:restartNumberingAfterBreak="0">
     <w:nsid w:val="5EB168C1"/>
     <w:multiLevelType w:val="hybridMultilevel"/>
     <w:tmpl w:val="253A726E"/>
@@ -29339,7 +29397,7 @@
       </w:rPr>
     </w:lvl>
   </w:abstractNum>
-  <w:abstractNum w:abstractNumId="96" w15:restartNumberingAfterBreak="0">
+  <w:abstractNum w:abstractNumId="95" w15:restartNumberingAfterBreak="0">
     <w:nsid w:val="609F050F"/>
     <w:multiLevelType w:val="hybridMultilevel"/>
     <w:tmpl w:val="A0BCC050"/>
@@ -29452,7 +29510,7 @@
       </w:rPr>
     </w:lvl>
   </w:abstractNum>
-  <w:abstractNum w:abstractNumId="97" w15:restartNumberingAfterBreak="0">
+  <w:abstractNum w:abstractNumId="96" w15:restartNumberingAfterBreak="0">
     <w:nsid w:val="619B4102"/>
     <w:multiLevelType w:val="multilevel"/>
     <w:tmpl w:val="5862218A"/>
@@ -29566,7 +29624,7 @@
       </w:rPr>
     </w:lvl>
   </w:abstractNum>
-  <w:abstractNum w:abstractNumId="98" w15:restartNumberingAfterBreak="0">
+  <w:abstractNum w:abstractNumId="97" w15:restartNumberingAfterBreak="0">
     <w:nsid w:val="62E708FD"/>
     <w:multiLevelType w:val="hybridMultilevel"/>
     <w:tmpl w:val="0DEA3BDE"/>
@@ -29679,7 +29737,7 @@
       </w:rPr>
     </w:lvl>
   </w:abstractNum>
-  <w:abstractNum w:abstractNumId="99" w15:restartNumberingAfterBreak="0">
+  <w:abstractNum w:abstractNumId="98" w15:restartNumberingAfterBreak="0">
     <w:nsid w:val="631B43AC"/>
     <w:multiLevelType w:val="hybridMultilevel"/>
     <w:tmpl w:val="D36EB08E"/>
@@ -29792,7 +29850,7 @@
       </w:rPr>
     </w:lvl>
   </w:abstractNum>
-  <w:abstractNum w:abstractNumId="100" w15:restartNumberingAfterBreak="0">
+  <w:abstractNum w:abstractNumId="99" w15:restartNumberingAfterBreak="0">
     <w:nsid w:val="636328EB"/>
     <w:multiLevelType w:val="hybridMultilevel"/>
     <w:tmpl w:val="D17042BA"/>
@@ -29905,94 +29963,7 @@
       </w:rPr>
     </w:lvl>
   </w:abstractNum>
-  <w:abstractNum w:abstractNumId="101" w15:restartNumberingAfterBreak="0">
-    <w:nsid w:val="63A90F39"/>
-    <w:multiLevelType w:val="hybridMultilevel"/>
-    <w:tmpl w:val="4DA63C4A"/>
-    <w:name w:val="__API_DOC_SQUARE_BULLET__22"/>
-    <w:lvl w:ilvl="0" w:tplc="0409000F">
-      <w:start w:val="1"/>
-      <w:numFmt w:val="decimal"/>
-      <w:lvlText w:val="%1."/>
-      <w:lvlJc w:val="left"/>
-      <w:pPr>
-        <w:ind w:left="440" w:hanging="440"/>
-      </w:pPr>
-    </w:lvl>
-    <w:lvl w:ilvl="1" w:tplc="04090017" w:tentative="1">
-      <w:start w:val="1"/>
-      <w:numFmt w:val="aiueoFullWidth"/>
-      <w:lvlText w:val="(%2)"/>
-      <w:lvlJc w:val="left"/>
-      <w:pPr>
-        <w:ind w:left="880" w:hanging="440"/>
-      </w:pPr>
-    </w:lvl>
-    <w:lvl w:ilvl="2" w:tplc="04090011" w:tentative="1">
-      <w:start w:val="1"/>
-      <w:numFmt w:val="decimalEnclosedCircle"/>
-      <w:lvlText w:val="%3"/>
-      <w:lvlJc w:val="left"/>
-      <w:pPr>
-        <w:ind w:left="1320" w:hanging="440"/>
-      </w:pPr>
-    </w:lvl>
-    <w:lvl w:ilvl="3" w:tplc="0409000F" w:tentative="1">
-      <w:start w:val="1"/>
-      <w:numFmt w:val="decimal"/>
-      <w:lvlText w:val="%4."/>
-      <w:lvlJc w:val="left"/>
-      <w:pPr>
-        <w:ind w:left="1760" w:hanging="440"/>
-      </w:pPr>
-    </w:lvl>
-    <w:lvl w:ilvl="4" w:tplc="04090017" w:tentative="1">
-      <w:start w:val="1"/>
-      <w:numFmt w:val="aiueoFullWidth"/>
-      <w:lvlText w:val="(%5)"/>
-      <w:lvlJc w:val="left"/>
-      <w:pPr>
-        <w:ind w:left="2200" w:hanging="440"/>
-      </w:pPr>
-    </w:lvl>
-    <w:lvl w:ilvl="5" w:tplc="04090011" w:tentative="1">
-      <w:start w:val="1"/>
-      <w:numFmt w:val="decimalEnclosedCircle"/>
-      <w:lvlText w:val="%6"/>
-      <w:lvlJc w:val="left"/>
-      <w:pPr>
-        <w:ind w:left="2640" w:hanging="440"/>
-      </w:pPr>
-    </w:lvl>
-    <w:lvl w:ilvl="6" w:tplc="0409000F" w:tentative="1">
-      <w:start w:val="1"/>
-      <w:numFmt w:val="decimal"/>
-      <w:lvlText w:val="%7."/>
-      <w:lvlJc w:val="left"/>
-      <w:pPr>
-        <w:ind w:left="3080" w:hanging="440"/>
-      </w:pPr>
-    </w:lvl>
-    <w:lvl w:ilvl="7" w:tplc="04090017" w:tentative="1">
-      <w:start w:val="1"/>
-      <w:numFmt w:val="aiueoFullWidth"/>
-      <w:lvlText w:val="(%8)"/>
-      <w:lvlJc w:val="left"/>
-      <w:pPr>
-        <w:ind w:left="3520" w:hanging="440"/>
-      </w:pPr>
-    </w:lvl>
-    <w:lvl w:ilvl="8" w:tplc="04090011" w:tentative="1">
-      <w:start w:val="1"/>
-      <w:numFmt w:val="decimalEnclosedCircle"/>
-      <w:lvlText w:val="%9"/>
-      <w:lvlJc w:val="left"/>
-      <w:pPr>
-        <w:ind w:left="3960" w:hanging="440"/>
-      </w:pPr>
-    </w:lvl>
-  </w:abstractNum>
-  <w:abstractNum w:abstractNumId="102" w15:restartNumberingAfterBreak="0">
+  <w:abstractNum w:abstractNumId="100" w15:restartNumberingAfterBreak="0">
     <w:nsid w:val="688A4A43"/>
     <w:multiLevelType w:val="hybridMultilevel"/>
     <w:tmpl w:val="73B44ACC"/>
@@ -30105,7 +30076,7 @@
       </w:rPr>
     </w:lvl>
   </w:abstractNum>
-  <w:abstractNum w:abstractNumId="103" w15:restartNumberingAfterBreak="0">
+  <w:abstractNum w:abstractNumId="101" w15:restartNumberingAfterBreak="0">
     <w:nsid w:val="6901216E"/>
     <w:multiLevelType w:val="hybridMultilevel"/>
     <w:tmpl w:val="658AE33A"/>
@@ -30218,7 +30189,7 @@
       </w:rPr>
     </w:lvl>
   </w:abstractNum>
-  <w:abstractNum w:abstractNumId="104" w15:restartNumberingAfterBreak="0">
+  <w:abstractNum w:abstractNumId="102" w15:restartNumberingAfterBreak="0">
     <w:nsid w:val="6A9A5308"/>
     <w:multiLevelType w:val="multilevel"/>
     <w:tmpl w:val="BD8AF998"/>
@@ -30332,7 +30303,7 @@
       </w:rPr>
     </w:lvl>
   </w:abstractNum>
-  <w:abstractNum w:abstractNumId="105" w15:restartNumberingAfterBreak="0">
+  <w:abstractNum w:abstractNumId="103" w15:restartNumberingAfterBreak="0">
     <w:nsid w:val="6E6E5378"/>
     <w:multiLevelType w:val="hybridMultilevel"/>
     <w:tmpl w:val="7D50F8D0"/>
@@ -30424,7 +30395,7 @@
       </w:pPr>
     </w:lvl>
   </w:abstractNum>
-  <w:abstractNum w:abstractNumId="106" w15:restartNumberingAfterBreak="0">
+  <w:abstractNum w:abstractNumId="104" w15:restartNumberingAfterBreak="0">
     <w:nsid w:val="6EB97E33"/>
     <w:multiLevelType w:val="hybridMultilevel"/>
     <w:tmpl w:val="B6C8A472"/>
@@ -30537,7 +30508,7 @@
       </w:rPr>
     </w:lvl>
   </w:abstractNum>
-  <w:abstractNum w:abstractNumId="107" w15:restartNumberingAfterBreak="0">
+  <w:abstractNum w:abstractNumId="105" w15:restartNumberingAfterBreak="0">
     <w:nsid w:val="6F4D1CAB"/>
     <w:multiLevelType w:val="hybridMultilevel"/>
     <w:tmpl w:val="1012BE32"/>
@@ -30650,7 +30621,22 @@
       </w:rPr>
     </w:lvl>
   </w:abstractNum>
-  <w:abstractNum w:abstractNumId="108" w15:restartNumberingAfterBreak="0">
+  <w:abstractNum w:abstractNumId="106" w15:restartNumberingAfterBreak="0">
+    <w:nsid w:val="71370D8C"/>
+    <w:multiLevelType w:val="singleLevel"/>
+    <w:tmpl w:val="0409000F"/>
+    <w:name w:val="__API_DOC_SQUARE_BULLET__"/>
+    <w:lvl w:ilvl="0">
+      <w:start w:val="1"/>
+      <w:numFmt w:val="decimal"/>
+      <w:lvlText w:val="%1."/>
+      <w:lvlJc w:val="left"/>
+      <w:pPr>
+        <w:ind w:left="440" w:hanging="440"/>
+      </w:pPr>
+    </w:lvl>
+  </w:abstractNum>
+  <w:abstractNum w:abstractNumId="107" w15:restartNumberingAfterBreak="0">
     <w:nsid w:val="715A55EB"/>
     <w:multiLevelType w:val="hybridMultilevel"/>
     <w:tmpl w:val="E48A019C"/>
@@ -30736,7 +30722,7 @@
       </w:pPr>
     </w:lvl>
   </w:abstractNum>
-  <w:abstractNum w:abstractNumId="109" w15:restartNumberingAfterBreak="0">
+  <w:abstractNum w:abstractNumId="108" w15:restartNumberingAfterBreak="0">
     <w:nsid w:val="71AD4B0C"/>
     <w:multiLevelType w:val="hybridMultilevel"/>
     <w:tmpl w:val="C052AAB6"/>
@@ -30849,7 +30835,7 @@
       </w:rPr>
     </w:lvl>
   </w:abstractNum>
-  <w:abstractNum w:abstractNumId="110" w15:restartNumberingAfterBreak="0">
+  <w:abstractNum w:abstractNumId="109" w15:restartNumberingAfterBreak="0">
     <w:nsid w:val="733804CA"/>
     <w:multiLevelType w:val="hybridMultilevel"/>
     <w:tmpl w:val="CA0264DE"/>
@@ -30962,7 +30948,7 @@
       </w:rPr>
     </w:lvl>
   </w:abstractNum>
-  <w:abstractNum w:abstractNumId="111" w15:restartNumberingAfterBreak="0">
+  <w:abstractNum w:abstractNumId="110" w15:restartNumberingAfterBreak="0">
     <w:nsid w:val="77E84DEC"/>
     <w:multiLevelType w:val="hybridMultilevel"/>
     <w:tmpl w:val="2D28DC4E"/>
@@ -31069,6 +31055,23 @@
       <w:lvlJc w:val="left"/>
       <w:pPr>
         <w:ind w:left="3960" w:hanging="440"/>
+      </w:pPr>
+      <w:rPr>
+        <w:rFonts w:ascii="Meiryo UI" w:hAnsi="Meiryo UI" w:eastAsia="Meiryo UI" w:cs="Meiryo UI" w:hint="default"/>
+      </w:rPr>
+    </w:lvl>
+  </w:abstractNum>
+  <w:abstractNum w:abstractNumId="111" w15:restartNumberingAfterBreak="0">
+    <w:nsid w:val="79447720"/>
+    <w:multiLevelType w:val="singleLevel"/>
+    <w:tmpl w:val="04090001"/>
+    <w:lvl w:ilvl="0">
+      <w:start w:val="1"/>
+      <w:numFmt w:val="bullet"/>
+      <w:lvlText w:val="■"/>
+      <w:lvlJc w:val="left"/>
+      <w:pPr>
+        <w:ind w:left="440" w:hanging="440"/>
       </w:pPr>
       <w:rPr>
         <w:rFonts w:ascii="Meiryo UI" w:hAnsi="Meiryo UI" w:eastAsia="Meiryo UI" w:cs="Meiryo UI" w:hint="default"/>
@@ -32473,7 +32476,7 @@
     </w:lvl>
   </w:abstractNum>
   <w:num w:numId="1" w16cid:durableId="1895119920">
-    <w:abstractNumId w:val="87"/>
+    <w:abstractNumId w:val="86"/>
   </w:num>
   <w:num w:numId="2" w16cid:durableId="1721661053">
     <w:abstractNumId w:val="27"/>
@@ -32488,7 +32491,7 @@
     <w:abstractNumId w:val="19"/>
   </w:num>
   <w:num w:numId="6" w16cid:durableId="871307222">
-    <w:abstractNumId w:val="62"/>
+    <w:abstractNumId w:val="63"/>
   </w:num>
   <w:num w:numId="7" w16cid:durableId="1948467586">
     <w:abstractNumId w:val="120"/>
@@ -32497,13 +32500,13 @@
     <w:abstractNumId w:val="15"/>
   </w:num>
   <w:num w:numId="9" w16cid:durableId="1977947383">
-    <w:abstractNumId w:val="44"/>
+    <w:abstractNumId w:val="45"/>
   </w:num>
   <w:num w:numId="10" w16cid:durableId="567813234">
     <w:abstractNumId w:val="83"/>
   </w:num>
   <w:num w:numId="11" w16cid:durableId="751706831">
-    <w:abstractNumId w:val="34"/>
+    <w:abstractNumId w:val="33"/>
   </w:num>
   <w:num w:numId="12" w16cid:durableId="1299842437">
     <w:abstractNumId w:val="3"/>
@@ -32554,16 +32557,16 @@
     <w:abstractNumId w:val="67"/>
   </w:num>
   <w:num w:numId="28" w16cid:durableId="2006276014">
-    <w:abstractNumId w:val="42"/>
+    <w:abstractNumId w:val="43"/>
   </w:num>
   <w:num w:numId="29" w16cid:durableId="2001542945">
-    <w:abstractNumId w:val="97"/>
+    <w:abstractNumId w:val="96"/>
   </w:num>
   <w:num w:numId="30" w16cid:durableId="1295526333">
     <w:abstractNumId w:val="23"/>
   </w:num>
   <w:num w:numId="31" w16cid:durableId="1848910563">
-    <w:abstractNumId w:val="47"/>
+    <w:abstractNumId w:val="48"/>
   </w:num>
   <w:num w:numId="32" w16cid:durableId="633025239">
     <w:abstractNumId w:val="14"/>
@@ -32575,22 +32578,22 @@
     <w:abstractNumId w:val="84"/>
   </w:num>
   <w:num w:numId="35" w16cid:durableId="1817641731">
-    <w:abstractNumId w:val="48"/>
+    <w:abstractNumId w:val="49"/>
   </w:num>
   <w:num w:numId="36" w16cid:durableId="1220291253">
     <w:abstractNumId w:val="35"/>
   </w:num>
   <w:num w:numId="37" w16cid:durableId="2021812239">
-    <w:abstractNumId w:val="92"/>
+    <w:abstractNumId w:val="91"/>
   </w:num>
   <w:num w:numId="38" w16cid:durableId="936403793">
-    <w:abstractNumId w:val="95"/>
+    <w:abstractNumId w:val="94"/>
   </w:num>
   <w:num w:numId="39" w16cid:durableId="1020475569">
     <w:abstractNumId w:val="37"/>
   </w:num>
   <w:num w:numId="40" w16cid:durableId="1441149847">
-    <w:abstractNumId w:val="99"/>
+    <w:abstractNumId w:val="98"/>
   </w:num>
   <w:num w:numId="41" w16cid:durableId="816651955">
     <w:abstractNumId w:val="117"/>
@@ -32605,7 +32608,7 @@
     <w:abstractNumId w:val="72"/>
   </w:num>
   <w:num w:numId="45" w16cid:durableId="1001473824">
-    <w:abstractNumId w:val="102"/>
+    <w:abstractNumId w:val="100"/>
   </w:num>
   <w:num w:numId="46" w16cid:durableId="296302402">
     <w:abstractNumId w:val="114"/>
@@ -32614,13 +32617,13 @@
     <w:abstractNumId w:val="39"/>
   </w:num>
   <w:num w:numId="48" w16cid:durableId="211773052">
-    <w:abstractNumId w:val="33"/>
+    <w:abstractNumId w:val="32"/>
   </w:num>
   <w:num w:numId="49" w16cid:durableId="2060322769">
     <w:abstractNumId w:val="20"/>
   </w:num>
   <w:num w:numId="50" w16cid:durableId="2024434123">
-    <w:abstractNumId w:val="100"/>
+    <w:abstractNumId w:val="99"/>
   </w:num>
   <w:num w:numId="51" w16cid:durableId="430054766">
     <w:abstractNumId w:val="70"/>
@@ -32629,13 +32632,13 @@
     <w:abstractNumId w:val="2"/>
   </w:num>
   <w:num w:numId="53" w16cid:durableId="1356689606">
-    <w:abstractNumId w:val="56"/>
+    <w:abstractNumId w:val="57"/>
   </w:num>
   <w:num w:numId="54" w16cid:durableId="1310599660">
-    <w:abstractNumId w:val="106"/>
+    <w:abstractNumId w:val="104"/>
   </w:num>
   <w:num w:numId="55" w16cid:durableId="2017686679">
-    <w:abstractNumId w:val="45"/>
+    <w:abstractNumId w:val="46"/>
   </w:num>
   <w:num w:numId="56" w16cid:durableId="1792165896">
     <w:abstractNumId w:val="53"/>
@@ -32644,28 +32647,28 @@
     <w:abstractNumId w:val="50"/>
   </w:num>
   <w:num w:numId="58" w16cid:durableId="1192956315">
-    <w:abstractNumId w:val="46"/>
+    <w:abstractNumId w:val="47"/>
   </w:num>
   <w:num w:numId="59" w16cid:durableId="23335512">
     <w:abstractNumId w:val="0"/>
   </w:num>
   <w:num w:numId="60" w16cid:durableId="678579156">
-    <w:abstractNumId w:val="61"/>
+    <w:abstractNumId w:val="62"/>
   </w:num>
   <w:num w:numId="61" w16cid:durableId="930889899">
-    <w:abstractNumId w:val="41"/>
+    <w:abstractNumId w:val="42"/>
   </w:num>
   <w:num w:numId="62" w16cid:durableId="998728586">
     <w:abstractNumId w:val="5"/>
   </w:num>
   <w:num w:numId="63" w16cid:durableId="1433746151">
-    <w:abstractNumId w:val="107"/>
+    <w:abstractNumId w:val="105"/>
   </w:num>
   <w:num w:numId="64" w16cid:durableId="1535269810">
     <w:abstractNumId w:val="18"/>
   </w:num>
   <w:num w:numId="65" w16cid:durableId="873078971">
-    <w:abstractNumId w:val="96"/>
+    <w:abstractNumId w:val="95"/>
   </w:num>
   <w:num w:numId="66" w16cid:durableId="1238856018">
     <w:abstractNumId w:val="24"/>
@@ -32680,7 +32683,7 @@
     <w:abstractNumId w:val="68"/>
   </w:num>
   <w:num w:numId="70" w16cid:durableId="6296985">
-    <w:abstractNumId w:val="31"/>
+    <w:abstractNumId w:val="30"/>
   </w:num>
   <w:num w:numId="71" w16cid:durableId="643432889">
     <w:abstractNumId w:val="69"/>
@@ -32698,19 +32701,19 @@
     <w:abstractNumId w:val="116"/>
   </w:num>
   <w:num w:numId="76" w16cid:durableId="1942831274">
-    <w:abstractNumId w:val="110"/>
+    <w:abstractNumId w:val="109"/>
   </w:num>
   <w:num w:numId="77" w16cid:durableId="1162238852">
     <w:abstractNumId w:val="21"/>
   </w:num>
   <w:num w:numId="78" w16cid:durableId="1193108439">
+    <w:abstractNumId w:val="107"/>
+  </w:num>
+  <w:num w:numId="79" w16cid:durableId="1996687129">
     <w:abstractNumId w:val="108"/>
   </w:num>
-  <w:num w:numId="79" w16cid:durableId="1996687129">
-    <w:abstractNumId w:val="109"/>
-  </w:num>
   <w:num w:numId="80" w16cid:durableId="287246247">
-    <w:abstractNumId w:val="86"/>
+    <w:abstractNumId w:val="85"/>
   </w:num>
   <w:num w:numId="81" w16cid:durableId="1582329285">
     <w:abstractNumId w:val="73"/>
@@ -32719,7 +32722,7 @@
     <w:abstractNumId w:val="122"/>
   </w:num>
   <w:num w:numId="83" w16cid:durableId="1081827351">
-    <w:abstractNumId w:val="43"/>
+    <w:abstractNumId w:val="44"/>
   </w:num>
   <w:num w:numId="84" w16cid:durableId="1619557906">
     <w:abstractNumId w:val="78"/>
@@ -32731,22 +32734,22 @@
     <w:abstractNumId w:val="29"/>
   </w:num>
   <w:num w:numId="87" w16cid:durableId="1789471430">
-    <w:abstractNumId w:val="57"/>
+    <w:abstractNumId w:val="58"/>
   </w:num>
   <w:num w:numId="88" w16cid:durableId="1693263746">
-    <w:abstractNumId w:val="104"/>
+    <w:abstractNumId w:val="102"/>
   </w:num>
   <w:num w:numId="89" w16cid:durableId="1677657953">
-    <w:abstractNumId w:val="59"/>
+    <w:abstractNumId w:val="60"/>
   </w:num>
   <w:num w:numId="90" w16cid:durableId="1539732009">
-    <w:abstractNumId w:val="88"/>
+    <w:abstractNumId w:val="87"/>
   </w:num>
   <w:num w:numId="91" w16cid:durableId="1928297778">
     <w:abstractNumId w:val="52"/>
   </w:num>
   <w:num w:numId="92" w16cid:durableId="1540125761">
-    <w:abstractNumId w:val="60"/>
+    <w:abstractNumId w:val="61"/>
   </w:num>
   <w:num w:numId="93" w16cid:durableId="891310916">
     <w:abstractNumId w:val="10"/>
@@ -32773,13 +32776,13 @@
     <w:abstractNumId w:val="12"/>
   </w:num>
   <w:num w:numId="101" w16cid:durableId="1917785151">
-    <w:abstractNumId w:val="90"/>
+    <w:abstractNumId w:val="89"/>
   </w:num>
   <w:num w:numId="102" w16cid:durableId="1850830540">
-    <w:abstractNumId w:val="105"/>
+    <w:abstractNumId w:val="103"/>
   </w:num>
   <w:num w:numId="103" w16cid:durableId="997148865">
-    <w:abstractNumId w:val="94"/>
+    <w:abstractNumId w:val="93"/>
   </w:num>
   <w:num w:numId="104" w16cid:durableId="236282673">
     <w:abstractNumId w:val="17"/>
@@ -32788,10 +32791,10 @@
     <w:abstractNumId w:val="123"/>
   </w:num>
   <w:num w:numId="106" w16cid:durableId="886988089">
-    <w:abstractNumId w:val="32"/>
+    <w:abstractNumId w:val="31"/>
   </w:num>
   <w:num w:numId="107" w16cid:durableId="451753529">
-    <w:abstractNumId w:val="111"/>
+    <w:abstractNumId w:val="110"/>
   </w:num>
   <w:num w:numId="108" w16cid:durableId="522593190">
     <w:abstractNumId w:val="75"/>
@@ -32800,13 +32803,13 @@
     <w:abstractNumId w:val="118"/>
   </w:num>
   <w:num w:numId="110" w16cid:durableId="1174343616">
-    <w:abstractNumId w:val="93"/>
+    <w:abstractNumId w:val="92"/>
   </w:num>
   <w:num w:numId="111" w16cid:durableId="941184089">
     <w:abstractNumId w:val="26"/>
   </w:num>
   <w:num w:numId="112" w16cid:durableId="984898614">
-    <w:abstractNumId w:val="91"/>
+    <w:abstractNumId w:val="90"/>
   </w:num>
   <w:num w:numId="113" w16cid:durableId="1071464520">
     <w:abstractNumId w:val="66"/>
@@ -32815,34 +32818,34 @@
     <w:abstractNumId w:val="65"/>
   </w:num>
   <w:num w:numId="115" w16cid:durableId="579606141">
-    <w:abstractNumId w:val="98"/>
+    <w:abstractNumId w:val="97"/>
   </w:num>
   <w:num w:numId="116" w16cid:durableId="994721550">
     <w:abstractNumId w:val="82"/>
   </w:num>
   <w:num w:numId="117" w16cid:durableId="1773434258">
-    <w:abstractNumId w:val="58"/>
+    <w:abstractNumId w:val="59"/>
   </w:num>
   <w:num w:numId="118" w16cid:durableId="572663242">
-    <w:abstractNumId w:val="103"/>
+    <w:abstractNumId w:val="101"/>
   </w:num>
   <w:num w:numId="119" w16cid:durableId="2108308058">
-    <w:abstractNumId w:val="89"/>
+    <w:abstractNumId w:val="88"/>
   </w:num>
-  <w:num w:numId="120" w16cid:durableId="525101758">
-    <w:abstractNumId w:val="85"/>
+  <w:num w:numId="120" w16cid:durableId="1863320758">
+    <w:abstractNumId w:val="111"/>
   </w:num>
-  <w:num w:numId="121" w16cid:durableId="249893723">
-    <w:abstractNumId w:val="49"/>
+  <w:num w:numId="121" w16cid:durableId="1417165228">
+    <w:abstractNumId w:val="106"/>
   </w:num>
-  <w:num w:numId="122" w16cid:durableId="873889457">
-    <w:abstractNumId w:val="30"/>
+  <w:num w:numId="122" w16cid:durableId="1096175585">
+    <w:abstractNumId w:val="56"/>
   </w:num>
-  <w:num w:numId="123" w16cid:durableId="1219828202">
-    <w:abstractNumId w:val="101"/>
+  <w:num w:numId="123" w16cid:durableId="44523353">
+    <w:abstractNumId w:val="41"/>
   </w:num>
-  <w:num w:numId="124" w16cid:durableId="530412980">
-    <w:abstractNumId w:val="63"/>
+  <w:num w:numId="124" w16cid:durableId="2039160804">
+    <w:abstractNumId w:val="34"/>
   </w:num>
   <w:numIdMacAtCleanup w:val="66"/>
 </w:numbering>
@@ -32887,6 +32890,7 @@
     <w:rsid w:val="00047CF3"/>
     <w:rsid w:val="000629D7"/>
     <w:rsid w:val="000650EA"/>
+    <w:rsid w:val="00087476"/>
     <w:rsid w:val="000949C5"/>
     <w:rsid w:val="000A1448"/>
     <w:rsid w:val="000A72E7"/>
@@ -32898,12 +32902,12 @@
     <w:rsid w:val="00113762"/>
     <w:rsid w:val="00114B29"/>
     <w:rsid w:val="0013530F"/>
+    <w:rsid w:val="00136E2C"/>
     <w:rsid w:val="00157A27"/>
     <w:rsid w:val="00171E27"/>
     <w:rsid w:val="00190937"/>
     <w:rsid w:val="00195209"/>
     <w:rsid w:val="001C14F2"/>
-    <w:rsid w:val="00206EBB"/>
     <w:rsid w:val="0023110D"/>
     <w:rsid w:val="0023622E"/>
     <w:rsid w:val="002769D5"/>
@@ -32933,11 +32937,9 @@
     <w:rsid w:val="005F1376"/>
     <w:rsid w:val="005F5167"/>
     <w:rsid w:val="00600FDC"/>
-    <w:rsid w:val="00631AFA"/>
     <w:rsid w:val="00637B54"/>
     <w:rsid w:val="00660086"/>
     <w:rsid w:val="00680AD0"/>
-    <w:rsid w:val="00691D6E"/>
     <w:rsid w:val="0069368A"/>
     <w:rsid w:val="006A4A7E"/>
     <w:rsid w:val="006A6F9F"/>
@@ -32946,7 +32948,6 @@
     <w:rsid w:val="007B2B97"/>
     <w:rsid w:val="007B57F4"/>
     <w:rsid w:val="007F37F4"/>
-    <w:rsid w:val="007F3FF2"/>
     <w:rsid w:val="008012B0"/>
     <w:rsid w:val="00815A3D"/>
     <w:rsid w:val="00816E4B"/>
@@ -32992,6 +32993,7 @@
     <w:rsid w:val="00D01B6C"/>
     <w:rsid w:val="00D1562A"/>
     <w:rsid w:val="00D25D1E"/>
+    <w:rsid w:val="00D741B5"/>
     <w:rsid w:val="00D85470"/>
     <w:rsid w:val="00DA08E2"/>
     <w:rsid w:val="00DB7AA5"/>
@@ -33004,6 +33006,7 @@
     <w:rsid w:val="00EF7715"/>
     <w:rsid w:val="00F0429F"/>
     <w:rsid w:val="00F17DBE"/>
+    <w:rsid w:val="00F252C4"/>
     <w:rsid w:val="00F432EF"/>
     <w:rsid w:val="00F655C9"/>
     <w:rsid w:val="00F67A06"/>

--- a/taniguchi/api/Fix/API設計書_認証／認可.docx
+++ b/taniguchi/api/Fix/API設計書_認証／認可.docx
@@ -224,7 +224,7 @@
                                     <w:sz w:val="28"/>
                                     <w:szCs w:val="28"/>
                                   </w:rPr>
-                                  <w:t>2026年5月12日</w:t>
+                                  <w:t>2026年5月16日</w:t>
                                 </w:r>
                               </w:p>
                               <w:p>
@@ -422,7 +422,7 @@
                               <w:sz w:val="28"/>
                               <w:szCs w:val="28"/>
                             </w:rPr>
-                            <w:t>2026年5月12日</w:t>
+                            <w:t>2026年5月16日</w:t>
                           </w:r>
                         </w:p>
                         <w:p>
@@ -669,7 +669,7 @@
                   <w:spacing w:line="240" w:lineRule="auto"/>
                 </w:pPr>
                 <w:r>
-                  <w:t>2026/5/12</w:t>
+                  <w:t>2026/5/16</w:t>
                 </w:r>
               </w:p>
             </w:tc>
@@ -1012,18 +1012,80 @@
         </w:rPr>
       </w:pPr>
       <w:r>
-        <w:rPr>
-          <w:noProof/>
-        </w:rPr>
-        <w:t>第1章 概要</w:t>
-      </w:r>
-      <w:r>
-        <w:rPr>
-          <w:noProof/>
-        </w:rPr>
-        <w:tab/>
-        <w:t>4</w:t>
-      </w:r>
+        <w:fldChar w:fldCharType="begin"/>
+      </w:r>
+      <w:r>
+        <w:instrText xml:space="preserve"> </w:instrText>
+      </w:r>
+      <w:r>
+        <w:rPr>
+          <w:rFonts w:hint="eastAsia"/>
+        </w:rPr>
+        <w:instrText>TOC \o "1-3" \h \z \u \* MERGEFORMAT</w:instrText>
+      </w:r>
+      <w:r>
+        <w:instrText xml:space="preserve"> </w:instrText>
+      </w:r>
+      <w:r>
+        <w:fldChar w:fldCharType="separate"/>
+      </w:r>
+      <w:hyperlink w:anchor="_Toc229929364" w:history="1">
+        <w:r>
+          <w:rPr>
+            <w:rStyle w:val="afffffff5"/>
+            <w:noProof/>
+          </w:rPr>
+          <w:t>第1章 概要</w:t>
+        </w:r>
+        <w:r>
+          <w:rPr>
+            <w:noProof/>
+            <w:webHidden/>
+          </w:rPr>
+          <w:tab/>
+        </w:r>
+        <w:r>
+          <w:rPr>
+            <w:noProof/>
+            <w:webHidden/>
+          </w:rPr>
+          <w:fldChar w:fldCharType="begin"/>
+        </w:r>
+        <w:r>
+          <w:rPr>
+            <w:noProof/>
+            <w:webHidden/>
+          </w:rPr>
+          <w:instrText xml:space="preserve"> PAGEREF _Toc229929364 \h </w:instrText>
+        </w:r>
+        <w:r>
+          <w:rPr>
+            <w:noProof/>
+            <w:webHidden/>
+          </w:rPr>
+        </w:r>
+        <w:r>
+          <w:rPr>
+            <w:noProof/>
+            <w:webHidden/>
+          </w:rPr>
+          <w:fldChar w:fldCharType="separate"/>
+        </w:r>
+        <w:r>
+          <w:rPr>
+            <w:noProof/>
+            <w:webHidden/>
+          </w:rPr>
+          <w:t>4</w:t>
+        </w:r>
+        <w:r>
+          <w:rPr>
+            <w:noProof/>
+            <w:webHidden/>
+          </w:rPr>
+          <w:fldChar w:fldCharType="end"/>
+        </w:r>
+      </w:hyperlink>
     </w:p>
     <w:p>
       <w:pPr>
@@ -1042,19 +1104,63 @@
           <w14:ligatures w14:val="standardContextual"/>
         </w:rPr>
       </w:pPr>
-      <w:r>
-        <w:rPr>
-          <w:noProof/>
-        </w:rPr>
-        <w:t>本書の目的</w:t>
-      </w:r>
-      <w:r>
-        <w:rPr>
-          <w:noProof/>
-        </w:rPr>
-        <w:tab/>
-        <w:t>4</w:t>
-      </w:r>
+      <w:hyperlink w:anchor="_Toc229929365" w:history="1">
+        <w:r>
+          <w:rPr>
+            <w:rStyle w:val="afffffff5"/>
+            <w:noProof/>
+          </w:rPr>
+          <w:t>本書の目的</w:t>
+        </w:r>
+        <w:r>
+          <w:rPr>
+            <w:noProof/>
+            <w:webHidden/>
+          </w:rPr>
+          <w:tab/>
+        </w:r>
+        <w:r>
+          <w:rPr>
+            <w:noProof/>
+            <w:webHidden/>
+          </w:rPr>
+          <w:fldChar w:fldCharType="begin"/>
+        </w:r>
+        <w:r>
+          <w:rPr>
+            <w:noProof/>
+            <w:webHidden/>
+          </w:rPr>
+          <w:instrText xml:space="preserve"> PAGEREF _Toc229929365 \h </w:instrText>
+        </w:r>
+        <w:r>
+          <w:rPr>
+            <w:noProof/>
+            <w:webHidden/>
+          </w:rPr>
+        </w:r>
+        <w:r>
+          <w:rPr>
+            <w:noProof/>
+            <w:webHidden/>
+          </w:rPr>
+          <w:fldChar w:fldCharType="separate"/>
+        </w:r>
+        <w:r>
+          <w:rPr>
+            <w:noProof/>
+            <w:webHidden/>
+          </w:rPr>
+          <w:t>4</w:t>
+        </w:r>
+        <w:r>
+          <w:rPr>
+            <w:noProof/>
+            <w:webHidden/>
+          </w:rPr>
+          <w:fldChar w:fldCharType="end"/>
+        </w:r>
+      </w:hyperlink>
     </w:p>
     <w:p>
       <w:pPr>
@@ -1073,19 +1179,63 @@
           <w14:ligatures w14:val="standardContextual"/>
         </w:rPr>
       </w:pPr>
-      <w:r>
-        <w:rPr>
-          <w:noProof/>
-        </w:rPr>
-        <w:t>対象システム概要</w:t>
-      </w:r>
-      <w:r>
-        <w:rPr>
-          <w:noProof/>
-        </w:rPr>
-        <w:tab/>
-        <w:t>4</w:t>
-      </w:r>
+      <w:hyperlink w:anchor="_Toc229929366" w:history="1">
+        <w:r>
+          <w:rPr>
+            <w:rStyle w:val="afffffff5"/>
+            <w:noProof/>
+          </w:rPr>
+          <w:t>対象システム概要</w:t>
+        </w:r>
+        <w:r>
+          <w:rPr>
+            <w:noProof/>
+            <w:webHidden/>
+          </w:rPr>
+          <w:tab/>
+        </w:r>
+        <w:r>
+          <w:rPr>
+            <w:noProof/>
+            <w:webHidden/>
+          </w:rPr>
+          <w:fldChar w:fldCharType="begin"/>
+        </w:r>
+        <w:r>
+          <w:rPr>
+            <w:noProof/>
+            <w:webHidden/>
+          </w:rPr>
+          <w:instrText xml:space="preserve"> PAGEREF _Toc229929366 \h </w:instrText>
+        </w:r>
+        <w:r>
+          <w:rPr>
+            <w:noProof/>
+            <w:webHidden/>
+          </w:rPr>
+        </w:r>
+        <w:r>
+          <w:rPr>
+            <w:noProof/>
+            <w:webHidden/>
+          </w:rPr>
+          <w:fldChar w:fldCharType="separate"/>
+        </w:r>
+        <w:r>
+          <w:rPr>
+            <w:noProof/>
+            <w:webHidden/>
+          </w:rPr>
+          <w:t>4</w:t>
+        </w:r>
+        <w:r>
+          <w:rPr>
+            <w:noProof/>
+            <w:webHidden/>
+          </w:rPr>
+          <w:fldChar w:fldCharType="end"/>
+        </w:r>
+      </w:hyperlink>
     </w:p>
     <w:p>
       <w:pPr>
@@ -1104,19 +1254,63 @@
           <w14:ligatures w14:val="standardContextual"/>
         </w:rPr>
       </w:pPr>
-      <w:r>
-        <w:rPr>
-          <w:noProof/>
-        </w:rPr>
-        <w:t>用語定義</w:t>
-      </w:r>
-      <w:r>
-        <w:rPr>
-          <w:noProof/>
-        </w:rPr>
-        <w:tab/>
-        <w:t>4</w:t>
-      </w:r>
+      <w:hyperlink w:anchor="_Toc229929367" w:history="1">
+        <w:r>
+          <w:rPr>
+            <w:rStyle w:val="afffffff5"/>
+            <w:noProof/>
+          </w:rPr>
+          <w:t>用語定義</w:t>
+        </w:r>
+        <w:r>
+          <w:rPr>
+            <w:noProof/>
+            <w:webHidden/>
+          </w:rPr>
+          <w:tab/>
+        </w:r>
+        <w:r>
+          <w:rPr>
+            <w:noProof/>
+            <w:webHidden/>
+          </w:rPr>
+          <w:fldChar w:fldCharType="begin"/>
+        </w:r>
+        <w:r>
+          <w:rPr>
+            <w:noProof/>
+            <w:webHidden/>
+          </w:rPr>
+          <w:instrText xml:space="preserve"> PAGEREF _Toc229929367 \h </w:instrText>
+        </w:r>
+        <w:r>
+          <w:rPr>
+            <w:noProof/>
+            <w:webHidden/>
+          </w:rPr>
+        </w:r>
+        <w:r>
+          <w:rPr>
+            <w:noProof/>
+            <w:webHidden/>
+          </w:rPr>
+          <w:fldChar w:fldCharType="separate"/>
+        </w:r>
+        <w:r>
+          <w:rPr>
+            <w:noProof/>
+            <w:webHidden/>
+          </w:rPr>
+          <w:t>4</w:t>
+        </w:r>
+        <w:r>
+          <w:rPr>
+            <w:noProof/>
+            <w:webHidden/>
+          </w:rPr>
+          <w:fldChar w:fldCharType="end"/>
+        </w:r>
+      </w:hyperlink>
     </w:p>
     <w:p>
       <w:pPr>
@@ -1135,19 +1329,63 @@
           <w14:ligatures w14:val="standardContextual"/>
         </w:rPr>
       </w:pPr>
-      <w:r>
-        <w:rPr>
-          <w:noProof/>
-        </w:rPr>
-        <w:t>対象画面</w:t>
-      </w:r>
-      <w:r>
-        <w:rPr>
-          <w:noProof/>
-        </w:rPr>
-        <w:tab/>
-        <w:t>5</w:t>
-      </w:r>
+      <w:hyperlink w:anchor="_Toc229929368" w:history="1">
+        <w:r>
+          <w:rPr>
+            <w:rStyle w:val="afffffff5"/>
+            <w:noProof/>
+          </w:rPr>
+          <w:t>対象画面</w:t>
+        </w:r>
+        <w:r>
+          <w:rPr>
+            <w:noProof/>
+            <w:webHidden/>
+          </w:rPr>
+          <w:tab/>
+        </w:r>
+        <w:r>
+          <w:rPr>
+            <w:noProof/>
+            <w:webHidden/>
+          </w:rPr>
+          <w:fldChar w:fldCharType="begin"/>
+        </w:r>
+        <w:r>
+          <w:rPr>
+            <w:noProof/>
+            <w:webHidden/>
+          </w:rPr>
+          <w:instrText xml:space="preserve"> PAGEREF _Toc229929368 \h </w:instrText>
+        </w:r>
+        <w:r>
+          <w:rPr>
+            <w:noProof/>
+            <w:webHidden/>
+          </w:rPr>
+        </w:r>
+        <w:r>
+          <w:rPr>
+            <w:noProof/>
+            <w:webHidden/>
+          </w:rPr>
+          <w:fldChar w:fldCharType="separate"/>
+        </w:r>
+        <w:r>
+          <w:rPr>
+            <w:noProof/>
+            <w:webHidden/>
+          </w:rPr>
+          <w:t>5</w:t>
+        </w:r>
+        <w:r>
+          <w:rPr>
+            <w:noProof/>
+            <w:webHidden/>
+          </w:rPr>
+          <w:fldChar w:fldCharType="end"/>
+        </w:r>
+      </w:hyperlink>
     </w:p>
     <w:p>
       <w:pPr>
@@ -1167,19 +1405,63 @@
           <w14:ligatures w14:val="standardContextual"/>
         </w:rPr>
       </w:pPr>
-      <w:r>
-        <w:rPr>
-          <w:noProof/>
-        </w:rPr>
-        <w:t>第2章 システム全体構成</w:t>
-      </w:r>
-      <w:r>
-        <w:rPr>
-          <w:noProof/>
-        </w:rPr>
-        <w:tab/>
-        <w:t>6</w:t>
-      </w:r>
+      <w:hyperlink w:anchor="_Toc229929369" w:history="1">
+        <w:r>
+          <w:rPr>
+            <w:rStyle w:val="afffffff5"/>
+            <w:noProof/>
+          </w:rPr>
+          <w:t>第2章 システム全体構成</w:t>
+        </w:r>
+        <w:r>
+          <w:rPr>
+            <w:noProof/>
+            <w:webHidden/>
+          </w:rPr>
+          <w:tab/>
+        </w:r>
+        <w:r>
+          <w:rPr>
+            <w:noProof/>
+            <w:webHidden/>
+          </w:rPr>
+          <w:fldChar w:fldCharType="begin"/>
+        </w:r>
+        <w:r>
+          <w:rPr>
+            <w:noProof/>
+            <w:webHidden/>
+          </w:rPr>
+          <w:instrText xml:space="preserve"> PAGEREF _Toc229929369 \h </w:instrText>
+        </w:r>
+        <w:r>
+          <w:rPr>
+            <w:noProof/>
+            <w:webHidden/>
+          </w:rPr>
+        </w:r>
+        <w:r>
+          <w:rPr>
+            <w:noProof/>
+            <w:webHidden/>
+          </w:rPr>
+          <w:fldChar w:fldCharType="separate"/>
+        </w:r>
+        <w:r>
+          <w:rPr>
+            <w:noProof/>
+            <w:webHidden/>
+          </w:rPr>
+          <w:t>5</w:t>
+        </w:r>
+        <w:r>
+          <w:rPr>
+            <w:noProof/>
+            <w:webHidden/>
+          </w:rPr>
+          <w:fldChar w:fldCharType="end"/>
+        </w:r>
+      </w:hyperlink>
     </w:p>
     <w:p>
       <w:pPr>
@@ -1198,19 +1480,63 @@
           <w14:ligatures w14:val="standardContextual"/>
         </w:rPr>
       </w:pPr>
-      <w:r>
-        <w:rPr>
-          <w:noProof/>
-        </w:rPr>
-        <w:t>API の位置づけ</w:t>
-      </w:r>
-      <w:r>
-        <w:rPr>
-          <w:noProof/>
-        </w:rPr>
-        <w:tab/>
-        <w:t>6</w:t>
-      </w:r>
+      <w:hyperlink w:anchor="_Toc229929370" w:history="1">
+        <w:r>
+          <w:rPr>
+            <w:rStyle w:val="afffffff5"/>
+            <w:noProof/>
+          </w:rPr>
+          <w:t>API の位置づけ</w:t>
+        </w:r>
+        <w:r>
+          <w:rPr>
+            <w:noProof/>
+            <w:webHidden/>
+          </w:rPr>
+          <w:tab/>
+        </w:r>
+        <w:r>
+          <w:rPr>
+            <w:noProof/>
+            <w:webHidden/>
+          </w:rPr>
+          <w:fldChar w:fldCharType="begin"/>
+        </w:r>
+        <w:r>
+          <w:rPr>
+            <w:noProof/>
+            <w:webHidden/>
+          </w:rPr>
+          <w:instrText xml:space="preserve"> PAGEREF _Toc229929370 \h </w:instrText>
+        </w:r>
+        <w:r>
+          <w:rPr>
+            <w:noProof/>
+            <w:webHidden/>
+          </w:rPr>
+        </w:r>
+        <w:r>
+          <w:rPr>
+            <w:noProof/>
+            <w:webHidden/>
+          </w:rPr>
+          <w:fldChar w:fldCharType="separate"/>
+        </w:r>
+        <w:r>
+          <w:rPr>
+            <w:noProof/>
+            <w:webHidden/>
+          </w:rPr>
+          <w:t>5</w:t>
+        </w:r>
+        <w:r>
+          <w:rPr>
+            <w:noProof/>
+            <w:webHidden/>
+          </w:rPr>
+          <w:fldChar w:fldCharType="end"/>
+        </w:r>
+      </w:hyperlink>
     </w:p>
     <w:p>
       <w:pPr>
@@ -1229,19 +1555,63 @@
           <w14:ligatures w14:val="standardContextual"/>
         </w:rPr>
       </w:pPr>
-      <w:r>
-        <w:rPr>
-          <w:noProof/>
-        </w:rPr>
-        <w:t>画面と API の関係</w:t>
-      </w:r>
-      <w:r>
-        <w:rPr>
-          <w:noProof/>
-        </w:rPr>
-        <w:tab/>
-        <w:t>6</w:t>
-      </w:r>
+      <w:hyperlink w:anchor="_Toc229929371" w:history="1">
+        <w:r>
+          <w:rPr>
+            <w:rStyle w:val="afffffff5"/>
+            <w:noProof/>
+          </w:rPr>
+          <w:t>画面と API の関係</w:t>
+        </w:r>
+        <w:r>
+          <w:rPr>
+            <w:noProof/>
+            <w:webHidden/>
+          </w:rPr>
+          <w:tab/>
+        </w:r>
+        <w:r>
+          <w:rPr>
+            <w:noProof/>
+            <w:webHidden/>
+          </w:rPr>
+          <w:fldChar w:fldCharType="begin"/>
+        </w:r>
+        <w:r>
+          <w:rPr>
+            <w:noProof/>
+            <w:webHidden/>
+          </w:rPr>
+          <w:instrText xml:space="preserve"> PAGEREF _Toc229929371 \h </w:instrText>
+        </w:r>
+        <w:r>
+          <w:rPr>
+            <w:noProof/>
+            <w:webHidden/>
+          </w:rPr>
+        </w:r>
+        <w:r>
+          <w:rPr>
+            <w:noProof/>
+            <w:webHidden/>
+          </w:rPr>
+          <w:fldChar w:fldCharType="separate"/>
+        </w:r>
+        <w:r>
+          <w:rPr>
+            <w:noProof/>
+            <w:webHidden/>
+          </w:rPr>
+          <w:t>6</w:t>
+        </w:r>
+        <w:r>
+          <w:rPr>
+            <w:noProof/>
+            <w:webHidden/>
+          </w:rPr>
+          <w:fldChar w:fldCharType="end"/>
+        </w:r>
+      </w:hyperlink>
     </w:p>
     <w:p>
       <w:pPr>
@@ -1260,19 +1630,63 @@
           <w14:ligatures w14:val="standardContextual"/>
         </w:rPr>
       </w:pPr>
-      <w:r>
-        <w:rPr>
-          <w:noProof/>
-        </w:rPr>
-        <w:t>使用テーブル</w:t>
-      </w:r>
-      <w:r>
-        <w:rPr>
-          <w:noProof/>
-        </w:rPr>
-        <w:tab/>
-        <w:t>6</w:t>
-      </w:r>
+      <w:hyperlink w:anchor="_Toc229929372" w:history="1">
+        <w:r>
+          <w:rPr>
+            <w:rStyle w:val="afffffff5"/>
+            <w:noProof/>
+          </w:rPr>
+          <w:t>使用テーブル</w:t>
+        </w:r>
+        <w:r>
+          <w:rPr>
+            <w:noProof/>
+            <w:webHidden/>
+          </w:rPr>
+          <w:tab/>
+        </w:r>
+        <w:r>
+          <w:rPr>
+            <w:noProof/>
+            <w:webHidden/>
+          </w:rPr>
+          <w:fldChar w:fldCharType="begin"/>
+        </w:r>
+        <w:r>
+          <w:rPr>
+            <w:noProof/>
+            <w:webHidden/>
+          </w:rPr>
+          <w:instrText xml:space="preserve"> PAGEREF _Toc229929372 \h </w:instrText>
+        </w:r>
+        <w:r>
+          <w:rPr>
+            <w:noProof/>
+            <w:webHidden/>
+          </w:rPr>
+        </w:r>
+        <w:r>
+          <w:rPr>
+            <w:noProof/>
+            <w:webHidden/>
+          </w:rPr>
+          <w:fldChar w:fldCharType="separate"/>
+        </w:r>
+        <w:r>
+          <w:rPr>
+            <w:noProof/>
+            <w:webHidden/>
+          </w:rPr>
+          <w:t>6</w:t>
+        </w:r>
+        <w:r>
+          <w:rPr>
+            <w:noProof/>
+            <w:webHidden/>
+          </w:rPr>
+          <w:fldChar w:fldCharType="end"/>
+        </w:r>
+      </w:hyperlink>
     </w:p>
     <w:p>
       <w:pPr>
@@ -1292,19 +1706,63 @@
           <w14:ligatures w14:val="standardContextual"/>
         </w:rPr>
       </w:pPr>
-      <w:r>
-        <w:rPr>
-          <w:noProof/>
-        </w:rPr>
-        <w:t>第3章 共通仕様</w:t>
-      </w:r>
-      <w:r>
-        <w:rPr>
-          <w:noProof/>
-        </w:rPr>
-        <w:tab/>
-        <w:t>8</w:t>
-      </w:r>
+      <w:hyperlink w:anchor="_Toc229929373" w:history="1">
+        <w:r>
+          <w:rPr>
+            <w:rStyle w:val="afffffff5"/>
+            <w:noProof/>
+          </w:rPr>
+          <w:t>第3章 共通仕様</w:t>
+        </w:r>
+        <w:r>
+          <w:rPr>
+            <w:noProof/>
+            <w:webHidden/>
+          </w:rPr>
+          <w:tab/>
+        </w:r>
+        <w:r>
+          <w:rPr>
+            <w:noProof/>
+            <w:webHidden/>
+          </w:rPr>
+          <w:fldChar w:fldCharType="begin"/>
+        </w:r>
+        <w:r>
+          <w:rPr>
+            <w:noProof/>
+            <w:webHidden/>
+          </w:rPr>
+          <w:instrText xml:space="preserve"> PAGEREF _Toc229929373 \h </w:instrText>
+        </w:r>
+        <w:r>
+          <w:rPr>
+            <w:noProof/>
+            <w:webHidden/>
+          </w:rPr>
+        </w:r>
+        <w:r>
+          <w:rPr>
+            <w:noProof/>
+            <w:webHidden/>
+          </w:rPr>
+          <w:fldChar w:fldCharType="separate"/>
+        </w:r>
+        <w:r>
+          <w:rPr>
+            <w:noProof/>
+            <w:webHidden/>
+          </w:rPr>
+          <w:t>8</w:t>
+        </w:r>
+        <w:r>
+          <w:rPr>
+            <w:noProof/>
+            <w:webHidden/>
+          </w:rPr>
+          <w:fldChar w:fldCharType="end"/>
+        </w:r>
+      </w:hyperlink>
     </w:p>
     <w:p>
       <w:pPr>
@@ -1323,19 +1781,63 @@
           <w14:ligatures w14:val="standardContextual"/>
         </w:rPr>
       </w:pPr>
-      <w:r>
-        <w:rPr>
-          <w:noProof/>
-        </w:rPr>
-        <w:t>API 共通仕様</w:t>
-      </w:r>
-      <w:r>
-        <w:rPr>
-          <w:noProof/>
-        </w:rPr>
-        <w:tab/>
-        <w:t>8</w:t>
-      </w:r>
+      <w:hyperlink w:anchor="_Toc229929374" w:history="1">
+        <w:r>
+          <w:rPr>
+            <w:rStyle w:val="afffffff5"/>
+            <w:noProof/>
+          </w:rPr>
+          <w:t>API 共通仕様</w:t>
+        </w:r>
+        <w:r>
+          <w:rPr>
+            <w:noProof/>
+            <w:webHidden/>
+          </w:rPr>
+          <w:tab/>
+        </w:r>
+        <w:r>
+          <w:rPr>
+            <w:noProof/>
+            <w:webHidden/>
+          </w:rPr>
+          <w:fldChar w:fldCharType="begin"/>
+        </w:r>
+        <w:r>
+          <w:rPr>
+            <w:noProof/>
+            <w:webHidden/>
+          </w:rPr>
+          <w:instrText xml:space="preserve"> PAGEREF _Toc229929374 \h </w:instrText>
+        </w:r>
+        <w:r>
+          <w:rPr>
+            <w:noProof/>
+            <w:webHidden/>
+          </w:rPr>
+        </w:r>
+        <w:r>
+          <w:rPr>
+            <w:noProof/>
+            <w:webHidden/>
+          </w:rPr>
+          <w:fldChar w:fldCharType="separate"/>
+        </w:r>
+        <w:r>
+          <w:rPr>
+            <w:noProof/>
+            <w:webHidden/>
+          </w:rPr>
+          <w:t>8</w:t>
+        </w:r>
+        <w:r>
+          <w:rPr>
+            <w:noProof/>
+            <w:webHidden/>
+          </w:rPr>
+          <w:fldChar w:fldCharType="end"/>
+        </w:r>
+      </w:hyperlink>
     </w:p>
     <w:p>
       <w:pPr>
@@ -1354,19 +1856,63 @@
           <w14:ligatures w14:val="standardContextual"/>
         </w:rPr>
       </w:pPr>
-      <w:r>
-        <w:rPr>
-          <w:noProof/>
-        </w:rPr>
-        <w:t>認証方式</w:t>
-      </w:r>
-      <w:r>
-        <w:rPr>
-          <w:noProof/>
-        </w:rPr>
-        <w:tab/>
-        <w:t>9</w:t>
-      </w:r>
+      <w:hyperlink w:anchor="_Toc229929375" w:history="1">
+        <w:r>
+          <w:rPr>
+            <w:rStyle w:val="afffffff5"/>
+            <w:noProof/>
+          </w:rPr>
+          <w:t>認証方式</w:t>
+        </w:r>
+        <w:r>
+          <w:rPr>
+            <w:noProof/>
+            <w:webHidden/>
+          </w:rPr>
+          <w:tab/>
+        </w:r>
+        <w:r>
+          <w:rPr>
+            <w:noProof/>
+            <w:webHidden/>
+          </w:rPr>
+          <w:fldChar w:fldCharType="begin"/>
+        </w:r>
+        <w:r>
+          <w:rPr>
+            <w:noProof/>
+            <w:webHidden/>
+          </w:rPr>
+          <w:instrText xml:space="preserve"> PAGEREF _Toc229929375 \h </w:instrText>
+        </w:r>
+        <w:r>
+          <w:rPr>
+            <w:noProof/>
+            <w:webHidden/>
+          </w:rPr>
+        </w:r>
+        <w:r>
+          <w:rPr>
+            <w:noProof/>
+            <w:webHidden/>
+          </w:rPr>
+          <w:fldChar w:fldCharType="separate"/>
+        </w:r>
+        <w:r>
+          <w:rPr>
+            <w:noProof/>
+            <w:webHidden/>
+          </w:rPr>
+          <w:t>8</w:t>
+        </w:r>
+        <w:r>
+          <w:rPr>
+            <w:noProof/>
+            <w:webHidden/>
+          </w:rPr>
+          <w:fldChar w:fldCharType="end"/>
+        </w:r>
+      </w:hyperlink>
     </w:p>
     <w:p>
       <w:pPr>
@@ -1385,19 +1931,63 @@
           <w14:ligatures w14:val="standardContextual"/>
         </w:rPr>
       </w:pPr>
-      <w:r>
-        <w:rPr>
-          <w:noProof/>
-        </w:rPr>
-        <w:t>権限モデル</w:t>
-      </w:r>
-      <w:r>
-        <w:rPr>
-          <w:noProof/>
-        </w:rPr>
-        <w:tab/>
-        <w:t>9</w:t>
-      </w:r>
+      <w:hyperlink w:anchor="_Toc229929376" w:history="1">
+        <w:r>
+          <w:rPr>
+            <w:rStyle w:val="afffffff5"/>
+            <w:noProof/>
+          </w:rPr>
+          <w:t>権限モデル</w:t>
+        </w:r>
+        <w:r>
+          <w:rPr>
+            <w:noProof/>
+            <w:webHidden/>
+          </w:rPr>
+          <w:tab/>
+        </w:r>
+        <w:r>
+          <w:rPr>
+            <w:noProof/>
+            <w:webHidden/>
+          </w:rPr>
+          <w:fldChar w:fldCharType="begin"/>
+        </w:r>
+        <w:r>
+          <w:rPr>
+            <w:noProof/>
+            <w:webHidden/>
+          </w:rPr>
+          <w:instrText xml:space="preserve"> PAGEREF _Toc229929376 \h </w:instrText>
+        </w:r>
+        <w:r>
+          <w:rPr>
+            <w:noProof/>
+            <w:webHidden/>
+          </w:rPr>
+        </w:r>
+        <w:r>
+          <w:rPr>
+            <w:noProof/>
+            <w:webHidden/>
+          </w:rPr>
+          <w:fldChar w:fldCharType="separate"/>
+        </w:r>
+        <w:r>
+          <w:rPr>
+            <w:noProof/>
+            <w:webHidden/>
+          </w:rPr>
+          <w:t>8</w:t>
+        </w:r>
+        <w:r>
+          <w:rPr>
+            <w:noProof/>
+            <w:webHidden/>
+          </w:rPr>
+          <w:fldChar w:fldCharType="end"/>
+        </w:r>
+      </w:hyperlink>
     </w:p>
     <w:p>
       <w:pPr>
@@ -1415,19 +2005,63 @@
           <w14:ligatures w14:val="standardContextual"/>
         </w:rPr>
       </w:pPr>
-      <w:r>
-        <w:rPr>
-          <w:noProof/>
-        </w:rPr>
-        <w:t>feature_code 全量一覧</w:t>
-      </w:r>
-      <w:r>
-        <w:rPr>
-          <w:noProof/>
-        </w:rPr>
-        <w:tab/>
-        <w:t>10</w:t>
-      </w:r>
+      <w:hyperlink w:anchor="_Toc229929377" w:history="1">
+        <w:r>
+          <w:rPr>
+            <w:rStyle w:val="afffffff5"/>
+            <w:noProof/>
+          </w:rPr>
+          <w:t>feature_code 全量一覧</w:t>
+        </w:r>
+        <w:r>
+          <w:rPr>
+            <w:noProof/>
+            <w:webHidden/>
+          </w:rPr>
+          <w:tab/>
+        </w:r>
+        <w:r>
+          <w:rPr>
+            <w:noProof/>
+            <w:webHidden/>
+          </w:rPr>
+          <w:fldChar w:fldCharType="begin"/>
+        </w:r>
+        <w:r>
+          <w:rPr>
+            <w:noProof/>
+            <w:webHidden/>
+          </w:rPr>
+          <w:instrText xml:space="preserve"> PAGEREF _Toc229929377 \h </w:instrText>
+        </w:r>
+        <w:r>
+          <w:rPr>
+            <w:noProof/>
+            <w:webHidden/>
+          </w:rPr>
+        </w:r>
+        <w:r>
+          <w:rPr>
+            <w:noProof/>
+            <w:webHidden/>
+          </w:rPr>
+          <w:fldChar w:fldCharType="separate"/>
+        </w:r>
+        <w:r>
+          <w:rPr>
+            <w:noProof/>
+            <w:webHidden/>
+          </w:rPr>
+          <w:t>9</w:t>
+        </w:r>
+        <w:r>
+          <w:rPr>
+            <w:noProof/>
+            <w:webHidden/>
+          </w:rPr>
+          <w:fldChar w:fldCharType="end"/>
+        </w:r>
+      </w:hyperlink>
     </w:p>
     <w:p>
       <w:pPr>
@@ -1445,19 +2079,63 @@
           <w14:ligatures w14:val="standardContextual"/>
         </w:rPr>
       </w:pPr>
-      <w:r>
-        <w:rPr>
-          <w:noProof/>
-        </w:rPr>
-        <w:t>column_code 全量一覧</w:t>
-      </w:r>
-      <w:r>
-        <w:rPr>
-          <w:noProof/>
-        </w:rPr>
-        <w:tab/>
-        <w:t>13</w:t>
-      </w:r>
+      <w:hyperlink w:anchor="_Toc229929378" w:history="1">
+        <w:r>
+          <w:rPr>
+            <w:rStyle w:val="afffffff5"/>
+            <w:noProof/>
+          </w:rPr>
+          <w:t>column_code 全量一覧</w:t>
+        </w:r>
+        <w:r>
+          <w:rPr>
+            <w:noProof/>
+            <w:webHidden/>
+          </w:rPr>
+          <w:tab/>
+        </w:r>
+        <w:r>
+          <w:rPr>
+            <w:noProof/>
+            <w:webHidden/>
+          </w:rPr>
+          <w:fldChar w:fldCharType="begin"/>
+        </w:r>
+        <w:r>
+          <w:rPr>
+            <w:noProof/>
+            <w:webHidden/>
+          </w:rPr>
+          <w:instrText xml:space="preserve"> PAGEREF _Toc229929378 \h </w:instrText>
+        </w:r>
+        <w:r>
+          <w:rPr>
+            <w:noProof/>
+            <w:webHidden/>
+          </w:rPr>
+        </w:r>
+        <w:r>
+          <w:rPr>
+            <w:noProof/>
+            <w:webHidden/>
+          </w:rPr>
+          <w:fldChar w:fldCharType="separate"/>
+        </w:r>
+        <w:r>
+          <w:rPr>
+            <w:noProof/>
+            <w:webHidden/>
+          </w:rPr>
+          <w:t>13</w:t>
+        </w:r>
+        <w:r>
+          <w:rPr>
+            <w:noProof/>
+            <w:webHidden/>
+          </w:rPr>
+          <w:fldChar w:fldCharType="end"/>
+        </w:r>
+      </w:hyperlink>
     </w:p>
     <w:p>
       <w:pPr>
@@ -1475,19 +2153,63 @@
           <w14:ligatures w14:val="standardContextual"/>
         </w:rPr>
       </w:pPr>
-      <w:r>
-        <w:rPr>
-          <w:noProof/>
-        </w:rPr>
-        <w:t>コードカタログの利用方針</w:t>
-      </w:r>
-      <w:r>
-        <w:rPr>
-          <w:noProof/>
-        </w:rPr>
-        <w:tab/>
-        <w:t>14</w:t>
-      </w:r>
+      <w:hyperlink w:anchor="_Toc229929379" w:history="1">
+        <w:r>
+          <w:rPr>
+            <w:rStyle w:val="afffffff5"/>
+            <w:noProof/>
+          </w:rPr>
+          <w:t>コードカタログの利用方針</w:t>
+        </w:r>
+        <w:r>
+          <w:rPr>
+            <w:noProof/>
+            <w:webHidden/>
+          </w:rPr>
+          <w:tab/>
+        </w:r>
+        <w:r>
+          <w:rPr>
+            <w:noProof/>
+            <w:webHidden/>
+          </w:rPr>
+          <w:fldChar w:fldCharType="begin"/>
+        </w:r>
+        <w:r>
+          <w:rPr>
+            <w:noProof/>
+            <w:webHidden/>
+          </w:rPr>
+          <w:instrText xml:space="preserve"> PAGEREF _Toc229929379 \h </w:instrText>
+        </w:r>
+        <w:r>
+          <w:rPr>
+            <w:noProof/>
+            <w:webHidden/>
+          </w:rPr>
+        </w:r>
+        <w:r>
+          <w:rPr>
+            <w:noProof/>
+            <w:webHidden/>
+          </w:rPr>
+          <w:fldChar w:fldCharType="separate"/>
+        </w:r>
+        <w:r>
+          <w:rPr>
+            <w:noProof/>
+            <w:webHidden/>
+          </w:rPr>
+          <w:t>13</w:t>
+        </w:r>
+        <w:r>
+          <w:rPr>
+            <w:noProof/>
+            <w:webHidden/>
+          </w:rPr>
+          <w:fldChar w:fldCharType="end"/>
+        </w:r>
+      </w:hyperlink>
     </w:p>
     <w:p>
       <w:pPr>
@@ -1506,19 +2228,63 @@
           <w14:ligatures w14:val="standardContextual"/>
         </w:rPr>
       </w:pPr>
-      <w:r>
-        <w:rPr>
-          <w:noProof/>
-        </w:rPr>
-        <w:t>エラーレスポンス仕様</w:t>
-      </w:r>
-      <w:r>
-        <w:rPr>
-          <w:noProof/>
-        </w:rPr>
-        <w:tab/>
-        <w:t>15</w:t>
-      </w:r>
+      <w:hyperlink w:anchor="_Toc229929380" w:history="1">
+        <w:r>
+          <w:rPr>
+            <w:rStyle w:val="afffffff5"/>
+            <w:noProof/>
+          </w:rPr>
+          <w:t>エラーレスポンス仕様</w:t>
+        </w:r>
+        <w:r>
+          <w:rPr>
+            <w:noProof/>
+            <w:webHidden/>
+          </w:rPr>
+          <w:tab/>
+        </w:r>
+        <w:r>
+          <w:rPr>
+            <w:noProof/>
+            <w:webHidden/>
+          </w:rPr>
+          <w:fldChar w:fldCharType="begin"/>
+        </w:r>
+        <w:r>
+          <w:rPr>
+            <w:noProof/>
+            <w:webHidden/>
+          </w:rPr>
+          <w:instrText xml:space="preserve"> PAGEREF _Toc229929380 \h </w:instrText>
+        </w:r>
+        <w:r>
+          <w:rPr>
+            <w:noProof/>
+            <w:webHidden/>
+          </w:rPr>
+        </w:r>
+        <w:r>
+          <w:rPr>
+            <w:noProof/>
+            <w:webHidden/>
+          </w:rPr>
+          <w:fldChar w:fldCharType="separate"/>
+        </w:r>
+        <w:r>
+          <w:rPr>
+            <w:noProof/>
+            <w:webHidden/>
+          </w:rPr>
+          <w:t>14</w:t>
+        </w:r>
+        <w:r>
+          <w:rPr>
+            <w:noProof/>
+            <w:webHidden/>
+          </w:rPr>
+          <w:fldChar w:fldCharType="end"/>
+        </w:r>
+      </w:hyperlink>
     </w:p>
     <w:p>
       <w:pPr>
@@ -1536,19 +2302,63 @@
           <w14:ligatures w14:val="standardContextual"/>
         </w:rPr>
       </w:pPr>
-      <w:r>
-        <w:rPr>
-          <w:noProof/>
-        </w:rPr>
-        <w:t>基本エラーレスポンス（ErrorResponse）</w:t>
-      </w:r>
-      <w:r>
-        <w:rPr>
-          <w:noProof/>
-        </w:rPr>
-        <w:tab/>
-        <w:t>15</w:t>
-      </w:r>
+      <w:hyperlink w:anchor="_Toc229929381" w:history="1">
+        <w:r>
+          <w:rPr>
+            <w:rStyle w:val="afffffff5"/>
+            <w:noProof/>
+          </w:rPr>
+          <w:t>基本エラーレスポンス（ErrorResponse）</w:t>
+        </w:r>
+        <w:r>
+          <w:rPr>
+            <w:noProof/>
+            <w:webHidden/>
+          </w:rPr>
+          <w:tab/>
+        </w:r>
+        <w:r>
+          <w:rPr>
+            <w:noProof/>
+            <w:webHidden/>
+          </w:rPr>
+          <w:fldChar w:fldCharType="begin"/>
+        </w:r>
+        <w:r>
+          <w:rPr>
+            <w:noProof/>
+            <w:webHidden/>
+          </w:rPr>
+          <w:instrText xml:space="preserve"> PAGEREF _Toc229929381 \h </w:instrText>
+        </w:r>
+        <w:r>
+          <w:rPr>
+            <w:noProof/>
+            <w:webHidden/>
+          </w:rPr>
+        </w:r>
+        <w:r>
+          <w:rPr>
+            <w:noProof/>
+            <w:webHidden/>
+          </w:rPr>
+          <w:fldChar w:fldCharType="separate"/>
+        </w:r>
+        <w:r>
+          <w:rPr>
+            <w:noProof/>
+            <w:webHidden/>
+          </w:rPr>
+          <w:t>14</w:t>
+        </w:r>
+        <w:r>
+          <w:rPr>
+            <w:noProof/>
+            <w:webHidden/>
+          </w:rPr>
+          <w:fldChar w:fldCharType="end"/>
+        </w:r>
+      </w:hyperlink>
     </w:p>
     <w:p>
       <w:pPr>
@@ -1568,19 +2378,63 @@
           <w14:ligatures w14:val="standardContextual"/>
         </w:rPr>
       </w:pPr>
-      <w:r>
-        <w:rPr>
-          <w:noProof/>
-        </w:rPr>
-        <w:t>第4章 API 一覧</w:t>
-      </w:r>
-      <w:r>
-        <w:rPr>
-          <w:noProof/>
-        </w:rPr>
-        <w:tab/>
-        <w:t>15</w:t>
-      </w:r>
+      <w:hyperlink w:anchor="_Toc229929382" w:history="1">
+        <w:r>
+          <w:rPr>
+            <w:rStyle w:val="afffffff5"/>
+            <w:noProof/>
+          </w:rPr>
+          <w:t>第4章 API 一覧</w:t>
+        </w:r>
+        <w:r>
+          <w:rPr>
+            <w:noProof/>
+            <w:webHidden/>
+          </w:rPr>
+          <w:tab/>
+        </w:r>
+        <w:r>
+          <w:rPr>
+            <w:noProof/>
+            <w:webHidden/>
+          </w:rPr>
+          <w:fldChar w:fldCharType="begin"/>
+        </w:r>
+        <w:r>
+          <w:rPr>
+            <w:noProof/>
+            <w:webHidden/>
+          </w:rPr>
+          <w:instrText xml:space="preserve"> PAGEREF _Toc229929382 \h </w:instrText>
+        </w:r>
+        <w:r>
+          <w:rPr>
+            <w:noProof/>
+            <w:webHidden/>
+          </w:rPr>
+        </w:r>
+        <w:r>
+          <w:rPr>
+            <w:noProof/>
+            <w:webHidden/>
+          </w:rPr>
+          <w:fldChar w:fldCharType="separate"/>
+        </w:r>
+        <w:r>
+          <w:rPr>
+            <w:noProof/>
+            <w:webHidden/>
+          </w:rPr>
+          <w:t>14</w:t>
+        </w:r>
+        <w:r>
+          <w:rPr>
+            <w:noProof/>
+            <w:webHidden/>
+          </w:rPr>
+          <w:fldChar w:fldCharType="end"/>
+        </w:r>
+      </w:hyperlink>
     </w:p>
     <w:p>
       <w:pPr>
@@ -1600,19 +2454,63 @@
           <w14:ligatures w14:val="standardContextual"/>
         </w:rPr>
       </w:pPr>
-      <w:r>
-        <w:rPr>
-          <w:noProof/>
-        </w:rPr>
-        <w:t>第5章 認証／認可機能設計</w:t>
-      </w:r>
-      <w:r>
-        <w:rPr>
-          <w:noProof/>
-        </w:rPr>
-        <w:tab/>
-        <w:t>16</w:t>
-      </w:r>
+      <w:hyperlink w:anchor="_Toc229929383" w:history="1">
+        <w:r>
+          <w:rPr>
+            <w:rStyle w:val="afffffff5"/>
+            <w:noProof/>
+          </w:rPr>
+          <w:t>第5章 認証／認可機能設計</w:t>
+        </w:r>
+        <w:r>
+          <w:rPr>
+            <w:noProof/>
+            <w:webHidden/>
+          </w:rPr>
+          <w:tab/>
+        </w:r>
+        <w:r>
+          <w:rPr>
+            <w:noProof/>
+            <w:webHidden/>
+          </w:rPr>
+          <w:fldChar w:fldCharType="begin"/>
+        </w:r>
+        <w:r>
+          <w:rPr>
+            <w:noProof/>
+            <w:webHidden/>
+          </w:rPr>
+          <w:instrText xml:space="preserve"> PAGEREF _Toc229929383 \h </w:instrText>
+        </w:r>
+        <w:r>
+          <w:rPr>
+            <w:noProof/>
+            <w:webHidden/>
+          </w:rPr>
+        </w:r>
+        <w:r>
+          <w:rPr>
+            <w:noProof/>
+            <w:webHidden/>
+          </w:rPr>
+          <w:fldChar w:fldCharType="separate"/>
+        </w:r>
+        <w:r>
+          <w:rPr>
+            <w:noProof/>
+            <w:webHidden/>
+          </w:rPr>
+          <w:t>15</w:t>
+        </w:r>
+        <w:r>
+          <w:rPr>
+            <w:noProof/>
+            <w:webHidden/>
+          </w:rPr>
+          <w:fldChar w:fldCharType="end"/>
+        </w:r>
+      </w:hyperlink>
     </w:p>
     <w:p>
       <w:pPr>
@@ -1631,19 +2529,63 @@
           <w14:ligatures w14:val="standardContextual"/>
         </w:rPr>
       </w:pPr>
-      <w:r>
-        <w:rPr>
-          <w:noProof/>
-        </w:rPr>
-        <w:t>ログイン（/auth/login）</w:t>
-      </w:r>
-      <w:r>
-        <w:rPr>
-          <w:noProof/>
-        </w:rPr>
-        <w:tab/>
-        <w:t>16</w:t>
-      </w:r>
+      <w:hyperlink w:anchor="_Toc229929384" w:history="1">
+        <w:r>
+          <w:rPr>
+            <w:rStyle w:val="afffffff5"/>
+            <w:noProof/>
+          </w:rPr>
+          <w:t>ログイン（/auth/login）</w:t>
+        </w:r>
+        <w:r>
+          <w:rPr>
+            <w:noProof/>
+            <w:webHidden/>
+          </w:rPr>
+          <w:tab/>
+        </w:r>
+        <w:r>
+          <w:rPr>
+            <w:noProof/>
+            <w:webHidden/>
+          </w:rPr>
+          <w:fldChar w:fldCharType="begin"/>
+        </w:r>
+        <w:r>
+          <w:rPr>
+            <w:noProof/>
+            <w:webHidden/>
+          </w:rPr>
+          <w:instrText xml:space="preserve"> PAGEREF _Toc229929384 \h </w:instrText>
+        </w:r>
+        <w:r>
+          <w:rPr>
+            <w:noProof/>
+            <w:webHidden/>
+          </w:rPr>
+        </w:r>
+        <w:r>
+          <w:rPr>
+            <w:noProof/>
+            <w:webHidden/>
+          </w:rPr>
+          <w:fldChar w:fldCharType="separate"/>
+        </w:r>
+        <w:r>
+          <w:rPr>
+            <w:noProof/>
+            <w:webHidden/>
+          </w:rPr>
+          <w:t>15</w:t>
+        </w:r>
+        <w:r>
+          <w:rPr>
+            <w:noProof/>
+            <w:webHidden/>
+          </w:rPr>
+          <w:fldChar w:fldCharType="end"/>
+        </w:r>
+      </w:hyperlink>
     </w:p>
     <w:p>
       <w:pPr>
@@ -1661,19 +2603,63 @@
           <w14:ligatures w14:val="standardContextual"/>
         </w:rPr>
       </w:pPr>
-      <w:r>
-        <w:rPr>
-          <w:noProof/>
-        </w:rPr>
-        <w:t>リクエストボディ（AuthLoginRequest）</w:t>
-      </w:r>
-      <w:r>
-        <w:rPr>
-          <w:noProof/>
-        </w:rPr>
-        <w:tab/>
-        <w:t>16</w:t>
-      </w:r>
+      <w:hyperlink w:anchor="_Toc229929385" w:history="1">
+        <w:r>
+          <w:rPr>
+            <w:rStyle w:val="afffffff5"/>
+            <w:noProof/>
+          </w:rPr>
+          <w:t>リクエストボディ（AuthLoginRequest）</w:t>
+        </w:r>
+        <w:r>
+          <w:rPr>
+            <w:noProof/>
+            <w:webHidden/>
+          </w:rPr>
+          <w:tab/>
+        </w:r>
+        <w:r>
+          <w:rPr>
+            <w:noProof/>
+            <w:webHidden/>
+          </w:rPr>
+          <w:fldChar w:fldCharType="begin"/>
+        </w:r>
+        <w:r>
+          <w:rPr>
+            <w:noProof/>
+            <w:webHidden/>
+          </w:rPr>
+          <w:instrText xml:space="preserve"> PAGEREF _Toc229929385 \h </w:instrText>
+        </w:r>
+        <w:r>
+          <w:rPr>
+            <w:noProof/>
+            <w:webHidden/>
+          </w:rPr>
+        </w:r>
+        <w:r>
+          <w:rPr>
+            <w:noProof/>
+            <w:webHidden/>
+          </w:rPr>
+          <w:fldChar w:fldCharType="separate"/>
+        </w:r>
+        <w:r>
+          <w:rPr>
+            <w:noProof/>
+            <w:webHidden/>
+          </w:rPr>
+          <w:t>16</w:t>
+        </w:r>
+        <w:r>
+          <w:rPr>
+            <w:noProof/>
+            <w:webHidden/>
+          </w:rPr>
+          <w:fldChar w:fldCharType="end"/>
+        </w:r>
+      </w:hyperlink>
     </w:p>
     <w:p>
       <w:pPr>
@@ -1691,19 +2677,63 @@
           <w14:ligatures w14:val="standardContextual"/>
         </w:rPr>
       </w:pPr>
-      <w:r>
-        <w:rPr>
-          <w:noProof/>
-        </w:rPr>
-        <w:t>レスポンス（200：AuthLoginResponse）</w:t>
-      </w:r>
-      <w:r>
-        <w:rPr>
-          <w:noProof/>
-        </w:rPr>
-        <w:tab/>
-        <w:t>17</w:t>
-      </w:r>
+      <w:hyperlink w:anchor="_Toc229929386" w:history="1">
+        <w:r>
+          <w:rPr>
+            <w:rStyle w:val="afffffff5"/>
+            <w:noProof/>
+          </w:rPr>
+          <w:t>レスポンス（200：AuthLoginResponse）</w:t>
+        </w:r>
+        <w:r>
+          <w:rPr>
+            <w:noProof/>
+            <w:webHidden/>
+          </w:rPr>
+          <w:tab/>
+        </w:r>
+        <w:r>
+          <w:rPr>
+            <w:noProof/>
+            <w:webHidden/>
+          </w:rPr>
+          <w:fldChar w:fldCharType="begin"/>
+        </w:r>
+        <w:r>
+          <w:rPr>
+            <w:noProof/>
+            <w:webHidden/>
+          </w:rPr>
+          <w:instrText xml:space="preserve"> PAGEREF _Toc229929386 \h </w:instrText>
+        </w:r>
+        <w:r>
+          <w:rPr>
+            <w:noProof/>
+            <w:webHidden/>
+          </w:rPr>
+        </w:r>
+        <w:r>
+          <w:rPr>
+            <w:noProof/>
+            <w:webHidden/>
+          </w:rPr>
+          <w:fldChar w:fldCharType="separate"/>
+        </w:r>
+        <w:r>
+          <w:rPr>
+            <w:noProof/>
+            <w:webHidden/>
+          </w:rPr>
+          <w:t>16</w:t>
+        </w:r>
+        <w:r>
+          <w:rPr>
+            <w:noProof/>
+            <w:webHidden/>
+          </w:rPr>
+          <w:fldChar w:fldCharType="end"/>
+        </w:r>
+      </w:hyperlink>
     </w:p>
     <w:p>
       <w:pPr>
@@ -1721,19 +2751,63 @@
           <w14:ligatures w14:val="standardContextual"/>
         </w:rPr>
       </w:pPr>
-      <w:r>
-        <w:rPr>
-          <w:noProof/>
-        </w:rPr>
-        <w:t>ステータスコード</w:t>
-      </w:r>
-      <w:r>
-        <w:rPr>
-          <w:noProof/>
-        </w:rPr>
-        <w:tab/>
-        <w:t>18</w:t>
-      </w:r>
+      <w:hyperlink w:anchor="_Toc229929387" w:history="1">
+        <w:r>
+          <w:rPr>
+            <w:rStyle w:val="afffffff5"/>
+            <w:noProof/>
+          </w:rPr>
+          <w:t>ステータスコード</w:t>
+        </w:r>
+        <w:r>
+          <w:rPr>
+            <w:noProof/>
+            <w:webHidden/>
+          </w:rPr>
+          <w:tab/>
+        </w:r>
+        <w:r>
+          <w:rPr>
+            <w:noProof/>
+            <w:webHidden/>
+          </w:rPr>
+          <w:fldChar w:fldCharType="begin"/>
+        </w:r>
+        <w:r>
+          <w:rPr>
+            <w:noProof/>
+            <w:webHidden/>
+          </w:rPr>
+          <w:instrText xml:space="preserve"> PAGEREF _Toc229929387 \h </w:instrText>
+        </w:r>
+        <w:r>
+          <w:rPr>
+            <w:noProof/>
+            <w:webHidden/>
+          </w:rPr>
+        </w:r>
+        <w:r>
+          <w:rPr>
+            <w:noProof/>
+            <w:webHidden/>
+          </w:rPr>
+          <w:fldChar w:fldCharType="separate"/>
+        </w:r>
+        <w:r>
+          <w:rPr>
+            <w:noProof/>
+            <w:webHidden/>
+          </w:rPr>
+          <w:t>17</w:t>
+        </w:r>
+        <w:r>
+          <w:rPr>
+            <w:noProof/>
+            <w:webHidden/>
+          </w:rPr>
+          <w:fldChar w:fldCharType="end"/>
+        </w:r>
+      </w:hyperlink>
     </w:p>
     <w:p>
       <w:pPr>
@@ -1752,19 +2826,63 @@
           <w14:ligatures w14:val="standardContextual"/>
         </w:rPr>
       </w:pPr>
-      <w:r>
-        <w:rPr>
-          <w:noProof/>
-        </w:rPr>
-        <w:t>ログアウト（/auth/logout）</w:t>
-      </w:r>
-      <w:r>
-        <w:rPr>
-          <w:noProof/>
-        </w:rPr>
-        <w:tab/>
-        <w:t>18</w:t>
-      </w:r>
+      <w:hyperlink w:anchor="_Toc229929388" w:history="1">
+        <w:r>
+          <w:rPr>
+            <w:rStyle w:val="afffffff5"/>
+            <w:noProof/>
+          </w:rPr>
+          <w:t>ログアウト（/auth/logout）</w:t>
+        </w:r>
+        <w:r>
+          <w:rPr>
+            <w:noProof/>
+            <w:webHidden/>
+          </w:rPr>
+          <w:tab/>
+        </w:r>
+        <w:r>
+          <w:rPr>
+            <w:noProof/>
+            <w:webHidden/>
+          </w:rPr>
+          <w:fldChar w:fldCharType="begin"/>
+        </w:r>
+        <w:r>
+          <w:rPr>
+            <w:noProof/>
+            <w:webHidden/>
+          </w:rPr>
+          <w:instrText xml:space="preserve"> PAGEREF _Toc229929388 \h </w:instrText>
+        </w:r>
+        <w:r>
+          <w:rPr>
+            <w:noProof/>
+            <w:webHidden/>
+          </w:rPr>
+        </w:r>
+        <w:r>
+          <w:rPr>
+            <w:noProof/>
+            <w:webHidden/>
+          </w:rPr>
+          <w:fldChar w:fldCharType="separate"/>
+        </w:r>
+        <w:r>
+          <w:rPr>
+            <w:noProof/>
+            <w:webHidden/>
+          </w:rPr>
+          <w:t>17</w:t>
+        </w:r>
+        <w:r>
+          <w:rPr>
+            <w:noProof/>
+            <w:webHidden/>
+          </w:rPr>
+          <w:fldChar w:fldCharType="end"/>
+        </w:r>
+      </w:hyperlink>
     </w:p>
     <w:p>
       <w:pPr>
@@ -1782,19 +2900,63 @@
           <w14:ligatures w14:val="standardContextual"/>
         </w:rPr>
       </w:pPr>
-      <w:r>
-        <w:rPr>
-          <w:noProof/>
-        </w:rPr>
-        <w:t>レスポンス（204：No Content）</w:t>
-      </w:r>
-      <w:r>
-        <w:rPr>
-          <w:noProof/>
-        </w:rPr>
-        <w:tab/>
-        <w:t>18</w:t>
-      </w:r>
+      <w:hyperlink w:anchor="_Toc229929389" w:history="1">
+        <w:r>
+          <w:rPr>
+            <w:rStyle w:val="afffffff5"/>
+            <w:noProof/>
+          </w:rPr>
+          <w:t>レスポンス（204：No Content）</w:t>
+        </w:r>
+        <w:r>
+          <w:rPr>
+            <w:noProof/>
+            <w:webHidden/>
+          </w:rPr>
+          <w:tab/>
+        </w:r>
+        <w:r>
+          <w:rPr>
+            <w:noProof/>
+            <w:webHidden/>
+          </w:rPr>
+          <w:fldChar w:fldCharType="begin"/>
+        </w:r>
+        <w:r>
+          <w:rPr>
+            <w:noProof/>
+            <w:webHidden/>
+          </w:rPr>
+          <w:instrText xml:space="preserve"> PAGEREF _Toc229929389 \h </w:instrText>
+        </w:r>
+        <w:r>
+          <w:rPr>
+            <w:noProof/>
+            <w:webHidden/>
+          </w:rPr>
+        </w:r>
+        <w:r>
+          <w:rPr>
+            <w:noProof/>
+            <w:webHidden/>
+          </w:rPr>
+          <w:fldChar w:fldCharType="separate"/>
+        </w:r>
+        <w:r>
+          <w:rPr>
+            <w:noProof/>
+            <w:webHidden/>
+          </w:rPr>
+          <w:t>18</w:t>
+        </w:r>
+        <w:r>
+          <w:rPr>
+            <w:noProof/>
+            <w:webHidden/>
+          </w:rPr>
+          <w:fldChar w:fldCharType="end"/>
+        </w:r>
+      </w:hyperlink>
     </w:p>
     <w:p>
       <w:pPr>
@@ -1812,19 +2974,63 @@
           <w14:ligatures w14:val="standardContextual"/>
         </w:rPr>
       </w:pPr>
-      <w:r>
-        <w:rPr>
-          <w:noProof/>
-        </w:rPr>
-        <w:t>ステータスコード</w:t>
-      </w:r>
-      <w:r>
-        <w:rPr>
-          <w:noProof/>
-        </w:rPr>
-        <w:tab/>
-        <w:t>19</w:t>
-      </w:r>
+      <w:hyperlink w:anchor="_Toc229929390" w:history="1">
+        <w:r>
+          <w:rPr>
+            <w:rStyle w:val="afffffff5"/>
+            <w:noProof/>
+          </w:rPr>
+          <w:t>ステータスコード</w:t>
+        </w:r>
+        <w:r>
+          <w:rPr>
+            <w:noProof/>
+            <w:webHidden/>
+          </w:rPr>
+          <w:tab/>
+        </w:r>
+        <w:r>
+          <w:rPr>
+            <w:noProof/>
+            <w:webHidden/>
+          </w:rPr>
+          <w:fldChar w:fldCharType="begin"/>
+        </w:r>
+        <w:r>
+          <w:rPr>
+            <w:noProof/>
+            <w:webHidden/>
+          </w:rPr>
+          <w:instrText xml:space="preserve"> PAGEREF _Toc229929390 \h </w:instrText>
+        </w:r>
+        <w:r>
+          <w:rPr>
+            <w:noProof/>
+            <w:webHidden/>
+          </w:rPr>
+        </w:r>
+        <w:r>
+          <w:rPr>
+            <w:noProof/>
+            <w:webHidden/>
+          </w:rPr>
+          <w:fldChar w:fldCharType="separate"/>
+        </w:r>
+        <w:r>
+          <w:rPr>
+            <w:noProof/>
+            <w:webHidden/>
+          </w:rPr>
+          <w:t>18</w:t>
+        </w:r>
+        <w:r>
+          <w:rPr>
+            <w:noProof/>
+            <w:webHidden/>
+          </w:rPr>
+          <w:fldChar w:fldCharType="end"/>
+        </w:r>
+      </w:hyperlink>
     </w:p>
     <w:p>
       <w:pPr>
@@ -1843,19 +3049,63 @@
           <w14:ligatures w14:val="standardContextual"/>
         </w:rPr>
       </w:pPr>
-      <w:r>
-        <w:rPr>
-          <w:noProof/>
-        </w:rPr>
-        <w:t>トークン再発行（/auth/refresh）</w:t>
-      </w:r>
-      <w:r>
-        <w:rPr>
-          <w:noProof/>
-        </w:rPr>
-        <w:tab/>
-        <w:t>19</w:t>
-      </w:r>
+      <w:hyperlink w:anchor="_Toc229929391" w:history="1">
+        <w:r>
+          <w:rPr>
+            <w:rStyle w:val="afffffff5"/>
+            <w:noProof/>
+          </w:rPr>
+          <w:t>トークン再発行（/auth/refresh）</w:t>
+        </w:r>
+        <w:r>
+          <w:rPr>
+            <w:noProof/>
+            <w:webHidden/>
+          </w:rPr>
+          <w:tab/>
+        </w:r>
+        <w:r>
+          <w:rPr>
+            <w:noProof/>
+            <w:webHidden/>
+          </w:rPr>
+          <w:fldChar w:fldCharType="begin"/>
+        </w:r>
+        <w:r>
+          <w:rPr>
+            <w:noProof/>
+            <w:webHidden/>
+          </w:rPr>
+          <w:instrText xml:space="preserve"> PAGEREF _Toc229929391 \h </w:instrText>
+        </w:r>
+        <w:r>
+          <w:rPr>
+            <w:noProof/>
+            <w:webHidden/>
+          </w:rPr>
+        </w:r>
+        <w:r>
+          <w:rPr>
+            <w:noProof/>
+            <w:webHidden/>
+          </w:rPr>
+          <w:fldChar w:fldCharType="separate"/>
+        </w:r>
+        <w:r>
+          <w:rPr>
+            <w:noProof/>
+            <w:webHidden/>
+          </w:rPr>
+          <w:t>18</w:t>
+        </w:r>
+        <w:r>
+          <w:rPr>
+            <w:noProof/>
+            <w:webHidden/>
+          </w:rPr>
+          <w:fldChar w:fldCharType="end"/>
+        </w:r>
+      </w:hyperlink>
     </w:p>
     <w:p>
       <w:pPr>
@@ -1873,19 +3123,63 @@
           <w14:ligatures w14:val="standardContextual"/>
         </w:rPr>
       </w:pPr>
-      <w:r>
-        <w:rPr>
-          <w:noProof/>
-        </w:rPr>
-        <w:t>リクエストボディ（AuthRefreshRequest）</w:t>
-      </w:r>
-      <w:r>
-        <w:rPr>
-          <w:noProof/>
-        </w:rPr>
-        <w:tab/>
-        <w:t>19</w:t>
-      </w:r>
+      <w:hyperlink w:anchor="_Toc229929392" w:history="1">
+        <w:r>
+          <w:rPr>
+            <w:rStyle w:val="afffffff5"/>
+            <w:noProof/>
+          </w:rPr>
+          <w:t>リクエストボディ（AuthRefreshRequest）</w:t>
+        </w:r>
+        <w:r>
+          <w:rPr>
+            <w:noProof/>
+            <w:webHidden/>
+          </w:rPr>
+          <w:tab/>
+        </w:r>
+        <w:r>
+          <w:rPr>
+            <w:noProof/>
+            <w:webHidden/>
+          </w:rPr>
+          <w:fldChar w:fldCharType="begin"/>
+        </w:r>
+        <w:r>
+          <w:rPr>
+            <w:noProof/>
+            <w:webHidden/>
+          </w:rPr>
+          <w:instrText xml:space="preserve"> PAGEREF _Toc229929392 \h </w:instrText>
+        </w:r>
+        <w:r>
+          <w:rPr>
+            <w:noProof/>
+            <w:webHidden/>
+          </w:rPr>
+        </w:r>
+        <w:r>
+          <w:rPr>
+            <w:noProof/>
+            <w:webHidden/>
+          </w:rPr>
+          <w:fldChar w:fldCharType="separate"/>
+        </w:r>
+        <w:r>
+          <w:rPr>
+            <w:noProof/>
+            <w:webHidden/>
+          </w:rPr>
+          <w:t>18</w:t>
+        </w:r>
+        <w:r>
+          <w:rPr>
+            <w:noProof/>
+            <w:webHidden/>
+          </w:rPr>
+          <w:fldChar w:fldCharType="end"/>
+        </w:r>
+      </w:hyperlink>
     </w:p>
     <w:p>
       <w:pPr>
@@ -1903,19 +3197,63 @@
           <w14:ligatures w14:val="standardContextual"/>
         </w:rPr>
       </w:pPr>
-      <w:r>
-        <w:rPr>
-          <w:noProof/>
-        </w:rPr>
-        <w:t>レスポンス（200：AuthRefreshResponse）</w:t>
-      </w:r>
-      <w:r>
-        <w:rPr>
-          <w:noProof/>
-        </w:rPr>
-        <w:tab/>
-        <w:t>19</w:t>
-      </w:r>
+      <w:hyperlink w:anchor="_Toc229929393" w:history="1">
+        <w:r>
+          <w:rPr>
+            <w:rStyle w:val="afffffff5"/>
+            <w:noProof/>
+          </w:rPr>
+          <w:t>レスポンス（200：AuthRefreshResponse）</w:t>
+        </w:r>
+        <w:r>
+          <w:rPr>
+            <w:noProof/>
+            <w:webHidden/>
+          </w:rPr>
+          <w:tab/>
+        </w:r>
+        <w:r>
+          <w:rPr>
+            <w:noProof/>
+            <w:webHidden/>
+          </w:rPr>
+          <w:fldChar w:fldCharType="begin"/>
+        </w:r>
+        <w:r>
+          <w:rPr>
+            <w:noProof/>
+            <w:webHidden/>
+          </w:rPr>
+          <w:instrText xml:space="preserve"> PAGEREF _Toc229929393 \h </w:instrText>
+        </w:r>
+        <w:r>
+          <w:rPr>
+            <w:noProof/>
+            <w:webHidden/>
+          </w:rPr>
+        </w:r>
+        <w:r>
+          <w:rPr>
+            <w:noProof/>
+            <w:webHidden/>
+          </w:rPr>
+          <w:fldChar w:fldCharType="separate"/>
+        </w:r>
+        <w:r>
+          <w:rPr>
+            <w:noProof/>
+            <w:webHidden/>
+          </w:rPr>
+          <w:t>19</w:t>
+        </w:r>
+        <w:r>
+          <w:rPr>
+            <w:noProof/>
+            <w:webHidden/>
+          </w:rPr>
+          <w:fldChar w:fldCharType="end"/>
+        </w:r>
+      </w:hyperlink>
     </w:p>
     <w:p>
       <w:pPr>
@@ -1933,19 +3271,63 @@
           <w14:ligatures w14:val="standardContextual"/>
         </w:rPr>
       </w:pPr>
-      <w:r>
-        <w:rPr>
-          <w:noProof/>
-        </w:rPr>
-        <w:t>ステータスコード</w:t>
-      </w:r>
-      <w:r>
-        <w:rPr>
-          <w:noProof/>
-        </w:rPr>
-        <w:tab/>
-        <w:t>20</w:t>
-      </w:r>
+      <w:hyperlink w:anchor="_Toc229929394" w:history="1">
+        <w:r>
+          <w:rPr>
+            <w:rStyle w:val="afffffff5"/>
+            <w:noProof/>
+          </w:rPr>
+          <w:t>ステータスコード</w:t>
+        </w:r>
+        <w:r>
+          <w:rPr>
+            <w:noProof/>
+            <w:webHidden/>
+          </w:rPr>
+          <w:tab/>
+        </w:r>
+        <w:r>
+          <w:rPr>
+            <w:noProof/>
+            <w:webHidden/>
+          </w:rPr>
+          <w:fldChar w:fldCharType="begin"/>
+        </w:r>
+        <w:r>
+          <w:rPr>
+            <w:noProof/>
+            <w:webHidden/>
+          </w:rPr>
+          <w:instrText xml:space="preserve"> PAGEREF _Toc229929394 \h </w:instrText>
+        </w:r>
+        <w:r>
+          <w:rPr>
+            <w:noProof/>
+            <w:webHidden/>
+          </w:rPr>
+        </w:r>
+        <w:r>
+          <w:rPr>
+            <w:noProof/>
+            <w:webHidden/>
+          </w:rPr>
+          <w:fldChar w:fldCharType="separate"/>
+        </w:r>
+        <w:r>
+          <w:rPr>
+            <w:noProof/>
+            <w:webHidden/>
+          </w:rPr>
+          <w:t>19</w:t>
+        </w:r>
+        <w:r>
+          <w:rPr>
+            <w:noProof/>
+            <w:webHidden/>
+          </w:rPr>
+          <w:fldChar w:fldCharType="end"/>
+        </w:r>
+      </w:hyperlink>
     </w:p>
     <w:p>
       <w:pPr>
@@ -1964,19 +3346,63 @@
           <w14:ligatures w14:val="standardContextual"/>
         </w:rPr>
       </w:pPr>
-      <w:r>
-        <w:rPr>
-          <w:noProof/>
-        </w:rPr>
-        <w:t>ログインユーザー基本情報取得（/auth/me）</w:t>
-      </w:r>
-      <w:r>
-        <w:rPr>
-          <w:noProof/>
-        </w:rPr>
-        <w:tab/>
-        <w:t>20</w:t>
-      </w:r>
+      <w:hyperlink w:anchor="_Toc229929395" w:history="1">
+        <w:r>
+          <w:rPr>
+            <w:rStyle w:val="afffffff5"/>
+            <w:noProof/>
+          </w:rPr>
+          <w:t>ログインユーザー基本情報取得（/auth/me）</w:t>
+        </w:r>
+        <w:r>
+          <w:rPr>
+            <w:noProof/>
+            <w:webHidden/>
+          </w:rPr>
+          <w:tab/>
+        </w:r>
+        <w:r>
+          <w:rPr>
+            <w:noProof/>
+            <w:webHidden/>
+          </w:rPr>
+          <w:fldChar w:fldCharType="begin"/>
+        </w:r>
+        <w:r>
+          <w:rPr>
+            <w:noProof/>
+            <w:webHidden/>
+          </w:rPr>
+          <w:instrText xml:space="preserve"> PAGEREF _Toc229929395 \h </w:instrText>
+        </w:r>
+        <w:r>
+          <w:rPr>
+            <w:noProof/>
+            <w:webHidden/>
+          </w:rPr>
+        </w:r>
+        <w:r>
+          <w:rPr>
+            <w:noProof/>
+            <w:webHidden/>
+          </w:rPr>
+          <w:fldChar w:fldCharType="separate"/>
+        </w:r>
+        <w:r>
+          <w:rPr>
+            <w:noProof/>
+            <w:webHidden/>
+          </w:rPr>
+          <w:t>19</w:t>
+        </w:r>
+        <w:r>
+          <w:rPr>
+            <w:noProof/>
+            <w:webHidden/>
+          </w:rPr>
+          <w:fldChar w:fldCharType="end"/>
+        </w:r>
+      </w:hyperlink>
     </w:p>
     <w:p>
       <w:pPr>
@@ -1994,19 +3420,63 @@
           <w14:ligatures w14:val="standardContextual"/>
         </w:rPr>
       </w:pPr>
-      <w:r>
-        <w:rPr>
-          <w:noProof/>
-        </w:rPr>
-        <w:t>レスポンス（200：AuthMeResponse）</w:t>
-      </w:r>
-      <w:r>
-        <w:rPr>
-          <w:noProof/>
-        </w:rPr>
-        <w:tab/>
-        <w:t>21</w:t>
-      </w:r>
+      <w:hyperlink w:anchor="_Toc229929396" w:history="1">
+        <w:r>
+          <w:rPr>
+            <w:rStyle w:val="afffffff5"/>
+            <w:noProof/>
+          </w:rPr>
+          <w:t>レスポンス（200：AuthMeResponse）</w:t>
+        </w:r>
+        <w:r>
+          <w:rPr>
+            <w:noProof/>
+            <w:webHidden/>
+          </w:rPr>
+          <w:tab/>
+        </w:r>
+        <w:r>
+          <w:rPr>
+            <w:noProof/>
+            <w:webHidden/>
+          </w:rPr>
+          <w:fldChar w:fldCharType="begin"/>
+        </w:r>
+        <w:r>
+          <w:rPr>
+            <w:noProof/>
+            <w:webHidden/>
+          </w:rPr>
+          <w:instrText xml:space="preserve"> PAGEREF _Toc229929396 \h </w:instrText>
+        </w:r>
+        <w:r>
+          <w:rPr>
+            <w:noProof/>
+            <w:webHidden/>
+          </w:rPr>
+        </w:r>
+        <w:r>
+          <w:rPr>
+            <w:noProof/>
+            <w:webHidden/>
+          </w:rPr>
+          <w:fldChar w:fldCharType="separate"/>
+        </w:r>
+        <w:r>
+          <w:rPr>
+            <w:noProof/>
+            <w:webHidden/>
+          </w:rPr>
+          <w:t>20</w:t>
+        </w:r>
+        <w:r>
+          <w:rPr>
+            <w:noProof/>
+            <w:webHidden/>
+          </w:rPr>
+          <w:fldChar w:fldCharType="end"/>
+        </w:r>
+      </w:hyperlink>
     </w:p>
     <w:p>
       <w:pPr>
@@ -2024,19 +3494,63 @@
           <w14:ligatures w14:val="standardContextual"/>
         </w:rPr>
       </w:pPr>
-      <w:r>
-        <w:rPr>
-          <w:noProof/>
-        </w:rPr>
-        <w:t>ステータスコード</w:t>
-      </w:r>
-      <w:r>
-        <w:rPr>
-          <w:noProof/>
-        </w:rPr>
-        <w:tab/>
-        <w:t>22</w:t>
-      </w:r>
+      <w:hyperlink w:anchor="_Toc229929397" w:history="1">
+        <w:r>
+          <w:rPr>
+            <w:rStyle w:val="afffffff5"/>
+            <w:noProof/>
+          </w:rPr>
+          <w:t>ステータスコード</w:t>
+        </w:r>
+        <w:r>
+          <w:rPr>
+            <w:noProof/>
+            <w:webHidden/>
+          </w:rPr>
+          <w:tab/>
+        </w:r>
+        <w:r>
+          <w:rPr>
+            <w:noProof/>
+            <w:webHidden/>
+          </w:rPr>
+          <w:fldChar w:fldCharType="begin"/>
+        </w:r>
+        <w:r>
+          <w:rPr>
+            <w:noProof/>
+            <w:webHidden/>
+          </w:rPr>
+          <w:instrText xml:space="preserve"> PAGEREF _Toc229929397 \h </w:instrText>
+        </w:r>
+        <w:r>
+          <w:rPr>
+            <w:noProof/>
+            <w:webHidden/>
+          </w:rPr>
+        </w:r>
+        <w:r>
+          <w:rPr>
+            <w:noProof/>
+            <w:webHidden/>
+          </w:rPr>
+          <w:fldChar w:fldCharType="separate"/>
+        </w:r>
+        <w:r>
+          <w:rPr>
+            <w:noProof/>
+            <w:webHidden/>
+          </w:rPr>
+          <w:t>20</w:t>
+        </w:r>
+        <w:r>
+          <w:rPr>
+            <w:noProof/>
+            <w:webHidden/>
+          </w:rPr>
+          <w:fldChar w:fldCharType="end"/>
+        </w:r>
+      </w:hyperlink>
     </w:p>
     <w:p>
       <w:pPr>
@@ -2055,19 +3569,63 @@
           <w14:ligatures w14:val="standardContextual"/>
         </w:rPr>
       </w:pPr>
-      <w:r>
-        <w:rPr>
-          <w:noProof/>
-        </w:rPr>
-        <w:t>認可コンテキスト取得（/auth/context）</w:t>
-      </w:r>
-      <w:r>
-        <w:rPr>
-          <w:noProof/>
-        </w:rPr>
-        <w:tab/>
-        <w:t>22</w:t>
-      </w:r>
+      <w:hyperlink w:anchor="_Toc229929398" w:history="1">
+        <w:r>
+          <w:rPr>
+            <w:rStyle w:val="afffffff5"/>
+            <w:noProof/>
+          </w:rPr>
+          <w:t>認可コンテキスト取得（/auth/context）</w:t>
+        </w:r>
+        <w:r>
+          <w:rPr>
+            <w:noProof/>
+            <w:webHidden/>
+          </w:rPr>
+          <w:tab/>
+        </w:r>
+        <w:r>
+          <w:rPr>
+            <w:noProof/>
+            <w:webHidden/>
+          </w:rPr>
+          <w:fldChar w:fldCharType="begin"/>
+        </w:r>
+        <w:r>
+          <w:rPr>
+            <w:noProof/>
+            <w:webHidden/>
+          </w:rPr>
+          <w:instrText xml:space="preserve"> PAGEREF _Toc229929398 \h </w:instrText>
+        </w:r>
+        <w:r>
+          <w:rPr>
+            <w:noProof/>
+            <w:webHidden/>
+          </w:rPr>
+        </w:r>
+        <w:r>
+          <w:rPr>
+            <w:noProof/>
+            <w:webHidden/>
+          </w:rPr>
+          <w:fldChar w:fldCharType="separate"/>
+        </w:r>
+        <w:r>
+          <w:rPr>
+            <w:noProof/>
+            <w:webHidden/>
+          </w:rPr>
+          <w:t>21</w:t>
+        </w:r>
+        <w:r>
+          <w:rPr>
+            <w:noProof/>
+            <w:webHidden/>
+          </w:rPr>
+          <w:fldChar w:fldCharType="end"/>
+        </w:r>
+      </w:hyperlink>
     </w:p>
     <w:p>
       <w:pPr>
@@ -2085,19 +3643,63 @@
           <w14:ligatures w14:val="standardContextual"/>
         </w:rPr>
       </w:pPr>
-      <w:r>
-        <w:rPr>
-          <w:noProof/>
-        </w:rPr>
-        <w:t>リクエストパラメータ</w:t>
-      </w:r>
-      <w:r>
-        <w:rPr>
-          <w:noProof/>
-        </w:rPr>
-        <w:tab/>
-        <w:t>22</w:t>
-      </w:r>
+      <w:hyperlink w:anchor="_Toc229929399" w:history="1">
+        <w:r>
+          <w:rPr>
+            <w:rStyle w:val="afffffff5"/>
+            <w:noProof/>
+          </w:rPr>
+          <w:t>リクエストパラメータ</w:t>
+        </w:r>
+        <w:r>
+          <w:rPr>
+            <w:noProof/>
+            <w:webHidden/>
+          </w:rPr>
+          <w:tab/>
+        </w:r>
+        <w:r>
+          <w:rPr>
+            <w:noProof/>
+            <w:webHidden/>
+          </w:rPr>
+          <w:fldChar w:fldCharType="begin"/>
+        </w:r>
+        <w:r>
+          <w:rPr>
+            <w:noProof/>
+            <w:webHidden/>
+          </w:rPr>
+          <w:instrText xml:space="preserve"> PAGEREF _Toc229929399 \h </w:instrText>
+        </w:r>
+        <w:r>
+          <w:rPr>
+            <w:noProof/>
+            <w:webHidden/>
+          </w:rPr>
+        </w:r>
+        <w:r>
+          <w:rPr>
+            <w:noProof/>
+            <w:webHidden/>
+          </w:rPr>
+          <w:fldChar w:fldCharType="separate"/>
+        </w:r>
+        <w:r>
+          <w:rPr>
+            <w:noProof/>
+            <w:webHidden/>
+          </w:rPr>
+          <w:t>21</w:t>
+        </w:r>
+        <w:r>
+          <w:rPr>
+            <w:noProof/>
+            <w:webHidden/>
+          </w:rPr>
+          <w:fldChar w:fldCharType="end"/>
+        </w:r>
+      </w:hyperlink>
     </w:p>
     <w:p>
       <w:pPr>
@@ -2115,19 +3717,63 @@
           <w14:ligatures w14:val="standardContextual"/>
         </w:rPr>
       </w:pPr>
-      <w:r>
-        <w:rPr>
-          <w:noProof/>
-        </w:rPr>
-        <w:t>レスポンス（200：AuthContextResponse）</w:t>
-      </w:r>
-      <w:r>
-        <w:rPr>
-          <w:noProof/>
-        </w:rPr>
-        <w:tab/>
-        <w:t>23</w:t>
-      </w:r>
+      <w:hyperlink w:anchor="_Toc229929400" w:history="1">
+        <w:r>
+          <w:rPr>
+            <w:rStyle w:val="afffffff5"/>
+            <w:noProof/>
+          </w:rPr>
+          <w:t>レスポンス（200：AuthContextResponse）</w:t>
+        </w:r>
+        <w:r>
+          <w:rPr>
+            <w:noProof/>
+            <w:webHidden/>
+          </w:rPr>
+          <w:tab/>
+        </w:r>
+        <w:r>
+          <w:rPr>
+            <w:noProof/>
+            <w:webHidden/>
+          </w:rPr>
+          <w:fldChar w:fldCharType="begin"/>
+        </w:r>
+        <w:r>
+          <w:rPr>
+            <w:noProof/>
+            <w:webHidden/>
+          </w:rPr>
+          <w:instrText xml:space="preserve"> PAGEREF _Toc229929400 \h </w:instrText>
+        </w:r>
+        <w:r>
+          <w:rPr>
+            <w:noProof/>
+            <w:webHidden/>
+          </w:rPr>
+        </w:r>
+        <w:r>
+          <w:rPr>
+            <w:noProof/>
+            <w:webHidden/>
+          </w:rPr>
+          <w:fldChar w:fldCharType="separate"/>
+        </w:r>
+        <w:r>
+          <w:rPr>
+            <w:noProof/>
+            <w:webHidden/>
+          </w:rPr>
+          <w:t>22</w:t>
+        </w:r>
+        <w:r>
+          <w:rPr>
+            <w:noProof/>
+            <w:webHidden/>
+          </w:rPr>
+          <w:fldChar w:fldCharType="end"/>
+        </w:r>
+      </w:hyperlink>
     </w:p>
     <w:p>
       <w:pPr>
@@ -2145,19 +3791,63 @@
           <w14:ligatures w14:val="standardContextual"/>
         </w:rPr>
       </w:pPr>
-      <w:r>
-        <w:rPr>
-          <w:noProof/>
-        </w:rPr>
-        <w:t>ステータスコード</w:t>
-      </w:r>
-      <w:r>
-        <w:rPr>
-          <w:noProof/>
-        </w:rPr>
-        <w:tab/>
-        <w:t>24</w:t>
-      </w:r>
+      <w:hyperlink w:anchor="_Toc229929401" w:history="1">
+        <w:r>
+          <w:rPr>
+            <w:rStyle w:val="afffffff5"/>
+            <w:noProof/>
+          </w:rPr>
+          <w:t>ステータスコード</w:t>
+        </w:r>
+        <w:r>
+          <w:rPr>
+            <w:noProof/>
+            <w:webHidden/>
+          </w:rPr>
+          <w:tab/>
+        </w:r>
+        <w:r>
+          <w:rPr>
+            <w:noProof/>
+            <w:webHidden/>
+          </w:rPr>
+          <w:fldChar w:fldCharType="begin"/>
+        </w:r>
+        <w:r>
+          <w:rPr>
+            <w:noProof/>
+            <w:webHidden/>
+          </w:rPr>
+          <w:instrText xml:space="preserve"> PAGEREF _Toc229929401 \h </w:instrText>
+        </w:r>
+        <w:r>
+          <w:rPr>
+            <w:noProof/>
+            <w:webHidden/>
+          </w:rPr>
+        </w:r>
+        <w:r>
+          <w:rPr>
+            <w:noProof/>
+            <w:webHidden/>
+          </w:rPr>
+          <w:fldChar w:fldCharType="separate"/>
+        </w:r>
+        <w:r>
+          <w:rPr>
+            <w:noProof/>
+            <w:webHidden/>
+          </w:rPr>
+          <w:t>22</w:t>
+        </w:r>
+        <w:r>
+          <w:rPr>
+            <w:noProof/>
+            <w:webHidden/>
+          </w:rPr>
+          <w:fldChar w:fldCharType="end"/>
+        </w:r>
+      </w:hyperlink>
     </w:p>
     <w:p>
       <w:pPr>
@@ -2176,19 +3866,63 @@
           <w14:ligatures w14:val="standardContextual"/>
         </w:rPr>
       </w:pPr>
-      <w:r>
-        <w:rPr>
-          <w:noProof/>
-        </w:rPr>
-        <w:t>パスワード再設定申請（/auth/password/forgot）</w:t>
-      </w:r>
-      <w:r>
-        <w:rPr>
-          <w:noProof/>
-        </w:rPr>
-        <w:tab/>
-        <w:t>24</w:t>
-      </w:r>
+      <w:hyperlink w:anchor="_Toc229929402" w:history="1">
+        <w:r>
+          <w:rPr>
+            <w:rStyle w:val="afffffff5"/>
+            <w:noProof/>
+          </w:rPr>
+          <w:t>パスワード再設定申請（/auth/password/forgot）</w:t>
+        </w:r>
+        <w:r>
+          <w:rPr>
+            <w:noProof/>
+            <w:webHidden/>
+          </w:rPr>
+          <w:tab/>
+        </w:r>
+        <w:r>
+          <w:rPr>
+            <w:noProof/>
+            <w:webHidden/>
+          </w:rPr>
+          <w:fldChar w:fldCharType="begin"/>
+        </w:r>
+        <w:r>
+          <w:rPr>
+            <w:noProof/>
+            <w:webHidden/>
+          </w:rPr>
+          <w:instrText xml:space="preserve"> PAGEREF _Toc229929402 \h </w:instrText>
+        </w:r>
+        <w:r>
+          <w:rPr>
+            <w:noProof/>
+            <w:webHidden/>
+          </w:rPr>
+        </w:r>
+        <w:r>
+          <w:rPr>
+            <w:noProof/>
+            <w:webHidden/>
+          </w:rPr>
+          <w:fldChar w:fldCharType="separate"/>
+        </w:r>
+        <w:r>
+          <w:rPr>
+            <w:noProof/>
+            <w:webHidden/>
+          </w:rPr>
+          <w:t>23</w:t>
+        </w:r>
+        <w:r>
+          <w:rPr>
+            <w:noProof/>
+            <w:webHidden/>
+          </w:rPr>
+          <w:fldChar w:fldCharType="end"/>
+        </w:r>
+      </w:hyperlink>
     </w:p>
     <w:p>
       <w:pPr>
@@ -2206,19 +3940,63 @@
           <w14:ligatures w14:val="standardContextual"/>
         </w:rPr>
       </w:pPr>
-      <w:r>
-        <w:rPr>
-          <w:noProof/>
-        </w:rPr>
-        <w:t>リクエストボディ（PasswordForgotRequest）</w:t>
-      </w:r>
-      <w:r>
-        <w:rPr>
-          <w:noProof/>
-        </w:rPr>
-        <w:tab/>
-        <w:t>24</w:t>
-      </w:r>
+      <w:hyperlink w:anchor="_Toc229929403" w:history="1">
+        <w:r>
+          <w:rPr>
+            <w:rStyle w:val="afffffff5"/>
+            <w:noProof/>
+          </w:rPr>
+          <w:t>リクエストボディ（PasswordForgotRequest）</w:t>
+        </w:r>
+        <w:r>
+          <w:rPr>
+            <w:noProof/>
+            <w:webHidden/>
+          </w:rPr>
+          <w:tab/>
+        </w:r>
+        <w:r>
+          <w:rPr>
+            <w:noProof/>
+            <w:webHidden/>
+          </w:rPr>
+          <w:fldChar w:fldCharType="begin"/>
+        </w:r>
+        <w:r>
+          <w:rPr>
+            <w:noProof/>
+            <w:webHidden/>
+          </w:rPr>
+          <w:instrText xml:space="preserve"> PAGEREF _Toc229929403 \h </w:instrText>
+        </w:r>
+        <w:r>
+          <w:rPr>
+            <w:noProof/>
+            <w:webHidden/>
+          </w:rPr>
+        </w:r>
+        <w:r>
+          <w:rPr>
+            <w:noProof/>
+            <w:webHidden/>
+          </w:rPr>
+          <w:fldChar w:fldCharType="separate"/>
+        </w:r>
+        <w:r>
+          <w:rPr>
+            <w:noProof/>
+            <w:webHidden/>
+          </w:rPr>
+          <w:t>23</w:t>
+        </w:r>
+        <w:r>
+          <w:rPr>
+            <w:noProof/>
+            <w:webHidden/>
+          </w:rPr>
+          <w:fldChar w:fldCharType="end"/>
+        </w:r>
+      </w:hyperlink>
     </w:p>
     <w:p>
       <w:pPr>
@@ -2236,19 +4014,63 @@
           <w14:ligatures w14:val="standardContextual"/>
         </w:rPr>
       </w:pPr>
-      <w:r>
-        <w:rPr>
-          <w:noProof/>
-        </w:rPr>
-        <w:t>レスポンス（200：PasswordForgotResponse）</w:t>
-      </w:r>
-      <w:r>
-        <w:rPr>
-          <w:noProof/>
-        </w:rPr>
-        <w:tab/>
-        <w:t>25</w:t>
-      </w:r>
+      <w:hyperlink w:anchor="_Toc229929404" w:history="1">
+        <w:r>
+          <w:rPr>
+            <w:rStyle w:val="afffffff5"/>
+            <w:noProof/>
+          </w:rPr>
+          <w:t>レスポンス（200：PasswordForgotResponse）</w:t>
+        </w:r>
+        <w:r>
+          <w:rPr>
+            <w:noProof/>
+            <w:webHidden/>
+          </w:rPr>
+          <w:tab/>
+        </w:r>
+        <w:r>
+          <w:rPr>
+            <w:noProof/>
+            <w:webHidden/>
+          </w:rPr>
+          <w:fldChar w:fldCharType="begin"/>
+        </w:r>
+        <w:r>
+          <w:rPr>
+            <w:noProof/>
+            <w:webHidden/>
+          </w:rPr>
+          <w:instrText xml:space="preserve"> PAGEREF _Toc229929404 \h </w:instrText>
+        </w:r>
+        <w:r>
+          <w:rPr>
+            <w:noProof/>
+            <w:webHidden/>
+          </w:rPr>
+        </w:r>
+        <w:r>
+          <w:rPr>
+            <w:noProof/>
+            <w:webHidden/>
+          </w:rPr>
+          <w:fldChar w:fldCharType="separate"/>
+        </w:r>
+        <w:r>
+          <w:rPr>
+            <w:noProof/>
+            <w:webHidden/>
+          </w:rPr>
+          <w:t>23</w:t>
+        </w:r>
+        <w:r>
+          <w:rPr>
+            <w:noProof/>
+            <w:webHidden/>
+          </w:rPr>
+          <w:fldChar w:fldCharType="end"/>
+        </w:r>
+      </w:hyperlink>
     </w:p>
     <w:p>
       <w:pPr>
@@ -2266,19 +4088,63 @@
           <w14:ligatures w14:val="standardContextual"/>
         </w:rPr>
       </w:pPr>
-      <w:r>
-        <w:rPr>
-          <w:noProof/>
-        </w:rPr>
-        <w:t>ステータスコード</w:t>
-      </w:r>
-      <w:r>
-        <w:rPr>
-          <w:noProof/>
-        </w:rPr>
-        <w:tab/>
-        <w:t>25</w:t>
-      </w:r>
+      <w:hyperlink w:anchor="_Toc229929405" w:history="1">
+        <w:r>
+          <w:rPr>
+            <w:rStyle w:val="afffffff5"/>
+            <w:noProof/>
+          </w:rPr>
+          <w:t>ステータスコード</w:t>
+        </w:r>
+        <w:r>
+          <w:rPr>
+            <w:noProof/>
+            <w:webHidden/>
+          </w:rPr>
+          <w:tab/>
+        </w:r>
+        <w:r>
+          <w:rPr>
+            <w:noProof/>
+            <w:webHidden/>
+          </w:rPr>
+          <w:fldChar w:fldCharType="begin"/>
+        </w:r>
+        <w:r>
+          <w:rPr>
+            <w:noProof/>
+            <w:webHidden/>
+          </w:rPr>
+          <w:instrText xml:space="preserve"> PAGEREF _Toc229929405 \h </w:instrText>
+        </w:r>
+        <w:r>
+          <w:rPr>
+            <w:noProof/>
+            <w:webHidden/>
+          </w:rPr>
+        </w:r>
+        <w:r>
+          <w:rPr>
+            <w:noProof/>
+            <w:webHidden/>
+          </w:rPr>
+          <w:fldChar w:fldCharType="separate"/>
+        </w:r>
+        <w:r>
+          <w:rPr>
+            <w:noProof/>
+            <w:webHidden/>
+          </w:rPr>
+          <w:t>24</w:t>
+        </w:r>
+        <w:r>
+          <w:rPr>
+            <w:noProof/>
+            <w:webHidden/>
+          </w:rPr>
+          <w:fldChar w:fldCharType="end"/>
+        </w:r>
+      </w:hyperlink>
     </w:p>
     <w:p>
       <w:pPr>
@@ -2297,19 +4163,63 @@
           <w14:ligatures w14:val="standardContextual"/>
         </w:rPr>
       </w:pPr>
-      <w:r>
-        <w:rPr>
-          <w:noProof/>
-        </w:rPr>
-        <w:t>パスワード更新（/auth/password/reset）</w:t>
-      </w:r>
-      <w:r>
-        <w:rPr>
-          <w:noProof/>
-        </w:rPr>
-        <w:tab/>
-        <w:t>25</w:t>
-      </w:r>
+      <w:hyperlink w:anchor="_Toc229929406" w:history="1">
+        <w:r>
+          <w:rPr>
+            <w:rStyle w:val="afffffff5"/>
+            <w:noProof/>
+          </w:rPr>
+          <w:t>パスワード更新（/auth/password/reset）</w:t>
+        </w:r>
+        <w:r>
+          <w:rPr>
+            <w:noProof/>
+            <w:webHidden/>
+          </w:rPr>
+          <w:tab/>
+        </w:r>
+        <w:r>
+          <w:rPr>
+            <w:noProof/>
+            <w:webHidden/>
+          </w:rPr>
+          <w:fldChar w:fldCharType="begin"/>
+        </w:r>
+        <w:r>
+          <w:rPr>
+            <w:noProof/>
+            <w:webHidden/>
+          </w:rPr>
+          <w:instrText xml:space="preserve"> PAGEREF _Toc229929406 \h </w:instrText>
+        </w:r>
+        <w:r>
+          <w:rPr>
+            <w:noProof/>
+            <w:webHidden/>
+          </w:rPr>
+        </w:r>
+        <w:r>
+          <w:rPr>
+            <w:noProof/>
+            <w:webHidden/>
+          </w:rPr>
+          <w:fldChar w:fldCharType="separate"/>
+        </w:r>
+        <w:r>
+          <w:rPr>
+            <w:noProof/>
+            <w:webHidden/>
+          </w:rPr>
+          <w:t>24</w:t>
+        </w:r>
+        <w:r>
+          <w:rPr>
+            <w:noProof/>
+            <w:webHidden/>
+          </w:rPr>
+          <w:fldChar w:fldCharType="end"/>
+        </w:r>
+      </w:hyperlink>
     </w:p>
     <w:p>
       <w:pPr>
@@ -2327,19 +4237,63 @@
           <w14:ligatures w14:val="standardContextual"/>
         </w:rPr>
       </w:pPr>
-      <w:r>
-        <w:rPr>
-          <w:noProof/>
-        </w:rPr>
-        <w:t>リクエストボディ（PasswordResetRequest）</w:t>
-      </w:r>
-      <w:r>
-        <w:rPr>
-          <w:noProof/>
-        </w:rPr>
-        <w:tab/>
-        <w:t>25</w:t>
-      </w:r>
+      <w:hyperlink w:anchor="_Toc229929407" w:history="1">
+        <w:r>
+          <w:rPr>
+            <w:rStyle w:val="afffffff5"/>
+            <w:noProof/>
+          </w:rPr>
+          <w:t>リクエストボディ（PasswordResetRequest）</w:t>
+        </w:r>
+        <w:r>
+          <w:rPr>
+            <w:noProof/>
+            <w:webHidden/>
+          </w:rPr>
+          <w:tab/>
+        </w:r>
+        <w:r>
+          <w:rPr>
+            <w:noProof/>
+            <w:webHidden/>
+          </w:rPr>
+          <w:fldChar w:fldCharType="begin"/>
+        </w:r>
+        <w:r>
+          <w:rPr>
+            <w:noProof/>
+            <w:webHidden/>
+          </w:rPr>
+          <w:instrText xml:space="preserve"> PAGEREF _Toc229929407 \h </w:instrText>
+        </w:r>
+        <w:r>
+          <w:rPr>
+            <w:noProof/>
+            <w:webHidden/>
+          </w:rPr>
+        </w:r>
+        <w:r>
+          <w:rPr>
+            <w:noProof/>
+            <w:webHidden/>
+          </w:rPr>
+          <w:fldChar w:fldCharType="separate"/>
+        </w:r>
+        <w:r>
+          <w:rPr>
+            <w:noProof/>
+            <w:webHidden/>
+          </w:rPr>
+          <w:t>24</w:t>
+        </w:r>
+        <w:r>
+          <w:rPr>
+            <w:noProof/>
+            <w:webHidden/>
+          </w:rPr>
+          <w:fldChar w:fldCharType="end"/>
+        </w:r>
+      </w:hyperlink>
     </w:p>
     <w:p>
       <w:pPr>
@@ -2357,19 +4311,63 @@
           <w14:ligatures w14:val="standardContextual"/>
         </w:rPr>
       </w:pPr>
-      <w:r>
-        <w:rPr>
-          <w:noProof/>
-        </w:rPr>
-        <w:t>レスポンス（204：No Content）</w:t>
-      </w:r>
-      <w:r>
-        <w:rPr>
-          <w:noProof/>
-        </w:rPr>
-        <w:tab/>
-        <w:t>26</w:t>
-      </w:r>
+      <w:hyperlink w:anchor="_Toc229929408" w:history="1">
+        <w:r>
+          <w:rPr>
+            <w:rStyle w:val="afffffff5"/>
+            <w:noProof/>
+          </w:rPr>
+          <w:t>レスポンス（204：No Content）</w:t>
+        </w:r>
+        <w:r>
+          <w:rPr>
+            <w:noProof/>
+            <w:webHidden/>
+          </w:rPr>
+          <w:tab/>
+        </w:r>
+        <w:r>
+          <w:rPr>
+            <w:noProof/>
+            <w:webHidden/>
+          </w:rPr>
+          <w:fldChar w:fldCharType="begin"/>
+        </w:r>
+        <w:r>
+          <w:rPr>
+            <w:noProof/>
+            <w:webHidden/>
+          </w:rPr>
+          <w:instrText xml:space="preserve"> PAGEREF _Toc229929408 \h </w:instrText>
+        </w:r>
+        <w:r>
+          <w:rPr>
+            <w:noProof/>
+            <w:webHidden/>
+          </w:rPr>
+        </w:r>
+        <w:r>
+          <w:rPr>
+            <w:noProof/>
+            <w:webHidden/>
+          </w:rPr>
+          <w:fldChar w:fldCharType="separate"/>
+        </w:r>
+        <w:r>
+          <w:rPr>
+            <w:noProof/>
+            <w:webHidden/>
+          </w:rPr>
+          <w:t>24</w:t>
+        </w:r>
+        <w:r>
+          <w:rPr>
+            <w:noProof/>
+            <w:webHidden/>
+          </w:rPr>
+          <w:fldChar w:fldCharType="end"/>
+        </w:r>
+      </w:hyperlink>
     </w:p>
     <w:p>
       <w:pPr>
@@ -2387,19 +4385,63 @@
           <w14:ligatures w14:val="standardContextual"/>
         </w:rPr>
       </w:pPr>
-      <w:r>
-        <w:rPr>
-          <w:noProof/>
-        </w:rPr>
-        <w:t>ステータスコード</w:t>
-      </w:r>
-      <w:r>
-        <w:rPr>
-          <w:noProof/>
-        </w:rPr>
-        <w:tab/>
-        <w:t>26</w:t>
-      </w:r>
+      <w:hyperlink w:anchor="_Toc229929409" w:history="1">
+        <w:r>
+          <w:rPr>
+            <w:rStyle w:val="afffffff5"/>
+            <w:noProof/>
+          </w:rPr>
+          <w:t>ステータスコード</w:t>
+        </w:r>
+        <w:r>
+          <w:rPr>
+            <w:noProof/>
+            <w:webHidden/>
+          </w:rPr>
+          <w:tab/>
+        </w:r>
+        <w:r>
+          <w:rPr>
+            <w:noProof/>
+            <w:webHidden/>
+          </w:rPr>
+          <w:fldChar w:fldCharType="begin"/>
+        </w:r>
+        <w:r>
+          <w:rPr>
+            <w:noProof/>
+            <w:webHidden/>
+          </w:rPr>
+          <w:instrText xml:space="preserve"> PAGEREF _Toc229929409 \h </w:instrText>
+        </w:r>
+        <w:r>
+          <w:rPr>
+            <w:noProof/>
+            <w:webHidden/>
+          </w:rPr>
+        </w:r>
+        <w:r>
+          <w:rPr>
+            <w:noProof/>
+            <w:webHidden/>
+          </w:rPr>
+          <w:fldChar w:fldCharType="separate"/>
+        </w:r>
+        <w:r>
+          <w:rPr>
+            <w:noProof/>
+            <w:webHidden/>
+          </w:rPr>
+          <w:t>25</w:t>
+        </w:r>
+        <w:r>
+          <w:rPr>
+            <w:noProof/>
+            <w:webHidden/>
+          </w:rPr>
+          <w:fldChar w:fldCharType="end"/>
+        </w:r>
+      </w:hyperlink>
     </w:p>
     <w:p>
       <w:pPr>
@@ -2418,19 +4460,63 @@
           <w14:ligatures w14:val="standardContextual"/>
         </w:rPr>
       </w:pPr>
-      <w:r>
-        <w:rPr>
-          <w:noProof/>
-        </w:rPr>
-        <w:t>認可可否判定（/authorization/check）</w:t>
-      </w:r>
-      <w:r>
-        <w:rPr>
-          <w:noProof/>
-        </w:rPr>
-        <w:tab/>
-        <w:t>26</w:t>
-      </w:r>
+      <w:hyperlink w:anchor="_Toc229929410" w:history="1">
+        <w:r>
+          <w:rPr>
+            <w:rStyle w:val="afffffff5"/>
+            <w:noProof/>
+          </w:rPr>
+          <w:t>認可可否判定（/authorization/check）</w:t>
+        </w:r>
+        <w:r>
+          <w:rPr>
+            <w:noProof/>
+            <w:webHidden/>
+          </w:rPr>
+          <w:tab/>
+        </w:r>
+        <w:r>
+          <w:rPr>
+            <w:noProof/>
+            <w:webHidden/>
+          </w:rPr>
+          <w:fldChar w:fldCharType="begin"/>
+        </w:r>
+        <w:r>
+          <w:rPr>
+            <w:noProof/>
+            <w:webHidden/>
+          </w:rPr>
+          <w:instrText xml:space="preserve"> PAGEREF _Toc229929410 \h </w:instrText>
+        </w:r>
+        <w:r>
+          <w:rPr>
+            <w:noProof/>
+            <w:webHidden/>
+          </w:rPr>
+        </w:r>
+        <w:r>
+          <w:rPr>
+            <w:noProof/>
+            <w:webHidden/>
+          </w:rPr>
+          <w:fldChar w:fldCharType="separate"/>
+        </w:r>
+        <w:r>
+          <w:rPr>
+            <w:noProof/>
+            <w:webHidden/>
+          </w:rPr>
+          <w:t>25</w:t>
+        </w:r>
+        <w:r>
+          <w:rPr>
+            <w:noProof/>
+            <w:webHidden/>
+          </w:rPr>
+          <w:fldChar w:fldCharType="end"/>
+        </w:r>
+      </w:hyperlink>
     </w:p>
     <w:p>
       <w:pPr>
@@ -2448,19 +4534,63 @@
           <w14:ligatures w14:val="standardContextual"/>
         </w:rPr>
       </w:pPr>
-      <w:r>
-        <w:rPr>
-          <w:noProof/>
-        </w:rPr>
-        <w:t>リクエストボディ（AuthorizationCheckRequest）</w:t>
-      </w:r>
-      <w:r>
-        <w:rPr>
-          <w:noProof/>
-        </w:rPr>
-        <w:tab/>
-        <w:t>26</w:t>
-      </w:r>
+      <w:hyperlink w:anchor="_Toc229929411" w:history="1">
+        <w:r>
+          <w:rPr>
+            <w:rStyle w:val="afffffff5"/>
+            <w:noProof/>
+          </w:rPr>
+          <w:t>リクエストボディ（AuthorizationCheckRequest）</w:t>
+        </w:r>
+        <w:r>
+          <w:rPr>
+            <w:noProof/>
+            <w:webHidden/>
+          </w:rPr>
+          <w:tab/>
+        </w:r>
+        <w:r>
+          <w:rPr>
+            <w:noProof/>
+            <w:webHidden/>
+          </w:rPr>
+          <w:fldChar w:fldCharType="begin"/>
+        </w:r>
+        <w:r>
+          <w:rPr>
+            <w:noProof/>
+            <w:webHidden/>
+          </w:rPr>
+          <w:instrText xml:space="preserve"> PAGEREF _Toc229929411 \h </w:instrText>
+        </w:r>
+        <w:r>
+          <w:rPr>
+            <w:noProof/>
+            <w:webHidden/>
+          </w:rPr>
+        </w:r>
+        <w:r>
+          <w:rPr>
+            <w:noProof/>
+            <w:webHidden/>
+          </w:rPr>
+          <w:fldChar w:fldCharType="separate"/>
+        </w:r>
+        <w:r>
+          <w:rPr>
+            <w:noProof/>
+            <w:webHidden/>
+          </w:rPr>
+          <w:t>25</w:t>
+        </w:r>
+        <w:r>
+          <w:rPr>
+            <w:noProof/>
+            <w:webHidden/>
+          </w:rPr>
+          <w:fldChar w:fldCharType="end"/>
+        </w:r>
+      </w:hyperlink>
     </w:p>
     <w:p>
       <w:pPr>
@@ -2478,19 +4608,63 @@
           <w14:ligatures w14:val="standardContextual"/>
         </w:rPr>
       </w:pPr>
-      <w:r>
-        <w:rPr>
-          <w:noProof/>
-        </w:rPr>
-        <w:t>レスポンス（200：AuthorizationCheckResponse）</w:t>
-      </w:r>
-      <w:r>
-        <w:rPr>
-          <w:noProof/>
-        </w:rPr>
-        <w:tab/>
-        <w:t>28</w:t>
-      </w:r>
+      <w:hyperlink w:anchor="_Toc229929412" w:history="1">
+        <w:r>
+          <w:rPr>
+            <w:rStyle w:val="afffffff5"/>
+            <w:noProof/>
+          </w:rPr>
+          <w:t>レスポンス（200：AuthorizationCheckResponse）</w:t>
+        </w:r>
+        <w:r>
+          <w:rPr>
+            <w:noProof/>
+            <w:webHidden/>
+          </w:rPr>
+          <w:tab/>
+        </w:r>
+        <w:r>
+          <w:rPr>
+            <w:noProof/>
+            <w:webHidden/>
+          </w:rPr>
+          <w:fldChar w:fldCharType="begin"/>
+        </w:r>
+        <w:r>
+          <w:rPr>
+            <w:noProof/>
+            <w:webHidden/>
+          </w:rPr>
+          <w:instrText xml:space="preserve"> PAGEREF _Toc229929412 \h </w:instrText>
+        </w:r>
+        <w:r>
+          <w:rPr>
+            <w:noProof/>
+            <w:webHidden/>
+          </w:rPr>
+        </w:r>
+        <w:r>
+          <w:rPr>
+            <w:noProof/>
+            <w:webHidden/>
+          </w:rPr>
+          <w:fldChar w:fldCharType="separate"/>
+        </w:r>
+        <w:r>
+          <w:rPr>
+            <w:noProof/>
+            <w:webHidden/>
+          </w:rPr>
+          <w:t>26</w:t>
+        </w:r>
+        <w:r>
+          <w:rPr>
+            <w:noProof/>
+            <w:webHidden/>
+          </w:rPr>
+          <w:fldChar w:fldCharType="end"/>
+        </w:r>
+      </w:hyperlink>
     </w:p>
     <w:p>
       <w:pPr>
@@ -2508,19 +4682,63 @@
           <w14:ligatures w14:val="standardContextual"/>
         </w:rPr>
       </w:pPr>
-      <w:r>
-        <w:rPr>
-          <w:noProof/>
-        </w:rPr>
-        <w:t>ステータスコード</w:t>
-      </w:r>
-      <w:r>
-        <w:rPr>
-          <w:noProof/>
-        </w:rPr>
-        <w:tab/>
-        <w:t>28</w:t>
-      </w:r>
+      <w:hyperlink w:anchor="_Toc229929413" w:history="1">
+        <w:r>
+          <w:rPr>
+            <w:rStyle w:val="afffffff5"/>
+            <w:noProof/>
+          </w:rPr>
+          <w:t>ステータスコード</w:t>
+        </w:r>
+        <w:r>
+          <w:rPr>
+            <w:noProof/>
+            <w:webHidden/>
+          </w:rPr>
+          <w:tab/>
+        </w:r>
+        <w:r>
+          <w:rPr>
+            <w:noProof/>
+            <w:webHidden/>
+          </w:rPr>
+          <w:fldChar w:fldCharType="begin"/>
+        </w:r>
+        <w:r>
+          <w:rPr>
+            <w:noProof/>
+            <w:webHidden/>
+          </w:rPr>
+          <w:instrText xml:space="preserve"> PAGEREF _Toc229929413 \h </w:instrText>
+        </w:r>
+        <w:r>
+          <w:rPr>
+            <w:noProof/>
+            <w:webHidden/>
+          </w:rPr>
+        </w:r>
+        <w:r>
+          <w:rPr>
+            <w:noProof/>
+            <w:webHidden/>
+          </w:rPr>
+          <w:fldChar w:fldCharType="separate"/>
+        </w:r>
+        <w:r>
+          <w:rPr>
+            <w:noProof/>
+            <w:webHidden/>
+          </w:rPr>
+          <w:t>27</w:t>
+        </w:r>
+        <w:r>
+          <w:rPr>
+            <w:noProof/>
+            <w:webHidden/>
+          </w:rPr>
+          <w:fldChar w:fldCharType="end"/>
+        </w:r>
+      </w:hyperlink>
     </w:p>
     <w:p>
       <w:pPr>
@@ -2540,19 +4758,63 @@
           <w14:ligatures w14:val="standardContextual"/>
         </w:rPr>
       </w:pPr>
-      <w:r>
-        <w:rPr>
-          <w:noProof/>
-        </w:rPr>
-        <w:t>第6章 権限・業務ルール</w:t>
-      </w:r>
-      <w:r>
-        <w:rPr>
-          <w:noProof/>
-        </w:rPr>
-        <w:tab/>
-        <w:t>28</w:t>
-      </w:r>
+      <w:hyperlink w:anchor="_Toc229929414" w:history="1">
+        <w:r>
+          <w:rPr>
+            <w:rStyle w:val="afffffff5"/>
+            <w:noProof/>
+          </w:rPr>
+          <w:t>第6章 権限・業務ルール</w:t>
+        </w:r>
+        <w:r>
+          <w:rPr>
+            <w:noProof/>
+            <w:webHidden/>
+          </w:rPr>
+          <w:tab/>
+        </w:r>
+        <w:r>
+          <w:rPr>
+            <w:noProof/>
+            <w:webHidden/>
+          </w:rPr>
+          <w:fldChar w:fldCharType="begin"/>
+        </w:r>
+        <w:r>
+          <w:rPr>
+            <w:noProof/>
+            <w:webHidden/>
+          </w:rPr>
+          <w:instrText xml:space="preserve"> PAGEREF _Toc229929414 \h </w:instrText>
+        </w:r>
+        <w:r>
+          <w:rPr>
+            <w:noProof/>
+            <w:webHidden/>
+          </w:rPr>
+        </w:r>
+        <w:r>
+          <w:rPr>
+            <w:noProof/>
+            <w:webHidden/>
+          </w:rPr>
+          <w:fldChar w:fldCharType="separate"/>
+        </w:r>
+        <w:r>
+          <w:rPr>
+            <w:noProof/>
+            <w:webHidden/>
+          </w:rPr>
+          <w:t>27</w:t>
+        </w:r>
+        <w:r>
+          <w:rPr>
+            <w:noProof/>
+            <w:webHidden/>
+          </w:rPr>
+          <w:fldChar w:fldCharType="end"/>
+        </w:r>
+      </w:hyperlink>
     </w:p>
     <w:p>
       <w:pPr>
@@ -2571,19 +4833,63 @@
           <w14:ligatures w14:val="standardContextual"/>
         </w:rPr>
       </w:pPr>
-      <w:r>
-        <w:rPr>
-          <w:noProof/>
-        </w:rPr>
-        <w:t>認可ルール</w:t>
-      </w:r>
-      <w:r>
-        <w:rPr>
-          <w:noProof/>
-        </w:rPr>
-        <w:tab/>
-        <w:t>28</w:t>
-      </w:r>
+      <w:hyperlink w:anchor="_Toc229929415" w:history="1">
+        <w:r>
+          <w:rPr>
+            <w:rStyle w:val="afffffff5"/>
+            <w:noProof/>
+          </w:rPr>
+          <w:t>認可ルール</w:t>
+        </w:r>
+        <w:r>
+          <w:rPr>
+            <w:noProof/>
+            <w:webHidden/>
+          </w:rPr>
+          <w:tab/>
+        </w:r>
+        <w:r>
+          <w:rPr>
+            <w:noProof/>
+            <w:webHidden/>
+          </w:rPr>
+          <w:fldChar w:fldCharType="begin"/>
+        </w:r>
+        <w:r>
+          <w:rPr>
+            <w:noProof/>
+            <w:webHidden/>
+          </w:rPr>
+          <w:instrText xml:space="preserve"> PAGEREF _Toc229929415 \h </w:instrText>
+        </w:r>
+        <w:r>
+          <w:rPr>
+            <w:noProof/>
+            <w:webHidden/>
+          </w:rPr>
+        </w:r>
+        <w:r>
+          <w:rPr>
+            <w:noProof/>
+            <w:webHidden/>
+          </w:rPr>
+          <w:fldChar w:fldCharType="separate"/>
+        </w:r>
+        <w:r>
+          <w:rPr>
+            <w:noProof/>
+            <w:webHidden/>
+          </w:rPr>
+          <w:t>27</w:t>
+        </w:r>
+        <w:r>
+          <w:rPr>
+            <w:noProof/>
+            <w:webHidden/>
+          </w:rPr>
+          <w:fldChar w:fldCharType="end"/>
+        </w:r>
+      </w:hyperlink>
     </w:p>
     <w:p>
       <w:pPr>
@@ -2602,19 +4908,63 @@
           <w14:ligatures w14:val="standardContextual"/>
         </w:rPr>
       </w:pPr>
-      <w:r>
-        <w:rPr>
-          <w:noProof/>
-        </w:rPr>
-        <w:t>施設選択・ホーム導線ルール</w:t>
-      </w:r>
-      <w:r>
-        <w:rPr>
-          <w:noProof/>
-        </w:rPr>
-        <w:tab/>
-        <w:t>29</w:t>
-      </w:r>
+      <w:hyperlink w:anchor="_Toc229929416" w:history="1">
+        <w:r>
+          <w:rPr>
+            <w:rStyle w:val="afffffff5"/>
+            <w:noProof/>
+          </w:rPr>
+          <w:t>施設選択・ホーム導線ルール</w:t>
+        </w:r>
+        <w:r>
+          <w:rPr>
+            <w:noProof/>
+            <w:webHidden/>
+          </w:rPr>
+          <w:tab/>
+        </w:r>
+        <w:r>
+          <w:rPr>
+            <w:noProof/>
+            <w:webHidden/>
+          </w:rPr>
+          <w:fldChar w:fldCharType="begin"/>
+        </w:r>
+        <w:r>
+          <w:rPr>
+            <w:noProof/>
+            <w:webHidden/>
+          </w:rPr>
+          <w:instrText xml:space="preserve"> PAGEREF _Toc229929416 \h </w:instrText>
+        </w:r>
+        <w:r>
+          <w:rPr>
+            <w:noProof/>
+            <w:webHidden/>
+          </w:rPr>
+        </w:r>
+        <w:r>
+          <w:rPr>
+            <w:noProof/>
+            <w:webHidden/>
+          </w:rPr>
+          <w:fldChar w:fldCharType="separate"/>
+        </w:r>
+        <w:r>
+          <w:rPr>
+            <w:noProof/>
+            <w:webHidden/>
+          </w:rPr>
+          <w:t>27</w:t>
+        </w:r>
+        <w:r>
+          <w:rPr>
+            <w:noProof/>
+            <w:webHidden/>
+          </w:rPr>
+          <w:fldChar w:fldCharType="end"/>
+        </w:r>
+      </w:hyperlink>
     </w:p>
     <w:p>
       <w:pPr>
@@ -2634,19 +4984,63 @@
           <w14:ligatures w14:val="standardContextual"/>
         </w:rPr>
       </w:pPr>
-      <w:r>
-        <w:rPr>
-          <w:noProof/>
-        </w:rPr>
-        <w:t>第7章 運用方針</w:t>
-      </w:r>
-      <w:r>
-        <w:rPr>
-          <w:noProof/>
-        </w:rPr>
-        <w:tab/>
-        <w:t>29</w:t>
-      </w:r>
+      <w:hyperlink w:anchor="_Toc229929417" w:history="1">
+        <w:r>
+          <w:rPr>
+            <w:rStyle w:val="afffffff5"/>
+            <w:noProof/>
+          </w:rPr>
+          <w:t>第7章 運用方針</w:t>
+        </w:r>
+        <w:r>
+          <w:rPr>
+            <w:noProof/>
+            <w:webHidden/>
+          </w:rPr>
+          <w:tab/>
+        </w:r>
+        <w:r>
+          <w:rPr>
+            <w:noProof/>
+            <w:webHidden/>
+          </w:rPr>
+          <w:fldChar w:fldCharType="begin"/>
+        </w:r>
+        <w:r>
+          <w:rPr>
+            <w:noProof/>
+            <w:webHidden/>
+          </w:rPr>
+          <w:instrText xml:space="preserve"> PAGEREF _Toc229929417 \h </w:instrText>
+        </w:r>
+        <w:r>
+          <w:rPr>
+            <w:noProof/>
+            <w:webHidden/>
+          </w:rPr>
+        </w:r>
+        <w:r>
+          <w:rPr>
+            <w:noProof/>
+            <w:webHidden/>
+          </w:rPr>
+          <w:fldChar w:fldCharType="separate"/>
+        </w:r>
+        <w:r>
+          <w:rPr>
+            <w:noProof/>
+            <w:webHidden/>
+          </w:rPr>
+          <w:t>28</w:t>
+        </w:r>
+        <w:r>
+          <w:rPr>
+            <w:noProof/>
+            <w:webHidden/>
+          </w:rPr>
+          <w:fldChar w:fldCharType="end"/>
+        </w:r>
+      </w:hyperlink>
     </w:p>
     <w:p>
       <w:pPr>
@@ -2655,7 +5049,11 @@
           <w:rFonts w:hint="eastAsia"/>
         </w:rPr>
       </w:pPr>
-      <w:bookmarkStart w:id="1" w:name="_Toc229508503"/>
+      <w:r>
+        <w:lastRenderedPageBreak/>
+        <w:fldChar w:fldCharType="end"/>
+      </w:r>
+      <w:bookmarkStart w:id="1" w:name="_Toc229929364"/>
       <w:r>
         <w:rPr>
           <w:rFonts w:hint="eastAsia"/>
@@ -2671,7 +5069,7 @@
           <w:rFonts w:hint="eastAsia"/>
         </w:rPr>
       </w:pPr>
-      <w:bookmarkStart w:id="2" w:name="_Toc229508504"/>
+      <w:bookmarkStart w:id="2" w:name="_Toc229929365"/>
       <w:r>
         <w:rPr>
           <w:rFonts w:hint="eastAsia"/>
@@ -2741,7 +5139,7 @@
         <w:rPr>
           <w:rFonts w:hint="eastAsia"/>
         </w:rPr>
-        <w:t>`/auth/me` と `/auth/context` を使った担当施設選択、SHIP依頼一覧入口、画面表示制御の成立条件</w:t>
+        <w:t>`/auth/me` と `/auth/context` を使った担当施設選択、画面表示制御の成立条件</w:t>
       </w:r>
     </w:p>
     <w:p>
@@ -2789,7 +5187,7 @@
           <w:rFonts w:hint="eastAsia"/>
         </w:rPr>
       </w:pPr>
-      <w:bookmarkStart w:id="3" w:name="_Toc229508505"/>
+      <w:bookmarkStart w:id="3" w:name="_Toc229929366"/>
       <w:r>
         <w:rPr>
           <w:rFonts w:hint="eastAsia"/>
@@ -2808,21 +5206,7 @@
         <w:rPr>
           <w:rFonts w:hint="eastAsia"/>
         </w:rPr>
-        <w:t>本 API 群は、認証基盤、施設選択導線、SHIP依頼一覧入口、ホーム/各業務画面の表示制御を支える横断 API である。ログイン後は `GET /auth/me` で担当施設一覧、既定施設、SHI</w:t>
-      </w:r>
-      <w:r>
-        <w:rPr>
-          <w:rFonts w:hint="eastAsia"/>
-        </w:rPr>
-        <w:lastRenderedPageBreak/>
-        <w:t>P依頼一覧入口の表示可否を取得し、施設決定後に `GET /auth/context?actingFacilityId=...` を呼び出して実効 `feat</w:t>
-      </w:r>
-      <w:r>
-        <w:rPr>
-          <w:rFonts w:hint="eastAsia"/>
-        </w:rPr>
-        <w:lastRenderedPageBreak/>
-        <w:t>ure_code` / `column_code` を取得する。</w:t>
+        <w:t>本 API 群は、認証基盤、施設選択導線、ホーム/各業務画面の表示制御を支える横断 API である。ログイン後は `GET /auth/me` で担当施設一覧と既定施設を取得し、施設決定後に `GET /auth/context?actingFacilityId=...` を呼び出して実効 `feature_code` / `column_code` を取得する。</w:t>
       </w:r>
     </w:p>
     <w:p>
@@ -2858,7 +5242,7 @@
           <w:rFonts w:hint="eastAsia"/>
         </w:rPr>
       </w:pPr>
-      <w:bookmarkStart w:id="4" w:name="_Toc229508506"/>
+      <w:bookmarkStart w:id="4" w:name="_Toc229929367"/>
       <w:r>
         <w:rPr>
           <w:rFonts w:hint="eastAsia"/>
@@ -2996,6 +5380,7 @@
               <w:rPr>
                 <w:rFonts w:hint="eastAsia"/>
               </w:rPr>
+              <w:lastRenderedPageBreak/>
               <w:t>実効 feature_code</w:t>
             </w:r>
           </w:p>
@@ -3079,7 +5464,7 @@
           <w:rFonts w:hint="eastAsia"/>
         </w:rPr>
       </w:pPr>
-      <w:bookmarkStart w:id="5" w:name="_Toc229508507"/>
+      <w:bookmarkStart w:id="5" w:name="_Toc229929368"/>
       <w:r>
         <w:rPr>
           <w:rFonts w:hint="eastAsia"/>
@@ -3258,7 +5643,6 @@
               <w:rPr>
                 <w:rFonts w:hint="eastAsia"/>
               </w:rPr>
-              <w:lastRenderedPageBreak/>
               <w:t>作業対象施設選択画面</w:t>
             </w:r>
           </w:p>
@@ -3282,7 +5666,7 @@
               <w:rPr>
                 <w:rFonts w:hint="eastAsia"/>
               </w:rPr>
-              <w:t>担当施設からの作業対象施設選択、およびSHIP依頼一覧入口の表示</w:t>
+              <w:t>担当施設からの作業対象施設選択</w:t>
             </w:r>
           </w:p>
         </w:tc>
@@ -3334,7 +5718,7 @@
           <w:rFonts w:hint="eastAsia"/>
         </w:rPr>
       </w:pPr>
-      <w:bookmarkStart w:id="6" w:name="_Toc229508508"/>
+      <w:bookmarkStart w:id="6" w:name="_Toc229929369"/>
       <w:r>
         <w:rPr>
           <w:rFonts w:hint="eastAsia"/>
@@ -3350,7 +5734,7 @@
           <w:rFonts w:hint="eastAsia"/>
         </w:rPr>
       </w:pPr>
-      <w:bookmarkStart w:id="7" w:name="_Toc229508509"/>
+      <w:bookmarkStart w:id="7" w:name="_Toc229929370"/>
       <w:r>
         <w:rPr>
           <w:rFonts w:hint="eastAsia"/>
@@ -3382,6 +5766,7 @@
         <w:rPr>
           <w:rFonts w:hint="eastAsia"/>
         </w:rPr>
+        <w:lastRenderedPageBreak/>
         <w:t>`POST /authorization/check` は UI 側の補助判定に利用できるが、最終的な security boundary は各業務 API 側の再判定とする。</w:t>
       </w:r>
     </w:p>
@@ -3392,7 +5777,7 @@
           <w:rFonts w:hint="eastAsia"/>
         </w:rPr>
       </w:pPr>
-      <w:bookmarkStart w:id="8" w:name="_Toc229508510"/>
+      <w:bookmarkStart w:id="8" w:name="_Toc229929371"/>
       <w:r>
         <w:rPr>
           <w:rFonts w:hint="eastAsia"/>
@@ -3437,33 +5822,20 @@
         <w:rPr>
           <w:rFonts w:hint="eastAsia"/>
         </w:rPr>
-        <w:t>3. `/auth/me` の `shipProxyTaskAvailable=true` の場合は `/facility-select` に `SHIP依頼一覧へ` を表示する。押下時は施設選択欄の選択有無にかかわらずSHIP依頼一覧へ遷移し、選択欄の値をSHIP依頼一覧の表示スコープには使わない</w:t>
-      </w:r>
-    </w:p>
-    <w:p>
-      <w:pPr>
-        <w:rPr>
-          <w:rFonts w:hint="eastAsia"/>
-        </w:rPr>
-      </w:pPr>
-      <w:r>
-        <w:rPr>
-          <w:rFonts w:hint="eastAsia"/>
-        </w:rPr>
-        <w:t>4. ホーム画面および各業務画面は `GET /auth/context` の結果を使ってメニュー、画面、ボタン、カラムの表示制御を行う</w:t>
-      </w:r>
-    </w:p>
-    <w:p>
-      <w:pPr>
-        <w:rPr>
-          <w:rFonts w:hint="eastAsia"/>
-        </w:rPr>
-      </w:pPr>
-      <w:r>
-        <w:rPr>
-          <w:rFonts w:hint="eastAsia"/>
-        </w:rPr>
-        <w:t>5. 必要に応じて `POST /authorization/check` を使い、対象施設・対象機能・対象カラムの可否を補助判定する</w:t>
+        <w:t>3. ホーム画面および各業務画面は `GET /auth/context` の結果を使ってメニュー、画面、ボタン、カラムの表示制御を行う</w:t>
+      </w:r>
+    </w:p>
+    <w:p>
+      <w:pPr>
+        <w:rPr>
+          <w:rFonts w:hint="eastAsia"/>
+        </w:rPr>
+      </w:pPr>
+      <w:r>
+        <w:rPr>
+          <w:rFonts w:hint="eastAsia"/>
+        </w:rPr>
+        <w:t>4. 必要に応じて `POST /authorization/check` を使い、対象施設・対象機能・対象カラムの可否を補助判定する</w:t>
       </w:r>
     </w:p>
     <w:p>
@@ -3473,7 +5845,7 @@
           <w:rFonts w:hint="eastAsia"/>
         </w:rPr>
       </w:pPr>
-      <w:bookmarkStart w:id="9" w:name="_Toc229508511"/>
+      <w:bookmarkStart w:id="9" w:name="_Toc229929372"/>
       <w:r>
         <w:rPr>
           <w:rFonts w:hint="eastAsia"/>
@@ -3608,7 +5980,6 @@
           </w:tcPr>
           <w:p>
             <w:r>
-              <w:lastRenderedPageBreak/>
               <w:t>user_remember_tokens</w:t>
             </w:r>
           </w:p>
@@ -3749,6 +6120,7 @@
           </w:tcPr>
           <w:p>
             <w:r>
+              <w:lastRenderedPageBreak/>
               <w:t>feature_catalogs</w:t>
             </w:r>
           </w:p>
@@ -4052,7 +6424,7 @@
           </w:tcPr>
           <w:p>
             <w:r>
-              <w:t>provider_facility_id, feature_code, is_enabled</w:t>
+              <w:t>provider_facility_id, sharing_data_type, is_enabled</w:t>
             </w:r>
           </w:p>
         </w:tc>
@@ -4064,7 +6436,6 @@
           </w:tcPr>
           <w:p>
             <w:r>
-              <w:lastRenderedPageBreak/>
               <w:t>facility_external_column_settings</w:t>
             </w:r>
           </w:p>
@@ -4131,7 +6502,14 @@
         <w:rPr>
           <w:rFonts w:hint="eastAsia"/>
         </w:rPr>
-        <w:t>`facilities.deleted_at` が設定された施設は、担当施設一覧、施設選択、認可判定、業務 API の対象外とする。一方で `user_facility_assignments` や各種 `*_feature_settings` / `*_column_settings` は削除せず保持し、再契約等で `deleted_at` を解除した場合は既存設定を再利用する。</w:t>
+        <w:t>`facilities.deleted_at` が設定された施設は、担当施設一覧、施設選択、認可判定、業務 API の対象外とする。一方で `user_facility_assignments` や各種 `*_feature_settings` / `*_co</w:t>
+      </w:r>
+      <w:r>
+        <w:rPr>
+          <w:rFonts w:hint="eastAsia"/>
+        </w:rPr>
+        <w:lastRenderedPageBreak/>
+        <w:t>lumn_settings` は削除せず保持し、再契約等で `deleted_at` を解除した場合は既存設定を再利用する。</w:t>
       </w:r>
     </w:p>
     <w:p>
@@ -4141,7 +6519,7 @@
           <w:rFonts w:hint="eastAsia"/>
         </w:rPr>
       </w:pPr>
-      <w:bookmarkStart w:id="10" w:name="_Toc229508512"/>
+      <w:bookmarkStart w:id="10" w:name="_Toc229929373"/>
       <w:r>
         <w:rPr>
           <w:rFonts w:hint="eastAsia"/>
@@ -4157,7 +6535,7 @@
           <w:rFonts w:hint="eastAsia"/>
         </w:rPr>
       </w:pPr>
-      <w:bookmarkStart w:id="11" w:name="_Toc229508513"/>
+      <w:bookmarkStart w:id="11" w:name="_Toc229929374"/>
       <w:r>
         <w:rPr>
           <w:rFonts w:hint="eastAsia"/>
@@ -4325,7 +6703,7 @@
           <w:rFonts w:hint="eastAsia"/>
         </w:rPr>
       </w:pPr>
-      <w:bookmarkStart w:id="12" w:name="_Toc229508514"/>
+      <w:bookmarkStart w:id="12" w:name="_Toc229929375"/>
       <w:r>
         <w:rPr>
           <w:rFonts w:hint="eastAsia"/>
@@ -4354,27 +6732,33 @@
           <w:rFonts w:hint="eastAsia"/>
         </w:rPr>
       </w:pPr>
-      <w:bookmarkStart w:id="13" w:name="_Toc229508515"/>
+      <w:bookmarkStart w:id="13" w:name="_Toc229929376"/>
+      <w:r>
+        <w:rPr>
+          <w:rFonts w:hint="eastAsia"/>
+        </w:rPr>
+        <w:t>権限モデル</w:t>
+      </w:r>
+      <w:bookmarkEnd w:id="13"/>
+    </w:p>
+    <w:p>
+      <w:pPr>
+        <w:rPr>
+          <w:rFonts w:hint="eastAsia"/>
+        </w:rPr>
+      </w:pPr>
+      <w:r>
+        <w:rPr>
+          <w:rFonts w:hint="eastAsia"/>
+        </w:rPr>
+        <w:t>認可判定は `feature_code` / `column_code` を正本とし、`config_scope='FACILITY_USER'` の機能は施設単位設定とユーザー施設別設定の両方が有効な場合に成立する。固定導線を除く現行採用機能は `FACILITY_USER` に統一し、Phase1では `normal_ship_request` / `lending_in_use_used` もユーザー施設別設定の対象に含める。ただし子機能など追加条件を持つコードは各コードの補足規定に従う。`auth_login` と `facility_select` は `config_scope='SYS</w:t>
+      </w:r>
       <w:r>
         <w:rPr>
           <w:rFonts w:hint="eastAsia"/>
         </w:rPr>
         <w:lastRenderedPageBreak/>
-        <w:t>権限モデル</w:t>
-      </w:r>
-      <w:bookmarkEnd w:id="13"/>
-    </w:p>
-    <w:p>
-      <w:pPr>
-        <w:rPr>
-          <w:rFonts w:hint="eastAsia"/>
-        </w:rPr>
-      </w:pPr>
-      <w:r>
-        <w:rPr>
-          <w:rFonts w:hint="eastAsia"/>
-        </w:rPr>
-        <w:t>認可判定は `feature_code` / `column_code` を正本とし、`config_scope='FACILITY_USER'` の機能は施設単位設定とユーザー施設別設定の両方が有効な場合に成立する。固定導線を除く現行採用機能は `FACILITY_USER` に統一し、`normal_ship_request` / `ship_proxy_task` / `lending_in_use_used` もユーザー施設別設定の対象に含める。ただし子機能など追加条件を持つコードは各コードの補足規定に従う。`ship_proxy_task` は対象ユーザーが `account_type='SHIP'` の場合のみ実効利用できる追加条件を持つ。`auth_login` と `facility_select` は `config_scope='SYSTEM_FIXED'` のため、施設・ユーザー単位の ON/OFF 対象に含めない。`棚卸し / 完了` や `DataLINK / SHIP表示列（リモデル）` / `DataLINK / SHIP表示列（通常）` / `資産マスタ / SHIP表示列` のように、管理単位がボタン群や列群を含む場合も、当該管理単位に対応する1つの `feature_code` / `column_code` で扱う。他施設閲覧専用の別コードは設けず、閲覧者側は既存の `original_list_view` / `original_price_column`、公開元施設側は `facility_external_view_settings` / `facility_external_column_settings` で制御する。</w:t>
+        <w:t>TEM_FIXED'` のため、施設・ユーザー単位の ON/OFF 対象に含めない。`棚卸し / 完了` や `DataLINK / SHIP表示列（リモデル）` / `DataLINK / SHIP表示列（通常）` / `資産マスタ / SHIP表示列` のように、管理単位がボタン群や列群を含む場合も、当該管理単位に対応する1つの `feature_code` / `column_code` で扱う。他施設閲覧専用の別コードは設けず、閲覧者側は既存の `original_list_view` / `original_price_column`、公開元施設側は `facility_external_view_settings` / `facility_external_column_settings` で制御する。</w:t>
       </w:r>
     </w:p>
     <w:tbl>
@@ -4590,7 +6974,7 @@
         <w:rPr>
           <w:rFonts w:hint="eastAsia"/>
         </w:rPr>
-        <w:t>固定導線を含む本システム全体の `feature_code` / `column_code` カタログは以下の通りとする。2026-05-12 時点の採用件数は、シート外固定導線2件を含む `feature_code` 49件、`column_code` 4件である。各業務 API 設計書は当該 API 群で利用するコードだけを抜粋して記載するが、コード追加・名称変更・関連付けは本表を基準に扱う。</w:t>
+        <w:t>固定導線を含む本システム全体の `feature_code` / `column_code` カタログは以下の通りとする。各業務 API 設計書は当該 API 群で利用するコードだけを抜粋して記載するが、コード追加・名称変更・関連付けは本表を基準に扱う。</w:t>
       </w:r>
     </w:p>
     <w:p>
@@ -4600,12 +6984,11 @@
           <w:rFonts w:hint="eastAsia"/>
         </w:rPr>
       </w:pPr>
-      <w:bookmarkStart w:id="14" w:name="_Toc229508516"/>
-      <w:r>
-        <w:rPr>
-          <w:rFonts w:hint="eastAsia"/>
-        </w:rPr>
-        <w:lastRenderedPageBreak/>
+      <w:bookmarkStart w:id="14" w:name="_Toc229929377"/>
+      <w:r>
+        <w:rPr>
+          <w:rFonts w:hint="eastAsia"/>
+        </w:rPr>
         <w:t>feature_code 全量一覧</w:t>
       </w:r>
       <w:bookmarkEnd w:id="14"/>
@@ -4852,6 +7235,7 @@
               <w:rPr>
                 <w:rFonts w:hint="eastAsia"/>
               </w:rPr>
+              <w:lastRenderedPageBreak/>
               <w:t>担当施設 編集</w:t>
             </w:r>
           </w:p>
@@ -5512,7 +7896,6 @@
               <w:rPr>
                 <w:rFonts w:hint="eastAsia"/>
               </w:rPr>
-              <w:lastRenderedPageBreak/>
               <w:t>修理申請</w:t>
             </w:r>
           </w:p>
@@ -5678,6 +8061,7 @@
               <w:rPr>
                 <w:rFonts w:hint="eastAsia"/>
               </w:rPr>
+              <w:lastRenderedPageBreak/>
               <w:t>QRコード発行</w:t>
             </w:r>
           </w:p>
@@ -6338,7 +8722,6 @@
               <w:rPr>
                 <w:rFonts w:hint="eastAsia"/>
               </w:rPr>
-              <w:lastRenderedPageBreak/>
               <w:t>通常購入管理 / 検収登録</w:t>
             </w:r>
           </w:p>
@@ -6504,17 +8887,18 @@
               <w:rPr>
                 <w:rFonts w:hint="eastAsia"/>
               </w:rPr>
-              <w:t>SHIP代理作業</w:t>
-            </w:r>
-          </w:p>
-        </w:tc>
-        <w:tc>
-          <w:tcPr>
-            <w:tcW w:w="1000" w:type="pct"/>
-          </w:tcPr>
-          <w:p>
-            <w:r>
-              <w:t>`ship_proxy_task`</w:t>
+              <w:lastRenderedPageBreak/>
+              <w:t>移動・廃棄管理</w:t>
+            </w:r>
+          </w:p>
+        </w:tc>
+        <w:tc>
+          <w:tcPr>
+            <w:tcW w:w="1000" w:type="pct"/>
+          </w:tcPr>
+          <w:p>
+            <w:r>
+              <w:t>`transfer_disposal`</w:t>
             </w:r>
           </w:p>
         </w:tc>
@@ -6559,17 +8943,17 @@
               <w:rPr>
                 <w:rFonts w:hint="eastAsia"/>
               </w:rPr>
-              <w:t>移動・廃棄管理</w:t>
-            </w:r>
-          </w:p>
-        </w:tc>
-        <w:tc>
-          <w:tcPr>
-            <w:tcW w:w="1000" w:type="pct"/>
-          </w:tcPr>
-          <w:p>
-            <w:r>
-              <w:t>`transfer_disposal`</w:t>
+              <w:t>修理管理</w:t>
+            </w:r>
+          </w:p>
+        </w:tc>
+        <w:tc>
+          <w:tcPr>
+            <w:tcW w:w="1000" w:type="pct"/>
+          </w:tcPr>
+          <w:p>
+            <w:r>
+              <w:t>`repair_management`</w:t>
             </w:r>
           </w:p>
         </w:tc>
@@ -6614,17 +8998,17 @@
               <w:rPr>
                 <w:rFonts w:hint="eastAsia"/>
               </w:rPr>
-              <w:t>修理管理</w:t>
-            </w:r>
-          </w:p>
-        </w:tc>
-        <w:tc>
-          <w:tcPr>
-            <w:tcW w:w="1000" w:type="pct"/>
-          </w:tcPr>
-          <w:p>
-            <w:r>
-              <w:t>`repair_management`</w:t>
+              <w:t>保守契約管理</w:t>
+            </w:r>
+          </w:p>
+        </w:tc>
+        <w:tc>
+          <w:tcPr>
+            <w:tcW w:w="1000" w:type="pct"/>
+          </w:tcPr>
+          <w:p>
+            <w:r>
+              <w:t>`maintenance_contract`</w:t>
             </w:r>
           </w:p>
         </w:tc>
@@ -6669,17 +9053,17 @@
               <w:rPr>
                 <w:rFonts w:hint="eastAsia"/>
               </w:rPr>
-              <w:t>保守契約管理</w:t>
-            </w:r>
-          </w:p>
-        </w:tc>
-        <w:tc>
-          <w:tcPr>
-            <w:tcW w:w="1000" w:type="pct"/>
-          </w:tcPr>
-          <w:p>
-            <w:r>
-              <w:t>`maintenance_contract`</w:t>
+              <w:t>点検管理</w:t>
+            </w:r>
+          </w:p>
+        </w:tc>
+        <w:tc>
+          <w:tcPr>
+            <w:tcW w:w="1000" w:type="pct"/>
+          </w:tcPr>
+          <w:p>
+            <w:r>
+              <w:t>`inspection_management`</w:t>
             </w:r>
           </w:p>
         </w:tc>
@@ -6724,17 +9108,17 @@
               <w:rPr>
                 <w:rFonts w:hint="eastAsia"/>
               </w:rPr>
-              <w:t>点検管理</w:t>
-            </w:r>
-          </w:p>
-        </w:tc>
-        <w:tc>
-          <w:tcPr>
-            <w:tcW w:w="1000" w:type="pct"/>
-          </w:tcPr>
-          <w:p>
-            <w:r>
-              <w:t>`inspection_management`</w:t>
+              <w:t>貸出管理（タスク管理）</w:t>
+            </w:r>
+          </w:p>
+        </w:tc>
+        <w:tc>
+          <w:tcPr>
+            <w:tcW w:w="1000" w:type="pct"/>
+          </w:tcPr>
+          <w:p>
+            <w:r>
+              <w:t>`lending_management`</w:t>
             </w:r>
           </w:p>
         </w:tc>
@@ -6779,27 +9163,27 @@
               <w:rPr>
                 <w:rFonts w:hint="eastAsia"/>
               </w:rPr>
-              <w:t>貸出管理（タスク管理）</w:t>
-            </w:r>
-          </w:p>
-        </w:tc>
-        <w:tc>
-          <w:tcPr>
-            <w:tcW w:w="1000" w:type="pct"/>
-          </w:tcPr>
-          <w:p>
-            <w:r>
-              <w:t>`lending_management`</w:t>
-            </w:r>
-          </w:p>
-        </w:tc>
-        <w:tc>
-          <w:tcPr>
-            <w:tcW w:w="1000" w:type="pct"/>
-          </w:tcPr>
-          <w:p>
-            <w:r>
-              <w:t>`TASK`</w:t>
+              <w:t>資産マスタ / 一覧</w:t>
+            </w:r>
+          </w:p>
+        </w:tc>
+        <w:tc>
+          <w:tcPr>
+            <w:tcW w:w="1000" w:type="pct"/>
+          </w:tcPr>
+          <w:p>
+            <w:r>
+              <w:t>`asset_master_list`</w:t>
+            </w:r>
+          </w:p>
+        </w:tc>
+        <w:tc>
+          <w:tcPr>
+            <w:tcW w:w="1000" w:type="pct"/>
+          </w:tcPr>
+          <w:p>
+            <w:r>
+              <w:t>`MASTER`</w:t>
             </w:r>
           </w:p>
         </w:tc>
@@ -6834,17 +9218,17 @@
               <w:rPr>
                 <w:rFonts w:hint="eastAsia"/>
               </w:rPr>
-              <w:t>資産マスタ / 一覧</w:t>
-            </w:r>
-          </w:p>
-        </w:tc>
-        <w:tc>
-          <w:tcPr>
-            <w:tcW w:w="1000" w:type="pct"/>
-          </w:tcPr>
-          <w:p>
-            <w:r>
-              <w:t>`asset_master_list`</w:t>
+              <w:t>資産マスタ / 新規作成・編集</w:t>
+            </w:r>
+          </w:p>
+        </w:tc>
+        <w:tc>
+          <w:tcPr>
+            <w:tcW w:w="1000" w:type="pct"/>
+          </w:tcPr>
+          <w:p>
+            <w:r>
+              <w:t>`asset_master_edit`</w:t>
             </w:r>
           </w:p>
         </w:tc>
@@ -6889,17 +9273,17 @@
               <w:rPr>
                 <w:rFonts w:hint="eastAsia"/>
               </w:rPr>
-              <w:t>資産マスタ / 新規作成・編集</w:t>
-            </w:r>
-          </w:p>
-        </w:tc>
-        <w:tc>
-          <w:tcPr>
-            <w:tcW w:w="1000" w:type="pct"/>
-          </w:tcPr>
-          <w:p>
-            <w:r>
-              <w:t>`asset_master_edit`</w:t>
+              <w:t>施設マスタ / 一覧</w:t>
+            </w:r>
+          </w:p>
+        </w:tc>
+        <w:tc>
+          <w:tcPr>
+            <w:tcW w:w="1000" w:type="pct"/>
+          </w:tcPr>
+          <w:p>
+            <w:r>
+              <w:t>`facility_master_list`</w:t>
             </w:r>
           </w:p>
         </w:tc>
@@ -6944,17 +9328,17 @@
               <w:rPr>
                 <w:rFonts w:hint="eastAsia"/>
               </w:rPr>
-              <w:t>施設マスタ / 一覧</w:t>
-            </w:r>
-          </w:p>
-        </w:tc>
-        <w:tc>
-          <w:tcPr>
-            <w:tcW w:w="1000" w:type="pct"/>
-          </w:tcPr>
-          <w:p>
-            <w:r>
-              <w:t>`facility_master_list`</w:t>
+              <w:t>施設マスタ / 新規作成・編集</w:t>
+            </w:r>
+          </w:p>
+        </w:tc>
+        <w:tc>
+          <w:tcPr>
+            <w:tcW w:w="1000" w:type="pct"/>
+          </w:tcPr>
+          <w:p>
+            <w:r>
+              <w:t>`facility_master_edit`</w:t>
             </w:r>
           </w:p>
         </w:tc>
@@ -6999,17 +9383,17 @@
               <w:rPr>
                 <w:rFonts w:hint="eastAsia"/>
               </w:rPr>
-              <w:t>施設マスタ / 新規作成・編集</w:t>
-            </w:r>
-          </w:p>
-        </w:tc>
-        <w:tc>
-          <w:tcPr>
-            <w:tcW w:w="1000" w:type="pct"/>
-          </w:tcPr>
-          <w:p>
-            <w:r>
-              <w:t>`facility_master_edit`</w:t>
+              <w:t>施設提供機能 / 編集</w:t>
+            </w:r>
+          </w:p>
+        </w:tc>
+        <w:tc>
+          <w:tcPr>
+            <w:tcW w:w="1000" w:type="pct"/>
+          </w:tcPr>
+          <w:p>
+            <w:r>
+              <w:t>`facility_feature_edit`</w:t>
             </w:r>
           </w:p>
         </w:tc>
@@ -7054,17 +9438,17 @@
               <w:rPr>
                 <w:rFonts w:hint="eastAsia"/>
               </w:rPr>
-              <w:t>施設提供機能 / 編集</w:t>
-            </w:r>
-          </w:p>
-        </w:tc>
-        <w:tc>
-          <w:tcPr>
-            <w:tcW w:w="1000" w:type="pct"/>
-          </w:tcPr>
-          <w:p>
-            <w:r>
-              <w:t>`facility_feature_edit`</w:t>
+              <w:t>SHIP部署マスタ / 一覧</w:t>
+            </w:r>
+          </w:p>
+        </w:tc>
+        <w:tc>
+          <w:tcPr>
+            <w:tcW w:w="1000" w:type="pct"/>
+          </w:tcPr>
+          <w:p>
+            <w:r>
+              <w:t>`ship_dept_master_list`</w:t>
             </w:r>
           </w:p>
         </w:tc>
@@ -7109,17 +9493,17 @@
               <w:rPr>
                 <w:rFonts w:hint="eastAsia"/>
               </w:rPr>
-              <w:t>SHIP部署マスタ / 一覧</w:t>
-            </w:r>
-          </w:p>
-        </w:tc>
-        <w:tc>
-          <w:tcPr>
-            <w:tcW w:w="1000" w:type="pct"/>
-          </w:tcPr>
-          <w:p>
-            <w:r>
-              <w:t>`ship_dept_master_list`</w:t>
+              <w:t>SHIP部署マスタ / 新規作成・編集</w:t>
+            </w:r>
+          </w:p>
+        </w:tc>
+        <w:tc>
+          <w:tcPr>
+            <w:tcW w:w="1000" w:type="pct"/>
+          </w:tcPr>
+          <w:p>
+            <w:r>
+              <w:t>`ship_dept_master_edit`</w:t>
             </w:r>
           </w:p>
         </w:tc>
@@ -7164,17 +9548,17 @@
               <w:rPr>
                 <w:rFonts w:hint="eastAsia"/>
               </w:rPr>
-              <w:t>SHIP部署マスタ / 新規作成・編集</w:t>
-            </w:r>
-          </w:p>
-        </w:tc>
-        <w:tc>
-          <w:tcPr>
-            <w:tcW w:w="1000" w:type="pct"/>
-          </w:tcPr>
-          <w:p>
-            <w:r>
-              <w:t>`ship_dept_master_edit`</w:t>
+              <w:t>個別部署マスタ / 一覧</w:t>
+            </w:r>
+          </w:p>
+        </w:tc>
+        <w:tc>
+          <w:tcPr>
+            <w:tcW w:w="1000" w:type="pct"/>
+          </w:tcPr>
+          <w:p>
+            <w:r>
+              <w:t>`hospital_dept_master_list`</w:t>
             </w:r>
           </w:p>
         </w:tc>
@@ -7219,62 +9603,6 @@
               <w:rPr>
                 <w:rFonts w:hint="eastAsia"/>
               </w:rPr>
-              <w:t>個別部署マスタ / 一覧</w:t>
-            </w:r>
-          </w:p>
-        </w:tc>
-        <w:tc>
-          <w:tcPr>
-            <w:tcW w:w="1000" w:type="pct"/>
-          </w:tcPr>
-          <w:p>
-            <w:r>
-              <w:t>`hospital_dept_master_list`</w:t>
-            </w:r>
-          </w:p>
-        </w:tc>
-        <w:tc>
-          <w:tcPr>
-            <w:tcW w:w="1000" w:type="pct"/>
-          </w:tcPr>
-          <w:p>
-            <w:r>
-              <w:t>`MASTER`</w:t>
-            </w:r>
-          </w:p>
-        </w:tc>
-        <w:tc>
-          <w:tcPr>
-            <w:tcW w:w="1000" w:type="pct"/>
-          </w:tcPr>
-          <w:p>
-            <w:r>
-              <w:t>`OWN`</w:t>
-            </w:r>
-          </w:p>
-        </w:tc>
-        <w:tc>
-          <w:tcPr>
-            <w:tcW w:w="1000" w:type="pct"/>
-          </w:tcPr>
-          <w:p>
-            <w:r>
-              <w:t>`FACILITY_USER`</w:t>
-            </w:r>
-          </w:p>
-        </w:tc>
-      </w:tr>
-      <w:tr>
-        <w:tc>
-          <w:tcPr>
-            <w:tcW w:w="1000" w:type="pct"/>
-          </w:tcPr>
-          <w:p>
-            <w:r>
-              <w:rPr>
-                <w:rFonts w:hint="eastAsia"/>
-              </w:rPr>
-              <w:lastRenderedPageBreak/>
               <w:t>個別部署マスタ / 新規作成・編集</w:t>
             </w:r>
           </w:p>
@@ -7439,11 +9767,12 @@
           <w:rFonts w:hint="eastAsia"/>
         </w:rPr>
       </w:pPr>
-      <w:bookmarkStart w:id="15" w:name="_Toc229508517"/>
-      <w:r>
-        <w:rPr>
-          <w:rFonts w:hint="eastAsia"/>
-        </w:rPr>
+      <w:bookmarkStart w:id="15" w:name="_Toc229929378"/>
+      <w:r>
+        <w:rPr>
+          <w:rFonts w:hint="eastAsia"/>
+        </w:rPr>
+        <w:lastRenderedPageBreak/>
         <w:t>column_code 全量一覧</w:t>
       </w:r>
       <w:bookmarkEnd w:id="15"/>
@@ -7738,7 +10067,7 @@
           <w:rFonts w:hint="eastAsia"/>
         </w:rPr>
       </w:pPr>
-      <w:bookmarkStart w:id="16" w:name="_Toc229508518"/>
+      <w:bookmarkStart w:id="16" w:name="_Toc229929379"/>
       <w:r>
         <w:rPr>
           <w:rFonts w:hint="eastAsia"/>
@@ -7757,7 +10086,7 @@
         <w:rPr>
           <w:rFonts w:hint="eastAsia"/>
         </w:rPr>
-        <w:t>本 API 群の `/auth/context` と `/authorization/check` は、上記 `feature_code` / `column_code` カタログに登録されたコードを汎用的に評価する。各業務 API 設計書は、そのうち当該 API 群で必要なコードだけを抜粋して記載するが、コード値、管理単位名、関連付けの正本は本設計書のカタログとする。資産一覧起点の管理部署編集は `management_department_edit`、点検管理登録は `inspection_management`、保守契約登録は `maintenance_contract` を利用し、通常購入管理のSHIP依頼作成は `config_scope='FACILITY_USER'` の `normal_ship_request`、SHIP依頼一覧と代理作業は `config_scope='FACILITY_USER'` の `ship_proxy_task`、貸出・返却の使用中/使用済みフローは `config_scope='FACILITY_USER'` の `lending_in_use_used` を利用する。`ship_proxy_task` は対象ユーザーが `account_type='SHIP'` の場合のみ実効利用できる。ただし `lending_in_use_used` の実効利用には、貸出可能機器閲覧・貸出返却画面の入口を表す `lending_checkout` も有効であることを必須とする。</w:t>
+        <w:t>本 API 群の `/auth/context` と `/authorization/check` は、上記 `feature_code` / `column_code` カタログに登録されたコードを汎用的に評価する。各業務 API 設計書は、そのうち当該 API 群で必要なコードだけを抜粋して記載するが、コード値、管理単位名、関連付けの正本は本設計書のカタログとする。資産一覧起点の管理部署編集は `management_department_edit`、点検管理登録は `inspection_management`、保守契約登録は `maintenance_contract` を利用し、Phase1の通常購入管理におけるSHIPへ依頼ボタン表示は `config_scope='FACILITY_USER'` の `normal_ship_request` を利用する。貸出・返却の使用中/使用済みフローは `config_scope='FACILITY_USER'` の `lending_in_use_used` を利用し、実効利用には `lending_checkout` も有効であることを必須とする。</w:t>
       </w:r>
     </w:p>
     <w:tbl>
@@ -7799,7 +10128,6 @@
                 <w:rFonts w:hint="eastAsia"/>
                 <w:b/>
               </w:rPr>
-              <w:lastRenderedPageBreak/>
               <w:t>対象</w:t>
             </w:r>
           </w:p>
@@ -7941,7 +10269,7 @@
           </w:tcPr>
           <w:p>
             <w:r>
-              <w:t>`feature_catalogs.config_scope`, `facility_feature_settings`, `user_facility_feature_settings`, `users.account_type`</w:t>
+              <w:t>`feature_catalogs.config_scope`, `facility_feature_settings`, `user_facility_feature_settings`</w:t>
             </w:r>
           </w:p>
         </w:tc>
@@ -7954,7 +10282,14 @@
               <w:rPr>
                 <w:rFonts w:hint="eastAsia"/>
               </w:rPr>
-              <w:t>`FACILITY_USER` は施設提供とユーザー許可の両方を基本条件とする。`normal_ship_request` / `ship_proxy_task` / `lending_in_use_used` も `FACILITY_USER` として判定し、`ship_proxy_task` は `account_type='SHIP'`、`lending_in_use_used` は親 `lending_checkout` も必要</w:t>
+              <w:t>`FACILITY_USER` は施設提供とユーザー許可の両方を基本条件とする。Phase1では `normal_ship_request` / `lending_in_use_used` も `FACILITY_USER` として判</w:t>
+            </w:r>
+            <w:r>
+              <w:rPr>
+                <w:rFonts w:hint="eastAsia"/>
+              </w:rPr>
+              <w:lastRenderedPageBreak/>
+              <w:t>定し、`lending_in_use_used` は親 `lending_checkout` も必要</w:t>
             </w:r>
           </w:p>
         </w:tc>
@@ -7969,6 +10304,7 @@
               <w:rPr>
                 <w:rFonts w:hint="eastAsia"/>
               </w:rPr>
+              <w:lastRenderedPageBreak/>
               <w:t>自施設カラム判定</w:t>
             </w:r>
           </w:p>
@@ -8044,7 +10380,7 @@
           <w:rFonts w:hint="eastAsia"/>
         </w:rPr>
       </w:pPr>
-      <w:bookmarkStart w:id="17" w:name="_Toc229508519"/>
+      <w:bookmarkStart w:id="17" w:name="_Toc229929380"/>
       <w:r>
         <w:rPr>
           <w:rFonts w:hint="eastAsia"/>
@@ -8060,7 +10396,7 @@
           <w:rFonts w:hint="eastAsia"/>
         </w:rPr>
       </w:pPr>
-      <w:bookmarkStart w:id="18" w:name="_Toc229508520"/>
+      <w:bookmarkStart w:id="18" w:name="_Toc229929381"/>
       <w:r>
         <w:rPr>
           <w:rFonts w:hint="eastAsia"/>
@@ -8226,7 +10562,6 @@
           </w:tcPr>
           <w:p>
             <w:r>
-              <w:lastRenderedPageBreak/>
               <w:t>message</w:t>
             </w:r>
           </w:p>
@@ -8319,7 +10654,7 @@
           <w:rFonts w:hint="eastAsia"/>
         </w:rPr>
       </w:pPr>
-      <w:bookmarkStart w:id="19" w:name="_Toc229508521"/>
+      <w:bookmarkStart w:id="19" w:name="_Toc229929382"/>
       <w:r>
         <w:rPr>
           <w:rFonts w:hint="eastAsia"/>
@@ -8523,6 +10858,7 @@
               <w:rPr>
                 <w:rFonts w:hint="eastAsia"/>
               </w:rPr>
+              <w:lastRenderedPageBreak/>
               <w:t>ログアウト</w:t>
             </w:r>
           </w:p>
@@ -8678,7 +11014,7 @@
               <w:rPr>
                 <w:rFonts w:hint="eastAsia"/>
               </w:rPr>
-              <w:t>ログインユーザー、担当施設一覧、既定施設、SHIP依頼一覧入口の表示可否を取得する</w:t>
+              <w:t>ログインユーザー、担当施設一覧、既定施設を取得する</w:t>
             </w:r>
           </w:p>
         </w:tc>
@@ -8949,94 +11285,94 @@
           <w:rFonts w:hint="eastAsia"/>
         </w:rPr>
       </w:pPr>
-      <w:bookmarkStart w:id="20" w:name="_Toc229508522"/>
+      <w:bookmarkStart w:id="20" w:name="_Toc229929383"/>
+      <w:r>
+        <w:rPr>
+          <w:rFonts w:hint="eastAsia"/>
+        </w:rPr>
+        <w:t>第5章 認証／認可機能設計</w:t>
+      </w:r>
+      <w:bookmarkEnd w:id="20"/>
+    </w:p>
+    <w:p>
+      <w:pPr>
+        <w:pStyle w:val="2"/>
+        <w:rPr>
+          <w:rFonts w:hint="eastAsia"/>
+        </w:rPr>
+      </w:pPr>
+      <w:bookmarkStart w:id="21" w:name="_Toc229929384"/>
+      <w:r>
+        <w:rPr>
+          <w:rFonts w:hint="eastAsia"/>
+        </w:rPr>
+        <w:t>ログイン（/auth/login）</w:t>
+      </w:r>
+      <w:bookmarkEnd w:id="21"/>
+    </w:p>
+    <w:p>
+      <w:pPr>
+        <w:rPr>
+          <w:rFonts w:hint="eastAsia"/>
+        </w:rPr>
+      </w:pPr>
+      <w:r>
+        <w:rPr>
+          <w:rFonts w:hint="eastAsia"/>
+        </w:rPr>
+        <w:t>メールアドレスとパスワードで利用者認証を行い、アクセストークン／リフレッシュトークンを発行する。</w:t>
+      </w:r>
+    </w:p>
+    <w:p>
+      <w:pPr>
+        <w:pStyle w:val="4"/>
+        <w:rPr>
+          <w:rFonts w:hint="eastAsia"/>
+        </w:rPr>
+      </w:pPr>
+      <w:r>
+        <w:rPr>
+          <w:rFonts w:hint="eastAsia"/>
+        </w:rPr>
+        <w:t>エンドポイント</w:t>
+      </w:r>
+    </w:p>
+    <w:p>
+      <w:r>
+        <w:t>Method: POST</w:t>
+      </w:r>
+    </w:p>
+    <w:p>
+      <w:r>
+        <w:t>Path: /auth/login</w:t>
+      </w:r>
+    </w:p>
+    <w:p>
+      <w:pPr>
+        <w:rPr>
+          <w:rFonts w:hint="eastAsia"/>
+        </w:rPr>
+      </w:pPr>
+      <w:r>
+        <w:rPr>
+          <w:rFonts w:hint="eastAsia"/>
+        </w:rPr>
+        <w:t>認証: 不要</w:t>
+      </w:r>
+    </w:p>
+    <w:p>
+      <w:pPr>
+        <w:pStyle w:val="3"/>
+        <w:rPr>
+          <w:rFonts w:hint="eastAsia"/>
+        </w:rPr>
+      </w:pPr>
+      <w:bookmarkStart w:id="22" w:name="_Toc229929385"/>
       <w:r>
         <w:rPr>
           <w:rFonts w:hint="eastAsia"/>
         </w:rPr>
         <w:lastRenderedPageBreak/>
-        <w:t>第5章 認証／認可機能設計</w:t>
-      </w:r>
-      <w:bookmarkEnd w:id="20"/>
-    </w:p>
-    <w:p>
-      <w:pPr>
-        <w:pStyle w:val="2"/>
-        <w:rPr>
-          <w:rFonts w:hint="eastAsia"/>
-        </w:rPr>
-      </w:pPr>
-      <w:bookmarkStart w:id="21" w:name="_Toc229508523"/>
-      <w:r>
-        <w:rPr>
-          <w:rFonts w:hint="eastAsia"/>
-        </w:rPr>
-        <w:t>ログイン（/auth/login）</w:t>
-      </w:r>
-      <w:bookmarkEnd w:id="21"/>
-    </w:p>
-    <w:p>
-      <w:pPr>
-        <w:rPr>
-          <w:rFonts w:hint="eastAsia"/>
-        </w:rPr>
-      </w:pPr>
-      <w:r>
-        <w:rPr>
-          <w:rFonts w:hint="eastAsia"/>
-        </w:rPr>
-        <w:t>メールアドレスとパスワードで利用者認証を行い、アクセストークン／リフレッシュトークンを発行する。</w:t>
-      </w:r>
-    </w:p>
-    <w:p>
-      <w:pPr>
-        <w:pStyle w:val="4"/>
-        <w:rPr>
-          <w:rFonts w:hint="eastAsia"/>
-        </w:rPr>
-      </w:pPr>
-      <w:r>
-        <w:rPr>
-          <w:rFonts w:hint="eastAsia"/>
-        </w:rPr>
-        <w:t>エンドポイント</w:t>
-      </w:r>
-    </w:p>
-    <w:p>
-      <w:r>
-        <w:t>Method: POST</w:t>
-      </w:r>
-    </w:p>
-    <w:p>
-      <w:r>
-        <w:t>Path: /auth/login</w:t>
-      </w:r>
-    </w:p>
-    <w:p>
-      <w:pPr>
-        <w:rPr>
-          <w:rFonts w:hint="eastAsia"/>
-        </w:rPr>
-      </w:pPr>
-      <w:r>
-        <w:rPr>
-          <w:rFonts w:hint="eastAsia"/>
-        </w:rPr>
-        <w:t>認証: 不要</w:t>
-      </w:r>
-    </w:p>
-    <w:p>
-      <w:pPr>
-        <w:pStyle w:val="3"/>
-        <w:rPr>
-          <w:rFonts w:hint="eastAsia"/>
-        </w:rPr>
-      </w:pPr>
-      <w:bookmarkStart w:id="22" w:name="_Toc229508524"/>
-      <w:r>
-        <w:rPr>
-          <w:rFonts w:hint="eastAsia"/>
-        </w:rPr>
         <w:t>リクエストボディ（AuthLoginRequest）</w:t>
       </w:r>
       <w:bookmarkEnd w:id="22"/>
@@ -9438,7 +11774,6 @@
         <w:rPr>
           <w:rFonts w:hint="eastAsia"/>
         </w:rPr>
-        <w:lastRenderedPageBreak/>
         <w:t>作業対象施設の確定や `feature_code` / `column_code` の返却は本 API では行わず、後続の `/auth/me` と `/auth/context` で解決する</w:t>
       </w:r>
     </w:p>
@@ -9449,7 +11784,7 @@
           <w:rFonts w:hint="eastAsia"/>
         </w:rPr>
       </w:pPr>
-      <w:bookmarkStart w:id="23" w:name="_Toc229508525"/>
+      <w:bookmarkStart w:id="23" w:name="_Toc229929386"/>
       <w:r>
         <w:rPr>
           <w:rFonts w:hint="eastAsia"/>
@@ -9615,6 +11950,7 @@
           </w:tcPr>
           <w:p>
             <w:r>
+              <w:lastRenderedPageBreak/>
               <w:t>refreshToken</w:t>
             </w:r>
           </w:p>
@@ -9707,7 +12043,7 @@
           <w:rFonts w:hint="eastAsia"/>
         </w:rPr>
       </w:pPr>
-      <w:bookmarkStart w:id="24" w:name="_Toc229508526"/>
+      <w:bookmarkStart w:id="24" w:name="_Toc229929387"/>
       <w:r>
         <w:rPr>
           <w:rFonts w:hint="eastAsia"/>
@@ -9983,7 +12319,7 @@
           <w:rFonts w:hint="eastAsia"/>
         </w:rPr>
       </w:pPr>
-      <w:bookmarkStart w:id="25" w:name="_Toc229508527"/>
+      <w:bookmarkStart w:id="25" w:name="_Toc229929388"/>
       <w:r>
         <w:rPr>
           <w:rFonts w:hint="eastAsia"/>
@@ -10142,7 +12478,7 @@
           <w:rFonts w:hint="eastAsia"/>
         </w:rPr>
       </w:pPr>
-      <w:bookmarkStart w:id="26" w:name="_Toc229508528"/>
+      <w:bookmarkStart w:id="26" w:name="_Toc229929389"/>
       <w:r>
         <w:rPr>
           <w:rFonts w:hint="eastAsia"/>
@@ -10172,7 +12508,7 @@
           <w:rFonts w:hint="eastAsia"/>
         </w:rPr>
       </w:pPr>
-      <w:bookmarkStart w:id="27" w:name="_Toc229508529"/>
+      <w:bookmarkStart w:id="27" w:name="_Toc229929390"/>
       <w:r>
         <w:rPr>
           <w:rFonts w:hint="eastAsia"/>
@@ -10378,7 +12714,7 @@
           <w:rFonts w:hint="eastAsia"/>
         </w:rPr>
       </w:pPr>
-      <w:bookmarkStart w:id="28" w:name="_Toc229508530"/>
+      <w:bookmarkStart w:id="28" w:name="_Toc229929391"/>
       <w:r>
         <w:rPr>
           <w:rFonts w:hint="eastAsia"/>
@@ -10444,7 +12780,7 @@
           <w:rFonts w:hint="eastAsia"/>
         </w:rPr>
       </w:pPr>
-      <w:bookmarkStart w:id="29" w:name="_Toc229508531"/>
+      <w:bookmarkStart w:id="29" w:name="_Toc229929392"/>
       <w:r>
         <w:rPr>
           <w:rFonts w:hint="eastAsia"/>
@@ -10678,11 +13014,12 @@
           <w:rFonts w:hint="eastAsia"/>
         </w:rPr>
       </w:pPr>
-      <w:bookmarkStart w:id="30" w:name="_Toc229508532"/>
-      <w:r>
-        <w:rPr>
-          <w:rFonts w:hint="eastAsia"/>
-        </w:rPr>
+      <w:bookmarkStart w:id="30" w:name="_Toc229929393"/>
+      <w:r>
+        <w:rPr>
+          <w:rFonts w:hint="eastAsia"/>
+        </w:rPr>
+        <w:lastRenderedPageBreak/>
         <w:t>レスポンス（200：AuthRefreshResponse）</w:t>
       </w:r>
       <w:bookmarkEnd w:id="30"/>
@@ -10889,7 +13226,6 @@
           </w:tcPr>
           <w:p>
             <w:r>
-              <w:lastRenderedPageBreak/>
               <w:t>tokenType</w:t>
             </w:r>
           </w:p>
@@ -10937,7 +13273,7 @@
           <w:rFonts w:hint="eastAsia"/>
         </w:rPr>
       </w:pPr>
-      <w:bookmarkStart w:id="31" w:name="_Toc229508533"/>
+      <w:bookmarkStart w:id="31" w:name="_Toc229929394"/>
       <w:r>
         <w:rPr>
           <w:rFonts w:hint="eastAsia"/>
@@ -11178,7 +13514,7 @@
           <w:rFonts w:hint="eastAsia"/>
         </w:rPr>
       </w:pPr>
-      <w:bookmarkStart w:id="32" w:name="_Toc229508534"/>
+      <w:bookmarkStart w:id="32" w:name="_Toc229929395"/>
       <w:r>
         <w:rPr>
           <w:rFonts w:hint="eastAsia"/>
@@ -11197,7 +13533,7 @@
         <w:rPr>
           <w:rFonts w:hint="eastAsia"/>
         </w:rPr>
-        <w:t>ログイン中ユーザーの基本情報、担当施設一覧、既定施設、SHIP依頼一覧入口の表示可否を取得する。</w:t>
+        <w:t>ログイン中ユーザーの基本情報、担当施設一覧、既定施設を取得する。</w:t>
       </w:r>
     </w:p>
     <w:p>
@@ -11327,6 +13663,7 @@
         <w:rPr>
           <w:rFonts w:hint="eastAsia"/>
         </w:rPr>
+        <w:lastRenderedPageBreak/>
         <w:t>`facilities` を JOIN し、`deleted_at IS NULL` の施設だけを `assignedFacilities` へ含める</w:t>
       </w:r>
     </w:p>
@@ -11358,30 +13695,16 @@
     </w:p>
     <w:p>
       <w:pPr>
-        <w:rPr>
-          <w:rFonts w:hint="eastAsia"/>
-        </w:rPr>
-      </w:pPr>
-      <w:r>
-        <w:rPr>
-          <w:rFonts w:hint="eastAsia"/>
-        </w:rPr>
-        <w:t>`shipProxyTaskAvailable` は、ログインユーザーの `users.account_type='SHIP'` かつ有効な担当施設のいずれかで `ship_proxy_task` の施設提供設定とユーザー施設別設定がともに有効な場合に `true` とする。施設選択欄の現在値は判定に使わない</w:t>
-      </w:r>
-    </w:p>
-    <w:p>
-      <w:pPr>
         <w:pStyle w:val="3"/>
         <w:rPr>
           <w:rFonts w:hint="eastAsia"/>
         </w:rPr>
       </w:pPr>
-      <w:bookmarkStart w:id="33" w:name="_Toc229508535"/>
-      <w:r>
-        <w:rPr>
-          <w:rFonts w:hint="eastAsia"/>
-        </w:rPr>
-        <w:lastRenderedPageBreak/>
+      <w:bookmarkStart w:id="33" w:name="_Toc229929396"/>
+      <w:r>
+        <w:rPr>
+          <w:rFonts w:hint="eastAsia"/>
+        </w:rPr>
         <w:t>レスポンス（200：AuthMeResponse）</w:t>
       </w:r>
       <w:bookmarkEnd w:id="33"/>
@@ -11851,51 +14174,6 @@
           </w:p>
         </w:tc>
       </w:tr>
-      <w:tr>
-        <w:tc>
-          <w:tcPr>
-            <w:tcW w:w="1250" w:type="pct"/>
-          </w:tcPr>
-          <w:p>
-            <w:r>
-              <w:t>shipProxyTaskAvailable</w:t>
-            </w:r>
-          </w:p>
-        </w:tc>
-        <w:tc>
-          <w:tcPr>
-            <w:tcW w:w="1250" w:type="pct"/>
-          </w:tcPr>
-          <w:p>
-            <w:r>
-              <w:t>boolean</w:t>
-            </w:r>
-          </w:p>
-        </w:tc>
-        <w:tc>
-          <w:tcPr>
-            <w:tcW w:w="1250" w:type="pct"/>
-          </w:tcPr>
-          <w:p>
-            <w:r>
-              <w:t>✓</w:t>
-            </w:r>
-          </w:p>
-        </w:tc>
-        <w:tc>
-          <w:tcPr>
-            <w:tcW w:w="1250" w:type="pct"/>
-          </w:tcPr>
-          <w:p>
-            <w:r>
-              <w:rPr>
-                <w:rFonts w:hint="eastAsia"/>
-              </w:rPr>
-              <w:t>`SHIP依頼一覧へ` ボタンの表示可否。`accountType='SHIP'` かついずれかの有効担当施設で `ship_proxy_task` が実効有効な場合のみ true</w:t>
-            </w:r>
-          </w:p>
-        </w:tc>
-      </w:tr>
     </w:tbl>
     <w:p/>
     <w:p>
@@ -12338,7 +14616,7 @@
           <w:rFonts w:hint="eastAsia"/>
         </w:rPr>
       </w:pPr>
-      <w:bookmarkStart w:id="34" w:name="_Toc229508536"/>
+      <w:bookmarkStart w:id="34" w:name="_Toc229929397"/>
       <w:r>
         <w:rPr>
           <w:rFonts w:hint="eastAsia"/>
@@ -12544,7 +14822,7 @@
           <w:rFonts w:hint="eastAsia"/>
         </w:rPr>
       </w:pPr>
-      <w:bookmarkStart w:id="35" w:name="_Toc229508537"/>
+      <w:bookmarkStart w:id="35" w:name="_Toc229929398"/>
       <w:r>
         <w:rPr>
           <w:rFonts w:hint="eastAsia"/>
@@ -12610,7 +14888,7 @@
           <w:rFonts w:hint="eastAsia"/>
         </w:rPr>
       </w:pPr>
-      <w:bookmarkStart w:id="36" w:name="_Toc229508538"/>
+      <w:bookmarkStart w:id="36" w:name="_Toc229929399"/>
       <w:r>
         <w:rPr>
           <w:rFonts w:hint="eastAsia"/>
@@ -12943,32 +15221,20 @@
         <w:rPr>
           <w:rFonts w:hint="eastAsia"/>
         </w:rPr>
-        <w:t>`normal_ship_request` / `ship_proxy_task` / `lending_in_use_used` は `config_scope='FACILITY_USER'` として `facility_feature_settings.is_enabled=true` かつ `user_facility_feature_settings.is_enabled=true` の場合だけ返却候補に含める</w:t>
-      </w:r>
-    </w:p>
-    <w:p>
-      <w:pPr>
-        <w:rPr>
-          <w:rFonts w:hint="eastAsia"/>
-        </w:rPr>
-      </w:pPr>
-      <w:r>
-        <w:rPr>
-          <w:rFonts w:hint="eastAsia"/>
-        </w:rPr>
-        <w:t>`ship_proxy_task` はログインユーザーの `users.account_type='SHIP'` の場合のみ `featureCodes` に含める。非SHIPユーザーに既存設定が残っていても返却しない</w:t>
-      </w:r>
-    </w:p>
-    <w:p>
-      <w:pPr>
-        <w:rPr>
-          <w:rFonts w:hint="eastAsia"/>
-        </w:rPr>
-      </w:pPr>
-      <w:r>
-        <w:rPr>
-          <w:rFonts w:hint="eastAsia"/>
-        </w:rPr>
+        <w:t>Phase1では `normal_ship_request` / `lending_in_use_used` は `config_scope='FACILITY_USER'` として `facility_feature_settings.is_enabled=true` かつ `user_facility_feature_settings.is_enabled=true` の場合だけ返却候補に含める</w:t>
+      </w:r>
+    </w:p>
+    <w:p>
+      <w:pPr>
+        <w:rPr>
+          <w:rFonts w:hint="eastAsia"/>
+        </w:rPr>
+      </w:pPr>
+      <w:r>
+        <w:rPr>
+          <w:rFonts w:hint="eastAsia"/>
+        </w:rPr>
+        <w:lastRenderedPageBreak/>
         <w:t>`lending_in_use_used` は施設提供設定とユーザー施設別設定が有効であっても、同一担当施設で `lending_checkout` の実効権限が成立しない場合は `featureCodes` から除外する</w:t>
       </w:r>
     </w:p>
@@ -12982,7 +15248,6 @@
         <w:rPr>
           <w:rFonts w:hint="eastAsia"/>
         </w:rPr>
-        <w:lastRenderedPageBreak/>
         <w:t>`facility_column_settings` と `user_facility_column_settings` の両方が `is_enabled=true` で、かつ `related_feature_code` が有効な `column_code` を実効カラムとして返す</w:t>
       </w:r>
     </w:p>
@@ -13032,7 +15297,7 @@
           <w:rFonts w:hint="eastAsia"/>
         </w:rPr>
       </w:pPr>
-      <w:bookmarkStart w:id="37" w:name="_Toc229508539"/>
+      <w:bookmarkStart w:id="37" w:name="_Toc229929400"/>
       <w:r>
         <w:rPr>
           <w:rFonts w:hint="eastAsia"/>
@@ -13335,7 +15600,7 @@
           <w:rFonts w:hint="eastAsia"/>
         </w:rPr>
       </w:pPr>
-      <w:bookmarkStart w:id="38" w:name="_Toc229508540"/>
+      <w:bookmarkStart w:id="38" w:name="_Toc229929401"/>
       <w:r>
         <w:rPr>
           <w:rFonts w:hint="eastAsia"/>
@@ -13646,11 +15911,12 @@
           <w:rFonts w:hint="eastAsia"/>
         </w:rPr>
       </w:pPr>
-      <w:bookmarkStart w:id="39" w:name="_Toc229508541"/>
-      <w:r>
-        <w:rPr>
-          <w:rFonts w:hint="eastAsia"/>
-        </w:rPr>
+      <w:bookmarkStart w:id="39" w:name="_Toc229929402"/>
+      <w:r>
+        <w:rPr>
+          <w:rFonts w:hint="eastAsia"/>
+        </w:rPr>
+        <w:lastRenderedPageBreak/>
         <w:t>パスワード再設定申請（/auth/password/forgot）</w:t>
       </w:r>
       <w:bookmarkEnd w:id="39"/>
@@ -13689,7 +15955,6 @@
     </w:p>
     <w:p>
       <w:r>
-        <w:lastRenderedPageBreak/>
         <w:t>Path: /auth/password/forgot</w:t>
       </w:r>
     </w:p>
@@ -13713,7 +15978,7 @@
           <w:rFonts w:hint="eastAsia"/>
         </w:rPr>
       </w:pPr>
-      <w:bookmarkStart w:id="40" w:name="_Toc229508542"/>
+      <w:bookmarkStart w:id="40" w:name="_Toc229929403"/>
       <w:r>
         <w:rPr>
           <w:rFonts w:hint="eastAsia"/>
@@ -13986,7 +16251,7 @@
           <w:rFonts w:hint="eastAsia"/>
         </w:rPr>
       </w:pPr>
-      <w:bookmarkStart w:id="41" w:name="_Toc229508543"/>
+      <w:bookmarkStart w:id="41" w:name="_Toc229929404"/>
       <w:r>
         <w:rPr>
           <w:rFonts w:hint="eastAsia"/>
@@ -14199,11 +16464,12 @@
           <w:rFonts w:hint="eastAsia"/>
         </w:rPr>
       </w:pPr>
-      <w:bookmarkStart w:id="42" w:name="_Toc229508544"/>
-      <w:r>
-        <w:rPr>
-          <w:rFonts w:hint="eastAsia"/>
-        </w:rPr>
+      <w:bookmarkStart w:id="42" w:name="_Toc229929405"/>
+      <w:r>
+        <w:rPr>
+          <w:rFonts w:hint="eastAsia"/>
+        </w:rPr>
+        <w:lastRenderedPageBreak/>
         <w:t>ステータスコード</w:t>
       </w:r>
       <w:bookmarkEnd w:id="42"/>
@@ -14405,7 +16671,7 @@
           <w:rFonts w:hint="eastAsia"/>
         </w:rPr>
       </w:pPr>
-      <w:bookmarkStart w:id="43" w:name="_Toc229508545"/>
+      <w:bookmarkStart w:id="43" w:name="_Toc229929406"/>
       <w:r>
         <w:rPr>
           <w:rFonts w:hint="eastAsia"/>
@@ -14438,7 +16704,6 @@
         <w:rPr>
           <w:rFonts w:hint="eastAsia"/>
         </w:rPr>
-        <w:lastRenderedPageBreak/>
         <w:t>エンドポイント</w:t>
       </w:r>
     </w:p>
@@ -14472,7 +16737,7 @@
           <w:rFonts w:hint="eastAsia"/>
         </w:rPr>
       </w:pPr>
-      <w:bookmarkStart w:id="44" w:name="_Toc229508546"/>
+      <w:bookmarkStart w:id="44" w:name="_Toc229929407"/>
       <w:r>
         <w:rPr>
           <w:rFonts w:hint="eastAsia"/>
@@ -14764,7 +17029,7 @@
           <w:rFonts w:hint="eastAsia"/>
         </w:rPr>
       </w:pPr>
-      <w:bookmarkStart w:id="45" w:name="_Toc229508547"/>
+      <w:bookmarkStart w:id="45" w:name="_Toc229929408"/>
       <w:r>
         <w:rPr>
           <w:rFonts w:hint="eastAsia"/>
@@ -14793,11 +17058,12 @@
           <w:rFonts w:hint="eastAsia"/>
         </w:rPr>
       </w:pPr>
-      <w:bookmarkStart w:id="46" w:name="_Toc229508548"/>
-      <w:r>
-        <w:rPr>
-          <w:rFonts w:hint="eastAsia"/>
-        </w:rPr>
+      <w:bookmarkStart w:id="46" w:name="_Toc229929409"/>
+      <w:r>
+        <w:rPr>
+          <w:rFonts w:hint="eastAsia"/>
+        </w:rPr>
+        <w:lastRenderedPageBreak/>
         <w:t>ステータスコード</w:t>
       </w:r>
       <w:bookmarkEnd w:id="46"/>
@@ -15069,7 +17335,7 @@
           <w:rFonts w:hint="eastAsia"/>
         </w:rPr>
       </w:pPr>
-      <w:bookmarkStart w:id="47" w:name="_Toc229508549"/>
+      <w:bookmarkStart w:id="47" w:name="_Toc229929410"/>
       <w:r>
         <w:rPr>
           <w:rFonts w:hint="eastAsia"/>
@@ -15125,7 +17391,6 @@
         <w:rPr>
           <w:rFonts w:hint="eastAsia"/>
         </w:rPr>
-        <w:lastRenderedPageBreak/>
         <w:t>認証: 要（Bearer）</w:t>
       </w:r>
     </w:p>
@@ -15136,7 +17401,7 @@
           <w:rFonts w:hint="eastAsia"/>
         </w:rPr>
       </w:pPr>
-      <w:bookmarkStart w:id="48" w:name="_Toc229508550"/>
+      <w:bookmarkStart w:id="48" w:name="_Toc229929411"/>
       <w:r>
         <w:rPr>
           <w:rFonts w:hint="eastAsia"/>
@@ -15482,6 +17747,7 @@
         <w:rPr>
           <w:rFonts w:hint="eastAsia"/>
         </w:rPr>
+        <w:lastRenderedPageBreak/>
         <w:t>指定 `actingFacilityId` が担当施設であること</w:t>
       </w:r>
     </w:p>
@@ -15535,7 +17801,7 @@
         <w:rPr>
           <w:rFonts w:hint="eastAsia"/>
         </w:rPr>
-        <w:t>自施設判定では `user_facility_assignments`、`feature_catalogs.config_scope`、`facility_feature_settings`、`user_facility_feature_settings` を用いて `featureCode` の可否を評価する。`normal_ship_request` / `ship_proxy_task` / `lending_in_use_used` は `config_scope='FACILITY_USER'` として施設提供設定とユーザー施設別設定の両方を必須とする。`ship_proxy_task` は `users.account_type='SHIP'` の場合のみ許可し、`lending_in_use_used` は `lending_checkout` の実効権限も成立する場合のみ許可する</w:t>
+        <w:t>自施設判定では `user_facility_assignments`、`feature_catalogs.config_scope`、`facility_feature_settings`、`user_facility_feature_settings` を用いて `featureCode` の可否を評価する。Phase1では `normal_ship_request` / `lending_in_use_used` は `config_scope='FACILITY_USER'` として施設提供設定とユーザー施設別設定の両方を必須とする。`lending_in_use_used` は `lending_checkout` の実効権限も成立する場合のみ許可する</w:t>
       </w:r>
     </w:p>
     <w:p>
@@ -15561,14 +17827,7 @@
         <w:rPr>
           <w:rFonts w:hint="eastAsia"/>
         </w:rPr>
-        <w:t>`targetFacilityId` が指定され、`actingFacilityId` と異なる場合は、`featureCode='original_list_view'` を必須とし、閲覧者側施設と公開元施設の両方が `deleted_at IS NULL` かつ `system_contract_status='ACTIVE'` であること、双方が active な同一 `facility_collaboration_groups` に所属すること、公開元施設の `facility_external_view_settings(provider_facility_id=targetFacilityId, feature_code='original_list_view', is_enabled=true)` が存在することを追加で評価する。`columnCodes` に `original_price_co</w:t>
-      </w:r>
-      <w:r>
-        <w:rPr>
-          <w:rFonts w:hint="eastAsia"/>
-        </w:rPr>
-        <w:lastRenderedPageBreak/>
-        <w:t>lumn` が含まれる場合は、閲覧者側の実効カラム権限に加え、公開元施設の `facility_external_column_settings(provider_facility_id=targetFacilityId, column_code='original_price_column', is_enabled=true)` が存在する場合だけ `allowedColumnCodes` へ含める</w:t>
+        <w:t>`targetFacilityId` が指定され、`actingFacilityId` と異なる場合は、`featureCode='original_list_view'` を必須とし、閲覧者側施設と公開元施設の両方が `deleted_at IS NULL` かつ `system_contract_status='ACTIVE'` であること、双方が active な同一 `facility_collaboration_groups` に所属すること、公開元施設の `facility_external_view_settings(provider_facility_id=targetFacilityId, sharing_data_type='asset', is_enabled=true)` が存在することを追加で評価する。`columnCodes` に `original_price_column` が含まれる場合は、閲覧者側の実効カラム権限に加え、公開元施設の `facility_external_column_settings(provider_facility_id=targetFacilityId, column_code='original_price_column', is_enabled=true)` が存在する場合だけ `allowedColumnCodes` へ含める</w:t>
       </w:r>
     </w:p>
     <w:p>
@@ -15591,7 +17850,7 @@
           <w:rFonts w:hint="eastAsia"/>
         </w:rPr>
       </w:pPr>
-      <w:bookmarkStart w:id="49" w:name="_Toc229508551"/>
+      <w:bookmarkStart w:id="49" w:name="_Toc229929412"/>
       <w:r>
         <w:rPr>
           <w:rFonts w:hint="eastAsia"/>
@@ -15894,11 +18153,12 @@
           <w:rFonts w:hint="eastAsia"/>
         </w:rPr>
       </w:pPr>
-      <w:bookmarkStart w:id="50" w:name="_Toc229508552"/>
-      <w:r>
-        <w:rPr>
-          <w:rFonts w:hint="eastAsia"/>
-        </w:rPr>
+      <w:bookmarkStart w:id="50" w:name="_Toc229929413"/>
+      <w:r>
+        <w:rPr>
+          <w:rFonts w:hint="eastAsia"/>
+        </w:rPr>
+        <w:lastRenderedPageBreak/>
         <w:t>ステータスコード</w:t>
       </w:r>
       <w:bookmarkEnd w:id="50"/>
@@ -16205,7 +18465,7 @@
           <w:rFonts w:hint="eastAsia"/>
         </w:rPr>
       </w:pPr>
-      <w:bookmarkStart w:id="51" w:name="_Toc229508553"/>
+      <w:bookmarkStart w:id="51" w:name="_Toc229929414"/>
       <w:r>
         <w:rPr>
           <w:rFonts w:hint="eastAsia"/>
@@ -16221,7 +18481,7 @@
           <w:rFonts w:hint="eastAsia"/>
         </w:rPr>
       </w:pPr>
-      <w:bookmarkStart w:id="52" w:name="_Toc229508554"/>
+      <w:bookmarkStart w:id="52" w:name="_Toc229929415"/>
       <w:r>
         <w:rPr>
           <w:rFonts w:hint="eastAsia"/>
@@ -16265,7 +18525,7 @@
         <w:rPr>
           <w:rFonts w:hint="eastAsia"/>
         </w:rPr>
-        <w:t>`/auth/me` は担当施設一覧とSHIP依頼一覧入口の表示可否を返し、協業グループ経由で見える施設は返さない</w:t>
+        <w:t>`/auth/me` は担当施設一覧と既定施設を返し、協業グループ経由で見える施設は返さない</w:t>
       </w:r>
     </w:p>
     <w:p>
@@ -16303,7 +18563,6 @@
         <w:rPr>
           <w:rFonts w:hint="eastAsia"/>
         </w:rPr>
-        <w:lastRenderedPageBreak/>
         <w:t>`/auth/context` は選択施設に対する実効 `feature_code` / `column_code` を返す</w:t>
       </w:r>
     </w:p>
@@ -16352,7 +18611,7 @@
           <w:rFonts w:hint="eastAsia"/>
         </w:rPr>
       </w:pPr>
-      <w:bookmarkStart w:id="53" w:name="_Toc229508555"/>
+      <w:bookmarkStart w:id="53" w:name="_Toc229929416"/>
       <w:r>
         <w:rPr>
           <w:rFonts w:hint="eastAsia"/>
@@ -16396,7 +18655,7 @@
         <w:rPr>
           <w:rFonts w:hint="eastAsia"/>
         </w:rPr>
-        <w:t>`/facility-select` では担当施設一覧、決定ボタン、条件を満たす場合の `SHIP依頼一覧へ` ボタンを同一画面上に表示する</w:t>
+        <w:t>Phase1の `/facility-select` では担当施設一覧と決定ボタンを表示する</w:t>
       </w:r>
     </w:p>
     <w:p>
@@ -16415,7 +18674,8 @@
         <w:rPr>
           <w:rFonts w:hint="eastAsia"/>
         </w:rPr>
-        <w:t>`SHIP依頼一覧へ` は `account_type='SHIP'` かつ有効な担当施設のいずれかで `ship_proxy_task` が実効有効な場合のみ表示する。押下時は施設選択欄で施設が選択済みか未選択かにかかわらずSHIP依頼一覧へ遷移し、選択欄の値をSHIP依頼一覧の表示スコープには使わない</w:t>
+        <w:lastRenderedPageBreak/>
+        <w:t>通常業務へ進む場合は利用者が施設を選択して決定し、`/auth/context` 取得後に `/main` へ遷移する</w:t>
       </w:r>
     </w:p>
     <w:p>
@@ -16434,25 +18694,6 @@
         <w:rPr>
           <w:rFonts w:hint="eastAsia"/>
         </w:rPr>
-        <w:t>通常業務へ進む場合は利用者が施設を選択して決定し、`/auth/context` 取得後に `/main` へ遷移する</w:t>
-      </w:r>
-    </w:p>
-    <w:p>
-      <w:pPr>
-        <w:pStyle w:val="afffffff8"/>
-        <w:numPr>
-          <w:ilvl w:val="0"/>
-          <w:numId w:val="5"/>
-        </w:numPr>
-        <w:ind w:leftChars="0"/>
-        <w:rPr>
-          <w:rFonts w:hint="eastAsia"/>
-        </w:rPr>
-      </w:pPr>
-      <w:r>
-        <w:rPr>
-          <w:rFonts w:hint="eastAsia"/>
-        </w:rPr>
         <w:t>ホーム画面の表示可否は、`/auth/context` の実効 `feature_code` / `column_code` を正本として判断する</w:t>
       </w:r>
     </w:p>
@@ -16463,7 +18704,7 @@
           <w:rFonts w:hint="eastAsia"/>
         </w:rPr>
       </w:pPr>
-      <w:bookmarkStart w:id="54" w:name="_Toc229508556"/>
+      <w:bookmarkStart w:id="54" w:name="_Toc229929417"/>
       <w:r>
         <w:rPr>
           <w:rFonts w:hint="eastAsia"/>
@@ -16614,9 +18855,26 @@
 <file path=word/numbering.xml><?xml version="1.0" encoding="utf-8"?>
 <w:numbering xmlns:wpc="http://schemas.microsoft.com/office/word/2010/wordprocessingCanvas" xmlns:cx="http://schemas.microsoft.com/office/drawing/2014/chartex" xmlns:cx1="http://schemas.microsoft.com/office/drawing/2015/9/8/chartex" xmlns:cx2="http://schemas.microsoft.com/office/drawing/2015/10/21/chartex" xmlns:cx3="http://schemas.microsoft.com/office/drawing/2016/5/9/chartex" xmlns:cx4="http://schemas.microsoft.com/office/drawing/2016/5/10/chartex" xmlns:cx5="http://schemas.microsoft.com/office/drawing/2016/5/11/chartex" xmlns:cx6="http://schemas.microsoft.com/office/drawing/2016/5/12/chartex" xmlns:cx7="http://schemas.microsoft.com/office/drawing/2016/5/13/chartex" xmlns:cx8="http://schemas.microsoft.com/office/drawing/2016/5/14/chartex" xmlns:mc="http://schemas.openxmlformats.org/markup-compatibility/2006" xmlns:aink="http://schemas.microsoft.com/office/drawing/2016/ink" xmlns:am3d="http://schemas.microsoft.com/office/drawing/2017/model3d" xmlns:o="urn:schemas-microsoft-com:office:office" xmlns:oel="http://schemas.microsoft.com/office/2019/extlst" xmlns:r="http://schemas.openxmlformats.org/officeDocument/2006/relationships" xmlns:m="http://schemas.openxmlformats.org/officeDocument/2006/math" xmlns:v="urn:schemas-microsoft-com:vml" xmlns:wp14="http://schemas.microsoft.com/office/word/2010/wordprocessingDrawing" xmlns:wp="http://schemas.openxmlformats.org/drawingml/2006/wordprocessingDrawing" xmlns:w10="urn:schemas-microsoft-com:office:word" xmlns:w="http://schemas.openxmlformats.org/wordprocessingml/2006/main" xmlns:w14="http://schemas.microsoft.com/office/word/2010/wordml" xmlns:w15="http://schemas.microsoft.com/office/word/2012/wordml" xmlns:w16cex="http://schemas.microsoft.com/office/word/2018/wordml/cex" xmlns:w16cid="http://schemas.microsoft.com/office/word/2016/wordml/cid" xmlns:w16="http://schemas.microsoft.com/office/word/2018/wordml" xmlns:w16du="http://schemas.microsoft.com/office/word/2023/wordml/word16du" xmlns:w16sdtdh="http://schemas.microsoft.com/office/word/2020/wordml/sdtdatahash" xmlns:w16sdtfl="http://schemas.microsoft.com/office/word/2024/wordml/sdtformatlock" xmlns:w16se="http://schemas.microsoft.com/office/word/2015/wordml/symex" xmlns:wpg="http://schemas.microsoft.com/office/word/2010/wordprocessingGroup" xmlns:wpi="http://schemas.microsoft.com/office/word/2010/wordprocessingInk" xmlns:wne="http://schemas.microsoft.com/office/word/2006/wordml" xmlns:wps="http://schemas.microsoft.com/office/word/2010/wordprocessingShape" mc:Ignorable="w14 w15 w16se w16cid w16 w16cex w16sdtdh w16sdtfl w16du wp14">
   <w:abstractNum w:abstractNumId="0" w15:restartNumberingAfterBreak="0">
-    <w:nsid w:val="259B7323"/>
+    <w:nsid w:val="0B0903D1"/>
+    <w:multiLevelType w:val="singleLevel"/>
+    <w:tmpl w:val="04090001"/>
+    <w:lvl w:ilvl="0">
+      <w:start w:val="1"/>
+      <w:numFmt w:val="bullet"/>
+      <w:lvlText w:val="■"/>
+      <w:lvlJc w:val="left"/>
+      <w:pPr>
+        <w:ind w:left="440" w:hanging="440"/>
+      </w:pPr>
+      <w:rPr>
+        <w:rFonts w:ascii="Meiryo UI" w:hAnsi="Meiryo UI" w:eastAsia="Meiryo UI" w:cs="Meiryo UI" w:hint="default"/>
+      </w:rPr>
+    </w:lvl>
+  </w:abstractNum>
+  <w:abstractNum w:abstractNumId="1" w15:restartNumberingAfterBreak="0">
+    <w:nsid w:val="29E97BB2"/>
     <w:multiLevelType w:val="hybridMultilevel"/>
-    <w:tmpl w:val="9A6EDFCC"/>
+    <w:tmpl w:val="6E30B86C"/>
     <w:name w:val="__API_DOC_SQUARE_BULLET__2"/>
     <w:lvl w:ilvl="0" w:tplc="0409000F">
       <w:start w:val="1"/>
@@ -16700,8 +18958,182 @@
       </w:pPr>
     </w:lvl>
   </w:abstractNum>
-  <w:abstractNum w:abstractNumId="1" w15:restartNumberingAfterBreak="0">
-    <w:nsid w:val="4C6C2011"/>
+  <w:abstractNum w:abstractNumId="2" w15:restartNumberingAfterBreak="0">
+    <w:nsid w:val="585874A1"/>
+    <w:multiLevelType w:val="hybridMultilevel"/>
+    <w:tmpl w:val="1128AE6A"/>
+    <w:name w:val="__API_DOC_SQUARE_BULLET__22"/>
+    <w:lvl w:ilvl="0" w:tplc="0409000F">
+      <w:start w:val="1"/>
+      <w:numFmt w:val="decimal"/>
+      <w:lvlText w:val="%1."/>
+      <w:lvlJc w:val="left"/>
+      <w:pPr>
+        <w:ind w:left="440" w:hanging="440"/>
+      </w:pPr>
+    </w:lvl>
+    <w:lvl w:ilvl="1" w:tplc="04090017" w:tentative="1">
+      <w:start w:val="1"/>
+      <w:numFmt w:val="aiueoFullWidth"/>
+      <w:lvlText w:val="(%2)"/>
+      <w:lvlJc w:val="left"/>
+      <w:pPr>
+        <w:ind w:left="880" w:hanging="440"/>
+      </w:pPr>
+    </w:lvl>
+    <w:lvl w:ilvl="2" w:tplc="04090011" w:tentative="1">
+      <w:start w:val="1"/>
+      <w:numFmt w:val="decimalEnclosedCircle"/>
+      <w:lvlText w:val="%3"/>
+      <w:lvlJc w:val="left"/>
+      <w:pPr>
+        <w:ind w:left="1320" w:hanging="440"/>
+      </w:pPr>
+    </w:lvl>
+    <w:lvl w:ilvl="3" w:tplc="0409000F" w:tentative="1">
+      <w:start w:val="1"/>
+      <w:numFmt w:val="decimal"/>
+      <w:lvlText w:val="%4."/>
+      <w:lvlJc w:val="left"/>
+      <w:pPr>
+        <w:ind w:left="1760" w:hanging="440"/>
+      </w:pPr>
+    </w:lvl>
+    <w:lvl w:ilvl="4" w:tplc="04090017" w:tentative="1">
+      <w:start w:val="1"/>
+      <w:numFmt w:val="aiueoFullWidth"/>
+      <w:lvlText w:val="(%5)"/>
+      <w:lvlJc w:val="left"/>
+      <w:pPr>
+        <w:ind w:left="2200" w:hanging="440"/>
+      </w:pPr>
+    </w:lvl>
+    <w:lvl w:ilvl="5" w:tplc="04090011" w:tentative="1">
+      <w:start w:val="1"/>
+      <w:numFmt w:val="decimalEnclosedCircle"/>
+      <w:lvlText w:val="%6"/>
+      <w:lvlJc w:val="left"/>
+      <w:pPr>
+        <w:ind w:left="2640" w:hanging="440"/>
+      </w:pPr>
+    </w:lvl>
+    <w:lvl w:ilvl="6" w:tplc="0409000F" w:tentative="1">
+      <w:start w:val="1"/>
+      <w:numFmt w:val="decimal"/>
+      <w:lvlText w:val="%7."/>
+      <w:lvlJc w:val="left"/>
+      <w:pPr>
+        <w:ind w:left="3080" w:hanging="440"/>
+      </w:pPr>
+    </w:lvl>
+    <w:lvl w:ilvl="7" w:tplc="04090017" w:tentative="1">
+      <w:start w:val="1"/>
+      <w:numFmt w:val="aiueoFullWidth"/>
+      <w:lvlText w:val="(%8)"/>
+      <w:lvlJc w:val="left"/>
+      <w:pPr>
+        <w:ind w:left="3520" w:hanging="440"/>
+      </w:pPr>
+    </w:lvl>
+    <w:lvl w:ilvl="8" w:tplc="04090011" w:tentative="1">
+      <w:start w:val="1"/>
+      <w:numFmt w:val="decimalEnclosedCircle"/>
+      <w:lvlText w:val="%9"/>
+      <w:lvlJc w:val="left"/>
+      <w:pPr>
+        <w:ind w:left="3960" w:hanging="440"/>
+      </w:pPr>
+    </w:lvl>
+  </w:abstractNum>
+  <w:abstractNum w:abstractNumId="3" w15:restartNumberingAfterBreak="0">
+    <w:nsid w:val="5D060993"/>
+    <w:multiLevelType w:val="hybridMultilevel"/>
+    <w:tmpl w:val="10DE7BC4"/>
+    <w:name w:val="__API_DOC_SQUARE_BULLET__222"/>
+    <w:lvl w:ilvl="0" w:tplc="0409000F">
+      <w:start w:val="1"/>
+      <w:numFmt w:val="decimal"/>
+      <w:lvlText w:val="%1."/>
+      <w:lvlJc w:val="left"/>
+      <w:pPr>
+        <w:ind w:left="440" w:hanging="440"/>
+      </w:pPr>
+    </w:lvl>
+    <w:lvl w:ilvl="1" w:tplc="04090017" w:tentative="1">
+      <w:start w:val="1"/>
+      <w:numFmt w:val="aiueoFullWidth"/>
+      <w:lvlText w:val="(%2)"/>
+      <w:lvlJc w:val="left"/>
+      <w:pPr>
+        <w:ind w:left="880" w:hanging="440"/>
+      </w:pPr>
+    </w:lvl>
+    <w:lvl w:ilvl="2" w:tplc="04090011" w:tentative="1">
+      <w:start w:val="1"/>
+      <w:numFmt w:val="decimalEnclosedCircle"/>
+      <w:lvlText w:val="%3"/>
+      <w:lvlJc w:val="left"/>
+      <w:pPr>
+        <w:ind w:left="1320" w:hanging="440"/>
+      </w:pPr>
+    </w:lvl>
+    <w:lvl w:ilvl="3" w:tplc="0409000F" w:tentative="1">
+      <w:start w:val="1"/>
+      <w:numFmt w:val="decimal"/>
+      <w:lvlText w:val="%4."/>
+      <w:lvlJc w:val="left"/>
+      <w:pPr>
+        <w:ind w:left="1760" w:hanging="440"/>
+      </w:pPr>
+    </w:lvl>
+    <w:lvl w:ilvl="4" w:tplc="04090017" w:tentative="1">
+      <w:start w:val="1"/>
+      <w:numFmt w:val="aiueoFullWidth"/>
+      <w:lvlText w:val="(%5)"/>
+      <w:lvlJc w:val="left"/>
+      <w:pPr>
+        <w:ind w:left="2200" w:hanging="440"/>
+      </w:pPr>
+    </w:lvl>
+    <w:lvl w:ilvl="5" w:tplc="04090011" w:tentative="1">
+      <w:start w:val="1"/>
+      <w:numFmt w:val="decimalEnclosedCircle"/>
+      <w:lvlText w:val="%6"/>
+      <w:lvlJc w:val="left"/>
+      <w:pPr>
+        <w:ind w:left="2640" w:hanging="440"/>
+      </w:pPr>
+    </w:lvl>
+    <w:lvl w:ilvl="6" w:tplc="0409000F" w:tentative="1">
+      <w:start w:val="1"/>
+      <w:numFmt w:val="decimal"/>
+      <w:lvlText w:val="%7."/>
+      <w:lvlJc w:val="left"/>
+      <w:pPr>
+        <w:ind w:left="3080" w:hanging="440"/>
+      </w:pPr>
+    </w:lvl>
+    <w:lvl w:ilvl="7" w:tplc="04090017" w:tentative="1">
+      <w:start w:val="1"/>
+      <w:numFmt w:val="aiueoFullWidth"/>
+      <w:lvlText w:val="(%8)"/>
+      <w:lvlJc w:val="left"/>
+      <w:pPr>
+        <w:ind w:left="3520" w:hanging="440"/>
+      </w:pPr>
+    </w:lvl>
+    <w:lvl w:ilvl="8" w:tplc="04090011" w:tentative="1">
+      <w:start w:val="1"/>
+      <w:numFmt w:val="decimalEnclosedCircle"/>
+      <w:lvlText w:val="%9"/>
+      <w:lvlJc w:val="left"/>
+      <w:pPr>
+        <w:ind w:left="3960" w:hanging="440"/>
+      </w:pPr>
+    </w:lvl>
+  </w:abstractNum>
+  <w:abstractNum w:abstractNumId="4" w15:restartNumberingAfterBreak="0">
+    <w:nsid w:val="61A0791C"/>
     <w:multiLevelType w:val="singleLevel"/>
     <w:tmpl w:val="0409000F"/>
     <w:name w:val="__API_DOC_SQUARE_BULLET__"/>
@@ -16713,197 +19145,6 @@
       <w:pPr>
         <w:ind w:left="440" w:hanging="440"/>
       </w:pPr>
-    </w:lvl>
-  </w:abstractNum>
-  <w:abstractNum w:abstractNumId="2" w15:restartNumberingAfterBreak="0">
-    <w:nsid w:val="56653727"/>
-    <w:multiLevelType w:val="hybridMultilevel"/>
-    <w:tmpl w:val="2F58A5F2"/>
-    <w:name w:val="__API_DOC_SQUARE_BULLET__22"/>
-    <w:lvl w:ilvl="0" w:tplc="0409000F">
-      <w:start w:val="1"/>
-      <w:numFmt w:val="decimal"/>
-      <w:lvlText w:val="%1."/>
-      <w:lvlJc w:val="left"/>
-      <w:pPr>
-        <w:ind w:left="440" w:hanging="440"/>
-      </w:pPr>
-    </w:lvl>
-    <w:lvl w:ilvl="1" w:tplc="04090017" w:tentative="1">
-      <w:start w:val="1"/>
-      <w:numFmt w:val="aiueoFullWidth"/>
-      <w:lvlText w:val="(%2)"/>
-      <w:lvlJc w:val="left"/>
-      <w:pPr>
-        <w:ind w:left="880" w:hanging="440"/>
-      </w:pPr>
-    </w:lvl>
-    <w:lvl w:ilvl="2" w:tplc="04090011" w:tentative="1">
-      <w:start w:val="1"/>
-      <w:numFmt w:val="decimalEnclosedCircle"/>
-      <w:lvlText w:val="%3"/>
-      <w:lvlJc w:val="left"/>
-      <w:pPr>
-        <w:ind w:left="1320" w:hanging="440"/>
-      </w:pPr>
-    </w:lvl>
-    <w:lvl w:ilvl="3" w:tplc="0409000F" w:tentative="1">
-      <w:start w:val="1"/>
-      <w:numFmt w:val="decimal"/>
-      <w:lvlText w:val="%4."/>
-      <w:lvlJc w:val="left"/>
-      <w:pPr>
-        <w:ind w:left="1760" w:hanging="440"/>
-      </w:pPr>
-    </w:lvl>
-    <w:lvl w:ilvl="4" w:tplc="04090017" w:tentative="1">
-      <w:start w:val="1"/>
-      <w:numFmt w:val="aiueoFullWidth"/>
-      <w:lvlText w:val="(%5)"/>
-      <w:lvlJc w:val="left"/>
-      <w:pPr>
-        <w:ind w:left="2200" w:hanging="440"/>
-      </w:pPr>
-    </w:lvl>
-    <w:lvl w:ilvl="5" w:tplc="04090011" w:tentative="1">
-      <w:start w:val="1"/>
-      <w:numFmt w:val="decimalEnclosedCircle"/>
-      <w:lvlText w:val="%6"/>
-      <w:lvlJc w:val="left"/>
-      <w:pPr>
-        <w:ind w:left="2640" w:hanging="440"/>
-      </w:pPr>
-    </w:lvl>
-    <w:lvl w:ilvl="6" w:tplc="0409000F" w:tentative="1">
-      <w:start w:val="1"/>
-      <w:numFmt w:val="decimal"/>
-      <w:lvlText w:val="%7."/>
-      <w:lvlJc w:val="left"/>
-      <w:pPr>
-        <w:ind w:left="3080" w:hanging="440"/>
-      </w:pPr>
-    </w:lvl>
-    <w:lvl w:ilvl="7" w:tplc="04090017" w:tentative="1">
-      <w:start w:val="1"/>
-      <w:numFmt w:val="aiueoFullWidth"/>
-      <w:lvlText w:val="(%8)"/>
-      <w:lvlJc w:val="left"/>
-      <w:pPr>
-        <w:ind w:left="3520" w:hanging="440"/>
-      </w:pPr>
-    </w:lvl>
-    <w:lvl w:ilvl="8" w:tplc="04090011" w:tentative="1">
-      <w:start w:val="1"/>
-      <w:numFmt w:val="decimalEnclosedCircle"/>
-      <w:lvlText w:val="%9"/>
-      <w:lvlJc w:val="left"/>
-      <w:pPr>
-        <w:ind w:left="3960" w:hanging="440"/>
-      </w:pPr>
-    </w:lvl>
-  </w:abstractNum>
-  <w:abstractNum w:abstractNumId="3" w15:restartNumberingAfterBreak="0">
-    <w:nsid w:val="56A00ABD"/>
-    <w:multiLevelType w:val="hybridMultilevel"/>
-    <w:tmpl w:val="51E2C7CC"/>
-    <w:name w:val="__API_DOC_SQUARE_BULLET__222"/>
-    <w:lvl w:ilvl="0" w:tplc="0409000F">
-      <w:start w:val="1"/>
-      <w:numFmt w:val="decimal"/>
-      <w:lvlText w:val="%1."/>
-      <w:lvlJc w:val="left"/>
-      <w:pPr>
-        <w:ind w:left="440" w:hanging="440"/>
-      </w:pPr>
-    </w:lvl>
-    <w:lvl w:ilvl="1" w:tplc="04090017" w:tentative="1">
-      <w:start w:val="1"/>
-      <w:numFmt w:val="aiueoFullWidth"/>
-      <w:lvlText w:val="(%2)"/>
-      <w:lvlJc w:val="left"/>
-      <w:pPr>
-        <w:ind w:left="880" w:hanging="440"/>
-      </w:pPr>
-    </w:lvl>
-    <w:lvl w:ilvl="2" w:tplc="04090011" w:tentative="1">
-      <w:start w:val="1"/>
-      <w:numFmt w:val="decimalEnclosedCircle"/>
-      <w:lvlText w:val="%3"/>
-      <w:lvlJc w:val="left"/>
-      <w:pPr>
-        <w:ind w:left="1320" w:hanging="440"/>
-      </w:pPr>
-    </w:lvl>
-    <w:lvl w:ilvl="3" w:tplc="0409000F" w:tentative="1">
-      <w:start w:val="1"/>
-      <w:numFmt w:val="decimal"/>
-      <w:lvlText w:val="%4."/>
-      <w:lvlJc w:val="left"/>
-      <w:pPr>
-        <w:ind w:left="1760" w:hanging="440"/>
-      </w:pPr>
-    </w:lvl>
-    <w:lvl w:ilvl="4" w:tplc="04090017" w:tentative="1">
-      <w:start w:val="1"/>
-      <w:numFmt w:val="aiueoFullWidth"/>
-      <w:lvlText w:val="(%5)"/>
-      <w:lvlJc w:val="left"/>
-      <w:pPr>
-        <w:ind w:left="2200" w:hanging="440"/>
-      </w:pPr>
-    </w:lvl>
-    <w:lvl w:ilvl="5" w:tplc="04090011" w:tentative="1">
-      <w:start w:val="1"/>
-      <w:numFmt w:val="decimalEnclosedCircle"/>
-      <w:lvlText w:val="%6"/>
-      <w:lvlJc w:val="left"/>
-      <w:pPr>
-        <w:ind w:left="2640" w:hanging="440"/>
-      </w:pPr>
-    </w:lvl>
-    <w:lvl w:ilvl="6" w:tplc="0409000F" w:tentative="1">
-      <w:start w:val="1"/>
-      <w:numFmt w:val="decimal"/>
-      <w:lvlText w:val="%7."/>
-      <w:lvlJc w:val="left"/>
-      <w:pPr>
-        <w:ind w:left="3080" w:hanging="440"/>
-      </w:pPr>
-    </w:lvl>
-    <w:lvl w:ilvl="7" w:tplc="04090017" w:tentative="1">
-      <w:start w:val="1"/>
-      <w:numFmt w:val="aiueoFullWidth"/>
-      <w:lvlText w:val="(%8)"/>
-      <w:lvlJc w:val="left"/>
-      <w:pPr>
-        <w:ind w:left="3520" w:hanging="440"/>
-      </w:pPr>
-    </w:lvl>
-    <w:lvl w:ilvl="8" w:tplc="04090011" w:tentative="1">
-      <w:start w:val="1"/>
-      <w:numFmt w:val="decimalEnclosedCircle"/>
-      <w:lvlText w:val="%9"/>
-      <w:lvlJc w:val="left"/>
-      <w:pPr>
-        <w:ind w:left="3960" w:hanging="440"/>
-      </w:pPr>
-    </w:lvl>
-  </w:abstractNum>
-  <w:abstractNum w:abstractNumId="4" w15:restartNumberingAfterBreak="0">
-    <w:nsid w:val="756D1B34"/>
-    <w:multiLevelType w:val="singleLevel"/>
-    <w:tmpl w:val="04090001"/>
-    <w:lvl w:ilvl="0">
-      <w:start w:val="1"/>
-      <w:numFmt w:val="bullet"/>
-      <w:lvlText w:val="■"/>
-      <w:lvlJc w:val="left"/>
-      <w:pPr>
-        <w:ind w:left="440" w:hanging="440"/>
-      </w:pPr>
-      <w:rPr>
-        <w:rFonts w:ascii="Meiryo UI" w:hAnsi="Meiryo UI" w:eastAsia="Meiryo UI" w:cs="Meiryo UI" w:hint="default"/>
-      </w:rPr>
     </w:lvl>
   </w:abstractNum>
   <w:abstractNum w:abstractNumId="5" w15:restartNumberingAfterBreak="0">
@@ -17023,19 +19264,19 @@
   <w:num w:numId="1" w16cid:durableId="296302402">
     <w:abstractNumId w:val="5"/>
   </w:num>
-  <w:num w:numId="2" w16cid:durableId="1782990608">
+  <w:num w:numId="2" w16cid:durableId="1713379702">
+    <w:abstractNumId w:val="0"/>
+  </w:num>
+  <w:num w:numId="3" w16cid:durableId="976186360">
     <w:abstractNumId w:val="4"/>
   </w:num>
-  <w:num w:numId="3" w16cid:durableId="557595075">
+  <w:num w:numId="4" w16cid:durableId="1787918725">
     <w:abstractNumId w:val="1"/>
   </w:num>
-  <w:num w:numId="4" w16cid:durableId="1647080980">
-    <w:abstractNumId w:val="0"/>
-  </w:num>
-  <w:num w:numId="5" w16cid:durableId="812678654">
+  <w:num w:numId="5" w16cid:durableId="693962697">
     <w:abstractNumId w:val="2"/>
   </w:num>
-  <w:num w:numId="6" w16cid:durableId="1379433899">
+  <w:num w:numId="6" w16cid:durableId="1285580945">
     <w:abstractNumId w:val="3"/>
   </w:num>
   <w:numIdMacAtCleanup w:val="6"/>

--- a/taniguchi/api/Fix/API設計書_認証／認可.docx
+++ b/taniguchi/api/Fix/API設計書_認証／認可.docx
@@ -1029,7 +1029,7 @@
       <w:r>
         <w:fldChar w:fldCharType="separate"/>
       </w:r>
-      <w:hyperlink w:anchor="_Toc229929364" w:history="1">
+      <w:hyperlink w:anchor="_Toc230015095" w:history="1">
         <w:r>
           <w:rPr>
             <w:rStyle w:val="afffffff5"/>
@@ -1056,7 +1056,7 @@
             <w:noProof/>
             <w:webHidden/>
           </w:rPr>
-          <w:instrText xml:space="preserve"> PAGEREF _Toc229929364 \h </w:instrText>
+          <w:instrText xml:space="preserve"> PAGEREF _Toc230015095 \h </w:instrText>
         </w:r>
         <w:r>
           <w:rPr>
@@ -1104,7 +1104,7 @@
           <w14:ligatures w14:val="standardContextual"/>
         </w:rPr>
       </w:pPr>
-      <w:hyperlink w:anchor="_Toc229929365" w:history="1">
+      <w:hyperlink w:anchor="_Toc230015096" w:history="1">
         <w:r>
           <w:rPr>
             <w:rStyle w:val="afffffff5"/>
@@ -1131,7 +1131,7 @@
             <w:noProof/>
             <w:webHidden/>
           </w:rPr>
-          <w:instrText xml:space="preserve"> PAGEREF _Toc229929365 \h </w:instrText>
+          <w:instrText xml:space="preserve"> PAGEREF _Toc230015096 \h </w:instrText>
         </w:r>
         <w:r>
           <w:rPr>
@@ -1179,7 +1179,7 @@
           <w14:ligatures w14:val="standardContextual"/>
         </w:rPr>
       </w:pPr>
-      <w:hyperlink w:anchor="_Toc229929366" w:history="1">
+      <w:hyperlink w:anchor="_Toc230015097" w:history="1">
         <w:r>
           <w:rPr>
             <w:rStyle w:val="afffffff5"/>
@@ -1206,7 +1206,7 @@
             <w:noProof/>
             <w:webHidden/>
           </w:rPr>
-          <w:instrText xml:space="preserve"> PAGEREF _Toc229929366 \h </w:instrText>
+          <w:instrText xml:space="preserve"> PAGEREF _Toc230015097 \h </w:instrText>
         </w:r>
         <w:r>
           <w:rPr>
@@ -1254,7 +1254,7 @@
           <w14:ligatures w14:val="standardContextual"/>
         </w:rPr>
       </w:pPr>
-      <w:hyperlink w:anchor="_Toc229929367" w:history="1">
+      <w:hyperlink w:anchor="_Toc230015098" w:history="1">
         <w:r>
           <w:rPr>
             <w:rStyle w:val="afffffff5"/>
@@ -1281,7 +1281,7 @@
             <w:noProof/>
             <w:webHidden/>
           </w:rPr>
-          <w:instrText xml:space="preserve"> PAGEREF _Toc229929367 \h </w:instrText>
+          <w:instrText xml:space="preserve"> PAGEREF _Toc230015098 \h </w:instrText>
         </w:r>
         <w:r>
           <w:rPr>
@@ -1301,7 +1301,7 @@
             <w:noProof/>
             <w:webHidden/>
           </w:rPr>
-          <w:t>4</w:t>
+          <w:t>5</w:t>
         </w:r>
         <w:r>
           <w:rPr>
@@ -1329,7 +1329,7 @@
           <w14:ligatures w14:val="standardContextual"/>
         </w:rPr>
       </w:pPr>
-      <w:hyperlink w:anchor="_Toc229929368" w:history="1">
+      <w:hyperlink w:anchor="_Toc230015099" w:history="1">
         <w:r>
           <w:rPr>
             <w:rStyle w:val="afffffff5"/>
@@ -1356,7 +1356,7 @@
             <w:noProof/>
             <w:webHidden/>
           </w:rPr>
-          <w:instrText xml:space="preserve"> PAGEREF _Toc229929368 \h </w:instrText>
+          <w:instrText xml:space="preserve"> PAGEREF _Toc230015099 \h </w:instrText>
         </w:r>
         <w:r>
           <w:rPr>
@@ -1405,7 +1405,7 @@
           <w14:ligatures w14:val="standardContextual"/>
         </w:rPr>
       </w:pPr>
-      <w:hyperlink w:anchor="_Toc229929369" w:history="1">
+      <w:hyperlink w:anchor="_Toc230015100" w:history="1">
         <w:r>
           <w:rPr>
             <w:rStyle w:val="afffffff5"/>
@@ -1432,7 +1432,7 @@
             <w:noProof/>
             <w:webHidden/>
           </w:rPr>
-          <w:instrText xml:space="preserve"> PAGEREF _Toc229929369 \h </w:instrText>
+          <w:instrText xml:space="preserve"> PAGEREF _Toc230015100 \h </w:instrText>
         </w:r>
         <w:r>
           <w:rPr>
@@ -1452,7 +1452,7 @@
             <w:noProof/>
             <w:webHidden/>
           </w:rPr>
-          <w:t>5</w:t>
+          <w:t>6</w:t>
         </w:r>
         <w:r>
           <w:rPr>
@@ -1480,7 +1480,7 @@
           <w14:ligatures w14:val="standardContextual"/>
         </w:rPr>
       </w:pPr>
-      <w:hyperlink w:anchor="_Toc229929370" w:history="1">
+      <w:hyperlink w:anchor="_Toc230015101" w:history="1">
         <w:r>
           <w:rPr>
             <w:rStyle w:val="afffffff5"/>
@@ -1507,7 +1507,7 @@
             <w:noProof/>
             <w:webHidden/>
           </w:rPr>
-          <w:instrText xml:space="preserve"> PAGEREF _Toc229929370 \h </w:instrText>
+          <w:instrText xml:space="preserve"> PAGEREF _Toc230015101 \h </w:instrText>
         </w:r>
         <w:r>
           <w:rPr>
@@ -1527,7 +1527,7 @@
             <w:noProof/>
             <w:webHidden/>
           </w:rPr>
-          <w:t>5</w:t>
+          <w:t>6</w:t>
         </w:r>
         <w:r>
           <w:rPr>
@@ -1555,7 +1555,7 @@
           <w14:ligatures w14:val="standardContextual"/>
         </w:rPr>
       </w:pPr>
-      <w:hyperlink w:anchor="_Toc229929371" w:history="1">
+      <w:hyperlink w:anchor="_Toc230015102" w:history="1">
         <w:r>
           <w:rPr>
             <w:rStyle w:val="afffffff5"/>
@@ -1582,7 +1582,7 @@
             <w:noProof/>
             <w:webHidden/>
           </w:rPr>
-          <w:instrText xml:space="preserve"> PAGEREF _Toc229929371 \h </w:instrText>
+          <w:instrText xml:space="preserve"> PAGEREF _Toc230015102 \h </w:instrText>
         </w:r>
         <w:r>
           <w:rPr>
@@ -1630,7 +1630,7 @@
           <w14:ligatures w14:val="standardContextual"/>
         </w:rPr>
       </w:pPr>
-      <w:hyperlink w:anchor="_Toc229929372" w:history="1">
+      <w:hyperlink w:anchor="_Toc230015103" w:history="1">
         <w:r>
           <w:rPr>
             <w:rStyle w:val="afffffff5"/>
@@ -1657,7 +1657,7 @@
             <w:noProof/>
             <w:webHidden/>
           </w:rPr>
-          <w:instrText xml:space="preserve"> PAGEREF _Toc229929372 \h </w:instrText>
+          <w:instrText xml:space="preserve"> PAGEREF _Toc230015103 \h </w:instrText>
         </w:r>
         <w:r>
           <w:rPr>
@@ -1706,7 +1706,7 @@
           <w14:ligatures w14:val="standardContextual"/>
         </w:rPr>
       </w:pPr>
-      <w:hyperlink w:anchor="_Toc229929373" w:history="1">
+      <w:hyperlink w:anchor="_Toc230015104" w:history="1">
         <w:r>
           <w:rPr>
             <w:rStyle w:val="afffffff5"/>
@@ -1733,7 +1733,7 @@
             <w:noProof/>
             <w:webHidden/>
           </w:rPr>
-          <w:instrText xml:space="preserve"> PAGEREF _Toc229929373 \h </w:instrText>
+          <w:instrText xml:space="preserve"> PAGEREF _Toc230015104 \h </w:instrText>
         </w:r>
         <w:r>
           <w:rPr>
@@ -1781,7 +1781,7 @@
           <w14:ligatures w14:val="standardContextual"/>
         </w:rPr>
       </w:pPr>
-      <w:hyperlink w:anchor="_Toc229929374" w:history="1">
+      <w:hyperlink w:anchor="_Toc230015105" w:history="1">
         <w:r>
           <w:rPr>
             <w:rStyle w:val="afffffff5"/>
@@ -1808,7 +1808,7 @@
             <w:noProof/>
             <w:webHidden/>
           </w:rPr>
-          <w:instrText xml:space="preserve"> PAGEREF _Toc229929374 \h </w:instrText>
+          <w:instrText xml:space="preserve"> PAGEREF _Toc230015105 \h </w:instrText>
         </w:r>
         <w:r>
           <w:rPr>
@@ -1856,7 +1856,7 @@
           <w14:ligatures w14:val="standardContextual"/>
         </w:rPr>
       </w:pPr>
-      <w:hyperlink w:anchor="_Toc229929375" w:history="1">
+      <w:hyperlink w:anchor="_Toc230015106" w:history="1">
         <w:r>
           <w:rPr>
             <w:rStyle w:val="afffffff5"/>
@@ -1883,7 +1883,7 @@
             <w:noProof/>
             <w:webHidden/>
           </w:rPr>
-          <w:instrText xml:space="preserve"> PAGEREF _Toc229929375 \h </w:instrText>
+          <w:instrText xml:space="preserve"> PAGEREF _Toc230015106 \h </w:instrText>
         </w:r>
         <w:r>
           <w:rPr>
@@ -1903,7 +1903,7 @@
             <w:noProof/>
             <w:webHidden/>
           </w:rPr>
-          <w:t>8</w:t>
+          <w:t>9</w:t>
         </w:r>
         <w:r>
           <w:rPr>
@@ -1931,7 +1931,7 @@
           <w14:ligatures w14:val="standardContextual"/>
         </w:rPr>
       </w:pPr>
-      <w:hyperlink w:anchor="_Toc229929376" w:history="1">
+      <w:hyperlink w:anchor="_Toc230015107" w:history="1">
         <w:r>
           <w:rPr>
             <w:rStyle w:val="afffffff5"/>
@@ -1958,7 +1958,7 @@
             <w:noProof/>
             <w:webHidden/>
           </w:rPr>
-          <w:instrText xml:space="preserve"> PAGEREF _Toc229929376 \h </w:instrText>
+          <w:instrText xml:space="preserve"> PAGEREF _Toc230015107 \h </w:instrText>
         </w:r>
         <w:r>
           <w:rPr>
@@ -1978,7 +1978,7 @@
             <w:noProof/>
             <w:webHidden/>
           </w:rPr>
-          <w:t>8</w:t>
+          <w:t>9</w:t>
         </w:r>
         <w:r>
           <w:rPr>
@@ -2005,7 +2005,7 @@
           <w14:ligatures w14:val="standardContextual"/>
         </w:rPr>
       </w:pPr>
-      <w:hyperlink w:anchor="_Toc229929377" w:history="1">
+      <w:hyperlink w:anchor="_Toc230015108" w:history="1">
         <w:r>
           <w:rPr>
             <w:rStyle w:val="afffffff5"/>
@@ -2032,7 +2032,7 @@
             <w:noProof/>
             <w:webHidden/>
           </w:rPr>
-          <w:instrText xml:space="preserve"> PAGEREF _Toc229929377 \h </w:instrText>
+          <w:instrText xml:space="preserve"> PAGEREF _Toc230015108 \h </w:instrText>
         </w:r>
         <w:r>
           <w:rPr>
@@ -2052,7 +2052,7 @@
             <w:noProof/>
             <w:webHidden/>
           </w:rPr>
-          <w:t>9</w:t>
+          <w:t>10</w:t>
         </w:r>
         <w:r>
           <w:rPr>
@@ -2079,7 +2079,7 @@
           <w14:ligatures w14:val="standardContextual"/>
         </w:rPr>
       </w:pPr>
-      <w:hyperlink w:anchor="_Toc229929378" w:history="1">
+      <w:hyperlink w:anchor="_Toc230015109" w:history="1">
         <w:r>
           <w:rPr>
             <w:rStyle w:val="afffffff5"/>
@@ -2106,7 +2106,7 @@
             <w:noProof/>
             <w:webHidden/>
           </w:rPr>
-          <w:instrText xml:space="preserve"> PAGEREF _Toc229929378 \h </w:instrText>
+          <w:instrText xml:space="preserve"> PAGEREF _Toc230015109 \h </w:instrText>
         </w:r>
         <w:r>
           <w:rPr>
@@ -2153,7 +2153,7 @@
           <w14:ligatures w14:val="standardContextual"/>
         </w:rPr>
       </w:pPr>
-      <w:hyperlink w:anchor="_Toc229929379" w:history="1">
+      <w:hyperlink w:anchor="_Toc230015110" w:history="1">
         <w:r>
           <w:rPr>
             <w:rStyle w:val="afffffff5"/>
@@ -2180,7 +2180,7 @@
             <w:noProof/>
             <w:webHidden/>
           </w:rPr>
-          <w:instrText xml:space="preserve"> PAGEREF _Toc229929379 \h </w:instrText>
+          <w:instrText xml:space="preserve"> PAGEREF _Toc230015110 \h </w:instrText>
         </w:r>
         <w:r>
           <w:rPr>
@@ -2200,7 +2200,7 @@
             <w:noProof/>
             <w:webHidden/>
           </w:rPr>
-          <w:t>13</w:t>
+          <w:t>14</w:t>
         </w:r>
         <w:r>
           <w:rPr>
@@ -2228,7 +2228,7 @@
           <w14:ligatures w14:val="standardContextual"/>
         </w:rPr>
       </w:pPr>
-      <w:hyperlink w:anchor="_Toc229929380" w:history="1">
+      <w:hyperlink w:anchor="_Toc230015111" w:history="1">
         <w:r>
           <w:rPr>
             <w:rStyle w:val="afffffff5"/>
@@ -2255,7 +2255,7 @@
             <w:noProof/>
             <w:webHidden/>
           </w:rPr>
-          <w:instrText xml:space="preserve"> PAGEREF _Toc229929380 \h </w:instrText>
+          <w:instrText xml:space="preserve"> PAGEREF _Toc230015111 \h </w:instrText>
         </w:r>
         <w:r>
           <w:rPr>
@@ -2275,7 +2275,7 @@
             <w:noProof/>
             <w:webHidden/>
           </w:rPr>
-          <w:t>14</w:t>
+          <w:t>15</w:t>
         </w:r>
         <w:r>
           <w:rPr>
@@ -2302,7 +2302,7 @@
           <w14:ligatures w14:val="standardContextual"/>
         </w:rPr>
       </w:pPr>
-      <w:hyperlink w:anchor="_Toc229929381" w:history="1">
+      <w:hyperlink w:anchor="_Toc230015112" w:history="1">
         <w:r>
           <w:rPr>
             <w:rStyle w:val="afffffff5"/>
@@ -2329,7 +2329,7 @@
             <w:noProof/>
             <w:webHidden/>
           </w:rPr>
-          <w:instrText xml:space="preserve"> PAGEREF _Toc229929381 \h </w:instrText>
+          <w:instrText xml:space="preserve"> PAGEREF _Toc230015112 \h </w:instrText>
         </w:r>
         <w:r>
           <w:rPr>
@@ -2349,7 +2349,7 @@
             <w:noProof/>
             <w:webHidden/>
           </w:rPr>
-          <w:t>14</w:t>
+          <w:t>15</w:t>
         </w:r>
         <w:r>
           <w:rPr>
@@ -2378,7 +2378,7 @@
           <w14:ligatures w14:val="standardContextual"/>
         </w:rPr>
       </w:pPr>
-      <w:hyperlink w:anchor="_Toc229929382" w:history="1">
+      <w:hyperlink w:anchor="_Toc230015113" w:history="1">
         <w:r>
           <w:rPr>
             <w:rStyle w:val="afffffff5"/>
@@ -2405,7 +2405,7 @@
             <w:noProof/>
             <w:webHidden/>
           </w:rPr>
-          <w:instrText xml:space="preserve"> PAGEREF _Toc229929382 \h </w:instrText>
+          <w:instrText xml:space="preserve"> PAGEREF _Toc230015113 \h </w:instrText>
         </w:r>
         <w:r>
           <w:rPr>
@@ -2425,7 +2425,7 @@
             <w:noProof/>
             <w:webHidden/>
           </w:rPr>
-          <w:t>14</w:t>
+          <w:t>15</w:t>
         </w:r>
         <w:r>
           <w:rPr>
@@ -2454,7 +2454,7 @@
           <w14:ligatures w14:val="standardContextual"/>
         </w:rPr>
       </w:pPr>
-      <w:hyperlink w:anchor="_Toc229929383" w:history="1">
+      <w:hyperlink w:anchor="_Toc230015114" w:history="1">
         <w:r>
           <w:rPr>
             <w:rStyle w:val="afffffff5"/>
@@ -2481,7 +2481,7 @@
             <w:noProof/>
             <w:webHidden/>
           </w:rPr>
-          <w:instrText xml:space="preserve"> PAGEREF _Toc229929383 \h </w:instrText>
+          <w:instrText xml:space="preserve"> PAGEREF _Toc230015114 \h </w:instrText>
         </w:r>
         <w:r>
           <w:rPr>
@@ -2501,7 +2501,7 @@
             <w:noProof/>
             <w:webHidden/>
           </w:rPr>
-          <w:t>15</w:t>
+          <w:t>16</w:t>
         </w:r>
         <w:r>
           <w:rPr>
@@ -2529,7 +2529,7 @@
           <w14:ligatures w14:val="standardContextual"/>
         </w:rPr>
       </w:pPr>
-      <w:hyperlink w:anchor="_Toc229929384" w:history="1">
+      <w:hyperlink w:anchor="_Toc230015115" w:history="1">
         <w:r>
           <w:rPr>
             <w:rStyle w:val="afffffff5"/>
@@ -2556,7 +2556,7 @@
             <w:noProof/>
             <w:webHidden/>
           </w:rPr>
-          <w:instrText xml:space="preserve"> PAGEREF _Toc229929384 \h </w:instrText>
+          <w:instrText xml:space="preserve"> PAGEREF _Toc230015115 \h </w:instrText>
         </w:r>
         <w:r>
           <w:rPr>
@@ -2576,7 +2576,7 @@
             <w:noProof/>
             <w:webHidden/>
           </w:rPr>
-          <w:t>15</w:t>
+          <w:t>16</w:t>
         </w:r>
         <w:r>
           <w:rPr>
@@ -2603,7 +2603,7 @@
           <w14:ligatures w14:val="standardContextual"/>
         </w:rPr>
       </w:pPr>
-      <w:hyperlink w:anchor="_Toc229929385" w:history="1">
+      <w:hyperlink w:anchor="_Toc230015116" w:history="1">
         <w:r>
           <w:rPr>
             <w:rStyle w:val="afffffff5"/>
@@ -2630,7 +2630,7 @@
             <w:noProof/>
             <w:webHidden/>
           </w:rPr>
-          <w:instrText xml:space="preserve"> PAGEREF _Toc229929385 \h </w:instrText>
+          <w:instrText xml:space="preserve"> PAGEREF _Toc230015116 \h </w:instrText>
         </w:r>
         <w:r>
           <w:rPr>
@@ -2677,7 +2677,7 @@
           <w14:ligatures w14:val="standardContextual"/>
         </w:rPr>
       </w:pPr>
-      <w:hyperlink w:anchor="_Toc229929386" w:history="1">
+      <w:hyperlink w:anchor="_Toc230015117" w:history="1">
         <w:r>
           <w:rPr>
             <w:rStyle w:val="afffffff5"/>
@@ -2704,7 +2704,7 @@
             <w:noProof/>
             <w:webHidden/>
           </w:rPr>
-          <w:instrText xml:space="preserve"> PAGEREF _Toc229929386 \h </w:instrText>
+          <w:instrText xml:space="preserve"> PAGEREF _Toc230015117 \h </w:instrText>
         </w:r>
         <w:r>
           <w:rPr>
@@ -2724,7 +2724,7 @@
             <w:noProof/>
             <w:webHidden/>
           </w:rPr>
-          <w:t>16</w:t>
+          <w:t>17</w:t>
         </w:r>
         <w:r>
           <w:rPr>
@@ -2751,7 +2751,7 @@
           <w14:ligatures w14:val="standardContextual"/>
         </w:rPr>
       </w:pPr>
-      <w:hyperlink w:anchor="_Toc229929387" w:history="1">
+      <w:hyperlink w:anchor="_Toc230015118" w:history="1">
         <w:r>
           <w:rPr>
             <w:rStyle w:val="afffffff5"/>
@@ -2778,7 +2778,7 @@
             <w:noProof/>
             <w:webHidden/>
           </w:rPr>
-          <w:instrText xml:space="preserve"> PAGEREF _Toc229929387 \h </w:instrText>
+          <w:instrText xml:space="preserve"> PAGEREF _Toc230015118 \h </w:instrText>
         </w:r>
         <w:r>
           <w:rPr>
@@ -2826,7 +2826,7 @@
           <w14:ligatures w14:val="standardContextual"/>
         </w:rPr>
       </w:pPr>
-      <w:hyperlink w:anchor="_Toc229929388" w:history="1">
+      <w:hyperlink w:anchor="_Toc230015119" w:history="1">
         <w:r>
           <w:rPr>
             <w:rStyle w:val="afffffff5"/>
@@ -2853,7 +2853,7 @@
             <w:noProof/>
             <w:webHidden/>
           </w:rPr>
-          <w:instrText xml:space="preserve"> PAGEREF _Toc229929388 \h </w:instrText>
+          <w:instrText xml:space="preserve"> PAGEREF _Toc230015119 \h </w:instrText>
         </w:r>
         <w:r>
           <w:rPr>
@@ -2873,7 +2873,7 @@
             <w:noProof/>
             <w:webHidden/>
           </w:rPr>
-          <w:t>17</w:t>
+          <w:t>18</w:t>
         </w:r>
         <w:r>
           <w:rPr>
@@ -2900,7 +2900,7 @@
           <w14:ligatures w14:val="standardContextual"/>
         </w:rPr>
       </w:pPr>
-      <w:hyperlink w:anchor="_Toc229929389" w:history="1">
+      <w:hyperlink w:anchor="_Toc230015120" w:history="1">
         <w:r>
           <w:rPr>
             <w:rStyle w:val="afffffff5"/>
@@ -2927,7 +2927,7 @@
             <w:noProof/>
             <w:webHidden/>
           </w:rPr>
-          <w:instrText xml:space="preserve"> PAGEREF _Toc229929389 \h </w:instrText>
+          <w:instrText xml:space="preserve"> PAGEREF _Toc230015120 \h </w:instrText>
         </w:r>
         <w:r>
           <w:rPr>
@@ -2974,7 +2974,7 @@
           <w14:ligatures w14:val="standardContextual"/>
         </w:rPr>
       </w:pPr>
-      <w:hyperlink w:anchor="_Toc229929390" w:history="1">
+      <w:hyperlink w:anchor="_Toc230015121" w:history="1">
         <w:r>
           <w:rPr>
             <w:rStyle w:val="afffffff5"/>
@@ -3001,7 +3001,7 @@
             <w:noProof/>
             <w:webHidden/>
           </w:rPr>
-          <w:instrText xml:space="preserve"> PAGEREF _Toc229929390 \h </w:instrText>
+          <w:instrText xml:space="preserve"> PAGEREF _Toc230015121 \h </w:instrText>
         </w:r>
         <w:r>
           <w:rPr>
@@ -3049,7 +3049,7 @@
           <w14:ligatures w14:val="standardContextual"/>
         </w:rPr>
       </w:pPr>
-      <w:hyperlink w:anchor="_Toc229929391" w:history="1">
+      <w:hyperlink w:anchor="_Toc230015122" w:history="1">
         <w:r>
           <w:rPr>
             <w:rStyle w:val="afffffff5"/>
@@ -3076,7 +3076,7 @@
             <w:noProof/>
             <w:webHidden/>
           </w:rPr>
-          <w:instrText xml:space="preserve"> PAGEREF _Toc229929391 \h </w:instrText>
+          <w:instrText xml:space="preserve"> PAGEREF _Toc230015122 \h </w:instrText>
         </w:r>
         <w:r>
           <w:rPr>
@@ -3096,7 +3096,7 @@
             <w:noProof/>
             <w:webHidden/>
           </w:rPr>
-          <w:t>18</w:t>
+          <w:t>19</w:t>
         </w:r>
         <w:r>
           <w:rPr>
@@ -3123,7 +3123,7 @@
           <w14:ligatures w14:val="standardContextual"/>
         </w:rPr>
       </w:pPr>
-      <w:hyperlink w:anchor="_Toc229929392" w:history="1">
+      <w:hyperlink w:anchor="_Toc230015123" w:history="1">
         <w:r>
           <w:rPr>
             <w:rStyle w:val="afffffff5"/>
@@ -3150,7 +3150,7 @@
             <w:noProof/>
             <w:webHidden/>
           </w:rPr>
-          <w:instrText xml:space="preserve"> PAGEREF _Toc229929392 \h </w:instrText>
+          <w:instrText xml:space="preserve"> PAGEREF _Toc230015123 \h </w:instrText>
         </w:r>
         <w:r>
           <w:rPr>
@@ -3170,7 +3170,7 @@
             <w:noProof/>
             <w:webHidden/>
           </w:rPr>
-          <w:t>18</w:t>
+          <w:t>19</w:t>
         </w:r>
         <w:r>
           <w:rPr>
@@ -3197,7 +3197,7 @@
           <w14:ligatures w14:val="standardContextual"/>
         </w:rPr>
       </w:pPr>
-      <w:hyperlink w:anchor="_Toc229929393" w:history="1">
+      <w:hyperlink w:anchor="_Toc230015124" w:history="1">
         <w:r>
           <w:rPr>
             <w:rStyle w:val="afffffff5"/>
@@ -3224,7 +3224,7 @@
             <w:noProof/>
             <w:webHidden/>
           </w:rPr>
-          <w:instrText xml:space="preserve"> PAGEREF _Toc229929393 \h </w:instrText>
+          <w:instrText xml:space="preserve"> PAGEREF _Toc230015124 \h </w:instrText>
         </w:r>
         <w:r>
           <w:rPr>
@@ -3271,7 +3271,7 @@
           <w14:ligatures w14:val="standardContextual"/>
         </w:rPr>
       </w:pPr>
-      <w:hyperlink w:anchor="_Toc229929394" w:history="1">
+      <w:hyperlink w:anchor="_Toc230015125" w:history="1">
         <w:r>
           <w:rPr>
             <w:rStyle w:val="afffffff5"/>
@@ -3298,7 +3298,7 @@
             <w:noProof/>
             <w:webHidden/>
           </w:rPr>
-          <w:instrText xml:space="preserve"> PAGEREF _Toc229929394 \h </w:instrText>
+          <w:instrText xml:space="preserve"> PAGEREF _Toc230015125 \h </w:instrText>
         </w:r>
         <w:r>
           <w:rPr>
@@ -3346,7 +3346,7 @@
           <w14:ligatures w14:val="standardContextual"/>
         </w:rPr>
       </w:pPr>
-      <w:hyperlink w:anchor="_Toc229929395" w:history="1">
+      <w:hyperlink w:anchor="_Toc230015126" w:history="1">
         <w:r>
           <w:rPr>
             <w:rStyle w:val="afffffff5"/>
@@ -3373,7 +3373,7 @@
             <w:noProof/>
             <w:webHidden/>
           </w:rPr>
-          <w:instrText xml:space="preserve"> PAGEREF _Toc229929395 \h </w:instrText>
+          <w:instrText xml:space="preserve"> PAGEREF _Toc230015126 \h </w:instrText>
         </w:r>
         <w:r>
           <w:rPr>
@@ -3393,7 +3393,7 @@
             <w:noProof/>
             <w:webHidden/>
           </w:rPr>
-          <w:t>19</w:t>
+          <w:t>20</w:t>
         </w:r>
         <w:r>
           <w:rPr>
@@ -3420,7 +3420,7 @@
           <w14:ligatures w14:val="standardContextual"/>
         </w:rPr>
       </w:pPr>
-      <w:hyperlink w:anchor="_Toc229929396" w:history="1">
+      <w:hyperlink w:anchor="_Toc230015127" w:history="1">
         <w:r>
           <w:rPr>
             <w:rStyle w:val="afffffff5"/>
@@ -3447,7 +3447,7 @@
             <w:noProof/>
             <w:webHidden/>
           </w:rPr>
-          <w:instrText xml:space="preserve"> PAGEREF _Toc229929396 \h </w:instrText>
+          <w:instrText xml:space="preserve"> PAGEREF _Toc230015127 \h </w:instrText>
         </w:r>
         <w:r>
           <w:rPr>
@@ -3467,7 +3467,7 @@
             <w:noProof/>
             <w:webHidden/>
           </w:rPr>
-          <w:t>20</w:t>
+          <w:t>21</w:t>
         </w:r>
         <w:r>
           <w:rPr>
@@ -3494,7 +3494,7 @@
           <w14:ligatures w14:val="standardContextual"/>
         </w:rPr>
       </w:pPr>
-      <w:hyperlink w:anchor="_Toc229929397" w:history="1">
+      <w:hyperlink w:anchor="_Toc230015128" w:history="1">
         <w:r>
           <w:rPr>
             <w:rStyle w:val="afffffff5"/>
@@ -3521,7 +3521,7 @@
             <w:noProof/>
             <w:webHidden/>
           </w:rPr>
-          <w:instrText xml:space="preserve"> PAGEREF _Toc229929397 \h </w:instrText>
+          <w:instrText xml:space="preserve"> PAGEREF _Toc230015128 \h </w:instrText>
         </w:r>
         <w:r>
           <w:rPr>
@@ -3541,7 +3541,7 @@
             <w:noProof/>
             <w:webHidden/>
           </w:rPr>
-          <w:t>20</w:t>
+          <w:t>21</w:t>
         </w:r>
         <w:r>
           <w:rPr>
@@ -3569,7 +3569,7 @@
           <w14:ligatures w14:val="standardContextual"/>
         </w:rPr>
       </w:pPr>
-      <w:hyperlink w:anchor="_Toc229929398" w:history="1">
+      <w:hyperlink w:anchor="_Toc230015129" w:history="1">
         <w:r>
           <w:rPr>
             <w:rStyle w:val="afffffff5"/>
@@ -3596,7 +3596,7 @@
             <w:noProof/>
             <w:webHidden/>
           </w:rPr>
-          <w:instrText xml:space="preserve"> PAGEREF _Toc229929398 \h </w:instrText>
+          <w:instrText xml:space="preserve"> PAGEREF _Toc230015129 \h </w:instrText>
         </w:r>
         <w:r>
           <w:rPr>
@@ -3643,7 +3643,7 @@
           <w14:ligatures w14:val="standardContextual"/>
         </w:rPr>
       </w:pPr>
-      <w:hyperlink w:anchor="_Toc229929399" w:history="1">
+      <w:hyperlink w:anchor="_Toc230015130" w:history="1">
         <w:r>
           <w:rPr>
             <w:rStyle w:val="afffffff5"/>
@@ -3670,7 +3670,7 @@
             <w:noProof/>
             <w:webHidden/>
           </w:rPr>
-          <w:instrText xml:space="preserve"> PAGEREF _Toc229929399 \h </w:instrText>
+          <w:instrText xml:space="preserve"> PAGEREF _Toc230015130 \h </w:instrText>
         </w:r>
         <w:r>
           <w:rPr>
@@ -3690,7 +3690,7 @@
             <w:noProof/>
             <w:webHidden/>
           </w:rPr>
-          <w:t>21</w:t>
+          <w:t>22</w:t>
         </w:r>
         <w:r>
           <w:rPr>
@@ -3717,7 +3717,7 @@
           <w14:ligatures w14:val="standardContextual"/>
         </w:rPr>
       </w:pPr>
-      <w:hyperlink w:anchor="_Toc229929400" w:history="1">
+      <w:hyperlink w:anchor="_Toc230015131" w:history="1">
         <w:r>
           <w:rPr>
             <w:rStyle w:val="afffffff5"/>
@@ -3744,7 +3744,7 @@
             <w:noProof/>
             <w:webHidden/>
           </w:rPr>
-          <w:instrText xml:space="preserve"> PAGEREF _Toc229929400 \h </w:instrText>
+          <w:instrText xml:space="preserve"> PAGEREF _Toc230015131 \h </w:instrText>
         </w:r>
         <w:r>
           <w:rPr>
@@ -3764,7 +3764,7 @@
             <w:noProof/>
             <w:webHidden/>
           </w:rPr>
-          <w:t>22</w:t>
+          <w:t>23</w:t>
         </w:r>
         <w:r>
           <w:rPr>
@@ -3791,7 +3791,7 @@
           <w14:ligatures w14:val="standardContextual"/>
         </w:rPr>
       </w:pPr>
-      <w:hyperlink w:anchor="_Toc229929401" w:history="1">
+      <w:hyperlink w:anchor="_Toc230015132" w:history="1">
         <w:r>
           <w:rPr>
             <w:rStyle w:val="afffffff5"/>
@@ -3818,7 +3818,7 @@
             <w:noProof/>
             <w:webHidden/>
           </w:rPr>
-          <w:instrText xml:space="preserve"> PAGEREF _Toc229929401 \h </w:instrText>
+          <w:instrText xml:space="preserve"> PAGEREF _Toc230015132 \h </w:instrText>
         </w:r>
         <w:r>
           <w:rPr>
@@ -3838,7 +3838,7 @@
             <w:noProof/>
             <w:webHidden/>
           </w:rPr>
-          <w:t>22</w:t>
+          <w:t>23</w:t>
         </w:r>
         <w:r>
           <w:rPr>
@@ -3866,7 +3866,7 @@
           <w14:ligatures w14:val="standardContextual"/>
         </w:rPr>
       </w:pPr>
-      <w:hyperlink w:anchor="_Toc229929402" w:history="1">
+      <w:hyperlink w:anchor="_Toc230015133" w:history="1">
         <w:r>
           <w:rPr>
             <w:rStyle w:val="afffffff5"/>
@@ -3893,7 +3893,7 @@
             <w:noProof/>
             <w:webHidden/>
           </w:rPr>
-          <w:instrText xml:space="preserve"> PAGEREF _Toc229929402 \h </w:instrText>
+          <w:instrText xml:space="preserve"> PAGEREF _Toc230015133 \h </w:instrText>
         </w:r>
         <w:r>
           <w:rPr>
@@ -3913,7 +3913,7 @@
             <w:noProof/>
             <w:webHidden/>
           </w:rPr>
-          <w:t>23</w:t>
+          <w:t>24</w:t>
         </w:r>
         <w:r>
           <w:rPr>
@@ -3940,7 +3940,7 @@
           <w14:ligatures w14:val="standardContextual"/>
         </w:rPr>
       </w:pPr>
-      <w:hyperlink w:anchor="_Toc229929403" w:history="1">
+      <w:hyperlink w:anchor="_Toc230015134" w:history="1">
         <w:r>
           <w:rPr>
             <w:rStyle w:val="afffffff5"/>
@@ -3967,7 +3967,7 @@
             <w:noProof/>
             <w:webHidden/>
           </w:rPr>
-          <w:instrText xml:space="preserve"> PAGEREF _Toc229929403 \h </w:instrText>
+          <w:instrText xml:space="preserve"> PAGEREF _Toc230015134 \h </w:instrText>
         </w:r>
         <w:r>
           <w:rPr>
@@ -3987,7 +3987,7 @@
             <w:noProof/>
             <w:webHidden/>
           </w:rPr>
-          <w:t>23</w:t>
+          <w:t>24</w:t>
         </w:r>
         <w:r>
           <w:rPr>
@@ -4014,7 +4014,7 @@
           <w14:ligatures w14:val="standardContextual"/>
         </w:rPr>
       </w:pPr>
-      <w:hyperlink w:anchor="_Toc229929404" w:history="1">
+      <w:hyperlink w:anchor="_Toc230015135" w:history="1">
         <w:r>
           <w:rPr>
             <w:rStyle w:val="afffffff5"/>
@@ -4041,7 +4041,7 @@
             <w:noProof/>
             <w:webHidden/>
           </w:rPr>
-          <w:instrText xml:space="preserve"> PAGEREF _Toc229929404 \h </w:instrText>
+          <w:instrText xml:space="preserve"> PAGEREF _Toc230015135 \h </w:instrText>
         </w:r>
         <w:r>
           <w:rPr>
@@ -4061,7 +4061,7 @@
             <w:noProof/>
             <w:webHidden/>
           </w:rPr>
-          <w:t>23</w:t>
+          <w:t>25</w:t>
         </w:r>
         <w:r>
           <w:rPr>
@@ -4088,7 +4088,7 @@
           <w14:ligatures w14:val="standardContextual"/>
         </w:rPr>
       </w:pPr>
-      <w:hyperlink w:anchor="_Toc229929405" w:history="1">
+      <w:hyperlink w:anchor="_Toc230015136" w:history="1">
         <w:r>
           <w:rPr>
             <w:rStyle w:val="afffffff5"/>
@@ -4115,7 +4115,7 @@
             <w:noProof/>
             <w:webHidden/>
           </w:rPr>
-          <w:instrText xml:space="preserve"> PAGEREF _Toc229929405 \h </w:instrText>
+          <w:instrText xml:space="preserve"> PAGEREF _Toc230015136 \h </w:instrText>
         </w:r>
         <w:r>
           <w:rPr>
@@ -4135,7 +4135,7 @@
             <w:noProof/>
             <w:webHidden/>
           </w:rPr>
-          <w:t>24</w:t>
+          <w:t>25</w:t>
         </w:r>
         <w:r>
           <w:rPr>
@@ -4163,7 +4163,7 @@
           <w14:ligatures w14:val="standardContextual"/>
         </w:rPr>
       </w:pPr>
-      <w:hyperlink w:anchor="_Toc229929406" w:history="1">
+      <w:hyperlink w:anchor="_Toc230015137" w:history="1">
         <w:r>
           <w:rPr>
             <w:rStyle w:val="afffffff5"/>
@@ -4190,7 +4190,7 @@
             <w:noProof/>
             <w:webHidden/>
           </w:rPr>
-          <w:instrText xml:space="preserve"> PAGEREF _Toc229929406 \h </w:instrText>
+          <w:instrText xml:space="preserve"> PAGEREF _Toc230015137 \h </w:instrText>
         </w:r>
         <w:r>
           <w:rPr>
@@ -4210,7 +4210,7 @@
             <w:noProof/>
             <w:webHidden/>
           </w:rPr>
-          <w:t>24</w:t>
+          <w:t>25</w:t>
         </w:r>
         <w:r>
           <w:rPr>
@@ -4237,7 +4237,7 @@
           <w14:ligatures w14:val="standardContextual"/>
         </w:rPr>
       </w:pPr>
-      <w:hyperlink w:anchor="_Toc229929407" w:history="1">
+      <w:hyperlink w:anchor="_Toc230015138" w:history="1">
         <w:r>
           <w:rPr>
             <w:rStyle w:val="afffffff5"/>
@@ -4264,7 +4264,7 @@
             <w:noProof/>
             <w:webHidden/>
           </w:rPr>
-          <w:instrText xml:space="preserve"> PAGEREF _Toc229929407 \h </w:instrText>
+          <w:instrText xml:space="preserve"> PAGEREF _Toc230015138 \h </w:instrText>
         </w:r>
         <w:r>
           <w:rPr>
@@ -4284,7 +4284,7 @@
             <w:noProof/>
             <w:webHidden/>
           </w:rPr>
-          <w:t>24</w:t>
+          <w:t>25</w:t>
         </w:r>
         <w:r>
           <w:rPr>
@@ -4311,7 +4311,7 @@
           <w14:ligatures w14:val="standardContextual"/>
         </w:rPr>
       </w:pPr>
-      <w:hyperlink w:anchor="_Toc229929408" w:history="1">
+      <w:hyperlink w:anchor="_Toc230015139" w:history="1">
         <w:r>
           <w:rPr>
             <w:rStyle w:val="afffffff5"/>
@@ -4338,7 +4338,7 @@
             <w:noProof/>
             <w:webHidden/>
           </w:rPr>
-          <w:instrText xml:space="preserve"> PAGEREF _Toc229929408 \h </w:instrText>
+          <w:instrText xml:space="preserve"> PAGEREF _Toc230015139 \h </w:instrText>
         </w:r>
         <w:r>
           <w:rPr>
@@ -4358,7 +4358,7 @@
             <w:noProof/>
             <w:webHidden/>
           </w:rPr>
-          <w:t>24</w:t>
+          <w:t>26</w:t>
         </w:r>
         <w:r>
           <w:rPr>
@@ -4385,7 +4385,7 @@
           <w14:ligatures w14:val="standardContextual"/>
         </w:rPr>
       </w:pPr>
-      <w:hyperlink w:anchor="_Toc229929409" w:history="1">
+      <w:hyperlink w:anchor="_Toc230015140" w:history="1">
         <w:r>
           <w:rPr>
             <w:rStyle w:val="afffffff5"/>
@@ -4412,7 +4412,7 @@
             <w:noProof/>
             <w:webHidden/>
           </w:rPr>
-          <w:instrText xml:space="preserve"> PAGEREF _Toc229929409 \h </w:instrText>
+          <w:instrText xml:space="preserve"> PAGEREF _Toc230015140 \h </w:instrText>
         </w:r>
         <w:r>
           <w:rPr>
@@ -4432,7 +4432,7 @@
             <w:noProof/>
             <w:webHidden/>
           </w:rPr>
-          <w:t>25</w:t>
+          <w:t>26</w:t>
         </w:r>
         <w:r>
           <w:rPr>
@@ -4460,7 +4460,7 @@
           <w14:ligatures w14:val="standardContextual"/>
         </w:rPr>
       </w:pPr>
-      <w:hyperlink w:anchor="_Toc229929410" w:history="1">
+      <w:hyperlink w:anchor="_Toc230015141" w:history="1">
         <w:r>
           <w:rPr>
             <w:rStyle w:val="afffffff5"/>
@@ -4487,7 +4487,7 @@
             <w:noProof/>
             <w:webHidden/>
           </w:rPr>
-          <w:instrText xml:space="preserve"> PAGEREF _Toc229929410 \h </w:instrText>
+          <w:instrText xml:space="preserve"> PAGEREF _Toc230015141 \h </w:instrText>
         </w:r>
         <w:r>
           <w:rPr>
@@ -4507,7 +4507,7 @@
             <w:noProof/>
             <w:webHidden/>
           </w:rPr>
-          <w:t>25</w:t>
+          <w:t>26</w:t>
         </w:r>
         <w:r>
           <w:rPr>
@@ -4534,7 +4534,7 @@
           <w14:ligatures w14:val="standardContextual"/>
         </w:rPr>
       </w:pPr>
-      <w:hyperlink w:anchor="_Toc229929411" w:history="1">
+      <w:hyperlink w:anchor="_Toc230015142" w:history="1">
         <w:r>
           <w:rPr>
             <w:rStyle w:val="afffffff5"/>
@@ -4561,7 +4561,7 @@
             <w:noProof/>
             <w:webHidden/>
           </w:rPr>
-          <w:instrText xml:space="preserve"> PAGEREF _Toc229929411 \h </w:instrText>
+          <w:instrText xml:space="preserve"> PAGEREF _Toc230015142 \h </w:instrText>
         </w:r>
         <w:r>
           <w:rPr>
@@ -4581,7 +4581,7 @@
             <w:noProof/>
             <w:webHidden/>
           </w:rPr>
-          <w:t>25</w:t>
+          <w:t>26</w:t>
         </w:r>
         <w:r>
           <w:rPr>
@@ -4608,7 +4608,7 @@
           <w14:ligatures w14:val="standardContextual"/>
         </w:rPr>
       </w:pPr>
-      <w:hyperlink w:anchor="_Toc229929412" w:history="1">
+      <w:hyperlink w:anchor="_Toc230015143" w:history="1">
         <w:r>
           <w:rPr>
             <w:rStyle w:val="afffffff5"/>
@@ -4635,7 +4635,7 @@
             <w:noProof/>
             <w:webHidden/>
           </w:rPr>
-          <w:instrText xml:space="preserve"> PAGEREF _Toc229929412 \h </w:instrText>
+          <w:instrText xml:space="preserve"> PAGEREF _Toc230015143 \h </w:instrText>
         </w:r>
         <w:r>
           <w:rPr>
@@ -4655,7 +4655,7 @@
             <w:noProof/>
             <w:webHidden/>
           </w:rPr>
-          <w:t>26</w:t>
+          <w:t>28</w:t>
         </w:r>
         <w:r>
           <w:rPr>
@@ -4682,7 +4682,7 @@
           <w14:ligatures w14:val="standardContextual"/>
         </w:rPr>
       </w:pPr>
-      <w:hyperlink w:anchor="_Toc229929413" w:history="1">
+      <w:hyperlink w:anchor="_Toc230015144" w:history="1">
         <w:r>
           <w:rPr>
             <w:rStyle w:val="afffffff5"/>
@@ -4709,7 +4709,7 @@
             <w:noProof/>
             <w:webHidden/>
           </w:rPr>
-          <w:instrText xml:space="preserve"> PAGEREF _Toc229929413 \h </w:instrText>
+          <w:instrText xml:space="preserve"> PAGEREF _Toc230015144 \h </w:instrText>
         </w:r>
         <w:r>
           <w:rPr>
@@ -4729,7 +4729,7 @@
             <w:noProof/>
             <w:webHidden/>
           </w:rPr>
-          <w:t>27</w:t>
+          <w:t>28</w:t>
         </w:r>
         <w:r>
           <w:rPr>
@@ -4758,7 +4758,7 @@
           <w14:ligatures w14:val="standardContextual"/>
         </w:rPr>
       </w:pPr>
-      <w:hyperlink w:anchor="_Toc229929414" w:history="1">
+      <w:hyperlink w:anchor="_Toc230015145" w:history="1">
         <w:r>
           <w:rPr>
             <w:rStyle w:val="afffffff5"/>
@@ -4785,7 +4785,7 @@
             <w:noProof/>
             <w:webHidden/>
           </w:rPr>
-          <w:instrText xml:space="preserve"> PAGEREF _Toc229929414 \h </w:instrText>
+          <w:instrText xml:space="preserve"> PAGEREF _Toc230015145 \h </w:instrText>
         </w:r>
         <w:r>
           <w:rPr>
@@ -4805,7 +4805,7 @@
             <w:noProof/>
             <w:webHidden/>
           </w:rPr>
-          <w:t>27</w:t>
+          <w:t>29</w:t>
         </w:r>
         <w:r>
           <w:rPr>
@@ -4833,7 +4833,7 @@
           <w14:ligatures w14:val="standardContextual"/>
         </w:rPr>
       </w:pPr>
-      <w:hyperlink w:anchor="_Toc229929415" w:history="1">
+      <w:hyperlink w:anchor="_Toc230015146" w:history="1">
         <w:r>
           <w:rPr>
             <w:rStyle w:val="afffffff5"/>
@@ -4860,7 +4860,7 @@
             <w:noProof/>
             <w:webHidden/>
           </w:rPr>
-          <w:instrText xml:space="preserve"> PAGEREF _Toc229929415 \h </w:instrText>
+          <w:instrText xml:space="preserve"> PAGEREF _Toc230015146 \h </w:instrText>
         </w:r>
         <w:r>
           <w:rPr>
@@ -4880,7 +4880,7 @@
             <w:noProof/>
             <w:webHidden/>
           </w:rPr>
-          <w:t>27</w:t>
+          <w:t>29</w:t>
         </w:r>
         <w:r>
           <w:rPr>
@@ -4908,7 +4908,7 @@
           <w14:ligatures w14:val="standardContextual"/>
         </w:rPr>
       </w:pPr>
-      <w:hyperlink w:anchor="_Toc229929416" w:history="1">
+      <w:hyperlink w:anchor="_Toc230015147" w:history="1">
         <w:r>
           <w:rPr>
             <w:rStyle w:val="afffffff5"/>
@@ -4935,7 +4935,7 @@
             <w:noProof/>
             <w:webHidden/>
           </w:rPr>
-          <w:instrText xml:space="preserve"> PAGEREF _Toc229929416 \h </w:instrText>
+          <w:instrText xml:space="preserve"> PAGEREF _Toc230015147 \h </w:instrText>
         </w:r>
         <w:r>
           <w:rPr>
@@ -4955,7 +4955,7 @@
             <w:noProof/>
             <w:webHidden/>
           </w:rPr>
-          <w:t>27</w:t>
+          <w:t>29</w:t>
         </w:r>
         <w:r>
           <w:rPr>
@@ -4984,7 +4984,7 @@
           <w14:ligatures w14:val="standardContextual"/>
         </w:rPr>
       </w:pPr>
-      <w:hyperlink w:anchor="_Toc229929417" w:history="1">
+      <w:hyperlink w:anchor="_Toc230015148" w:history="1">
         <w:r>
           <w:rPr>
             <w:rStyle w:val="afffffff5"/>
@@ -5011,7 +5011,7 @@
             <w:noProof/>
             <w:webHidden/>
           </w:rPr>
-          <w:instrText xml:space="preserve"> PAGEREF _Toc229929417 \h </w:instrText>
+          <w:instrText xml:space="preserve"> PAGEREF _Toc230015148 \h </w:instrText>
         </w:r>
         <w:r>
           <w:rPr>
@@ -5031,7 +5031,7 @@
             <w:noProof/>
             <w:webHidden/>
           </w:rPr>
-          <w:t>28</w:t>
+          <w:t>29</w:t>
         </w:r>
         <w:r>
           <w:rPr>
@@ -5053,7 +5053,7 @@
         <w:lastRenderedPageBreak/>
         <w:fldChar w:fldCharType="end"/>
       </w:r>
-      <w:bookmarkStart w:id="1" w:name="_Toc229929364"/>
+      <w:bookmarkStart w:id="1" w:name="_Toc230015095"/>
       <w:r>
         <w:rPr>
           <w:rFonts w:hint="eastAsia"/>
@@ -5069,7 +5069,7 @@
           <w:rFonts w:hint="eastAsia"/>
         </w:rPr>
       </w:pPr>
-      <w:bookmarkStart w:id="2" w:name="_Toc229929365"/>
+      <w:bookmarkStart w:id="2" w:name="_Toc230015096"/>
       <w:r>
         <w:rPr>
           <w:rFonts w:hint="eastAsia"/>
@@ -5177,6 +5177,25 @@
         <w:rPr>
           <w:rFonts w:hint="eastAsia"/>
         </w:rPr>
+        <w:t>共有システム管理者アカウント（`users.account_type='SYSTEM_ADMIN'`）の全施設・全機能利用例外</w:t>
+      </w:r>
+    </w:p>
+    <w:p>
+      <w:pPr>
+        <w:pStyle w:val="afffffff8"/>
+        <w:numPr>
+          <w:ilvl w:val="0"/>
+          <w:numId w:val="2"/>
+        </w:numPr>
+        <w:ind w:leftChars="0"/>
+        <w:rPr>
+          <w:rFonts w:hint="eastAsia"/>
+        </w:rPr>
+      </w:pPr>
+      <w:r>
+        <w:rPr>
+          <w:rFonts w:hint="eastAsia"/>
+        </w:rPr>
         <w:t>他施設閲覧時に必要な協業グループと公開元施設設定の判定条件</w:t>
       </w:r>
     </w:p>
@@ -5187,7 +5206,7 @@
           <w:rFonts w:hint="eastAsia"/>
         </w:rPr>
       </w:pPr>
-      <w:bookmarkStart w:id="3" w:name="_Toc229929366"/>
+      <w:bookmarkStart w:id="3" w:name="_Toc230015097"/>
       <w:r>
         <w:rPr>
           <w:rFonts w:hint="eastAsia"/>
@@ -5232,6 +5251,19 @@
         <w:rPr>
           <w:rFonts w:hint="eastAsia"/>
         </w:rPr>
+        <w:t>例外として、`users.account_type='SYSTEM_ADMIN'` の共有システム管理者アカウントは通常ユーザーへ付与するロールではなく、運用上1件のみ用意する共有アカウントとして扱う。このアカウントでログインした場合は、未削除の全施設、全 `feature_code`、全 `column_code` を利用可能とし、担当施設割当、施設提供設定、ユーザー施設別設定、協業グループ、他施設公開設定による通常判定をバイパスする。監査ログ上は共有アカウントの `user_id` の操作として記録し、実際にログインしていた個人は追跡しない。</w:t>
+      </w:r>
+    </w:p>
+    <w:p>
+      <w:pPr>
+        <w:rPr>
+          <w:rFonts w:hint="eastAsia"/>
+        </w:rPr>
+      </w:pPr>
+      <w:r>
+        <w:rPr>
+          <w:rFonts w:hint="eastAsia"/>
+        </w:rPr>
         <w:t>権限管理で扱う `feature_code` / `column_code` は `feature_catalogs` / `column_catalogs` に登録したコードを正本とし、本API群で固定的に使用するコードと判定ルールは本設計書内で定義する。1つの管理単位に対して1つの `feature_code` または `column_code` を割り当てる。</w:t>
       </w:r>
     </w:p>
@@ -5242,11 +5274,12 @@
           <w:rFonts w:hint="eastAsia"/>
         </w:rPr>
       </w:pPr>
-      <w:bookmarkStart w:id="4" w:name="_Toc229929367"/>
-      <w:r>
-        <w:rPr>
-          <w:rFonts w:hint="eastAsia"/>
-        </w:rPr>
+      <w:bookmarkStart w:id="4" w:name="_Toc230015098"/>
+      <w:r>
+        <w:rPr>
+          <w:rFonts w:hint="eastAsia"/>
+        </w:rPr>
+        <w:lastRenderedPageBreak/>
         <w:t>用語定義</w:t>
       </w:r>
       <w:bookmarkEnd w:id="4"/>
@@ -5380,7 +5413,34 @@
               <w:rPr>
                 <w:rFonts w:hint="eastAsia"/>
               </w:rPr>
-              <w:lastRenderedPageBreak/>
+              <w:t>共有システム管理者アカウント</w:t>
+            </w:r>
+          </w:p>
+        </w:tc>
+        <w:tc>
+          <w:tcPr>
+            <w:tcW w:w="2500" w:type="pct"/>
+          </w:tcPr>
+          <w:p>
+            <w:r>
+              <w:rPr>
+                <w:rFonts w:hint="eastAsia"/>
+              </w:rPr>
+              <w:t>`users.account_type='SYSTEM_ADMIN'` の共有アカウント。未削除施設を対象とする限り通常認可判定をバイパスし、全機能・全カラムを利用可能とする</w:t>
+            </w:r>
+          </w:p>
+        </w:tc>
+      </w:tr>
+      <w:tr>
+        <w:tc>
+          <w:tcPr>
+            <w:tcW w:w="2500" w:type="pct"/>
+          </w:tcPr>
+          <w:p>
+            <w:r>
+              <w:rPr>
+                <w:rFonts w:hint="eastAsia"/>
+              </w:rPr>
               <w:t>実効 feature_code</w:t>
             </w:r>
           </w:p>
@@ -5464,7 +5524,7 @@
           <w:rFonts w:hint="eastAsia"/>
         </w:rPr>
       </w:pPr>
-      <w:bookmarkStart w:id="5" w:name="_Toc229929368"/>
+      <w:bookmarkStart w:id="5" w:name="_Toc230015099"/>
       <w:r>
         <w:rPr>
           <w:rFonts w:hint="eastAsia"/>
@@ -5718,7 +5778,7 @@
           <w:rFonts w:hint="eastAsia"/>
         </w:rPr>
       </w:pPr>
-      <w:bookmarkStart w:id="6" w:name="_Toc229929369"/>
+      <w:bookmarkStart w:id="6" w:name="_Toc230015100"/>
       <w:r>
         <w:rPr>
           <w:rFonts w:hint="eastAsia"/>
@@ -5734,7 +5794,7 @@
           <w:rFonts w:hint="eastAsia"/>
         </w:rPr>
       </w:pPr>
-      <w:bookmarkStart w:id="7" w:name="_Toc229929370"/>
+      <w:bookmarkStart w:id="7" w:name="_Toc230015101"/>
       <w:r>
         <w:rPr>
           <w:rFonts w:hint="eastAsia"/>
@@ -5766,7 +5826,6 @@
         <w:rPr>
           <w:rFonts w:hint="eastAsia"/>
         </w:rPr>
-        <w:lastRenderedPageBreak/>
         <w:t>`POST /authorization/check` は UI 側の補助判定に利用できるが、最終的な security boundary は各業務 API 側の再判定とする。</w:t>
       </w:r>
     </w:p>
@@ -5777,7 +5836,7 @@
           <w:rFonts w:hint="eastAsia"/>
         </w:rPr>
       </w:pPr>
-      <w:bookmarkStart w:id="8" w:name="_Toc229929371"/>
+      <w:bookmarkStart w:id="8" w:name="_Toc230015102"/>
       <w:r>
         <w:rPr>
           <w:rFonts w:hint="eastAsia"/>
@@ -5845,7 +5904,7 @@
           <w:rFonts w:hint="eastAsia"/>
         </w:rPr>
       </w:pPr>
-      <w:bookmarkStart w:id="9" w:name="_Toc229929372"/>
+      <w:bookmarkStart w:id="9" w:name="_Toc230015103"/>
       <w:r>
         <w:rPr>
           <w:rFonts w:hint="eastAsia"/>
@@ -5958,7 +6017,7 @@
               <w:rPr>
                 <w:rFonts w:hint="eastAsia"/>
               </w:rPr>
-              <w:t>認証、ユーザー基本情報、アカウント状態、最終ログイン更新</w:t>
+              <w:t>認証、ユーザー基本情報、アカウント状態、最終ログイン更新、共有システム管理者例外判定</w:t>
             </w:r>
           </w:p>
         </w:tc>
@@ -6015,6 +6074,7 @@
           </w:tcPr>
           <w:p>
             <w:r>
+              <w:lastRenderedPageBreak/>
               <w:t>password_reset_tokens</w:t>
             </w:r>
           </w:p>
@@ -6120,7 +6180,6 @@
           </w:tcPr>
           <w:p>
             <w:r>
-              <w:lastRenderedPageBreak/>
               <w:t>feature_catalogs</w:t>
             </w:r>
           </w:p>
@@ -6476,6 +6535,7 @@
         <w:rPr>
           <w:rFonts w:hint="eastAsia"/>
         </w:rPr>
+        <w:lastRenderedPageBreak/>
         <w:t>リフレッシュトークン、remember token による current device の再認証、およびセッション失効の詳細実装は認証基盤側責務とし、DB 正本としては上記テーブルを参照する。remember token は平文保存せずハッシュ化して保持し、クライアント側は `HttpOnly` / `Secure` / `SameSite=Lax` cookie で保持する前提とする。</w:t>
       </w:r>
     </w:p>
@@ -6502,14 +6562,7 @@
         <w:rPr>
           <w:rFonts w:hint="eastAsia"/>
         </w:rPr>
-        <w:t>`facilities.deleted_at` が設定された施設は、担当施設一覧、施設選択、認可判定、業務 API の対象外とする。一方で `user_facility_assignments` や各種 `*_feature_settings` / `*_co</w:t>
-      </w:r>
-      <w:r>
-        <w:rPr>
-          <w:rFonts w:hint="eastAsia"/>
-        </w:rPr>
-        <w:lastRenderedPageBreak/>
-        <w:t>lumn_settings` は削除せず保持し、再契約等で `deleted_at` を解除した場合は既存設定を再利用する。</w:t>
+        <w:t>`facilities.deleted_at` が設定された施設は、担当施設一覧、施設選択、認可判定、業務 API の対象外とする。一方で `user_facility_assignments` や各種 `*_feature_settings` / `*_column_settings` は削除せず保持し、再契約等で `deleted_at` を解除した場合は既存設定を再利用する。</w:t>
       </w:r>
     </w:p>
     <w:p>
@@ -6519,7 +6572,7 @@
           <w:rFonts w:hint="eastAsia"/>
         </w:rPr>
       </w:pPr>
-      <w:bookmarkStart w:id="10" w:name="_Toc229929373"/>
+      <w:bookmarkStart w:id="10" w:name="_Toc230015104"/>
       <w:r>
         <w:rPr>
           <w:rFonts w:hint="eastAsia"/>
@@ -6535,7 +6588,7 @@
           <w:rFonts w:hint="eastAsia"/>
         </w:rPr>
       </w:pPr>
-      <w:bookmarkStart w:id="11" w:name="_Toc229929374"/>
+      <w:bookmarkStart w:id="11" w:name="_Toc230015105"/>
       <w:r>
         <w:rPr>
           <w:rFonts w:hint="eastAsia"/>
@@ -6693,6 +6746,25 @@
         <w:rPr>
           <w:rFonts w:hint="eastAsia"/>
         </w:rPr>
+        <w:t>`users.account_type='SYSTEM_ADMIN'` の共有システム管理者アカウントは、未削除施設を対象とする限り担当施設割当や施設別・ユーザー別設定に依存せず全機能・全カラムを利用できる</w:t>
+      </w:r>
+    </w:p>
+    <w:p>
+      <w:pPr>
+        <w:pStyle w:val="afffffff8"/>
+        <w:numPr>
+          <w:ilvl w:val="0"/>
+          <w:numId w:val="3"/>
+        </w:numPr>
+        <w:ind w:leftChars="0"/>
+        <w:rPr>
+          <w:rFonts w:hint="eastAsia"/>
+        </w:rPr>
+      </w:pPr>
+      <w:r>
+        <w:rPr>
+          <w:rFonts w:hint="eastAsia"/>
+        </w:rPr>
         <w:t>画面表示制御用の `GET /auth/context` は UX 用キャッシュであり、業務 API の認可判定を代替しない</w:t>
       </w:r>
     </w:p>
@@ -6703,11 +6775,12 @@
           <w:rFonts w:hint="eastAsia"/>
         </w:rPr>
       </w:pPr>
-      <w:bookmarkStart w:id="12" w:name="_Toc229929375"/>
-      <w:r>
-        <w:rPr>
-          <w:rFonts w:hint="eastAsia"/>
-        </w:rPr>
+      <w:bookmarkStart w:id="12" w:name="_Toc230015106"/>
+      <w:r>
+        <w:rPr>
+          <w:rFonts w:hint="eastAsia"/>
+        </w:rPr>
+        <w:lastRenderedPageBreak/>
         <w:t>認証方式</w:t>
       </w:r>
       <w:bookmarkEnd w:id="12"/>
@@ -6732,7 +6805,7 @@
           <w:rFonts w:hint="eastAsia"/>
         </w:rPr>
       </w:pPr>
-      <w:bookmarkStart w:id="13" w:name="_Toc229929376"/>
+      <w:bookmarkStart w:id="13" w:name="_Toc230015107"/>
       <w:r>
         <w:rPr>
           <w:rFonts w:hint="eastAsia"/>
@@ -6751,14 +6824,20 @@
         <w:rPr>
           <w:rFonts w:hint="eastAsia"/>
         </w:rPr>
-        <w:t>認可判定は `feature_code` / `column_code` を正本とし、`config_scope='FACILITY_USER'` の機能は施設単位設定とユーザー施設別設定の両方が有効な場合に成立する。固定導線を除く現行採用機能は `FACILITY_USER` に統一し、Phase1では `normal_ship_request` / `lending_in_use_used` もユーザー施設別設定の対象に含める。ただし子機能など追加条件を持つコードは各コードの補足規定に従う。`auth_login` と `facility_select` は `config_scope='SYS</w:t>
-      </w:r>
-      <w:r>
-        <w:rPr>
-          <w:rFonts w:hint="eastAsia"/>
-        </w:rPr>
-        <w:lastRenderedPageBreak/>
-        <w:t>TEM_FIXED'` のため、施設・ユーザー単位の ON/OFF 対象に含めない。`棚卸し / 完了` や `DataLINK / SHIP表示列（リモデル）` / `DataLINK / SHIP表示列（通常）` / `資産マスタ / SHIP表示列` のように、管理単位がボタン群や列群を含む場合も、当該管理単位に対応する1つの `feature_code` / `column_code` で扱う。他施設閲覧専用の別コードは設けず、閲覧者側は既存の `original_list_view` / `original_price_column`、公開元施設側は `facility_external_view_settings` / `facility_external_column_settings` で制御する。</w:t>
+        <w:t>認可判定は `feature_code` / `column_code` を正本とし、`config_scope='FACILITY_USER'` の機能は施設単位設定とユーザー施設別設定の両方が有効な場合に成立する。固定導線を除く現行採用機能は `FACILITY_USER` に統一し、Phase1では `normal_ship_request` / `lending_in_use_used` もユーザー施設別設定の対象に含める。ただし子機能など追加条件を持つコードは各コードの補足規定に従う。`auth_login` と `facility_select` は `config_scope='SYSTEM_FIXED'` のため、施設・ユーザー単位の ON/OFF 対象に含めない。`棚卸し / 完了` や `DataLINK / SHIP表示列（リモデル）` / `DataLINK / SHIP表示列（通常）` / `資産マスタ / SHIP表示列` のように、管理単位がボタン群や列群を含む場合も、当該管理単位に対応する1つの `feature_code` / `column_code` で扱う。他施設閲覧専用の別コードは設けず、閲覧者側は既存の `original_list_view` / `original_price_column`、公開元施設側は `facility_external_view_settings` / `facility_external_column_settings` で制御する。</w:t>
+      </w:r>
+    </w:p>
+    <w:p>
+      <w:pPr>
+        <w:rPr>
+          <w:rFonts w:hint="eastAsia"/>
+        </w:rPr>
+      </w:pPr>
+      <w:r>
+        <w:rPr>
+          <w:rFonts w:hint="eastAsia"/>
+        </w:rPr>
+        <w:t>共有システム管理者アカウント（`account_type='SYSTEM_ADMIN'`）は通常ユーザーのロールではなく、初期データまたは運用設定で1件のみ用意する特別アカウントである。認可サービスはこの値を検出した場合、選択施設または対象施設が未削除であることだけを確認し、担当施設割当、施設提供設定、ユーザー施設別設定、協業グループ、公開元施設設定の通常判定を行わず許可する。</w:t>
       </w:r>
     </w:p>
     <w:tbl>
@@ -6924,6 +7003,7 @@
               <w:rPr>
                 <w:rFonts w:hint="eastAsia"/>
               </w:rPr>
+              <w:lastRenderedPageBreak/>
               <w:t>施設選択（固定導線）</w:t>
             </w:r>
           </w:p>
@@ -6984,7 +7064,7 @@
           <w:rFonts w:hint="eastAsia"/>
         </w:rPr>
       </w:pPr>
-      <w:bookmarkStart w:id="14" w:name="_Toc229929377"/>
+      <w:bookmarkStart w:id="14" w:name="_Toc230015108"/>
       <w:r>
         <w:rPr>
           <w:rFonts w:hint="eastAsia"/>
@@ -7235,7 +7315,6 @@
               <w:rPr>
                 <w:rFonts w:hint="eastAsia"/>
               </w:rPr>
-              <w:lastRenderedPageBreak/>
               <w:t>担当施設 編集</w:t>
             </w:r>
           </w:p>
@@ -7566,6 +7645,7 @@
               <w:rPr>
                 <w:rFonts w:hint="eastAsia"/>
               </w:rPr>
+              <w:lastRenderedPageBreak/>
               <w:t>資産一覧 / 新規・更新・増設・移動・廃棄</w:t>
             </w:r>
           </w:p>
@@ -8061,7 +8141,6 @@
               <w:rPr>
                 <w:rFonts w:hint="eastAsia"/>
               </w:rPr>
-              <w:lastRenderedPageBreak/>
               <w:t>QRコード発行</w:t>
             </w:r>
           </w:p>
@@ -8392,6 +8471,7 @@
               <w:rPr>
                 <w:rFonts w:hint="eastAsia"/>
               </w:rPr>
+              <w:lastRenderedPageBreak/>
               <w:t>リモデル購入管理 / 申請受付～見積登録</w:t>
             </w:r>
           </w:p>
@@ -8887,7 +8967,6 @@
               <w:rPr>
                 <w:rFonts w:hint="eastAsia"/>
               </w:rPr>
-              <w:lastRenderedPageBreak/>
               <w:t>移動・廃棄管理</w:t>
             </w:r>
           </w:p>
@@ -9218,6 +9297,7 @@
               <w:rPr>
                 <w:rFonts w:hint="eastAsia"/>
               </w:rPr>
+              <w:lastRenderedPageBreak/>
               <w:t>資産マスタ / 新規作成・編集</w:t>
             </w:r>
           </w:p>
@@ -9767,12 +9847,11 @@
           <w:rFonts w:hint="eastAsia"/>
         </w:rPr>
       </w:pPr>
-      <w:bookmarkStart w:id="15" w:name="_Toc229929378"/>
-      <w:r>
-        <w:rPr>
-          <w:rFonts w:hint="eastAsia"/>
-        </w:rPr>
-        <w:lastRenderedPageBreak/>
+      <w:bookmarkStart w:id="15" w:name="_Toc230015109"/>
+      <w:r>
+        <w:rPr>
+          <w:rFonts w:hint="eastAsia"/>
+        </w:rPr>
         <w:t>column_code 全量一覧</w:t>
       </w:r>
       <w:bookmarkEnd w:id="15"/>
@@ -10067,11 +10146,12 @@
           <w:rFonts w:hint="eastAsia"/>
         </w:rPr>
       </w:pPr>
-      <w:bookmarkStart w:id="16" w:name="_Toc229929379"/>
-      <w:r>
-        <w:rPr>
-          <w:rFonts w:hint="eastAsia"/>
-        </w:rPr>
+      <w:bookmarkStart w:id="16" w:name="_Toc230015110"/>
+      <w:r>
+        <w:rPr>
+          <w:rFonts w:hint="eastAsia"/>
+        </w:rPr>
+        <w:lastRenderedPageBreak/>
         <w:t>コードカタログの利用方針</w:t>
       </w:r>
       <w:bookmarkEnd w:id="16"/>
@@ -10231,7 +10311,7 @@
           </w:tcPr>
           <w:p>
             <w:r>
-              <w:t>`user_facility_assignments`, `facilities`</w:t>
+              <w:t>`users.account_type`, `user_facility_assignments`, `facilities`</w:t>
             </w:r>
           </w:p>
         </w:tc>
@@ -10244,7 +10324,7 @@
               <w:rPr>
                 <w:rFonts w:hint="eastAsia"/>
               </w:rPr>
-              <w:t>担当施設一覧と既定施設を決定する</w:t>
+              <w:t>通常アカウントは担当施設一覧と既定施設を決定する。共有システム管理者アカウントは未削除の全施設を選択候補とする</w:t>
             </w:r>
           </w:p>
         </w:tc>
@@ -10282,14 +10362,7 @@
               <w:rPr>
                 <w:rFonts w:hint="eastAsia"/>
               </w:rPr>
-              <w:t>`FACILITY_USER` は施設提供とユーザー許可の両方を基本条件とする。Phase1では `normal_ship_request` / `lending_in_use_used` も `FACILITY_USER` として判</w:t>
-            </w:r>
-            <w:r>
-              <w:rPr>
-                <w:rFonts w:hint="eastAsia"/>
-              </w:rPr>
-              <w:lastRenderedPageBreak/>
-              <w:t>定し、`lending_in_use_used` は親 `lending_checkout` も必要</w:t>
+              <w:t>`FACILITY_USER` は施設提供とユーザー許可の両方を基本条件とする。Phase1では `normal_ship_request` / `lending_in_use_used` も `FACILITY_USER` として判定し、`lending_in_use_used` は親 `lending_checkout` も必要</w:t>
             </w:r>
           </w:p>
         </w:tc>
@@ -10304,7 +10377,6 @@
               <w:rPr>
                 <w:rFonts w:hint="eastAsia"/>
               </w:rPr>
-              <w:lastRenderedPageBreak/>
               <w:t>自施設カラム判定</w:t>
             </w:r>
           </w:p>
@@ -10353,7 +10425,11 @@
           </w:tcPr>
           <w:p>
             <w:r>
-              <w:t>`original_list_view`, `original_price_column`, `facility_collaboration_groups`, `facility_collaboration_group_facilities`, `facility_external_view_settings`, `facility_external_column_settings`</w:t>
+              <w:t>`original_list_view`, `original_price_column`, `facility_collaboration_groups`, `facility_collaboration</w:t>
+            </w:r>
+            <w:r>
+              <w:lastRenderedPageBreak/>
+              <w:t>_group_facilities`, `facility_external_view_settings`, `facility_external_column_settings`</w:t>
             </w:r>
           </w:p>
         </w:tc>
@@ -10366,6 +10442,7 @@
               <w:rPr>
                 <w:rFonts w:hint="eastAsia"/>
               </w:rPr>
+              <w:lastRenderedPageBreak/>
               <w:t>閲覧者側の既存実効権限と公開元施設設定の両方が必要</w:t>
             </w:r>
           </w:p>
@@ -10380,7 +10457,7 @@
           <w:rFonts w:hint="eastAsia"/>
         </w:rPr>
       </w:pPr>
-      <w:bookmarkStart w:id="17" w:name="_Toc229929380"/>
+      <w:bookmarkStart w:id="17" w:name="_Toc230015111"/>
       <w:r>
         <w:rPr>
           <w:rFonts w:hint="eastAsia"/>
@@ -10396,7 +10473,7 @@
           <w:rFonts w:hint="eastAsia"/>
         </w:rPr>
       </w:pPr>
-      <w:bookmarkStart w:id="18" w:name="_Toc229929381"/>
+      <w:bookmarkStart w:id="18" w:name="_Toc230015112"/>
       <w:r>
         <w:rPr>
           <w:rFonts w:hint="eastAsia"/>
@@ -10654,7 +10731,7 @@
           <w:rFonts w:hint="eastAsia"/>
         </w:rPr>
       </w:pPr>
-      <w:bookmarkStart w:id="19" w:name="_Toc229929382"/>
+      <w:bookmarkStart w:id="19" w:name="_Toc230015113"/>
       <w:r>
         <w:rPr>
           <w:rFonts w:hint="eastAsia"/>
@@ -10858,7 +10935,6 @@
               <w:rPr>
                 <w:rFonts w:hint="eastAsia"/>
               </w:rPr>
-              <w:lastRenderedPageBreak/>
               <w:t>ログアウト</w:t>
             </w:r>
           </w:p>
@@ -11075,19 +11151,27 @@
               <w:rPr>
                 <w:rFonts w:hint="eastAsia"/>
               </w:rPr>
-              <w:t>選択施設に対する実効 feature / column を取得する</w:t>
-            </w:r>
-          </w:p>
-        </w:tc>
-        <w:tc>
-          <w:tcPr>
-            <w:tcW w:w="1000" w:type="pct"/>
-          </w:tcPr>
-          <w:p>
-            <w:r>
-              <w:rPr>
-                <w:rFonts w:hint="eastAsia"/>
-              </w:rPr>
+              <w:t xml:space="preserve">選択施設に対する実効 feature </w:t>
+            </w:r>
+            <w:r>
+              <w:rPr>
+                <w:rFonts w:hint="eastAsia"/>
+              </w:rPr>
+              <w:lastRenderedPageBreak/>
+              <w:t>/ column を取得する</w:t>
+            </w:r>
+          </w:p>
+        </w:tc>
+        <w:tc>
+          <w:tcPr>
+            <w:tcW w:w="1000" w:type="pct"/>
+          </w:tcPr>
+          <w:p>
+            <w:r>
+              <w:rPr>
+                <w:rFonts w:hint="eastAsia"/>
+              </w:rPr>
+              <w:lastRenderedPageBreak/>
               <w:t>要</w:t>
             </w:r>
           </w:p>
@@ -11285,7 +11369,7 @@
           <w:rFonts w:hint="eastAsia"/>
         </w:rPr>
       </w:pPr>
-      <w:bookmarkStart w:id="20" w:name="_Toc229929383"/>
+      <w:bookmarkStart w:id="20" w:name="_Toc230015114"/>
       <w:r>
         <w:rPr>
           <w:rFonts w:hint="eastAsia"/>
@@ -11301,7 +11385,7 @@
           <w:rFonts w:hint="eastAsia"/>
         </w:rPr>
       </w:pPr>
-      <w:bookmarkStart w:id="21" w:name="_Toc229929384"/>
+      <w:bookmarkStart w:id="21" w:name="_Toc230015115"/>
       <w:r>
         <w:rPr>
           <w:rFonts w:hint="eastAsia"/>
@@ -11367,12 +11451,11 @@
           <w:rFonts w:hint="eastAsia"/>
         </w:rPr>
       </w:pPr>
-      <w:bookmarkStart w:id="22" w:name="_Toc229929385"/>
-      <w:r>
-        <w:rPr>
-          <w:rFonts w:hint="eastAsia"/>
-        </w:rPr>
-        <w:lastRenderedPageBreak/>
+      <w:bookmarkStart w:id="22" w:name="_Toc230015116"/>
+      <w:r>
+        <w:rPr>
+          <w:rFonts w:hint="eastAsia"/>
+        </w:rPr>
         <w:t>リクエストボディ（AuthLoginRequest）</w:t>
       </w:r>
       <w:bookmarkEnd w:id="22"/>
@@ -11630,6 +11713,7 @@
         <w:rPr>
           <w:rFonts w:hint="eastAsia"/>
         </w:rPr>
+        <w:lastRenderedPageBreak/>
         <w:t>権限チェック</w:t>
       </w:r>
     </w:p>
@@ -11784,7 +11868,7 @@
           <w:rFonts w:hint="eastAsia"/>
         </w:rPr>
       </w:pPr>
-      <w:bookmarkStart w:id="23" w:name="_Toc229929386"/>
+      <w:bookmarkStart w:id="23" w:name="_Toc230015117"/>
       <w:r>
         <w:rPr>
           <w:rFonts w:hint="eastAsia"/>
@@ -11950,7 +12034,6 @@
           </w:tcPr>
           <w:p>
             <w:r>
-              <w:lastRenderedPageBreak/>
               <w:t>refreshToken</w:t>
             </w:r>
           </w:p>
@@ -12043,7 +12126,7 @@
           <w:rFonts w:hint="eastAsia"/>
         </w:rPr>
       </w:pPr>
-      <w:bookmarkStart w:id="24" w:name="_Toc229929387"/>
+      <w:bookmarkStart w:id="24" w:name="_Toc230015118"/>
       <w:r>
         <w:rPr>
           <w:rFonts w:hint="eastAsia"/>
@@ -12212,6 +12295,7 @@
           </w:tcPr>
           <w:p>
             <w:r>
+              <w:lastRenderedPageBreak/>
               <w:t>401</w:t>
             </w:r>
           </w:p>
@@ -12319,7 +12403,7 @@
           <w:rFonts w:hint="eastAsia"/>
         </w:rPr>
       </w:pPr>
-      <w:bookmarkStart w:id="25" w:name="_Toc229929388"/>
+      <w:bookmarkStart w:id="25" w:name="_Toc230015119"/>
       <w:r>
         <w:rPr>
           <w:rFonts w:hint="eastAsia"/>
@@ -12478,12 +12562,11 @@
           <w:rFonts w:hint="eastAsia"/>
         </w:rPr>
       </w:pPr>
-      <w:bookmarkStart w:id="26" w:name="_Toc229929389"/>
-      <w:r>
-        <w:rPr>
-          <w:rFonts w:hint="eastAsia"/>
-        </w:rPr>
-        <w:lastRenderedPageBreak/>
+      <w:bookmarkStart w:id="26" w:name="_Toc230015120"/>
+      <w:r>
+        <w:rPr>
+          <w:rFonts w:hint="eastAsia"/>
+        </w:rPr>
         <w:t>レスポンス（204：No Content）</w:t>
       </w:r>
       <w:bookmarkEnd w:id="26"/>
@@ -12508,7 +12591,7 @@
           <w:rFonts w:hint="eastAsia"/>
         </w:rPr>
       </w:pPr>
-      <w:bookmarkStart w:id="27" w:name="_Toc229929390"/>
+      <w:bookmarkStart w:id="27" w:name="_Toc230015121"/>
       <w:r>
         <w:rPr>
           <w:rFonts w:hint="eastAsia"/>
@@ -12714,11 +12797,12 @@
           <w:rFonts w:hint="eastAsia"/>
         </w:rPr>
       </w:pPr>
-      <w:bookmarkStart w:id="28" w:name="_Toc229929391"/>
-      <w:r>
-        <w:rPr>
-          <w:rFonts w:hint="eastAsia"/>
-        </w:rPr>
+      <w:bookmarkStart w:id="28" w:name="_Toc230015122"/>
+      <w:r>
+        <w:rPr>
+          <w:rFonts w:hint="eastAsia"/>
+        </w:rPr>
+        <w:lastRenderedPageBreak/>
         <w:t>トークン再発行（/auth/refresh）</w:t>
       </w:r>
       <w:bookmarkEnd w:id="28"/>
@@ -12780,7 +12864,7 @@
           <w:rFonts w:hint="eastAsia"/>
         </w:rPr>
       </w:pPr>
-      <w:bookmarkStart w:id="29" w:name="_Toc229929392"/>
+      <w:bookmarkStart w:id="29" w:name="_Toc230015123"/>
       <w:r>
         <w:rPr>
           <w:rFonts w:hint="eastAsia"/>
@@ -13014,12 +13098,11 @@
           <w:rFonts w:hint="eastAsia"/>
         </w:rPr>
       </w:pPr>
-      <w:bookmarkStart w:id="30" w:name="_Toc229929393"/>
-      <w:r>
-        <w:rPr>
-          <w:rFonts w:hint="eastAsia"/>
-        </w:rPr>
-        <w:lastRenderedPageBreak/>
+      <w:bookmarkStart w:id="30" w:name="_Toc230015124"/>
+      <w:r>
+        <w:rPr>
+          <w:rFonts w:hint="eastAsia"/>
+        </w:rPr>
         <w:t>レスポンス（200：AuthRefreshResponse）</w:t>
       </w:r>
       <w:bookmarkEnd w:id="30"/>
@@ -13273,7 +13356,7 @@
           <w:rFonts w:hint="eastAsia"/>
         </w:rPr>
       </w:pPr>
-      <w:bookmarkStart w:id="31" w:name="_Toc229929394"/>
+      <w:bookmarkStart w:id="31" w:name="_Toc230015125"/>
       <w:r>
         <w:rPr>
           <w:rFonts w:hint="eastAsia"/>
@@ -13407,6 +13490,7 @@
           </w:tcPr>
           <w:p>
             <w:r>
+              <w:lastRenderedPageBreak/>
               <w:t>400</w:t>
             </w:r>
           </w:p>
@@ -13514,7 +13598,7 @@
           <w:rFonts w:hint="eastAsia"/>
         </w:rPr>
       </w:pPr>
-      <w:bookmarkStart w:id="32" w:name="_Toc229929395"/>
+      <w:bookmarkStart w:id="32" w:name="_Toc230015126"/>
       <w:r>
         <w:rPr>
           <w:rFonts w:hint="eastAsia"/>
@@ -13650,61 +13734,74 @@
         <w:rPr>
           <w:rFonts w:hint="eastAsia"/>
         </w:rPr>
-        <w:t>`user_facility_assignments` から有効な担当施設一覧を取得する</w:t>
-      </w:r>
-    </w:p>
-    <w:p>
-      <w:pPr>
-        <w:rPr>
-          <w:rFonts w:hint="eastAsia"/>
-        </w:rPr>
-      </w:pPr>
+        <w:t>通常アカウントの場合は `user_facility_assignments` から有効な担当施設一覧を取得する</w:t>
+      </w:r>
+    </w:p>
+    <w:p>
+      <w:pPr>
+        <w:rPr>
+          <w:rFonts w:hint="eastAsia"/>
+        </w:rPr>
+      </w:pPr>
+      <w:r>
+        <w:rPr>
+          <w:rFonts w:hint="eastAsia"/>
+        </w:rPr>
+        <w:t>共有システム管理者アカウント（`account_type='SYSTEM_ADMIN'`）の場合は `user_facility_assignments` に依存せず、`facilities.deleted_at IS NULL` の全施設を `assignedFacilities` へ含める</w:t>
+      </w:r>
+    </w:p>
+    <w:p>
+      <w:pPr>
+        <w:rPr>
+          <w:rFonts w:hint="eastAsia"/>
+        </w:rPr>
+      </w:pPr>
+      <w:r>
+        <w:rPr>
+          <w:rFonts w:hint="eastAsia"/>
+        </w:rPr>
+        <w:t>施設名称、契約状態を付与する。通常アカウントが削除済み施設を既定担当に持つ場合は `defaultFacilityId` へ返さない</w:t>
+      </w:r>
+    </w:p>
+    <w:p>
+      <w:pPr>
+        <w:rPr>
+          <w:rFonts w:hint="eastAsia"/>
+        </w:rPr>
+      </w:pPr>
+      <w:r>
+        <w:rPr>
+          <w:rFonts w:hint="eastAsia"/>
+        </w:rPr>
+        <w:t>共有システム管理者アカウントでは `defaultFacilityId` を自動固定せず、作業対象施設選択画面で明示選択させる</w:t>
+      </w:r>
+    </w:p>
+    <w:p>
+      <w:pPr>
+        <w:rPr>
+          <w:rFonts w:hint="eastAsia"/>
+        </w:rPr>
+      </w:pPr>
+      <w:r>
+        <w:rPr>
+          <w:rFonts w:hint="eastAsia"/>
+        </w:rPr>
+        <w:t>協業グループ経由で見える施設は通常アカウントの `assignedFacilities` へ含めない</w:t>
+      </w:r>
+    </w:p>
+    <w:p>
+      <w:pPr>
+        <w:pStyle w:val="3"/>
+        <w:rPr>
+          <w:rFonts w:hint="eastAsia"/>
+        </w:rPr>
+      </w:pPr>
+      <w:bookmarkStart w:id="33" w:name="_Toc230015127"/>
       <w:r>
         <w:rPr>
           <w:rFonts w:hint="eastAsia"/>
         </w:rPr>
         <w:lastRenderedPageBreak/>
-        <w:t>`facilities` を JOIN し、`deleted_at IS NULL` の施設だけを `assignedFacilities` へ含める</w:t>
-      </w:r>
-    </w:p>
-    <w:p>
-      <w:pPr>
-        <w:rPr>
-          <w:rFonts w:hint="eastAsia"/>
-        </w:rPr>
-      </w:pPr>
-      <w:r>
-        <w:rPr>
-          <w:rFonts w:hint="eastAsia"/>
-        </w:rPr>
-        <w:t>施設名称、契約状態を付与し、削除済み施設を既定担当に持つ場合は `defaultFacilityId` へ返さない</w:t>
-      </w:r>
-    </w:p>
-    <w:p>
-      <w:pPr>
-        <w:rPr>
-          <w:rFonts w:hint="eastAsia"/>
-        </w:rPr>
-      </w:pPr>
-      <w:r>
-        <w:rPr>
-          <w:rFonts w:hint="eastAsia"/>
-        </w:rPr>
-        <w:t>協業グループ経由で見える施設は `assignedFacilities` へ含めない</w:t>
-      </w:r>
-    </w:p>
-    <w:p>
-      <w:pPr>
-        <w:pStyle w:val="3"/>
-        <w:rPr>
-          <w:rFonts w:hint="eastAsia"/>
-        </w:rPr>
-      </w:pPr>
-      <w:bookmarkStart w:id="33" w:name="_Toc229929396"/>
-      <w:r>
-        <w:rPr>
-          <w:rFonts w:hint="eastAsia"/>
-        </w:rPr>
         <w:t>レスポンス（200：AuthMeResponse）</w:t>
       </w:r>
       <w:bookmarkEnd w:id="33"/>
@@ -14616,7 +14713,7 @@
           <w:rFonts w:hint="eastAsia"/>
         </w:rPr>
       </w:pPr>
-      <w:bookmarkStart w:id="34" w:name="_Toc229929397"/>
+      <w:bookmarkStart w:id="34" w:name="_Toc230015128"/>
       <w:r>
         <w:rPr>
           <w:rFonts w:hint="eastAsia"/>
@@ -14822,7 +14919,7 @@
           <w:rFonts w:hint="eastAsia"/>
         </w:rPr>
       </w:pPr>
-      <w:bookmarkStart w:id="35" w:name="_Toc229929398"/>
+      <w:bookmarkStart w:id="35" w:name="_Toc230015129"/>
       <w:r>
         <w:rPr>
           <w:rFonts w:hint="eastAsia"/>
@@ -14855,6 +14952,7 @@
         <w:rPr>
           <w:rFonts w:hint="eastAsia"/>
         </w:rPr>
+        <w:lastRenderedPageBreak/>
         <w:t>エンドポイント</w:t>
       </w:r>
     </w:p>
@@ -14888,7 +14986,7 @@
           <w:rFonts w:hint="eastAsia"/>
         </w:rPr>
       </w:pPr>
-      <w:bookmarkStart w:id="36" w:name="_Toc229929399"/>
+      <w:bookmarkStart w:id="36" w:name="_Toc230015130"/>
       <w:r>
         <w:rPr>
           <w:rFonts w:hint="eastAsia"/>
@@ -15129,7 +15227,20 @@
         <w:rPr>
           <w:rFonts w:hint="eastAsia"/>
         </w:rPr>
-        <w:t>指定 `actingFacilityId` が `user_facility_assignments` 上の有効な担当施設であること</w:t>
+        <w:t>通常アカウントの場合、指定 `actingFacilityId` が `user_facility_assignments` 上の有効な担当施設であること</w:t>
+      </w:r>
+    </w:p>
+    <w:p>
+      <w:pPr>
+        <w:rPr>
+          <w:rFonts w:hint="eastAsia"/>
+        </w:rPr>
+      </w:pPr>
+      <w:r>
+        <w:rPr>
+          <w:rFonts w:hint="eastAsia"/>
+        </w:rPr>
+        <w:t>共有システム管理者アカウントの場合、指定 `actingFacilityId` が未削除施設であること</w:t>
       </w:r>
     </w:p>
     <w:p>
@@ -15169,7 +15280,20 @@
         <w:rPr>
           <w:rFonts w:hint="eastAsia"/>
         </w:rPr>
-        <w:t>`user_facility_assignments` で対象施設への割当を確認する</w:t>
+        <w:t>認証済みユーザーの `users.account_type` を確認する</w:t>
+      </w:r>
+    </w:p>
+    <w:p>
+      <w:pPr>
+        <w:rPr>
+          <w:rFonts w:hint="eastAsia"/>
+        </w:rPr>
+      </w:pPr>
+      <w:r>
+        <w:rPr>
+          <w:rFonts w:hint="eastAsia"/>
+        </w:rPr>
+        <w:t>通常アカウントの場合は `user_facility_assignments` で対象施設への割当を確認する</w:t>
       </w:r>
     </w:p>
     <w:p>
@@ -15195,7 +15319,20 @@
         <w:rPr>
           <w:rFonts w:hint="eastAsia"/>
         </w:rPr>
-        <w:t>`facilities.system_contract_status` を確認し、契約有効施設だけを認可判定対象にする</w:t>
+        <w:t>通常アカウントの場合は `facilities.system_contract_status` を確認し、契約有効施設だけを認可判定対象にする</w:t>
+      </w:r>
+    </w:p>
+    <w:p>
+      <w:pPr>
+        <w:rPr>
+          <w:rFonts w:hint="eastAsia"/>
+        </w:rPr>
+      </w:pPr>
+      <w:r>
+        <w:rPr>
+          <w:rFonts w:hint="eastAsia"/>
+        </w:rPr>
+        <w:t>共有システム管理者アカウントの場合は選択施設が未削除であれば、`feature_catalogs.is_active=true` の全 `feature_code` と `column_catalogs.is_active=true` の全 `column_code` を返す</w:t>
       </w:r>
     </w:p>
     <w:p>
@@ -15221,6 +15358,7 @@
         <w:rPr>
           <w:rFonts w:hint="eastAsia"/>
         </w:rPr>
+        <w:lastRenderedPageBreak/>
         <w:t>Phase1では `normal_ship_request` / `lending_in_use_used` は `config_scope='FACILITY_USER'` として `facility_feature_settings.is_enabled=true` かつ `user_facility_feature_settings.is_enabled=true` の場合だけ返却候補に含める</w:t>
       </w:r>
     </w:p>
@@ -15234,7 +15372,6 @@
         <w:rPr>
           <w:rFonts w:hint="eastAsia"/>
         </w:rPr>
-        <w:lastRenderedPageBreak/>
         <w:t>`lending_in_use_used` は施設提供設定とユーザー施設別設定が有効であっても、同一担当施設で `lending_checkout` の実効権限が成立しない場合は `featureCodes` から除外する</w:t>
       </w:r>
     </w:p>
@@ -15287,7 +15424,7 @@
         <w:rPr>
           <w:rFonts w:hint="eastAsia"/>
         </w:rPr>
-        <w:t>`config_scope='SYSTEM_FIXED'` の `auth_login` / `facility_select` は返却対象に含めない</w:t>
+        <w:t>通常アカウントでは `config_scope='SYSTEM_FIXED'` の `auth_login` / `facility_select` は返却対象に含めない。共有システム管理者アカウントでは全 `feature_code` 返却方針に合わせてこれらも返却してよいが、UI と業務 API は固定導線として扱い、施設・ユーザー単位の ON/OFF 対象にはしない</w:t>
       </w:r>
     </w:p>
     <w:p>
@@ -15297,7 +15434,7 @@
           <w:rFonts w:hint="eastAsia"/>
         </w:rPr>
       </w:pPr>
-      <w:bookmarkStart w:id="37" w:name="_Toc229929400"/>
+      <w:bookmarkStart w:id="37" w:name="_Toc230015131"/>
       <w:r>
         <w:rPr>
           <w:rFonts w:hint="eastAsia"/>
@@ -15600,7 +15737,7 @@
           <w:rFonts w:hint="eastAsia"/>
         </w:rPr>
       </w:pPr>
-      <w:bookmarkStart w:id="38" w:name="_Toc229929401"/>
+      <w:bookmarkStart w:id="38" w:name="_Toc230015132"/>
       <w:r>
         <w:rPr>
           <w:rFonts w:hint="eastAsia"/>
@@ -15839,6 +15976,7 @@
           </w:tcPr>
           <w:p>
             <w:r>
+              <w:lastRenderedPageBreak/>
               <w:t>404</w:t>
             </w:r>
           </w:p>
@@ -15911,12 +16049,11 @@
           <w:rFonts w:hint="eastAsia"/>
         </w:rPr>
       </w:pPr>
-      <w:bookmarkStart w:id="39" w:name="_Toc229929402"/>
-      <w:r>
-        <w:rPr>
-          <w:rFonts w:hint="eastAsia"/>
-        </w:rPr>
-        <w:lastRenderedPageBreak/>
+      <w:bookmarkStart w:id="39" w:name="_Toc230015133"/>
+      <w:r>
+        <w:rPr>
+          <w:rFonts w:hint="eastAsia"/>
+        </w:rPr>
         <w:t>パスワード再設定申請（/auth/password/forgot）</w:t>
       </w:r>
       <w:bookmarkEnd w:id="39"/>
@@ -15978,7 +16115,7 @@
           <w:rFonts w:hint="eastAsia"/>
         </w:rPr>
       </w:pPr>
-      <w:bookmarkStart w:id="40" w:name="_Toc229929403"/>
+      <w:bookmarkStart w:id="40" w:name="_Toc230015134"/>
       <w:r>
         <w:rPr>
           <w:rFonts w:hint="eastAsia"/>
@@ -16251,11 +16388,12 @@
           <w:rFonts w:hint="eastAsia"/>
         </w:rPr>
       </w:pPr>
-      <w:bookmarkStart w:id="41" w:name="_Toc229929404"/>
-      <w:r>
-        <w:rPr>
-          <w:rFonts w:hint="eastAsia"/>
-        </w:rPr>
+      <w:bookmarkStart w:id="41" w:name="_Toc230015135"/>
+      <w:r>
+        <w:rPr>
+          <w:rFonts w:hint="eastAsia"/>
+        </w:rPr>
+        <w:lastRenderedPageBreak/>
         <w:t>レスポンス（200：PasswordForgotResponse）</w:t>
       </w:r>
       <w:bookmarkEnd w:id="41"/>
@@ -16464,12 +16602,11 @@
           <w:rFonts w:hint="eastAsia"/>
         </w:rPr>
       </w:pPr>
-      <w:bookmarkStart w:id="42" w:name="_Toc229929405"/>
-      <w:r>
-        <w:rPr>
-          <w:rFonts w:hint="eastAsia"/>
-        </w:rPr>
-        <w:lastRenderedPageBreak/>
+      <w:bookmarkStart w:id="42" w:name="_Toc230015136"/>
+      <w:r>
+        <w:rPr>
+          <w:rFonts w:hint="eastAsia"/>
+        </w:rPr>
         <w:t>ステータスコード</w:t>
       </w:r>
       <w:bookmarkEnd w:id="42"/>
@@ -16671,7 +16808,7 @@
           <w:rFonts w:hint="eastAsia"/>
         </w:rPr>
       </w:pPr>
-      <w:bookmarkStart w:id="43" w:name="_Toc229929406"/>
+      <w:bookmarkStart w:id="43" w:name="_Toc230015137"/>
       <w:r>
         <w:rPr>
           <w:rFonts w:hint="eastAsia"/>
@@ -16737,7 +16874,7 @@
           <w:rFonts w:hint="eastAsia"/>
         </w:rPr>
       </w:pPr>
-      <w:bookmarkStart w:id="44" w:name="_Toc229929407"/>
+      <w:bookmarkStart w:id="44" w:name="_Toc230015138"/>
       <w:r>
         <w:rPr>
           <w:rFonts w:hint="eastAsia"/>
@@ -17006,6 +17143,7 @@
         <w:rPr>
           <w:rFonts w:hint="eastAsia"/>
         </w:rPr>
+        <w:lastRenderedPageBreak/>
         <w:t>`password_reset_tokens.used_at` を更新して再利用不可にする</w:t>
       </w:r>
     </w:p>
@@ -17029,7 +17167,7 @@
           <w:rFonts w:hint="eastAsia"/>
         </w:rPr>
       </w:pPr>
-      <w:bookmarkStart w:id="45" w:name="_Toc229929408"/>
+      <w:bookmarkStart w:id="45" w:name="_Toc230015139"/>
       <w:r>
         <w:rPr>
           <w:rFonts w:hint="eastAsia"/>
@@ -17058,12 +17196,11 @@
           <w:rFonts w:hint="eastAsia"/>
         </w:rPr>
       </w:pPr>
-      <w:bookmarkStart w:id="46" w:name="_Toc229929409"/>
-      <w:r>
-        <w:rPr>
-          <w:rFonts w:hint="eastAsia"/>
-        </w:rPr>
-        <w:lastRenderedPageBreak/>
+      <w:bookmarkStart w:id="46" w:name="_Toc230015140"/>
+      <w:r>
+        <w:rPr>
+          <w:rFonts w:hint="eastAsia"/>
+        </w:rPr>
         <w:t>ステータスコード</w:t>
       </w:r>
       <w:bookmarkEnd w:id="46"/>
@@ -17335,7 +17472,7 @@
           <w:rFonts w:hint="eastAsia"/>
         </w:rPr>
       </w:pPr>
-      <w:bookmarkStart w:id="47" w:name="_Toc229929410"/>
+      <w:bookmarkStart w:id="47" w:name="_Toc230015141"/>
       <w:r>
         <w:rPr>
           <w:rFonts w:hint="eastAsia"/>
@@ -17401,7 +17538,7 @@
           <w:rFonts w:hint="eastAsia"/>
         </w:rPr>
       </w:pPr>
-      <w:bookmarkStart w:id="48" w:name="_Toc229929411"/>
+      <w:bookmarkStart w:id="48" w:name="_Toc230015142"/>
       <w:r>
         <w:rPr>
           <w:rFonts w:hint="eastAsia"/>
@@ -17657,6 +17794,7 @@
           </w:tcPr>
           <w:p>
             <w:r>
+              <w:lastRenderedPageBreak/>
               <w:t>columnCodes</w:t>
             </w:r>
           </w:p>
@@ -17747,87 +17885,119 @@
         <w:rPr>
           <w:rFonts w:hint="eastAsia"/>
         </w:rPr>
+        <w:t>通常アカウントの場合、指定 `actingFacilityId` が担当施設であること</w:t>
+      </w:r>
+    </w:p>
+    <w:p>
+      <w:pPr>
+        <w:rPr>
+          <w:rFonts w:hint="eastAsia"/>
+        </w:rPr>
+      </w:pPr>
+      <w:r>
+        <w:rPr>
+          <w:rFonts w:hint="eastAsia"/>
+        </w:rPr>
+        <w:t>共有システム管理者アカウントの場合、指定 `actingFacilityId` が未削除施設であること</w:t>
+      </w:r>
+    </w:p>
+    <w:p>
+      <w:pPr>
+        <w:rPr>
+          <w:rFonts w:hint="eastAsia"/>
+        </w:rPr>
+      </w:pPr>
+      <w:r>
+        <w:rPr>
+          <w:rFonts w:hint="eastAsia"/>
+        </w:rPr>
+        <w:t>指定 `actingFacilityId` に対応する施設が未削除であること</w:t>
+      </w:r>
+    </w:p>
+    <w:p>
+      <w:pPr>
+        <w:pStyle w:val="4"/>
+        <w:rPr>
+          <w:rFonts w:hint="eastAsia"/>
+        </w:rPr>
+      </w:pPr>
+      <w:r>
+        <w:rPr>
+          <w:rFonts w:hint="eastAsia"/>
+        </w:rPr>
+        <w:t>処理仕様</w:t>
+      </w:r>
+    </w:p>
+    <w:p>
+      <w:pPr>
+        <w:rPr>
+          <w:rFonts w:hint="eastAsia"/>
+        </w:rPr>
+      </w:pPr>
+      <w:r>
+        <w:rPr>
+          <w:rFonts w:hint="eastAsia"/>
+        </w:rPr>
+        <w:t>判定対象ユーザーは Bearer トークンから解決し、リクエストボディで `userId` は受け取らない</w:t>
+      </w:r>
+    </w:p>
+    <w:p>
+      <w:pPr>
+        <w:rPr>
+          <w:rFonts w:hint="eastAsia"/>
+        </w:rPr>
+      </w:pPr>
+      <w:r>
+        <w:rPr>
+          <w:rFonts w:hint="eastAsia"/>
+        </w:rPr>
+        <w:t>共有システム管理者アカウント（`account_type='SYSTEM_ADMIN'`）の場合は、`actingFacilityId` と指定された `targetFacilityId` が未削除であることだけを確認し、全 `feature_code` と全 `column_code` を許可する。協業グループ、施設提供設定、ユーザー施設別設定、公開元施設設定は判定しない</w:t>
+      </w:r>
+    </w:p>
+    <w:p>
+      <w:pPr>
+        <w:rPr>
+          <w:rFonts w:hint="eastAsia"/>
+        </w:rPr>
+      </w:pPr>
+      <w:r>
+        <w:rPr>
+          <w:rFonts w:hint="eastAsia"/>
+        </w:rPr>
+        <w:t>通常アカウントの自施設判定では `user_facility_assignments`、`feature_catalogs.config_scope`、`facility_feature_settings`、`user_facility_feature_settings` を用いて `featureCode` の可否を評価する。Phase1では `normal_ship_request` / `lending_in_use_used` は `config_scope='FACILITY_USER'` として施設提供設定とユーザー施設別設定の両方を必須とする。`lending_in_use_used` は `lending_checkout` の実効権限も成立する場合のみ許可する</w:t>
+      </w:r>
+    </w:p>
+    <w:p>
+      <w:pPr>
+        <w:rPr>
+          <w:rFonts w:hint="eastAsia"/>
+        </w:rPr>
+      </w:pPr>
+      <w:r>
+        <w:rPr>
+          <w:rFonts w:hint="eastAsia"/>
+        </w:rPr>
+        <w:t>通常アカウントのカラム判定では `facility_column_settings`、`user_facility_column_settings`、`column_catalogs.related_feature_code` を用いて可否を評価する。`original_price_column` は `related_feature_code='original_list_view'` が実効有効な場合のみ許可候補とする</w:t>
+      </w:r>
+    </w:p>
+    <w:p>
+      <w:pPr>
+        <w:rPr>
+          <w:rFonts w:hint="eastAsia"/>
+        </w:rPr>
+      </w:pPr>
+      <w:r>
+        <w:rPr>
+          <w:rFonts w:hint="eastAsia"/>
+        </w:rPr>
+        <w:t>通常アカウントで `targetFacilityId` が指定され、`actingFacilityId` と異なる場合は、`featureCode='original_list_view'` を必須とし、閲覧者側施設と公開元施設の両方が `deleted_at IS NULL` かつ `system_contract_status='ACTIVE'` であること、双方が active な同一 `facility_collaboration_groups` に所属すること、公開元施設の `facility_external_view_settings(provider_facility_id=targetFacilityId, sharing_data_type='asset', is_enabled=true)</w:t>
+      </w:r>
+      <w:r>
+        <w:rPr>
+          <w:rFonts w:hint="eastAsia"/>
+        </w:rPr>
         <w:lastRenderedPageBreak/>
-        <w:t>指定 `actingFacilityId` が担当施設であること</w:t>
-      </w:r>
-    </w:p>
-    <w:p>
-      <w:pPr>
-        <w:rPr>
-          <w:rFonts w:hint="eastAsia"/>
-        </w:rPr>
-      </w:pPr>
-      <w:r>
-        <w:rPr>
-          <w:rFonts w:hint="eastAsia"/>
-        </w:rPr>
-        <w:t>指定 `actingFacilityId` に対応する施設が未削除であること</w:t>
-      </w:r>
-    </w:p>
-    <w:p>
-      <w:pPr>
-        <w:pStyle w:val="4"/>
-        <w:rPr>
-          <w:rFonts w:hint="eastAsia"/>
-        </w:rPr>
-      </w:pPr>
-      <w:r>
-        <w:rPr>
-          <w:rFonts w:hint="eastAsia"/>
-        </w:rPr>
-        <w:t>処理仕様</w:t>
-      </w:r>
-    </w:p>
-    <w:p>
-      <w:pPr>
-        <w:rPr>
-          <w:rFonts w:hint="eastAsia"/>
-        </w:rPr>
-      </w:pPr>
-      <w:r>
-        <w:rPr>
-          <w:rFonts w:hint="eastAsia"/>
-        </w:rPr>
-        <w:t>判定対象ユーザーは Bearer トークンから解決し、リクエストボディで `userId` は受け取らない</w:t>
-      </w:r>
-    </w:p>
-    <w:p>
-      <w:pPr>
-        <w:rPr>
-          <w:rFonts w:hint="eastAsia"/>
-        </w:rPr>
-      </w:pPr>
-      <w:r>
-        <w:rPr>
-          <w:rFonts w:hint="eastAsia"/>
-        </w:rPr>
-        <w:t>自施設判定では `user_facility_assignments`、`feature_catalogs.config_scope`、`facility_feature_settings`、`user_facility_feature_settings` を用いて `featureCode` の可否を評価する。Phase1では `normal_ship_request` / `lending_in_use_used` は `config_scope='FACILITY_USER'` として施設提供設定とユーザー施設別設定の両方を必須とする。`lending_in_use_used` は `lending_checkout` の実効権限も成立する場合のみ許可する</w:t>
-      </w:r>
-    </w:p>
-    <w:p>
-      <w:pPr>
-        <w:rPr>
-          <w:rFonts w:hint="eastAsia"/>
-        </w:rPr>
-      </w:pPr>
-      <w:r>
-        <w:rPr>
-          <w:rFonts w:hint="eastAsia"/>
-        </w:rPr>
-        <w:t>カラム判定では `facility_column_settings`、`user_facility_column_settings`、`column_catalogs.related_feature_code` を用いて可否を評価する。`original_price_column` は `related_feature_code='original_list_view'` が実効有効な場合のみ許可候補とする</w:t>
-      </w:r>
-    </w:p>
-    <w:p>
-      <w:pPr>
-        <w:rPr>
-          <w:rFonts w:hint="eastAsia"/>
-        </w:rPr>
-      </w:pPr>
-      <w:r>
-        <w:rPr>
-          <w:rFonts w:hint="eastAsia"/>
-        </w:rPr>
-        <w:t>`targetFacilityId` が指定され、`actingFacilityId` と異なる場合は、`featureCode='original_list_view'` を必須とし、閲覧者側施設と公開元施設の両方が `deleted_at IS NULL` かつ `system_contract_status='ACTIVE'` であること、双方が active な同一 `facility_collaboration_groups` に所属すること、公開元施設の `facility_external_view_settings(provider_facility_id=targetFacilityId, sharing_data_type='asset', is_enabled=true)` が存在することを追加で評価する。`columnCodes` に `original_price_column` が含まれる場合は、閲覧者側の実効カラム権限に加え、公開元施設の `facility_external_column_settings(provider_facility_id=targetFacilityId, column_code='original_price_column', is_enabled=true)` が存在する場合だけ `allowedColumnCodes` へ含める</w:t>
+        <w:t>` が存在することを追加で評価する。`columnCodes` に `original_price_column` が含まれる場合は、閲覧者側の実効カラム権限に加え、公開元施設の `facility_external_column_settings(provider_facility_id=targetFacilityId, column_code='original_price_column', is_enabled=true)` が存在する場合だけ `allowedColumnCodes` へ含める</w:t>
       </w:r>
     </w:p>
     <w:p>
@@ -17850,7 +18020,7 @@
           <w:rFonts w:hint="eastAsia"/>
         </w:rPr>
       </w:pPr>
-      <w:bookmarkStart w:id="49" w:name="_Toc229929412"/>
+      <w:bookmarkStart w:id="49" w:name="_Toc230015143"/>
       <w:r>
         <w:rPr>
           <w:rFonts w:hint="eastAsia"/>
@@ -18153,12 +18323,11 @@
           <w:rFonts w:hint="eastAsia"/>
         </w:rPr>
       </w:pPr>
-      <w:bookmarkStart w:id="50" w:name="_Toc229929413"/>
-      <w:r>
-        <w:rPr>
-          <w:rFonts w:hint="eastAsia"/>
-        </w:rPr>
-        <w:lastRenderedPageBreak/>
+      <w:bookmarkStart w:id="50" w:name="_Toc230015144"/>
+      <w:r>
+        <w:rPr>
+          <w:rFonts w:hint="eastAsia"/>
+        </w:rPr>
         <w:t>ステータスコード</w:t>
       </w:r>
       <w:bookmarkEnd w:id="50"/>
@@ -18465,11 +18634,12 @@
           <w:rFonts w:hint="eastAsia"/>
         </w:rPr>
       </w:pPr>
-      <w:bookmarkStart w:id="51" w:name="_Toc229929414"/>
-      <w:r>
-        <w:rPr>
-          <w:rFonts w:hint="eastAsia"/>
-        </w:rPr>
+      <w:bookmarkStart w:id="51" w:name="_Toc230015145"/>
+      <w:r>
+        <w:rPr>
+          <w:rFonts w:hint="eastAsia"/>
+        </w:rPr>
+        <w:lastRenderedPageBreak/>
         <w:t>第6章 権限・業務ルール</w:t>
       </w:r>
       <w:bookmarkEnd w:id="51"/>
@@ -18481,7 +18651,7 @@
           <w:rFonts w:hint="eastAsia"/>
         </w:rPr>
       </w:pPr>
-      <w:bookmarkStart w:id="52" w:name="_Toc229929415"/>
+      <w:bookmarkStart w:id="52" w:name="_Toc230015146"/>
       <w:r>
         <w:rPr>
           <w:rFonts w:hint="eastAsia"/>
@@ -18544,7 +18714,7 @@
         <w:rPr>
           <w:rFonts w:hint="eastAsia"/>
         </w:rPr>
-        <w:t>`/auth/me` と `/auth/context` は `facilities.deleted_at IS NULL` の未削除施設だけを対象にする</w:t>
+        <w:t>共有システム管理者アカウントでは `/auth/me` が未削除の全施設を `assignedFacilities` に返し、`/auth/context` と `/authorization/check` は未削除施設を対象とする限り全機能・全カラムを許可する</w:t>
       </w:r>
     </w:p>
     <w:p>
@@ -18563,7 +18733,7 @@
         <w:rPr>
           <w:rFonts w:hint="eastAsia"/>
         </w:rPr>
-        <w:t>`/auth/context` は選択施設に対する実効 `feature_code` / `column_code` を返す</w:t>
+        <w:t>`/auth/me` と `/auth/context` は `facilities.deleted_at IS NULL` の未削除施設だけを対象にする</w:t>
       </w:r>
     </w:p>
     <w:p>
@@ -18582,7 +18752,7 @@
         <w:rPr>
           <w:rFonts w:hint="eastAsia"/>
         </w:rPr>
-        <w:t>QRコードや他施設閲覧専用の別 `feature_code` / `column_code` は採用しない。他施設閲覧は既存の `original_list_view` / `original_price_column` と公開元施設設定で判定し、施設切替候補へは展開しない</w:t>
+        <w:t>`/auth/context` は選択施設に対する実効 `feature_code` / `column_code` を返す</w:t>
       </w:r>
     </w:p>
     <w:p>
@@ -18601,6 +18771,25 @@
         <w:rPr>
           <w:rFonts w:hint="eastAsia"/>
         </w:rPr>
+        <w:t>QRコードや他施設閲覧専用の別 `feature_code` / `column_code` は採用しない。他施設閲覧は既存の `original_list_view` / `original_price_column` と公開元施設設定で判定し、施設切替候補へは展開しない</w:t>
+      </w:r>
+    </w:p>
+    <w:p>
+      <w:pPr>
+        <w:pStyle w:val="afffffff8"/>
+        <w:numPr>
+          <w:ilvl w:val="0"/>
+          <w:numId w:val="4"/>
+        </w:numPr>
+        <w:ind w:leftChars="0"/>
+        <w:rPr>
+          <w:rFonts w:hint="eastAsia"/>
+        </w:rPr>
+      </w:pPr>
+      <w:r>
+        <w:rPr>
+          <w:rFonts w:hint="eastAsia"/>
+        </w:rPr>
         <w:t>`column_code` は、関連 `feature_code` が有効な場合のみ成立する</w:t>
       </w:r>
     </w:p>
@@ -18611,7 +18800,7 @@
           <w:rFonts w:hint="eastAsia"/>
         </w:rPr>
       </w:pPr>
-      <w:bookmarkStart w:id="53" w:name="_Toc229929416"/>
+      <w:bookmarkStart w:id="53" w:name="_Toc230015147"/>
       <w:r>
         <w:rPr>
           <w:rFonts w:hint="eastAsia"/>
@@ -18655,7 +18844,7 @@
         <w:rPr>
           <w:rFonts w:hint="eastAsia"/>
         </w:rPr>
-        <w:t>Phase1の `/facility-select` では担当施設一覧と決定ボタンを表示する</w:t>
+        <w:t>Phase1の `/facility-select` では担当施設一覧と決定ボタンを表示する。共有システム管理者アカウントでは未削除の全施設を選択候補として表示する</w:t>
       </w:r>
     </w:p>
     <w:p>
@@ -18674,7 +18863,6 @@
         <w:rPr>
           <w:rFonts w:hint="eastAsia"/>
         </w:rPr>
-        <w:lastRenderedPageBreak/>
         <w:t>通常業務へ進む場合は利用者が施設を選択して決定し、`/auth/context` 取得後に `/main` へ遷移する</w:t>
       </w:r>
     </w:p>
@@ -18704,7 +18892,7 @@
           <w:rFonts w:hint="eastAsia"/>
         </w:rPr>
       </w:pPr>
-      <w:bookmarkStart w:id="54" w:name="_Toc229929417"/>
+      <w:bookmarkStart w:id="54" w:name="_Toc230015148"/>
       <w:r>
         <w:rPr>
           <w:rFonts w:hint="eastAsia"/>
@@ -18748,6 +18936,7 @@
         <w:rPr>
           <w:rFonts w:hint="eastAsia"/>
         </w:rPr>
+        <w:lastRenderedPageBreak/>
         <w:t>一方で、業務 API は `GET /auth/context` の結果を信頼して認可判定を省略しない</w:t>
       </w:r>
     </w:p>
@@ -18855,7 +19044,7 @@
 <file path=word/numbering.xml><?xml version="1.0" encoding="utf-8"?>
 <w:numbering xmlns:wpc="http://schemas.microsoft.com/office/word/2010/wordprocessingCanvas" xmlns:cx="http://schemas.microsoft.com/office/drawing/2014/chartex" xmlns:cx1="http://schemas.microsoft.com/office/drawing/2015/9/8/chartex" xmlns:cx2="http://schemas.microsoft.com/office/drawing/2015/10/21/chartex" xmlns:cx3="http://schemas.microsoft.com/office/drawing/2016/5/9/chartex" xmlns:cx4="http://schemas.microsoft.com/office/drawing/2016/5/10/chartex" xmlns:cx5="http://schemas.microsoft.com/office/drawing/2016/5/11/chartex" xmlns:cx6="http://schemas.microsoft.com/office/drawing/2016/5/12/chartex" xmlns:cx7="http://schemas.microsoft.com/office/drawing/2016/5/13/chartex" xmlns:cx8="http://schemas.microsoft.com/office/drawing/2016/5/14/chartex" xmlns:mc="http://schemas.openxmlformats.org/markup-compatibility/2006" xmlns:aink="http://schemas.microsoft.com/office/drawing/2016/ink" xmlns:am3d="http://schemas.microsoft.com/office/drawing/2017/model3d" xmlns:o="urn:schemas-microsoft-com:office:office" xmlns:oel="http://schemas.microsoft.com/office/2019/extlst" xmlns:r="http://schemas.openxmlformats.org/officeDocument/2006/relationships" xmlns:m="http://schemas.openxmlformats.org/officeDocument/2006/math" xmlns:v="urn:schemas-microsoft-com:vml" xmlns:wp14="http://schemas.microsoft.com/office/word/2010/wordprocessingDrawing" xmlns:wp="http://schemas.openxmlformats.org/drawingml/2006/wordprocessingDrawing" xmlns:w10="urn:schemas-microsoft-com:office:word" xmlns:w="http://schemas.openxmlformats.org/wordprocessingml/2006/main" xmlns:w14="http://schemas.microsoft.com/office/word/2010/wordml" xmlns:w15="http://schemas.microsoft.com/office/word/2012/wordml" xmlns:w16cex="http://schemas.microsoft.com/office/word/2018/wordml/cex" xmlns:w16cid="http://schemas.microsoft.com/office/word/2016/wordml/cid" xmlns:w16="http://schemas.microsoft.com/office/word/2018/wordml" xmlns:w16du="http://schemas.microsoft.com/office/word/2023/wordml/word16du" xmlns:w16sdtdh="http://schemas.microsoft.com/office/word/2020/wordml/sdtdatahash" xmlns:w16sdtfl="http://schemas.microsoft.com/office/word/2024/wordml/sdtformatlock" xmlns:w16se="http://schemas.microsoft.com/office/word/2015/wordml/symex" xmlns:wpg="http://schemas.microsoft.com/office/word/2010/wordprocessingGroup" xmlns:wpi="http://schemas.microsoft.com/office/word/2010/wordprocessingInk" xmlns:wne="http://schemas.microsoft.com/office/word/2006/wordml" xmlns:wps="http://schemas.microsoft.com/office/word/2010/wordprocessingShape" mc:Ignorable="w14 w15 w16se w16cid w16 w16cex w16sdtdh w16sdtfl w16du wp14">
   <w:abstractNum w:abstractNumId="0" w15:restartNumberingAfterBreak="0">
-    <w:nsid w:val="0B0903D1"/>
+    <w:nsid w:val="0B875ACC"/>
     <w:multiLevelType w:val="singleLevel"/>
     <w:tmpl w:val="04090001"/>
     <w:lvl w:ilvl="0">
@@ -18872,9 +19061,96 @@
     </w:lvl>
   </w:abstractNum>
   <w:abstractNum w:abstractNumId="1" w15:restartNumberingAfterBreak="0">
-    <w:nsid w:val="29E97BB2"/>
+    <w:nsid w:val="4C715E66"/>
     <w:multiLevelType w:val="hybridMultilevel"/>
-    <w:tmpl w:val="6E30B86C"/>
+    <w:tmpl w:val="88222680"/>
+    <w:name w:val="__API_DOC_SQUARE_BULLET__22"/>
+    <w:lvl w:ilvl="0" w:tplc="0409000F">
+      <w:start w:val="1"/>
+      <w:numFmt w:val="decimal"/>
+      <w:lvlText w:val="%1."/>
+      <w:lvlJc w:val="left"/>
+      <w:pPr>
+        <w:ind w:left="440" w:hanging="440"/>
+      </w:pPr>
+    </w:lvl>
+    <w:lvl w:ilvl="1" w:tplc="04090017" w:tentative="1">
+      <w:start w:val="1"/>
+      <w:numFmt w:val="aiueoFullWidth"/>
+      <w:lvlText w:val="(%2)"/>
+      <w:lvlJc w:val="left"/>
+      <w:pPr>
+        <w:ind w:left="880" w:hanging="440"/>
+      </w:pPr>
+    </w:lvl>
+    <w:lvl w:ilvl="2" w:tplc="04090011" w:tentative="1">
+      <w:start w:val="1"/>
+      <w:numFmt w:val="decimalEnclosedCircle"/>
+      <w:lvlText w:val="%3"/>
+      <w:lvlJc w:val="left"/>
+      <w:pPr>
+        <w:ind w:left="1320" w:hanging="440"/>
+      </w:pPr>
+    </w:lvl>
+    <w:lvl w:ilvl="3" w:tplc="0409000F" w:tentative="1">
+      <w:start w:val="1"/>
+      <w:numFmt w:val="decimal"/>
+      <w:lvlText w:val="%4."/>
+      <w:lvlJc w:val="left"/>
+      <w:pPr>
+        <w:ind w:left="1760" w:hanging="440"/>
+      </w:pPr>
+    </w:lvl>
+    <w:lvl w:ilvl="4" w:tplc="04090017" w:tentative="1">
+      <w:start w:val="1"/>
+      <w:numFmt w:val="aiueoFullWidth"/>
+      <w:lvlText w:val="(%5)"/>
+      <w:lvlJc w:val="left"/>
+      <w:pPr>
+        <w:ind w:left="2200" w:hanging="440"/>
+      </w:pPr>
+    </w:lvl>
+    <w:lvl w:ilvl="5" w:tplc="04090011" w:tentative="1">
+      <w:start w:val="1"/>
+      <w:numFmt w:val="decimalEnclosedCircle"/>
+      <w:lvlText w:val="%6"/>
+      <w:lvlJc w:val="left"/>
+      <w:pPr>
+        <w:ind w:left="2640" w:hanging="440"/>
+      </w:pPr>
+    </w:lvl>
+    <w:lvl w:ilvl="6" w:tplc="0409000F" w:tentative="1">
+      <w:start w:val="1"/>
+      <w:numFmt w:val="decimal"/>
+      <w:lvlText w:val="%7."/>
+      <w:lvlJc w:val="left"/>
+      <w:pPr>
+        <w:ind w:left="3080" w:hanging="440"/>
+      </w:pPr>
+    </w:lvl>
+    <w:lvl w:ilvl="7" w:tplc="04090017" w:tentative="1">
+      <w:start w:val="1"/>
+      <w:numFmt w:val="aiueoFullWidth"/>
+      <w:lvlText w:val="(%8)"/>
+      <w:lvlJc w:val="left"/>
+      <w:pPr>
+        <w:ind w:left="3520" w:hanging="440"/>
+      </w:pPr>
+    </w:lvl>
+    <w:lvl w:ilvl="8" w:tplc="04090011" w:tentative="1">
+      <w:start w:val="1"/>
+      <w:numFmt w:val="decimalEnclosedCircle"/>
+      <w:lvlText w:val="%9"/>
+      <w:lvlJc w:val="left"/>
+      <w:pPr>
+        <w:ind w:left="3960" w:hanging="440"/>
+      </w:pPr>
+    </w:lvl>
+  </w:abstractNum>
+  <w:abstractNum w:abstractNumId="2" w15:restartNumberingAfterBreak="0">
+    <w:nsid w:val="525679CE"/>
+    <w:multiLevelType w:val="hybridMultilevel"/>
+    <w:tmpl w:val="3830E312"/>
     <w:name w:val="__API_DOC_SQUARE_BULLET__2"/>
     <w:lvl w:ilvl="0" w:tplc="0409000F">
       <w:start w:val="1"/>
@@ -18958,182 +19234,8 @@
       </w:pPr>
     </w:lvl>
   </w:abstractNum>
-  <w:abstractNum w:abstractNumId="2" w15:restartNumberingAfterBreak="0">
-    <w:nsid w:val="585874A1"/>
-    <w:multiLevelType w:val="hybridMultilevel"/>
-    <w:tmpl w:val="1128AE6A"/>
-    <w:name w:val="__API_DOC_SQUARE_BULLET__22"/>
-    <w:lvl w:ilvl="0" w:tplc="0409000F">
-      <w:start w:val="1"/>
-      <w:numFmt w:val="decimal"/>
-      <w:lvlText w:val="%1."/>
-      <w:lvlJc w:val="left"/>
-      <w:pPr>
-        <w:ind w:left="440" w:hanging="440"/>
-      </w:pPr>
-    </w:lvl>
-    <w:lvl w:ilvl="1" w:tplc="04090017" w:tentative="1">
-      <w:start w:val="1"/>
-      <w:numFmt w:val="aiueoFullWidth"/>
-      <w:lvlText w:val="(%2)"/>
-      <w:lvlJc w:val="left"/>
-      <w:pPr>
-        <w:ind w:left="880" w:hanging="440"/>
-      </w:pPr>
-    </w:lvl>
-    <w:lvl w:ilvl="2" w:tplc="04090011" w:tentative="1">
-      <w:start w:val="1"/>
-      <w:numFmt w:val="decimalEnclosedCircle"/>
-      <w:lvlText w:val="%3"/>
-      <w:lvlJc w:val="left"/>
-      <w:pPr>
-        <w:ind w:left="1320" w:hanging="440"/>
-      </w:pPr>
-    </w:lvl>
-    <w:lvl w:ilvl="3" w:tplc="0409000F" w:tentative="1">
-      <w:start w:val="1"/>
-      <w:numFmt w:val="decimal"/>
-      <w:lvlText w:val="%4."/>
-      <w:lvlJc w:val="left"/>
-      <w:pPr>
-        <w:ind w:left="1760" w:hanging="440"/>
-      </w:pPr>
-    </w:lvl>
-    <w:lvl w:ilvl="4" w:tplc="04090017" w:tentative="1">
-      <w:start w:val="1"/>
-      <w:numFmt w:val="aiueoFullWidth"/>
-      <w:lvlText w:val="(%5)"/>
-      <w:lvlJc w:val="left"/>
-      <w:pPr>
-        <w:ind w:left="2200" w:hanging="440"/>
-      </w:pPr>
-    </w:lvl>
-    <w:lvl w:ilvl="5" w:tplc="04090011" w:tentative="1">
-      <w:start w:val="1"/>
-      <w:numFmt w:val="decimalEnclosedCircle"/>
-      <w:lvlText w:val="%6"/>
-      <w:lvlJc w:val="left"/>
-      <w:pPr>
-        <w:ind w:left="2640" w:hanging="440"/>
-      </w:pPr>
-    </w:lvl>
-    <w:lvl w:ilvl="6" w:tplc="0409000F" w:tentative="1">
-      <w:start w:val="1"/>
-      <w:numFmt w:val="decimal"/>
-      <w:lvlText w:val="%7."/>
-      <w:lvlJc w:val="left"/>
-      <w:pPr>
-        <w:ind w:left="3080" w:hanging="440"/>
-      </w:pPr>
-    </w:lvl>
-    <w:lvl w:ilvl="7" w:tplc="04090017" w:tentative="1">
-      <w:start w:val="1"/>
-      <w:numFmt w:val="aiueoFullWidth"/>
-      <w:lvlText w:val="(%8)"/>
-      <w:lvlJc w:val="left"/>
-      <w:pPr>
-        <w:ind w:left="3520" w:hanging="440"/>
-      </w:pPr>
-    </w:lvl>
-    <w:lvl w:ilvl="8" w:tplc="04090011" w:tentative="1">
-      <w:start w:val="1"/>
-      <w:numFmt w:val="decimalEnclosedCircle"/>
-      <w:lvlText w:val="%9"/>
-      <w:lvlJc w:val="left"/>
-      <w:pPr>
-        <w:ind w:left="3960" w:hanging="440"/>
-      </w:pPr>
-    </w:lvl>
-  </w:abstractNum>
   <w:abstractNum w:abstractNumId="3" w15:restartNumberingAfterBreak="0">
-    <w:nsid w:val="5D060993"/>
-    <w:multiLevelType w:val="hybridMultilevel"/>
-    <w:tmpl w:val="10DE7BC4"/>
-    <w:name w:val="__API_DOC_SQUARE_BULLET__222"/>
-    <w:lvl w:ilvl="0" w:tplc="0409000F">
-      <w:start w:val="1"/>
-      <w:numFmt w:val="decimal"/>
-      <w:lvlText w:val="%1."/>
-      <w:lvlJc w:val="left"/>
-      <w:pPr>
-        <w:ind w:left="440" w:hanging="440"/>
-      </w:pPr>
-    </w:lvl>
-    <w:lvl w:ilvl="1" w:tplc="04090017" w:tentative="1">
-      <w:start w:val="1"/>
-      <w:numFmt w:val="aiueoFullWidth"/>
-      <w:lvlText w:val="(%2)"/>
-      <w:lvlJc w:val="left"/>
-      <w:pPr>
-        <w:ind w:left="880" w:hanging="440"/>
-      </w:pPr>
-    </w:lvl>
-    <w:lvl w:ilvl="2" w:tplc="04090011" w:tentative="1">
-      <w:start w:val="1"/>
-      <w:numFmt w:val="decimalEnclosedCircle"/>
-      <w:lvlText w:val="%3"/>
-      <w:lvlJc w:val="left"/>
-      <w:pPr>
-        <w:ind w:left="1320" w:hanging="440"/>
-      </w:pPr>
-    </w:lvl>
-    <w:lvl w:ilvl="3" w:tplc="0409000F" w:tentative="1">
-      <w:start w:val="1"/>
-      <w:numFmt w:val="decimal"/>
-      <w:lvlText w:val="%4."/>
-      <w:lvlJc w:val="left"/>
-      <w:pPr>
-        <w:ind w:left="1760" w:hanging="440"/>
-      </w:pPr>
-    </w:lvl>
-    <w:lvl w:ilvl="4" w:tplc="04090017" w:tentative="1">
-      <w:start w:val="1"/>
-      <w:numFmt w:val="aiueoFullWidth"/>
-      <w:lvlText w:val="(%5)"/>
-      <w:lvlJc w:val="left"/>
-      <w:pPr>
-        <w:ind w:left="2200" w:hanging="440"/>
-      </w:pPr>
-    </w:lvl>
-    <w:lvl w:ilvl="5" w:tplc="04090011" w:tentative="1">
-      <w:start w:val="1"/>
-      <w:numFmt w:val="decimalEnclosedCircle"/>
-      <w:lvlText w:val="%6"/>
-      <w:lvlJc w:val="left"/>
-      <w:pPr>
-        <w:ind w:left="2640" w:hanging="440"/>
-      </w:pPr>
-    </w:lvl>
-    <w:lvl w:ilvl="6" w:tplc="0409000F" w:tentative="1">
-      <w:start w:val="1"/>
-      <w:numFmt w:val="decimal"/>
-      <w:lvlText w:val="%7."/>
-      <w:lvlJc w:val="left"/>
-      <w:pPr>
-        <w:ind w:left="3080" w:hanging="440"/>
-      </w:pPr>
-    </w:lvl>
-    <w:lvl w:ilvl="7" w:tplc="04090017" w:tentative="1">
-      <w:start w:val="1"/>
-      <w:numFmt w:val="aiueoFullWidth"/>
-      <w:lvlText w:val="(%8)"/>
-      <w:lvlJc w:val="left"/>
-      <w:pPr>
-        <w:ind w:left="3520" w:hanging="440"/>
-      </w:pPr>
-    </w:lvl>
-    <w:lvl w:ilvl="8" w:tplc="04090011" w:tentative="1">
-      <w:start w:val="1"/>
-      <w:numFmt w:val="decimalEnclosedCircle"/>
-      <w:lvlText w:val="%9"/>
-      <w:lvlJc w:val="left"/>
-      <w:pPr>
-        <w:ind w:left="3960" w:hanging="440"/>
-      </w:pPr>
-    </w:lvl>
-  </w:abstractNum>
-  <w:abstractNum w:abstractNumId="4" w15:restartNumberingAfterBreak="0">
-    <w:nsid w:val="61A0791C"/>
+    <w:nsid w:val="568C05F2"/>
     <w:multiLevelType w:val="singleLevel"/>
     <w:tmpl w:val="0409000F"/>
     <w:name w:val="__API_DOC_SQUARE_BULLET__"/>
@@ -19144,6 +19246,93 @@
       <w:lvlJc w:val="left"/>
       <w:pPr>
         <w:ind w:left="440" w:hanging="440"/>
+      </w:pPr>
+    </w:lvl>
+  </w:abstractNum>
+  <w:abstractNum w:abstractNumId="4" w15:restartNumberingAfterBreak="0">
+    <w:nsid w:val="75574F6A"/>
+    <w:multiLevelType w:val="hybridMultilevel"/>
+    <w:tmpl w:val="CC4CF402"/>
+    <w:name w:val="__API_DOC_SQUARE_BULLET__222"/>
+    <w:lvl w:ilvl="0" w:tplc="0409000F">
+      <w:start w:val="1"/>
+      <w:numFmt w:val="decimal"/>
+      <w:lvlText w:val="%1."/>
+      <w:lvlJc w:val="left"/>
+      <w:pPr>
+        <w:ind w:left="440" w:hanging="440"/>
+      </w:pPr>
+    </w:lvl>
+    <w:lvl w:ilvl="1" w:tplc="04090017" w:tentative="1">
+      <w:start w:val="1"/>
+      <w:numFmt w:val="aiueoFullWidth"/>
+      <w:lvlText w:val="(%2)"/>
+      <w:lvlJc w:val="left"/>
+      <w:pPr>
+        <w:ind w:left="880" w:hanging="440"/>
+      </w:pPr>
+    </w:lvl>
+    <w:lvl w:ilvl="2" w:tplc="04090011" w:tentative="1">
+      <w:start w:val="1"/>
+      <w:numFmt w:val="decimalEnclosedCircle"/>
+      <w:lvlText w:val="%3"/>
+      <w:lvlJc w:val="left"/>
+      <w:pPr>
+        <w:ind w:left="1320" w:hanging="440"/>
+      </w:pPr>
+    </w:lvl>
+    <w:lvl w:ilvl="3" w:tplc="0409000F" w:tentative="1">
+      <w:start w:val="1"/>
+      <w:numFmt w:val="decimal"/>
+      <w:lvlText w:val="%4."/>
+      <w:lvlJc w:val="left"/>
+      <w:pPr>
+        <w:ind w:left="1760" w:hanging="440"/>
+      </w:pPr>
+    </w:lvl>
+    <w:lvl w:ilvl="4" w:tplc="04090017" w:tentative="1">
+      <w:start w:val="1"/>
+      <w:numFmt w:val="aiueoFullWidth"/>
+      <w:lvlText w:val="(%5)"/>
+      <w:lvlJc w:val="left"/>
+      <w:pPr>
+        <w:ind w:left="2200" w:hanging="440"/>
+      </w:pPr>
+    </w:lvl>
+    <w:lvl w:ilvl="5" w:tplc="04090011" w:tentative="1">
+      <w:start w:val="1"/>
+      <w:numFmt w:val="decimalEnclosedCircle"/>
+      <w:lvlText w:val="%6"/>
+      <w:lvlJc w:val="left"/>
+      <w:pPr>
+        <w:ind w:left="2640" w:hanging="440"/>
+      </w:pPr>
+    </w:lvl>
+    <w:lvl w:ilvl="6" w:tplc="0409000F" w:tentative="1">
+      <w:start w:val="1"/>
+      <w:numFmt w:val="decimal"/>
+      <w:lvlText w:val="%7."/>
+      <w:lvlJc w:val="left"/>
+      <w:pPr>
+        <w:ind w:left="3080" w:hanging="440"/>
+      </w:pPr>
+    </w:lvl>
+    <w:lvl w:ilvl="7" w:tplc="04090017" w:tentative="1">
+      <w:start w:val="1"/>
+      <w:numFmt w:val="aiueoFullWidth"/>
+      <w:lvlText w:val="(%8)"/>
+      <w:lvlJc w:val="left"/>
+      <w:pPr>
+        <w:ind w:left="3520" w:hanging="440"/>
+      </w:pPr>
+    </w:lvl>
+    <w:lvl w:ilvl="8" w:tplc="04090011" w:tentative="1">
+      <w:start w:val="1"/>
+      <w:numFmt w:val="decimalEnclosedCircle"/>
+      <w:lvlText w:val="%9"/>
+      <w:lvlJc w:val="left"/>
+      <w:pPr>
+        <w:ind w:left="3960" w:hanging="440"/>
       </w:pPr>
     </w:lvl>
   </w:abstractNum>
@@ -19264,20 +19453,20 @@
   <w:num w:numId="1" w16cid:durableId="296302402">
     <w:abstractNumId w:val="5"/>
   </w:num>
-  <w:num w:numId="2" w16cid:durableId="1713379702">
+  <w:num w:numId="2" w16cid:durableId="1856729572">
     <w:abstractNumId w:val="0"/>
   </w:num>
-  <w:num w:numId="3" w16cid:durableId="976186360">
-    <w:abstractNumId w:val="4"/>
+  <w:num w:numId="3" w16cid:durableId="783500772">
+    <w:abstractNumId w:val="3"/>
   </w:num>
-  <w:num w:numId="4" w16cid:durableId="1787918725">
+  <w:num w:numId="4" w16cid:durableId="1790706916">
+    <w:abstractNumId w:val="2"/>
+  </w:num>
+  <w:num w:numId="5" w16cid:durableId="1275402636">
     <w:abstractNumId w:val="1"/>
   </w:num>
-  <w:num w:numId="5" w16cid:durableId="693962697">
-    <w:abstractNumId w:val="2"/>
-  </w:num>
-  <w:num w:numId="6" w16cid:durableId="1285580945">
-    <w:abstractNumId w:val="3"/>
+  <w:num w:numId="6" w16cid:durableId="953513484">
+    <w:abstractNumId w:val="4"/>
   </w:num>
   <w:numIdMacAtCleanup w:val="6"/>
 </w:numbering>

--- a/taniguchi/api/Fix/API設計書_認証／認可.docx
+++ b/taniguchi/api/Fix/API設計書_認証／認可.docx
@@ -491,34 +491,24 @@
         </w:p>
         <w:tbl>
           <w:tblPr>
-            <w:tblW w:w="9000" w:type="dxa"/>
-            <w:tblBorders>
-              <w:top w:val="single" w:sz="8" w:space="0" w:color="000000"/>
-              <w:left w:val="single" w:sz="8" w:space="0" w:color="000000"/>
-              <w:bottom w:val="single" w:sz="8" w:space="0" w:color="000000"/>
-              <w:right w:val="single" w:sz="8" w:space="0" w:color="000000"/>
-              <w:insideH w:val="single" w:sz="8" w:space="0" w:color="000000"/>
-              <w:insideV w:val="single" w:sz="8" w:space="0" w:color="000000"/>
-            </w:tblBorders>
-            <w:tblLayout w:type="fixed"/>
-            <w:tblLook w:val="0600" w:firstRow="0" w:lastRow="0" w:firstColumn="0" w:lastColumn="0" w:noHBand="1" w:noVBand="1"/>
+            <w:tblStyle w:val="afffffff7"/>
+            <w:tblW w:w="5000" w:type="pct"/>
+            <w:tblLook w:val="04A0" w:firstRow="1" w:lastRow="0" w:firstColumn="1" w:lastColumn="0" w:noHBand="0" w:noVBand="1"/>
           </w:tblPr>
           <w:tblGrid>
-            <w:gridCol w:w="1665"/>
-            <w:gridCol w:w="1935"/>
-            <w:gridCol w:w="5400"/>
+            <w:gridCol w:w="1043"/>
+            <w:gridCol w:w="1212"/>
+            <w:gridCol w:w="3382"/>
+            <w:gridCol w:w="3382"/>
           </w:tblGrid>
           <w:tr>
+            <w:trPr>
+              <w:tblHeader/>
+            </w:trPr>
             <w:tc>
               <w:tcPr>
-                <w:tcW w:w="1665" w:type="dxa"/>
+                <w:tcW w:w="578" w:type="pct"/>
                 <w:shd w:val="clear" w:color="auto" w:fill="DBE5F1" w:themeFill="accent1" w:themeFillTint="33"/>
-                <w:tcMar>
-                  <w:top w:w="100" w:type="dxa"/>
-                  <w:left w:w="100" w:type="dxa"/>
-                  <w:bottom w:w="100" w:type="dxa"/>
-                  <w:right w:w="100" w:type="dxa"/>
-                </w:tcMar>
               </w:tcPr>
               <w:p>
                 <w:pPr>
@@ -530,7 +520,6 @@
                     <w:right w:val="nil"/>
                     <w:between w:val="nil"/>
                   </w:pBdr>
-                  <w:spacing w:line="240" w:lineRule="auto"/>
                   <w:rPr>
                     <w:b/>
                     <w:bCs/>
@@ -538,6 +527,7 @@
                 </w:pPr>
                 <w:r>
                   <w:rPr>
+                    <w:rFonts w:hint="eastAsia"/>
                     <w:b/>
                     <w:bCs/>
                   </w:rPr>
@@ -547,14 +537,8 @@
             </w:tc>
             <w:tc>
               <w:tcPr>
-                <w:tcW w:w="1935" w:type="dxa"/>
+                <w:tcW w:w="672" w:type="pct"/>
                 <w:shd w:val="clear" w:color="auto" w:fill="DBE5F1" w:themeFill="accent1" w:themeFillTint="33"/>
-                <w:tcMar>
-                  <w:top w:w="100" w:type="dxa"/>
-                  <w:left w:w="100" w:type="dxa"/>
-                  <w:bottom w:w="100" w:type="dxa"/>
-                  <w:right w:w="100" w:type="dxa"/>
-                </w:tcMar>
               </w:tcPr>
               <w:p>
                 <w:pPr>
@@ -566,7 +550,6 @@
                     <w:right w:val="nil"/>
                     <w:between w:val="nil"/>
                   </w:pBdr>
-                  <w:spacing w:line="240" w:lineRule="auto"/>
                   <w:rPr>
                     <w:b/>
                     <w:bCs/>
@@ -574,23 +557,18 @@
                 </w:pPr>
                 <w:r>
                   <w:rPr>
+                    <w:rFonts w:hint="eastAsia"/>
                     <w:b/>
                     <w:bCs/>
                   </w:rPr>
-                  <w:t>改訂日</w:t>
+                  <w:t>日付</w:t>
                 </w:r>
               </w:p>
             </w:tc>
             <w:tc>
               <w:tcPr>
-                <w:tcW w:w="5400" w:type="dxa"/>
+                <w:tcW w:w="1875" w:type="pct"/>
                 <w:shd w:val="clear" w:color="auto" w:fill="DBE5F1" w:themeFill="accent1" w:themeFillTint="33"/>
-                <w:tcMar>
-                  <w:top w:w="100" w:type="dxa"/>
-                  <w:left w:w="100" w:type="dxa"/>
-                  <w:bottom w:w="100" w:type="dxa"/>
-                  <w:right w:w="100" w:type="dxa"/>
-                </w:tcMar>
               </w:tcPr>
               <w:p>
                 <w:pPr>
@@ -602,7 +580,6 @@
                     <w:right w:val="nil"/>
                     <w:between w:val="nil"/>
                   </w:pBdr>
-                  <w:spacing w:line="240" w:lineRule="auto"/>
                   <w:rPr>
                     <w:b/>
                     <w:bCs/>
@@ -610,24 +587,18 @@
                 </w:pPr>
                 <w:r>
                   <w:rPr>
+                    <w:rFonts w:hint="eastAsia"/>
                     <w:b/>
                     <w:bCs/>
                   </w:rPr>
-                  <w:t>改訂内容</w:t>
+                  <w:t>変更概要</w:t>
                 </w:r>
               </w:p>
             </w:tc>
-          </w:tr>
-          <w:tr>
             <w:tc>
               <w:tcPr>
-                <w:tcW w:w="1665" w:type="dxa"/>
-                <w:tcMar>
-                  <w:top w:w="100" w:type="dxa"/>
-                  <w:left w:w="100" w:type="dxa"/>
-                  <w:bottom w:w="100" w:type="dxa"/>
-                  <w:right w:w="100" w:type="dxa"/>
-                </w:tcMar>
+                <w:tcW w:w="1875" w:type="pct"/>
+                <w:shd w:val="clear" w:color="auto" w:fill="DBE5F1" w:themeFill="accent1" w:themeFillTint="33"/>
               </w:tcPr>
               <w:p>
                 <w:pPr>
@@ -639,22 +610,26 @@
                     <w:right w:val="nil"/>
                     <w:between w:val="nil"/>
                   </w:pBdr>
-                  <w:spacing w:line="240" w:lineRule="auto"/>
+                  <w:rPr>
+                    <w:b/>
+                    <w:bCs/>
+                  </w:rPr>
                 </w:pPr>
                 <w:r>
-                  <w:t>1.00</w:t>
+                  <w:rPr>
+                    <w:rFonts w:hint="eastAsia"/>
+                    <w:b/>
+                    <w:bCs/>
+                  </w:rPr>
+                  <w:t>変更者</w:t>
                 </w:r>
               </w:p>
             </w:tc>
+          </w:tr>
+          <w:tr>
             <w:tc>
               <w:tcPr>
-                <w:tcW w:w="1935" w:type="dxa"/>
-                <w:tcMar>
-                  <w:top w:w="100" w:type="dxa"/>
-                  <w:left w:w="100" w:type="dxa"/>
-                  <w:bottom w:w="100" w:type="dxa"/>
-                  <w:right w:w="100" w:type="dxa"/>
-                </w:tcMar>
+                <w:tcW w:w="578" w:type="pct"/>
               </w:tcPr>
               <w:p>
                 <w:pPr>
@@ -666,22 +641,15 @@
                     <w:right w:val="nil"/>
                     <w:between w:val="nil"/>
                   </w:pBdr>
-                  <w:spacing w:line="240" w:lineRule="auto"/>
                 </w:pPr>
                 <w:r>
-                  <w:t>2026/5/16</w:t>
+                  <w:t>1.0</w:t>
                 </w:r>
               </w:p>
             </w:tc>
             <w:tc>
               <w:tcPr>
-                <w:tcW w:w="5400" w:type="dxa"/>
-                <w:tcMar>
-                  <w:top w:w="100" w:type="dxa"/>
-                  <w:left w:w="100" w:type="dxa"/>
-                  <w:bottom w:w="100" w:type="dxa"/>
-                  <w:right w:w="100" w:type="dxa"/>
-                </w:tcMar>
+                <w:tcW w:w="672" w:type="pct"/>
               </w:tcPr>
               <w:p>
                 <w:pPr>
@@ -693,27 +661,15 @@
                     <w:right w:val="nil"/>
                     <w:between w:val="nil"/>
                   </w:pBdr>
-                  <w:spacing w:line="240" w:lineRule="auto"/>
                 </w:pPr>
                 <w:r>
-                  <w:rPr>
-                    <w:rFonts w:hint="eastAsia"/>
-                  </w:rPr>
-                  <w:t>新規作成</w:t>
+                  <w:t>2026/5/16</w:t>
                 </w:r>
               </w:p>
             </w:tc>
-          </w:tr>
-          <w:tr>
             <w:tc>
               <w:tcPr>
-                <w:tcW w:w="1665" w:type="dxa"/>
-                <w:tcMar>
-                  <w:top w:w="100" w:type="dxa"/>
-                  <w:left w:w="100" w:type="dxa"/>
-                  <w:bottom w:w="100" w:type="dxa"/>
-                  <w:right w:w="100" w:type="dxa"/>
-                </w:tcMar>
+                <w:tcW w:w="1875" w:type="pct"/>
               </w:tcPr>
               <w:p>
                 <w:pPr>
@@ -725,19 +681,18 @@
                     <w:right w:val="nil"/>
                     <w:between w:val="nil"/>
                   </w:pBdr>
-                  <w:spacing w:line="240" w:lineRule="auto"/>
                 </w:pPr>
+                <w:r>
+                  <w:rPr>
+                    <w:rFonts w:hint="eastAsia"/>
+                  </w:rPr>
+                  <w:t>初版作成</w:t>
+                </w:r>
               </w:p>
             </w:tc>
             <w:tc>
               <w:tcPr>
-                <w:tcW w:w="1935" w:type="dxa"/>
-                <w:tcMar>
-                  <w:top w:w="100" w:type="dxa"/>
-                  <w:left w:w="100" w:type="dxa"/>
-                  <w:bottom w:w="100" w:type="dxa"/>
-                  <w:right w:w="100" w:type="dxa"/>
-                </w:tcMar>
+                <w:tcW w:w="1875" w:type="pct"/>
               </w:tcPr>
               <w:p>
                 <w:pPr>
@@ -749,19 +704,20 @@
                     <w:right w:val="nil"/>
                     <w:between w:val="nil"/>
                   </w:pBdr>
-                  <w:spacing w:line="240" w:lineRule="auto"/>
+                  <w:rPr>
+                    <w:rFonts w:hint="eastAsia"/>
+                  </w:rPr>
                 </w:pPr>
+                <w:r>
+                  <w:t>-</w:t>
+                </w:r>
               </w:p>
             </w:tc>
+          </w:tr>
+          <w:tr>
             <w:tc>
               <w:tcPr>
-                <w:tcW w:w="5400" w:type="dxa"/>
-                <w:tcMar>
-                  <w:top w:w="100" w:type="dxa"/>
-                  <w:left w:w="100" w:type="dxa"/>
-                  <w:bottom w:w="100" w:type="dxa"/>
-                  <w:right w:w="100" w:type="dxa"/>
-                </w:tcMar>
+                <w:tcW w:w="578" w:type="pct"/>
               </w:tcPr>
               <w:p>
                 <w:pPr>
@@ -773,21 +729,12 @@
                     <w:right w:val="nil"/>
                     <w:between w:val="nil"/>
                   </w:pBdr>
-                  <w:spacing w:line="240" w:lineRule="auto"/>
                 </w:pPr>
               </w:p>
             </w:tc>
-          </w:tr>
-          <w:tr>
             <w:tc>
               <w:tcPr>
-                <w:tcW w:w="1665" w:type="dxa"/>
-                <w:tcMar>
-                  <w:top w:w="100" w:type="dxa"/>
-                  <w:left w:w="100" w:type="dxa"/>
-                  <w:bottom w:w="100" w:type="dxa"/>
-                  <w:right w:w="100" w:type="dxa"/>
-                </w:tcMar>
+                <w:tcW w:w="672" w:type="pct"/>
               </w:tcPr>
               <w:p>
                 <w:pPr>
@@ -799,55 +746,12 @@
                     <w:right w:val="nil"/>
                     <w:between w:val="nil"/>
                   </w:pBdr>
-                  <w:spacing w:line="240" w:lineRule="auto"/>
                 </w:pPr>
               </w:p>
             </w:tc>
             <w:tc>
               <w:tcPr>
-                <w:tcW w:w="1935" w:type="dxa"/>
-                <w:tcMar>
-                  <w:top w:w="100" w:type="dxa"/>
-                  <w:left w:w="100" w:type="dxa"/>
-                  <w:bottom w:w="100" w:type="dxa"/>
-                  <w:right w:w="100" w:type="dxa"/>
-                </w:tcMar>
-              </w:tcPr>
-              <w:p>
-                <w:pPr>
-                  <w:widowControl w:val="0"/>
-                  <w:spacing w:line="240" w:lineRule="auto"/>
-                </w:pPr>
-              </w:p>
-            </w:tc>
-            <w:tc>
-              <w:tcPr>
-                <w:tcW w:w="5400" w:type="dxa"/>
-                <w:tcMar>
-                  <w:top w:w="100" w:type="dxa"/>
-                  <w:left w:w="100" w:type="dxa"/>
-                  <w:bottom w:w="100" w:type="dxa"/>
-                  <w:right w:w="100" w:type="dxa"/>
-                </w:tcMar>
-              </w:tcPr>
-              <w:p>
-                <w:pPr>
-                  <w:widowControl w:val="0"/>
-                  <w:spacing w:line="240" w:lineRule="auto"/>
-                </w:pPr>
-              </w:p>
-            </w:tc>
-          </w:tr>
-          <w:tr>
-            <w:tc>
-              <w:tcPr>
-                <w:tcW w:w="1665" w:type="dxa"/>
-                <w:tcMar>
-                  <w:top w:w="100" w:type="dxa"/>
-                  <w:left w:w="100" w:type="dxa"/>
-                  <w:bottom w:w="100" w:type="dxa"/>
-                  <w:right w:w="100" w:type="dxa"/>
-                </w:tcMar>
+                <w:tcW w:w="1875" w:type="pct"/>
               </w:tcPr>
               <w:p>
                 <w:pPr>
@@ -859,55 +763,12 @@
                     <w:right w:val="nil"/>
                     <w:between w:val="nil"/>
                   </w:pBdr>
-                  <w:spacing w:line="240" w:lineRule="auto"/>
                 </w:pPr>
               </w:p>
             </w:tc>
             <w:tc>
               <w:tcPr>
-                <w:tcW w:w="1935" w:type="dxa"/>
-                <w:tcMar>
-                  <w:top w:w="100" w:type="dxa"/>
-                  <w:left w:w="100" w:type="dxa"/>
-                  <w:bottom w:w="100" w:type="dxa"/>
-                  <w:right w:w="100" w:type="dxa"/>
-                </w:tcMar>
-              </w:tcPr>
-              <w:p>
-                <w:pPr>
-                  <w:widowControl w:val="0"/>
-                  <w:spacing w:line="240" w:lineRule="auto"/>
-                </w:pPr>
-              </w:p>
-            </w:tc>
-            <w:tc>
-              <w:tcPr>
-                <w:tcW w:w="5400" w:type="dxa"/>
-                <w:tcMar>
-                  <w:top w:w="100" w:type="dxa"/>
-                  <w:left w:w="100" w:type="dxa"/>
-                  <w:bottom w:w="100" w:type="dxa"/>
-                  <w:right w:w="100" w:type="dxa"/>
-                </w:tcMar>
-              </w:tcPr>
-              <w:p>
-                <w:pPr>
-                  <w:widowControl w:val="0"/>
-                  <w:spacing w:line="240" w:lineRule="auto"/>
-                </w:pPr>
-              </w:p>
-            </w:tc>
-          </w:tr>
-          <w:tr>
-            <w:tc>
-              <w:tcPr>
-                <w:tcW w:w="1665" w:type="dxa"/>
-                <w:tcMar>
-                  <w:top w:w="100" w:type="dxa"/>
-                  <w:left w:w="100" w:type="dxa"/>
-                  <w:bottom w:w="100" w:type="dxa"/>
-                  <w:right w:w="100" w:type="dxa"/>
-                </w:tcMar>
+                <w:tcW w:w="1875" w:type="pct"/>
               </w:tcPr>
               <w:p>
                 <w:pPr>
@@ -919,41 +780,153 @@
                     <w:right w:val="nil"/>
                     <w:between w:val="nil"/>
                   </w:pBdr>
-                  <w:spacing w:line="240" w:lineRule="auto"/>
+                </w:pPr>
+              </w:p>
+            </w:tc>
+          </w:tr>
+          <w:tr>
+            <w:tc>
+              <w:tcPr>
+                <w:tcW w:w="578" w:type="pct"/>
+              </w:tcPr>
+              <w:p>
+                <w:pPr>
+                  <w:widowControl w:val="0"/>
+                  <w:pBdr>
+                    <w:top w:val="nil"/>
+                    <w:left w:val="nil"/>
+                    <w:bottom w:val="nil"/>
+                    <w:right w:val="nil"/>
+                    <w:between w:val="nil"/>
+                  </w:pBdr>
                 </w:pPr>
               </w:p>
             </w:tc>
             <w:tc>
               <w:tcPr>
-                <w:tcW w:w="1935" w:type="dxa"/>
-                <w:tcMar>
-                  <w:top w:w="100" w:type="dxa"/>
-                  <w:left w:w="100" w:type="dxa"/>
-                  <w:bottom w:w="100" w:type="dxa"/>
-                  <w:right w:w="100" w:type="dxa"/>
-                </w:tcMar>
+                <w:tcW w:w="672" w:type="pct"/>
               </w:tcPr>
               <w:p>
                 <w:pPr>
                   <w:widowControl w:val="0"/>
-                  <w:spacing w:line="240" w:lineRule="auto"/>
                 </w:pPr>
               </w:p>
             </w:tc>
             <w:tc>
               <w:tcPr>
-                <w:tcW w:w="5400" w:type="dxa"/>
-                <w:tcMar>
-                  <w:top w:w="100" w:type="dxa"/>
-                  <w:left w:w="100" w:type="dxa"/>
-                  <w:bottom w:w="100" w:type="dxa"/>
-                  <w:right w:w="100" w:type="dxa"/>
-                </w:tcMar>
+                <w:tcW w:w="1875" w:type="pct"/>
               </w:tcPr>
               <w:p>
                 <w:pPr>
                   <w:widowControl w:val="0"/>
-                  <w:spacing w:line="240" w:lineRule="auto"/>
+                </w:pPr>
+              </w:p>
+            </w:tc>
+            <w:tc>
+              <w:tcPr>
+                <w:tcW w:w="1875" w:type="pct"/>
+              </w:tcPr>
+              <w:p>
+                <w:pPr>
+                  <w:widowControl w:val="0"/>
+                </w:pPr>
+              </w:p>
+            </w:tc>
+          </w:tr>
+          <w:tr>
+            <w:tc>
+              <w:tcPr>
+                <w:tcW w:w="578" w:type="pct"/>
+              </w:tcPr>
+              <w:p>
+                <w:pPr>
+                  <w:widowControl w:val="0"/>
+                  <w:pBdr>
+                    <w:top w:val="nil"/>
+                    <w:left w:val="nil"/>
+                    <w:bottom w:val="nil"/>
+                    <w:right w:val="nil"/>
+                    <w:between w:val="nil"/>
+                  </w:pBdr>
+                </w:pPr>
+              </w:p>
+            </w:tc>
+            <w:tc>
+              <w:tcPr>
+                <w:tcW w:w="672" w:type="pct"/>
+              </w:tcPr>
+              <w:p>
+                <w:pPr>
+                  <w:widowControl w:val="0"/>
+                </w:pPr>
+              </w:p>
+            </w:tc>
+            <w:tc>
+              <w:tcPr>
+                <w:tcW w:w="1875" w:type="pct"/>
+              </w:tcPr>
+              <w:p>
+                <w:pPr>
+                  <w:widowControl w:val="0"/>
+                </w:pPr>
+              </w:p>
+            </w:tc>
+            <w:tc>
+              <w:tcPr>
+                <w:tcW w:w="1875" w:type="pct"/>
+              </w:tcPr>
+              <w:p>
+                <w:pPr>
+                  <w:widowControl w:val="0"/>
+                </w:pPr>
+              </w:p>
+            </w:tc>
+          </w:tr>
+          <w:tr>
+            <w:tc>
+              <w:tcPr>
+                <w:tcW w:w="578" w:type="pct"/>
+              </w:tcPr>
+              <w:p>
+                <w:pPr>
+                  <w:widowControl w:val="0"/>
+                  <w:pBdr>
+                    <w:top w:val="nil"/>
+                    <w:left w:val="nil"/>
+                    <w:bottom w:val="nil"/>
+                    <w:right w:val="nil"/>
+                    <w:between w:val="nil"/>
+                  </w:pBdr>
+                </w:pPr>
+              </w:p>
+            </w:tc>
+            <w:tc>
+              <w:tcPr>
+                <w:tcW w:w="672" w:type="pct"/>
+              </w:tcPr>
+              <w:p>
+                <w:pPr>
+                  <w:widowControl w:val="0"/>
+                </w:pPr>
+              </w:p>
+            </w:tc>
+            <w:tc>
+              <w:tcPr>
+                <w:tcW w:w="1875" w:type="pct"/>
+              </w:tcPr>
+              <w:p>
+                <w:pPr>
+                  <w:widowControl w:val="0"/>
+                </w:pPr>
+              </w:p>
+            </w:tc>
+            <w:tc>
+              <w:tcPr>
+                <w:tcW w:w="1875" w:type="pct"/>
+              </w:tcPr>
+              <w:p>
+                <w:pPr>
+                  <w:widowControl w:val="0"/>
                 </w:pPr>
               </w:p>
             </w:tc>
@@ -1029,7 +1002,7 @@
       <w:r>
         <w:fldChar w:fldCharType="separate"/>
       </w:r>
-      <w:hyperlink w:anchor="_Toc230015095" w:history="1">
+      <w:hyperlink w:anchor="_Toc231036095" w:history="1">
         <w:r>
           <w:rPr>
             <w:rStyle w:val="afffffff5"/>
@@ -1056,7 +1029,7 @@
             <w:noProof/>
             <w:webHidden/>
           </w:rPr>
-          <w:instrText xml:space="preserve"> PAGEREF _Toc230015095 \h </w:instrText>
+          <w:instrText xml:space="preserve"> PAGEREF _Toc231036095 \h </w:instrText>
         </w:r>
         <w:r>
           <w:rPr>
@@ -1104,7 +1077,7 @@
           <w14:ligatures w14:val="standardContextual"/>
         </w:rPr>
       </w:pPr>
-      <w:hyperlink w:anchor="_Toc230015096" w:history="1">
+      <w:hyperlink w:anchor="_Toc231036096" w:history="1">
         <w:r>
           <w:rPr>
             <w:rStyle w:val="afffffff5"/>
@@ -1131,7 +1104,7 @@
             <w:noProof/>
             <w:webHidden/>
           </w:rPr>
-          <w:instrText xml:space="preserve"> PAGEREF _Toc230015096 \h </w:instrText>
+          <w:instrText xml:space="preserve"> PAGEREF _Toc231036096 \h </w:instrText>
         </w:r>
         <w:r>
           <w:rPr>
@@ -1179,7 +1152,7 @@
           <w14:ligatures w14:val="standardContextual"/>
         </w:rPr>
       </w:pPr>
-      <w:hyperlink w:anchor="_Toc230015097" w:history="1">
+      <w:hyperlink w:anchor="_Toc231036097" w:history="1">
         <w:r>
           <w:rPr>
             <w:rStyle w:val="afffffff5"/>
@@ -1206,7 +1179,7 @@
             <w:noProof/>
             <w:webHidden/>
           </w:rPr>
-          <w:instrText xml:space="preserve"> PAGEREF _Toc230015097 \h </w:instrText>
+          <w:instrText xml:space="preserve"> PAGEREF _Toc231036097 \h </w:instrText>
         </w:r>
         <w:r>
           <w:rPr>
@@ -1254,7 +1227,7 @@
           <w14:ligatures w14:val="standardContextual"/>
         </w:rPr>
       </w:pPr>
-      <w:hyperlink w:anchor="_Toc230015098" w:history="1">
+      <w:hyperlink w:anchor="_Toc231036098" w:history="1">
         <w:r>
           <w:rPr>
             <w:rStyle w:val="afffffff5"/>
@@ -1281,7 +1254,7 @@
             <w:noProof/>
             <w:webHidden/>
           </w:rPr>
-          <w:instrText xml:space="preserve"> PAGEREF _Toc230015098 \h </w:instrText>
+          <w:instrText xml:space="preserve"> PAGEREF _Toc231036098 \h </w:instrText>
         </w:r>
         <w:r>
           <w:rPr>
@@ -1329,7 +1302,7 @@
           <w14:ligatures w14:val="standardContextual"/>
         </w:rPr>
       </w:pPr>
-      <w:hyperlink w:anchor="_Toc230015099" w:history="1">
+      <w:hyperlink w:anchor="_Toc231036099" w:history="1">
         <w:r>
           <w:rPr>
             <w:rStyle w:val="afffffff5"/>
@@ -1356,7 +1329,7 @@
             <w:noProof/>
             <w:webHidden/>
           </w:rPr>
-          <w:instrText xml:space="preserve"> PAGEREF _Toc230015099 \h </w:instrText>
+          <w:instrText xml:space="preserve"> PAGEREF _Toc231036099 \h </w:instrText>
         </w:r>
         <w:r>
           <w:rPr>
@@ -1405,7 +1378,7 @@
           <w14:ligatures w14:val="standardContextual"/>
         </w:rPr>
       </w:pPr>
-      <w:hyperlink w:anchor="_Toc230015100" w:history="1">
+      <w:hyperlink w:anchor="_Toc231036100" w:history="1">
         <w:r>
           <w:rPr>
             <w:rStyle w:val="afffffff5"/>
@@ -1432,7 +1405,7 @@
             <w:noProof/>
             <w:webHidden/>
           </w:rPr>
-          <w:instrText xml:space="preserve"> PAGEREF _Toc230015100 \h </w:instrText>
+          <w:instrText xml:space="preserve"> PAGEREF _Toc231036100 \h </w:instrText>
         </w:r>
         <w:r>
           <w:rPr>
@@ -1480,7 +1453,7 @@
           <w14:ligatures w14:val="standardContextual"/>
         </w:rPr>
       </w:pPr>
-      <w:hyperlink w:anchor="_Toc230015101" w:history="1">
+      <w:hyperlink w:anchor="_Toc231036101" w:history="1">
         <w:r>
           <w:rPr>
             <w:rStyle w:val="afffffff5"/>
@@ -1507,7 +1480,7 @@
             <w:noProof/>
             <w:webHidden/>
           </w:rPr>
-          <w:instrText xml:space="preserve"> PAGEREF _Toc230015101 \h </w:instrText>
+          <w:instrText xml:space="preserve"> PAGEREF _Toc231036101 \h </w:instrText>
         </w:r>
         <w:r>
           <w:rPr>
@@ -1555,7 +1528,7 @@
           <w14:ligatures w14:val="standardContextual"/>
         </w:rPr>
       </w:pPr>
-      <w:hyperlink w:anchor="_Toc230015102" w:history="1">
+      <w:hyperlink w:anchor="_Toc231036102" w:history="1">
         <w:r>
           <w:rPr>
             <w:rStyle w:val="afffffff5"/>
@@ -1582,7 +1555,7 @@
             <w:noProof/>
             <w:webHidden/>
           </w:rPr>
-          <w:instrText xml:space="preserve"> PAGEREF _Toc230015102 \h </w:instrText>
+          <w:instrText xml:space="preserve"> PAGEREF _Toc231036102 \h </w:instrText>
         </w:r>
         <w:r>
           <w:rPr>
@@ -1630,7 +1603,7 @@
           <w14:ligatures w14:val="standardContextual"/>
         </w:rPr>
       </w:pPr>
-      <w:hyperlink w:anchor="_Toc230015103" w:history="1">
+      <w:hyperlink w:anchor="_Toc231036103" w:history="1">
         <w:r>
           <w:rPr>
             <w:rStyle w:val="afffffff5"/>
@@ -1657,7 +1630,7 @@
             <w:noProof/>
             <w:webHidden/>
           </w:rPr>
-          <w:instrText xml:space="preserve"> PAGEREF _Toc230015103 \h </w:instrText>
+          <w:instrText xml:space="preserve"> PAGEREF _Toc231036103 \h </w:instrText>
         </w:r>
         <w:r>
           <w:rPr>
@@ -1706,7 +1679,7 @@
           <w14:ligatures w14:val="standardContextual"/>
         </w:rPr>
       </w:pPr>
-      <w:hyperlink w:anchor="_Toc230015104" w:history="1">
+      <w:hyperlink w:anchor="_Toc231036104" w:history="1">
         <w:r>
           <w:rPr>
             <w:rStyle w:val="afffffff5"/>
@@ -1733,7 +1706,7 @@
             <w:noProof/>
             <w:webHidden/>
           </w:rPr>
-          <w:instrText xml:space="preserve"> PAGEREF _Toc230015104 \h </w:instrText>
+          <w:instrText xml:space="preserve"> PAGEREF _Toc231036104 \h </w:instrText>
         </w:r>
         <w:r>
           <w:rPr>
@@ -1781,7 +1754,7 @@
           <w14:ligatures w14:val="standardContextual"/>
         </w:rPr>
       </w:pPr>
-      <w:hyperlink w:anchor="_Toc230015105" w:history="1">
+      <w:hyperlink w:anchor="_Toc231036105" w:history="1">
         <w:r>
           <w:rPr>
             <w:rStyle w:val="afffffff5"/>
@@ -1808,7 +1781,7 @@
             <w:noProof/>
             <w:webHidden/>
           </w:rPr>
-          <w:instrText xml:space="preserve"> PAGEREF _Toc230015105 \h </w:instrText>
+          <w:instrText xml:space="preserve"> PAGEREF _Toc231036105 \h </w:instrText>
         </w:r>
         <w:r>
           <w:rPr>
@@ -1856,7 +1829,7 @@
           <w14:ligatures w14:val="standardContextual"/>
         </w:rPr>
       </w:pPr>
-      <w:hyperlink w:anchor="_Toc230015106" w:history="1">
+      <w:hyperlink w:anchor="_Toc231036106" w:history="1">
         <w:r>
           <w:rPr>
             <w:rStyle w:val="afffffff5"/>
@@ -1883,7 +1856,7 @@
             <w:noProof/>
             <w:webHidden/>
           </w:rPr>
-          <w:instrText xml:space="preserve"> PAGEREF _Toc230015106 \h </w:instrText>
+          <w:instrText xml:space="preserve"> PAGEREF _Toc231036106 \h </w:instrText>
         </w:r>
         <w:r>
           <w:rPr>
@@ -1931,7 +1904,7 @@
           <w14:ligatures w14:val="standardContextual"/>
         </w:rPr>
       </w:pPr>
-      <w:hyperlink w:anchor="_Toc230015107" w:history="1">
+      <w:hyperlink w:anchor="_Toc231036107" w:history="1">
         <w:r>
           <w:rPr>
             <w:rStyle w:val="afffffff5"/>
@@ -1958,7 +1931,7 @@
             <w:noProof/>
             <w:webHidden/>
           </w:rPr>
-          <w:instrText xml:space="preserve"> PAGEREF _Toc230015107 \h </w:instrText>
+          <w:instrText xml:space="preserve"> PAGEREF _Toc231036107 \h </w:instrText>
         </w:r>
         <w:r>
           <w:rPr>
@@ -2005,7 +1978,7 @@
           <w14:ligatures w14:val="standardContextual"/>
         </w:rPr>
       </w:pPr>
-      <w:hyperlink w:anchor="_Toc230015108" w:history="1">
+      <w:hyperlink w:anchor="_Toc231036108" w:history="1">
         <w:r>
           <w:rPr>
             <w:rStyle w:val="afffffff5"/>
@@ -2032,7 +2005,7 @@
             <w:noProof/>
             <w:webHidden/>
           </w:rPr>
-          <w:instrText xml:space="preserve"> PAGEREF _Toc230015108 \h </w:instrText>
+          <w:instrText xml:space="preserve"> PAGEREF _Toc231036108 \h </w:instrText>
         </w:r>
         <w:r>
           <w:rPr>
@@ -2079,7 +2052,7 @@
           <w14:ligatures w14:val="standardContextual"/>
         </w:rPr>
       </w:pPr>
-      <w:hyperlink w:anchor="_Toc230015109" w:history="1">
+      <w:hyperlink w:anchor="_Toc231036109" w:history="1">
         <w:r>
           <w:rPr>
             <w:rStyle w:val="afffffff5"/>
@@ -2106,7 +2079,7 @@
             <w:noProof/>
             <w:webHidden/>
           </w:rPr>
-          <w:instrText xml:space="preserve"> PAGEREF _Toc230015109 \h </w:instrText>
+          <w:instrText xml:space="preserve"> PAGEREF _Toc231036109 \h </w:instrText>
         </w:r>
         <w:r>
           <w:rPr>
@@ -2126,7 +2099,7 @@
             <w:noProof/>
             <w:webHidden/>
           </w:rPr>
-          <w:t>13</w:t>
+          <w:t>14</w:t>
         </w:r>
         <w:r>
           <w:rPr>
@@ -2153,7 +2126,7 @@
           <w14:ligatures w14:val="standardContextual"/>
         </w:rPr>
       </w:pPr>
-      <w:hyperlink w:anchor="_Toc230015110" w:history="1">
+      <w:hyperlink w:anchor="_Toc231036110" w:history="1">
         <w:r>
           <w:rPr>
             <w:rStyle w:val="afffffff5"/>
@@ -2180,7 +2153,7 @@
             <w:noProof/>
             <w:webHidden/>
           </w:rPr>
-          <w:instrText xml:space="preserve"> PAGEREF _Toc230015110 \h </w:instrText>
+          <w:instrText xml:space="preserve"> PAGEREF _Toc231036110 \h </w:instrText>
         </w:r>
         <w:r>
           <w:rPr>
@@ -2228,7 +2201,7 @@
           <w14:ligatures w14:val="standardContextual"/>
         </w:rPr>
       </w:pPr>
-      <w:hyperlink w:anchor="_Toc230015111" w:history="1">
+      <w:hyperlink w:anchor="_Toc231036111" w:history="1">
         <w:r>
           <w:rPr>
             <w:rStyle w:val="afffffff5"/>
@@ -2255,7 +2228,7 @@
             <w:noProof/>
             <w:webHidden/>
           </w:rPr>
-          <w:instrText xml:space="preserve"> PAGEREF _Toc230015111 \h </w:instrText>
+          <w:instrText xml:space="preserve"> PAGEREF _Toc231036111 \h </w:instrText>
         </w:r>
         <w:r>
           <w:rPr>
@@ -2302,7 +2275,7 @@
           <w14:ligatures w14:val="standardContextual"/>
         </w:rPr>
       </w:pPr>
-      <w:hyperlink w:anchor="_Toc230015112" w:history="1">
+      <w:hyperlink w:anchor="_Toc231036112" w:history="1">
         <w:r>
           <w:rPr>
             <w:rStyle w:val="afffffff5"/>
@@ -2329,7 +2302,7 @@
             <w:noProof/>
             <w:webHidden/>
           </w:rPr>
-          <w:instrText xml:space="preserve"> PAGEREF _Toc230015112 \h </w:instrText>
+          <w:instrText xml:space="preserve"> PAGEREF _Toc231036112 \h </w:instrText>
         </w:r>
         <w:r>
           <w:rPr>
@@ -2378,7 +2351,7 @@
           <w14:ligatures w14:val="standardContextual"/>
         </w:rPr>
       </w:pPr>
-      <w:hyperlink w:anchor="_Toc230015113" w:history="1">
+      <w:hyperlink w:anchor="_Toc231036113" w:history="1">
         <w:r>
           <w:rPr>
             <w:rStyle w:val="afffffff5"/>
@@ -2405,7 +2378,7 @@
             <w:noProof/>
             <w:webHidden/>
           </w:rPr>
-          <w:instrText xml:space="preserve"> PAGEREF _Toc230015113 \h </w:instrText>
+          <w:instrText xml:space="preserve"> PAGEREF _Toc231036113 \h </w:instrText>
         </w:r>
         <w:r>
           <w:rPr>
@@ -2454,7 +2427,7 @@
           <w14:ligatures w14:val="standardContextual"/>
         </w:rPr>
       </w:pPr>
-      <w:hyperlink w:anchor="_Toc230015114" w:history="1">
+      <w:hyperlink w:anchor="_Toc231036114" w:history="1">
         <w:r>
           <w:rPr>
             <w:rStyle w:val="afffffff5"/>
@@ -2481,7 +2454,7 @@
             <w:noProof/>
             <w:webHidden/>
           </w:rPr>
-          <w:instrText xml:space="preserve"> PAGEREF _Toc230015114 \h </w:instrText>
+          <w:instrText xml:space="preserve"> PAGEREF _Toc231036114 \h </w:instrText>
         </w:r>
         <w:r>
           <w:rPr>
@@ -2529,7 +2502,7 @@
           <w14:ligatures w14:val="standardContextual"/>
         </w:rPr>
       </w:pPr>
-      <w:hyperlink w:anchor="_Toc230015115" w:history="1">
+      <w:hyperlink w:anchor="_Toc231036115" w:history="1">
         <w:r>
           <w:rPr>
             <w:rStyle w:val="afffffff5"/>
@@ -2556,7 +2529,7 @@
             <w:noProof/>
             <w:webHidden/>
           </w:rPr>
-          <w:instrText xml:space="preserve"> PAGEREF _Toc230015115 \h </w:instrText>
+          <w:instrText xml:space="preserve"> PAGEREF _Toc231036115 \h </w:instrText>
         </w:r>
         <w:r>
           <w:rPr>
@@ -2603,7 +2576,7 @@
           <w14:ligatures w14:val="standardContextual"/>
         </w:rPr>
       </w:pPr>
-      <w:hyperlink w:anchor="_Toc230015116" w:history="1">
+      <w:hyperlink w:anchor="_Toc231036116" w:history="1">
         <w:r>
           <w:rPr>
             <w:rStyle w:val="afffffff5"/>
@@ -2630,7 +2603,7 @@
             <w:noProof/>
             <w:webHidden/>
           </w:rPr>
-          <w:instrText xml:space="preserve"> PAGEREF _Toc230015116 \h </w:instrText>
+          <w:instrText xml:space="preserve"> PAGEREF _Toc231036116 \h </w:instrText>
         </w:r>
         <w:r>
           <w:rPr>
@@ -2650,7 +2623,7 @@
             <w:noProof/>
             <w:webHidden/>
           </w:rPr>
-          <w:t>16</w:t>
+          <w:t>17</w:t>
         </w:r>
         <w:r>
           <w:rPr>
@@ -2677,7 +2650,7 @@
           <w14:ligatures w14:val="standardContextual"/>
         </w:rPr>
       </w:pPr>
-      <w:hyperlink w:anchor="_Toc230015117" w:history="1">
+      <w:hyperlink w:anchor="_Toc231036117" w:history="1">
         <w:r>
           <w:rPr>
             <w:rStyle w:val="afffffff5"/>
@@ -2704,7 +2677,7 @@
             <w:noProof/>
             <w:webHidden/>
           </w:rPr>
-          <w:instrText xml:space="preserve"> PAGEREF _Toc230015117 \h </w:instrText>
+          <w:instrText xml:space="preserve"> PAGEREF _Toc231036117 \h </w:instrText>
         </w:r>
         <w:r>
           <w:rPr>
@@ -2724,7 +2697,7 @@
             <w:noProof/>
             <w:webHidden/>
           </w:rPr>
-          <w:t>17</w:t>
+          <w:t>18</w:t>
         </w:r>
         <w:r>
           <w:rPr>
@@ -2751,7 +2724,7 @@
           <w14:ligatures w14:val="standardContextual"/>
         </w:rPr>
       </w:pPr>
-      <w:hyperlink w:anchor="_Toc230015118" w:history="1">
+      <w:hyperlink w:anchor="_Toc231036118" w:history="1">
         <w:r>
           <w:rPr>
             <w:rStyle w:val="afffffff5"/>
@@ -2778,7 +2751,7 @@
             <w:noProof/>
             <w:webHidden/>
           </w:rPr>
-          <w:instrText xml:space="preserve"> PAGEREF _Toc230015118 \h </w:instrText>
+          <w:instrText xml:space="preserve"> PAGEREF _Toc231036118 \h </w:instrText>
         </w:r>
         <w:r>
           <w:rPr>
@@ -2798,7 +2771,7 @@
             <w:noProof/>
             <w:webHidden/>
           </w:rPr>
-          <w:t>17</w:t>
+          <w:t>18</w:t>
         </w:r>
         <w:r>
           <w:rPr>
@@ -2826,7 +2799,7 @@
           <w14:ligatures w14:val="standardContextual"/>
         </w:rPr>
       </w:pPr>
-      <w:hyperlink w:anchor="_Toc230015119" w:history="1">
+      <w:hyperlink w:anchor="_Toc231036119" w:history="1">
         <w:r>
           <w:rPr>
             <w:rStyle w:val="afffffff5"/>
@@ -2853,7 +2826,7 @@
             <w:noProof/>
             <w:webHidden/>
           </w:rPr>
-          <w:instrText xml:space="preserve"> PAGEREF _Toc230015119 \h </w:instrText>
+          <w:instrText xml:space="preserve"> PAGEREF _Toc231036119 \h </w:instrText>
         </w:r>
         <w:r>
           <w:rPr>
@@ -2900,7 +2873,7 @@
           <w14:ligatures w14:val="standardContextual"/>
         </w:rPr>
       </w:pPr>
-      <w:hyperlink w:anchor="_Toc230015120" w:history="1">
+      <w:hyperlink w:anchor="_Toc231036120" w:history="1">
         <w:r>
           <w:rPr>
             <w:rStyle w:val="afffffff5"/>
@@ -2927,7 +2900,7 @@
             <w:noProof/>
             <w:webHidden/>
           </w:rPr>
-          <w:instrText xml:space="preserve"> PAGEREF _Toc230015120 \h </w:instrText>
+          <w:instrText xml:space="preserve"> PAGEREF _Toc231036120 \h </w:instrText>
         </w:r>
         <w:r>
           <w:rPr>
@@ -2947,7 +2920,7 @@
             <w:noProof/>
             <w:webHidden/>
           </w:rPr>
-          <w:t>18</w:t>
+          <w:t>19</w:t>
         </w:r>
         <w:r>
           <w:rPr>
@@ -2974,7 +2947,7 @@
           <w14:ligatures w14:val="standardContextual"/>
         </w:rPr>
       </w:pPr>
-      <w:hyperlink w:anchor="_Toc230015121" w:history="1">
+      <w:hyperlink w:anchor="_Toc231036121" w:history="1">
         <w:r>
           <w:rPr>
             <w:rStyle w:val="afffffff5"/>
@@ -3001,7 +2974,7 @@
             <w:noProof/>
             <w:webHidden/>
           </w:rPr>
-          <w:instrText xml:space="preserve"> PAGEREF _Toc230015121 \h </w:instrText>
+          <w:instrText xml:space="preserve"> PAGEREF _Toc231036121 \h </w:instrText>
         </w:r>
         <w:r>
           <w:rPr>
@@ -3021,7 +2994,7 @@
             <w:noProof/>
             <w:webHidden/>
           </w:rPr>
-          <w:t>18</w:t>
+          <w:t>19</w:t>
         </w:r>
         <w:r>
           <w:rPr>
@@ -3049,7 +3022,7 @@
           <w14:ligatures w14:val="standardContextual"/>
         </w:rPr>
       </w:pPr>
-      <w:hyperlink w:anchor="_Toc230015122" w:history="1">
+      <w:hyperlink w:anchor="_Toc231036122" w:history="1">
         <w:r>
           <w:rPr>
             <w:rStyle w:val="afffffff5"/>
@@ -3076,7 +3049,7 @@
             <w:noProof/>
             <w:webHidden/>
           </w:rPr>
-          <w:instrText xml:space="preserve"> PAGEREF _Toc230015122 \h </w:instrText>
+          <w:instrText xml:space="preserve"> PAGEREF _Toc231036122 \h </w:instrText>
         </w:r>
         <w:r>
           <w:rPr>
@@ -3123,13 +3096,13 @@
           <w14:ligatures w14:val="standardContextual"/>
         </w:rPr>
       </w:pPr>
-      <w:hyperlink w:anchor="_Toc230015123" w:history="1">
+      <w:hyperlink w:anchor="_Toc231036123" w:history="1">
         <w:r>
           <w:rPr>
             <w:rStyle w:val="afffffff5"/>
             <w:noProof/>
           </w:rPr>
-          <w:t>リクエストボディ（AuthRefreshRequest）</w:t>
+          <w:t>リクエストボディ（なし）</w:t>
         </w:r>
         <w:r>
           <w:rPr>
@@ -3150,7 +3123,7 @@
             <w:noProof/>
             <w:webHidden/>
           </w:rPr>
-          <w:instrText xml:space="preserve"> PAGEREF _Toc230015123 \h </w:instrText>
+          <w:instrText xml:space="preserve"> PAGEREF _Toc231036123 \h </w:instrText>
         </w:r>
         <w:r>
           <w:rPr>
@@ -3197,7 +3170,7 @@
           <w14:ligatures w14:val="standardContextual"/>
         </w:rPr>
       </w:pPr>
-      <w:hyperlink w:anchor="_Toc230015124" w:history="1">
+      <w:hyperlink w:anchor="_Toc231036124" w:history="1">
         <w:r>
           <w:rPr>
             <w:rStyle w:val="afffffff5"/>
@@ -3224,7 +3197,7 @@
             <w:noProof/>
             <w:webHidden/>
           </w:rPr>
-          <w:instrText xml:space="preserve"> PAGEREF _Toc230015124 \h </w:instrText>
+          <w:instrText xml:space="preserve"> PAGEREF _Toc231036124 \h </w:instrText>
         </w:r>
         <w:r>
           <w:rPr>
@@ -3244,7 +3217,7 @@
             <w:noProof/>
             <w:webHidden/>
           </w:rPr>
-          <w:t>19</w:t>
+          <w:t>20</w:t>
         </w:r>
         <w:r>
           <w:rPr>
@@ -3271,7 +3244,7 @@
           <w14:ligatures w14:val="standardContextual"/>
         </w:rPr>
       </w:pPr>
-      <w:hyperlink w:anchor="_Toc230015125" w:history="1">
+      <w:hyperlink w:anchor="_Toc231036125" w:history="1">
         <w:r>
           <w:rPr>
             <w:rStyle w:val="afffffff5"/>
@@ -3298,7 +3271,7 @@
             <w:noProof/>
             <w:webHidden/>
           </w:rPr>
-          <w:instrText xml:space="preserve"> PAGEREF _Toc230015125 \h </w:instrText>
+          <w:instrText xml:space="preserve"> PAGEREF _Toc231036125 \h </w:instrText>
         </w:r>
         <w:r>
           <w:rPr>
@@ -3318,7 +3291,7 @@
             <w:noProof/>
             <w:webHidden/>
           </w:rPr>
-          <w:t>19</w:t>
+          <w:t>20</w:t>
         </w:r>
         <w:r>
           <w:rPr>
@@ -3346,7 +3319,7 @@
           <w14:ligatures w14:val="standardContextual"/>
         </w:rPr>
       </w:pPr>
-      <w:hyperlink w:anchor="_Toc230015126" w:history="1">
+      <w:hyperlink w:anchor="_Toc231036126" w:history="1">
         <w:r>
           <w:rPr>
             <w:rStyle w:val="afffffff5"/>
@@ -3373,7 +3346,7 @@
             <w:noProof/>
             <w:webHidden/>
           </w:rPr>
-          <w:instrText xml:space="preserve"> PAGEREF _Toc230015126 \h </w:instrText>
+          <w:instrText xml:space="preserve"> PAGEREF _Toc231036126 \h </w:instrText>
         </w:r>
         <w:r>
           <w:rPr>
@@ -3393,7 +3366,7 @@
             <w:noProof/>
             <w:webHidden/>
           </w:rPr>
-          <w:t>20</w:t>
+          <w:t>21</w:t>
         </w:r>
         <w:r>
           <w:rPr>
@@ -3420,7 +3393,7 @@
           <w14:ligatures w14:val="standardContextual"/>
         </w:rPr>
       </w:pPr>
-      <w:hyperlink w:anchor="_Toc230015127" w:history="1">
+      <w:hyperlink w:anchor="_Toc231036127" w:history="1">
         <w:r>
           <w:rPr>
             <w:rStyle w:val="afffffff5"/>
@@ -3447,7 +3420,7 @@
             <w:noProof/>
             <w:webHidden/>
           </w:rPr>
-          <w:instrText xml:space="preserve"> PAGEREF _Toc230015127 \h </w:instrText>
+          <w:instrText xml:space="preserve"> PAGEREF _Toc231036127 \h </w:instrText>
         </w:r>
         <w:r>
           <w:rPr>
@@ -3494,7 +3467,7 @@
           <w14:ligatures w14:val="standardContextual"/>
         </w:rPr>
       </w:pPr>
-      <w:hyperlink w:anchor="_Toc230015128" w:history="1">
+      <w:hyperlink w:anchor="_Toc231036128" w:history="1">
         <w:r>
           <w:rPr>
             <w:rStyle w:val="afffffff5"/>
@@ -3521,7 +3494,7 @@
             <w:noProof/>
             <w:webHidden/>
           </w:rPr>
-          <w:instrText xml:space="preserve"> PAGEREF _Toc230015128 \h </w:instrText>
+          <w:instrText xml:space="preserve"> PAGEREF _Toc231036128 \h </w:instrText>
         </w:r>
         <w:r>
           <w:rPr>
@@ -3541,7 +3514,7 @@
             <w:noProof/>
             <w:webHidden/>
           </w:rPr>
-          <w:t>21</w:t>
+          <w:t>22</w:t>
         </w:r>
         <w:r>
           <w:rPr>
@@ -3569,7 +3542,7 @@
           <w14:ligatures w14:val="standardContextual"/>
         </w:rPr>
       </w:pPr>
-      <w:hyperlink w:anchor="_Toc230015129" w:history="1">
+      <w:hyperlink w:anchor="_Toc231036129" w:history="1">
         <w:r>
           <w:rPr>
             <w:rStyle w:val="afffffff5"/>
@@ -3596,7 +3569,7 @@
             <w:noProof/>
             <w:webHidden/>
           </w:rPr>
-          <w:instrText xml:space="preserve"> PAGEREF _Toc230015129 \h </w:instrText>
+          <w:instrText xml:space="preserve"> PAGEREF _Toc231036129 \h </w:instrText>
         </w:r>
         <w:r>
           <w:rPr>
@@ -3616,7 +3589,7 @@
             <w:noProof/>
             <w:webHidden/>
           </w:rPr>
-          <w:t>21</w:t>
+          <w:t>22</w:t>
         </w:r>
         <w:r>
           <w:rPr>
@@ -3643,7 +3616,7 @@
           <w14:ligatures w14:val="standardContextual"/>
         </w:rPr>
       </w:pPr>
-      <w:hyperlink w:anchor="_Toc230015130" w:history="1">
+      <w:hyperlink w:anchor="_Toc231036130" w:history="1">
         <w:r>
           <w:rPr>
             <w:rStyle w:val="afffffff5"/>
@@ -3670,7 +3643,7 @@
             <w:noProof/>
             <w:webHidden/>
           </w:rPr>
-          <w:instrText xml:space="preserve"> PAGEREF _Toc230015130 \h </w:instrText>
+          <w:instrText xml:space="preserve"> PAGEREF _Toc231036130 \h </w:instrText>
         </w:r>
         <w:r>
           <w:rPr>
@@ -3690,7 +3663,7 @@
             <w:noProof/>
             <w:webHidden/>
           </w:rPr>
-          <w:t>22</w:t>
+          <w:t>23</w:t>
         </w:r>
         <w:r>
           <w:rPr>
@@ -3717,7 +3690,7 @@
           <w14:ligatures w14:val="standardContextual"/>
         </w:rPr>
       </w:pPr>
-      <w:hyperlink w:anchor="_Toc230015131" w:history="1">
+      <w:hyperlink w:anchor="_Toc231036131" w:history="1">
         <w:r>
           <w:rPr>
             <w:rStyle w:val="afffffff5"/>
@@ -3744,7 +3717,7 @@
             <w:noProof/>
             <w:webHidden/>
           </w:rPr>
-          <w:instrText xml:space="preserve"> PAGEREF _Toc230015131 \h </w:instrText>
+          <w:instrText xml:space="preserve"> PAGEREF _Toc231036131 \h </w:instrText>
         </w:r>
         <w:r>
           <w:rPr>
@@ -3764,7 +3737,7 @@
             <w:noProof/>
             <w:webHidden/>
           </w:rPr>
-          <w:t>23</w:t>
+          <w:t>24</w:t>
         </w:r>
         <w:r>
           <w:rPr>
@@ -3791,7 +3764,7 @@
           <w14:ligatures w14:val="standardContextual"/>
         </w:rPr>
       </w:pPr>
-      <w:hyperlink w:anchor="_Toc230015132" w:history="1">
+      <w:hyperlink w:anchor="_Toc231036132" w:history="1">
         <w:r>
           <w:rPr>
             <w:rStyle w:val="afffffff5"/>
@@ -3818,7 +3791,7 @@
             <w:noProof/>
             <w:webHidden/>
           </w:rPr>
-          <w:instrText xml:space="preserve"> PAGEREF _Toc230015132 \h </w:instrText>
+          <w:instrText xml:space="preserve"> PAGEREF _Toc231036132 \h </w:instrText>
         </w:r>
         <w:r>
           <w:rPr>
@@ -3838,7 +3811,7 @@
             <w:noProof/>
             <w:webHidden/>
           </w:rPr>
-          <w:t>23</w:t>
+          <w:t>24</w:t>
         </w:r>
         <w:r>
           <w:rPr>
@@ -3866,7 +3839,7 @@
           <w14:ligatures w14:val="standardContextual"/>
         </w:rPr>
       </w:pPr>
-      <w:hyperlink w:anchor="_Toc230015133" w:history="1">
+      <w:hyperlink w:anchor="_Toc231036133" w:history="1">
         <w:r>
           <w:rPr>
             <w:rStyle w:val="afffffff5"/>
@@ -3893,7 +3866,7 @@
             <w:noProof/>
             <w:webHidden/>
           </w:rPr>
-          <w:instrText xml:space="preserve"> PAGEREF _Toc230015133 \h </w:instrText>
+          <w:instrText xml:space="preserve"> PAGEREF _Toc231036133 \h </w:instrText>
         </w:r>
         <w:r>
           <w:rPr>
@@ -3913,7 +3886,7 @@
             <w:noProof/>
             <w:webHidden/>
           </w:rPr>
-          <w:t>24</w:t>
+          <w:t>25</w:t>
         </w:r>
         <w:r>
           <w:rPr>
@@ -3940,7 +3913,7 @@
           <w14:ligatures w14:val="standardContextual"/>
         </w:rPr>
       </w:pPr>
-      <w:hyperlink w:anchor="_Toc230015134" w:history="1">
+      <w:hyperlink w:anchor="_Toc231036134" w:history="1">
         <w:r>
           <w:rPr>
             <w:rStyle w:val="afffffff5"/>
@@ -3967,7 +3940,7 @@
             <w:noProof/>
             <w:webHidden/>
           </w:rPr>
-          <w:instrText xml:space="preserve"> PAGEREF _Toc230015134 \h </w:instrText>
+          <w:instrText xml:space="preserve"> PAGEREF _Toc231036134 \h </w:instrText>
         </w:r>
         <w:r>
           <w:rPr>
@@ -3987,7 +3960,7 @@
             <w:noProof/>
             <w:webHidden/>
           </w:rPr>
-          <w:t>24</w:t>
+          <w:t>25</w:t>
         </w:r>
         <w:r>
           <w:rPr>
@@ -4014,7 +3987,7 @@
           <w14:ligatures w14:val="standardContextual"/>
         </w:rPr>
       </w:pPr>
-      <w:hyperlink w:anchor="_Toc230015135" w:history="1">
+      <w:hyperlink w:anchor="_Toc231036135" w:history="1">
         <w:r>
           <w:rPr>
             <w:rStyle w:val="afffffff5"/>
@@ -4041,7 +4014,7 @@
             <w:noProof/>
             <w:webHidden/>
           </w:rPr>
-          <w:instrText xml:space="preserve"> PAGEREF _Toc230015135 \h </w:instrText>
+          <w:instrText xml:space="preserve"> PAGEREF _Toc231036135 \h </w:instrText>
         </w:r>
         <w:r>
           <w:rPr>
@@ -4088,7 +4061,7 @@
           <w14:ligatures w14:val="standardContextual"/>
         </w:rPr>
       </w:pPr>
-      <w:hyperlink w:anchor="_Toc230015136" w:history="1">
+      <w:hyperlink w:anchor="_Toc231036136" w:history="1">
         <w:r>
           <w:rPr>
             <w:rStyle w:val="afffffff5"/>
@@ -4115,7 +4088,7 @@
             <w:noProof/>
             <w:webHidden/>
           </w:rPr>
-          <w:instrText xml:space="preserve"> PAGEREF _Toc230015136 \h </w:instrText>
+          <w:instrText xml:space="preserve"> PAGEREF _Toc231036136 \h </w:instrText>
         </w:r>
         <w:r>
           <w:rPr>
@@ -4135,7 +4108,7 @@
             <w:noProof/>
             <w:webHidden/>
           </w:rPr>
-          <w:t>25</w:t>
+          <w:t>26</w:t>
         </w:r>
         <w:r>
           <w:rPr>
@@ -4163,7 +4136,7 @@
           <w14:ligatures w14:val="standardContextual"/>
         </w:rPr>
       </w:pPr>
-      <w:hyperlink w:anchor="_Toc230015137" w:history="1">
+      <w:hyperlink w:anchor="_Toc231036137" w:history="1">
         <w:r>
           <w:rPr>
             <w:rStyle w:val="afffffff5"/>
@@ -4190,7 +4163,7 @@
             <w:noProof/>
             <w:webHidden/>
           </w:rPr>
-          <w:instrText xml:space="preserve"> PAGEREF _Toc230015137 \h </w:instrText>
+          <w:instrText xml:space="preserve"> PAGEREF _Toc231036137 \h </w:instrText>
         </w:r>
         <w:r>
           <w:rPr>
@@ -4210,7 +4183,7 @@
             <w:noProof/>
             <w:webHidden/>
           </w:rPr>
-          <w:t>25</w:t>
+          <w:t>26</w:t>
         </w:r>
         <w:r>
           <w:rPr>
@@ -4237,7 +4210,7 @@
           <w14:ligatures w14:val="standardContextual"/>
         </w:rPr>
       </w:pPr>
-      <w:hyperlink w:anchor="_Toc230015138" w:history="1">
+      <w:hyperlink w:anchor="_Toc231036138" w:history="1">
         <w:r>
           <w:rPr>
             <w:rStyle w:val="afffffff5"/>
@@ -4264,7 +4237,7 @@
             <w:noProof/>
             <w:webHidden/>
           </w:rPr>
-          <w:instrText xml:space="preserve"> PAGEREF _Toc230015138 \h </w:instrText>
+          <w:instrText xml:space="preserve"> PAGEREF _Toc231036138 \h </w:instrText>
         </w:r>
         <w:r>
           <w:rPr>
@@ -4284,7 +4257,7 @@
             <w:noProof/>
             <w:webHidden/>
           </w:rPr>
-          <w:t>25</w:t>
+          <w:t>26</w:t>
         </w:r>
         <w:r>
           <w:rPr>
@@ -4311,7 +4284,7 @@
           <w14:ligatures w14:val="standardContextual"/>
         </w:rPr>
       </w:pPr>
-      <w:hyperlink w:anchor="_Toc230015139" w:history="1">
+      <w:hyperlink w:anchor="_Toc231036139" w:history="1">
         <w:r>
           <w:rPr>
             <w:rStyle w:val="afffffff5"/>
@@ -4338,7 +4311,7 @@
             <w:noProof/>
             <w:webHidden/>
           </w:rPr>
-          <w:instrText xml:space="preserve"> PAGEREF _Toc230015139 \h </w:instrText>
+          <w:instrText xml:space="preserve"> PAGEREF _Toc231036139 \h </w:instrText>
         </w:r>
         <w:r>
           <w:rPr>
@@ -4385,7 +4358,7 @@
           <w14:ligatures w14:val="standardContextual"/>
         </w:rPr>
       </w:pPr>
-      <w:hyperlink w:anchor="_Toc230015140" w:history="1">
+      <w:hyperlink w:anchor="_Toc231036140" w:history="1">
         <w:r>
           <w:rPr>
             <w:rStyle w:val="afffffff5"/>
@@ -4412,7 +4385,7 @@
             <w:noProof/>
             <w:webHidden/>
           </w:rPr>
-          <w:instrText xml:space="preserve"> PAGEREF _Toc230015140 \h </w:instrText>
+          <w:instrText xml:space="preserve"> PAGEREF _Toc231036140 \h </w:instrText>
         </w:r>
         <w:r>
           <w:rPr>
@@ -4432,7 +4405,7 @@
             <w:noProof/>
             <w:webHidden/>
           </w:rPr>
-          <w:t>26</w:t>
+          <w:t>27</w:t>
         </w:r>
         <w:r>
           <w:rPr>
@@ -4460,7 +4433,7 @@
           <w14:ligatures w14:val="standardContextual"/>
         </w:rPr>
       </w:pPr>
-      <w:hyperlink w:anchor="_Toc230015141" w:history="1">
+      <w:hyperlink w:anchor="_Toc231036141" w:history="1">
         <w:r>
           <w:rPr>
             <w:rStyle w:val="afffffff5"/>
@@ -4487,7 +4460,7 @@
             <w:noProof/>
             <w:webHidden/>
           </w:rPr>
-          <w:instrText xml:space="preserve"> PAGEREF _Toc230015141 \h </w:instrText>
+          <w:instrText xml:space="preserve"> PAGEREF _Toc231036141 \h </w:instrText>
         </w:r>
         <w:r>
           <w:rPr>
@@ -4507,7 +4480,7 @@
             <w:noProof/>
             <w:webHidden/>
           </w:rPr>
-          <w:t>26</w:t>
+          <w:t>27</w:t>
         </w:r>
         <w:r>
           <w:rPr>
@@ -4534,7 +4507,7 @@
           <w14:ligatures w14:val="standardContextual"/>
         </w:rPr>
       </w:pPr>
-      <w:hyperlink w:anchor="_Toc230015142" w:history="1">
+      <w:hyperlink w:anchor="_Toc231036142" w:history="1">
         <w:r>
           <w:rPr>
             <w:rStyle w:val="afffffff5"/>
@@ -4561,7 +4534,7 @@
             <w:noProof/>
             <w:webHidden/>
           </w:rPr>
-          <w:instrText xml:space="preserve"> PAGEREF _Toc230015142 \h </w:instrText>
+          <w:instrText xml:space="preserve"> PAGEREF _Toc231036142 \h </w:instrText>
         </w:r>
         <w:r>
           <w:rPr>
@@ -4581,7 +4554,7 @@
             <w:noProof/>
             <w:webHidden/>
           </w:rPr>
-          <w:t>26</w:t>
+          <w:t>27</w:t>
         </w:r>
         <w:r>
           <w:rPr>
@@ -4608,7 +4581,7 @@
           <w14:ligatures w14:val="standardContextual"/>
         </w:rPr>
       </w:pPr>
-      <w:hyperlink w:anchor="_Toc230015143" w:history="1">
+      <w:hyperlink w:anchor="_Toc231036143" w:history="1">
         <w:r>
           <w:rPr>
             <w:rStyle w:val="afffffff5"/>
@@ -4635,7 +4608,7 @@
             <w:noProof/>
             <w:webHidden/>
           </w:rPr>
-          <w:instrText xml:space="preserve"> PAGEREF _Toc230015143 \h </w:instrText>
+          <w:instrText xml:space="preserve"> PAGEREF _Toc231036143 \h </w:instrText>
         </w:r>
         <w:r>
           <w:rPr>
@@ -4655,7 +4628,7 @@
             <w:noProof/>
             <w:webHidden/>
           </w:rPr>
-          <w:t>28</w:t>
+          <w:t>29</w:t>
         </w:r>
         <w:r>
           <w:rPr>
@@ -4682,7 +4655,7 @@
           <w14:ligatures w14:val="standardContextual"/>
         </w:rPr>
       </w:pPr>
-      <w:hyperlink w:anchor="_Toc230015144" w:history="1">
+      <w:hyperlink w:anchor="_Toc231036144" w:history="1">
         <w:r>
           <w:rPr>
             <w:rStyle w:val="afffffff5"/>
@@ -4709,7 +4682,7 @@
             <w:noProof/>
             <w:webHidden/>
           </w:rPr>
-          <w:instrText xml:space="preserve"> PAGEREF _Toc230015144 \h </w:instrText>
+          <w:instrText xml:space="preserve"> PAGEREF _Toc231036144 \h </w:instrText>
         </w:r>
         <w:r>
           <w:rPr>
@@ -4729,7 +4702,7 @@
             <w:noProof/>
             <w:webHidden/>
           </w:rPr>
-          <w:t>28</w:t>
+          <w:t>29</w:t>
         </w:r>
         <w:r>
           <w:rPr>
@@ -4758,7 +4731,7 @@
           <w14:ligatures w14:val="standardContextual"/>
         </w:rPr>
       </w:pPr>
-      <w:hyperlink w:anchor="_Toc230015145" w:history="1">
+      <w:hyperlink w:anchor="_Toc231036145" w:history="1">
         <w:r>
           <w:rPr>
             <w:rStyle w:val="afffffff5"/>
@@ -4785,7 +4758,7 @@
             <w:noProof/>
             <w:webHidden/>
           </w:rPr>
-          <w:instrText xml:space="preserve"> PAGEREF _Toc230015145 \h </w:instrText>
+          <w:instrText xml:space="preserve"> PAGEREF _Toc231036145 \h </w:instrText>
         </w:r>
         <w:r>
           <w:rPr>
@@ -4833,7 +4806,7 @@
           <w14:ligatures w14:val="standardContextual"/>
         </w:rPr>
       </w:pPr>
-      <w:hyperlink w:anchor="_Toc230015146" w:history="1">
+      <w:hyperlink w:anchor="_Toc231036146" w:history="1">
         <w:r>
           <w:rPr>
             <w:rStyle w:val="afffffff5"/>
@@ -4860,7 +4833,7 @@
             <w:noProof/>
             <w:webHidden/>
           </w:rPr>
-          <w:instrText xml:space="preserve"> PAGEREF _Toc230015146 \h </w:instrText>
+          <w:instrText xml:space="preserve"> PAGEREF _Toc231036146 \h </w:instrText>
         </w:r>
         <w:r>
           <w:rPr>
@@ -4908,7 +4881,7 @@
           <w14:ligatures w14:val="standardContextual"/>
         </w:rPr>
       </w:pPr>
-      <w:hyperlink w:anchor="_Toc230015147" w:history="1">
+      <w:hyperlink w:anchor="_Toc231036147" w:history="1">
         <w:r>
           <w:rPr>
             <w:rStyle w:val="afffffff5"/>
@@ -4935,7 +4908,7 @@
             <w:noProof/>
             <w:webHidden/>
           </w:rPr>
-          <w:instrText xml:space="preserve"> PAGEREF _Toc230015147 \h </w:instrText>
+          <w:instrText xml:space="preserve"> PAGEREF _Toc231036147 \h </w:instrText>
         </w:r>
         <w:r>
           <w:rPr>
@@ -4955,7 +4928,7 @@
             <w:noProof/>
             <w:webHidden/>
           </w:rPr>
-          <w:t>29</w:t>
+          <w:t>30</w:t>
         </w:r>
         <w:r>
           <w:rPr>
@@ -4984,7 +4957,7 @@
           <w14:ligatures w14:val="standardContextual"/>
         </w:rPr>
       </w:pPr>
-      <w:hyperlink w:anchor="_Toc230015148" w:history="1">
+      <w:hyperlink w:anchor="_Toc231036148" w:history="1">
         <w:r>
           <w:rPr>
             <w:rStyle w:val="afffffff5"/>
@@ -5011,7 +4984,7 @@
             <w:noProof/>
             <w:webHidden/>
           </w:rPr>
-          <w:instrText xml:space="preserve"> PAGEREF _Toc230015148 \h </w:instrText>
+          <w:instrText xml:space="preserve"> PAGEREF _Toc231036148 \h </w:instrText>
         </w:r>
         <w:r>
           <w:rPr>
@@ -5031,7 +5004,7 @@
             <w:noProof/>
             <w:webHidden/>
           </w:rPr>
-          <w:t>29</w:t>
+          <w:t>30</w:t>
         </w:r>
         <w:r>
           <w:rPr>
@@ -5053,7 +5026,7 @@
         <w:lastRenderedPageBreak/>
         <w:fldChar w:fldCharType="end"/>
       </w:r>
-      <w:bookmarkStart w:id="1" w:name="_Toc230015095"/>
+      <w:bookmarkStart w:id="1" w:name="_Toc231036095"/>
       <w:r>
         <w:rPr>
           <w:rFonts w:hint="eastAsia"/>
@@ -5069,7 +5042,7 @@
           <w:rFonts w:hint="eastAsia"/>
         </w:rPr>
       </w:pPr>
-      <w:bookmarkStart w:id="2" w:name="_Toc230015096"/>
+      <w:bookmarkStart w:id="2" w:name="_Toc231036096"/>
       <w:r>
         <w:rPr>
           <w:rFonts w:hint="eastAsia"/>
@@ -5206,7 +5179,7 @@
           <w:rFonts w:hint="eastAsia"/>
         </w:rPr>
       </w:pPr>
-      <w:bookmarkStart w:id="3" w:name="_Toc230015097"/>
+      <w:bookmarkStart w:id="3" w:name="_Toc231036097"/>
       <w:r>
         <w:rPr>
           <w:rFonts w:hint="eastAsia"/>
@@ -5274,7 +5247,7 @@
           <w:rFonts w:hint="eastAsia"/>
         </w:rPr>
       </w:pPr>
-      <w:bookmarkStart w:id="4" w:name="_Toc230015098"/>
+      <w:bookmarkStart w:id="4" w:name="_Toc231036098"/>
       <w:r>
         <w:rPr>
           <w:rFonts w:hint="eastAsia"/>
@@ -5524,7 +5497,7 @@
           <w:rFonts w:hint="eastAsia"/>
         </w:rPr>
       </w:pPr>
-      <w:bookmarkStart w:id="5" w:name="_Toc230015099"/>
+      <w:bookmarkStart w:id="5" w:name="_Toc231036099"/>
       <w:r>
         <w:rPr>
           <w:rFonts w:hint="eastAsia"/>
@@ -5778,7 +5751,7 @@
           <w:rFonts w:hint="eastAsia"/>
         </w:rPr>
       </w:pPr>
-      <w:bookmarkStart w:id="6" w:name="_Toc230015100"/>
+      <w:bookmarkStart w:id="6" w:name="_Toc231036100"/>
       <w:r>
         <w:rPr>
           <w:rFonts w:hint="eastAsia"/>
@@ -5794,7 +5767,7 @@
           <w:rFonts w:hint="eastAsia"/>
         </w:rPr>
       </w:pPr>
-      <w:bookmarkStart w:id="7" w:name="_Toc230015101"/>
+      <w:bookmarkStart w:id="7" w:name="_Toc231036101"/>
       <w:r>
         <w:rPr>
           <w:rFonts w:hint="eastAsia"/>
@@ -5836,7 +5809,7 @@
           <w:rFonts w:hint="eastAsia"/>
         </w:rPr>
       </w:pPr>
-      <w:bookmarkStart w:id="8" w:name="_Toc230015102"/>
+      <w:bookmarkStart w:id="8" w:name="_Toc231036102"/>
       <w:r>
         <w:rPr>
           <w:rFonts w:hint="eastAsia"/>
@@ -5904,7 +5877,7 @@
           <w:rFonts w:hint="eastAsia"/>
         </w:rPr>
       </w:pPr>
-      <w:bookmarkStart w:id="9" w:name="_Toc230015103"/>
+      <w:bookmarkStart w:id="9" w:name="_Toc231036103"/>
       <w:r>
         <w:rPr>
           <w:rFonts w:hint="eastAsia"/>
@@ -6536,7 +6509,7 @@
           <w:rFonts w:hint="eastAsia"/>
         </w:rPr>
         <w:lastRenderedPageBreak/>
-        <w:t>リフレッシュトークン、remember token による current device の再認証、およびセッション失効の詳細実装は認証基盤側責務とし、DB 正本としては上記テーブルを参照する。remember token は平文保存せずハッシュ化して保持し、クライアント側は `HttpOnly` / `Secure` / `SameSite=Lax` cookie で保持する前提とする。</w:t>
+        <w:t>current device の再認証、アクセストークン再発行、およびセッション失効の詳細実装は認証基盤側責務とし、DB 正本としては上記テーブルを参照する。長期保持する remember token は平文保存せずハッシュ化して `user_remember_tokens` に保持し、クライアント側は `HttpOnly` / `Secure` / `SameSite=Lax` cookie でのみ保持する前提とする。レスポンスボディやリクエストボディでは長期保持トークンを扱わない。</w:t>
       </w:r>
     </w:p>
     <w:p>
@@ -6572,7 +6545,7 @@
           <w:rFonts w:hint="eastAsia"/>
         </w:rPr>
       </w:pPr>
-      <w:bookmarkStart w:id="10" w:name="_Toc230015104"/>
+      <w:bookmarkStart w:id="10" w:name="_Toc231036104"/>
       <w:r>
         <w:rPr>
           <w:rFonts w:hint="eastAsia"/>
@@ -6588,7 +6561,7 @@
           <w:rFonts w:hint="eastAsia"/>
         </w:rPr>
       </w:pPr>
-      <w:bookmarkStart w:id="11" w:name="_Toc230015105"/>
+      <w:bookmarkStart w:id="11" w:name="_Toc231036105"/>
       <w:r>
         <w:rPr>
           <w:rFonts w:hint="eastAsia"/>
@@ -6708,7 +6681,7 @@
         <w:rPr>
           <w:rFonts w:hint="eastAsia"/>
         </w:rPr>
-        <w:t>`rememberMe=true` の場合は current device 用の remember token を `HttpOnly` / `Secure` / `SameSite=Lax` cookie で保持する</w:t>
+        <w:t>`rememberMe=true` の場合は current device 用の remember token を `Set-Cookie` で `HttpOnly` / `Secure` / `SameSite=Lax` cookie として設定し、JavaScript から参照できる領域には保持しない</w:t>
       </w:r>
     </w:p>
     <w:p>
@@ -6727,7 +6700,7 @@
         <w:rPr>
           <w:rFonts w:hint="eastAsia"/>
         </w:rPr>
-        <w:t>`facilities.deleted_at IS NOT NULL` の施設は `/auth/me`、`/auth/context`、`/authorization/check`、各業務 API の対象外とする</w:t>
+        <w:t>`/auth/refresh` はリクエストボディではなく、cookie の remember token を検証してアクセストークンを再発行する</w:t>
       </w:r>
     </w:p>
     <w:p>
@@ -6746,7 +6719,7 @@
         <w:rPr>
           <w:rFonts w:hint="eastAsia"/>
         </w:rPr>
-        <w:t>`users.account_type='SYSTEM_ADMIN'` の共有システム管理者アカウントは、未削除施設を対象とする限り担当施設割当や施設別・ユーザー別設定に依存せず全機能・全カラムを利用できる</w:t>
+        <w:t>remember token cookie を利用する API は POST のみで受け付け、信頼済み Origin 以外への credentialed CORS を許可しない。必要に応じて `Origin` / `Referer` を検証する</w:t>
       </w:r>
     </w:p>
     <w:p>
@@ -6765,6 +6738,64 @@
         <w:rPr>
           <w:rFonts w:hint="eastAsia"/>
         </w:rPr>
+        <w:t>認証・トークン系レスポンスは `Cache-Control: no-store` を付与し、共有キャッシュやブラウザキャッシュに保存させない</w:t>
+      </w:r>
+    </w:p>
+    <w:p>
+      <w:pPr>
+        <w:pStyle w:val="afffffff8"/>
+        <w:numPr>
+          <w:ilvl w:val="0"/>
+          <w:numId w:val="3"/>
+        </w:numPr>
+        <w:ind w:leftChars="0"/>
+        <w:rPr>
+          <w:rFonts w:hint="eastAsia"/>
+        </w:rPr>
+      </w:pPr>
+      <w:r>
+        <w:rPr>
+          <w:rFonts w:hint="eastAsia"/>
+        </w:rPr>
+        <w:t>`facilities.deleted_at IS NOT NULL` の施設は `/auth/me`、`/auth/context`、`/authorization/check`、各業務 API の対象外とする</w:t>
+      </w:r>
+    </w:p>
+    <w:p>
+      <w:pPr>
+        <w:pStyle w:val="afffffff8"/>
+        <w:numPr>
+          <w:ilvl w:val="0"/>
+          <w:numId w:val="3"/>
+        </w:numPr>
+        <w:ind w:leftChars="0"/>
+        <w:rPr>
+          <w:rFonts w:hint="eastAsia"/>
+        </w:rPr>
+      </w:pPr>
+      <w:r>
+        <w:rPr>
+          <w:rFonts w:hint="eastAsia"/>
+        </w:rPr>
+        <w:lastRenderedPageBreak/>
+        <w:t>`users.account_type='SYSTEM_ADMIN'` の共有システム管理者アカウントは、未削除施設を対象とする限り担当施設割当や施設別・ユーザー別設定に依存せず全機能・全カラムを利用できる</w:t>
+      </w:r>
+    </w:p>
+    <w:p>
+      <w:pPr>
+        <w:pStyle w:val="afffffff8"/>
+        <w:numPr>
+          <w:ilvl w:val="0"/>
+          <w:numId w:val="3"/>
+        </w:numPr>
+        <w:ind w:leftChars="0"/>
+        <w:rPr>
+          <w:rFonts w:hint="eastAsia"/>
+        </w:rPr>
+      </w:pPr>
+      <w:r>
+        <w:rPr>
+          <w:rFonts w:hint="eastAsia"/>
+        </w:rPr>
         <w:t>画面表示制御用の `GET /auth/context` は UX 用キャッシュであり、業務 API の認可判定を代替しない</w:t>
       </w:r>
     </w:p>
@@ -6775,12 +6806,11 @@
           <w:rFonts w:hint="eastAsia"/>
         </w:rPr>
       </w:pPr>
-      <w:bookmarkStart w:id="12" w:name="_Toc230015106"/>
-      <w:r>
-        <w:rPr>
-          <w:rFonts w:hint="eastAsia"/>
-        </w:rPr>
-        <w:lastRenderedPageBreak/>
+      <w:bookmarkStart w:id="12" w:name="_Toc231036106"/>
+      <w:r>
+        <w:rPr>
+          <w:rFonts w:hint="eastAsia"/>
+        </w:rPr>
         <w:t>認証方式</w:t>
       </w:r>
       <w:bookmarkEnd w:id="12"/>
@@ -6795,7 +6825,7 @@
         <w:rPr>
           <w:rFonts w:hint="eastAsia"/>
         </w:rPr>
-        <w:t>ログインはメールアドレスとパスワードで行う。`POST /auth/login` 成功後は Bearer トークンを用いて `GET /auth/me`、`GET /auth/context`、各業務 API を呼び出す。`rememberMe=true` の場合は current device のログイン状態保持用トークンも発行し、再訪時は認証基盤側でセッション再開を試みる。未認証時は 401 を返却する。</w:t>
+        <w:t>ログインはメールアドレスとパスワードで行う。`POST /auth/login` 成功後はレスポンスボディで返却されたアクセストークンを Bearer トークンとして用い、`GET /auth/me`、`GET /auth/context`、各業務 API を呼び出す。`rememberMe=true` の場合は current device のログイン状態保持用 remember token も `HttpOnly` cookie として発行し、アクセストークン期限切れ時や再訪時は `/auth/refresh` で cookie を検証して新しいアクセストークンを再発行する。未認証時は 401 を返却する。</w:t>
       </w:r>
     </w:p>
     <w:p>
@@ -6805,7 +6835,7 @@
           <w:rFonts w:hint="eastAsia"/>
         </w:rPr>
       </w:pPr>
-      <w:bookmarkStart w:id="13" w:name="_Toc230015107"/>
+      <w:bookmarkStart w:id="13" w:name="_Toc231036107"/>
       <w:r>
         <w:rPr>
           <w:rFonts w:hint="eastAsia"/>
@@ -6880,6 +6910,7 @@
                 <w:rFonts w:hint="eastAsia"/>
                 <w:b/>
               </w:rPr>
+              <w:lastRenderedPageBreak/>
               <w:t>管理単位名</w:t>
             </w:r>
           </w:p>
@@ -7003,7 +7034,6 @@
               <w:rPr>
                 <w:rFonts w:hint="eastAsia"/>
               </w:rPr>
-              <w:lastRenderedPageBreak/>
               <w:t>施設選択（固定導線）</w:t>
             </w:r>
           </w:p>
@@ -7064,7 +7094,7 @@
           <w:rFonts w:hint="eastAsia"/>
         </w:rPr>
       </w:pPr>
-      <w:bookmarkStart w:id="14" w:name="_Toc230015108"/>
+      <w:bookmarkStart w:id="14" w:name="_Toc231036108"/>
       <w:r>
         <w:rPr>
           <w:rFonts w:hint="eastAsia"/>
@@ -7425,6 +7455,7 @@
               <w:rPr>
                 <w:rFonts w:hint="eastAsia"/>
               </w:rPr>
+              <w:lastRenderedPageBreak/>
               <w:t>施設グループ 新規作成・編集</w:t>
             </w:r>
           </w:p>
@@ -7645,7 +7676,6 @@
               <w:rPr>
                 <w:rFonts w:hint="eastAsia"/>
               </w:rPr>
-              <w:lastRenderedPageBreak/>
               <w:t>資産一覧 / 新規・更新・増設・移動・廃棄</w:t>
             </w:r>
           </w:p>
@@ -8251,6 +8281,7 @@
               <w:rPr>
                 <w:rFonts w:hint="eastAsia"/>
               </w:rPr>
+              <w:lastRenderedPageBreak/>
               <w:t>現有品調査内容修正</w:t>
             </w:r>
           </w:p>
@@ -8471,7 +8502,6 @@
               <w:rPr>
                 <w:rFonts w:hint="eastAsia"/>
               </w:rPr>
-              <w:lastRenderedPageBreak/>
               <w:t>リモデル購入管理 / 申請受付～見積登録</w:t>
             </w:r>
           </w:p>
@@ -9077,6 +9107,7 @@
               <w:rPr>
                 <w:rFonts w:hint="eastAsia"/>
               </w:rPr>
+              <w:lastRenderedPageBreak/>
               <w:t>保守契約管理</w:t>
             </w:r>
           </w:p>
@@ -9297,7 +9328,6 @@
               <w:rPr>
                 <w:rFonts w:hint="eastAsia"/>
               </w:rPr>
-              <w:lastRenderedPageBreak/>
               <w:t>資産マスタ / 新規作成・編集</w:t>
             </w:r>
           </w:p>
@@ -9847,11 +9877,12 @@
           <w:rFonts w:hint="eastAsia"/>
         </w:rPr>
       </w:pPr>
-      <w:bookmarkStart w:id="15" w:name="_Toc230015109"/>
-      <w:r>
-        <w:rPr>
-          <w:rFonts w:hint="eastAsia"/>
-        </w:rPr>
+      <w:bookmarkStart w:id="15" w:name="_Toc231036109"/>
+      <w:r>
+        <w:rPr>
+          <w:rFonts w:hint="eastAsia"/>
+        </w:rPr>
+        <w:lastRenderedPageBreak/>
         <w:t>column_code 全量一覧</w:t>
       </w:r>
       <w:bookmarkEnd w:id="15"/>
@@ -10146,12 +10177,11 @@
           <w:rFonts w:hint="eastAsia"/>
         </w:rPr>
       </w:pPr>
-      <w:bookmarkStart w:id="16" w:name="_Toc230015110"/>
-      <w:r>
-        <w:rPr>
-          <w:rFonts w:hint="eastAsia"/>
-        </w:rPr>
-        <w:lastRenderedPageBreak/>
+      <w:bookmarkStart w:id="16" w:name="_Toc231036110"/>
+      <w:r>
+        <w:rPr>
+          <w:rFonts w:hint="eastAsia"/>
+        </w:rPr>
         <w:t>コードカタログの利用方針</w:t>
       </w:r>
       <w:bookmarkEnd w:id="16"/>
@@ -10362,7 +10392,14 @@
               <w:rPr>
                 <w:rFonts w:hint="eastAsia"/>
               </w:rPr>
-              <w:t>`FACILITY_USER` は施設提供とユーザー許可の両方を基本条件とする。Phase1では `normal_ship_request` / `lending_in_use_used` も `FACILITY_USER` として判定し、`lending_in_use_used` は親 `lending_checkout` も必要</w:t>
+              <w:t>`FACILITY_USER` は施設提供とユーザー許可の両方を基本条件とする。Phase1では `normal_ship_request` / `l</w:t>
+            </w:r>
+            <w:r>
+              <w:rPr>
+                <w:rFonts w:hint="eastAsia"/>
+              </w:rPr>
+              <w:lastRenderedPageBreak/>
+              <w:t>ending_in_use_used` も `FACILITY_USER` として判定し、`lending_in_use_used` は親 `lending_checkout` も必要</w:t>
             </w:r>
           </w:p>
         </w:tc>
@@ -10377,6 +10414,7 @@
               <w:rPr>
                 <w:rFonts w:hint="eastAsia"/>
               </w:rPr>
+              <w:lastRenderedPageBreak/>
               <w:t>自施設カラム判定</w:t>
             </w:r>
           </w:p>
@@ -10425,11 +10463,7 @@
           </w:tcPr>
           <w:p>
             <w:r>
-              <w:t>`original_list_view`, `original_price_column`, `facility_collaboration_groups`, `facility_collaboration</w:t>
-            </w:r>
-            <w:r>
-              <w:lastRenderedPageBreak/>
-              <w:t>_group_facilities`, `facility_external_view_settings`, `facility_external_column_settings`</w:t>
+              <w:t>`original_list_view`, `original_price_column`, `facility_collaboration_groups`, `facility_collaboration_group_facilities`, `facility_external_view_settings`, `facility_external_column_settings`</w:t>
             </w:r>
           </w:p>
         </w:tc>
@@ -10442,7 +10476,6 @@
               <w:rPr>
                 <w:rFonts w:hint="eastAsia"/>
               </w:rPr>
-              <w:lastRenderedPageBreak/>
               <w:t>閲覧者側の既存実効権限と公開元施設設定の両方が必要</w:t>
             </w:r>
           </w:p>
@@ -10457,7 +10490,7 @@
           <w:rFonts w:hint="eastAsia"/>
         </w:rPr>
       </w:pPr>
-      <w:bookmarkStart w:id="17" w:name="_Toc230015111"/>
+      <w:bookmarkStart w:id="17" w:name="_Toc231036111"/>
       <w:r>
         <w:rPr>
           <w:rFonts w:hint="eastAsia"/>
@@ -10473,7 +10506,7 @@
           <w:rFonts w:hint="eastAsia"/>
         </w:rPr>
       </w:pPr>
-      <w:bookmarkStart w:id="18" w:name="_Toc230015112"/>
+      <w:bookmarkStart w:id="18" w:name="_Toc231036112"/>
       <w:r>
         <w:rPr>
           <w:rFonts w:hint="eastAsia"/>
@@ -10731,7 +10764,7 @@
           <w:rFonts w:hint="eastAsia"/>
         </w:rPr>
       </w:pPr>
-      <w:bookmarkStart w:id="19" w:name="_Toc230015113"/>
+      <w:bookmarkStart w:id="19" w:name="_Toc231036113"/>
       <w:r>
         <w:rPr>
           <w:rFonts w:hint="eastAsia"/>
@@ -10935,6 +10968,7 @@
               <w:rPr>
                 <w:rFonts w:hint="eastAsia"/>
               </w:rPr>
+              <w:lastRenderedPageBreak/>
               <w:t>ログアウト</w:t>
             </w:r>
           </w:p>
@@ -11029,20 +11063,20 @@
               <w:rPr>
                 <w:rFonts w:hint="eastAsia"/>
               </w:rPr>
-              <w:t>リフレッシュトークンでアクセストークンを再発行する</w:t>
-            </w:r>
-          </w:p>
-        </w:tc>
-        <w:tc>
-          <w:tcPr>
-            <w:tcW w:w="1000" w:type="pct"/>
-          </w:tcPr>
-          <w:p>
-            <w:r>
-              <w:rPr>
-                <w:rFonts w:hint="eastAsia"/>
-              </w:rPr>
-              <w:t>不要</w:t>
+              <w:t>remember token cookie を検証してアクセストークンを再発行する</w:t>
+            </w:r>
+          </w:p>
+        </w:tc>
+        <w:tc>
+          <w:tcPr>
+            <w:tcW w:w="1000" w:type="pct"/>
+          </w:tcPr>
+          <w:p>
+            <w:r>
+              <w:rPr>
+                <w:rFonts w:hint="eastAsia"/>
+              </w:rPr>
+              <w:t>不要（remember token cookie 必須）</w:t>
             </w:r>
           </w:p>
         </w:tc>
@@ -11151,27 +11185,19 @@
               <w:rPr>
                 <w:rFonts w:hint="eastAsia"/>
               </w:rPr>
-              <w:t xml:space="preserve">選択施設に対する実効 feature </w:t>
-            </w:r>
-            <w:r>
-              <w:rPr>
-                <w:rFonts w:hint="eastAsia"/>
-              </w:rPr>
-              <w:lastRenderedPageBreak/>
-              <w:t>/ column を取得する</w:t>
-            </w:r>
-          </w:p>
-        </w:tc>
-        <w:tc>
-          <w:tcPr>
-            <w:tcW w:w="1000" w:type="pct"/>
-          </w:tcPr>
-          <w:p>
-            <w:r>
-              <w:rPr>
-                <w:rFonts w:hint="eastAsia"/>
-              </w:rPr>
-              <w:lastRenderedPageBreak/>
+              <w:t>選択施設に対する実効 feature / column を取得する</w:t>
+            </w:r>
+          </w:p>
+        </w:tc>
+        <w:tc>
+          <w:tcPr>
+            <w:tcW w:w="1000" w:type="pct"/>
+          </w:tcPr>
+          <w:p>
+            <w:r>
+              <w:rPr>
+                <w:rFonts w:hint="eastAsia"/>
+              </w:rPr>
               <w:t>要</w:t>
             </w:r>
           </w:p>
@@ -11369,7 +11395,7 @@
           <w:rFonts w:hint="eastAsia"/>
         </w:rPr>
       </w:pPr>
-      <w:bookmarkStart w:id="20" w:name="_Toc230015114"/>
+      <w:bookmarkStart w:id="20" w:name="_Toc231036114"/>
       <w:r>
         <w:rPr>
           <w:rFonts w:hint="eastAsia"/>
@@ -11385,7 +11411,7 @@
           <w:rFonts w:hint="eastAsia"/>
         </w:rPr>
       </w:pPr>
-      <w:bookmarkStart w:id="21" w:name="_Toc230015115"/>
+      <w:bookmarkStart w:id="21" w:name="_Toc231036115"/>
       <w:r>
         <w:rPr>
           <w:rFonts w:hint="eastAsia"/>
@@ -11404,7 +11430,7 @@
         <w:rPr>
           <w:rFonts w:hint="eastAsia"/>
         </w:rPr>
-        <w:t>メールアドレスとパスワードで利用者認証を行い、アクセストークン／リフレッシュトークンを発行する。</w:t>
+        <w:t>メールアドレスとパスワードで利用者認証を行い、アクセストークンを発行する。`rememberMe=true` の場合は current device 用の remember token を cookie として発行する。</w:t>
       </w:r>
     </w:p>
     <w:p>
@@ -11428,6 +11454,7 @@
     </w:p>
     <w:p>
       <w:r>
+        <w:lastRenderedPageBreak/>
         <w:t>Path: /auth/login</w:t>
       </w:r>
     </w:p>
@@ -11451,7 +11478,7 @@
           <w:rFonts w:hint="eastAsia"/>
         </w:rPr>
       </w:pPr>
-      <w:bookmarkStart w:id="22" w:name="_Toc230015116"/>
+      <w:bookmarkStart w:id="22" w:name="_Toc231036116"/>
       <w:r>
         <w:rPr>
           <w:rFonts w:hint="eastAsia"/>
@@ -11713,152 +11740,192 @@
         <w:rPr>
           <w:rFonts w:hint="eastAsia"/>
         </w:rPr>
+        <w:t>権限チェック</w:t>
+      </w:r>
+    </w:p>
+    <w:p>
+      <w:pPr>
+        <w:rPr>
+          <w:rFonts w:hint="eastAsia"/>
+        </w:rPr>
+      </w:pPr>
+      <w:r>
+        <w:rPr>
+          <w:rFonts w:hint="eastAsia"/>
+        </w:rPr>
+        <w:t>`auth_login` は `SYSTEM_FIXED` の認証前提機能であり、施設・ユーザー権限設定では制御しない</w:t>
+      </w:r>
+    </w:p>
+    <w:p>
+      <w:pPr>
+        <w:rPr>
+          <w:rFonts w:hint="eastAsia"/>
+        </w:rPr>
+      </w:pPr>
+      <w:r>
+        <w:rPr>
+          <w:rFonts w:hint="eastAsia"/>
+        </w:rPr>
+        <w:t>`users.is_active=true` かつ `locked_at IS NULL` のアカウントのみ認証成功とする</w:t>
+      </w:r>
+    </w:p>
+    <w:p>
+      <w:pPr>
+        <w:pStyle w:val="4"/>
+        <w:rPr>
+          <w:rFonts w:hint="eastAsia"/>
+        </w:rPr>
+      </w:pPr>
+      <w:r>
+        <w:rPr>
+          <w:rFonts w:hint="eastAsia"/>
+        </w:rPr>
+        <w:t>処理仕様</w:t>
+      </w:r>
+    </w:p>
+    <w:p>
+      <w:pPr>
+        <w:rPr>
+          <w:rFonts w:hint="eastAsia"/>
+        </w:rPr>
+      </w:pPr>
+      <w:r>
+        <w:rPr>
+          <w:rFonts w:hint="eastAsia"/>
+        </w:rPr>
+        <w:t>`users.email_address` で対象ユーザーを特定し、`password_hash` と入力パスワードを照合する</w:t>
+      </w:r>
+    </w:p>
+    <w:p>
+      <w:pPr>
+        <w:rPr>
+          <w:rFonts w:hint="eastAsia"/>
+        </w:rPr>
+      </w:pPr>
+      <w:r>
+        <w:rPr>
+          <w:rFonts w:hint="eastAsia"/>
+        </w:rPr>
+        <w:t>認証成功時はアクセストークンを発行し、`users.last_login_at` を更新する</w:t>
+      </w:r>
+    </w:p>
+    <w:p>
+      <w:pPr>
+        <w:rPr>
+          <w:rFonts w:hint="eastAsia"/>
+        </w:rPr>
+      </w:pPr>
+      <w:r>
+        <w:rPr>
+          <w:rFonts w:hint="eastAsia"/>
+        </w:rPr>
+        <w:t>`rememberMe=true` の場合は `user_remember_tokens` に current device のログイン状態保持用 remember token を発行または更新する</w:t>
+      </w:r>
+    </w:p>
+    <w:p>
+      <w:pPr>
+        <w:rPr>
+          <w:rFonts w:hint="eastAsia"/>
+        </w:rPr>
+      </w:pPr>
+      <w:r>
+        <w:rPr>
+          <w:rFonts w:hint="eastAsia"/>
+        </w:rPr>
+        <w:t>remember token は平文を保持せず、ハッシュ化した値を `user_remember_tokens` へ保存する</w:t>
+      </w:r>
+    </w:p>
+    <w:p>
+      <w:pPr>
+        <w:rPr>
+          <w:rFonts w:hint="eastAsia"/>
+        </w:rPr>
+      </w:pPr>
+      <w:r>
+        <w:rPr>
+          <w:rFonts w:hint="eastAsia"/>
+        </w:rPr>
+        <w:t>クライアント側には remember token を `Set-Cookie` で `HttpOnly` / `Secure` / `SameSite=Lax` cookie として設定し、レスポンスボディには含めない</w:t>
+      </w:r>
+    </w:p>
+    <w:p>
+      <w:pPr>
+        <w:rPr>
+          <w:rFonts w:hint="eastAsia"/>
+        </w:rPr>
+      </w:pPr>
+      <w:r>
+        <w:rPr>
+          <w:rFonts w:hint="eastAsia"/>
+        </w:rPr>
+        <w:t>`rememberMe=false` の場合は remember token を新規発行せず、既存の remember token cookie が同一 device に存在する場合は削除し、対応する `user_remember_tokens` も失効対象とする</w:t>
+      </w:r>
+    </w:p>
+    <w:p>
+      <w:pPr>
+        <w:rPr>
+          <w:rFonts w:hint="eastAsia"/>
+        </w:rPr>
+      </w:pPr>
+      <w:r>
+        <w:rPr>
+          <w:rFonts w:hint="eastAsia"/>
+        </w:rPr>
+        <w:t>次回アクセス時またはアクセストークン期限切れ時に有効な remember token が存在する場合は、`/auth/refresh` でアクセストークン再発行を試みる</w:t>
+      </w:r>
+    </w:p>
+    <w:p>
+      <w:pPr>
+        <w:rPr>
+          <w:rFonts w:hint="eastAsia"/>
+        </w:rPr>
+      </w:pPr>
+      <w:r>
+        <w:rPr>
+          <w:rFonts w:hint="eastAsia"/>
+        </w:rPr>
+        <w:t>作業対象施設の確定や `feature_code` / `column_code` の返却は本 API では行わず、後続の `/auth/me` と `/auth/context` で解決する</w:t>
+      </w:r>
+    </w:p>
+    <w:p>
+      <w:pPr>
+        <w:pStyle w:val="4"/>
+        <w:rPr>
+          <w:rFonts w:hint="eastAsia"/>
+        </w:rPr>
+      </w:pPr>
+      <w:r>
+        <w:rPr>
+          <w:rFonts w:hint="eastAsia"/>
+        </w:rPr>
         <w:lastRenderedPageBreak/>
-        <w:t>権限チェック</w:t>
-      </w:r>
-    </w:p>
-    <w:p>
-      <w:pPr>
-        <w:rPr>
-          <w:rFonts w:hint="eastAsia"/>
-        </w:rPr>
-      </w:pPr>
-      <w:r>
-        <w:rPr>
-          <w:rFonts w:hint="eastAsia"/>
-        </w:rPr>
-        <w:t>`auth_login` は `SYSTEM_FIXED` の認証前提機能であり、施設・ユーザー権限設定では制御しない</w:t>
-      </w:r>
-    </w:p>
-    <w:p>
-      <w:pPr>
-        <w:rPr>
-          <w:rFonts w:hint="eastAsia"/>
-        </w:rPr>
-      </w:pPr>
-      <w:r>
-        <w:rPr>
-          <w:rFonts w:hint="eastAsia"/>
-        </w:rPr>
-        <w:t>`users.is_active=true` かつ `locked_at IS NULL` のアカウントのみ認証成功とする</w:t>
-      </w:r>
-    </w:p>
-    <w:p>
-      <w:pPr>
-        <w:pStyle w:val="4"/>
-        <w:rPr>
-          <w:rFonts w:hint="eastAsia"/>
-        </w:rPr>
-      </w:pPr>
-      <w:r>
-        <w:rPr>
-          <w:rFonts w:hint="eastAsia"/>
-        </w:rPr>
-        <w:t>処理仕様</w:t>
-      </w:r>
-    </w:p>
-    <w:p>
-      <w:pPr>
-        <w:rPr>
-          <w:rFonts w:hint="eastAsia"/>
-        </w:rPr>
-      </w:pPr>
-      <w:r>
-        <w:rPr>
-          <w:rFonts w:hint="eastAsia"/>
-        </w:rPr>
-        <w:t>`users.email_address` で対象ユーザーを特定し、`password_hash` と入力パスワードを照合する</w:t>
-      </w:r>
-    </w:p>
-    <w:p>
-      <w:pPr>
-        <w:rPr>
-          <w:rFonts w:hint="eastAsia"/>
-        </w:rPr>
-      </w:pPr>
-      <w:r>
-        <w:rPr>
-          <w:rFonts w:hint="eastAsia"/>
-        </w:rPr>
-        <w:t>認証成功時はアクセストークン／リフレッシュトークンを発行し、`users.last_login_at` を更新する</w:t>
-      </w:r>
-    </w:p>
-    <w:p>
-      <w:pPr>
-        <w:rPr>
-          <w:rFonts w:hint="eastAsia"/>
-        </w:rPr>
-      </w:pPr>
-      <w:r>
-        <w:rPr>
-          <w:rFonts w:hint="eastAsia"/>
-        </w:rPr>
-        <w:t>`rememberMe=true` の場合は `user_remember_tokens` に current device のログイン状態保持用トークンを発行または更新する</w:t>
-      </w:r>
-    </w:p>
-    <w:p>
-      <w:pPr>
-        <w:rPr>
-          <w:rFonts w:hint="eastAsia"/>
-        </w:rPr>
-      </w:pPr>
-      <w:r>
-        <w:rPr>
-          <w:rFonts w:hint="eastAsia"/>
-        </w:rPr>
-        <w:t>remember token は平文を保持せず、ハッシュ化した値を `user_remember_tokens` へ保存する</w:t>
-      </w:r>
-    </w:p>
-    <w:p>
-      <w:pPr>
-        <w:rPr>
-          <w:rFonts w:hint="eastAsia"/>
-        </w:rPr>
-      </w:pPr>
-      <w:r>
-        <w:rPr>
-          <w:rFonts w:hint="eastAsia"/>
-        </w:rPr>
-        <w:t>クライアント側には remember token を `HttpOnly` / `Secure` / `SameSite=Lax` cookie として設定する</w:t>
-      </w:r>
-    </w:p>
-    <w:p>
-      <w:pPr>
-        <w:rPr>
-          <w:rFonts w:hint="eastAsia"/>
-        </w:rPr>
-      </w:pPr>
-      <w:r>
-        <w:rPr>
-          <w:rFonts w:hint="eastAsia"/>
-        </w:rPr>
-        <w:t>`rememberMe=false` の場合は記憶トークンを新規発行しない</w:t>
-      </w:r>
-    </w:p>
-    <w:p>
-      <w:pPr>
-        <w:rPr>
-          <w:rFonts w:hint="eastAsia"/>
-        </w:rPr>
-      </w:pPr>
-      <w:r>
-        <w:rPr>
-          <w:rFonts w:hint="eastAsia"/>
-        </w:rPr>
-        <w:t>次回アクセス時に有効な remember token が存在する場合は、認証基盤側で current device のセッション再開を試みる</w:t>
-      </w:r>
-    </w:p>
-    <w:p>
-      <w:pPr>
-        <w:rPr>
-          <w:rFonts w:hint="eastAsia"/>
-        </w:rPr>
-      </w:pPr>
-      <w:r>
-        <w:rPr>
-          <w:rFonts w:hint="eastAsia"/>
-        </w:rPr>
-        <w:t>作業対象施設の確定や `feature_code` / `column_code` の返却は本 API では行わず、後続の `/auth/me` と `/auth/context` で解決する</w:t>
+        <w:t>Cookie 設定</w:t>
+      </w:r>
+    </w:p>
+    <w:p>
+      <w:pPr>
+        <w:rPr>
+          <w:rFonts w:hint="eastAsia"/>
+        </w:rPr>
+      </w:pPr>
+      <w:r>
+        <w:rPr>
+          <w:rFonts w:hint="eastAsia"/>
+        </w:rPr>
+        <w:t>remember token cookie は `HttpOnly`、`Secure`、`SameSite=Lax`、`Path=/auth` を基本属性とし、`Max-Age` または `Expires` は `user_remember_tokens.expires_at` と整合させる</w:t>
+      </w:r>
+    </w:p>
+    <w:p>
+      <w:pPr>
+        <w:rPr>
+          <w:rFonts w:hint="eastAsia"/>
+        </w:rPr>
+      </w:pPr>
+      <w:r>
+        <w:rPr>
+          <w:rFonts w:hint="eastAsia"/>
+        </w:rPr>
+        <w:t>cookie 名、`Domain` の有無、具体的な有効期間は認証基盤の環境設定で定義し、削除時は発行時と同じ `Path` / `Domain` 属性で期限切れ cookie を返す</w:t>
       </w:r>
     </w:p>
     <w:p>
@@ -11868,7 +11935,7 @@
           <w:rFonts w:hint="eastAsia"/>
         </w:rPr>
       </w:pPr>
-      <w:bookmarkStart w:id="23" w:name="_Toc230015117"/>
+      <w:bookmarkStart w:id="23" w:name="_Toc231036117"/>
       <w:r>
         <w:rPr>
           <w:rFonts w:hint="eastAsia"/>
@@ -12034,51 +12101,6 @@
           </w:tcPr>
           <w:p>
             <w:r>
-              <w:t>refreshToken</w:t>
-            </w:r>
-          </w:p>
-        </w:tc>
-        <w:tc>
-          <w:tcPr>
-            <w:tcW w:w="1250" w:type="pct"/>
-          </w:tcPr>
-          <w:p>
-            <w:r>
-              <w:t>string</w:t>
-            </w:r>
-          </w:p>
-        </w:tc>
-        <w:tc>
-          <w:tcPr>
-            <w:tcW w:w="1250" w:type="pct"/>
-          </w:tcPr>
-          <w:p>
-            <w:r>
-              <w:t>✓</w:t>
-            </w:r>
-          </w:p>
-        </w:tc>
-        <w:tc>
-          <w:tcPr>
-            <w:tcW w:w="1250" w:type="pct"/>
-          </w:tcPr>
-          <w:p>
-            <w:r>
-              <w:rPr>
-                <w:rFonts w:hint="eastAsia"/>
-              </w:rPr>
-              <w:t>リフレッシュトークン</w:t>
-            </w:r>
-          </w:p>
-        </w:tc>
-      </w:tr>
-      <w:tr>
-        <w:tc>
-          <w:tcPr>
-            <w:tcW w:w="1250" w:type="pct"/>
-          </w:tcPr>
-          <w:p>
-            <w:r>
               <w:t>tokenType</w:t>
             </w:r>
           </w:p>
@@ -12126,7 +12148,7 @@
           <w:rFonts w:hint="eastAsia"/>
         </w:rPr>
       </w:pPr>
-      <w:bookmarkStart w:id="24" w:name="_Toc230015118"/>
+      <w:bookmarkStart w:id="24" w:name="_Toc231036118"/>
       <w:r>
         <w:rPr>
           <w:rFonts w:hint="eastAsia"/>
@@ -12295,7 +12317,6 @@
           </w:tcPr>
           <w:p>
             <w:r>
-              <w:lastRenderedPageBreak/>
               <w:t>401</w:t>
             </w:r>
           </w:p>
@@ -12403,7 +12424,7 @@
           <w:rFonts w:hint="eastAsia"/>
         </w:rPr>
       </w:pPr>
-      <w:bookmarkStart w:id="25" w:name="_Toc230015119"/>
+      <w:bookmarkStart w:id="25" w:name="_Toc231036119"/>
       <w:r>
         <w:rPr>
           <w:rFonts w:hint="eastAsia"/>
@@ -12459,7 +12480,7 @@
         <w:rPr>
           <w:rFonts w:hint="eastAsia"/>
         </w:rPr>
-        <w:t>認証: 要（Bearer）</w:t>
+        <w:t>認証: 要（Bearer または remember token cookie）</w:t>
       </w:r>
     </w:p>
     <w:p>
@@ -12486,7 +12507,7 @@
         <w:rPr>
           <w:rFonts w:hint="eastAsia"/>
         </w:rPr>
-        <w:t>認証済みセッションであること</w:t>
+        <w:t>認証済みセッション、または有効な remember token cookie に紐づく current device であること</w:t>
       </w:r>
     </w:p>
     <w:p>
@@ -12500,6 +12521,7 @@
         <w:rPr>
           <w:rFonts w:hint="eastAsia"/>
         </w:rPr>
+        <w:lastRenderedPageBreak/>
         <w:t>処理仕様</w:t>
       </w:r>
     </w:p>
@@ -12513,20 +12535,7 @@
         <w:rPr>
           <w:rFonts w:hint="eastAsia"/>
         </w:rPr>
-        <w:t>Authorization ヘッダーで識別される current device の現在セッションを失効対象とする</w:t>
-      </w:r>
-    </w:p>
-    <w:p>
-      <w:pPr>
-        <w:rPr>
-          <w:rFonts w:hint="eastAsia"/>
-        </w:rPr>
-      </w:pPr>
-      <w:r>
-        <w:rPr>
-          <w:rFonts w:hint="eastAsia"/>
-        </w:rPr>
-        <w:t>同一 device に紐づくリフレッシュトークンも同時に失効させる</w:t>
+        <w:t>Authorization ヘッダーまたは remember token cookie で識別される current device の現在セッションを失効対象とする</w:t>
       </w:r>
     </w:p>
     <w:p>
@@ -12552,6 +12561,32 @@
         <w:rPr>
           <w:rFonts w:hint="eastAsia"/>
         </w:rPr>
+        <w:t>remember token cookie が存在する場合は、発行時と同じ `Path` / `Domain` 属性で期限切れ cookie を返して削除する</w:t>
+      </w:r>
+    </w:p>
+    <w:p>
+      <w:pPr>
+        <w:rPr>
+          <w:rFonts w:hint="eastAsia"/>
+        </w:rPr>
+      </w:pPr>
+      <w:r>
+        <w:rPr>
+          <w:rFonts w:hint="eastAsia"/>
+        </w:rPr>
+        <w:t>remember token cookie が不正または期限切れの場合も、期限切れ cookie を返してクライアント側の cookie を削除する</w:t>
+      </w:r>
+    </w:p>
+    <w:p>
+      <w:pPr>
+        <w:rPr>
+          <w:rFonts w:hint="eastAsia"/>
+        </w:rPr>
+      </w:pPr>
+      <w:r>
+        <w:rPr>
+          <w:rFonts w:hint="eastAsia"/>
+        </w:rPr>
         <w:t>他 device のセッションやトークンは本 API の失効対象に含めない</w:t>
       </w:r>
     </w:p>
@@ -12562,7 +12597,7 @@
           <w:rFonts w:hint="eastAsia"/>
         </w:rPr>
       </w:pPr>
-      <w:bookmarkStart w:id="26" w:name="_Toc230015120"/>
+      <w:bookmarkStart w:id="26" w:name="_Toc231036120"/>
       <w:r>
         <w:rPr>
           <w:rFonts w:hint="eastAsia"/>
@@ -12591,7 +12626,7 @@
           <w:rFonts w:hint="eastAsia"/>
         </w:rPr>
       </w:pPr>
-      <w:bookmarkStart w:id="27" w:name="_Toc230015121"/>
+      <w:bookmarkStart w:id="27" w:name="_Toc231036121"/>
       <w:r>
         <w:rPr>
           <w:rFonts w:hint="eastAsia"/>
@@ -12797,12 +12832,11 @@
           <w:rFonts w:hint="eastAsia"/>
         </w:rPr>
       </w:pPr>
-      <w:bookmarkStart w:id="28" w:name="_Toc230015122"/>
-      <w:r>
-        <w:rPr>
-          <w:rFonts w:hint="eastAsia"/>
-        </w:rPr>
-        <w:lastRenderedPageBreak/>
+      <w:bookmarkStart w:id="28" w:name="_Toc231036122"/>
+      <w:r>
+        <w:rPr>
+          <w:rFonts w:hint="eastAsia"/>
+        </w:rPr>
         <w:t>トークン再発行（/auth/refresh）</w:t>
       </w:r>
       <w:bookmarkEnd w:id="28"/>
@@ -12817,7 +12851,7 @@
         <w:rPr>
           <w:rFonts w:hint="eastAsia"/>
         </w:rPr>
-        <w:t>リフレッシュトークンを用いてアクセストークンを再発行する。</w:t>
+        <w:t>HttpOnly cookie の remember token を用いてアクセストークンを再発行する。</w:t>
       </w:r>
     </w:p>
     <w:p>
@@ -12854,7 +12888,7 @@
         <w:rPr>
           <w:rFonts w:hint="eastAsia"/>
         </w:rPr>
-        <w:t>認証: 不要</w:t>
+        <w:t>認証: 不要（remember token cookie 必須）</w:t>
       </w:r>
     </w:p>
     <w:p>
@@ -12864,12 +12898,12 @@
           <w:rFonts w:hint="eastAsia"/>
         </w:rPr>
       </w:pPr>
-      <w:bookmarkStart w:id="29" w:name="_Toc230015123"/>
-      <w:r>
-        <w:rPr>
-          <w:rFonts w:hint="eastAsia"/>
-        </w:rPr>
-        <w:t>リクエストボディ（AuthRefreshRequest）</w:t>
+      <w:bookmarkStart w:id="29" w:name="_Toc231036123"/>
+      <w:r>
+        <w:rPr>
+          <w:rFonts w:hint="eastAsia"/>
+        </w:rPr>
+        <w:t>リクエストボディ（なし）</w:t>
       </w:r>
       <w:bookmarkEnd w:id="29"/>
     </w:p>
@@ -12985,40 +13019,47 @@
           </w:tcPr>
           <w:p>
             <w:r>
-              <w:t>refreshToken</w:t>
-            </w:r>
-          </w:p>
-        </w:tc>
-        <w:tc>
-          <w:tcPr>
-            <w:tcW w:w="1250" w:type="pct"/>
-          </w:tcPr>
-          <w:p>
-            <w:r>
-              <w:t>string</w:t>
-            </w:r>
-          </w:p>
-        </w:tc>
-        <w:tc>
-          <w:tcPr>
-            <w:tcW w:w="1250" w:type="pct"/>
-          </w:tcPr>
-          <w:p>
-            <w:r>
-              <w:t>✓</w:t>
-            </w:r>
-          </w:p>
-        </w:tc>
-        <w:tc>
-          <w:tcPr>
-            <w:tcW w:w="1250" w:type="pct"/>
-          </w:tcPr>
-          <w:p>
-            <w:r>
-              <w:rPr>
-                <w:rFonts w:hint="eastAsia"/>
-              </w:rPr>
-              <w:t>再発行対象のリフレッシュトークン</w:t>
+              <w:t>-</w:t>
+            </w:r>
+          </w:p>
+        </w:tc>
+        <w:tc>
+          <w:tcPr>
+            <w:tcW w:w="1250" w:type="pct"/>
+          </w:tcPr>
+          <w:p>
+            <w:r>
+              <w:t>-</w:t>
+            </w:r>
+          </w:p>
+        </w:tc>
+        <w:tc>
+          <w:tcPr>
+            <w:tcW w:w="1250" w:type="pct"/>
+          </w:tcPr>
+          <w:p>
+            <w:r>
+              <w:t>-</w:t>
+            </w:r>
+          </w:p>
+        </w:tc>
+        <w:tc>
+          <w:tcPr>
+            <w:tcW w:w="1250" w:type="pct"/>
+          </w:tcPr>
+          <w:p>
+            <w:r>
+              <w:rPr>
+                <w:rFonts w:hint="eastAsia"/>
+              </w:rPr>
+              <w:t xml:space="preserve">リクエストボディは使用しない。再発行対象の </w:t>
+            </w:r>
+            <w:r>
+              <w:rPr>
+                <w:rFonts w:hint="eastAsia"/>
+              </w:rPr>
+              <w:lastRenderedPageBreak/>
+              <w:t>remember token は `HttpOnly` cookie から取得する</w:t>
             </w:r>
           </w:p>
         </w:tc>
@@ -13049,7 +13090,33 @@
         <w:rPr>
           <w:rFonts w:hint="eastAsia"/>
         </w:rPr>
-        <w:t>リフレッシュトークンの有効性を検証する</w:t>
+        <w:t>remember token cookie が存在することを確認する</w:t>
+      </w:r>
+    </w:p>
+    <w:p>
+      <w:pPr>
+        <w:rPr>
+          <w:rFonts w:hint="eastAsia"/>
+        </w:rPr>
+      </w:pPr>
+      <w:r>
+        <w:rPr>
+          <w:rFonts w:hint="eastAsia"/>
+        </w:rPr>
+        <w:t>受信した remember token をハッシュ化し、`user_remember_tokens.token` の保存値と照合する</w:t>
+      </w:r>
+    </w:p>
+    <w:p>
+      <w:pPr>
+        <w:rPr>
+          <w:rFonts w:hint="eastAsia"/>
+        </w:rPr>
+      </w:pPr>
+      <w:r>
+        <w:rPr>
+          <w:rFonts w:hint="eastAsia"/>
+        </w:rPr>
+        <w:t>`user_remember_tokens.expires_at` と失効状態を確認し、期限切れまたは失効済みの場合は 401 とし、期限切れ cookie を返して削除する</w:t>
       </w:r>
     </w:p>
     <w:p>
@@ -13088,7 +13155,33 @@
         <w:rPr>
           <w:rFonts w:hint="eastAsia"/>
         </w:rPr>
-        <w:t>リフレッシュトークンのローテーション方式を採る場合は、更新後トークンを返却する</w:t>
+        <w:t>再発行成功時は `user_remember_tokens.last_used_at` を更新する</w:t>
+      </w:r>
+    </w:p>
+    <w:p>
+      <w:pPr>
+        <w:rPr>
+          <w:rFonts w:hint="eastAsia"/>
+        </w:rPr>
+      </w:pPr>
+      <w:r>
+        <w:rPr>
+          <w:rFonts w:hint="eastAsia"/>
+        </w:rPr>
+        <w:t>remember token をローテーションする場合は、更新後トークンをレスポンスボディではなく `Set-Cookie` で返し、旧トークンは再利用不可にする</w:t>
+      </w:r>
+    </w:p>
+    <w:p>
+      <w:pPr>
+        <w:rPr>
+          <w:rFonts w:hint="eastAsia"/>
+        </w:rPr>
+      </w:pPr>
+      <w:r>
+        <w:rPr>
+          <w:rFonts w:hint="eastAsia"/>
+        </w:rPr>
+        <w:t>credentialed CORS は信頼済み Origin のみに限定し、必要に応じて `Origin` / `Referer` を検証する</w:t>
       </w:r>
     </w:p>
     <w:p>
@@ -13098,7 +13191,7 @@
           <w:rFonts w:hint="eastAsia"/>
         </w:rPr>
       </w:pPr>
-      <w:bookmarkStart w:id="30" w:name="_Toc230015124"/>
+      <w:bookmarkStart w:id="30" w:name="_Toc231036124"/>
       <w:r>
         <w:rPr>
           <w:rFonts w:hint="eastAsia"/>
@@ -13264,51 +13357,6 @@
           </w:tcPr>
           <w:p>
             <w:r>
-              <w:t>refreshToken</w:t>
-            </w:r>
-          </w:p>
-        </w:tc>
-        <w:tc>
-          <w:tcPr>
-            <w:tcW w:w="1250" w:type="pct"/>
-          </w:tcPr>
-          <w:p>
-            <w:r>
-              <w:t>string</w:t>
-            </w:r>
-          </w:p>
-        </w:tc>
-        <w:tc>
-          <w:tcPr>
-            <w:tcW w:w="1250" w:type="pct"/>
-          </w:tcPr>
-          <w:p>
-            <w:r>
-              <w:t>-</w:t>
-            </w:r>
-          </w:p>
-        </w:tc>
-        <w:tc>
-          <w:tcPr>
-            <w:tcW w:w="1250" w:type="pct"/>
-          </w:tcPr>
-          <w:p>
-            <w:r>
-              <w:rPr>
-                <w:rFonts w:hint="eastAsia"/>
-              </w:rPr>
-              <w:t>ローテーション時の新しいリフレッシュトークン</w:t>
-            </w:r>
-          </w:p>
-        </w:tc>
-      </w:tr>
-      <w:tr>
-        <w:tc>
-          <w:tcPr>
-            <w:tcW w:w="1250" w:type="pct"/>
-          </w:tcPr>
-          <w:p>
-            <w:r>
               <w:t>tokenType</w:t>
             </w:r>
           </w:p>
@@ -13356,7 +13404,7 @@
           <w:rFonts w:hint="eastAsia"/>
         </w:rPr>
       </w:pPr>
-      <w:bookmarkStart w:id="31" w:name="_Toc230015125"/>
+      <w:bookmarkStart w:id="31" w:name="_Toc231036125"/>
       <w:r>
         <w:rPr>
           <w:rFonts w:hint="eastAsia"/>
@@ -13490,7 +13538,6 @@
           </w:tcPr>
           <w:p>
             <w:r>
-              <w:lastRenderedPageBreak/>
               <w:t>400</w:t>
             </w:r>
           </w:p>
@@ -13539,7 +13586,7 @@
               <w:rPr>
                 <w:rFonts w:hint="eastAsia"/>
               </w:rPr>
-              <w:t>リフレッシュトークン不正または失効</w:t>
+              <w:t>remember token 不正、期限切れ、または失効</w:t>
             </w:r>
           </w:p>
         </w:tc>
@@ -13561,6 +13608,7 @@
           </w:tcPr>
           <w:p>
             <w:r>
+              <w:lastRenderedPageBreak/>
               <w:t>500</w:t>
             </w:r>
           </w:p>
@@ -13598,7 +13646,7 @@
           <w:rFonts w:hint="eastAsia"/>
         </w:rPr>
       </w:pPr>
-      <w:bookmarkStart w:id="32" w:name="_Toc230015126"/>
+      <w:bookmarkStart w:id="32" w:name="_Toc231036126"/>
       <w:r>
         <w:rPr>
           <w:rFonts w:hint="eastAsia"/>
@@ -13796,12 +13844,11 @@
           <w:rFonts w:hint="eastAsia"/>
         </w:rPr>
       </w:pPr>
-      <w:bookmarkStart w:id="33" w:name="_Toc230015127"/>
-      <w:r>
-        <w:rPr>
-          <w:rFonts w:hint="eastAsia"/>
-        </w:rPr>
-        <w:lastRenderedPageBreak/>
+      <w:bookmarkStart w:id="33" w:name="_Toc231036127"/>
+      <w:r>
+        <w:rPr>
+          <w:rFonts w:hint="eastAsia"/>
+        </w:rPr>
         <w:t>レスポンス（200：AuthMeResponse）</w:t>
       </w:r>
       <w:bookmarkEnd w:id="33"/>
@@ -14053,6 +14100,7 @@
           </w:tcPr>
           <w:p>
             <w:r>
+              <w:lastRenderedPageBreak/>
               <w:t>accountType</w:t>
             </w:r>
           </w:p>
@@ -14713,7 +14761,7 @@
           <w:rFonts w:hint="eastAsia"/>
         </w:rPr>
       </w:pPr>
-      <w:bookmarkStart w:id="34" w:name="_Toc230015128"/>
+      <w:bookmarkStart w:id="34" w:name="_Toc231036128"/>
       <w:r>
         <w:rPr>
           <w:rFonts w:hint="eastAsia"/>
@@ -14919,7 +14967,7 @@
           <w:rFonts w:hint="eastAsia"/>
         </w:rPr>
       </w:pPr>
-      <w:bookmarkStart w:id="35" w:name="_Toc230015129"/>
+      <w:bookmarkStart w:id="35" w:name="_Toc231036129"/>
       <w:r>
         <w:rPr>
           <w:rFonts w:hint="eastAsia"/>
@@ -14952,30 +15000,30 @@
         <w:rPr>
           <w:rFonts w:hint="eastAsia"/>
         </w:rPr>
+        <w:t>エンドポイント</w:t>
+      </w:r>
+    </w:p>
+    <w:p>
+      <w:r>
+        <w:t>Method: GET</w:t>
+      </w:r>
+    </w:p>
+    <w:p>
+      <w:r>
+        <w:t>Path: /auth/context</w:t>
+      </w:r>
+    </w:p>
+    <w:p>
+      <w:pPr>
+        <w:rPr>
+          <w:rFonts w:hint="eastAsia"/>
+        </w:rPr>
+      </w:pPr>
+      <w:r>
+        <w:rPr>
+          <w:rFonts w:hint="eastAsia"/>
+        </w:rPr>
         <w:lastRenderedPageBreak/>
-        <w:t>エンドポイント</w:t>
-      </w:r>
-    </w:p>
-    <w:p>
-      <w:r>
-        <w:t>Method: GET</w:t>
-      </w:r>
-    </w:p>
-    <w:p>
-      <w:r>
-        <w:t>Path: /auth/context</w:t>
-      </w:r>
-    </w:p>
-    <w:p>
-      <w:pPr>
-        <w:rPr>
-          <w:rFonts w:hint="eastAsia"/>
-        </w:rPr>
-      </w:pPr>
-      <w:r>
-        <w:rPr>
-          <w:rFonts w:hint="eastAsia"/>
-        </w:rPr>
         <w:t>認証: 要（Bearer）</w:t>
       </w:r>
     </w:p>
@@ -14986,7 +15034,7 @@
           <w:rFonts w:hint="eastAsia"/>
         </w:rPr>
       </w:pPr>
-      <w:bookmarkStart w:id="36" w:name="_Toc230015130"/>
+      <w:bookmarkStart w:id="36" w:name="_Toc231036130"/>
       <w:r>
         <w:rPr>
           <w:rFonts w:hint="eastAsia"/>
@@ -15358,33 +15406,33 @@
         <w:rPr>
           <w:rFonts w:hint="eastAsia"/>
         </w:rPr>
+        <w:t>Phase1では `normal_ship_request` / `lending_in_use_used` は `config_scope='FACILITY_USER'` として `facility_feature_settings.is_enabled=true` かつ `user_facility_feature_settings.is_enabled=true` の場合だけ返却候補に含める</w:t>
+      </w:r>
+    </w:p>
+    <w:p>
+      <w:pPr>
+        <w:rPr>
+          <w:rFonts w:hint="eastAsia"/>
+        </w:rPr>
+      </w:pPr>
+      <w:r>
+        <w:rPr>
+          <w:rFonts w:hint="eastAsia"/>
+        </w:rPr>
+        <w:t>`lending_in_use_used` は施設提供設定とユーザー施設別設定が有効であっても、同一担当施設で `lending_checkout` の実効権限が成立しない場合は `featureCodes` から除外する</w:t>
+      </w:r>
+    </w:p>
+    <w:p>
+      <w:pPr>
+        <w:rPr>
+          <w:rFonts w:hint="eastAsia"/>
+        </w:rPr>
+      </w:pPr>
+      <w:r>
+        <w:rPr>
+          <w:rFonts w:hint="eastAsia"/>
+        </w:rPr>
         <w:lastRenderedPageBreak/>
-        <w:t>Phase1では `normal_ship_request` / `lending_in_use_used` は `config_scope='FACILITY_USER'` として `facility_feature_settings.is_enabled=true` かつ `user_facility_feature_settings.is_enabled=true` の場合だけ返却候補に含める</w:t>
-      </w:r>
-    </w:p>
-    <w:p>
-      <w:pPr>
-        <w:rPr>
-          <w:rFonts w:hint="eastAsia"/>
-        </w:rPr>
-      </w:pPr>
-      <w:r>
-        <w:rPr>
-          <w:rFonts w:hint="eastAsia"/>
-        </w:rPr>
-        <w:t>`lending_in_use_used` は施設提供設定とユーザー施設別設定が有効であっても、同一担当施設で `lending_checkout` の実効権限が成立しない場合は `featureCodes` から除外する</w:t>
-      </w:r>
-    </w:p>
-    <w:p>
-      <w:pPr>
-        <w:rPr>
-          <w:rFonts w:hint="eastAsia"/>
-        </w:rPr>
-      </w:pPr>
-      <w:r>
-        <w:rPr>
-          <w:rFonts w:hint="eastAsia"/>
-        </w:rPr>
         <w:t>`facility_column_settings` と `user_facility_column_settings` の両方が `is_enabled=true` で、かつ `related_feature_code` が有効な `column_code` を実効カラムとして返す</w:t>
       </w:r>
     </w:p>
@@ -15434,7 +15482,7 @@
           <w:rFonts w:hint="eastAsia"/>
         </w:rPr>
       </w:pPr>
-      <w:bookmarkStart w:id="37" w:name="_Toc230015131"/>
+      <w:bookmarkStart w:id="37" w:name="_Toc231036131"/>
       <w:r>
         <w:rPr>
           <w:rFonts w:hint="eastAsia"/>
@@ -15737,7 +15785,7 @@
           <w:rFonts w:hint="eastAsia"/>
         </w:rPr>
       </w:pPr>
-      <w:bookmarkStart w:id="38" w:name="_Toc230015132"/>
+      <w:bookmarkStart w:id="38" w:name="_Toc231036132"/>
       <w:r>
         <w:rPr>
           <w:rFonts w:hint="eastAsia"/>
@@ -15976,7 +16024,6 @@
           </w:tcPr>
           <w:p>
             <w:r>
-              <w:lastRenderedPageBreak/>
               <w:t>404</w:t>
             </w:r>
           </w:p>
@@ -16049,11 +16096,12 @@
           <w:rFonts w:hint="eastAsia"/>
         </w:rPr>
       </w:pPr>
-      <w:bookmarkStart w:id="39" w:name="_Toc230015133"/>
-      <w:r>
-        <w:rPr>
-          <w:rFonts w:hint="eastAsia"/>
-        </w:rPr>
+      <w:bookmarkStart w:id="39" w:name="_Toc231036133"/>
+      <w:r>
+        <w:rPr>
+          <w:rFonts w:hint="eastAsia"/>
+        </w:rPr>
+        <w:lastRenderedPageBreak/>
         <w:t>パスワード再設定申請（/auth/password/forgot）</w:t>
       </w:r>
       <w:bookmarkEnd w:id="39"/>
@@ -16115,7 +16163,7 @@
           <w:rFonts w:hint="eastAsia"/>
         </w:rPr>
       </w:pPr>
-      <w:bookmarkStart w:id="40" w:name="_Toc230015134"/>
+      <w:bookmarkStart w:id="40" w:name="_Toc231036134"/>
       <w:r>
         <w:rPr>
           <w:rFonts w:hint="eastAsia"/>
@@ -16388,12 +16436,11 @@
           <w:rFonts w:hint="eastAsia"/>
         </w:rPr>
       </w:pPr>
-      <w:bookmarkStart w:id="41" w:name="_Toc230015135"/>
-      <w:r>
-        <w:rPr>
-          <w:rFonts w:hint="eastAsia"/>
-        </w:rPr>
-        <w:lastRenderedPageBreak/>
+      <w:bookmarkStart w:id="41" w:name="_Toc231036135"/>
+      <w:r>
+        <w:rPr>
+          <w:rFonts w:hint="eastAsia"/>
+        </w:rPr>
         <w:t>レスポンス（200：PasswordForgotResponse）</w:t>
       </w:r>
       <w:bookmarkEnd w:id="41"/>
@@ -16602,11 +16649,12 @@
           <w:rFonts w:hint="eastAsia"/>
         </w:rPr>
       </w:pPr>
-      <w:bookmarkStart w:id="42" w:name="_Toc230015136"/>
-      <w:r>
-        <w:rPr>
-          <w:rFonts w:hint="eastAsia"/>
-        </w:rPr>
+      <w:bookmarkStart w:id="42" w:name="_Toc231036136"/>
+      <w:r>
+        <w:rPr>
+          <w:rFonts w:hint="eastAsia"/>
+        </w:rPr>
+        <w:lastRenderedPageBreak/>
         <w:t>ステータスコード</w:t>
       </w:r>
       <w:bookmarkEnd w:id="42"/>
@@ -16808,7 +16856,7 @@
           <w:rFonts w:hint="eastAsia"/>
         </w:rPr>
       </w:pPr>
-      <w:bookmarkStart w:id="43" w:name="_Toc230015137"/>
+      <w:bookmarkStart w:id="43" w:name="_Toc231036137"/>
       <w:r>
         <w:rPr>
           <w:rFonts w:hint="eastAsia"/>
@@ -16874,7 +16922,7 @@
           <w:rFonts w:hint="eastAsia"/>
         </w:rPr>
       </w:pPr>
-      <w:bookmarkStart w:id="44" w:name="_Toc230015138"/>
+      <w:bookmarkStart w:id="44" w:name="_Toc231036138"/>
       <w:r>
         <w:rPr>
           <w:rFonts w:hint="eastAsia"/>
@@ -17143,64 +17191,64 @@
         <w:rPr>
           <w:rFonts w:hint="eastAsia"/>
         </w:rPr>
+        <w:t>`password_reset_tokens.used_at` を更新して再利用不可にする</w:t>
+      </w:r>
+    </w:p>
+    <w:p>
+      <w:pPr>
+        <w:rPr>
+          <w:rFonts w:hint="eastAsia"/>
+        </w:rPr>
+      </w:pPr>
+      <w:r>
+        <w:rPr>
+          <w:rFonts w:hint="eastAsia"/>
+        </w:rPr>
+        <w:t>既存の認証セッションとログイン情報記憶トークンを失効対象とし、対象 device の remember token cookie が存在する場合は削除する</w:t>
+      </w:r>
+    </w:p>
+    <w:p>
+      <w:pPr>
+        <w:pStyle w:val="3"/>
+        <w:rPr>
+          <w:rFonts w:hint="eastAsia"/>
+        </w:rPr>
+      </w:pPr>
+      <w:bookmarkStart w:id="45" w:name="_Toc231036139"/>
+      <w:r>
+        <w:rPr>
+          <w:rFonts w:hint="eastAsia"/>
+        </w:rPr>
+        <w:t>レスポンス（204：No Content）</w:t>
+      </w:r>
+      <w:bookmarkEnd w:id="45"/>
+    </w:p>
+    <w:p>
+      <w:pPr>
+        <w:rPr>
+          <w:rFonts w:hint="eastAsia"/>
+        </w:rPr>
+      </w:pPr>
+      <w:r>
+        <w:rPr>
+          <w:rFonts w:hint="eastAsia"/>
+        </w:rPr>
+        <w:t>本文は返却しない。</w:t>
+      </w:r>
+    </w:p>
+    <w:p>
+      <w:pPr>
+        <w:pStyle w:val="3"/>
+        <w:rPr>
+          <w:rFonts w:hint="eastAsia"/>
+        </w:rPr>
+      </w:pPr>
+      <w:bookmarkStart w:id="46" w:name="_Toc231036140"/>
+      <w:r>
+        <w:rPr>
+          <w:rFonts w:hint="eastAsia"/>
+        </w:rPr>
         <w:lastRenderedPageBreak/>
-        <w:t>`password_reset_tokens.used_at` を更新して再利用不可にする</w:t>
-      </w:r>
-    </w:p>
-    <w:p>
-      <w:pPr>
-        <w:rPr>
-          <w:rFonts w:hint="eastAsia"/>
-        </w:rPr>
-      </w:pPr>
-      <w:r>
-        <w:rPr>
-          <w:rFonts w:hint="eastAsia"/>
-        </w:rPr>
-        <w:t>既存の認証セッション、リフレッシュトークン、ログイン情報記憶トークンを失効対象とする</w:t>
-      </w:r>
-    </w:p>
-    <w:p>
-      <w:pPr>
-        <w:pStyle w:val="3"/>
-        <w:rPr>
-          <w:rFonts w:hint="eastAsia"/>
-        </w:rPr>
-      </w:pPr>
-      <w:bookmarkStart w:id="45" w:name="_Toc230015139"/>
-      <w:r>
-        <w:rPr>
-          <w:rFonts w:hint="eastAsia"/>
-        </w:rPr>
-        <w:t>レスポンス（204：No Content）</w:t>
-      </w:r>
-      <w:bookmarkEnd w:id="45"/>
-    </w:p>
-    <w:p>
-      <w:pPr>
-        <w:rPr>
-          <w:rFonts w:hint="eastAsia"/>
-        </w:rPr>
-      </w:pPr>
-      <w:r>
-        <w:rPr>
-          <w:rFonts w:hint="eastAsia"/>
-        </w:rPr>
-        <w:t>本文は返却しない。</w:t>
-      </w:r>
-    </w:p>
-    <w:p>
-      <w:pPr>
-        <w:pStyle w:val="3"/>
-        <w:rPr>
-          <w:rFonts w:hint="eastAsia"/>
-        </w:rPr>
-      </w:pPr>
-      <w:bookmarkStart w:id="46" w:name="_Toc230015140"/>
-      <w:r>
-        <w:rPr>
-          <w:rFonts w:hint="eastAsia"/>
-        </w:rPr>
         <w:t>ステータスコード</w:t>
       </w:r>
       <w:bookmarkEnd w:id="46"/>
@@ -17472,7 +17520,7 @@
           <w:rFonts w:hint="eastAsia"/>
         </w:rPr>
       </w:pPr>
-      <w:bookmarkStart w:id="47" w:name="_Toc230015141"/>
+      <w:bookmarkStart w:id="47" w:name="_Toc231036141"/>
       <w:r>
         <w:rPr>
           <w:rFonts w:hint="eastAsia"/>
@@ -17538,7 +17586,7 @@
           <w:rFonts w:hint="eastAsia"/>
         </w:rPr>
       </w:pPr>
-      <w:bookmarkStart w:id="48" w:name="_Toc230015142"/>
+      <w:bookmarkStart w:id="48" w:name="_Toc231036142"/>
       <w:r>
         <w:rPr>
           <w:rFonts w:hint="eastAsia"/>
@@ -17794,7 +17842,6 @@
           </w:tcPr>
           <w:p>
             <w:r>
-              <w:lastRenderedPageBreak/>
               <w:t>columnCodes</w:t>
             </w:r>
           </w:p>
@@ -17885,6 +17932,7 @@
         <w:rPr>
           <w:rFonts w:hint="eastAsia"/>
         </w:rPr>
+        <w:lastRenderedPageBreak/>
         <w:t>通常アカウントの場合、指定 `actingFacilityId` が担当施設であること</w:t>
       </w:r>
     </w:p>
@@ -17990,41 +18038,35 @@
         <w:rPr>
           <w:rFonts w:hint="eastAsia"/>
         </w:rPr>
-        <w:t>通常アカウントで `targetFacilityId` が指定され、`actingFacilityId` と異なる場合は、`featureCode='original_list_view'` を必須とし、閲覧者側施設と公開元施設の両方が `deleted_at IS NULL` かつ `system_contract_status='ACTIVE'` であること、双方が active な同一 `facility_collaboration_groups` に所属すること、公開元施設の `facility_external_view_settings(provider_facility_id=targetFacilityId, sharing_data_type='asset', is_enabled=true)</w:t>
-      </w:r>
+        <w:t>通常アカウントで `targetFacilityId` が指定され、`actingFacilityId` と異なる場合は、`featureCode='original_list_view'` を必須とし、閲覧者側施設と公開元施設の両方が `deleted_at IS NULL` かつ `system_contract_status='ACTIVE'` であること、双方が active な同一 `facility_collaboration_groups` に所属すること、公開元施設の `facility_external_view_settings(provider_facility_id=targetFacilityId, sharing_data_type='asset', is_enabled=true)` が存在することを追加で評価する。`columnCodes` に `original_price_column` が含まれる場合は、閲覧者側の実効カラム権限に加え、公開元施設の `facility_external_column_settings(provider_facility_id=targetFacilityId, column_code='original_price_column', is_enabled=true)` が存在する場合だけ `allowedColumnCodes` へ含める</w:t>
+      </w:r>
+    </w:p>
+    <w:p>
+      <w:pPr>
+        <w:rPr>
+          <w:rFonts w:hint="eastAsia"/>
+        </w:rPr>
+      </w:pPr>
+      <w:r>
+        <w:rPr>
+          <w:rFonts w:hint="eastAsia"/>
+        </w:rPr>
+        <w:t>本 API は補助判定用であり、各業務 API 側でも同条件を再判定する</w:t>
+      </w:r>
+    </w:p>
+    <w:p>
+      <w:pPr>
+        <w:pStyle w:val="3"/>
+        <w:rPr>
+          <w:rFonts w:hint="eastAsia"/>
+        </w:rPr>
+      </w:pPr>
+      <w:bookmarkStart w:id="49" w:name="_Toc231036143"/>
       <w:r>
         <w:rPr>
           <w:rFonts w:hint="eastAsia"/>
         </w:rPr>
         <w:lastRenderedPageBreak/>
-        <w:t>` が存在することを追加で評価する。`columnCodes` に `original_price_column` が含まれる場合は、閲覧者側の実効カラム権限に加え、公開元施設の `facility_external_column_settings(provider_facility_id=targetFacilityId, column_code='original_price_column', is_enabled=true)` が存在する場合だけ `allowedColumnCodes` へ含める</w:t>
-      </w:r>
-    </w:p>
-    <w:p>
-      <w:pPr>
-        <w:rPr>
-          <w:rFonts w:hint="eastAsia"/>
-        </w:rPr>
-      </w:pPr>
-      <w:r>
-        <w:rPr>
-          <w:rFonts w:hint="eastAsia"/>
-        </w:rPr>
-        <w:t>本 API は補助判定用であり、各業務 API 側でも同条件を再判定する</w:t>
-      </w:r>
-    </w:p>
-    <w:p>
-      <w:pPr>
-        <w:pStyle w:val="3"/>
-        <w:rPr>
-          <w:rFonts w:hint="eastAsia"/>
-        </w:rPr>
-      </w:pPr>
-      <w:bookmarkStart w:id="49" w:name="_Toc230015143"/>
-      <w:r>
-        <w:rPr>
-          <w:rFonts w:hint="eastAsia"/>
-        </w:rPr>
         <w:t>レスポンス（200：AuthorizationCheckResponse）</w:t>
       </w:r>
       <w:bookmarkEnd w:id="49"/>
@@ -18323,7 +18365,7 @@
           <w:rFonts w:hint="eastAsia"/>
         </w:rPr>
       </w:pPr>
-      <w:bookmarkStart w:id="50" w:name="_Toc230015144"/>
+      <w:bookmarkStart w:id="50" w:name="_Toc231036144"/>
       <w:r>
         <w:rPr>
           <w:rFonts w:hint="eastAsia"/>
@@ -18634,12 +18676,11 @@
           <w:rFonts w:hint="eastAsia"/>
         </w:rPr>
       </w:pPr>
-      <w:bookmarkStart w:id="51" w:name="_Toc230015145"/>
-      <w:r>
-        <w:rPr>
-          <w:rFonts w:hint="eastAsia"/>
-        </w:rPr>
-        <w:lastRenderedPageBreak/>
+      <w:bookmarkStart w:id="51" w:name="_Toc231036145"/>
+      <w:r>
+        <w:rPr>
+          <w:rFonts w:hint="eastAsia"/>
+        </w:rPr>
         <w:t>第6章 権限・業務ルール</w:t>
       </w:r>
       <w:bookmarkEnd w:id="51"/>
@@ -18651,7 +18692,7 @@
           <w:rFonts w:hint="eastAsia"/>
         </w:rPr>
       </w:pPr>
-      <w:bookmarkStart w:id="52" w:name="_Toc230015146"/>
+      <w:bookmarkStart w:id="52" w:name="_Toc231036146"/>
       <w:r>
         <w:rPr>
           <w:rFonts w:hint="eastAsia"/>
@@ -18733,6 +18774,7 @@
         <w:rPr>
           <w:rFonts w:hint="eastAsia"/>
         </w:rPr>
+        <w:lastRenderedPageBreak/>
         <w:t>`/auth/me` と `/auth/context` は `facilities.deleted_at IS NULL` の未削除施設だけを対象にする</w:t>
       </w:r>
     </w:p>
@@ -18800,7 +18842,7 @@
           <w:rFonts w:hint="eastAsia"/>
         </w:rPr>
       </w:pPr>
-      <w:bookmarkStart w:id="53" w:name="_Toc230015147"/>
+      <w:bookmarkStart w:id="53" w:name="_Toc231036147"/>
       <w:r>
         <w:rPr>
           <w:rFonts w:hint="eastAsia"/>
@@ -18892,7 +18934,7 @@
           <w:rFonts w:hint="eastAsia"/>
         </w:rPr>
       </w:pPr>
-      <w:bookmarkStart w:id="54" w:name="_Toc230015148"/>
+      <w:bookmarkStart w:id="54" w:name="_Toc231036148"/>
       <w:r>
         <w:rPr>
           <w:rFonts w:hint="eastAsia"/>
@@ -18936,7 +18978,6 @@
         <w:rPr>
           <w:rFonts w:hint="eastAsia"/>
         </w:rPr>
-        <w:lastRenderedPageBreak/>
         <w:t>一方で、業務 API は `GET /auth/context` の結果を信頼して認可判定を省略しない</w:t>
       </w:r>
     </w:p>
@@ -19044,198 +19085,7 @@
 <file path=word/numbering.xml><?xml version="1.0" encoding="utf-8"?>
 <w:numbering xmlns:wpc="http://schemas.microsoft.com/office/word/2010/wordprocessingCanvas" xmlns:cx="http://schemas.microsoft.com/office/drawing/2014/chartex" xmlns:cx1="http://schemas.microsoft.com/office/drawing/2015/9/8/chartex" xmlns:cx2="http://schemas.microsoft.com/office/drawing/2015/10/21/chartex" xmlns:cx3="http://schemas.microsoft.com/office/drawing/2016/5/9/chartex" xmlns:cx4="http://schemas.microsoft.com/office/drawing/2016/5/10/chartex" xmlns:cx5="http://schemas.microsoft.com/office/drawing/2016/5/11/chartex" xmlns:cx6="http://schemas.microsoft.com/office/drawing/2016/5/12/chartex" xmlns:cx7="http://schemas.microsoft.com/office/drawing/2016/5/13/chartex" xmlns:cx8="http://schemas.microsoft.com/office/drawing/2016/5/14/chartex" xmlns:mc="http://schemas.openxmlformats.org/markup-compatibility/2006" xmlns:aink="http://schemas.microsoft.com/office/drawing/2016/ink" xmlns:am3d="http://schemas.microsoft.com/office/drawing/2017/model3d" xmlns:o="urn:schemas-microsoft-com:office:office" xmlns:oel="http://schemas.microsoft.com/office/2019/extlst" xmlns:r="http://schemas.openxmlformats.org/officeDocument/2006/relationships" xmlns:m="http://schemas.openxmlformats.org/officeDocument/2006/math" xmlns:v="urn:schemas-microsoft-com:vml" xmlns:wp14="http://schemas.microsoft.com/office/word/2010/wordprocessingDrawing" xmlns:wp="http://schemas.openxmlformats.org/drawingml/2006/wordprocessingDrawing" xmlns:w10="urn:schemas-microsoft-com:office:word" xmlns:w="http://schemas.openxmlformats.org/wordprocessingml/2006/main" xmlns:w14="http://schemas.microsoft.com/office/word/2010/wordml" xmlns:w15="http://schemas.microsoft.com/office/word/2012/wordml" xmlns:w16cex="http://schemas.microsoft.com/office/word/2018/wordml/cex" xmlns:w16cid="http://schemas.microsoft.com/office/word/2016/wordml/cid" xmlns:w16="http://schemas.microsoft.com/office/word/2018/wordml" xmlns:w16du="http://schemas.microsoft.com/office/word/2023/wordml/word16du" xmlns:w16sdtdh="http://schemas.microsoft.com/office/word/2020/wordml/sdtdatahash" xmlns:w16sdtfl="http://schemas.microsoft.com/office/word/2024/wordml/sdtformatlock" xmlns:w16se="http://schemas.microsoft.com/office/word/2015/wordml/symex" xmlns:wpg="http://schemas.microsoft.com/office/word/2010/wordprocessingGroup" xmlns:wpi="http://schemas.microsoft.com/office/word/2010/wordprocessingInk" xmlns:wne="http://schemas.microsoft.com/office/word/2006/wordml" xmlns:wps="http://schemas.microsoft.com/office/word/2010/wordprocessingShape" mc:Ignorable="w14 w15 w16se w16cid w16 w16cex w16sdtdh w16sdtfl w16du wp14">
   <w:abstractNum w:abstractNumId="0" w15:restartNumberingAfterBreak="0">
-    <w:nsid w:val="0B875ACC"/>
-    <w:multiLevelType w:val="singleLevel"/>
-    <w:tmpl w:val="04090001"/>
-    <w:lvl w:ilvl="0">
-      <w:start w:val="1"/>
-      <w:numFmt w:val="bullet"/>
-      <w:lvlText w:val="■"/>
-      <w:lvlJc w:val="left"/>
-      <w:pPr>
-        <w:ind w:left="440" w:hanging="440"/>
-      </w:pPr>
-      <w:rPr>
-        <w:rFonts w:ascii="Meiryo UI" w:hAnsi="Meiryo UI" w:eastAsia="Meiryo UI" w:cs="Meiryo UI" w:hint="default"/>
-      </w:rPr>
-    </w:lvl>
-  </w:abstractNum>
-  <w:abstractNum w:abstractNumId="1" w15:restartNumberingAfterBreak="0">
-    <w:nsid w:val="4C715E66"/>
-    <w:multiLevelType w:val="hybridMultilevel"/>
-    <w:tmpl w:val="88222680"/>
-    <w:name w:val="__API_DOC_SQUARE_BULLET__22"/>
-    <w:lvl w:ilvl="0" w:tplc="0409000F">
-      <w:start w:val="1"/>
-      <w:numFmt w:val="decimal"/>
-      <w:lvlText w:val="%1."/>
-      <w:lvlJc w:val="left"/>
-      <w:pPr>
-        <w:ind w:left="440" w:hanging="440"/>
-      </w:pPr>
-    </w:lvl>
-    <w:lvl w:ilvl="1" w:tplc="04090017" w:tentative="1">
-      <w:start w:val="1"/>
-      <w:numFmt w:val="aiueoFullWidth"/>
-      <w:lvlText w:val="(%2)"/>
-      <w:lvlJc w:val="left"/>
-      <w:pPr>
-        <w:ind w:left="880" w:hanging="440"/>
-      </w:pPr>
-    </w:lvl>
-    <w:lvl w:ilvl="2" w:tplc="04090011" w:tentative="1">
-      <w:start w:val="1"/>
-      <w:numFmt w:val="decimalEnclosedCircle"/>
-      <w:lvlText w:val="%3"/>
-      <w:lvlJc w:val="left"/>
-      <w:pPr>
-        <w:ind w:left="1320" w:hanging="440"/>
-      </w:pPr>
-    </w:lvl>
-    <w:lvl w:ilvl="3" w:tplc="0409000F" w:tentative="1">
-      <w:start w:val="1"/>
-      <w:numFmt w:val="decimal"/>
-      <w:lvlText w:val="%4."/>
-      <w:lvlJc w:val="left"/>
-      <w:pPr>
-        <w:ind w:left="1760" w:hanging="440"/>
-      </w:pPr>
-    </w:lvl>
-    <w:lvl w:ilvl="4" w:tplc="04090017" w:tentative="1">
-      <w:start w:val="1"/>
-      <w:numFmt w:val="aiueoFullWidth"/>
-      <w:lvlText w:val="(%5)"/>
-      <w:lvlJc w:val="left"/>
-      <w:pPr>
-        <w:ind w:left="2200" w:hanging="440"/>
-      </w:pPr>
-    </w:lvl>
-    <w:lvl w:ilvl="5" w:tplc="04090011" w:tentative="1">
-      <w:start w:val="1"/>
-      <w:numFmt w:val="decimalEnclosedCircle"/>
-      <w:lvlText w:val="%6"/>
-      <w:lvlJc w:val="left"/>
-      <w:pPr>
-        <w:ind w:left="2640" w:hanging="440"/>
-      </w:pPr>
-    </w:lvl>
-    <w:lvl w:ilvl="6" w:tplc="0409000F" w:tentative="1">
-      <w:start w:val="1"/>
-      <w:numFmt w:val="decimal"/>
-      <w:lvlText w:val="%7."/>
-      <w:lvlJc w:val="left"/>
-      <w:pPr>
-        <w:ind w:left="3080" w:hanging="440"/>
-      </w:pPr>
-    </w:lvl>
-    <w:lvl w:ilvl="7" w:tplc="04090017" w:tentative="1">
-      <w:start w:val="1"/>
-      <w:numFmt w:val="aiueoFullWidth"/>
-      <w:lvlText w:val="(%8)"/>
-      <w:lvlJc w:val="left"/>
-      <w:pPr>
-        <w:ind w:left="3520" w:hanging="440"/>
-      </w:pPr>
-    </w:lvl>
-    <w:lvl w:ilvl="8" w:tplc="04090011" w:tentative="1">
-      <w:start w:val="1"/>
-      <w:numFmt w:val="decimalEnclosedCircle"/>
-      <w:lvlText w:val="%9"/>
-      <w:lvlJc w:val="left"/>
-      <w:pPr>
-        <w:ind w:left="3960" w:hanging="440"/>
-      </w:pPr>
-    </w:lvl>
-  </w:abstractNum>
-  <w:abstractNum w:abstractNumId="2" w15:restartNumberingAfterBreak="0">
-    <w:nsid w:val="525679CE"/>
-    <w:multiLevelType w:val="hybridMultilevel"/>
-    <w:tmpl w:val="3830E312"/>
-    <w:name w:val="__API_DOC_SQUARE_BULLET__2"/>
-    <w:lvl w:ilvl="0" w:tplc="0409000F">
-      <w:start w:val="1"/>
-      <w:numFmt w:val="decimal"/>
-      <w:lvlText w:val="%1."/>
-      <w:lvlJc w:val="left"/>
-      <w:pPr>
-        <w:ind w:left="440" w:hanging="440"/>
-      </w:pPr>
-    </w:lvl>
-    <w:lvl w:ilvl="1" w:tplc="04090017" w:tentative="1">
-      <w:start w:val="1"/>
-      <w:numFmt w:val="aiueoFullWidth"/>
-      <w:lvlText w:val="(%2)"/>
-      <w:lvlJc w:val="left"/>
-      <w:pPr>
-        <w:ind w:left="880" w:hanging="440"/>
-      </w:pPr>
-    </w:lvl>
-    <w:lvl w:ilvl="2" w:tplc="04090011" w:tentative="1">
-      <w:start w:val="1"/>
-      <w:numFmt w:val="decimalEnclosedCircle"/>
-      <w:lvlText w:val="%3"/>
-      <w:lvlJc w:val="left"/>
-      <w:pPr>
-        <w:ind w:left="1320" w:hanging="440"/>
-      </w:pPr>
-    </w:lvl>
-    <w:lvl w:ilvl="3" w:tplc="0409000F" w:tentative="1">
-      <w:start w:val="1"/>
-      <w:numFmt w:val="decimal"/>
-      <w:lvlText w:val="%4."/>
-      <w:lvlJc w:val="left"/>
-      <w:pPr>
-        <w:ind w:left="1760" w:hanging="440"/>
-      </w:pPr>
-    </w:lvl>
-    <w:lvl w:ilvl="4" w:tplc="04090017" w:tentative="1">
-      <w:start w:val="1"/>
-      <w:numFmt w:val="aiueoFullWidth"/>
-      <w:lvlText w:val="(%5)"/>
-      <w:lvlJc w:val="left"/>
-      <w:pPr>
-        <w:ind w:left="2200" w:hanging="440"/>
-      </w:pPr>
-    </w:lvl>
-    <w:lvl w:ilvl="5" w:tplc="04090011" w:tentative="1">
-      <w:start w:val="1"/>
-      <w:numFmt w:val="decimalEnclosedCircle"/>
-      <w:lvlText w:val="%6"/>
-      <w:lvlJc w:val="left"/>
-      <w:pPr>
-        <w:ind w:left="2640" w:hanging="440"/>
-      </w:pPr>
-    </w:lvl>
-    <w:lvl w:ilvl="6" w:tplc="0409000F" w:tentative="1">
-      <w:start w:val="1"/>
-      <w:numFmt w:val="decimal"/>
-      <w:lvlText w:val="%7."/>
-      <w:lvlJc w:val="left"/>
-      <w:pPr>
-        <w:ind w:left="3080" w:hanging="440"/>
-      </w:pPr>
-    </w:lvl>
-    <w:lvl w:ilvl="7" w:tplc="04090017" w:tentative="1">
-      <w:start w:val="1"/>
-      <w:numFmt w:val="aiueoFullWidth"/>
-      <w:lvlText w:val="(%8)"/>
-      <w:lvlJc w:val="left"/>
-      <w:pPr>
-        <w:ind w:left="3520" w:hanging="440"/>
-      </w:pPr>
-    </w:lvl>
-    <w:lvl w:ilvl="8" w:tplc="04090011" w:tentative="1">
-      <w:start w:val="1"/>
-      <w:numFmt w:val="decimalEnclosedCircle"/>
-      <w:lvlText w:val="%9"/>
-      <w:lvlJc w:val="left"/>
-      <w:pPr>
-        <w:ind w:left="3960" w:hanging="440"/>
-      </w:pPr>
-    </w:lvl>
-  </w:abstractNum>
-  <w:abstractNum w:abstractNumId="3" w15:restartNumberingAfterBreak="0">
-    <w:nsid w:val="568C05F2"/>
+    <w:nsid w:val="14C87C57"/>
     <w:multiLevelType w:val="singleLevel"/>
     <w:tmpl w:val="0409000F"/>
     <w:name w:val="__API_DOC_SQUARE_BULLET__"/>
@@ -19249,10 +19099,10 @@
       </w:pPr>
     </w:lvl>
   </w:abstractNum>
-  <w:abstractNum w:abstractNumId="4" w15:restartNumberingAfterBreak="0">
-    <w:nsid w:val="75574F6A"/>
+  <w:abstractNum w:abstractNumId="1" w15:restartNumberingAfterBreak="0">
+    <w:nsid w:val="1B2C1C57"/>
     <w:multiLevelType w:val="hybridMultilevel"/>
-    <w:tmpl w:val="CC4CF402"/>
+    <w:tmpl w:val="C712B30E"/>
     <w:name w:val="__API_DOC_SQUARE_BULLET__222"/>
     <w:lvl w:ilvl="0" w:tplc="0409000F">
       <w:start w:val="1"/>
@@ -19334,6 +19184,197 @@
       <w:pPr>
         <w:ind w:left="3960" w:hanging="440"/>
       </w:pPr>
+    </w:lvl>
+  </w:abstractNum>
+  <w:abstractNum w:abstractNumId="2" w15:restartNumberingAfterBreak="0">
+    <w:nsid w:val="503E29BB"/>
+    <w:multiLevelType w:val="hybridMultilevel"/>
+    <w:tmpl w:val="5C50C0FE"/>
+    <w:name w:val="__API_DOC_SQUARE_BULLET__2"/>
+    <w:lvl w:ilvl="0" w:tplc="0409000F">
+      <w:start w:val="1"/>
+      <w:numFmt w:val="decimal"/>
+      <w:lvlText w:val="%1."/>
+      <w:lvlJc w:val="left"/>
+      <w:pPr>
+        <w:ind w:left="440" w:hanging="440"/>
+      </w:pPr>
+    </w:lvl>
+    <w:lvl w:ilvl="1" w:tplc="04090017" w:tentative="1">
+      <w:start w:val="1"/>
+      <w:numFmt w:val="aiueoFullWidth"/>
+      <w:lvlText w:val="(%2)"/>
+      <w:lvlJc w:val="left"/>
+      <w:pPr>
+        <w:ind w:left="880" w:hanging="440"/>
+      </w:pPr>
+    </w:lvl>
+    <w:lvl w:ilvl="2" w:tplc="04090011" w:tentative="1">
+      <w:start w:val="1"/>
+      <w:numFmt w:val="decimalEnclosedCircle"/>
+      <w:lvlText w:val="%3"/>
+      <w:lvlJc w:val="left"/>
+      <w:pPr>
+        <w:ind w:left="1320" w:hanging="440"/>
+      </w:pPr>
+    </w:lvl>
+    <w:lvl w:ilvl="3" w:tplc="0409000F" w:tentative="1">
+      <w:start w:val="1"/>
+      <w:numFmt w:val="decimal"/>
+      <w:lvlText w:val="%4."/>
+      <w:lvlJc w:val="left"/>
+      <w:pPr>
+        <w:ind w:left="1760" w:hanging="440"/>
+      </w:pPr>
+    </w:lvl>
+    <w:lvl w:ilvl="4" w:tplc="04090017" w:tentative="1">
+      <w:start w:val="1"/>
+      <w:numFmt w:val="aiueoFullWidth"/>
+      <w:lvlText w:val="(%5)"/>
+      <w:lvlJc w:val="left"/>
+      <w:pPr>
+        <w:ind w:left="2200" w:hanging="440"/>
+      </w:pPr>
+    </w:lvl>
+    <w:lvl w:ilvl="5" w:tplc="04090011" w:tentative="1">
+      <w:start w:val="1"/>
+      <w:numFmt w:val="decimalEnclosedCircle"/>
+      <w:lvlText w:val="%6"/>
+      <w:lvlJc w:val="left"/>
+      <w:pPr>
+        <w:ind w:left="2640" w:hanging="440"/>
+      </w:pPr>
+    </w:lvl>
+    <w:lvl w:ilvl="6" w:tplc="0409000F" w:tentative="1">
+      <w:start w:val="1"/>
+      <w:numFmt w:val="decimal"/>
+      <w:lvlText w:val="%7."/>
+      <w:lvlJc w:val="left"/>
+      <w:pPr>
+        <w:ind w:left="3080" w:hanging="440"/>
+      </w:pPr>
+    </w:lvl>
+    <w:lvl w:ilvl="7" w:tplc="04090017" w:tentative="1">
+      <w:start w:val="1"/>
+      <w:numFmt w:val="aiueoFullWidth"/>
+      <w:lvlText w:val="(%8)"/>
+      <w:lvlJc w:val="left"/>
+      <w:pPr>
+        <w:ind w:left="3520" w:hanging="440"/>
+      </w:pPr>
+    </w:lvl>
+    <w:lvl w:ilvl="8" w:tplc="04090011" w:tentative="1">
+      <w:start w:val="1"/>
+      <w:numFmt w:val="decimalEnclosedCircle"/>
+      <w:lvlText w:val="%9"/>
+      <w:lvlJc w:val="left"/>
+      <w:pPr>
+        <w:ind w:left="3960" w:hanging="440"/>
+      </w:pPr>
+    </w:lvl>
+  </w:abstractNum>
+  <w:abstractNum w:abstractNumId="3" w15:restartNumberingAfterBreak="0">
+    <w:nsid w:val="6D5F1D3A"/>
+    <w:multiLevelType w:val="hybridMultilevel"/>
+    <w:tmpl w:val="F4F4CCAE"/>
+    <w:name w:val="__API_DOC_SQUARE_BULLET__22"/>
+    <w:lvl w:ilvl="0" w:tplc="0409000F">
+      <w:start w:val="1"/>
+      <w:numFmt w:val="decimal"/>
+      <w:lvlText w:val="%1."/>
+      <w:lvlJc w:val="left"/>
+      <w:pPr>
+        <w:ind w:left="440" w:hanging="440"/>
+      </w:pPr>
+    </w:lvl>
+    <w:lvl w:ilvl="1" w:tplc="04090017" w:tentative="1">
+      <w:start w:val="1"/>
+      <w:numFmt w:val="aiueoFullWidth"/>
+      <w:lvlText w:val="(%2)"/>
+      <w:lvlJc w:val="left"/>
+      <w:pPr>
+        <w:ind w:left="880" w:hanging="440"/>
+      </w:pPr>
+    </w:lvl>
+    <w:lvl w:ilvl="2" w:tplc="04090011" w:tentative="1">
+      <w:start w:val="1"/>
+      <w:numFmt w:val="decimalEnclosedCircle"/>
+      <w:lvlText w:val="%3"/>
+      <w:lvlJc w:val="left"/>
+      <w:pPr>
+        <w:ind w:left="1320" w:hanging="440"/>
+      </w:pPr>
+    </w:lvl>
+    <w:lvl w:ilvl="3" w:tplc="0409000F" w:tentative="1">
+      <w:start w:val="1"/>
+      <w:numFmt w:val="decimal"/>
+      <w:lvlText w:val="%4."/>
+      <w:lvlJc w:val="left"/>
+      <w:pPr>
+        <w:ind w:left="1760" w:hanging="440"/>
+      </w:pPr>
+    </w:lvl>
+    <w:lvl w:ilvl="4" w:tplc="04090017" w:tentative="1">
+      <w:start w:val="1"/>
+      <w:numFmt w:val="aiueoFullWidth"/>
+      <w:lvlText w:val="(%5)"/>
+      <w:lvlJc w:val="left"/>
+      <w:pPr>
+        <w:ind w:left="2200" w:hanging="440"/>
+      </w:pPr>
+    </w:lvl>
+    <w:lvl w:ilvl="5" w:tplc="04090011" w:tentative="1">
+      <w:start w:val="1"/>
+      <w:numFmt w:val="decimalEnclosedCircle"/>
+      <w:lvlText w:val="%6"/>
+      <w:lvlJc w:val="left"/>
+      <w:pPr>
+        <w:ind w:left="2640" w:hanging="440"/>
+      </w:pPr>
+    </w:lvl>
+    <w:lvl w:ilvl="6" w:tplc="0409000F" w:tentative="1">
+      <w:start w:val="1"/>
+      <w:numFmt w:val="decimal"/>
+      <w:lvlText w:val="%7."/>
+      <w:lvlJc w:val="left"/>
+      <w:pPr>
+        <w:ind w:left="3080" w:hanging="440"/>
+      </w:pPr>
+    </w:lvl>
+    <w:lvl w:ilvl="7" w:tplc="04090017" w:tentative="1">
+      <w:start w:val="1"/>
+      <w:numFmt w:val="aiueoFullWidth"/>
+      <w:lvlText w:val="(%8)"/>
+      <w:lvlJc w:val="left"/>
+      <w:pPr>
+        <w:ind w:left="3520" w:hanging="440"/>
+      </w:pPr>
+    </w:lvl>
+    <w:lvl w:ilvl="8" w:tplc="04090011" w:tentative="1">
+      <w:start w:val="1"/>
+      <w:numFmt w:val="decimalEnclosedCircle"/>
+      <w:lvlText w:val="%9"/>
+      <w:lvlJc w:val="left"/>
+      <w:pPr>
+        <w:ind w:left="3960" w:hanging="440"/>
+      </w:pPr>
+    </w:lvl>
+  </w:abstractNum>
+  <w:abstractNum w:abstractNumId="4" w15:restartNumberingAfterBreak="0">
+    <w:nsid w:val="784835E2"/>
+    <w:multiLevelType w:val="singleLevel"/>
+    <w:tmpl w:val="04090001"/>
+    <w:lvl w:ilvl="0">
+      <w:start w:val="1"/>
+      <w:numFmt w:val="bullet"/>
+      <w:lvlText w:val="■"/>
+      <w:lvlJc w:val="left"/>
+      <w:pPr>
+        <w:ind w:left="440" w:hanging="440"/>
+      </w:pPr>
+      <w:rPr>
+        <w:rFonts w:ascii="Meiryo UI" w:hAnsi="Meiryo UI" w:eastAsia="Meiryo UI" w:cs="Meiryo UI" w:hint="default"/>
+      </w:rPr>
     </w:lvl>
   </w:abstractNum>
   <w:abstractNum w:abstractNumId="5" w15:restartNumberingAfterBreak="0">
@@ -19453,20 +19494,20 @@
   <w:num w:numId="1" w16cid:durableId="296302402">
     <w:abstractNumId w:val="5"/>
   </w:num>
-  <w:num w:numId="2" w16cid:durableId="1856729572">
+  <w:num w:numId="2" w16cid:durableId="1501309320">
+    <w:abstractNumId w:val="4"/>
+  </w:num>
+  <w:num w:numId="3" w16cid:durableId="187448381">
     <w:abstractNumId w:val="0"/>
   </w:num>
-  <w:num w:numId="3" w16cid:durableId="783500772">
+  <w:num w:numId="4" w16cid:durableId="1811166096">
+    <w:abstractNumId w:val="2"/>
+  </w:num>
+  <w:num w:numId="5" w16cid:durableId="102041749">
     <w:abstractNumId w:val="3"/>
   </w:num>
-  <w:num w:numId="4" w16cid:durableId="1790706916">
-    <w:abstractNumId w:val="2"/>
-  </w:num>
-  <w:num w:numId="5" w16cid:durableId="1275402636">
+  <w:num w:numId="6" w16cid:durableId="1748960439">
     <w:abstractNumId w:val="1"/>
-  </w:num>
-  <w:num w:numId="6" w16cid:durableId="953513484">
-    <w:abstractNumId w:val="4"/>
   </w:num>
   <w:numIdMacAtCleanup w:val="6"/>
 </w:numbering>

--- a/taniguchi/api/Fix/API設計書_認証／認可.docx
+++ b/taniguchi/api/Fix/API設計書_認証／認可.docx
@@ -224,7 +224,7 @@
                                     <w:sz w:val="28"/>
                                     <w:szCs w:val="28"/>
                                   </w:rPr>
-                                  <w:t>2026年5月16日</w:t>
+                                  <w:t>2026年6月2日</w:t>
                                 </w:r>
                               </w:p>
                               <w:p>
@@ -422,7 +422,7 @@
                               <w:sz w:val="28"/>
                               <w:szCs w:val="28"/>
                             </w:rPr>
-                            <w:t>2026年5月16日</w:t>
+                            <w:t>2026年6月2日</w:t>
                           </w:r>
                         </w:p>
                         <w:p>
@@ -663,7 +663,7 @@
                   </w:pBdr>
                 </w:pPr>
                 <w:r>
-                  <w:t>2026/5/16</w:t>
+                  <w:t>2026/6/2</w:t>
                 </w:r>
               </w:p>
             </w:tc>
@@ -1002,7 +1002,7 @@
       <w:r>
         <w:fldChar w:fldCharType="separate"/>
       </w:r>
-      <w:hyperlink w:anchor="_Toc231036095" w:history="1">
+      <w:hyperlink w:anchor="_Toc231294852" w:history="1">
         <w:r>
           <w:rPr>
             <w:rStyle w:val="afffffff5"/>
@@ -1029,7 +1029,7 @@
             <w:noProof/>
             <w:webHidden/>
           </w:rPr>
-          <w:instrText xml:space="preserve"> PAGEREF _Toc231036095 \h </w:instrText>
+          <w:instrText xml:space="preserve"> PAGEREF _Toc231294852 \h </w:instrText>
         </w:r>
         <w:r>
           <w:rPr>
@@ -1077,7 +1077,7 @@
           <w14:ligatures w14:val="standardContextual"/>
         </w:rPr>
       </w:pPr>
-      <w:hyperlink w:anchor="_Toc231036096" w:history="1">
+      <w:hyperlink w:anchor="_Toc231294853" w:history="1">
         <w:r>
           <w:rPr>
             <w:rStyle w:val="afffffff5"/>
@@ -1104,7 +1104,7 @@
             <w:noProof/>
             <w:webHidden/>
           </w:rPr>
-          <w:instrText xml:space="preserve"> PAGEREF _Toc231036096 \h </w:instrText>
+          <w:instrText xml:space="preserve"> PAGEREF _Toc231294853 \h </w:instrText>
         </w:r>
         <w:r>
           <w:rPr>
@@ -1152,7 +1152,7 @@
           <w14:ligatures w14:val="standardContextual"/>
         </w:rPr>
       </w:pPr>
-      <w:hyperlink w:anchor="_Toc231036097" w:history="1">
+      <w:hyperlink w:anchor="_Toc231294854" w:history="1">
         <w:r>
           <w:rPr>
             <w:rStyle w:val="afffffff5"/>
@@ -1179,7 +1179,7 @@
             <w:noProof/>
             <w:webHidden/>
           </w:rPr>
-          <w:instrText xml:space="preserve"> PAGEREF _Toc231036097 \h </w:instrText>
+          <w:instrText xml:space="preserve"> PAGEREF _Toc231294854 \h </w:instrText>
         </w:r>
         <w:r>
           <w:rPr>
@@ -1227,7 +1227,7 @@
           <w14:ligatures w14:val="standardContextual"/>
         </w:rPr>
       </w:pPr>
-      <w:hyperlink w:anchor="_Toc231036098" w:history="1">
+      <w:hyperlink w:anchor="_Toc231294855" w:history="1">
         <w:r>
           <w:rPr>
             <w:rStyle w:val="afffffff5"/>
@@ -1254,7 +1254,7 @@
             <w:noProof/>
             <w:webHidden/>
           </w:rPr>
-          <w:instrText xml:space="preserve"> PAGEREF _Toc231036098 \h </w:instrText>
+          <w:instrText xml:space="preserve"> PAGEREF _Toc231294855 \h </w:instrText>
         </w:r>
         <w:r>
           <w:rPr>
@@ -1302,7 +1302,7 @@
           <w14:ligatures w14:val="standardContextual"/>
         </w:rPr>
       </w:pPr>
-      <w:hyperlink w:anchor="_Toc231036099" w:history="1">
+      <w:hyperlink w:anchor="_Toc231294856" w:history="1">
         <w:r>
           <w:rPr>
             <w:rStyle w:val="afffffff5"/>
@@ -1329,7 +1329,7 @@
             <w:noProof/>
             <w:webHidden/>
           </w:rPr>
-          <w:instrText xml:space="preserve"> PAGEREF _Toc231036099 \h </w:instrText>
+          <w:instrText xml:space="preserve"> PAGEREF _Toc231294856 \h </w:instrText>
         </w:r>
         <w:r>
           <w:rPr>
@@ -1349,7 +1349,7 @@
             <w:noProof/>
             <w:webHidden/>
           </w:rPr>
-          <w:t>5</w:t>
+          <w:t>6</w:t>
         </w:r>
         <w:r>
           <w:rPr>
@@ -1378,7 +1378,7 @@
           <w14:ligatures w14:val="standardContextual"/>
         </w:rPr>
       </w:pPr>
-      <w:hyperlink w:anchor="_Toc231036100" w:history="1">
+      <w:hyperlink w:anchor="_Toc231294857" w:history="1">
         <w:r>
           <w:rPr>
             <w:rStyle w:val="afffffff5"/>
@@ -1405,7 +1405,7 @@
             <w:noProof/>
             <w:webHidden/>
           </w:rPr>
-          <w:instrText xml:space="preserve"> PAGEREF _Toc231036100 \h </w:instrText>
+          <w:instrText xml:space="preserve"> PAGEREF _Toc231294857 \h </w:instrText>
         </w:r>
         <w:r>
           <w:rPr>
@@ -1453,7 +1453,7 @@
           <w14:ligatures w14:val="standardContextual"/>
         </w:rPr>
       </w:pPr>
-      <w:hyperlink w:anchor="_Toc231036101" w:history="1">
+      <w:hyperlink w:anchor="_Toc231294858" w:history="1">
         <w:r>
           <w:rPr>
             <w:rStyle w:val="afffffff5"/>
@@ -1480,7 +1480,7 @@
             <w:noProof/>
             <w:webHidden/>
           </w:rPr>
-          <w:instrText xml:space="preserve"> PAGEREF _Toc231036101 \h </w:instrText>
+          <w:instrText xml:space="preserve"> PAGEREF _Toc231294858 \h </w:instrText>
         </w:r>
         <w:r>
           <w:rPr>
@@ -1528,7 +1528,7 @@
           <w14:ligatures w14:val="standardContextual"/>
         </w:rPr>
       </w:pPr>
-      <w:hyperlink w:anchor="_Toc231036102" w:history="1">
+      <w:hyperlink w:anchor="_Toc231294859" w:history="1">
         <w:r>
           <w:rPr>
             <w:rStyle w:val="afffffff5"/>
@@ -1555,7 +1555,7 @@
             <w:noProof/>
             <w:webHidden/>
           </w:rPr>
-          <w:instrText xml:space="preserve"> PAGEREF _Toc231036102 \h </w:instrText>
+          <w:instrText xml:space="preserve"> PAGEREF _Toc231294859 \h </w:instrText>
         </w:r>
         <w:r>
           <w:rPr>
@@ -1603,7 +1603,7 @@
           <w14:ligatures w14:val="standardContextual"/>
         </w:rPr>
       </w:pPr>
-      <w:hyperlink w:anchor="_Toc231036103" w:history="1">
+      <w:hyperlink w:anchor="_Toc231294860" w:history="1">
         <w:r>
           <w:rPr>
             <w:rStyle w:val="afffffff5"/>
@@ -1630,7 +1630,7 @@
             <w:noProof/>
             <w:webHidden/>
           </w:rPr>
-          <w:instrText xml:space="preserve"> PAGEREF _Toc231036103 \h </w:instrText>
+          <w:instrText xml:space="preserve"> PAGEREF _Toc231294860 \h </w:instrText>
         </w:r>
         <w:r>
           <w:rPr>
@@ -1650,7 +1650,7 @@
             <w:noProof/>
             <w:webHidden/>
           </w:rPr>
-          <w:t>6</w:t>
+          <w:t>7</w:t>
         </w:r>
         <w:r>
           <w:rPr>
@@ -1679,7 +1679,7 @@
           <w14:ligatures w14:val="standardContextual"/>
         </w:rPr>
       </w:pPr>
-      <w:hyperlink w:anchor="_Toc231036104" w:history="1">
+      <w:hyperlink w:anchor="_Toc231294861" w:history="1">
         <w:r>
           <w:rPr>
             <w:rStyle w:val="afffffff5"/>
@@ -1706,7 +1706,7 @@
             <w:noProof/>
             <w:webHidden/>
           </w:rPr>
-          <w:instrText xml:space="preserve"> PAGEREF _Toc231036104 \h </w:instrText>
+          <w:instrText xml:space="preserve"> PAGEREF _Toc231294861 \h </w:instrText>
         </w:r>
         <w:r>
           <w:rPr>
@@ -1754,7 +1754,7 @@
           <w14:ligatures w14:val="standardContextual"/>
         </w:rPr>
       </w:pPr>
-      <w:hyperlink w:anchor="_Toc231036105" w:history="1">
+      <w:hyperlink w:anchor="_Toc231294862" w:history="1">
         <w:r>
           <w:rPr>
             <w:rStyle w:val="afffffff5"/>
@@ -1781,7 +1781,7 @@
             <w:noProof/>
             <w:webHidden/>
           </w:rPr>
-          <w:instrText xml:space="preserve"> PAGEREF _Toc231036105 \h </w:instrText>
+          <w:instrText xml:space="preserve"> PAGEREF _Toc231294862 \h </w:instrText>
         </w:r>
         <w:r>
           <w:rPr>
@@ -1829,7 +1829,7 @@
           <w14:ligatures w14:val="standardContextual"/>
         </w:rPr>
       </w:pPr>
-      <w:hyperlink w:anchor="_Toc231036106" w:history="1">
+      <w:hyperlink w:anchor="_Toc231294863" w:history="1">
         <w:r>
           <w:rPr>
             <w:rStyle w:val="afffffff5"/>
@@ -1856,7 +1856,7 @@
             <w:noProof/>
             <w:webHidden/>
           </w:rPr>
-          <w:instrText xml:space="preserve"> PAGEREF _Toc231036106 \h </w:instrText>
+          <w:instrText xml:space="preserve"> PAGEREF _Toc231294863 \h </w:instrText>
         </w:r>
         <w:r>
           <w:rPr>
@@ -1904,7 +1904,7 @@
           <w14:ligatures w14:val="standardContextual"/>
         </w:rPr>
       </w:pPr>
-      <w:hyperlink w:anchor="_Toc231036107" w:history="1">
+      <w:hyperlink w:anchor="_Toc231294864" w:history="1">
         <w:r>
           <w:rPr>
             <w:rStyle w:val="afffffff5"/>
@@ -1931,7 +1931,7 @@
             <w:noProof/>
             <w:webHidden/>
           </w:rPr>
-          <w:instrText xml:space="preserve"> PAGEREF _Toc231036107 \h </w:instrText>
+          <w:instrText xml:space="preserve"> PAGEREF _Toc231294864 \h </w:instrText>
         </w:r>
         <w:r>
           <w:rPr>
@@ -1951,7 +1951,7 @@
             <w:noProof/>
             <w:webHidden/>
           </w:rPr>
-          <w:t>9</w:t>
+          <w:t>10</w:t>
         </w:r>
         <w:r>
           <w:rPr>
@@ -1978,7 +1978,7 @@
           <w14:ligatures w14:val="standardContextual"/>
         </w:rPr>
       </w:pPr>
-      <w:hyperlink w:anchor="_Toc231036108" w:history="1">
+      <w:hyperlink w:anchor="_Toc231294865" w:history="1">
         <w:r>
           <w:rPr>
             <w:rStyle w:val="afffffff5"/>
@@ -2005,7 +2005,7 @@
             <w:noProof/>
             <w:webHidden/>
           </w:rPr>
-          <w:instrText xml:space="preserve"> PAGEREF _Toc231036108 \h </w:instrText>
+          <w:instrText xml:space="preserve"> PAGEREF _Toc231294865 \h </w:instrText>
         </w:r>
         <w:r>
           <w:rPr>
@@ -2025,7 +2025,7 @@
             <w:noProof/>
             <w:webHidden/>
           </w:rPr>
-          <w:t>10</w:t>
+          <w:t>11</w:t>
         </w:r>
         <w:r>
           <w:rPr>
@@ -2052,7 +2052,7 @@
           <w14:ligatures w14:val="standardContextual"/>
         </w:rPr>
       </w:pPr>
-      <w:hyperlink w:anchor="_Toc231036109" w:history="1">
+      <w:hyperlink w:anchor="_Toc231294866" w:history="1">
         <w:r>
           <w:rPr>
             <w:rStyle w:val="afffffff5"/>
@@ -2079,7 +2079,7 @@
             <w:noProof/>
             <w:webHidden/>
           </w:rPr>
-          <w:instrText xml:space="preserve"> PAGEREF _Toc231036109 \h </w:instrText>
+          <w:instrText xml:space="preserve"> PAGEREF _Toc231294866 \h </w:instrText>
         </w:r>
         <w:r>
           <w:rPr>
@@ -2126,7 +2126,7 @@
           <w14:ligatures w14:val="standardContextual"/>
         </w:rPr>
       </w:pPr>
-      <w:hyperlink w:anchor="_Toc231036110" w:history="1">
+      <w:hyperlink w:anchor="_Toc231294867" w:history="1">
         <w:r>
           <w:rPr>
             <w:rStyle w:val="afffffff5"/>
@@ -2153,7 +2153,7 @@
             <w:noProof/>
             <w:webHidden/>
           </w:rPr>
-          <w:instrText xml:space="preserve"> PAGEREF _Toc231036110 \h </w:instrText>
+          <w:instrText xml:space="preserve"> PAGEREF _Toc231294867 \h </w:instrText>
         </w:r>
         <w:r>
           <w:rPr>
@@ -2201,7 +2201,7 @@
           <w14:ligatures w14:val="standardContextual"/>
         </w:rPr>
       </w:pPr>
-      <w:hyperlink w:anchor="_Toc231036111" w:history="1">
+      <w:hyperlink w:anchor="_Toc231294868" w:history="1">
         <w:r>
           <w:rPr>
             <w:rStyle w:val="afffffff5"/>
@@ -2228,7 +2228,7 @@
             <w:noProof/>
             <w:webHidden/>
           </w:rPr>
-          <w:instrText xml:space="preserve"> PAGEREF _Toc231036111 \h </w:instrText>
+          <w:instrText xml:space="preserve"> PAGEREF _Toc231294868 \h </w:instrText>
         </w:r>
         <w:r>
           <w:rPr>
@@ -2248,7 +2248,7 @@
             <w:noProof/>
             <w:webHidden/>
           </w:rPr>
-          <w:t>15</w:t>
+          <w:t>16</w:t>
         </w:r>
         <w:r>
           <w:rPr>
@@ -2275,7 +2275,7 @@
           <w14:ligatures w14:val="standardContextual"/>
         </w:rPr>
       </w:pPr>
-      <w:hyperlink w:anchor="_Toc231036112" w:history="1">
+      <w:hyperlink w:anchor="_Toc231294869" w:history="1">
         <w:r>
           <w:rPr>
             <w:rStyle w:val="afffffff5"/>
@@ -2302,7 +2302,7 @@
             <w:noProof/>
             <w:webHidden/>
           </w:rPr>
-          <w:instrText xml:space="preserve"> PAGEREF _Toc231036112 \h </w:instrText>
+          <w:instrText xml:space="preserve"> PAGEREF _Toc231294869 \h </w:instrText>
         </w:r>
         <w:r>
           <w:rPr>
@@ -2322,7 +2322,7 @@
             <w:noProof/>
             <w:webHidden/>
           </w:rPr>
-          <w:t>15</w:t>
+          <w:t>16</w:t>
         </w:r>
         <w:r>
           <w:rPr>
@@ -2351,7 +2351,7 @@
           <w14:ligatures w14:val="standardContextual"/>
         </w:rPr>
       </w:pPr>
-      <w:hyperlink w:anchor="_Toc231036113" w:history="1">
+      <w:hyperlink w:anchor="_Toc231294870" w:history="1">
         <w:r>
           <w:rPr>
             <w:rStyle w:val="afffffff5"/>
@@ -2378,7 +2378,7 @@
             <w:noProof/>
             <w:webHidden/>
           </w:rPr>
-          <w:instrText xml:space="preserve"> PAGEREF _Toc231036113 \h </w:instrText>
+          <w:instrText xml:space="preserve"> PAGEREF _Toc231294870 \h </w:instrText>
         </w:r>
         <w:r>
           <w:rPr>
@@ -2398,7 +2398,7 @@
             <w:noProof/>
             <w:webHidden/>
           </w:rPr>
-          <w:t>15</w:t>
+          <w:t>16</w:t>
         </w:r>
         <w:r>
           <w:rPr>
@@ -2427,7 +2427,7 @@
           <w14:ligatures w14:val="standardContextual"/>
         </w:rPr>
       </w:pPr>
-      <w:hyperlink w:anchor="_Toc231036114" w:history="1">
+      <w:hyperlink w:anchor="_Toc231294871" w:history="1">
         <w:r>
           <w:rPr>
             <w:rStyle w:val="afffffff5"/>
@@ -2454,7 +2454,7 @@
             <w:noProof/>
             <w:webHidden/>
           </w:rPr>
-          <w:instrText xml:space="preserve"> PAGEREF _Toc231036114 \h </w:instrText>
+          <w:instrText xml:space="preserve"> PAGEREF _Toc231294871 \h </w:instrText>
         </w:r>
         <w:r>
           <w:rPr>
@@ -2474,7 +2474,7 @@
             <w:noProof/>
             <w:webHidden/>
           </w:rPr>
-          <w:t>16</w:t>
+          <w:t>17</w:t>
         </w:r>
         <w:r>
           <w:rPr>
@@ -2502,7 +2502,7 @@
           <w14:ligatures w14:val="standardContextual"/>
         </w:rPr>
       </w:pPr>
-      <w:hyperlink w:anchor="_Toc231036115" w:history="1">
+      <w:hyperlink w:anchor="_Toc231294872" w:history="1">
         <w:r>
           <w:rPr>
             <w:rStyle w:val="afffffff5"/>
@@ -2529,7 +2529,7 @@
             <w:noProof/>
             <w:webHidden/>
           </w:rPr>
-          <w:instrText xml:space="preserve"> PAGEREF _Toc231036115 \h </w:instrText>
+          <w:instrText xml:space="preserve"> PAGEREF _Toc231294872 \h </w:instrText>
         </w:r>
         <w:r>
           <w:rPr>
@@ -2549,7 +2549,7 @@
             <w:noProof/>
             <w:webHidden/>
           </w:rPr>
-          <w:t>16</w:t>
+          <w:t>17</w:t>
         </w:r>
         <w:r>
           <w:rPr>
@@ -2576,7 +2576,7 @@
           <w14:ligatures w14:val="standardContextual"/>
         </w:rPr>
       </w:pPr>
-      <w:hyperlink w:anchor="_Toc231036116" w:history="1">
+      <w:hyperlink w:anchor="_Toc231294873" w:history="1">
         <w:r>
           <w:rPr>
             <w:rStyle w:val="afffffff5"/>
@@ -2603,7 +2603,7 @@
             <w:noProof/>
             <w:webHidden/>
           </w:rPr>
-          <w:instrText xml:space="preserve"> PAGEREF _Toc231036116 \h </w:instrText>
+          <w:instrText xml:space="preserve"> PAGEREF _Toc231294873 \h </w:instrText>
         </w:r>
         <w:r>
           <w:rPr>
@@ -2650,7 +2650,7 @@
           <w14:ligatures w14:val="standardContextual"/>
         </w:rPr>
       </w:pPr>
-      <w:hyperlink w:anchor="_Toc231036117" w:history="1">
+      <w:hyperlink w:anchor="_Toc231294874" w:history="1">
         <w:r>
           <w:rPr>
             <w:rStyle w:val="afffffff5"/>
@@ -2677,7 +2677,7 @@
             <w:noProof/>
             <w:webHidden/>
           </w:rPr>
-          <w:instrText xml:space="preserve"> PAGEREF _Toc231036117 \h </w:instrText>
+          <w:instrText xml:space="preserve"> PAGEREF _Toc231294874 \h </w:instrText>
         </w:r>
         <w:r>
           <w:rPr>
@@ -2724,7 +2724,7 @@
           <w14:ligatures w14:val="standardContextual"/>
         </w:rPr>
       </w:pPr>
-      <w:hyperlink w:anchor="_Toc231036118" w:history="1">
+      <w:hyperlink w:anchor="_Toc231294875" w:history="1">
         <w:r>
           <w:rPr>
             <w:rStyle w:val="afffffff5"/>
@@ -2751,7 +2751,7 @@
             <w:noProof/>
             <w:webHidden/>
           </w:rPr>
-          <w:instrText xml:space="preserve"> PAGEREF _Toc231036118 \h </w:instrText>
+          <w:instrText xml:space="preserve"> PAGEREF _Toc231294875 \h </w:instrText>
         </w:r>
         <w:r>
           <w:rPr>
@@ -2771,7 +2771,7 @@
             <w:noProof/>
             <w:webHidden/>
           </w:rPr>
-          <w:t>18</w:t>
+          <w:t>19</w:t>
         </w:r>
         <w:r>
           <w:rPr>
@@ -2799,7 +2799,7 @@
           <w14:ligatures w14:val="standardContextual"/>
         </w:rPr>
       </w:pPr>
-      <w:hyperlink w:anchor="_Toc231036119" w:history="1">
+      <w:hyperlink w:anchor="_Toc231294876" w:history="1">
         <w:r>
           <w:rPr>
             <w:rStyle w:val="afffffff5"/>
@@ -2826,7 +2826,7 @@
             <w:noProof/>
             <w:webHidden/>
           </w:rPr>
-          <w:instrText xml:space="preserve"> PAGEREF _Toc231036119 \h </w:instrText>
+          <w:instrText xml:space="preserve"> PAGEREF _Toc231294876 \h </w:instrText>
         </w:r>
         <w:r>
           <w:rPr>
@@ -2846,7 +2846,7 @@
             <w:noProof/>
             <w:webHidden/>
           </w:rPr>
-          <w:t>18</w:t>
+          <w:t>19</w:t>
         </w:r>
         <w:r>
           <w:rPr>
@@ -2873,7 +2873,7 @@
           <w14:ligatures w14:val="standardContextual"/>
         </w:rPr>
       </w:pPr>
-      <w:hyperlink w:anchor="_Toc231036120" w:history="1">
+      <w:hyperlink w:anchor="_Toc231294877" w:history="1">
         <w:r>
           <w:rPr>
             <w:rStyle w:val="afffffff5"/>
@@ -2900,7 +2900,7 @@
             <w:noProof/>
             <w:webHidden/>
           </w:rPr>
-          <w:instrText xml:space="preserve"> PAGEREF _Toc231036120 \h </w:instrText>
+          <w:instrText xml:space="preserve"> PAGEREF _Toc231294877 \h </w:instrText>
         </w:r>
         <w:r>
           <w:rPr>
@@ -2920,7 +2920,7 @@
             <w:noProof/>
             <w:webHidden/>
           </w:rPr>
-          <w:t>19</w:t>
+          <w:t>20</w:t>
         </w:r>
         <w:r>
           <w:rPr>
@@ -2947,7 +2947,7 @@
           <w14:ligatures w14:val="standardContextual"/>
         </w:rPr>
       </w:pPr>
-      <w:hyperlink w:anchor="_Toc231036121" w:history="1">
+      <w:hyperlink w:anchor="_Toc231294878" w:history="1">
         <w:r>
           <w:rPr>
             <w:rStyle w:val="afffffff5"/>
@@ -2974,7 +2974,7 @@
             <w:noProof/>
             <w:webHidden/>
           </w:rPr>
-          <w:instrText xml:space="preserve"> PAGEREF _Toc231036121 \h </w:instrText>
+          <w:instrText xml:space="preserve"> PAGEREF _Toc231294878 \h </w:instrText>
         </w:r>
         <w:r>
           <w:rPr>
@@ -2994,7 +2994,7 @@
             <w:noProof/>
             <w:webHidden/>
           </w:rPr>
-          <w:t>19</w:t>
+          <w:t>20</w:t>
         </w:r>
         <w:r>
           <w:rPr>
@@ -3022,7 +3022,7 @@
           <w14:ligatures w14:val="standardContextual"/>
         </w:rPr>
       </w:pPr>
-      <w:hyperlink w:anchor="_Toc231036122" w:history="1">
+      <w:hyperlink w:anchor="_Toc231294879" w:history="1">
         <w:r>
           <w:rPr>
             <w:rStyle w:val="afffffff5"/>
@@ -3049,7 +3049,7 @@
             <w:noProof/>
             <w:webHidden/>
           </w:rPr>
-          <w:instrText xml:space="preserve"> PAGEREF _Toc231036122 \h </w:instrText>
+          <w:instrText xml:space="preserve"> PAGEREF _Toc231294879 \h </w:instrText>
         </w:r>
         <w:r>
           <w:rPr>
@@ -3069,7 +3069,7 @@
             <w:noProof/>
             <w:webHidden/>
           </w:rPr>
-          <w:t>19</w:t>
+          <w:t>20</w:t>
         </w:r>
         <w:r>
           <w:rPr>
@@ -3096,7 +3096,7 @@
           <w14:ligatures w14:val="standardContextual"/>
         </w:rPr>
       </w:pPr>
-      <w:hyperlink w:anchor="_Toc231036123" w:history="1">
+      <w:hyperlink w:anchor="_Toc231294880" w:history="1">
         <w:r>
           <w:rPr>
             <w:rStyle w:val="afffffff5"/>
@@ -3123,7 +3123,7 @@
             <w:noProof/>
             <w:webHidden/>
           </w:rPr>
-          <w:instrText xml:space="preserve"> PAGEREF _Toc231036123 \h </w:instrText>
+          <w:instrText xml:space="preserve"> PAGEREF _Toc231294880 \h </w:instrText>
         </w:r>
         <w:r>
           <w:rPr>
@@ -3143,7 +3143,7 @@
             <w:noProof/>
             <w:webHidden/>
           </w:rPr>
-          <w:t>19</w:t>
+          <w:t>20</w:t>
         </w:r>
         <w:r>
           <w:rPr>
@@ -3170,7 +3170,7 @@
           <w14:ligatures w14:val="standardContextual"/>
         </w:rPr>
       </w:pPr>
-      <w:hyperlink w:anchor="_Toc231036124" w:history="1">
+      <w:hyperlink w:anchor="_Toc231294881" w:history="1">
         <w:r>
           <w:rPr>
             <w:rStyle w:val="afffffff5"/>
@@ -3197,7 +3197,7 @@
             <w:noProof/>
             <w:webHidden/>
           </w:rPr>
-          <w:instrText xml:space="preserve"> PAGEREF _Toc231036124 \h </w:instrText>
+          <w:instrText xml:space="preserve"> PAGEREF _Toc231294881 \h </w:instrText>
         </w:r>
         <w:r>
           <w:rPr>
@@ -3217,7 +3217,7 @@
             <w:noProof/>
             <w:webHidden/>
           </w:rPr>
-          <w:t>20</w:t>
+          <w:t>21</w:t>
         </w:r>
         <w:r>
           <w:rPr>
@@ -3244,7 +3244,7 @@
           <w14:ligatures w14:val="standardContextual"/>
         </w:rPr>
       </w:pPr>
-      <w:hyperlink w:anchor="_Toc231036125" w:history="1">
+      <w:hyperlink w:anchor="_Toc231294882" w:history="1">
         <w:r>
           <w:rPr>
             <w:rStyle w:val="afffffff5"/>
@@ -3271,7 +3271,7 @@
             <w:noProof/>
             <w:webHidden/>
           </w:rPr>
-          <w:instrText xml:space="preserve"> PAGEREF _Toc231036125 \h </w:instrText>
+          <w:instrText xml:space="preserve"> PAGEREF _Toc231294882 \h </w:instrText>
         </w:r>
         <w:r>
           <w:rPr>
@@ -3291,7 +3291,7 @@
             <w:noProof/>
             <w:webHidden/>
           </w:rPr>
-          <w:t>20</w:t>
+          <w:t>21</w:t>
         </w:r>
         <w:r>
           <w:rPr>
@@ -3319,7 +3319,7 @@
           <w14:ligatures w14:val="standardContextual"/>
         </w:rPr>
       </w:pPr>
-      <w:hyperlink w:anchor="_Toc231036126" w:history="1">
+      <w:hyperlink w:anchor="_Toc231294883" w:history="1">
         <w:r>
           <w:rPr>
             <w:rStyle w:val="afffffff5"/>
@@ -3346,7 +3346,7 @@
             <w:noProof/>
             <w:webHidden/>
           </w:rPr>
-          <w:instrText xml:space="preserve"> PAGEREF _Toc231036126 \h </w:instrText>
+          <w:instrText xml:space="preserve"> PAGEREF _Toc231294883 \h </w:instrText>
         </w:r>
         <w:r>
           <w:rPr>
@@ -3393,7 +3393,7 @@
           <w14:ligatures w14:val="standardContextual"/>
         </w:rPr>
       </w:pPr>
-      <w:hyperlink w:anchor="_Toc231036127" w:history="1">
+      <w:hyperlink w:anchor="_Toc231294884" w:history="1">
         <w:r>
           <w:rPr>
             <w:rStyle w:val="afffffff5"/>
@@ -3420,7 +3420,7 @@
             <w:noProof/>
             <w:webHidden/>
           </w:rPr>
-          <w:instrText xml:space="preserve"> PAGEREF _Toc231036127 \h </w:instrText>
+          <w:instrText xml:space="preserve"> PAGEREF _Toc231294884 \h </w:instrText>
         </w:r>
         <w:r>
           <w:rPr>
@@ -3440,7 +3440,7 @@
             <w:noProof/>
             <w:webHidden/>
           </w:rPr>
-          <w:t>21</w:t>
+          <w:t>22</w:t>
         </w:r>
         <w:r>
           <w:rPr>
@@ -3467,7 +3467,7 @@
           <w14:ligatures w14:val="standardContextual"/>
         </w:rPr>
       </w:pPr>
-      <w:hyperlink w:anchor="_Toc231036128" w:history="1">
+      <w:hyperlink w:anchor="_Toc231294885" w:history="1">
         <w:r>
           <w:rPr>
             <w:rStyle w:val="afffffff5"/>
@@ -3494,7 +3494,7 @@
             <w:noProof/>
             <w:webHidden/>
           </w:rPr>
-          <w:instrText xml:space="preserve"> PAGEREF _Toc231036128 \h </w:instrText>
+          <w:instrText xml:space="preserve"> PAGEREF _Toc231294885 \h </w:instrText>
         </w:r>
         <w:r>
           <w:rPr>
@@ -3514,7 +3514,7 @@
             <w:noProof/>
             <w:webHidden/>
           </w:rPr>
-          <w:t>22</w:t>
+          <w:t>23</w:t>
         </w:r>
         <w:r>
           <w:rPr>
@@ -3542,7 +3542,7 @@
           <w14:ligatures w14:val="standardContextual"/>
         </w:rPr>
       </w:pPr>
-      <w:hyperlink w:anchor="_Toc231036129" w:history="1">
+      <w:hyperlink w:anchor="_Toc231294886" w:history="1">
         <w:r>
           <w:rPr>
             <w:rStyle w:val="afffffff5"/>
@@ -3569,7 +3569,7 @@
             <w:noProof/>
             <w:webHidden/>
           </w:rPr>
-          <w:instrText xml:space="preserve"> PAGEREF _Toc231036129 \h </w:instrText>
+          <w:instrText xml:space="preserve"> PAGEREF _Toc231294886 \h </w:instrText>
         </w:r>
         <w:r>
           <w:rPr>
@@ -3589,7 +3589,7 @@
             <w:noProof/>
             <w:webHidden/>
           </w:rPr>
-          <w:t>22</w:t>
+          <w:t>23</w:t>
         </w:r>
         <w:r>
           <w:rPr>
@@ -3616,7 +3616,7 @@
           <w14:ligatures w14:val="standardContextual"/>
         </w:rPr>
       </w:pPr>
-      <w:hyperlink w:anchor="_Toc231036130" w:history="1">
+      <w:hyperlink w:anchor="_Toc231294887" w:history="1">
         <w:r>
           <w:rPr>
             <w:rStyle w:val="afffffff5"/>
@@ -3643,7 +3643,7 @@
             <w:noProof/>
             <w:webHidden/>
           </w:rPr>
-          <w:instrText xml:space="preserve"> PAGEREF _Toc231036130 \h </w:instrText>
+          <w:instrText xml:space="preserve"> PAGEREF _Toc231294887 \h </w:instrText>
         </w:r>
         <w:r>
           <w:rPr>
@@ -3690,7 +3690,7 @@
           <w14:ligatures w14:val="standardContextual"/>
         </w:rPr>
       </w:pPr>
-      <w:hyperlink w:anchor="_Toc231036131" w:history="1">
+      <w:hyperlink w:anchor="_Toc231294888" w:history="1">
         <w:r>
           <w:rPr>
             <w:rStyle w:val="afffffff5"/>
@@ -3717,7 +3717,7 @@
             <w:noProof/>
             <w:webHidden/>
           </w:rPr>
-          <w:instrText xml:space="preserve"> PAGEREF _Toc231036131 \h </w:instrText>
+          <w:instrText xml:space="preserve"> PAGEREF _Toc231294888 \h </w:instrText>
         </w:r>
         <w:r>
           <w:rPr>
@@ -3737,7 +3737,7 @@
             <w:noProof/>
             <w:webHidden/>
           </w:rPr>
-          <w:t>24</w:t>
+          <w:t>25</w:t>
         </w:r>
         <w:r>
           <w:rPr>
@@ -3764,7 +3764,7 @@
           <w14:ligatures w14:val="standardContextual"/>
         </w:rPr>
       </w:pPr>
-      <w:hyperlink w:anchor="_Toc231036132" w:history="1">
+      <w:hyperlink w:anchor="_Toc231294889" w:history="1">
         <w:r>
           <w:rPr>
             <w:rStyle w:val="afffffff5"/>
@@ -3791,7 +3791,7 @@
             <w:noProof/>
             <w:webHidden/>
           </w:rPr>
-          <w:instrText xml:space="preserve"> PAGEREF _Toc231036132 \h </w:instrText>
+          <w:instrText xml:space="preserve"> PAGEREF _Toc231294889 \h </w:instrText>
         </w:r>
         <w:r>
           <w:rPr>
@@ -3811,7 +3811,7 @@
             <w:noProof/>
             <w:webHidden/>
           </w:rPr>
-          <w:t>24</w:t>
+          <w:t>25</w:t>
         </w:r>
         <w:r>
           <w:rPr>
@@ -3839,7 +3839,7 @@
           <w14:ligatures w14:val="standardContextual"/>
         </w:rPr>
       </w:pPr>
-      <w:hyperlink w:anchor="_Toc231036133" w:history="1">
+      <w:hyperlink w:anchor="_Toc231294890" w:history="1">
         <w:r>
           <w:rPr>
             <w:rStyle w:val="afffffff5"/>
@@ -3866,7 +3866,7 @@
             <w:noProof/>
             <w:webHidden/>
           </w:rPr>
-          <w:instrText xml:space="preserve"> PAGEREF _Toc231036133 \h </w:instrText>
+          <w:instrText xml:space="preserve"> PAGEREF _Toc231294890 \h </w:instrText>
         </w:r>
         <w:r>
           <w:rPr>
@@ -3913,7 +3913,7 @@
           <w14:ligatures w14:val="standardContextual"/>
         </w:rPr>
       </w:pPr>
-      <w:hyperlink w:anchor="_Toc231036134" w:history="1">
+      <w:hyperlink w:anchor="_Toc231294891" w:history="1">
         <w:r>
           <w:rPr>
             <w:rStyle w:val="afffffff5"/>
@@ -3940,7 +3940,7 @@
             <w:noProof/>
             <w:webHidden/>
           </w:rPr>
-          <w:instrText xml:space="preserve"> PAGEREF _Toc231036134 \h </w:instrText>
+          <w:instrText xml:space="preserve"> PAGEREF _Toc231294891 \h </w:instrText>
         </w:r>
         <w:r>
           <w:rPr>
@@ -3960,7 +3960,7 @@
             <w:noProof/>
             <w:webHidden/>
           </w:rPr>
-          <w:t>25</w:t>
+          <w:t>26</w:t>
         </w:r>
         <w:r>
           <w:rPr>
@@ -3987,7 +3987,7 @@
           <w14:ligatures w14:val="standardContextual"/>
         </w:rPr>
       </w:pPr>
-      <w:hyperlink w:anchor="_Toc231036135" w:history="1">
+      <w:hyperlink w:anchor="_Toc231294892" w:history="1">
         <w:r>
           <w:rPr>
             <w:rStyle w:val="afffffff5"/>
@@ -4014,7 +4014,7 @@
             <w:noProof/>
             <w:webHidden/>
           </w:rPr>
-          <w:instrText xml:space="preserve"> PAGEREF _Toc231036135 \h </w:instrText>
+          <w:instrText xml:space="preserve"> PAGEREF _Toc231294892 \h </w:instrText>
         </w:r>
         <w:r>
           <w:rPr>
@@ -4034,7 +4034,7 @@
             <w:noProof/>
             <w:webHidden/>
           </w:rPr>
-          <w:t>25</w:t>
+          <w:t>26</w:t>
         </w:r>
         <w:r>
           <w:rPr>
@@ -4061,7 +4061,7 @@
           <w14:ligatures w14:val="standardContextual"/>
         </w:rPr>
       </w:pPr>
-      <w:hyperlink w:anchor="_Toc231036136" w:history="1">
+      <w:hyperlink w:anchor="_Toc231294893" w:history="1">
         <w:r>
           <w:rPr>
             <w:rStyle w:val="afffffff5"/>
@@ -4088,7 +4088,7 @@
             <w:noProof/>
             <w:webHidden/>
           </w:rPr>
-          <w:instrText xml:space="preserve"> PAGEREF _Toc231036136 \h </w:instrText>
+          <w:instrText xml:space="preserve"> PAGEREF _Toc231294893 \h </w:instrText>
         </w:r>
         <w:r>
           <w:rPr>
@@ -4136,7 +4136,7 @@
           <w14:ligatures w14:val="standardContextual"/>
         </w:rPr>
       </w:pPr>
-      <w:hyperlink w:anchor="_Toc231036137" w:history="1">
+      <w:hyperlink w:anchor="_Toc231294894" w:history="1">
         <w:r>
           <w:rPr>
             <w:rStyle w:val="afffffff5"/>
@@ -4163,7 +4163,7 @@
             <w:noProof/>
             <w:webHidden/>
           </w:rPr>
-          <w:instrText xml:space="preserve"> PAGEREF _Toc231036137 \h </w:instrText>
+          <w:instrText xml:space="preserve"> PAGEREF _Toc231294894 \h </w:instrText>
         </w:r>
         <w:r>
           <w:rPr>
@@ -4210,7 +4210,7 @@
           <w14:ligatures w14:val="standardContextual"/>
         </w:rPr>
       </w:pPr>
-      <w:hyperlink w:anchor="_Toc231036138" w:history="1">
+      <w:hyperlink w:anchor="_Toc231294895" w:history="1">
         <w:r>
           <w:rPr>
             <w:rStyle w:val="afffffff5"/>
@@ -4237,7 +4237,7 @@
             <w:noProof/>
             <w:webHidden/>
           </w:rPr>
-          <w:instrText xml:space="preserve"> PAGEREF _Toc231036138 \h </w:instrText>
+          <w:instrText xml:space="preserve"> PAGEREF _Toc231294895 \h </w:instrText>
         </w:r>
         <w:r>
           <w:rPr>
@@ -4257,7 +4257,7 @@
             <w:noProof/>
             <w:webHidden/>
           </w:rPr>
-          <w:t>26</w:t>
+          <w:t>27</w:t>
         </w:r>
         <w:r>
           <w:rPr>
@@ -4284,7 +4284,7 @@
           <w14:ligatures w14:val="standardContextual"/>
         </w:rPr>
       </w:pPr>
-      <w:hyperlink w:anchor="_Toc231036139" w:history="1">
+      <w:hyperlink w:anchor="_Toc231294896" w:history="1">
         <w:r>
           <w:rPr>
             <w:rStyle w:val="afffffff5"/>
@@ -4311,7 +4311,7 @@
             <w:noProof/>
             <w:webHidden/>
           </w:rPr>
-          <w:instrText xml:space="preserve"> PAGEREF _Toc231036139 \h </w:instrText>
+          <w:instrText xml:space="preserve"> PAGEREF _Toc231294896 \h </w:instrText>
         </w:r>
         <w:r>
           <w:rPr>
@@ -4331,7 +4331,7 @@
             <w:noProof/>
             <w:webHidden/>
           </w:rPr>
-          <w:t>26</w:t>
+          <w:t>27</w:t>
         </w:r>
         <w:r>
           <w:rPr>
@@ -4358,7 +4358,7 @@
           <w14:ligatures w14:val="standardContextual"/>
         </w:rPr>
       </w:pPr>
-      <w:hyperlink w:anchor="_Toc231036140" w:history="1">
+      <w:hyperlink w:anchor="_Toc231294897" w:history="1">
         <w:r>
           <w:rPr>
             <w:rStyle w:val="afffffff5"/>
@@ -4385,7 +4385,7 @@
             <w:noProof/>
             <w:webHidden/>
           </w:rPr>
-          <w:instrText xml:space="preserve"> PAGEREF _Toc231036140 \h </w:instrText>
+          <w:instrText xml:space="preserve"> PAGEREF _Toc231294897 \h </w:instrText>
         </w:r>
         <w:r>
           <w:rPr>
@@ -4433,7 +4433,7 @@
           <w14:ligatures w14:val="standardContextual"/>
         </w:rPr>
       </w:pPr>
-      <w:hyperlink w:anchor="_Toc231036141" w:history="1">
+      <w:hyperlink w:anchor="_Toc231294898" w:history="1">
         <w:r>
           <w:rPr>
             <w:rStyle w:val="afffffff5"/>
@@ -4460,7 +4460,7 @@
             <w:noProof/>
             <w:webHidden/>
           </w:rPr>
-          <w:instrText xml:space="preserve"> PAGEREF _Toc231036141 \h </w:instrText>
+          <w:instrText xml:space="preserve"> PAGEREF _Toc231294898 \h </w:instrText>
         </w:r>
         <w:r>
           <w:rPr>
@@ -4480,7 +4480,7 @@
             <w:noProof/>
             <w:webHidden/>
           </w:rPr>
-          <w:t>27</w:t>
+          <w:t>28</w:t>
         </w:r>
         <w:r>
           <w:rPr>
@@ -4507,7 +4507,7 @@
           <w14:ligatures w14:val="standardContextual"/>
         </w:rPr>
       </w:pPr>
-      <w:hyperlink w:anchor="_Toc231036142" w:history="1">
+      <w:hyperlink w:anchor="_Toc231294899" w:history="1">
         <w:r>
           <w:rPr>
             <w:rStyle w:val="afffffff5"/>
@@ -4534,7 +4534,7 @@
             <w:noProof/>
             <w:webHidden/>
           </w:rPr>
-          <w:instrText xml:space="preserve"> PAGEREF _Toc231036142 \h </w:instrText>
+          <w:instrText xml:space="preserve"> PAGEREF _Toc231294899 \h </w:instrText>
         </w:r>
         <w:r>
           <w:rPr>
@@ -4554,7 +4554,7 @@
             <w:noProof/>
             <w:webHidden/>
           </w:rPr>
-          <w:t>27</w:t>
+          <w:t>28</w:t>
         </w:r>
         <w:r>
           <w:rPr>
@@ -4581,7 +4581,7 @@
           <w14:ligatures w14:val="standardContextual"/>
         </w:rPr>
       </w:pPr>
-      <w:hyperlink w:anchor="_Toc231036143" w:history="1">
+      <w:hyperlink w:anchor="_Toc231294900" w:history="1">
         <w:r>
           <w:rPr>
             <w:rStyle w:val="afffffff5"/>
@@ -4608,7 +4608,7 @@
             <w:noProof/>
             <w:webHidden/>
           </w:rPr>
-          <w:instrText xml:space="preserve"> PAGEREF _Toc231036143 \h </w:instrText>
+          <w:instrText xml:space="preserve"> PAGEREF _Toc231294900 \h </w:instrText>
         </w:r>
         <w:r>
           <w:rPr>
@@ -4655,7 +4655,7 @@
           <w14:ligatures w14:val="standardContextual"/>
         </w:rPr>
       </w:pPr>
-      <w:hyperlink w:anchor="_Toc231036144" w:history="1">
+      <w:hyperlink w:anchor="_Toc231294901" w:history="1">
         <w:r>
           <w:rPr>
             <w:rStyle w:val="afffffff5"/>
@@ -4682,7 +4682,7 @@
             <w:noProof/>
             <w:webHidden/>
           </w:rPr>
-          <w:instrText xml:space="preserve"> PAGEREF _Toc231036144 \h </w:instrText>
+          <w:instrText xml:space="preserve"> PAGEREF _Toc231294901 \h </w:instrText>
         </w:r>
         <w:r>
           <w:rPr>
@@ -4702,7 +4702,7 @@
             <w:noProof/>
             <w:webHidden/>
           </w:rPr>
-          <w:t>29</w:t>
+          <w:t>30</w:t>
         </w:r>
         <w:r>
           <w:rPr>
@@ -4731,7 +4731,7 @@
           <w14:ligatures w14:val="standardContextual"/>
         </w:rPr>
       </w:pPr>
-      <w:hyperlink w:anchor="_Toc231036145" w:history="1">
+      <w:hyperlink w:anchor="_Toc231294902" w:history="1">
         <w:r>
           <w:rPr>
             <w:rStyle w:val="afffffff5"/>
@@ -4758,7 +4758,7 @@
             <w:noProof/>
             <w:webHidden/>
           </w:rPr>
-          <w:instrText xml:space="preserve"> PAGEREF _Toc231036145 \h </w:instrText>
+          <w:instrText xml:space="preserve"> PAGEREF _Toc231294902 \h </w:instrText>
         </w:r>
         <w:r>
           <w:rPr>
@@ -4778,7 +4778,7 @@
             <w:noProof/>
             <w:webHidden/>
           </w:rPr>
-          <w:t>29</w:t>
+          <w:t>30</w:t>
         </w:r>
         <w:r>
           <w:rPr>
@@ -4806,7 +4806,7 @@
           <w14:ligatures w14:val="standardContextual"/>
         </w:rPr>
       </w:pPr>
-      <w:hyperlink w:anchor="_Toc231036146" w:history="1">
+      <w:hyperlink w:anchor="_Toc231294903" w:history="1">
         <w:r>
           <w:rPr>
             <w:rStyle w:val="afffffff5"/>
@@ -4833,7 +4833,7 @@
             <w:noProof/>
             <w:webHidden/>
           </w:rPr>
-          <w:instrText xml:space="preserve"> PAGEREF _Toc231036146 \h </w:instrText>
+          <w:instrText xml:space="preserve"> PAGEREF _Toc231294903 \h </w:instrText>
         </w:r>
         <w:r>
           <w:rPr>
@@ -4853,7 +4853,7 @@
             <w:noProof/>
             <w:webHidden/>
           </w:rPr>
-          <w:t>29</w:t>
+          <w:t>30</w:t>
         </w:r>
         <w:r>
           <w:rPr>
@@ -4881,7 +4881,7 @@
           <w14:ligatures w14:val="standardContextual"/>
         </w:rPr>
       </w:pPr>
-      <w:hyperlink w:anchor="_Toc231036147" w:history="1">
+      <w:hyperlink w:anchor="_Toc231294904" w:history="1">
         <w:r>
           <w:rPr>
             <w:rStyle w:val="afffffff5"/>
@@ -4908,7 +4908,7 @@
             <w:noProof/>
             <w:webHidden/>
           </w:rPr>
-          <w:instrText xml:space="preserve"> PAGEREF _Toc231036147 \h </w:instrText>
+          <w:instrText xml:space="preserve"> PAGEREF _Toc231294904 \h </w:instrText>
         </w:r>
         <w:r>
           <w:rPr>
@@ -4928,7 +4928,7 @@
             <w:noProof/>
             <w:webHidden/>
           </w:rPr>
-          <w:t>30</w:t>
+          <w:t>31</w:t>
         </w:r>
         <w:r>
           <w:rPr>
@@ -4957,7 +4957,7 @@
           <w14:ligatures w14:val="standardContextual"/>
         </w:rPr>
       </w:pPr>
-      <w:hyperlink w:anchor="_Toc231036148" w:history="1">
+      <w:hyperlink w:anchor="_Toc231294905" w:history="1">
         <w:r>
           <w:rPr>
             <w:rStyle w:val="afffffff5"/>
@@ -4984,7 +4984,7 @@
             <w:noProof/>
             <w:webHidden/>
           </w:rPr>
-          <w:instrText xml:space="preserve"> PAGEREF _Toc231036148 \h </w:instrText>
+          <w:instrText xml:space="preserve"> PAGEREF _Toc231294905 \h </w:instrText>
         </w:r>
         <w:r>
           <w:rPr>
@@ -5004,7 +5004,7 @@
             <w:noProof/>
             <w:webHidden/>
           </w:rPr>
-          <w:t>30</w:t>
+          <w:t>31</w:t>
         </w:r>
         <w:r>
           <w:rPr>
@@ -5026,7 +5026,7 @@
         <w:lastRenderedPageBreak/>
         <w:fldChar w:fldCharType="end"/>
       </w:r>
-      <w:bookmarkStart w:id="1" w:name="_Toc231036095"/>
+      <w:bookmarkStart w:id="1" w:name="_Toc231294852"/>
       <w:r>
         <w:rPr>
           <w:rFonts w:hint="eastAsia"/>
@@ -5042,7 +5042,7 @@
           <w:rFonts w:hint="eastAsia"/>
         </w:rPr>
       </w:pPr>
-      <w:bookmarkStart w:id="2" w:name="_Toc231036096"/>
+      <w:bookmarkStart w:id="2" w:name="_Toc231294853"/>
       <w:r>
         <w:rPr>
           <w:rFonts w:hint="eastAsia"/>
@@ -5169,6 +5169,25 @@
         <w:rPr>
           <w:rFonts w:hint="eastAsia"/>
         </w:rPr>
+        <w:t>施設権限管理画面（`/permission-management`）を `feature_code` ではなく `users.account_type='SYSTEM_ADMIN'` で直接制御する例外ルール</w:t>
+      </w:r>
+    </w:p>
+    <w:p>
+      <w:pPr>
+        <w:pStyle w:val="afffffff8"/>
+        <w:numPr>
+          <w:ilvl w:val="0"/>
+          <w:numId w:val="2"/>
+        </w:numPr>
+        <w:ind w:leftChars="0"/>
+        <w:rPr>
+          <w:rFonts w:hint="eastAsia"/>
+        </w:rPr>
+      </w:pPr>
+      <w:r>
+        <w:rPr>
+          <w:rFonts w:hint="eastAsia"/>
+        </w:rPr>
         <w:t>他施設閲覧時に必要な協業グループと公開元施設設定の判定条件</w:t>
       </w:r>
     </w:p>
@@ -5179,7 +5198,7 @@
           <w:rFonts w:hint="eastAsia"/>
         </w:rPr>
       </w:pPr>
-      <w:bookmarkStart w:id="3" w:name="_Toc231036097"/>
+      <w:bookmarkStart w:id="3" w:name="_Toc231294854"/>
       <w:r>
         <w:rPr>
           <w:rFonts w:hint="eastAsia"/>
@@ -5237,6 +5256,26 @@
         <w:rPr>
           <w:rFonts w:hint="eastAsia"/>
         </w:rPr>
+        <w:t>施設ごとの提供機能・提供カラムを編集する権限管理画面（`/permission-management`）は、通常ユーザー向けの利用機能ではなく共有システム管理者専用の管理導線として扱う。そのため `facili</w:t>
+      </w:r>
+      <w:r>
+        <w:rPr>
+          <w:rFonts w:hint="eastAsia"/>
+        </w:rPr>
+        <w:lastRenderedPageBreak/>
+        <w:t>ty_feature_edit` のような通常アカウント向け `feature_code` は設けず、画面表示と API 実行可否は `users.account_type='SYSTEM_ADMIN'` と対象施設の未削除確認で直接判定する。</w:t>
+      </w:r>
+    </w:p>
+    <w:p>
+      <w:pPr>
+        <w:rPr>
+          <w:rFonts w:hint="eastAsia"/>
+        </w:rPr>
+      </w:pPr>
+      <w:r>
+        <w:rPr>
+          <w:rFonts w:hint="eastAsia"/>
+        </w:rPr>
         <w:t>権限管理で扱う `feature_code` / `column_code` は `feature_catalogs` / `column_catalogs` に登録したコードを正本とし、本API群で固定的に使用するコードと判定ルールは本設計書内で定義する。1つの管理単位に対して1つの `feature_code` または `column_code` を割り当てる。</w:t>
       </w:r>
     </w:p>
@@ -5247,12 +5286,11 @@
           <w:rFonts w:hint="eastAsia"/>
         </w:rPr>
       </w:pPr>
-      <w:bookmarkStart w:id="4" w:name="_Toc231036098"/>
-      <w:r>
-        <w:rPr>
-          <w:rFonts w:hint="eastAsia"/>
-        </w:rPr>
-        <w:lastRenderedPageBreak/>
+      <w:bookmarkStart w:id="4" w:name="_Toc231294855"/>
+      <w:r>
+        <w:rPr>
+          <w:rFonts w:hint="eastAsia"/>
+        </w:rPr>
         <w:t>用語定義</w:t>
       </w:r>
       <w:bookmarkEnd w:id="4"/>
@@ -5414,6 +5452,34 @@
               <w:rPr>
                 <w:rFonts w:hint="eastAsia"/>
               </w:rPr>
+              <w:t>施設権限管理</w:t>
+            </w:r>
+          </w:p>
+        </w:tc>
+        <w:tc>
+          <w:tcPr>
+            <w:tcW w:w="2500" w:type="pct"/>
+          </w:tcPr>
+          <w:p>
+            <w:r>
+              <w:rPr>
+                <w:rFonts w:hint="eastAsia"/>
+              </w:rPr>
+              <w:t>`/permission-management` で施設ごとの提供機能・提供カラムを設定する共有システム管理者専用の管理導線。通常アカウント向け `feature_code` では制御しない</w:t>
+            </w:r>
+          </w:p>
+        </w:tc>
+      </w:tr>
+      <w:tr>
+        <w:tc>
+          <w:tcPr>
+            <w:tcW w:w="2500" w:type="pct"/>
+          </w:tcPr>
+          <w:p>
+            <w:r>
+              <w:rPr>
+                <w:rFonts w:hint="eastAsia"/>
+              </w:rPr>
               <w:t>実効 feature_code</w:t>
             </w:r>
           </w:p>
@@ -5497,11 +5563,12 @@
           <w:rFonts w:hint="eastAsia"/>
         </w:rPr>
       </w:pPr>
-      <w:bookmarkStart w:id="5" w:name="_Toc231036099"/>
-      <w:r>
-        <w:rPr>
-          <w:rFonts w:hint="eastAsia"/>
-        </w:rPr>
+      <w:bookmarkStart w:id="5" w:name="_Toc231294856"/>
+      <w:r>
+        <w:rPr>
+          <w:rFonts w:hint="eastAsia"/>
+        </w:rPr>
+        <w:lastRenderedPageBreak/>
         <w:t>対象画面</w:t>
       </w:r>
       <w:bookmarkEnd w:id="5"/>
@@ -5751,7 +5818,7 @@
           <w:rFonts w:hint="eastAsia"/>
         </w:rPr>
       </w:pPr>
-      <w:bookmarkStart w:id="6" w:name="_Toc231036100"/>
+      <w:bookmarkStart w:id="6" w:name="_Toc231294857"/>
       <w:r>
         <w:rPr>
           <w:rFonts w:hint="eastAsia"/>
@@ -5767,7 +5834,7 @@
           <w:rFonts w:hint="eastAsia"/>
         </w:rPr>
       </w:pPr>
-      <w:bookmarkStart w:id="7" w:name="_Toc231036101"/>
+      <w:bookmarkStart w:id="7" w:name="_Toc231294858"/>
       <w:r>
         <w:rPr>
           <w:rFonts w:hint="eastAsia"/>
@@ -5809,7 +5876,7 @@
           <w:rFonts w:hint="eastAsia"/>
         </w:rPr>
       </w:pPr>
-      <w:bookmarkStart w:id="8" w:name="_Toc231036102"/>
+      <w:bookmarkStart w:id="8" w:name="_Toc231294859"/>
       <w:r>
         <w:rPr>
           <w:rFonts w:hint="eastAsia"/>
@@ -5867,7 +5934,21 @@
         <w:rPr>
           <w:rFonts w:hint="eastAsia"/>
         </w:rPr>
-        <w:t>4. 必要に応じて `POST /authorization/check` を使い、対象施設・対象機能・対象カラムの可否を補助判定する</w:t>
+        <w:lastRenderedPageBreak/>
+        <w:t>4. 施設権限管理画面（`/permission-management`）の表示可否は `/auth/context` の `featureCodes` ではなく、`GET /auth/me` で取得した `accountType='SYSTEM_ADMIN'` により判定する</w:t>
+      </w:r>
+    </w:p>
+    <w:p>
+      <w:pPr>
+        <w:rPr>
+          <w:rFonts w:hint="eastAsia"/>
+        </w:rPr>
+      </w:pPr>
+      <w:r>
+        <w:rPr>
+          <w:rFonts w:hint="eastAsia"/>
+        </w:rPr>
+        <w:t>5. 必要に応じて `POST /authorization/check` を使い、対象施設・対象機能・対象カラムの可否を補助判定する</w:t>
       </w:r>
     </w:p>
     <w:p>
@@ -5877,7 +5958,7 @@
           <w:rFonts w:hint="eastAsia"/>
         </w:rPr>
       </w:pPr>
-      <w:bookmarkStart w:id="9" w:name="_Toc231036103"/>
+      <w:bookmarkStart w:id="9" w:name="_Toc231294860"/>
       <w:r>
         <w:rPr>
           <w:rFonts w:hint="eastAsia"/>
@@ -6047,7 +6128,6 @@
           </w:tcPr>
           <w:p>
             <w:r>
-              <w:lastRenderedPageBreak/>
               <w:t>password_reset_tokens</w:t>
             </w:r>
           </w:p>
@@ -6293,6 +6373,7 @@
           </w:tcPr>
           <w:p>
             <w:r>
+              <w:lastRenderedPageBreak/>
               <w:t>user_facility_feature_settings</w:t>
             </w:r>
           </w:p>
@@ -6508,7 +6589,6 @@
         <w:rPr>
           <w:rFonts w:hint="eastAsia"/>
         </w:rPr>
-        <w:lastRenderedPageBreak/>
         <w:t>current device の再認証、アクセストークン再発行、およびセッション失効の詳細実装は認証基盤側責務とし、DB 正本としては上記テーブルを参照する。長期保持する remember token は平文保存せずハッシュ化して `user_remember_tokens` に保持し、クライアント側は `HttpOnly` / `Secure` / `SameSite=Lax` cookie でのみ保持する前提とする。レスポンスボディやリクエストボディでは長期保持トークンを扱わない。</w:t>
       </w:r>
     </w:p>
@@ -6545,7 +6625,7 @@
           <w:rFonts w:hint="eastAsia"/>
         </w:rPr>
       </w:pPr>
-      <w:bookmarkStart w:id="10" w:name="_Toc231036104"/>
+      <w:bookmarkStart w:id="10" w:name="_Toc231294861"/>
       <w:r>
         <w:rPr>
           <w:rFonts w:hint="eastAsia"/>
@@ -6561,7 +6641,7 @@
           <w:rFonts w:hint="eastAsia"/>
         </w:rPr>
       </w:pPr>
-      <w:bookmarkStart w:id="11" w:name="_Toc231036105"/>
+      <w:bookmarkStart w:id="11" w:name="_Toc231294862"/>
       <w:r>
         <w:rPr>
           <w:rFonts w:hint="eastAsia"/>
@@ -6605,6 +6685,7 @@
         <w:rPr>
           <w:rFonts w:hint="eastAsia"/>
         </w:rPr>
+        <w:lastRenderedPageBreak/>
         <w:t>データ形式: JSON</w:t>
       </w:r>
     </w:p>
@@ -6776,7 +6857,6 @@
         <w:rPr>
           <w:rFonts w:hint="eastAsia"/>
         </w:rPr>
-        <w:lastRenderedPageBreak/>
         <w:t>`users.account_type='SYSTEM_ADMIN'` の共有システム管理者アカウントは、未削除施設を対象とする限り担当施設割当や施設別・ユーザー別設定に依存せず全機能・全カラムを利用できる</w:t>
       </w:r>
     </w:p>
@@ -6796,6 +6876,25 @@
         <w:rPr>
           <w:rFonts w:hint="eastAsia"/>
         </w:rPr>
+        <w:t>`/permission-management` は通常アカウント向け `feature_code` の管理対象に含めず、共有システム管理者アカウントかどうかで直接認可する</w:t>
+      </w:r>
+    </w:p>
+    <w:p>
+      <w:pPr>
+        <w:pStyle w:val="afffffff8"/>
+        <w:numPr>
+          <w:ilvl w:val="0"/>
+          <w:numId w:val="3"/>
+        </w:numPr>
+        <w:ind w:leftChars="0"/>
+        <w:rPr>
+          <w:rFonts w:hint="eastAsia"/>
+        </w:rPr>
+      </w:pPr>
+      <w:r>
+        <w:rPr>
+          <w:rFonts w:hint="eastAsia"/>
+        </w:rPr>
         <w:t>画面表示制御用の `GET /auth/context` は UX 用キャッシュであり、業務 API の認可判定を代替しない</w:t>
       </w:r>
     </w:p>
@@ -6806,7 +6905,7 @@
           <w:rFonts w:hint="eastAsia"/>
         </w:rPr>
       </w:pPr>
-      <w:bookmarkStart w:id="12" w:name="_Toc231036106"/>
+      <w:bookmarkStart w:id="12" w:name="_Toc231294863"/>
       <w:r>
         <w:rPr>
           <w:rFonts w:hint="eastAsia"/>
@@ -6835,11 +6934,12 @@
           <w:rFonts w:hint="eastAsia"/>
         </w:rPr>
       </w:pPr>
-      <w:bookmarkStart w:id="13" w:name="_Toc231036107"/>
-      <w:r>
-        <w:rPr>
-          <w:rFonts w:hint="eastAsia"/>
-        </w:rPr>
+      <w:bookmarkStart w:id="13" w:name="_Toc231294864"/>
+      <w:r>
+        <w:rPr>
+          <w:rFonts w:hint="eastAsia"/>
+        </w:rPr>
+        <w:lastRenderedPageBreak/>
         <w:t>権限モデル</w:t>
       </w:r>
       <w:bookmarkEnd w:id="13"/>
@@ -6854,7 +6954,7 @@
         <w:rPr>
           <w:rFonts w:hint="eastAsia"/>
         </w:rPr>
-        <w:t>認可判定は `feature_code` / `column_code` を正本とし、`config_scope='FACILITY_USER'` の機能は施設単位設定とユーザー施設別設定の両方が有効な場合に成立する。固定導線を除く現行採用機能は `FACILITY_USER` に統一し、Phase1では `normal_ship_request` / `lending_in_use_used` もユーザー施設別設定の対象に含める。ただし子機能など追加条件を持つコードは各コードの補足規定に従う。`auth_login` と `facility_select` は `config_scope='SYSTEM_FIXED'` のため、施設・ユーザー単位の ON/OFF 対象に含めない。`棚卸し / 完了` や `DataLINK / SHIP表示列（リモデル）` / `DataLINK / SHIP表示列（通常）` / `資産マスタ / SHIP表示列` のように、管理単位がボタン群や列群を含む場合も、当該管理単位に対応する1つの `feature_code` / `column_code` で扱う。他施設閲覧専用の別コードは設けず、閲覧者側は既存の `original_list_view` / `original_price_column`、公開元施設側は `facility_external_view_settings` / `facility_external_column_settings` で制御する。</w:t>
+        <w:t>認可判定は `feature_code` / `column_code` を正本とし、`config_scope='FACILITY_USER'` の機能は施設単位設定とユーザー施設別設定の両方が有効な場合に成立する。固定導線を除く現行採用機能は `FACILITY_USER` に統一し、Phase1では `normal_ship_request` / `lending_in_use_used` もユーザー施設別設定の対象に含める。ただし子機能など追加条件を持つコードは各コードの補足規定に従う。`auth_login` と `facility_select` は `config_scope='SYSTEM_FIXED'` のため、施設・ユーザー単位の ON/OFF 対象に含めない。施設提供設定そのものを編集する `/permission-management` は通常アカウント向け機能ではないため `feature_code` を割り当てず、`users.account_type='SYSTEM_ADMIN'` と対象施設の未削除確認で直接制御する。`棚卸し / 完了` や `DataLINK / SHIP表示列（リモデル）` / `DataLINK / SHIP表示列（通常）` / `資産マスタ / SHIP表示列` のように、管理単位がボタン群や列群を含む場合も、当該管理単位に対応する1つの `feature_code` / `column_code` で扱う。他施設閲覧専用の別コードは設けず、閲覧者側は既存の `original_list_view` / `original_price_column`、公開元施設側は `facility_external_view_settings` / `facility_external_column_settings` で制御する。</w:t>
       </w:r>
     </w:p>
     <w:p>
@@ -6910,7 +7010,6 @@
                 <w:rFonts w:hint="eastAsia"/>
                 <w:b/>
               </w:rPr>
-              <w:lastRenderedPageBreak/>
               <w:t>管理単位名</w:t>
             </w:r>
           </w:p>
@@ -7067,7 +7166,14 @@
               <w:rPr>
                 <w:rFonts w:hint="eastAsia"/>
               </w:rPr>
-              <w:t>`GET /auth/me` の担当施設選択導線と `GET /auth/context` の `actingFacilityId` 確定に用いる。`config_scope='SYSTEM_FIXED'` として固定扱いにする</w:t>
+              <w:t>`GET /auth/me` の担当施設選択導線と `GET /auth/context` の `actingFacilityId` 確定に用い</w:t>
+            </w:r>
+            <w:r>
+              <w:rPr>
+                <w:rFonts w:hint="eastAsia"/>
+              </w:rPr>
+              <w:lastRenderedPageBreak/>
+              <w:t>る。`config_scope='SYSTEM_FIXED'` として固定扱いにする</w:t>
             </w:r>
           </w:p>
         </w:tc>
@@ -7094,7 +7200,7 @@
           <w:rFonts w:hint="eastAsia"/>
         </w:rPr>
       </w:pPr>
-      <w:bookmarkStart w:id="14" w:name="_Toc231036108"/>
+      <w:bookmarkStart w:id="14" w:name="_Toc231294865"/>
       <w:r>
         <w:rPr>
           <w:rFonts w:hint="eastAsia"/>
@@ -7455,7 +7561,6 @@
               <w:rPr>
                 <w:rFonts w:hint="eastAsia"/>
               </w:rPr>
-              <w:lastRenderedPageBreak/>
               <w:t>施設グループ 新規作成・編集</w:t>
             </w:r>
           </w:p>
@@ -7786,6 +7891,7 @@
               <w:rPr>
                 <w:rFonts w:hint="eastAsia"/>
               </w:rPr>
+              <w:lastRenderedPageBreak/>
               <w:t>資産カルテ / 原本編集</w:t>
             </w:r>
           </w:p>
@@ -8281,7 +8387,6 @@
               <w:rPr>
                 <w:rFonts w:hint="eastAsia"/>
               </w:rPr>
-              <w:lastRenderedPageBreak/>
               <w:t>現有品調査内容修正</w:t>
             </w:r>
           </w:p>
@@ -8667,6 +8772,7 @@
               <w:rPr>
                 <w:rFonts w:hint="eastAsia"/>
               </w:rPr>
+              <w:lastRenderedPageBreak/>
               <w:t>編集リスト（通常）</w:t>
             </w:r>
           </w:p>
@@ -9107,7 +9213,6 @@
               <w:rPr>
                 <w:rFonts w:hint="eastAsia"/>
               </w:rPr>
-              <w:lastRenderedPageBreak/>
               <w:t>保守契約管理</w:t>
             </w:r>
           </w:p>
@@ -9493,17 +9598,17 @@
               <w:rPr>
                 <w:rFonts w:hint="eastAsia"/>
               </w:rPr>
-              <w:t>施設提供機能 / 編集</w:t>
-            </w:r>
-          </w:p>
-        </w:tc>
-        <w:tc>
-          <w:tcPr>
-            <w:tcW w:w="1000" w:type="pct"/>
-          </w:tcPr>
-          <w:p>
-            <w:r>
-              <w:t>`facility_feature_edit`</w:t>
+              <w:t>SHIP部署マスタ / 一覧</w:t>
+            </w:r>
+          </w:p>
+        </w:tc>
+        <w:tc>
+          <w:tcPr>
+            <w:tcW w:w="1000" w:type="pct"/>
+          </w:tcPr>
+          <w:p>
+            <w:r>
+              <w:t>`ship_dept_master_list`</w:t>
             </w:r>
           </w:p>
         </w:tc>
@@ -9548,61 +9653,7 @@
               <w:rPr>
                 <w:rFonts w:hint="eastAsia"/>
               </w:rPr>
-              <w:t>SHIP部署マスタ / 一覧</w:t>
-            </w:r>
-          </w:p>
-        </w:tc>
-        <w:tc>
-          <w:tcPr>
-            <w:tcW w:w="1000" w:type="pct"/>
-          </w:tcPr>
-          <w:p>
-            <w:r>
-              <w:t>`ship_dept_master_list`</w:t>
-            </w:r>
-          </w:p>
-        </w:tc>
-        <w:tc>
-          <w:tcPr>
-            <w:tcW w:w="1000" w:type="pct"/>
-          </w:tcPr>
-          <w:p>
-            <w:r>
-              <w:t>`MASTER`</w:t>
-            </w:r>
-          </w:p>
-        </w:tc>
-        <w:tc>
-          <w:tcPr>
-            <w:tcW w:w="1000" w:type="pct"/>
-          </w:tcPr>
-          <w:p>
-            <w:r>
-              <w:t>`OWN`</w:t>
-            </w:r>
-          </w:p>
-        </w:tc>
-        <w:tc>
-          <w:tcPr>
-            <w:tcW w:w="1000" w:type="pct"/>
-          </w:tcPr>
-          <w:p>
-            <w:r>
-              <w:t>`FACILITY_USER`</w:t>
-            </w:r>
-          </w:p>
-        </w:tc>
-      </w:tr>
-      <w:tr>
-        <w:tc>
-          <w:tcPr>
-            <w:tcW w:w="1000" w:type="pct"/>
-          </w:tcPr>
-          <w:p>
-            <w:r>
-              <w:rPr>
-                <w:rFonts w:hint="eastAsia"/>
-              </w:rPr>
+              <w:lastRenderedPageBreak/>
               <w:t>SHIP部署マスタ / 新規作成・編集</w:t>
             </w:r>
           </w:p>
@@ -9877,12 +9928,11 @@
           <w:rFonts w:hint="eastAsia"/>
         </w:rPr>
       </w:pPr>
-      <w:bookmarkStart w:id="15" w:name="_Toc231036109"/>
-      <w:r>
-        <w:rPr>
-          <w:rFonts w:hint="eastAsia"/>
-        </w:rPr>
-        <w:lastRenderedPageBreak/>
+      <w:bookmarkStart w:id="15" w:name="_Toc231294866"/>
+      <w:r>
+        <w:rPr>
+          <w:rFonts w:hint="eastAsia"/>
+        </w:rPr>
         <w:t>column_code 全量一覧</w:t>
       </w:r>
       <w:bookmarkEnd w:id="15"/>
@@ -10177,7 +10227,7 @@
           <w:rFonts w:hint="eastAsia"/>
         </w:rPr>
       </w:pPr>
-      <w:bookmarkStart w:id="16" w:name="_Toc231036110"/>
+      <w:bookmarkStart w:id="16" w:name="_Toc231294867"/>
       <w:r>
         <w:rPr>
           <w:rFonts w:hint="eastAsia"/>
@@ -10196,7 +10246,27 @@
         <w:rPr>
           <w:rFonts w:hint="eastAsia"/>
         </w:rPr>
-        <w:t>本 API 群の `/auth/context` と `/authorization/check` は、上記 `feature_code` / `column_code` カタログに登録されたコードを汎用的に評価する。各業務 API 設計書は、そのうち当該 API 群で必要なコードだけを抜粋して記載するが、コード値、管理単位名、関連付けの正本は本設計書のカタログとする。資産一覧起点の管理部署編集は `management_department_edit`、点検管理登録は `inspection_management`、保守契約登録は `maintenance_contract` を利用し、Phase1の通常購入管理におけるSHIPへ依頼ボタン表示は `config_scope='FACILITY_USER'` の `normal_ship_request` を利用する。貸出・返却の使用中/使用済みフローは `config_scope='FACILITY_USER'` の `lending_in_use_used` を利用し、実効利用には `lending_checkout` も有効であることを必須とする。</w:t>
+        <w:t xml:space="preserve">本 API 群の `/auth/context` と `/authorization/check` は、上記 `feature_code` / `column_code` カタログに登録されたコードを汎用的に評価する。各業務 API 設計書は、そのうち当該 API 群で必要なコードだけを抜粋して記載するが、コード値、管理単位名、関連付けの正本は本設計書のカタログとする。資産一覧起点の管理部署編集は `management_department_edit`、点検管理登録は `inspection_management`、保守契約登録は `maintenance_contract` を利用し、Phase1の通常購入管理におけるSHIPへ依頼ボタン表示は `config_scope='FACILITY_USER'` </w:t>
+      </w:r>
+      <w:r>
+        <w:rPr>
+          <w:rFonts w:hint="eastAsia"/>
+        </w:rPr>
+        <w:lastRenderedPageBreak/>
+        <w:t>の `normal_ship_request` を利用する。貸出・返却の使用中/使用済みフローは `config_scope='FACILITY_USER'` の `lending_in_use_used` を利用し、実効利用には `lending_checkout` も有効であることを必須とする。</w:t>
+      </w:r>
+    </w:p>
+    <w:p>
+      <w:pPr>
+        <w:rPr>
+          <w:rFonts w:hint="eastAsia"/>
+        </w:rPr>
+      </w:pPr>
+      <w:r>
+        <w:rPr>
+          <w:rFonts w:hint="eastAsia"/>
+        </w:rPr>
+        <w:t>`/permission-management` は施設提供機能・提供カラム設定を変更する管理 API 群であり、通常アカウントへ付与する `feature_code` では制御しない。旧整理の `facility_feature_edit` は本カタログから除外し、`/auth/context` の `featureCodes` にも含めない。施設権限管理 API 群は、各 API 側で Bearer トークンの `users.account_type='SYSTEM_ADMIN'` と対象施設の未削除を直接確認する。</w:t>
       </w:r>
     </w:p>
     <w:tbl>
@@ -10392,14 +10462,7 @@
               <w:rPr>
                 <w:rFonts w:hint="eastAsia"/>
               </w:rPr>
-              <w:t>`FACILITY_USER` は施設提供とユーザー許可の両方を基本条件とする。Phase1では `normal_ship_request` / `l</w:t>
-            </w:r>
-            <w:r>
-              <w:rPr>
-                <w:rFonts w:hint="eastAsia"/>
-              </w:rPr>
-              <w:lastRenderedPageBreak/>
-              <w:t>ending_in_use_used` も `FACILITY_USER` として判定し、`lending_in_use_used` は親 `lending_checkout` も必要</w:t>
+              <w:t>`FACILITY_USER` は施設提供とユーザー許可の両方を基本条件とする。Phase1では `normal_ship_request` / `lending_in_use_used` も `FACILITY_USER` として判定し、`lending_in_use_used` は親 `lending_checkout` も必要</w:t>
             </w:r>
           </w:p>
         </w:tc>
@@ -10414,7 +10477,6 @@
               <w:rPr>
                 <w:rFonts w:hint="eastAsia"/>
               </w:rPr>
-              <w:lastRenderedPageBreak/>
               <w:t>自施設カラム判定</w:t>
             </w:r>
           </w:p>
@@ -10463,7 +10525,11 @@
           </w:tcPr>
           <w:p>
             <w:r>
-              <w:t>`original_list_view`, `original_price_column`, `facility_collaboration_groups`, `facility_collaboration_group_facilities`, `facility_external_view_settings`, `facility_external_column_settings`</w:t>
+              <w:t>`original_list_view`, `original_price_column`, `facility_collaboration_groups`, `facility_collaboration_group_facilities`, `facility_external_view_settings</w:t>
+            </w:r>
+            <w:r>
+              <w:lastRenderedPageBreak/>
+              <w:t>`, `facility_external_column_settings`</w:t>
             </w:r>
           </w:p>
         </w:tc>
@@ -10476,6 +10542,7 @@
               <w:rPr>
                 <w:rFonts w:hint="eastAsia"/>
               </w:rPr>
+              <w:lastRenderedPageBreak/>
               <w:t>閲覧者側の既存実効権限と公開元施設設定の両方が必要</w:t>
             </w:r>
           </w:p>
@@ -10490,7 +10557,7 @@
           <w:rFonts w:hint="eastAsia"/>
         </w:rPr>
       </w:pPr>
-      <w:bookmarkStart w:id="17" w:name="_Toc231036111"/>
+      <w:bookmarkStart w:id="17" w:name="_Toc231294868"/>
       <w:r>
         <w:rPr>
           <w:rFonts w:hint="eastAsia"/>
@@ -10506,7 +10573,7 @@
           <w:rFonts w:hint="eastAsia"/>
         </w:rPr>
       </w:pPr>
-      <w:bookmarkStart w:id="18" w:name="_Toc231036112"/>
+      <w:bookmarkStart w:id="18" w:name="_Toc231294869"/>
       <w:r>
         <w:rPr>
           <w:rFonts w:hint="eastAsia"/>
@@ -10764,7 +10831,7 @@
           <w:rFonts w:hint="eastAsia"/>
         </w:rPr>
       </w:pPr>
-      <w:bookmarkStart w:id="19" w:name="_Toc231036113"/>
+      <w:bookmarkStart w:id="19" w:name="_Toc231294870"/>
       <w:r>
         <w:rPr>
           <w:rFonts w:hint="eastAsia"/>
@@ -10968,7 +11035,6 @@
               <w:rPr>
                 <w:rFonts w:hint="eastAsia"/>
               </w:rPr>
-              <w:lastRenderedPageBreak/>
               <w:t>ログアウト</w:t>
             </w:r>
           </w:p>
@@ -11213,6 +11279,7 @@
               <w:rPr>
                 <w:rFonts w:hint="eastAsia"/>
               </w:rPr>
+              <w:lastRenderedPageBreak/>
               <w:t>パスワード再設定申請</w:t>
             </w:r>
           </w:p>
@@ -11395,7 +11462,7 @@
           <w:rFonts w:hint="eastAsia"/>
         </w:rPr>
       </w:pPr>
-      <w:bookmarkStart w:id="20" w:name="_Toc231036114"/>
+      <w:bookmarkStart w:id="20" w:name="_Toc231294871"/>
       <w:r>
         <w:rPr>
           <w:rFonts w:hint="eastAsia"/>
@@ -11411,7 +11478,7 @@
           <w:rFonts w:hint="eastAsia"/>
         </w:rPr>
       </w:pPr>
-      <w:bookmarkStart w:id="21" w:name="_Toc231036115"/>
+      <w:bookmarkStart w:id="21" w:name="_Toc231294872"/>
       <w:r>
         <w:rPr>
           <w:rFonts w:hint="eastAsia"/>
@@ -11454,7 +11521,6 @@
     </w:p>
     <w:p>
       <w:r>
-        <w:lastRenderedPageBreak/>
         <w:t>Path: /auth/login</w:t>
       </w:r>
     </w:p>
@@ -11478,7 +11544,7 @@
           <w:rFonts w:hint="eastAsia"/>
         </w:rPr>
       </w:pPr>
-      <w:bookmarkStart w:id="22" w:name="_Toc231036116"/>
+      <w:bookmarkStart w:id="22" w:name="_Toc231294873"/>
       <w:r>
         <w:rPr>
           <w:rFonts w:hint="eastAsia"/>
@@ -11740,6 +11806,7 @@
         <w:rPr>
           <w:rFonts w:hint="eastAsia"/>
         </w:rPr>
+        <w:lastRenderedPageBreak/>
         <w:t>権限チェック</w:t>
       </w:r>
     </w:p>
@@ -11898,7 +11965,6 @@
         <w:rPr>
           <w:rFonts w:hint="eastAsia"/>
         </w:rPr>
-        <w:lastRenderedPageBreak/>
         <w:t>Cookie 設定</w:t>
       </w:r>
     </w:p>
@@ -11935,7 +12001,7 @@
           <w:rFonts w:hint="eastAsia"/>
         </w:rPr>
       </w:pPr>
-      <w:bookmarkStart w:id="23" w:name="_Toc231036117"/>
+      <w:bookmarkStart w:id="23" w:name="_Toc231294874"/>
       <w:r>
         <w:rPr>
           <w:rFonts w:hint="eastAsia"/>
@@ -12101,6 +12167,7 @@
           </w:tcPr>
           <w:p>
             <w:r>
+              <w:lastRenderedPageBreak/>
               <w:t>tokenType</w:t>
             </w:r>
           </w:p>
@@ -12148,7 +12215,7 @@
           <w:rFonts w:hint="eastAsia"/>
         </w:rPr>
       </w:pPr>
-      <w:bookmarkStart w:id="24" w:name="_Toc231036118"/>
+      <w:bookmarkStart w:id="24" w:name="_Toc231294875"/>
       <w:r>
         <w:rPr>
           <w:rFonts w:hint="eastAsia"/>
@@ -12424,7 +12491,7 @@
           <w:rFonts w:hint="eastAsia"/>
         </w:rPr>
       </w:pPr>
-      <w:bookmarkStart w:id="25" w:name="_Toc231036119"/>
+      <w:bookmarkStart w:id="25" w:name="_Toc231294876"/>
       <w:r>
         <w:rPr>
           <w:rFonts w:hint="eastAsia"/>
@@ -12521,72 +12588,72 @@
         <w:rPr>
           <w:rFonts w:hint="eastAsia"/>
         </w:rPr>
+        <w:t>処理仕様</w:t>
+      </w:r>
+    </w:p>
+    <w:p>
+      <w:pPr>
+        <w:rPr>
+          <w:rFonts w:hint="eastAsia"/>
+        </w:rPr>
+      </w:pPr>
+      <w:r>
+        <w:rPr>
+          <w:rFonts w:hint="eastAsia"/>
+        </w:rPr>
+        <w:t>Authorization ヘッダーまたは remember token cookie で識別される current device の現在セッションを失効対象とする</w:t>
+      </w:r>
+    </w:p>
+    <w:p>
+      <w:pPr>
+        <w:rPr>
+          <w:rFonts w:hint="eastAsia"/>
+        </w:rPr>
+      </w:pPr>
+      <w:r>
+        <w:rPr>
+          <w:rFonts w:hint="eastAsia"/>
+        </w:rPr>
+        <w:t>同一 device に紐づくログイン状態保持トークンが存在する場合は同時に無効化する</w:t>
+      </w:r>
+    </w:p>
+    <w:p>
+      <w:pPr>
+        <w:rPr>
+          <w:rFonts w:hint="eastAsia"/>
+        </w:rPr>
+      </w:pPr>
+      <w:r>
+        <w:rPr>
+          <w:rFonts w:hint="eastAsia"/>
+        </w:rPr>
+        <w:t>remember token cookie が存在する場合は、発行時と同じ `Path` / `Domain` 属性で期限切れ cookie を返して削除する</w:t>
+      </w:r>
+    </w:p>
+    <w:p>
+      <w:pPr>
+        <w:rPr>
+          <w:rFonts w:hint="eastAsia"/>
+        </w:rPr>
+      </w:pPr>
+      <w:r>
+        <w:rPr>
+          <w:rFonts w:hint="eastAsia"/>
+        </w:rPr>
+        <w:t>remember token cookie が不正または期限切れの場合も、期限切れ cookie を返してクライアント側の cookie を削除する</w:t>
+      </w:r>
+    </w:p>
+    <w:p>
+      <w:pPr>
+        <w:rPr>
+          <w:rFonts w:hint="eastAsia"/>
+        </w:rPr>
+      </w:pPr>
+      <w:r>
+        <w:rPr>
+          <w:rFonts w:hint="eastAsia"/>
+        </w:rPr>
         <w:lastRenderedPageBreak/>
-        <w:t>処理仕様</w:t>
-      </w:r>
-    </w:p>
-    <w:p>
-      <w:pPr>
-        <w:rPr>
-          <w:rFonts w:hint="eastAsia"/>
-        </w:rPr>
-      </w:pPr>
-      <w:r>
-        <w:rPr>
-          <w:rFonts w:hint="eastAsia"/>
-        </w:rPr>
-        <w:t>Authorization ヘッダーまたは remember token cookie で識別される current device の現在セッションを失効対象とする</w:t>
-      </w:r>
-    </w:p>
-    <w:p>
-      <w:pPr>
-        <w:rPr>
-          <w:rFonts w:hint="eastAsia"/>
-        </w:rPr>
-      </w:pPr>
-      <w:r>
-        <w:rPr>
-          <w:rFonts w:hint="eastAsia"/>
-        </w:rPr>
-        <w:t>同一 device に紐づくログイン状態保持トークンが存在する場合は同時に無効化する</w:t>
-      </w:r>
-    </w:p>
-    <w:p>
-      <w:pPr>
-        <w:rPr>
-          <w:rFonts w:hint="eastAsia"/>
-        </w:rPr>
-      </w:pPr>
-      <w:r>
-        <w:rPr>
-          <w:rFonts w:hint="eastAsia"/>
-        </w:rPr>
-        <w:t>remember token cookie が存在する場合は、発行時と同じ `Path` / `Domain` 属性で期限切れ cookie を返して削除する</w:t>
-      </w:r>
-    </w:p>
-    <w:p>
-      <w:pPr>
-        <w:rPr>
-          <w:rFonts w:hint="eastAsia"/>
-        </w:rPr>
-      </w:pPr>
-      <w:r>
-        <w:rPr>
-          <w:rFonts w:hint="eastAsia"/>
-        </w:rPr>
-        <w:t>remember token cookie が不正または期限切れの場合も、期限切れ cookie を返してクライアント側の cookie を削除する</w:t>
-      </w:r>
-    </w:p>
-    <w:p>
-      <w:pPr>
-        <w:rPr>
-          <w:rFonts w:hint="eastAsia"/>
-        </w:rPr>
-      </w:pPr>
-      <w:r>
-        <w:rPr>
-          <w:rFonts w:hint="eastAsia"/>
-        </w:rPr>
         <w:t>他 device のセッションやトークンは本 API の失効対象に含めない</w:t>
       </w:r>
     </w:p>
@@ -12597,7 +12664,7 @@
           <w:rFonts w:hint="eastAsia"/>
         </w:rPr>
       </w:pPr>
-      <w:bookmarkStart w:id="26" w:name="_Toc231036120"/>
+      <w:bookmarkStart w:id="26" w:name="_Toc231294877"/>
       <w:r>
         <w:rPr>
           <w:rFonts w:hint="eastAsia"/>
@@ -12626,7 +12693,7 @@
           <w:rFonts w:hint="eastAsia"/>
         </w:rPr>
       </w:pPr>
-      <w:bookmarkStart w:id="27" w:name="_Toc231036121"/>
+      <w:bookmarkStart w:id="27" w:name="_Toc231294878"/>
       <w:r>
         <w:rPr>
           <w:rFonts w:hint="eastAsia"/>
@@ -12832,7 +12899,7 @@
           <w:rFonts w:hint="eastAsia"/>
         </w:rPr>
       </w:pPr>
-      <w:bookmarkStart w:id="28" w:name="_Toc231036122"/>
+      <w:bookmarkStart w:id="28" w:name="_Toc231294879"/>
       <w:r>
         <w:rPr>
           <w:rFonts w:hint="eastAsia"/>
@@ -12898,7 +12965,7 @@
           <w:rFonts w:hint="eastAsia"/>
         </w:rPr>
       </w:pPr>
-      <w:bookmarkStart w:id="29" w:name="_Toc231036123"/>
+      <w:bookmarkStart w:id="29" w:name="_Toc231294880"/>
       <w:r>
         <w:rPr>
           <w:rFonts w:hint="eastAsia"/>
@@ -13052,14 +13119,7 @@
               <w:rPr>
                 <w:rFonts w:hint="eastAsia"/>
               </w:rPr>
-              <w:t xml:space="preserve">リクエストボディは使用しない。再発行対象の </w:t>
-            </w:r>
-            <w:r>
-              <w:rPr>
-                <w:rFonts w:hint="eastAsia"/>
-              </w:rPr>
-              <w:lastRenderedPageBreak/>
-              <w:t>remember token は `HttpOnly` cookie から取得する</w:t>
+              <w:t>リクエストボディは使用しない。再発行対象の remember token は `HttpOnly` cookie から取得する</w:t>
             </w:r>
           </w:p>
         </w:tc>
@@ -13116,6 +13176,7 @@
         <w:rPr>
           <w:rFonts w:hint="eastAsia"/>
         </w:rPr>
+        <w:lastRenderedPageBreak/>
         <w:t>`user_remember_tokens.expires_at` と失効状態を確認し、期限切れまたは失効済みの場合は 401 とし、期限切れ cookie を返して削除する</w:t>
       </w:r>
     </w:p>
@@ -13191,7 +13252,7 @@
           <w:rFonts w:hint="eastAsia"/>
         </w:rPr>
       </w:pPr>
-      <w:bookmarkStart w:id="30" w:name="_Toc231036124"/>
+      <w:bookmarkStart w:id="30" w:name="_Toc231294881"/>
       <w:r>
         <w:rPr>
           <w:rFonts w:hint="eastAsia"/>
@@ -13404,7 +13465,7 @@
           <w:rFonts w:hint="eastAsia"/>
         </w:rPr>
       </w:pPr>
-      <w:bookmarkStart w:id="31" w:name="_Toc231036125"/>
+      <w:bookmarkStart w:id="31" w:name="_Toc231294882"/>
       <w:r>
         <w:rPr>
           <w:rFonts w:hint="eastAsia"/>
@@ -13608,7 +13669,6 @@
           </w:tcPr>
           <w:p>
             <w:r>
-              <w:lastRenderedPageBreak/>
               <w:t>500</w:t>
             </w:r>
           </w:p>
@@ -13646,7 +13706,7 @@
           <w:rFonts w:hint="eastAsia"/>
         </w:rPr>
       </w:pPr>
-      <w:bookmarkStart w:id="32" w:name="_Toc231036126"/>
+      <w:bookmarkStart w:id="32" w:name="_Toc231294883"/>
       <w:r>
         <w:rPr>
           <w:rFonts w:hint="eastAsia"/>
@@ -13702,6 +13762,7 @@
         <w:rPr>
           <w:rFonts w:hint="eastAsia"/>
         </w:rPr>
+        <w:lastRenderedPageBreak/>
         <w:t>認証: 要（Bearer）</w:t>
       </w:r>
     </w:p>
@@ -13844,7 +13905,7 @@
           <w:rFonts w:hint="eastAsia"/>
         </w:rPr>
       </w:pPr>
-      <w:bookmarkStart w:id="33" w:name="_Toc231036127"/>
+      <w:bookmarkStart w:id="33" w:name="_Toc231294884"/>
       <w:r>
         <w:rPr>
           <w:rFonts w:hint="eastAsia"/>
@@ -14100,7 +14161,6 @@
           </w:tcPr>
           <w:p>
             <w:r>
-              <w:lastRenderedPageBreak/>
               <w:t>accountType</w:t>
             </w:r>
           </w:p>
@@ -14537,6 +14597,7 @@
           </w:tcPr>
           <w:p>
             <w:r>
+              <w:lastRenderedPageBreak/>
               <w:t>assignmentType</w:t>
             </w:r>
           </w:p>
@@ -14761,7 +14822,7 @@
           <w:rFonts w:hint="eastAsia"/>
         </w:rPr>
       </w:pPr>
-      <w:bookmarkStart w:id="34" w:name="_Toc231036128"/>
+      <w:bookmarkStart w:id="34" w:name="_Toc231294885"/>
       <w:r>
         <w:rPr>
           <w:rFonts w:hint="eastAsia"/>
@@ -14967,7 +15028,7 @@
           <w:rFonts w:hint="eastAsia"/>
         </w:rPr>
       </w:pPr>
-      <w:bookmarkStart w:id="35" w:name="_Toc231036129"/>
+      <w:bookmarkStart w:id="35" w:name="_Toc231294886"/>
       <w:r>
         <w:rPr>
           <w:rFonts w:hint="eastAsia"/>
@@ -15023,7 +15084,6 @@
         <w:rPr>
           <w:rFonts w:hint="eastAsia"/>
         </w:rPr>
-        <w:lastRenderedPageBreak/>
         <w:t>認証: 要（Bearer）</w:t>
       </w:r>
     </w:p>
@@ -15034,7 +15094,7 @@
           <w:rFonts w:hint="eastAsia"/>
         </w:rPr>
       </w:pPr>
-      <w:bookmarkStart w:id="36" w:name="_Toc231036130"/>
+      <w:bookmarkStart w:id="36" w:name="_Toc231294887"/>
       <w:r>
         <w:rPr>
           <w:rFonts w:hint="eastAsia"/>
@@ -15275,6 +15335,7 @@
         <w:rPr>
           <w:rFonts w:hint="eastAsia"/>
         </w:rPr>
+        <w:lastRenderedPageBreak/>
         <w:t>通常アカウントの場合、指定 `actingFacilityId` が `user_facility_assignments` 上の有効な担当施設であること</w:t>
       </w:r>
     </w:p>
@@ -15393,6 +15454,19 @@
         <w:rPr>
           <w:rFonts w:hint="eastAsia"/>
         </w:rPr>
+        <w:t>`/permission-management` の表示可否は `featureCodes` に含めず、クライアントは `GET /auth/me` の `accountType='SYSTEM_ADMIN'` を用いて判定する</w:t>
+      </w:r>
+    </w:p>
+    <w:p>
+      <w:pPr>
+        <w:rPr>
+          <w:rFonts w:hint="eastAsia"/>
+        </w:rPr>
+      </w:pPr>
+      <w:r>
+        <w:rPr>
+          <w:rFonts w:hint="eastAsia"/>
+        </w:rPr>
         <w:t>`config_scope='FACILITY_USER'` の `feature_code` は `facility_feature_settings` と `user_facility_feature_settings` の両方が `is_enabled=true` の場合に実効機能として返す</w:t>
       </w:r>
     </w:p>
@@ -15432,46 +15506,46 @@
         <w:rPr>
           <w:rFonts w:hint="eastAsia"/>
         </w:rPr>
+        <w:t>`facility_column_settings` と `user_facility_column_settings` の両方が `is_enabled=true` で、かつ `related_feature_code` が有効な `column_code` を実効カラムとして返す</w:t>
+      </w:r>
+    </w:p>
+    <w:p>
+      <w:pPr>
+        <w:rPr>
+          <w:rFonts w:hint="eastAsia"/>
+        </w:rPr>
+      </w:pPr>
+      <w:r>
+        <w:rPr>
+          <w:rFonts w:hint="eastAsia"/>
+        </w:rPr>
+        <w:t>最新の `権限管理単位一覧` シートで採用した `feature_code` / `column_code` だけを返却候補に含める</w:t>
+      </w:r>
+    </w:p>
+    <w:p>
+      <w:pPr>
+        <w:rPr>
+          <w:rFonts w:hint="eastAsia"/>
+        </w:rPr>
+      </w:pPr>
+      <w:r>
+        <w:rPr>
+          <w:rFonts w:hint="eastAsia"/>
+        </w:rPr>
+        <w:t>他施設閲覧の具体的な対象施設可否は本 API では解決せず、協業グループ、対象施設契約状態、公開元施設設定を `/authorization/check` または業務 API 側で再判定する。QRコードや他施設閲覧専用の別コードは返却せず、既存の `original_list_view` / `original_price_column` の実効有無を返す</w:t>
+      </w:r>
+    </w:p>
+    <w:p>
+      <w:pPr>
+        <w:rPr>
+          <w:rFonts w:hint="eastAsia"/>
+        </w:rPr>
+      </w:pPr>
+      <w:r>
+        <w:rPr>
+          <w:rFonts w:hint="eastAsia"/>
+        </w:rPr>
         <w:lastRenderedPageBreak/>
-        <w:t>`facility_column_settings` と `user_facility_column_settings` の両方が `is_enabled=true` で、かつ `related_feature_code` が有効な `column_code` を実効カラムとして返す</w:t>
-      </w:r>
-    </w:p>
-    <w:p>
-      <w:pPr>
-        <w:rPr>
-          <w:rFonts w:hint="eastAsia"/>
-        </w:rPr>
-      </w:pPr>
-      <w:r>
-        <w:rPr>
-          <w:rFonts w:hint="eastAsia"/>
-        </w:rPr>
-        <w:t>最新の `権限管理単位一覧` シートで採用した `feature_code` / `column_code` だけを返却候補に含める</w:t>
-      </w:r>
-    </w:p>
-    <w:p>
-      <w:pPr>
-        <w:rPr>
-          <w:rFonts w:hint="eastAsia"/>
-        </w:rPr>
-      </w:pPr>
-      <w:r>
-        <w:rPr>
-          <w:rFonts w:hint="eastAsia"/>
-        </w:rPr>
-        <w:t>他施設閲覧の具体的な対象施設可否は本 API では解決せず、協業グループ、対象施設契約状態、公開元施設設定を `/authorization/check` または業務 API 側で再判定する。QRコードや他施設閲覧専用の別コードは返却せず、既存の `original_list_view` / `original_price_column` の実効有無を返す</w:t>
-      </w:r>
-    </w:p>
-    <w:p>
-      <w:pPr>
-        <w:rPr>
-          <w:rFonts w:hint="eastAsia"/>
-        </w:rPr>
-      </w:pPr>
-      <w:r>
-        <w:rPr>
-          <w:rFonts w:hint="eastAsia"/>
-        </w:rPr>
         <w:t>通常アカウントでは `config_scope='SYSTEM_FIXED'` の `auth_login` / `facility_select` は返却対象に含めない。共有システム管理者アカウントでは全 `feature_code` 返却方針に合わせてこれらも返却してよいが、UI と業務 API は固定導線として扱い、施設・ユーザー単位の ON/OFF 対象にはしない</w:t>
       </w:r>
     </w:p>
@@ -15482,7 +15556,7 @@
           <w:rFonts w:hint="eastAsia"/>
         </w:rPr>
       </w:pPr>
-      <w:bookmarkStart w:id="37" w:name="_Toc231036131"/>
+      <w:bookmarkStart w:id="37" w:name="_Toc231294888"/>
       <w:r>
         <w:rPr>
           <w:rFonts w:hint="eastAsia"/>
@@ -15785,7 +15859,7 @@
           <w:rFonts w:hint="eastAsia"/>
         </w:rPr>
       </w:pPr>
-      <w:bookmarkStart w:id="38" w:name="_Toc231036132"/>
+      <w:bookmarkStart w:id="38" w:name="_Toc231294889"/>
       <w:r>
         <w:rPr>
           <w:rFonts w:hint="eastAsia"/>
@@ -16096,78 +16170,78 @@
           <w:rFonts w:hint="eastAsia"/>
         </w:rPr>
       </w:pPr>
-      <w:bookmarkStart w:id="39" w:name="_Toc231036133"/>
+      <w:bookmarkStart w:id="39" w:name="_Toc231294890"/>
+      <w:r>
+        <w:rPr>
+          <w:rFonts w:hint="eastAsia"/>
+        </w:rPr>
+        <w:t>パスワード再設定申請（/auth/password/forgot）</w:t>
+      </w:r>
+      <w:bookmarkEnd w:id="39"/>
+    </w:p>
+    <w:p>
+      <w:pPr>
+        <w:rPr>
+          <w:rFonts w:hint="eastAsia"/>
+        </w:rPr>
+      </w:pPr>
+      <w:r>
+        <w:rPr>
+          <w:rFonts w:hint="eastAsia"/>
+        </w:rPr>
+        <w:t>パスワード再設定用 URL 送信を受け付ける。</w:t>
+      </w:r>
+    </w:p>
+    <w:p>
+      <w:pPr>
+        <w:pStyle w:val="4"/>
+        <w:rPr>
+          <w:rFonts w:hint="eastAsia"/>
+        </w:rPr>
+      </w:pPr>
+      <w:r>
+        <w:rPr>
+          <w:rFonts w:hint="eastAsia"/>
+        </w:rPr>
+        <w:t>エンドポイント</w:t>
+      </w:r>
+    </w:p>
+    <w:p>
+      <w:r>
+        <w:t>Method: POST</w:t>
+      </w:r>
+    </w:p>
+    <w:p>
+      <w:r>
+        <w:t>Path: /auth/password/forgot</w:t>
+      </w:r>
+    </w:p>
+    <w:p>
+      <w:pPr>
+        <w:rPr>
+          <w:rFonts w:hint="eastAsia"/>
+        </w:rPr>
+      </w:pPr>
+      <w:r>
+        <w:rPr>
+          <w:rFonts w:hint="eastAsia"/>
+        </w:rPr>
+        <w:t>認証: 不要</w:t>
+      </w:r>
+    </w:p>
+    <w:p>
+      <w:pPr>
+        <w:pStyle w:val="3"/>
+        <w:rPr>
+          <w:rFonts w:hint="eastAsia"/>
+        </w:rPr>
+      </w:pPr>
+      <w:bookmarkStart w:id="40" w:name="_Toc231294891"/>
       <w:r>
         <w:rPr>
           <w:rFonts w:hint="eastAsia"/>
         </w:rPr>
         <w:lastRenderedPageBreak/>
-        <w:t>パスワード再設定申請（/auth/password/forgot）</w:t>
-      </w:r>
-      <w:bookmarkEnd w:id="39"/>
-    </w:p>
-    <w:p>
-      <w:pPr>
-        <w:rPr>
-          <w:rFonts w:hint="eastAsia"/>
-        </w:rPr>
-      </w:pPr>
-      <w:r>
-        <w:rPr>
-          <w:rFonts w:hint="eastAsia"/>
-        </w:rPr>
-        <w:t>パスワード再設定用 URL 送信を受け付ける。</w:t>
-      </w:r>
-    </w:p>
-    <w:p>
-      <w:pPr>
-        <w:pStyle w:val="4"/>
-        <w:rPr>
-          <w:rFonts w:hint="eastAsia"/>
-        </w:rPr>
-      </w:pPr>
-      <w:r>
-        <w:rPr>
-          <w:rFonts w:hint="eastAsia"/>
-        </w:rPr>
-        <w:t>エンドポイント</w:t>
-      </w:r>
-    </w:p>
-    <w:p>
-      <w:r>
-        <w:t>Method: POST</w:t>
-      </w:r>
-    </w:p>
-    <w:p>
-      <w:r>
-        <w:t>Path: /auth/password/forgot</w:t>
-      </w:r>
-    </w:p>
-    <w:p>
-      <w:pPr>
-        <w:rPr>
-          <w:rFonts w:hint="eastAsia"/>
-        </w:rPr>
-      </w:pPr>
-      <w:r>
-        <w:rPr>
-          <w:rFonts w:hint="eastAsia"/>
-        </w:rPr>
-        <w:t>認証: 不要</w:t>
-      </w:r>
-    </w:p>
-    <w:p>
-      <w:pPr>
-        <w:pStyle w:val="3"/>
-        <w:rPr>
-          <w:rFonts w:hint="eastAsia"/>
-        </w:rPr>
-      </w:pPr>
-      <w:bookmarkStart w:id="40" w:name="_Toc231036134"/>
-      <w:r>
-        <w:rPr>
-          <w:rFonts w:hint="eastAsia"/>
-        </w:rPr>
         <w:t>リクエストボディ（PasswordForgotRequest）</w:t>
       </w:r>
       <w:bookmarkEnd w:id="40"/>
@@ -16436,7 +16510,7 @@
           <w:rFonts w:hint="eastAsia"/>
         </w:rPr>
       </w:pPr>
-      <w:bookmarkStart w:id="41" w:name="_Toc231036135"/>
+      <w:bookmarkStart w:id="41" w:name="_Toc231294892"/>
       <w:r>
         <w:rPr>
           <w:rFonts w:hint="eastAsia"/>
@@ -16649,12 +16723,11 @@
           <w:rFonts w:hint="eastAsia"/>
         </w:rPr>
       </w:pPr>
-      <w:bookmarkStart w:id="42" w:name="_Toc231036136"/>
-      <w:r>
-        <w:rPr>
-          <w:rFonts w:hint="eastAsia"/>
-        </w:rPr>
-        <w:lastRenderedPageBreak/>
+      <w:bookmarkStart w:id="42" w:name="_Toc231294893"/>
+      <w:r>
+        <w:rPr>
+          <w:rFonts w:hint="eastAsia"/>
+        </w:rPr>
         <w:t>ステータスコード</w:t>
       </w:r>
       <w:bookmarkEnd w:id="42"/>
@@ -16856,7 +16929,7 @@
           <w:rFonts w:hint="eastAsia"/>
         </w:rPr>
       </w:pPr>
-      <w:bookmarkStart w:id="43" w:name="_Toc231036137"/>
+      <w:bookmarkStart w:id="43" w:name="_Toc231294894"/>
       <w:r>
         <w:rPr>
           <w:rFonts w:hint="eastAsia"/>
@@ -16889,6 +16962,7 @@
         <w:rPr>
           <w:rFonts w:hint="eastAsia"/>
         </w:rPr>
+        <w:lastRenderedPageBreak/>
         <w:t>エンドポイント</w:t>
       </w:r>
     </w:p>
@@ -16922,7 +16996,7 @@
           <w:rFonts w:hint="eastAsia"/>
         </w:rPr>
       </w:pPr>
-      <w:bookmarkStart w:id="44" w:name="_Toc231036138"/>
+      <w:bookmarkStart w:id="44" w:name="_Toc231294895"/>
       <w:r>
         <w:rPr>
           <w:rFonts w:hint="eastAsia"/>
@@ -17214,7 +17288,7 @@
           <w:rFonts w:hint="eastAsia"/>
         </w:rPr>
       </w:pPr>
-      <w:bookmarkStart w:id="45" w:name="_Toc231036139"/>
+      <w:bookmarkStart w:id="45" w:name="_Toc231294896"/>
       <w:r>
         <w:rPr>
           <w:rFonts w:hint="eastAsia"/>
@@ -17243,12 +17317,11 @@
           <w:rFonts w:hint="eastAsia"/>
         </w:rPr>
       </w:pPr>
-      <w:bookmarkStart w:id="46" w:name="_Toc231036140"/>
-      <w:r>
-        <w:rPr>
-          <w:rFonts w:hint="eastAsia"/>
-        </w:rPr>
-        <w:lastRenderedPageBreak/>
+      <w:bookmarkStart w:id="46" w:name="_Toc231294897"/>
+      <w:r>
+        <w:rPr>
+          <w:rFonts w:hint="eastAsia"/>
+        </w:rPr>
         <w:t>ステータスコード</w:t>
       </w:r>
       <w:bookmarkEnd w:id="46"/>
@@ -17520,11 +17593,12 @@
           <w:rFonts w:hint="eastAsia"/>
         </w:rPr>
       </w:pPr>
-      <w:bookmarkStart w:id="47" w:name="_Toc231036141"/>
-      <w:r>
-        <w:rPr>
-          <w:rFonts w:hint="eastAsia"/>
-        </w:rPr>
+      <w:bookmarkStart w:id="47" w:name="_Toc231294898"/>
+      <w:r>
+        <w:rPr>
+          <w:rFonts w:hint="eastAsia"/>
+        </w:rPr>
+        <w:lastRenderedPageBreak/>
         <w:t>認可可否判定（/authorization/check）</w:t>
       </w:r>
       <w:bookmarkEnd w:id="47"/>
@@ -17586,7 +17660,7 @@
           <w:rFonts w:hint="eastAsia"/>
         </w:rPr>
       </w:pPr>
-      <w:bookmarkStart w:id="48" w:name="_Toc231036142"/>
+      <w:bookmarkStart w:id="48" w:name="_Toc231294899"/>
       <w:r>
         <w:rPr>
           <w:rFonts w:hint="eastAsia"/>
@@ -17932,74 +18006,93 @@
         <w:rPr>
           <w:rFonts w:hint="eastAsia"/>
         </w:rPr>
+        <w:t>通常アカウントの場合、指定 `actingFacilityId` が担当施設であること</w:t>
+      </w:r>
+    </w:p>
+    <w:p>
+      <w:pPr>
+        <w:rPr>
+          <w:rFonts w:hint="eastAsia"/>
+        </w:rPr>
+      </w:pPr>
+      <w:r>
+        <w:rPr>
+          <w:rFonts w:hint="eastAsia"/>
+        </w:rPr>
+        <w:t>共有システム管理者アカウントの場合、指定 `actingFacilityId` が未削除施設であること</w:t>
+      </w:r>
+    </w:p>
+    <w:p>
+      <w:pPr>
+        <w:rPr>
+          <w:rFonts w:hint="eastAsia"/>
+        </w:rPr>
+      </w:pPr>
+      <w:r>
+        <w:rPr>
+          <w:rFonts w:hint="eastAsia"/>
+        </w:rPr>
+        <w:t>指定 `actingFacilityId` に対応する施設が未削除であること</w:t>
+      </w:r>
+    </w:p>
+    <w:p>
+      <w:pPr>
+        <w:pStyle w:val="4"/>
+        <w:rPr>
+          <w:rFonts w:hint="eastAsia"/>
+        </w:rPr>
+      </w:pPr>
+      <w:r>
+        <w:rPr>
+          <w:rFonts w:hint="eastAsia"/>
+        </w:rPr>
+        <w:t>処理仕様</w:t>
+      </w:r>
+    </w:p>
+    <w:p>
+      <w:pPr>
+        <w:rPr>
+          <w:rFonts w:hint="eastAsia"/>
+        </w:rPr>
+      </w:pPr>
+      <w:r>
+        <w:rPr>
+          <w:rFonts w:hint="eastAsia"/>
+        </w:rPr>
+        <w:t>判定対象ユーザーは Bearer トークンから解決し、リクエストボディで `userId` は受け取らない</w:t>
+      </w:r>
+    </w:p>
+    <w:p>
+      <w:pPr>
+        <w:rPr>
+          <w:rFonts w:hint="eastAsia"/>
+        </w:rPr>
+      </w:pPr>
+      <w:r>
+        <w:rPr>
+          <w:rFonts w:hint="eastAsia"/>
+        </w:rPr>
+        <w:t>共有システム管理者アカウント（`account_type='SYSTEM_ADMIN'`）の場合は、`actingFacilityId` と指定された `targetFacilityId` が未削除であることだけを確認し、全 `feature_code` と</w:t>
+      </w:r>
+      <w:r>
+        <w:rPr>
+          <w:rFonts w:hint="eastAsia"/>
+        </w:rPr>
         <w:lastRenderedPageBreak/>
-        <w:t>通常アカウントの場合、指定 `actingFacilityId` が担当施設であること</w:t>
-      </w:r>
-    </w:p>
-    <w:p>
-      <w:pPr>
-        <w:rPr>
-          <w:rFonts w:hint="eastAsia"/>
-        </w:rPr>
-      </w:pPr>
-      <w:r>
-        <w:rPr>
-          <w:rFonts w:hint="eastAsia"/>
-        </w:rPr>
-        <w:t>共有システム管理者アカウントの場合、指定 `actingFacilityId` が未削除施設であること</w:t>
-      </w:r>
-    </w:p>
-    <w:p>
-      <w:pPr>
-        <w:rPr>
-          <w:rFonts w:hint="eastAsia"/>
-        </w:rPr>
-      </w:pPr>
-      <w:r>
-        <w:rPr>
-          <w:rFonts w:hint="eastAsia"/>
-        </w:rPr>
-        <w:t>指定 `actingFacilityId` に対応する施設が未削除であること</w:t>
-      </w:r>
-    </w:p>
-    <w:p>
-      <w:pPr>
-        <w:pStyle w:val="4"/>
-        <w:rPr>
-          <w:rFonts w:hint="eastAsia"/>
-        </w:rPr>
-      </w:pPr>
-      <w:r>
-        <w:rPr>
-          <w:rFonts w:hint="eastAsia"/>
-        </w:rPr>
-        <w:t>処理仕様</w:t>
-      </w:r>
-    </w:p>
-    <w:p>
-      <w:pPr>
-        <w:rPr>
-          <w:rFonts w:hint="eastAsia"/>
-        </w:rPr>
-      </w:pPr>
-      <w:r>
-        <w:rPr>
-          <w:rFonts w:hint="eastAsia"/>
-        </w:rPr>
-        <w:t>判定対象ユーザーは Bearer トークンから解決し、リクエストボディで `userId` は受け取らない</w:t>
-      </w:r>
-    </w:p>
-    <w:p>
-      <w:pPr>
-        <w:rPr>
-          <w:rFonts w:hint="eastAsia"/>
-        </w:rPr>
-      </w:pPr>
-      <w:r>
-        <w:rPr>
-          <w:rFonts w:hint="eastAsia"/>
-        </w:rPr>
-        <w:t>共有システム管理者アカウント（`account_type='SYSTEM_ADMIN'`）の場合は、`actingFacilityId` と指定された `targetFacilityId` が未削除であることだけを確認し、全 `feature_code` と全 `column_code` を許可する。協業グループ、施設提供設定、ユーザー施設別設定、公開元施設設定は判定しない</w:t>
+        <w:t>全 `column_code` を許可する。協業グループ、施設提供設定、ユーザー施設別設定、公開元施設設定は判定しない</w:t>
+      </w:r>
+    </w:p>
+    <w:p>
+      <w:pPr>
+        <w:rPr>
+          <w:rFonts w:hint="eastAsia"/>
+        </w:rPr>
+      </w:pPr>
+      <w:r>
+        <w:rPr>
+          <w:rFonts w:hint="eastAsia"/>
+        </w:rPr>
+        <w:t>上記の全 `feature_code` とは `feature_catalogs` に登録された有効コードを指す。旧整理の `facility_feature_edit` は本カタログから除外するため、`featureCode='facility_feature_edit'` を指定した場合は存在しない機能コードとして 404 を返す。`/permission-management` API 群の認可では本 API に `facility_feature_edit` を渡さず、各 API 側で `account_type='SYSTEM_ADMIN'` を直接判定する</w:t>
       </w:r>
     </w:p>
     <w:p>
@@ -18061,12 +18154,11 @@
           <w:rFonts w:hint="eastAsia"/>
         </w:rPr>
       </w:pPr>
-      <w:bookmarkStart w:id="49" w:name="_Toc231036143"/>
-      <w:r>
-        <w:rPr>
-          <w:rFonts w:hint="eastAsia"/>
-        </w:rPr>
-        <w:lastRenderedPageBreak/>
+      <w:bookmarkStart w:id="49" w:name="_Toc231294900"/>
+      <w:r>
+        <w:rPr>
+          <w:rFonts w:hint="eastAsia"/>
+        </w:rPr>
         <w:t>レスポンス（200：AuthorizationCheckResponse）</w:t>
       </w:r>
       <w:bookmarkEnd w:id="49"/>
@@ -18273,6 +18365,7 @@
           </w:tcPr>
           <w:p>
             <w:r>
+              <w:lastRenderedPageBreak/>
               <w:t>allowedColumnCodes</w:t>
             </w:r>
           </w:p>
@@ -18365,7 +18458,7 @@
           <w:rFonts w:hint="eastAsia"/>
         </w:rPr>
       </w:pPr>
-      <w:bookmarkStart w:id="50" w:name="_Toc231036144"/>
+      <w:bookmarkStart w:id="50" w:name="_Toc231294901"/>
       <w:r>
         <w:rPr>
           <w:rFonts w:hint="eastAsia"/>
@@ -18676,7 +18769,7 @@
           <w:rFonts w:hint="eastAsia"/>
         </w:rPr>
       </w:pPr>
-      <w:bookmarkStart w:id="51" w:name="_Toc231036145"/>
+      <w:bookmarkStart w:id="51" w:name="_Toc231294902"/>
       <w:r>
         <w:rPr>
           <w:rFonts w:hint="eastAsia"/>
@@ -18692,7 +18785,7 @@
           <w:rFonts w:hint="eastAsia"/>
         </w:rPr>
       </w:pPr>
-      <w:bookmarkStart w:id="52" w:name="_Toc231036146"/>
+      <w:bookmarkStart w:id="52" w:name="_Toc231294903"/>
       <w:r>
         <w:rPr>
           <w:rFonts w:hint="eastAsia"/>
@@ -18774,8 +18867,7 @@
         <w:rPr>
           <w:rFonts w:hint="eastAsia"/>
         </w:rPr>
-        <w:lastRenderedPageBreak/>
-        <w:t>`/auth/me` と `/auth/context` は `facilities.deleted_at IS NULL` の未削除施設だけを対象にする</w:t>
+        <w:t>施設権限管理画面（`/permission-management`）とその API 群は通常アカウント向け `feature_code` で制御せず、共有システム管理者アカウント専用の管理導線として `users.account_type='SYSTEM_ADMIN'` を直接判定する</w:t>
       </w:r>
     </w:p>
     <w:p>
@@ -18794,7 +18886,7 @@
         <w:rPr>
           <w:rFonts w:hint="eastAsia"/>
         </w:rPr>
-        <w:t>`/auth/context` は選択施設に対する実効 `feature_code` / `column_code` を返す</w:t>
+        <w:t>`/auth/me` と `/auth/context` は `facilities.deleted_at IS NULL` の未削除施設だけを対象にする</w:t>
       </w:r>
     </w:p>
     <w:p>
@@ -18813,7 +18905,8 @@
         <w:rPr>
           <w:rFonts w:hint="eastAsia"/>
         </w:rPr>
-        <w:t>QRコードや他施設閲覧専用の別 `feature_code` / `column_code` は採用しない。他施設閲覧は既存の `original_list_view` / `original_price_column` と公開元施設設定で判定し、施設切替候補へは展開しない</w:t>
+        <w:lastRenderedPageBreak/>
+        <w:t>`/auth/context` は選択施設に対する実効 `feature_code` / `column_code` を返す</w:t>
       </w:r>
     </w:p>
     <w:p>
@@ -18832,6 +18925,25 @@
         <w:rPr>
           <w:rFonts w:hint="eastAsia"/>
         </w:rPr>
+        <w:t>QRコードや他施設閲覧専用の別 `feature_code` / `column_code` は採用しない。他施設閲覧は既存の `original_list_view` / `original_price_column` と公開元施設設定で判定し、施設切替候補へは展開しない</w:t>
+      </w:r>
+    </w:p>
+    <w:p>
+      <w:pPr>
+        <w:pStyle w:val="afffffff8"/>
+        <w:numPr>
+          <w:ilvl w:val="0"/>
+          <w:numId w:val="4"/>
+        </w:numPr>
+        <w:ind w:leftChars="0"/>
+        <w:rPr>
+          <w:rFonts w:hint="eastAsia"/>
+        </w:rPr>
+      </w:pPr>
+      <w:r>
+        <w:rPr>
+          <w:rFonts w:hint="eastAsia"/>
+        </w:rPr>
         <w:t>`column_code` は、関連 `feature_code` が有効な場合のみ成立する</w:t>
       </w:r>
     </w:p>
@@ -18842,7 +18954,7 @@
           <w:rFonts w:hint="eastAsia"/>
         </w:rPr>
       </w:pPr>
-      <w:bookmarkStart w:id="53" w:name="_Toc231036147"/>
+      <w:bookmarkStart w:id="53" w:name="_Toc231294904"/>
       <w:r>
         <w:rPr>
           <w:rFonts w:hint="eastAsia"/>
@@ -18924,7 +19036,26 @@
         <w:rPr>
           <w:rFonts w:hint="eastAsia"/>
         </w:rPr>
-        <w:t>ホーム画面の表示可否は、`/auth/context` の実効 `feature_code` / `column_code` を正本として判断する</w:t>
+        <w:t>ホーム画面の通常業務導線の表示可否は、`/auth/context` の実効 `feature_code` / `column_code` を正本として判断する</w:t>
+      </w:r>
+    </w:p>
+    <w:p>
+      <w:pPr>
+        <w:pStyle w:val="afffffff8"/>
+        <w:numPr>
+          <w:ilvl w:val="0"/>
+          <w:numId w:val="5"/>
+        </w:numPr>
+        <w:ind w:leftChars="0"/>
+        <w:rPr>
+          <w:rFonts w:hint="eastAsia"/>
+        </w:rPr>
+      </w:pPr>
+      <w:r>
+        <w:rPr>
+          <w:rFonts w:hint="eastAsia"/>
+        </w:rPr>
+        <w:t>ホーム画面のマスタ管理導線のうち `/permission-management` への遷移ボタンは、`featureCodes` ではなく `accountType='SYSTEM_ADMIN'` の場合だけ表示する</w:t>
       </w:r>
     </w:p>
     <w:p>
@@ -18934,7 +19065,7 @@
           <w:rFonts w:hint="eastAsia"/>
         </w:rPr>
       </w:pPr>
-      <w:bookmarkStart w:id="54" w:name="_Toc231036148"/>
+      <w:bookmarkStart w:id="54" w:name="_Toc231294905"/>
       <w:r>
         <w:rPr>
           <w:rFonts w:hint="eastAsia"/>
@@ -19085,7 +19216,198 @@
 <file path=word/numbering.xml><?xml version="1.0" encoding="utf-8"?>
 <w:numbering xmlns:wpc="http://schemas.microsoft.com/office/word/2010/wordprocessingCanvas" xmlns:cx="http://schemas.microsoft.com/office/drawing/2014/chartex" xmlns:cx1="http://schemas.microsoft.com/office/drawing/2015/9/8/chartex" xmlns:cx2="http://schemas.microsoft.com/office/drawing/2015/10/21/chartex" xmlns:cx3="http://schemas.microsoft.com/office/drawing/2016/5/9/chartex" xmlns:cx4="http://schemas.microsoft.com/office/drawing/2016/5/10/chartex" xmlns:cx5="http://schemas.microsoft.com/office/drawing/2016/5/11/chartex" xmlns:cx6="http://schemas.microsoft.com/office/drawing/2016/5/12/chartex" xmlns:cx7="http://schemas.microsoft.com/office/drawing/2016/5/13/chartex" xmlns:cx8="http://schemas.microsoft.com/office/drawing/2016/5/14/chartex" xmlns:mc="http://schemas.openxmlformats.org/markup-compatibility/2006" xmlns:aink="http://schemas.microsoft.com/office/drawing/2016/ink" xmlns:am3d="http://schemas.microsoft.com/office/drawing/2017/model3d" xmlns:o="urn:schemas-microsoft-com:office:office" xmlns:oel="http://schemas.microsoft.com/office/2019/extlst" xmlns:r="http://schemas.openxmlformats.org/officeDocument/2006/relationships" xmlns:m="http://schemas.openxmlformats.org/officeDocument/2006/math" xmlns:v="urn:schemas-microsoft-com:vml" xmlns:wp14="http://schemas.microsoft.com/office/word/2010/wordprocessingDrawing" xmlns:wp="http://schemas.openxmlformats.org/drawingml/2006/wordprocessingDrawing" xmlns:w10="urn:schemas-microsoft-com:office:word" xmlns:w="http://schemas.openxmlformats.org/wordprocessingml/2006/main" xmlns:w14="http://schemas.microsoft.com/office/word/2010/wordml" xmlns:w15="http://schemas.microsoft.com/office/word/2012/wordml" xmlns:w16cex="http://schemas.microsoft.com/office/word/2018/wordml/cex" xmlns:w16cid="http://schemas.microsoft.com/office/word/2016/wordml/cid" xmlns:w16="http://schemas.microsoft.com/office/word/2018/wordml" xmlns:w16du="http://schemas.microsoft.com/office/word/2023/wordml/word16du" xmlns:w16sdtdh="http://schemas.microsoft.com/office/word/2020/wordml/sdtdatahash" xmlns:w16sdtfl="http://schemas.microsoft.com/office/word/2024/wordml/sdtformatlock" xmlns:w16se="http://schemas.microsoft.com/office/word/2015/wordml/symex" xmlns:wpg="http://schemas.microsoft.com/office/word/2010/wordprocessingGroup" xmlns:wpi="http://schemas.microsoft.com/office/word/2010/wordprocessingInk" xmlns:wne="http://schemas.microsoft.com/office/word/2006/wordml" xmlns:wps="http://schemas.microsoft.com/office/word/2010/wordprocessingShape" mc:Ignorable="w14 w15 w16se w16cid w16 w16cex w16sdtdh w16sdtfl w16du wp14">
   <w:abstractNum w:abstractNumId="0" w15:restartNumberingAfterBreak="0">
-    <w:nsid w:val="14C87C57"/>
+    <w:nsid w:val="228E67A9"/>
+    <w:multiLevelType w:val="hybridMultilevel"/>
+    <w:tmpl w:val="27BEED0E"/>
+    <w:name w:val="__API_DOC_SQUARE_BULLET__222"/>
+    <w:lvl w:ilvl="0" w:tplc="0409000F">
+      <w:start w:val="1"/>
+      <w:numFmt w:val="decimal"/>
+      <w:lvlText w:val="%1."/>
+      <w:lvlJc w:val="left"/>
+      <w:pPr>
+        <w:ind w:left="440" w:hanging="440"/>
+      </w:pPr>
+    </w:lvl>
+    <w:lvl w:ilvl="1" w:tplc="04090017" w:tentative="1">
+      <w:start w:val="1"/>
+      <w:numFmt w:val="aiueoFullWidth"/>
+      <w:lvlText w:val="(%2)"/>
+      <w:lvlJc w:val="left"/>
+      <w:pPr>
+        <w:ind w:left="880" w:hanging="440"/>
+      </w:pPr>
+    </w:lvl>
+    <w:lvl w:ilvl="2" w:tplc="04090011" w:tentative="1">
+      <w:start w:val="1"/>
+      <w:numFmt w:val="decimalEnclosedCircle"/>
+      <w:lvlText w:val="%3"/>
+      <w:lvlJc w:val="left"/>
+      <w:pPr>
+        <w:ind w:left="1320" w:hanging="440"/>
+      </w:pPr>
+    </w:lvl>
+    <w:lvl w:ilvl="3" w:tplc="0409000F" w:tentative="1">
+      <w:start w:val="1"/>
+      <w:numFmt w:val="decimal"/>
+      <w:lvlText w:val="%4."/>
+      <w:lvlJc w:val="left"/>
+      <w:pPr>
+        <w:ind w:left="1760" w:hanging="440"/>
+      </w:pPr>
+    </w:lvl>
+    <w:lvl w:ilvl="4" w:tplc="04090017" w:tentative="1">
+      <w:start w:val="1"/>
+      <w:numFmt w:val="aiueoFullWidth"/>
+      <w:lvlText w:val="(%5)"/>
+      <w:lvlJc w:val="left"/>
+      <w:pPr>
+        <w:ind w:left="2200" w:hanging="440"/>
+      </w:pPr>
+    </w:lvl>
+    <w:lvl w:ilvl="5" w:tplc="04090011" w:tentative="1">
+      <w:start w:val="1"/>
+      <w:numFmt w:val="decimalEnclosedCircle"/>
+      <w:lvlText w:val="%6"/>
+      <w:lvlJc w:val="left"/>
+      <w:pPr>
+        <w:ind w:left="2640" w:hanging="440"/>
+      </w:pPr>
+    </w:lvl>
+    <w:lvl w:ilvl="6" w:tplc="0409000F" w:tentative="1">
+      <w:start w:val="1"/>
+      <w:numFmt w:val="decimal"/>
+      <w:lvlText w:val="%7."/>
+      <w:lvlJc w:val="left"/>
+      <w:pPr>
+        <w:ind w:left="3080" w:hanging="440"/>
+      </w:pPr>
+    </w:lvl>
+    <w:lvl w:ilvl="7" w:tplc="04090017" w:tentative="1">
+      <w:start w:val="1"/>
+      <w:numFmt w:val="aiueoFullWidth"/>
+      <w:lvlText w:val="(%8)"/>
+      <w:lvlJc w:val="left"/>
+      <w:pPr>
+        <w:ind w:left="3520" w:hanging="440"/>
+      </w:pPr>
+    </w:lvl>
+    <w:lvl w:ilvl="8" w:tplc="04090011" w:tentative="1">
+      <w:start w:val="1"/>
+      <w:numFmt w:val="decimalEnclosedCircle"/>
+      <w:lvlText w:val="%9"/>
+      <w:lvlJc w:val="left"/>
+      <w:pPr>
+        <w:ind w:left="3960" w:hanging="440"/>
+      </w:pPr>
+    </w:lvl>
+  </w:abstractNum>
+  <w:abstractNum w:abstractNumId="1" w15:restartNumberingAfterBreak="0">
+    <w:nsid w:val="5D9D0CAB"/>
+    <w:multiLevelType w:val="hybridMultilevel"/>
+    <w:tmpl w:val="42FC41A6"/>
+    <w:name w:val="__API_DOC_SQUARE_BULLET__2"/>
+    <w:lvl w:ilvl="0" w:tplc="0409000F">
+      <w:start w:val="1"/>
+      <w:numFmt w:val="decimal"/>
+      <w:lvlText w:val="%1."/>
+      <w:lvlJc w:val="left"/>
+      <w:pPr>
+        <w:ind w:left="440" w:hanging="440"/>
+      </w:pPr>
+    </w:lvl>
+    <w:lvl w:ilvl="1" w:tplc="04090017" w:tentative="1">
+      <w:start w:val="1"/>
+      <w:numFmt w:val="aiueoFullWidth"/>
+      <w:lvlText w:val="(%2)"/>
+      <w:lvlJc w:val="left"/>
+      <w:pPr>
+        <w:ind w:left="880" w:hanging="440"/>
+      </w:pPr>
+    </w:lvl>
+    <w:lvl w:ilvl="2" w:tplc="04090011" w:tentative="1">
+      <w:start w:val="1"/>
+      <w:numFmt w:val="decimalEnclosedCircle"/>
+      <w:lvlText w:val="%3"/>
+      <w:lvlJc w:val="left"/>
+      <w:pPr>
+        <w:ind w:left="1320" w:hanging="440"/>
+      </w:pPr>
+    </w:lvl>
+    <w:lvl w:ilvl="3" w:tplc="0409000F" w:tentative="1">
+      <w:start w:val="1"/>
+      <w:numFmt w:val="decimal"/>
+      <w:lvlText w:val="%4."/>
+      <w:lvlJc w:val="left"/>
+      <w:pPr>
+        <w:ind w:left="1760" w:hanging="440"/>
+      </w:pPr>
+    </w:lvl>
+    <w:lvl w:ilvl="4" w:tplc="04090017" w:tentative="1">
+      <w:start w:val="1"/>
+      <w:numFmt w:val="aiueoFullWidth"/>
+      <w:lvlText w:val="(%5)"/>
+      <w:lvlJc w:val="left"/>
+      <w:pPr>
+        <w:ind w:left="2200" w:hanging="440"/>
+      </w:pPr>
+    </w:lvl>
+    <w:lvl w:ilvl="5" w:tplc="04090011" w:tentative="1">
+      <w:start w:val="1"/>
+      <w:numFmt w:val="decimalEnclosedCircle"/>
+      <w:lvlText w:val="%6"/>
+      <w:lvlJc w:val="left"/>
+      <w:pPr>
+        <w:ind w:left="2640" w:hanging="440"/>
+      </w:pPr>
+    </w:lvl>
+    <w:lvl w:ilvl="6" w:tplc="0409000F" w:tentative="1">
+      <w:start w:val="1"/>
+      <w:numFmt w:val="decimal"/>
+      <w:lvlText w:val="%7."/>
+      <w:lvlJc w:val="left"/>
+      <w:pPr>
+        <w:ind w:left="3080" w:hanging="440"/>
+      </w:pPr>
+    </w:lvl>
+    <w:lvl w:ilvl="7" w:tplc="04090017" w:tentative="1">
+      <w:start w:val="1"/>
+      <w:numFmt w:val="aiueoFullWidth"/>
+      <w:lvlText w:val="(%8)"/>
+      <w:lvlJc w:val="left"/>
+      <w:pPr>
+        <w:ind w:left="3520" w:hanging="440"/>
+      </w:pPr>
+    </w:lvl>
+    <w:lvl w:ilvl="8" w:tplc="04090011" w:tentative="1">
+      <w:start w:val="1"/>
+      <w:numFmt w:val="decimalEnclosedCircle"/>
+      <w:lvlText w:val="%9"/>
+      <w:lvlJc w:val="left"/>
+      <w:pPr>
+        <w:ind w:left="3960" w:hanging="440"/>
+      </w:pPr>
+    </w:lvl>
+  </w:abstractNum>
+  <w:abstractNum w:abstractNumId="2" w15:restartNumberingAfterBreak="0">
+    <w:nsid w:val="5ECB5F8D"/>
+    <w:multiLevelType w:val="singleLevel"/>
+    <w:tmpl w:val="04090001"/>
+    <w:lvl w:ilvl="0">
+      <w:start w:val="1"/>
+      <w:numFmt w:val="bullet"/>
+      <w:lvlText w:val="■"/>
+      <w:lvlJc w:val="left"/>
+      <w:pPr>
+        <w:ind w:left="440" w:hanging="440"/>
+      </w:pPr>
+      <w:rPr>
+        <w:rFonts w:ascii="Meiryo UI" w:hAnsi="Meiryo UI" w:eastAsia="Meiryo UI" w:cs="Meiryo UI" w:hint="default"/>
+      </w:rPr>
+    </w:lvl>
+  </w:abstractNum>
+  <w:abstractNum w:abstractNumId="3" w15:restartNumberingAfterBreak="0">
+    <w:nsid w:val="6ADB2A47"/>
     <w:multiLevelType w:val="singleLevel"/>
     <w:tmpl w:val="0409000F"/>
     <w:name w:val="__API_DOC_SQUARE_BULLET__"/>
@@ -19099,11 +19421,11 @@
       </w:pPr>
     </w:lvl>
   </w:abstractNum>
-  <w:abstractNum w:abstractNumId="1" w15:restartNumberingAfterBreak="0">
-    <w:nsid w:val="1B2C1C57"/>
+  <w:abstractNum w:abstractNumId="4" w15:restartNumberingAfterBreak="0">
+    <w:nsid w:val="6B142F65"/>
     <w:multiLevelType w:val="hybridMultilevel"/>
-    <w:tmpl w:val="C712B30E"/>
-    <w:name w:val="__API_DOC_SQUARE_BULLET__222"/>
+    <w:tmpl w:val="EE220E14"/>
+    <w:name w:val="__API_DOC_SQUARE_BULLET__22"/>
     <w:lvl w:ilvl="0" w:tplc="0409000F">
       <w:start w:val="1"/>
       <w:numFmt w:val="decimal"/>
@@ -19184,197 +19506,6 @@
       <w:pPr>
         <w:ind w:left="3960" w:hanging="440"/>
       </w:pPr>
-    </w:lvl>
-  </w:abstractNum>
-  <w:abstractNum w:abstractNumId="2" w15:restartNumberingAfterBreak="0">
-    <w:nsid w:val="503E29BB"/>
-    <w:multiLevelType w:val="hybridMultilevel"/>
-    <w:tmpl w:val="5C50C0FE"/>
-    <w:name w:val="__API_DOC_SQUARE_BULLET__2"/>
-    <w:lvl w:ilvl="0" w:tplc="0409000F">
-      <w:start w:val="1"/>
-      <w:numFmt w:val="decimal"/>
-      <w:lvlText w:val="%1."/>
-      <w:lvlJc w:val="left"/>
-      <w:pPr>
-        <w:ind w:left="440" w:hanging="440"/>
-      </w:pPr>
-    </w:lvl>
-    <w:lvl w:ilvl="1" w:tplc="04090017" w:tentative="1">
-      <w:start w:val="1"/>
-      <w:numFmt w:val="aiueoFullWidth"/>
-      <w:lvlText w:val="(%2)"/>
-      <w:lvlJc w:val="left"/>
-      <w:pPr>
-        <w:ind w:left="880" w:hanging="440"/>
-      </w:pPr>
-    </w:lvl>
-    <w:lvl w:ilvl="2" w:tplc="04090011" w:tentative="1">
-      <w:start w:val="1"/>
-      <w:numFmt w:val="decimalEnclosedCircle"/>
-      <w:lvlText w:val="%3"/>
-      <w:lvlJc w:val="left"/>
-      <w:pPr>
-        <w:ind w:left="1320" w:hanging="440"/>
-      </w:pPr>
-    </w:lvl>
-    <w:lvl w:ilvl="3" w:tplc="0409000F" w:tentative="1">
-      <w:start w:val="1"/>
-      <w:numFmt w:val="decimal"/>
-      <w:lvlText w:val="%4."/>
-      <w:lvlJc w:val="left"/>
-      <w:pPr>
-        <w:ind w:left="1760" w:hanging="440"/>
-      </w:pPr>
-    </w:lvl>
-    <w:lvl w:ilvl="4" w:tplc="04090017" w:tentative="1">
-      <w:start w:val="1"/>
-      <w:numFmt w:val="aiueoFullWidth"/>
-      <w:lvlText w:val="(%5)"/>
-      <w:lvlJc w:val="left"/>
-      <w:pPr>
-        <w:ind w:left="2200" w:hanging="440"/>
-      </w:pPr>
-    </w:lvl>
-    <w:lvl w:ilvl="5" w:tplc="04090011" w:tentative="1">
-      <w:start w:val="1"/>
-      <w:numFmt w:val="decimalEnclosedCircle"/>
-      <w:lvlText w:val="%6"/>
-      <w:lvlJc w:val="left"/>
-      <w:pPr>
-        <w:ind w:left="2640" w:hanging="440"/>
-      </w:pPr>
-    </w:lvl>
-    <w:lvl w:ilvl="6" w:tplc="0409000F" w:tentative="1">
-      <w:start w:val="1"/>
-      <w:numFmt w:val="decimal"/>
-      <w:lvlText w:val="%7."/>
-      <w:lvlJc w:val="left"/>
-      <w:pPr>
-        <w:ind w:left="3080" w:hanging="440"/>
-      </w:pPr>
-    </w:lvl>
-    <w:lvl w:ilvl="7" w:tplc="04090017" w:tentative="1">
-      <w:start w:val="1"/>
-      <w:numFmt w:val="aiueoFullWidth"/>
-      <w:lvlText w:val="(%8)"/>
-      <w:lvlJc w:val="left"/>
-      <w:pPr>
-        <w:ind w:left="3520" w:hanging="440"/>
-      </w:pPr>
-    </w:lvl>
-    <w:lvl w:ilvl="8" w:tplc="04090011" w:tentative="1">
-      <w:start w:val="1"/>
-      <w:numFmt w:val="decimalEnclosedCircle"/>
-      <w:lvlText w:val="%9"/>
-      <w:lvlJc w:val="left"/>
-      <w:pPr>
-        <w:ind w:left="3960" w:hanging="440"/>
-      </w:pPr>
-    </w:lvl>
-  </w:abstractNum>
-  <w:abstractNum w:abstractNumId="3" w15:restartNumberingAfterBreak="0">
-    <w:nsid w:val="6D5F1D3A"/>
-    <w:multiLevelType w:val="hybridMultilevel"/>
-    <w:tmpl w:val="F4F4CCAE"/>
-    <w:name w:val="__API_DOC_SQUARE_BULLET__22"/>
-    <w:lvl w:ilvl="0" w:tplc="0409000F">
-      <w:start w:val="1"/>
-      <w:numFmt w:val="decimal"/>
-      <w:lvlText w:val="%1."/>
-      <w:lvlJc w:val="left"/>
-      <w:pPr>
-        <w:ind w:left="440" w:hanging="440"/>
-      </w:pPr>
-    </w:lvl>
-    <w:lvl w:ilvl="1" w:tplc="04090017" w:tentative="1">
-      <w:start w:val="1"/>
-      <w:numFmt w:val="aiueoFullWidth"/>
-      <w:lvlText w:val="(%2)"/>
-      <w:lvlJc w:val="left"/>
-      <w:pPr>
-        <w:ind w:left="880" w:hanging="440"/>
-      </w:pPr>
-    </w:lvl>
-    <w:lvl w:ilvl="2" w:tplc="04090011" w:tentative="1">
-      <w:start w:val="1"/>
-      <w:numFmt w:val="decimalEnclosedCircle"/>
-      <w:lvlText w:val="%3"/>
-      <w:lvlJc w:val="left"/>
-      <w:pPr>
-        <w:ind w:left="1320" w:hanging="440"/>
-      </w:pPr>
-    </w:lvl>
-    <w:lvl w:ilvl="3" w:tplc="0409000F" w:tentative="1">
-      <w:start w:val="1"/>
-      <w:numFmt w:val="decimal"/>
-      <w:lvlText w:val="%4."/>
-      <w:lvlJc w:val="left"/>
-      <w:pPr>
-        <w:ind w:left="1760" w:hanging="440"/>
-      </w:pPr>
-    </w:lvl>
-    <w:lvl w:ilvl="4" w:tplc="04090017" w:tentative="1">
-      <w:start w:val="1"/>
-      <w:numFmt w:val="aiueoFullWidth"/>
-      <w:lvlText w:val="(%5)"/>
-      <w:lvlJc w:val="left"/>
-      <w:pPr>
-        <w:ind w:left="2200" w:hanging="440"/>
-      </w:pPr>
-    </w:lvl>
-    <w:lvl w:ilvl="5" w:tplc="04090011" w:tentative="1">
-      <w:start w:val="1"/>
-      <w:numFmt w:val="decimalEnclosedCircle"/>
-      <w:lvlText w:val="%6"/>
-      <w:lvlJc w:val="left"/>
-      <w:pPr>
-        <w:ind w:left="2640" w:hanging="440"/>
-      </w:pPr>
-    </w:lvl>
-    <w:lvl w:ilvl="6" w:tplc="0409000F" w:tentative="1">
-      <w:start w:val="1"/>
-      <w:numFmt w:val="decimal"/>
-      <w:lvlText w:val="%7."/>
-      <w:lvlJc w:val="left"/>
-      <w:pPr>
-        <w:ind w:left="3080" w:hanging="440"/>
-      </w:pPr>
-    </w:lvl>
-    <w:lvl w:ilvl="7" w:tplc="04090017" w:tentative="1">
-      <w:start w:val="1"/>
-      <w:numFmt w:val="aiueoFullWidth"/>
-      <w:lvlText w:val="(%8)"/>
-      <w:lvlJc w:val="left"/>
-      <w:pPr>
-        <w:ind w:left="3520" w:hanging="440"/>
-      </w:pPr>
-    </w:lvl>
-    <w:lvl w:ilvl="8" w:tplc="04090011" w:tentative="1">
-      <w:start w:val="1"/>
-      <w:numFmt w:val="decimalEnclosedCircle"/>
-      <w:lvlText w:val="%9"/>
-      <w:lvlJc w:val="left"/>
-      <w:pPr>
-        <w:ind w:left="3960" w:hanging="440"/>
-      </w:pPr>
-    </w:lvl>
-  </w:abstractNum>
-  <w:abstractNum w:abstractNumId="4" w15:restartNumberingAfterBreak="0">
-    <w:nsid w:val="784835E2"/>
-    <w:multiLevelType w:val="singleLevel"/>
-    <w:tmpl w:val="04090001"/>
-    <w:lvl w:ilvl="0">
-      <w:start w:val="1"/>
-      <w:numFmt w:val="bullet"/>
-      <w:lvlText w:val="■"/>
-      <w:lvlJc w:val="left"/>
-      <w:pPr>
-        <w:ind w:left="440" w:hanging="440"/>
-      </w:pPr>
-      <w:rPr>
-        <w:rFonts w:ascii="Meiryo UI" w:hAnsi="Meiryo UI" w:eastAsia="Meiryo UI" w:cs="Meiryo UI" w:hint="default"/>
-      </w:rPr>
     </w:lvl>
   </w:abstractNum>
   <w:abstractNum w:abstractNumId="5" w15:restartNumberingAfterBreak="0">
@@ -19494,20 +19625,20 @@
   <w:num w:numId="1" w16cid:durableId="296302402">
     <w:abstractNumId w:val="5"/>
   </w:num>
-  <w:num w:numId="2" w16cid:durableId="1501309320">
+  <w:num w:numId="2" w16cid:durableId="467433872">
+    <w:abstractNumId w:val="2"/>
+  </w:num>
+  <w:num w:numId="3" w16cid:durableId="138231296">
+    <w:abstractNumId w:val="3"/>
+  </w:num>
+  <w:num w:numId="4" w16cid:durableId="1340041989">
+    <w:abstractNumId w:val="1"/>
+  </w:num>
+  <w:num w:numId="5" w16cid:durableId="140579763">
     <w:abstractNumId w:val="4"/>
   </w:num>
-  <w:num w:numId="3" w16cid:durableId="187448381">
+  <w:num w:numId="6" w16cid:durableId="1255163318">
     <w:abstractNumId w:val="0"/>
-  </w:num>
-  <w:num w:numId="4" w16cid:durableId="1811166096">
-    <w:abstractNumId w:val="2"/>
-  </w:num>
-  <w:num w:numId="5" w16cid:durableId="102041749">
-    <w:abstractNumId w:val="3"/>
-  </w:num>
-  <w:num w:numId="6" w16cid:durableId="1748960439">
-    <w:abstractNumId w:val="1"/>
   </w:num>
   <w:numIdMacAtCleanup w:val="6"/>
 </w:numbering>
